--- a/themes/theme-10/theme 10 draft.docx
+++ b/themes/theme-10/theme 10 draft.docx
@@ -1089,7 +1089,15 @@
         <w:t xml:space="preserve"> </w:t>
       </w:r>
       <w:r>
-        <w:t xml:space="preserve">Изменение тела при беременности переживается по-разному: одних радует, других тревожит, у многих меняется от недели к неделе. [ИСТОЧНИК: обзор по образу тела при беременности — связь с тревогой и депрессией; КР НБ, ссылка [149] (Kadam 2023) — проверить, что именно там изучено.] О том, какой набор веса ожидается и от чего он зависит, — Тема 1. Здесь важно другое: если недовольство телом приводит к попыткам ограничить еду, к постоянному взвешиванию или не отпускает мыслями, скажите об этом врачу.</w:t>
+        <w:t xml:space="preserve">Изменение тела при беременности переживается по-разному: одних радует, других тревожит, у многих меняется от недели к неделе. Что делает недовольство телом сильнее, изучено лучше, чем его последствия. Систематический обзор 36 исследований о восприятии тела в перинатальном периоде (Rhodes и соавторы, 2025) показал: от недовольства телом защищает поддержка — партнёра, друзей, медиков, — а риск повышают насилие в отношениях, замечания о внешности и давление общества [ист.: Rhodes 2025, по реферату]. Обзора, который прямо связывал бы недовольство телом при беременности с депрессией или тревогой, найти не удалось [ист.: поиск PubMed, 09.10.2026].</w:t>
+      </w:r>
+    </w:p>
+    <w:p>
+      <w:pPr>
+        <w:pStyle w:val="BodyText"/>
+      </w:pPr>
+      <w:r>
+        <w:t xml:space="preserve">Отсюда понятное действие: замечания о вашей фигуре можно и нужно останавливать, даже если они звучат как шутка или забота (готовые ответы — раздел 10.9). О том, какой набор веса ожидается и от чего он зависит, — Тема 1. Здесь важно другое: если недовольство телом приводит к попыткам ограничить еду, к постоянному взвешиванию или не отпускает мыслями, скажите об этом врачу.</w:t>
       </w:r>
     </w:p>
     <w:p>
@@ -1107,7 +1115,15 @@
         <w:t xml:space="preserve"> </w:t>
       </w:r>
       <w:r>
-        <w:t xml:space="preserve">Связь с ребёнком не обязана возникнуть сразу. Для времени после родов ВОЗ прямо пишет, что формирование привязанности может занять время, и рекомендует врачам говорить об этом женщинам [ист.: ВОЗ 2022, 5.10]. [ИСТОЧНИК: обзор по пренатальной привязанности — как она развивается во время беременности; ВОЗ 2022 говорит только о периоде после родов.] Трудности с привязанностью, по ВОЗ, чаще возникают, если беременность была нежеланной, если у женщины был тяжёлый опыт в детстве, если она переживает насилие в семье или у неё есть психическое расстройство [ист.: ВОЗ 2022, 5.10]. Это не вина женщины, а обстоятельства, при которых ей нужна поддержка.</w:t>
+        <w:t xml:space="preserve">Связь с ребёнком не обязана возникнуть сразу. Для времени после родов ВОЗ прямо пишет, что формирование привязанности может занять время, и рекомендует врачам говорить об этом женщинам [ист.: ВОЗ 2022, 5.10]. [ИСТОЧНИК: как привязанность развивается по ходу беременности — в реферате обзора Rollè 2020 этого нет, проверить по полному тексту (PMC7216181).]</w:t>
+      </w:r>
+    </w:p>
+    <w:p>
+      <w:pPr>
+        <w:pStyle w:val="BodyText"/>
+      </w:pPr>
+      <w:r>
+        <w:t xml:space="preserve">У отсутствия чувства связи с ребёнком есть и другая сторона, о которой стоит знать. Систематический обзор 41 исследования (Rollè и соавторы, 2020) показал, что у женщин с депрессивными симптомами во время беременности привязанность к ребёнку в среднем ниже, а у женщин с более слабой привязанностью во время беременности после родов чаще бывают депрессивные симптомы [ист.: Rollè 2020, по реферату]. Это связь, а не доказанная причина, и у беременностей после потери или ЭКО результаты противоречивы [ист.: там же]. Но практический вывод из неё есть: если чувства к ребёнку не появляются, а настроение при этом подавлено, проверьте себя по признакам из раздела 10.3. Трудности с привязанностью, по ВОЗ, чаще возникают, если беременность была нежеланной, если у женщины был тяжёлый опыт в детстве, если она переживает насилие в семье или у неё есть психическое расстройство [ист.: ВОЗ 2022, 5.10]. Это не вина женщины, а обстоятельства, при которых ей нужна поддержка.</w:t>
       </w:r>
     </w:p>
     <w:p>
@@ -1125,7 +1141,7 @@
         <w:t xml:space="preserve"> </w:t>
       </w:r>
       <w:r>
-        <w:t xml:space="preserve">Беременность можно ждать и одновременно жалеть о прежней жизни, радоваться и бояться, хотеть ребёнка и злиться на перемены. [ИСТОЧНИК: источник о том, что амбивалентные чувства при беременности распространены; «матресценция» — запись 56. Пока утверждение о распространённости в текст не входит.] Граница с проблемой здесь та же, что и везде в этой главе. ВОЗ относит к признакам, требующим внимания, ощущение, что вы не сможете или не захотите заботиться о ребёнке, и негативные мысли о нём [ист.: ВОЗ 2022, 2.3]. Если такие чувства держатся, усиливаются или пугают вас, о них нужно говорить с врачом или психологом.</w:t>
+        <w:t xml:space="preserve">Беременность можно ждать и одновременно жалеть о прежней жизни, радоваться и бояться, хотеть ребёнка и злиться на перемены. Насколько часто так бывает, цифрой сказать нельзя: у исследователей нет даже общего определения таких смешанных чувств. Из исследований отношения женщины к беременности устойчивее всего видна связь с депрессией [ист.: Grace 2025, по реферату]. Граница с проблемой здесь та же, что и везде в этой главе. ВОЗ относит к признакам, требующим внимания, ощущение, что вы не сможете или не захотите заботиться о ребёнке, и негативные мысли о нём [ист.: ВОЗ 2022, 2.3]. Если такие чувства держатся, усиливаются или пугают вас, о них нужно говорить с врачом или психологом.</w:t>
       </w:r>
     </w:p>
     <w:p>
@@ -1187,7 +1203,7 @@
         <w:pStyle w:val="BodyText"/>
       </w:pPr>
       <w:r>
-        <w:t xml:space="preserve">В следующую беременность прошлая потеря часто возвращается тревогой: каждое обследование становится экзаменом, каждый срок, на котором случилась потеря, — рубежом. [ИСТОЧНИК: обзор о тревоге и депрессии при беременности после потери — PubMed; КР «Привычный выкидыш» (запись 17) — есть ли там раздел о психологической поддержке.] Тревога в такой беременности — не неблагодарность и не суеверие, а понятное следствие пережитого.</w:t>
+        <w:t xml:space="preserve">В следующую беременность прошлая потеря часто возвращается тревогой: каждое обследование становится экзаменом, каждый срок, на котором случилась потеря, — рубежом. Это подтверждают исследования. Метаанализ 19 исследований, в которых участвовали более 5 000 женщин с прошлой потерей и более 30 000 женщин без неё (Hunter и соавторы, 2017), показал, что в беременность после перинатальной потери тревога и депрессия встречаются чаще, причём для тревоги различие заметно больше [ист.: Hunter 2017, по реферату]. В качественных исследованиях женщины описывают такую беременность как время смешанных чувств: они сознательно снижают ожидания, постоянно проверяют, всё ли в порядке, и избегают всего, что кажется рискованным [ист.: Fernández-Basanta 2023, по реферату]. Тревога в такой беременности — не неблагодарность и не суеверие, а понятное следствие пережитого.</w:t>
       </w:r>
     </w:p>
     <w:p>
@@ -1223,7 +1239,7 @@
         <w:t xml:space="preserve"> </w:t>
       </w:r>
       <w:r>
-        <w:t xml:space="preserve">ВОЗ включает трудности с зачатием в число обстоятельств, при которых риск перинатальных трудностей с психическим здоровьем выше [ист.: ВОЗ 2022, 2.4, рис. 2]. [ИСТОЧНИК: ESHRE, Routine psychosocial care in infertility and medically assisted reproduction (запись 54) — применимость к беременности после ВРТ; обзор PubMed о тревоге при беременности после ЭКО.] Женщине после долгого лечения бывает трудно позволить себе радоваться и одновременно стыдно жаловаться: «я же так этого хотела». Тревога от того, что вы хотели этой беременности, не становится меньше, и говорить о ней можно так же, как в любой другой ситуации.</w:t>
+        <w:t xml:space="preserve">ВОЗ включает трудности с зачатием в число обстоятельств, при которых риск перинатальных трудностей с психическим здоровьем выше [ист.: ВОЗ 2022, 2.4, рис. 2]. Выше ли тревога и депрессия в саму беременность после ЭКО, чем при беременности без лечения, исследования однозначно не показывают: обзора с таким сравнением найти не удалось [ист.: поиск PubMed, 09.10.2026], а по послеродовой депрессии метаанализ различий между женщинами после вспомогательных репродуктивных технологий и после спонтанной беременности не нашёл [ист.: Gressier 2015, по реферату]. Авторы того же метаанализа подчёркивают, что проверять настроение во время беременности и после родов нужно у этих женщин так же, как у всех [ист.: там же]. Женщине после долгого лечения бывает трудно позволить себе радоваться и одновременно стыдно жаловаться: «я же так этого хотела». Тревога от того, что вы хотели этой беременности, не становится меньше, и говорить о ней можно так же, как в любой другой ситуации.</w:t>
       </w:r>
     </w:p>
     <w:bookmarkEnd w:id="27"/>
@@ -1257,7 +1273,7 @@
         <w:pStyle w:val="BodyText"/>
       </w:pPr>
       <w:r>
-        <w:t xml:space="preserve">Тяжёлый опыт прошлых родов ВОЗ называет одним из факторов риска перинатальных трудностей с психическим здоровьем, а хороший опыт родов — одним из защищающих [ист.: ВОЗ 2022, 2.4, 2.5]. Если прошлые роды были травмирующими и воспоминания возвращаются в виде навязчивых картин, кошмаров, желания избегать всего, что напоминает о них, речь может идти о посттравматическом стрессовом расстройстве: для него, по NICE, рекомендованы только интенсивные психологические методы лечения [ист.: NICE CG192, 1.8.9]. [ИСТОЧНИК: признаки ПТСР — КР «Посттравматическое стрессовое расстройство» (не скачана) или ВОЗ 2022, 2.3 («мучительные воспоминания или сны» — уже есть).]</w:t>
+        <w:t xml:space="preserve">Тяжёлый опыт прошлых родов ВОЗ называет одним из факторов риска перинатальных трудностей с психическим здоровьем, а хороший опыт родов — одним из защищающих [ист.: ВОЗ 2022, 2.4, 2.5]. Если прошлые роды были травмирующими и воспоминания о них возвращаются картинами и снами, стоит сказать об этом врачу: мучительные воспоминания и сны о пережитом ВОЗ относит к признакам, требующим внимания [ист.: ВОЗ 2022, 2.3]. Если врач найдёт посттравматическое стрессовое расстройство, для него, по NICE, рекомендованы только интенсивные психологические методы лечения [ист.: NICE CG192, 1.8.9].</w:t>
       </w:r>
     </w:p>
     <w:p>
@@ -1275,7 +1291,15 @@
         <w:t xml:space="preserve"> </w:t>
       </w:r>
       <w:r>
-        <w:t xml:space="preserve">Британское руководство NICE рекомендует женщине с выраженным страхом родов дать возможность обсудить свои страхи со специалистом, который умеет оказывать психологическую помощь при беременности [ист.: NICE CG192, 1.8.7]. Если страх приводит к просьбе о кесаревом сечении, NICE рекомендует выяснить, чего именно боится женщина, дать ей взвешенные сведения о пользе и рисках кесарева сечения и родов через естественные родовые пути, предложить направление к специалисту по психологической помощи и, если после этого женщина по-прежнему просит о кесаревом сечении, поддержать её выбор [ист.: NICE NG192, 1.2.26–1.2.30]. [ИСТОЧНИК: российский порядок — учитывается ли в России просьба женщины о кесаревом сечении без медицинских показаний; КР «Роды одноплодные, родоразрешение путём кесарева сечения» — проверить. До проверки британский порядок не переносится на российскую практику.]</w:t>
+        <w:t xml:space="preserve">Британское руководство NICE рекомендует женщине с выраженным страхом родов дать возможность обсудить свои страхи со специалистом, который умеет оказывать психологическую помощь при беременности [ист.: NICE CG192, 1.8.7]. Если страх приводит к просьбе о кесаревом сечении, NICE рекомендует выяснить, чего именно боится женщина, дать ей взвешенные сведения о пользе и рисках кесарева сечения и родов через естественные родовые пути, предложить направление к специалисту по психологической помощи и, если после этого женщина по-прежнему просит о кесаревом сечении, поддержать её выбор [ист.: NICE NG192, 1.2.26–1.2.30].</w:t>
+      </w:r>
+    </w:p>
+    <w:p>
+      <w:pPr>
+        <w:pStyle w:val="BodyText"/>
+      </w:pPr>
+      <w:r>
+        <w:t xml:space="preserve">В России порядок другой. В российских клинических рекомендациях по кесареву сечению 2024 года страх родов среди показаний к операции не назван, о психологической помощи при страхе родов в них не говорится. Нежелание женщины рожать через естественные родовые пути рекомендации учитывают только в двух ситуациях: если на матке один рубец после кесарева сечения и если в прошлых родах ребёнок погиб или стал инвалидом — и в обоих случаях речь идёт о категорическом отказе женщины от естественных родов [ист.: КР «Роды одноплодные, родоразрешение путём кесарева сечения», 2024, ID 639, раздел 3.1, по копии pravo.ppt.ru]. Значит, в российской практике выраженный страх родов сам по себе — повод для психологической помощи и подробного разговора с акушером-гинекологом о родах, а не основание для операции. [ПРОВЕРИТЬ: вопрос врачу — подтвердить вывод для российской практики; КР 2024 сверить по рубрикатору (запись 58).]</w:t>
       </w:r>
     </w:p>
     <w:p>
@@ -1293,7 +1317,15 @@
         <w:t xml:space="preserve"> </w:t>
       </w:r>
       <w:r>
-        <w:t xml:space="preserve">Скажите о страхе акушеру-гинекологу — не мимоходом, а прямо: «Я очень боюсь родов, это мешает мне жить». Попросите направить вас к психологу (раздел 10.11). Узнайте заранее, что будет происходить в родах и какие есть способы обезболивания: часть страха держится на неизвестности. [ИСТОЧНИК: Cochrane CD013321 (запись 48) — какие вмешательства при страхе родов изучены и с каким результатом; без него эффективность конкретных методов не называется.]</w:t>
+        <w:t xml:space="preserve">Скажите о страхе акушеру-гинекологу — не мимоходом, а прямо: «Я очень боюсь родов, это мешает мне жить». Попросите направить вас к психологу (раздел 10.11). Узнайте заранее, что будет происходить в родах и какие есть способы обезболивания: часть страха держится на неизвестности.</w:t>
+      </w:r>
+    </w:p>
+    <w:p>
+      <w:pPr>
+        <w:pStyle w:val="BodyText"/>
+      </w:pPr>
+      <w:r>
+        <w:t xml:space="preserve">Насколько помогают психологические методы при сильном страхе родов, изучено пока недостаточно. Обзор Cochrane 2021 года объединил семь исследований, где применяли психообразование, когнитивно-поведенческую терапию, групповые занятия и арт-терапию. Такие методы, возможно, снижают страх родов, но снижение может быть незначимым в жизни (доказательства низкой достоверности); вероятно, они уменьшают число кесаревых сечений (доказательства умеренной достоверности). Общий вывод авторов: насколько эти методы снижают страх, пока неясно [ист.: Cochrane CD013321, 2021, по реферату].</w:t>
       </w:r>
     </w:p>
     <w:bookmarkEnd w:id="28"/>
@@ -1319,15 +1351,23 @@
         <w:pStyle w:val="BodyText"/>
       </w:pPr>
       <w:r>
-        <w:t xml:space="preserve">[ИСТОЧНИК: обзор о связи использования соцсетей и перинатальных тревоги и депрессии (PubMed). Важно: в исследованиях — связь, а не доказанная причина; формулировки ниже не утверждают, что соцсети вызывают тревогу, пока нет источника.]</w:t>
-      </w:r>
-    </w:p>
-    <w:p>
-      <w:pPr>
-        <w:pStyle w:val="BodyText"/>
-      </w:pPr>
-      <w:r>
-        <w:t xml:space="preserve">Лента устроена так, чтобы удерживать внимание, а сильнее всего удерживают истории с драмой: тяжёлые случаи, страшные диагнозы, споры. Поэтому картина беременности в соцсетях смещена к крайностям — к идеальным и к пугающим. [ИСТОЧНИК: утверждение об устройстве рекомендательных лент — нужен источник или формулировка снимается.] Для женщины, склонной к тревоге, поиск в интернете работает как ритуал проверки из раздела 10.4: на минуту становится спокойнее, а потом тревога возвращается с новым вопросом.</w:t>
+        <w:t xml:space="preserve">Как соцсети влияют на психическое здоровье беременных, изучено мало: систематических обзоров на эту тему пока нет [ист.: поиск PubMed, 09.10.2026]. Отдельные исследования показывают связь. В американском исследовании 2025 года женщины, которые во время беременности искали медицинскую информацию в соцсетях, к концу беременности чаще отмечали тревогу и дистресс [ист.: Huddleston 2025, по реферату]. Из такого исследования нельзя понять, что причина, а что следствие: соцсети усиливают тревогу или тревожные женщины чаще в них ищут ответы.</w:t>
+      </w:r>
+    </w:p>
+    <w:p>
+      <w:pPr>
+        <w:pStyle w:val="BodyText"/>
+      </w:pPr>
+      <w:r>
+        <w:t xml:space="preserve">Сами поводы для беспокойства у беременных почти всеобщие. В норвежском опросе 1 402 беременных почти все участницы назвали свои тревоги: аномалии развития ребёнка — 99 %, выкидыш — 95 %, роды — 85 %. За информацией большинство шли на проверенные государственные сайты (74 %) и к медикам (56 %), к блогерам — 2 % [ист.: Hansen 2025, по реферату].</w:t>
+      </w:r>
+    </w:p>
+    <w:p>
+      <w:pPr>
+        <w:pStyle w:val="BodyText"/>
+      </w:pPr>
+      <w:r>
+        <w:t xml:space="preserve">Поэтому дело не в том, чтобы отказаться от интернета, а в том, чтобы заметить момент, когда поиск перестаёт успокаивать. Для женщины, склонной к тревоге, поиск может работать так же, как повторные проверки из раздела 10.4: на минуту становится спокойнее, а потом тревога возвращается с новым вопросом.</w:t>
       </w:r>
     </w:p>
     <w:p>
@@ -1734,7 +1774,7 @@
         <w:t xml:space="preserve"> </w:t>
       </w:r>
       <w:r>
-        <w:t xml:space="preserve">[ИСТОЧНИК: номенклатура специальностей и должностей — кто в России психолог, психотерапевт, психиатр, что каждый вправе делать (диагноз, назначение лекарств); приказ № 668н (запись 42) — порядок помощи при психических расстройствах. До проверки — только общая схема ниже, без юридических деталей.]</w:t>
+        <w:t xml:space="preserve">Трое специалистов, чьи названия похожи, устроены по-разному.</w:t>
       </w:r>
     </w:p>
     <w:p>
@@ -1756,7 +1796,7 @@
         <w:t xml:space="preserve"> </w:t>
       </w:r>
       <w:r>
-        <w:t xml:space="preserve">— специалист с психологическим, а не врачебным образованием. Проводит консультации и психологическую помощь. [ИСТОЧНИК: подтвердить, что медицинский психолог не ставит диагноз и не назначает лекарства.]</w:t>
+        <w:t xml:space="preserve">— не врач. Для этой должности нужно образование по клинической психологии [ист.: обзор судебной практики, КонсультантПлюс, 2026 — ПРОВЕРИТЬ по квалификационной характеристике]. Психолог проводит консультации и психологическую помощь; лекарств он не назначает, потому что назначение лекарств — дело врача. В порядке оказания помощи при психических расстройствах медицинский психолог входит в штат психоневрологического диспансера, где работает кабинет медико-психологической помощи [ист.: приказ № 668н, приложения 1, 2 — по тексту проекта 2021 г.; сверить с утверждённой редакцией, запись 42].</w:t>
       </w:r>
     </w:p>
     <w:p>
@@ -1778,7 +1818,7 @@
         <w:t xml:space="preserve"> </w:t>
       </w:r>
       <w:r>
-        <w:t xml:space="preserve">— в России врач, который лечит психотерапией. [ИСТОЧНИК: подтвердить, что психотерапевт в российской номенклатуре — врачебная специальность.]</w:t>
+        <w:t xml:space="preserve">— в России врач. Чтобы работать врачом-психотерапевтом, нужно высшее медицинское образование по специальности «Лечебное дело» или «Педиатрия» и затем подготовка по психотерапии [ист.: приказ Минздрава России от 02.05.2023 № 206н, раздел «Психотерапия»]. Он лечит психотерапией и как врач может ставить диагноз и назначать лечение.</w:t>
       </w:r>
     </w:p>
     <w:p>
@@ -1800,7 +1840,7 @@
         <w:t xml:space="preserve"> </w:t>
       </w:r>
       <w:r>
-        <w:t xml:space="preserve">— врач, который диагностирует психические расстройства и назначает лечение, в том числе лекарственное.</w:t>
+        <w:t xml:space="preserve">— врач, который диагностирует психические расстройства и назначает лечение, в том числе лекарственное [ист.: приказ № 206н, раздел «Психиатрия»].</w:t>
       </w:r>
     </w:p>
     <w:p>
@@ -1808,6 +1848,14 @@
         <w:pStyle w:val="FirstParagraph"/>
       </w:pPr>
       <w:r>
+        <w:t xml:space="preserve">Первичную специализированную помощь при психических расстройствах, по порядку оказания помощи, оказывают врач-психиатр и врач-психотерапевт [ист.: приказ № 668н, п. 7 — по тексту проекта; сверить].</w:t>
+      </w:r>
+    </w:p>
+    <w:p>
+      <w:pPr>
+        <w:pStyle w:val="BodyText"/>
+      </w:pPr>
+      <w:r>
         <w:t xml:space="preserve">Если вы не знаете, к кому идти, ориентир такой. При временных трудностях, переживаниях, связанных с беременностью, страхе родов, вопросах о привязанности — психолог. Если признаки из раздела 10.3 держатся две недели и больше и мешают жить, если вы раньше лечились у психиатра или принимаете лекарства — психиатр или психотерапевт. При мыслях о самоубийстве, вреде ребёнку, ощущении, что реальность изменилась, — немедленная помощь (раздел 10.14). [ПРОВЕРИТЬ: вопрос врачу — подтвердить эту схему маршрутизации для российской практики.]</w:t>
       </w:r>
     </w:p>
@@ -1826,19 +1874,31 @@
         <w:t xml:space="preserve"> </w:t>
       </w:r>
       <w:r>
-        <w:t xml:space="preserve">Этот страх останавливает многих. [ИСТОЧНИК: Закон РФ «О психиатрической помощи и гарантиях прав граждан при её оказании» № 3185-1 — виды амбулаторной помощи (консультативно-лечебная помощь и диспансерное наблюдение), основания диспансерного наблюдения, добровольность обращения, врачебная тайна; приказ № 10н — см. Тема 8, раздел 8.6,</w:t>
-      </w:r>
-      <w:r>
-        <w:t xml:space="preserve"> </w:t>
-      </w:r>
-      <w:r>
-        <w:rPr>
-          <w:rStyle w:val="VerbatimChar"/>
-        </w:rPr>
-        <w:t xml:space="preserve">[ПРОВЕРИТЬ]</w:t>
-      </w:r>
-      <w:r>
-        <w:t xml:space="preserve">. До проверки ответ на этот вопрос в текст не входит.]</w:t>
+        <w:t xml:space="preserve">Этот страх останавливает многих, и закон отвечает на него довольно определённо. Слова «учёт» в законе о психиатрической помощи нет; есть два вида помощи в поликлинике или диспансере.</w:t>
+      </w:r>
+    </w:p>
+    <w:p>
+      <w:pPr>
+        <w:pStyle w:val="BodyText"/>
+      </w:pPr>
+      <w:r>
+        <w:t xml:space="preserve">Первый — обычная амбулаторная помощь: консультация, диагностика, лечение. Её оказывают только при добровольном обращении человека и с его согласия [ист.: Закон РФ от 02.07.1992 № 3185-1 «О психиатрической помощи и гарантиях прав граждан при её оказании», ст. 4, ст. 26 ч. 2]. Женщина, которая пришла к психиатру с тревогой или депрессией, получает именно такую помощь.</w:t>
+      </w:r>
+    </w:p>
+    <w:p>
+      <w:pPr>
+        <w:pStyle w:val="BodyText"/>
+      </w:pPr>
+      <w:r>
+        <w:t xml:space="preserve">Второй — диспансерное наблюдение, то есть регулярные осмотры психиатром. Его могут установить и без согласия, но только при хроническом и затяжном психическом расстройстве с тяжёлыми стойкими или часто обостряющимися проявлениями [ист.: там же, ст. 26 ч. 3, ст. 27 ч. 1]. Решение принимает комиссия врачей-психиатров, его можно обжаловать, а прекращают наблюдение при выздоровлении или стойком улучшении [ист.: там же, ст. 27 ч. 2–4].</w:t>
+      </w:r>
+    </w:p>
+    <w:p>
+      <w:pPr>
+        <w:pStyle w:val="BodyText"/>
+      </w:pPr>
+      <w:r>
+        <w:t xml:space="preserve">Сам факт обращения за психиатрической помощью, состояние психического здоровья и диагноз составляют врачебную тайну, охраняемую законом [ист.: там же, ст. 9]. [ПРОВЕРИТЬ: вопрос врачу — нужно ли добавить, как обращение к психиатру отражается в медицинских документах женской консультации и в обменной карте; закон этого не регулирует.]</w:t>
       </w:r>
     </w:p>
     <w:p>
@@ -2356,7 +2416,7 @@
         <w:t xml:space="preserve"> </w:t>
       </w:r>
       <w:r>
-        <w:t xml:space="preserve">Если вам угрожают, бьют, если вы боитесь за свою жизнь или жизнь ребёнка — звоните 112. После травмы, в том числе удара в живот, нужен осмотр врача, даже если вы чувствуете себя хорошо (Раздел 0 «Быстрая помощь»; Тема 8, раздел 8.16). Контакты, где помогают при домашнем насилии, — во врезке «Куда обращаться за помощью» в конце главы.</w:t>
+        <w:t xml:space="preserve">Если вас бьют или угрожают жизни прямо сейчас, звоните в полицию (102 или 112): это единственный путь, который может сработать немедленно. Дальше нужны люди, которые помогут выйти из ситуации: кризисный центр для женщин, психолог, юрист. Их контакты — во врезке «Куда обращаться за помощью» в конце главы. При сексуализированном насилии есть отдельный центр помощи — «Сёстры» (там же). После травмы, в том числе удара в живот, нужен осмотр врача, даже если вы чувствуете себя хорошо (Раздел 0 «Быстрая помощь»; Тема 8, раздел 8.16).</w:t>
       </w:r>
     </w:p>
     <w:bookmarkEnd w:id="33"/>
@@ -2571,13 +2631,19 @@
         <w:t xml:space="preserve"> </w:t>
       </w:r>
       <w:r>
-        <w:t xml:space="preserve">Номера и адреса будут внесены после</w:t>
-      </w:r>
-      <w:r>
-        <w:t xml:space="preserve"> </w:t>
-      </w:r>
-      <w:r>
-        <w:t xml:space="preserve">отдельной актуальной проверки (Content Map v3.0; запись 55 в</w:t>
+        <w:t xml:space="preserve">Состав по решению пользователя 09.10.2026:</w:t>
+      </w:r>
+      <w:r>
+        <w:t xml:space="preserve"> </w:t>
+      </w:r>
+      <w:r>
+        <w:t xml:space="preserve">в черновик внесены все найденные кандидаты, лишнее автор уберёт сам.</w:t>
+      </w:r>
+      <w:r>
+        <w:t xml:space="preserve"> </w:t>
+      </w:r>
+      <w:r>
+        <w:t xml:space="preserve">Основа — отчёт</w:t>
       </w:r>
       <w:r>
         <w:t xml:space="preserve"> </w:t>
@@ -2586,10 +2652,40 @@
         <w:rPr>
           <w:rStyle w:val="VerbatimChar"/>
         </w:rPr>
-        <w:t xml:space="preserve">sources/skachat-vruchnuyu.md</w:t>
-      </w:r>
-      <w:r>
-        <w:t xml:space="preserve">).</w:t>
+        <w:t xml:space="preserve">editorial/reports/razvedka-pomosch-zhenshchinam-2026-10-09.md</w:t>
+      </w:r>
+      <w:r>
+        <w:t xml:space="preserve">.</w:t>
+      </w:r>
+      <w:r>
+        <w:t xml:space="preserve"> </w:t>
+      </w:r>
+      <w:r>
+        <w:t xml:space="preserve">Номера, режим и бесплатность — как на страницах организаций на дату</w:t>
+      </w:r>
+      <w:r>
+        <w:t xml:space="preserve"> </w:t>
+      </w:r>
+      <w:r>
+        <w:t xml:space="preserve">проверки; перед печатью всё перепроверить. [ДОРАБОТАТЬ: статус НКО по</w:t>
+      </w:r>
+      <w:r>
+        <w:t xml:space="preserve"> </w:t>
+      </w:r>
+      <w:r>
+        <w:t xml:space="preserve">реестру иностранных агентов Минюста не проверен — запись 62.]</w:t>
+      </w:r>
+    </w:p>
+    <w:p>
+      <w:pPr>
+        <w:pStyle w:val="FirstParagraph"/>
+      </w:pPr>
+      <w:r>
+        <w:rPr>
+          <w:bCs/>
+          <w:b/>
+        </w:rPr>
+        <w:t xml:space="preserve">Если угроза жизни прямо сейчас</w:t>
       </w:r>
     </w:p>
     <w:p>
@@ -2605,61 +2701,433 @@
           <w:bCs/>
           <w:b/>
         </w:rPr>
-        <w:t xml:space="preserve">Экстренная помощь — 112.</w:t>
-      </w:r>
-      <w:r>
-        <w:t xml:space="preserve"> </w:t>
-      </w:r>
-      <w:r>
-        <w:t xml:space="preserve">Когда есть угроза жизни: ваша или ребёнка, мысли о самоубийстве с планом, насилие сейчас.</w:t>
-      </w:r>
-    </w:p>
-    <w:p>
-      <w:pPr>
-        <w:numPr>
-          <w:ilvl w:val="0"/>
-          <w:numId w:val="1011"/>
-        </w:numPr>
-        <w:pStyle w:val="Compact"/>
-      </w:pPr>
-      <w:r>
-        <w:t xml:space="preserve">[ИСТОЧНИК: общероссийский телефон доверия — номер, режим работы, бесплатность; проверка по официальной странице.]</w:t>
-      </w:r>
-    </w:p>
-    <w:p>
-      <w:pPr>
-        <w:numPr>
-          <w:ilvl w:val="0"/>
-          <w:numId w:val="1011"/>
-        </w:numPr>
-        <w:pStyle w:val="Compact"/>
-      </w:pPr>
-      <w:r>
-        <w:t xml:space="preserve">[ИСТОЧНИК: телефон доверия для женщин, переживающих насилие, — номер, режим работы; проверка по официальной странице.]</w:t>
-      </w:r>
-    </w:p>
-    <w:p>
-      <w:pPr>
-        <w:numPr>
-          <w:ilvl w:val="0"/>
-          <w:numId w:val="1011"/>
-        </w:numPr>
-        <w:pStyle w:val="Compact"/>
-      </w:pPr>
-      <w:r>
-        <w:t xml:space="preserve">[ИСТОЧНИК: психологическая помощь в женской консультации — как записаться к медицинскому психологу.]</w:t>
-      </w:r>
-    </w:p>
-    <w:p>
-      <w:pPr>
-        <w:numPr>
-          <w:ilvl w:val="0"/>
-          <w:numId w:val="1011"/>
-        </w:numPr>
-        <w:pStyle w:val="Compact"/>
-      </w:pPr>
-      <w:r>
-        <w:t xml:space="preserve">[ИСТОЧНИК: психоневрологический диспансер, кризисные отделения — как обратиться без направления.]</w:t>
+        <w:t xml:space="preserve">112</w:t>
+      </w:r>
+      <w:r>
+        <w:t xml:space="preserve"> </w:t>
+      </w:r>
+      <w:r>
+        <w:t xml:space="preserve">— единый номер экстренных служб;</w:t>
+      </w:r>
+      <w:r>
+        <w:t xml:space="preserve"> </w:t>
+      </w:r>
+      <w:r>
+        <w:rPr>
+          <w:bCs/>
+          <w:b/>
+        </w:rPr>
+        <w:t xml:space="preserve">103</w:t>
+      </w:r>
+      <w:r>
+        <w:t xml:space="preserve"> </w:t>
+      </w:r>
+      <w:r>
+        <w:t xml:space="preserve">— скорая помощь;</w:t>
+      </w:r>
+      <w:r>
+        <w:t xml:space="preserve"> </w:t>
+      </w:r>
+      <w:r>
+        <w:rPr>
+          <w:bCs/>
+          <w:b/>
+        </w:rPr>
+        <w:t xml:space="preserve">102</w:t>
+      </w:r>
+      <w:r>
+        <w:t xml:space="preserve"> </w:t>
+      </w:r>
+      <w:r>
+        <w:t xml:space="preserve">— полиция. При мыслях о самоубийстве с планом, спутанности, угрозе насилия, которая происходит сейчас. Экстренный вызов не заменяет кризисный центр и психолога, к которым стоит обратиться дальше.</w:t>
+      </w:r>
+    </w:p>
+    <w:p>
+      <w:pPr>
+        <w:pStyle w:val="FirstParagraph"/>
+      </w:pPr>
+      <w:r>
+        <w:rPr>
+          <w:bCs/>
+          <w:b/>
+        </w:rPr>
+        <w:t xml:space="preserve">Психологическая помощь в кризисе</w:t>
+      </w:r>
+    </w:p>
+    <w:p>
+      <w:pPr>
+        <w:numPr>
+          <w:ilvl w:val="0"/>
+          <w:numId w:val="1012"/>
+        </w:numPr>
+        <w:pStyle w:val="Compact"/>
+      </w:pPr>
+      <w:r>
+        <w:rPr>
+          <w:bCs/>
+          <w:b/>
+        </w:rPr>
+        <w:t xml:space="preserve">Телефон психологической помощи МЧС России: +7 (495) 989-50-50.</w:t>
+      </w:r>
+      <w:r>
+        <w:t xml:space="preserve"> </w:t>
+      </w:r>
+      <w:r>
+        <w:t xml:space="preserve">Бесплатно, анонимно [ист.: psi.mchs.gov.ru, 09.10.2026]. [ПРОВЕРИТЬ перед печатью: режим работы на сайте не указан.]</w:t>
+      </w:r>
+    </w:p>
+    <w:p>
+      <w:pPr>
+        <w:numPr>
+          <w:ilvl w:val="0"/>
+          <w:numId w:val="1012"/>
+        </w:numPr>
+        <w:pStyle w:val="Compact"/>
+      </w:pPr>
+      <w:r>
+        <w:rPr>
+          <w:bCs/>
+          <w:b/>
+        </w:rPr>
+        <w:t xml:space="preserve">Кризисная линия доверия: 8-800-333-44-34.</w:t>
+      </w:r>
+      <w:r>
+        <w:t xml:space="preserve"> </w:t>
+      </w:r>
+      <w:r>
+        <w:t xml:space="preserve">Бесплатно, круглосуточно [ист.: psi.mchs.gov.ru, 09.10.2026]. [ПРОВЕРИТЬ: оператор линии на странице не назван.]</w:t>
+      </w:r>
+    </w:p>
+    <w:p>
+      <w:pPr>
+        <w:numPr>
+          <w:ilvl w:val="0"/>
+          <w:numId w:val="1012"/>
+        </w:numPr>
+        <w:pStyle w:val="Compact"/>
+      </w:pPr>
+      <w:r>
+        <w:rPr>
+          <w:bCs/>
+          <w:b/>
+        </w:rPr>
+        <w:t xml:space="preserve">В Москве — служба психологической помощи: 051 (с городского), +7 (495) 051 (с мобильного).</w:t>
+      </w:r>
+      <w:r>
+        <w:t xml:space="preserve"> </w:t>
+      </w:r>
+      <w:r>
+        <w:t xml:space="preserve">Круглосуточно, бесплатно [ист.: mos.ru, 2022]. [ПРОВЕРИТЬ: дата источника 2022 г.]</w:t>
+      </w:r>
+    </w:p>
+    <w:p>
+      <w:pPr>
+        <w:numPr>
+          <w:ilvl w:val="0"/>
+          <w:numId w:val="1012"/>
+        </w:numPr>
+        <w:pStyle w:val="Compact"/>
+      </w:pPr>
+      <w:r>
+        <w:rPr>
+          <w:bCs/>
+          <w:b/>
+        </w:rPr>
+        <w:t xml:space="preserve">Медицинский психолог в женской консультации</w:t>
+      </w:r>
+      <w:r>
+        <w:t xml:space="preserve"> </w:t>
+      </w:r>
+      <w:r>
+        <w:t xml:space="preserve">— по направлению акушера-гинеколога; по клиническим рекомендациям его дают каждой беременной дважды (раздел 10.11).</w:t>
+      </w:r>
+    </w:p>
+    <w:p>
+      <w:pPr>
+        <w:numPr>
+          <w:ilvl w:val="0"/>
+          <w:numId w:val="1012"/>
+        </w:numPr>
+        <w:pStyle w:val="Compact"/>
+      </w:pPr>
+      <w:r>
+        <w:rPr>
+          <w:bCs/>
+          <w:b/>
+        </w:rPr>
+        <w:t xml:space="preserve">Психиатр или психотерапевт</w:t>
+      </w:r>
+      <w:r>
+        <w:t xml:space="preserve"> </w:t>
+      </w:r>
+      <w:r>
+        <w:t xml:space="preserve">— можно обратиться самостоятельно: амбулаторную психиатрическую помощь оказывают по добровольному обращению (раздел 10.11). [ИСТОЧНИК: куда идти по ОМС — психоневрологический диспансер или кабинет в поликлинике; нужно ли направление.]</w:t>
+      </w:r>
+    </w:p>
+    <w:p>
+      <w:pPr>
+        <w:pStyle w:val="FirstParagraph"/>
+      </w:pPr>
+      <w:r>
+        <w:rPr>
+          <w:bCs/>
+          <w:b/>
+        </w:rPr>
+        <w:t xml:space="preserve">Если дома небезопасно</w:t>
+      </w:r>
+    </w:p>
+    <w:p>
+      <w:pPr>
+        <w:numPr>
+          <w:ilvl w:val="0"/>
+          <w:numId w:val="1013"/>
+        </w:numPr>
+        <w:pStyle w:val="Compact"/>
+      </w:pPr>
+      <w:r>
+        <w:rPr>
+          <w:bCs/>
+          <w:b/>
+        </w:rPr>
+        <w:t xml:space="preserve">Государственный кризисный центр для женщин в вашем регионе.</w:t>
+      </w:r>
+      <w:r>
+        <w:t xml:space="preserve"> </w:t>
+      </w:r>
+      <w:r>
+        <w:t xml:space="preserve">Такие центры работают при органах социальной защиты: временное убежище, психолог, юрист. Единого федерального номера у них нет; найти центр своего региона можно через управление социальной защиты по месту жительства или на сайте регионального министерства социальной политики. [ДОРАБОТАТЬ: проверить, есть ли федеральный перечень или поиск на Госуслугах.] Примеры:</w:t>
+      </w:r>
+    </w:p>
+    <w:p>
+      <w:pPr>
+        <w:numPr>
+          <w:ilvl w:val="1"/>
+          <w:numId w:val="1014"/>
+        </w:numPr>
+        <w:pStyle w:val="Compact"/>
+      </w:pPr>
+      <w:r>
+        <w:rPr>
+          <w:bCs/>
+          <w:b/>
+        </w:rPr>
+        <w:t xml:space="preserve">Москва — «Кризисный центр помощи женщинам и детям»:</w:t>
+      </w:r>
+      <w:r>
+        <w:t xml:space="preserve"> </w:t>
+      </w:r>
+      <w:r>
+        <w:t xml:space="preserve">8 (499) 977-17-05, krizis-centr.ru [ист.: mos.ru, 11.03.2026]. [ПРОВЕРИТЬ: принимают ли жительниц других регионов.]</w:t>
+      </w:r>
+    </w:p>
+    <w:p>
+      <w:pPr>
+        <w:numPr>
+          <w:ilvl w:val="1"/>
+          <w:numId w:val="1014"/>
+        </w:numPr>
+        <w:pStyle w:val="Compact"/>
+      </w:pPr>
+      <w:r>
+        <w:rPr>
+          <w:bCs/>
+          <w:b/>
+        </w:rPr>
+        <w:t xml:space="preserve">Санкт-Петербург — «Кризисный центр помощи женщинам»:</w:t>
+      </w:r>
+      <w:r>
+        <w:t xml:space="preserve"> </w:t>
+      </w:r>
+      <w:r>
+        <w:t xml:space="preserve">(812) 713-13-19, ежедневно 9:00–21:00 [ист.: перечень служб Центра Алмазова, 12.2025]. [ПРОВЕРИТЬ режим: источники расходятся.]</w:t>
+      </w:r>
+    </w:p>
+    <w:p>
+      <w:pPr>
+        <w:numPr>
+          <w:ilvl w:val="0"/>
+          <w:numId w:val="1013"/>
+        </w:numPr>
+        <w:pStyle w:val="Compact"/>
+      </w:pPr>
+      <w:r>
+        <w:rPr>
+          <w:bCs/>
+          <w:b/>
+        </w:rPr>
+        <w:t xml:space="preserve">«Китеж» — кризисный центр для женщин</w:t>
+      </w:r>
+      <w:r>
+        <w:t xml:space="preserve"> </w:t>
+      </w:r>
+      <w:r>
+        <w:t xml:space="preserve">(НКО; Москва, Московская и Ярославская области, по сообщениям принимают из любых регионов): +7 (916) 920-10-30 (WhatsApp), kitezh-center.ru. Убежище, психолог, юрист.</w:t>
+      </w:r>
+    </w:p>
+    <w:p>
+      <w:pPr>
+        <w:numPr>
+          <w:ilvl w:val="0"/>
+          <w:numId w:val="1013"/>
+        </w:numPr>
+        <w:pStyle w:val="Compact"/>
+      </w:pPr>
+      <w:r>
+        <w:rPr>
+          <w:bCs/>
+          <w:b/>
+        </w:rPr>
+        <w:t xml:space="preserve">«Полина» — кризисный центр для женщин</w:t>
+      </w:r>
+      <w:r>
+        <w:t xml:space="preserve"> </w:t>
+      </w:r>
+      <w:r>
+        <w:t xml:space="preserve">(НКО, Санкт-Петербург, консультирует по всей России): +7 (812) 327-30-00, 11:00–18:00 [ист.: Т—Ж, 05.2026]. Телефон доверия, помощь при насилии, вопросы алиментов и опеки.</w:t>
+      </w:r>
+    </w:p>
+    <w:p>
+      <w:pPr>
+        <w:numPr>
+          <w:ilvl w:val="0"/>
+          <w:numId w:val="1013"/>
+        </w:numPr>
+        <w:pStyle w:val="Compact"/>
+      </w:pPr>
+      <w:r>
+        <w:rPr>
+          <w:bCs/>
+          <w:b/>
+        </w:rPr>
+        <w:t xml:space="preserve">Консорциум женских НПО</w:t>
+      </w:r>
+      <w:r>
+        <w:t xml:space="preserve"> </w:t>
+      </w:r>
+      <w:r>
+        <w:t xml:space="preserve">— бесплатная юридическая помощь при домашнем и сексуализированном насилии: wcons.net, форма на сайте.</w:t>
+      </w:r>
+    </w:p>
+    <w:p>
+      <w:pPr>
+        <w:numPr>
+          <w:ilvl w:val="0"/>
+          <w:numId w:val="1013"/>
+        </w:numPr>
+        <w:pStyle w:val="Compact"/>
+      </w:pPr>
+      <w:r>
+        <w:rPr>
+          <w:bCs/>
+          <w:b/>
+        </w:rPr>
+        <w:t xml:space="preserve">«ТыНеОдна»</w:t>
+      </w:r>
+      <w:r>
+        <w:t xml:space="preserve"> </w:t>
+      </w:r>
+      <w:r>
+        <w:t xml:space="preserve">— онлайн-поддержка пострадавших от насилия: tineodna.ru.</w:t>
+      </w:r>
+    </w:p>
+    <w:p>
+      <w:pPr>
+        <w:numPr>
+          <w:ilvl w:val="0"/>
+          <w:numId w:val="1013"/>
+        </w:numPr>
+        <w:pStyle w:val="Compact"/>
+      </w:pPr>
+      <w:r>
+        <w:rPr>
+          <w:bCs/>
+          <w:b/>
+        </w:rPr>
+        <w:t xml:space="preserve">«Сёстры» — центр помощи при сексуализированном насилии:</w:t>
+      </w:r>
+      <w:r>
+        <w:t xml:space="preserve"> </w:t>
+      </w:r>
+      <w:r>
+        <w:t xml:space="preserve">+7 (499) 901-02-01, пн–сб 10:00–20:00, sisters-help.ru [ист.: sisters-help.ru, 09.10.2026]. Только при сексуализированном насилии.</w:t>
+      </w:r>
+    </w:p>
+    <w:p>
+      <w:pPr>
+        <w:pStyle w:val="FirstParagraph"/>
+      </w:pPr>
+      <w:r>
+        <w:rPr>
+          <w:bCs/>
+          <w:b/>
+        </w:rPr>
+        <w:t xml:space="preserve">Если беременность и нет поддержки, жилья, денег</w:t>
+      </w:r>
+    </w:p>
+    <w:p>
+      <w:pPr>
+        <w:numPr>
+          <w:ilvl w:val="0"/>
+          <w:numId w:val="1015"/>
+        </w:numPr>
+        <w:pStyle w:val="Compact"/>
+      </w:pPr>
+      <w:r>
+        <w:rPr>
+          <w:bCs/>
+          <w:b/>
+        </w:rPr>
+        <w:t xml:space="preserve">Церковная социальная линия «Милосердие»: 8-800-70-70-222</w:t>
+      </w:r>
+      <w:r>
+        <w:t xml:space="preserve"> </w:t>
+      </w:r>
+      <w:r>
+        <w:t xml:space="preserve">(Синодальный отдел по благотворительности Русской православной церкви). Приюты для беременных и матерей с детьми в кризисной ситуации, психологи, юристы [ист.: diaconia.ru, 09.10.2026; СМИ 2021–2022]. [ПРОВЕРИТЬ: режим и бесплатность на официальной странице не указаны; о помощи при насилии не сказано.]</w:t>
+      </w:r>
+    </w:p>
+    <w:p>
+      <w:pPr>
+        <w:numPr>
+          <w:ilvl w:val="0"/>
+          <w:numId w:val="1015"/>
+        </w:numPr>
+        <w:pStyle w:val="Compact"/>
+      </w:pPr>
+      <w:r>
+        <w:rPr>
+          <w:bCs/>
+          <w:b/>
+        </w:rPr>
+        <w:t xml:space="preserve">«Здравствуй, мама»: 8-800-2000-492</w:t>
+      </w:r>
+      <w:r>
+        <w:t xml:space="preserve"> </w:t>
+      </w:r>
+      <w:r>
+        <w:t xml:space="preserve">(фонд «Женщины за жизнь»). Круглосуточно, бесплатно, анонимно; перинатальные психологи [ист.: РАПСИ, 29.05.2026]. [ПРОВЕРИТЬ: сайт фонда не открылся.]</w:t>
+      </w:r>
+    </w:p>
+    <w:p>
+      <w:pPr>
+        <w:numPr>
+          <w:ilvl w:val="0"/>
+          <w:numId w:val="1015"/>
+        </w:numPr>
+        <w:pStyle w:val="Compact"/>
+      </w:pPr>
+      <w:r>
+        <w:rPr>
+          <w:bCs/>
+          <w:b/>
+        </w:rPr>
+        <w:t xml:space="preserve">Региональные центры социального обслуживания</w:t>
+      </w:r>
+      <w:r>
+        <w:t xml:space="preserve"> </w:t>
+      </w:r>
+      <w:r>
+        <w:t xml:space="preserve">— кризисные отделения, «кризисная квартира», сопровождение семьи; обращаться в соцзащиту по месту жительства. [ПРОВЕРИТЬ: письмо Минздрава от 01.07.2025 — запись 64.]</w:t>
       </w:r>
     </w:p>
     <w:p>
@@ -2683,7 +3151,7 @@
       <w:pPr>
         <w:numPr>
           <w:ilvl w:val="0"/>
-          <w:numId w:val="1012"/>
+          <w:numId w:val="1016"/>
         </w:numPr>
       </w:pPr>
       <w:r>
@@ -2694,7 +3162,7 @@
       <w:pPr>
         <w:numPr>
           <w:ilvl w:val="0"/>
-          <w:numId w:val="1012"/>
+          <w:numId w:val="1016"/>
         </w:numPr>
       </w:pPr>
       <w:r>
@@ -2705,7 +3173,7 @@
       <w:pPr>
         <w:numPr>
           <w:ilvl w:val="0"/>
-          <w:numId w:val="1012"/>
+          <w:numId w:val="1016"/>
         </w:numPr>
       </w:pPr>
       <w:r>
@@ -2716,7 +3184,7 @@
       <w:pPr>
         <w:numPr>
           <w:ilvl w:val="0"/>
-          <w:numId w:val="1012"/>
+          <w:numId w:val="1016"/>
         </w:numPr>
       </w:pPr>
       <w:r>
@@ -2727,7 +3195,7 @@
       <w:pPr>
         <w:numPr>
           <w:ilvl w:val="0"/>
-          <w:numId w:val="1012"/>
+          <w:numId w:val="1016"/>
         </w:numPr>
       </w:pPr>
       <w:r>
@@ -2738,7 +3206,7 @@
       <w:pPr>
         <w:numPr>
           <w:ilvl w:val="0"/>
-          <w:numId w:val="1012"/>
+          <w:numId w:val="1016"/>
         </w:numPr>
       </w:pPr>
       <w:r>
@@ -2789,7 +3257,7 @@
       <w:pPr>
         <w:numPr>
           <w:ilvl w:val="0"/>
-          <w:numId w:val="1013"/>
+          <w:numId w:val="1017"/>
         </w:numPr>
         <w:pStyle w:val="Compact"/>
       </w:pPr>
@@ -2813,7 +3281,7 @@
       <w:pPr>
         <w:numPr>
           <w:ilvl w:val="0"/>
-          <w:numId w:val="1013"/>
+          <w:numId w:val="1017"/>
         </w:numPr>
         <w:pStyle w:val="Compact"/>
       </w:pPr>
@@ -2837,7 +3305,7 @@
       <w:pPr>
         <w:numPr>
           <w:ilvl w:val="0"/>
-          <w:numId w:val="1013"/>
+          <w:numId w:val="1017"/>
         </w:numPr>
         <w:pStyle w:val="Compact"/>
       </w:pPr>
@@ -2849,7 +3317,7 @@
       <w:pPr>
         <w:numPr>
           <w:ilvl w:val="0"/>
-          <w:numId w:val="1013"/>
+          <w:numId w:val="1017"/>
         </w:numPr>
         <w:pStyle w:val="Compact"/>
       </w:pPr>
@@ -2873,7 +3341,7 @@
       <w:pPr>
         <w:numPr>
           <w:ilvl w:val="0"/>
-          <w:numId w:val="1013"/>
+          <w:numId w:val="1017"/>
         </w:numPr>
         <w:pStyle w:val="Compact"/>
       </w:pPr>
@@ -2897,7 +3365,7 @@
       <w:pPr>
         <w:numPr>
           <w:ilvl w:val="0"/>
-          <w:numId w:val="1013"/>
+          <w:numId w:val="1017"/>
         </w:numPr>
         <w:pStyle w:val="Compact"/>
       </w:pPr>
@@ -2909,7 +3377,7 @@
       <w:pPr>
         <w:numPr>
           <w:ilvl w:val="0"/>
-          <w:numId w:val="1013"/>
+          <w:numId w:val="1017"/>
         </w:numPr>
         <w:pStyle w:val="Compact"/>
       </w:pPr>
@@ -2921,12 +3389,195 @@
       <w:pPr>
         <w:numPr>
           <w:ilvl w:val="0"/>
-          <w:numId w:val="1013"/>
+          <w:numId w:val="1017"/>
         </w:numPr>
         <w:pStyle w:val="Compact"/>
       </w:pPr>
       <w:r>
         <w:t xml:space="preserve">ACOG Committee Opinion No. 554: Reproductive and sexual coercion. Obstet Gynecol. 2013;121(2 Pt 1):411–415. doi:10.1097/01.AOG.0000426427.79586.3b (реферат, PubMed PMID 23344307).</w:t>
+      </w:r>
+    </w:p>
+    <w:p>
+      <w:pPr>
+        <w:numPr>
+          <w:ilvl w:val="0"/>
+          <w:numId w:val="1017"/>
+        </w:numPr>
+        <w:pStyle w:val="Compact"/>
+      </w:pPr>
+      <w:r>
+        <w:t xml:space="preserve">КР «Роды одноплодные, родоразрешение путём кесарева сечения», 2024, ID 639 — копия https://pravo.ppt.ru/klinicheskie-rekomendatsii/302238 (в</w:t>
+      </w:r>
+      <w:r>
+        <w:t xml:space="preserve"> </w:t>
+      </w:r>
+      <w:r>
+        <w:rPr>
+          <w:rStyle w:val="VerbatimChar"/>
+        </w:rPr>
+        <w:t xml:space="preserve">sources/</w:t>
+      </w:r>
+      <w:r>
+        <w:t xml:space="preserve"> </w:t>
+      </w:r>
+      <w:r>
+        <w:t xml:space="preserve">нет, запись 58).</w:t>
+      </w:r>
+    </w:p>
+    <w:p>
+      <w:pPr>
+        <w:numPr>
+          <w:ilvl w:val="0"/>
+          <w:numId w:val="1017"/>
+        </w:numPr>
+        <w:pStyle w:val="Compact"/>
+      </w:pPr>
+      <w:r>
+        <w:t xml:space="preserve">Закон РФ от 02.07.1992 № 3185-1 «О психиатрической помощи и гарантиях прав граждан при её оказании», ст. 4, 9, 26, 27 — https://www.consultant.ru/document/cons_doc_LAW_4205/ (последнее изменение — Федеральный закон от 22.07.2024 № 195-ФЗ).</w:t>
+      </w:r>
+    </w:p>
+    <w:p>
+      <w:pPr>
+        <w:numPr>
+          <w:ilvl w:val="0"/>
+          <w:numId w:val="1017"/>
+        </w:numPr>
+        <w:pStyle w:val="Compact"/>
+      </w:pPr>
+      <w:r>
+        <w:t xml:space="preserve">Приказ Минздрава России от 02.05.2023 № 206н «Об утверждении Квалификационных требований к медицинским и фармацевтическим работникам с высшим образованием», разделы «Психиатрия», «Психотерапия».</w:t>
+      </w:r>
+    </w:p>
+    <w:p>
+      <w:pPr>
+        <w:numPr>
+          <w:ilvl w:val="0"/>
+          <w:numId w:val="1017"/>
+        </w:numPr>
+        <w:pStyle w:val="Compact"/>
+      </w:pPr>
+      <w:r>
+        <w:t xml:space="preserve">Приказ Минздрава России от 14.10.2022 № 668н «Об утверждении Порядка оказания медицинской помощи при психических расстройствах и расстройствах поведения» — прочитан только текст проекта 2021 г. (base.garant.ru/56901756), утверждённая редакция не открыта (запись 42).</w:t>
+      </w:r>
+    </w:p>
+    <w:p>
+      <w:pPr>
+        <w:numPr>
+          <w:ilvl w:val="0"/>
+          <w:numId w:val="1017"/>
+        </w:numPr>
+        <w:pStyle w:val="Compact"/>
+      </w:pPr>
+      <w:r>
+        <w:t xml:space="preserve">Rhodes M. et al. Body Image. 2025;55:101998. doi:10.1016/j.bodyim.2025.101998 (PMID 41237450) — по реферату.</w:t>
+      </w:r>
+    </w:p>
+    <w:p>
+      <w:pPr>
+        <w:numPr>
+          <w:ilvl w:val="0"/>
+          <w:numId w:val="1017"/>
+        </w:numPr>
+        <w:pStyle w:val="Compact"/>
+      </w:pPr>
+      <w:r>
+        <w:t xml:space="preserve">Rollè L. et al. Int J Environ Res Public Health. 2020;17(8):2644. doi:10.3390/ijerph17082644 (PMID 32290590) — по реферату.</w:t>
+      </w:r>
+    </w:p>
+    <w:p>
+      <w:pPr>
+        <w:numPr>
+          <w:ilvl w:val="0"/>
+          <w:numId w:val="1017"/>
+        </w:numPr>
+        <w:pStyle w:val="Compact"/>
+      </w:pPr>
+      <w:r>
+        <w:t xml:space="preserve">Grace K.T. et al. BMC Pregnancy Childbirth. 2025;26(1):150. doi:10.1186/s12884-025-08587-9 (PMID 41449386) — по реферату.</w:t>
+      </w:r>
+    </w:p>
+    <w:p>
+      <w:pPr>
+        <w:numPr>
+          <w:ilvl w:val="0"/>
+          <w:numId w:val="1017"/>
+        </w:numPr>
+        <w:pStyle w:val="Compact"/>
+      </w:pPr>
+      <w:r>
+        <w:t xml:space="preserve">Hunter A., Tussis L., MacBeth A. J Affect Disord. 2017;223:153–164. doi:10.1016/j.jad.2017.07.004 (PMID 28755623) — по реферату.</w:t>
+      </w:r>
+    </w:p>
+    <w:p>
+      <w:pPr>
+        <w:numPr>
+          <w:ilvl w:val="0"/>
+          <w:numId w:val="1017"/>
+        </w:numPr>
+        <w:pStyle w:val="Compact"/>
+      </w:pPr>
+      <w:r>
+        <w:t xml:space="preserve">Fernández-Basanta S. et al. Midwifery. 2023;124:103762. doi:10.1016/j.midw.2023.103762 (PMID 37399778) — по реферату.</w:t>
+      </w:r>
+    </w:p>
+    <w:p>
+      <w:pPr>
+        <w:numPr>
+          <w:ilvl w:val="0"/>
+          <w:numId w:val="1017"/>
+        </w:numPr>
+        <w:pStyle w:val="Compact"/>
+      </w:pPr>
+      <w:r>
+        <w:t xml:space="preserve">Gressier F. et al. Hum Reprod. 2015;30(11):2575–86. doi:10.1093/humrep/dev207 (PMID 26345689) — по реферату.</w:t>
+      </w:r>
+    </w:p>
+    <w:p>
+      <w:pPr>
+        <w:numPr>
+          <w:ilvl w:val="0"/>
+          <w:numId w:val="1017"/>
+        </w:numPr>
+        <w:pStyle w:val="Compact"/>
+      </w:pPr>
+      <w:r>
+        <w:t xml:space="preserve">O’Connell M.A. et al. Cochrane Database Syst Rev. 2021;7:CD013321. doi:10.1002/14651858.CD013321.pub2 (PMID 34231203) — по реферату.</w:t>
+      </w:r>
+    </w:p>
+    <w:p>
+      <w:pPr>
+        <w:numPr>
+          <w:ilvl w:val="0"/>
+          <w:numId w:val="1017"/>
+        </w:numPr>
+        <w:pStyle w:val="Compact"/>
+      </w:pPr>
+      <w:r>
+        <w:t xml:space="preserve">Huddleston R. et al. Arch Womens Ment Health. 2025;28(5):1335–1340. doi:10.1007/s00737-025-01608-8 (PMID 40615681) — по реферату.</w:t>
+      </w:r>
+    </w:p>
+    <w:p>
+      <w:pPr>
+        <w:numPr>
+          <w:ilvl w:val="0"/>
+          <w:numId w:val="1017"/>
+        </w:numPr>
+        <w:pStyle w:val="Compact"/>
+      </w:pPr>
+      <w:r>
+        <w:t xml:space="preserve">Hansen M.H. et al. Scand J Prim Health Care. 2025;43(2):488–499. doi:10.1080/02813432.2025.2461036 (PMID 39953944) — по реферату.</w:t>
+      </w:r>
+    </w:p>
+    <w:p>
+      <w:pPr>
+        <w:numPr>
+          <w:ilvl w:val="0"/>
+          <w:numId w:val="1017"/>
+        </w:numPr>
+        <w:pStyle w:val="Compact"/>
+      </w:pPr>
+      <w:r>
+        <w:t xml:space="preserve">Центр экстренной психологической помощи МЧС России — https://psi.mchs.gov.ru (номер телефона, проверено 09.10.2026).</w:t>
       </w:r>
     </w:p>
     <w:bookmarkEnd w:id="37"/>
@@ -3235,6 +3886,18 @@
     <w:abstractNumId w:val="991"/>
   </w:num>
   <w:num w:numId="1012">
+    <w:abstractNumId w:val="991"/>
+  </w:num>
+  <w:num w:numId="1013">
+    <w:abstractNumId w:val="991"/>
+  </w:num>
+  <w:num w:numId="1014">
+    <w:abstractNumId w:val="991"/>
+  </w:num>
+  <w:num w:numId="1015">
+    <w:abstractNumId w:val="991"/>
+  </w:num>
+  <w:num w:numId="1016">
     <w:abstractNumId w:val="99411"/>
     <w:lvlOverride w:ilvl="0">
       <w:startOverride w:val="1"/>
@@ -3264,7 +3927,7 @@
       <w:startOverride w:val="1"/>
     </w:lvlOverride>
   </w:num>
-  <w:num w:numId="1013">
+  <w:num w:numId="1017">
     <w:abstractNumId w:val="991"/>
   </w:num>
 </w:numbering>

--- a/themes/theme-10/theme 10 draft.docx
+++ b/themes/theme-10/theme 10 draft.docx
@@ -488,15 +488,15 @@
         <w:pStyle w:val="BodyText"/>
       </w:pPr>
       <w:r>
-        <w:t xml:space="preserve">Гормональная перестройка при беременности действительно идёт, и связь гормональных колебаний с настроением изучается. Российские клинические рекомендации по обсессивно-компульсивному расстройству, например, упоминают, что расстройство может впервые проявиться или обостриться после родов, и называют роль гормональных колебаний предположением [ист.: КР ОКР, 1.2]. Предположением, а не установленной причиной. [МЕХАНИЗМ НЕ НАЙДЕН: что известно о связи гормональных изменений беременности с настроением — обзор PubMed; без источника механизм в текст не входит.]</w:t>
-      </w:r>
-    </w:p>
-    <w:p>
-      <w:pPr>
-        <w:pStyle w:val="BodyText"/>
-      </w:pPr>
-      <w:r>
-        <w:t xml:space="preserve">Всемирная организация здравоохранения объясняет перемены шире. Беременность, роды и первые месяцы с ребёнком — время напряжения, потому что меняются представление женщины о себе, её физическое здоровье и материальное положение [ист.: ВОЗ 2022, 2.1]. Добавим то, что знакомо каждой беременной: сон становится прерывистым, и недосып сам по себе ухудшает эмоциональное состояние (подробнее о сне — Тема 2, раздел 2.5). Тошнота, боли, ограничения в привычной жизни, неопределённость с работой, перемены в отношениях с партнёром и родственниками ложатся на ту же чашу.</w:t>
+        <w:t xml:space="preserve">Гормональная перестройка при беременности действительно идёт. Во время беременности уровни эстрогена и прогестерона растут, а после родов быстро падают. Обзор исследований связывает такие перемены с изменениями в системе реакции организма на стресс и считает, что они могут повышать уязвимость к депрессии [ист.: Hantsoo 2023, нарративный обзор]. Но это описание механизма, а не объяснение того, почему настроение меняется у конкретной женщины. Российские клинические рекомендации по обсессивно-компульсивному расстройству, например, тоже называют роль гормональных колебаний лишь предположением [ист.: КР ОКР, 1.2].</w:t>
+      </w:r>
+    </w:p>
+    <w:p>
+      <w:pPr>
+        <w:pStyle w:val="BodyText"/>
+      </w:pPr>
+      <w:r>
+        <w:t xml:space="preserve">Всемирная организация здравоохранения объясняет перемены шире. Беременность, роды и первые месяцы с ребёнком могут быть временем напряжения, потому что могут менять представление женщины о себе, её физическое здоровье и материальное положение [ист.: ВОЗ 2022, 2.1]. Добавим то, что знакомо каждой беременной: сон становится прерывистым, а плохое качество сна во время беременности связано с более высоким риском депрессии [ист.: Fu 2023, метаанализ наблюдательных исследований, по реферату] (подробнее о сне — Тема 2, раздел 2.5). Тошнота, боли, ограничения в привычной жизни, неопределённость с работой, перемены в отношениях с партнёром и родственниками ложатся на ту же чашу.</w:t>
       </w:r>
     </w:p>
     <w:p>
@@ -694,7 +694,7 @@
         <w:pStyle w:val="FirstParagraph"/>
       </w:pPr>
       <w:r>
-        <w:t xml:space="preserve">Срок две недели неслучаен: это минимальная длительность депрессивного эпизода и в российских клинических рекомендациях [ист.: КР Депрессия, критерии F32]. У генерализованного тревожного расстройства срок другой — не меньше шести месяцев [ист.: КР ГТР, 1.1]; о тревоге подробнее в разделе 10.4.</w:t>
+        <w:t xml:space="preserve">Срок две недели совпадает с минимальной длительностью депрессивного эпизода в российских клинических рекомендациях [ист.: КР Депрессия, критерии F32]. У генерализованного тревожного расстройства срок другой — не меньше шести месяцев [ист.: КР ГТР, 1.1]; о тревоге подробнее в разделе 10.4.</w:t>
       </w:r>
     </w:p>
     <w:p>
@@ -735,7 +735,7 @@
         <w:t xml:space="preserve"> </w:t>
       </w:r>
       <w:r>
-        <w:t xml:space="preserve">NICE рекомендует врачам задавать при первом обращении два вопроса о депрессии и два о тревоге [ист.: NICE CG192, 1.5.4]. Их можно задать себе самой:</w:t>
+        <w:t xml:space="preserve">NICE предлагает рассмотреть возможность задавать при первом обращении и в первые недели после родов два вопроса о депрессии и два о тревоге [ист.: NICE CG192, 1.5.4]. Их можно задать себе самой:</w:t>
       </w:r>
     </w:p>
     <w:p>
@@ -791,7 +791,7 @@
         <w:pStyle w:val="FirstParagraph"/>
       </w:pPr>
       <w:r>
-        <w:t xml:space="preserve">Если ответ «да» на любой из первых двух или «часто» на вторые два, это не диагноз, а повод сказать врачу. По рекомендациям NICE, следующим шагом врач может предложить опросник подробнее или направить к специалисту [ист.: NICE CG192, 1.5.5–1.5.6]. Ещё один вопрос NICE предлагает задать, если тревога всё равно беспокоит: избегаете ли вы мест или дел, и мешает ли это жить [ист.: NICE CG192, 1.5.7].</w:t>
+        <w:t xml:space="preserve">На вопросы о тревоге отвечают по шкале от 0 («ни разу») до 3 («почти каждый день»). Если ответ «да» на любой из первых двух вопросов или сумма баллов по вторым двум — 3 и больше, это не диагноз, а повод сказать врачу [ист.: NICE CG192, 1.5.5–1.5.6]. [ПРОВЕРИТЬ: подписи вариантов шкалы GAD-2 (0–3) — по полному тексту NICE или GAD-2, запись 66.] По рекомендациям NICE, следующим шагом врач может предложить опросник подробнее или направить к специалисту [ист.: NICE CG192, 1.5.5–1.5.6]. Ещё один вопрос NICE предлагает задать, если тревога всё равно беспокоит: избегаете ли вы мест или дел, и мешает ли это жить [ист.: NICE CG192, 1.5.7].</w:t>
       </w:r>
     </w:p>
     <w:p>
@@ -809,7 +809,7 @@
         <w:t xml:space="preserve"> </w:t>
       </w:r>
       <w:r>
-        <w:t xml:space="preserve">Сон, движение, разговор и другие способы из раздела 10.10 помогают при временных трудностях. Если признаки держатся две недели и дольше, усиливаются, мешают работать, вести дом, общаться, или вы сами чувствуете, что не справляетесь, нужна помощь специалиста (раздел 10.11). Ждать, пока станет совсем плохо, не нужно. ВОЗ рекомендует, чтобы общую психологическую поддержку и регулярную проверку состояния получали все женщины во время беременности, а более интенсивную помощь — те, у кого симптомы тяжелее и держатся дольше [ист.: ВОЗ 2022, 2.6].</w:t>
+        <w:t xml:space="preserve">Сон, движение, разговор и другие способы из раздела 10.10 помогают при временных трудностях. Если признаки держатся две недели и дольше, усиливаются, мешают работать, вести дом, общаться, или вы сами чувствуете, что не справляетесь, нужна помощь специалиста (раздел 10.11). Ждать, пока станет совсем плохо, не нужно. ВОЗ считает уместным, чтобы общую психологическую поддержку и регулярную проверку состояния получали все женщины во время беременности, а более интенсивную помощь — те, у кого симптомы тяжелее и держатся дольше [ист.: ВОЗ 2022, 2.6].</w:t>
       </w:r>
     </w:p>
     <w:p>
@@ -827,15 +827,15 @@
         <w:t xml:space="preserve"> </w:t>
       </w:r>
       <w:r>
-        <w:t xml:space="preserve">Эту фразу беременная слышит от родственников, а иногда читает и в официальной памятке: в памятке для пациентки российских клинических рекомендаций сказано, что на всём протяжении беременности нужно избегать стрессовых ситуаций и эмоциональных переживаний [ист.: КР НБ, с. 88 PDF, приложение В]. Совет понятен по намерению, но выполнить его невозможно: беременность, по ВОЗ, сама по себе время напряжения (раздел 10.1). А если считать любое переживание опасным для ребёнка, к каждому волнению прибавляется чувство вины.</w:t>
-      </w:r>
-    </w:p>
-    <w:p>
-      <w:pPr>
-        <w:pStyle w:val="BodyText"/>
-      </w:pPr>
-      <w:r>
-        <w:t xml:space="preserve">ВОЗ связывает с осложнениями беременности (преэклампсией, кровотечением, преждевременными родами) и с последствиями для ребёнка не обычные волнения, а нарушения психического здоровья [ист.: ВОЗ 2022, 2.2]. [ПРОВЕРИТЬ: вопрос врачу — нужен источник, который прямо разводит кратковременные переживания и длительный стресс или расстройство по влиянию на беременность; без него вывод «обычные волнения ребёнку не вредят» в текст не входит.] Из этого следует действие, обратное совету «не нервничать»: не подавлять переживания, а замечать, если они не проходят, и вовремя получать помощь. Женская консультация, кстати, сама предусматривает такую помощь: по российским клиническим рекомендациям каждую беременную дважды направляют к медицинскому психологу (раздел 10.11) [ист.: КР НБ, с. 31 PDF].</w:t>
+        <w:t xml:space="preserve">Эту фразу беременная слышит от родственников, а иногда читает и в официальной памятке: в памятке для пациентки российских клинических рекомендаций сказано, что на всём протяжении беременности нужно избегать стрессовых ситуаций и эмоциональных переживаний [ист.: КР НБ, с. 88 PDF, приложение В]. Совет понятен по намерению, но выполнить его невозможно: беременность, по ВОЗ, сама по себе может быть временем напряжения (раздел 10.1). А если считать любое переживание опасным для ребёнка, к каждому волнению прибавляется чувство вины.</w:t>
+      </w:r>
+    </w:p>
+    <w:p>
+      <w:pPr>
+        <w:pStyle w:val="BodyText"/>
+      </w:pPr>
+      <w:r>
+        <w:t xml:space="preserve">ВОЗ связывает с осложнениями беременности (преэклампсией, кровотечением, преждевременными родами) и с последствиями для ребёнка нарушения психического здоровья [ист.: ВОЗ 2022, 2.2]; обычные волнения ВОЗ в этой связи не упоминает. [ПРОВЕРИТЬ: вопрос врачу — нужен источник, который прямо разводит кратковременные переживания и длительный стресс или расстройство по влиянию на беременность; без него вывод «обычные волнения ребёнку не вредят» в текст не входит.] Из этого следует действие, обратное совету «не нервничать»: не подавлять переживания, а замечать, если они не проходят, и вовремя получать помощь. Женская консультация, кстати, сама предусматривает такую помощь: по российским клиническим рекомендациям каждую беременную дважды направляют к медицинскому психологу (раздел 10.11) [ист.: КР НБ, с. 31 PDF].</w:t>
       </w:r>
     </w:p>
     <w:bookmarkEnd w:id="23"/>
@@ -879,7 +879,7 @@
         <w:pStyle w:val="BodyText"/>
       </w:pPr>
       <w:r>
-        <w:t xml:space="preserve">Тревога может быть и частью тревожного расстройства. При генерализованном тревожном расстройстве, по российским клиническим рекомендациям, тревога и напряжение распространённые и устойчивые, не привязаны к конкретным обстоятельствам и держатся не меньше шести месяцев [ист.: КР ГТР, 1.1]. Бывают и приступы паники — внезапные волны сильного страха с сердцебиением, нехваткой воздуха, дрожью. [ИСТОЧНИК: КР «Тревожно-фобические расстройства», раздел о панических атаках — описание приступа; уточнить, нужно ли оно здесь, или достаточно упоминания.] Отличить их от обычного волнения и от других состояний — дело врача; ваше дело — заметить и сказать.</w:t>
+        <w:t xml:space="preserve">Тревога может быть и частью тревожного расстройства. При генерализованном тревожном расстройстве, по российским клиническим рекомендациям, тревога и напряжение распространённые и устойчивые, не привязаны к конкретным обстоятельствам и держатся не меньше шести месяцев [ист.: КР ГТР, 1.1]. Тревога может проявляться и в теле: сильное или частое сердцебиение, потливость, дрожь, сухость во рту, затруднённое дыхание, чувство удушья, боль или дискомфорт в груди, тошнота [ист.: КР «Тревожно-фобические расстройства», F40.0, критерий Б]. Отличить их от обычного волнения и от других состояний — дело врача; ваше дело — заметить и сказать.</w:t>
       </w:r>
     </w:p>
     <w:p>
@@ -905,15 +905,15 @@
         <w:pStyle w:val="BodyText"/>
       </w:pPr>
       <w:r>
-        <w:t xml:space="preserve">При беременности и с маленьким ребёнком такие мысли нередко касаются самого ребёнка: внезапная картинка, как вы роняете его, мысль «а вдруг я ему наврежу». Они пугают именно потому, что противоречат тому, чего вы хотите. Отсюда стыд и молчание, и отсюда же проверки и избегание: не брать нож, не подходить к лестнице, перепроверять, перечитывать, переспрашивать. Российские рекомендации отмечают, что при этом расстройстве часто складывается избегающее поведение: человек обходит людей, вещи и места, которые усиливают навязчивые мысли [ист.: КР ОКР, 1.6].</w:t>
-      </w:r>
-    </w:p>
-    <w:p>
-      <w:pPr>
-        <w:pStyle w:val="BodyText"/>
-      </w:pPr>
-      <w:r>
-        <w:t xml:space="preserve">[ПРОВЕРИТЬ: вопрос врачу — по каким признакам навязчивые мысли о вреде ребёнку отличаются от мыслей, требующих экстренной помощи, и что женщине предложить первым действием? Нужна формулировка о том, повышают ли такие навязчивые мысли сами по себе риск для ребёнка; в КР ОКР этого нет. Источник для сверки — ACOG CPG 4 (закрыт), COPE 2023. Отчёт разведки, раздел 5, п. 1.]</w:t>
+        <w:t xml:space="preserve">При беременности и с маленьким ребёнком такие мысли могут касаться самого ребёнка [ПРОВЕРИТЬ: источник о навязчивых мыслях о ребёнке в перинатальный период — в российских КР нет]: внезапная картинка, как вы роняете его, мысль «а вдруг я ему наврежу». Они пугают именно потому, что противоречат тому, чего вы хотите. Отсюда стыд и молчание, и отсюда же проверки и избегание: не брать нож, не подходить к лестнице, перепроверять, перечитывать, переспрашивать. Российские рекомендации отмечают, что при этом расстройстве часто складывается избегающее поведение: человек обходит людей, вещи и места, которые усиливают навязчивые мысли [ист.: КР ОКР, 1.6].</w:t>
+      </w:r>
+    </w:p>
+    <w:p>
+      <w:pPr>
+        <w:pStyle w:val="BodyText"/>
+      </w:pPr>
+      <w:r>
+        <w:t xml:space="preserve">Российские клинические рекомендации отмечают: часть людей с обсессивно-компульсивным расстройством испытывает навязчивый страх причинить вред окружающим, но данных о том, что они совершают агрессивные поступки чаще, чем остальные люди, нет [ист.: КР ОКР, 1.6]. [ПРОВЕРИТЬ: вопрос врачу — КР говорят об окружающих, не о собственном ребёнке и не о беременных; можно ли перенести этот вывод на навязчивые мысли о ребёнке и как отличить их от мыслей, требующих экстренной помощи. DISPUTED-CLAIMS — по отчёту CP2, раздел 5.]</w:t>
       </w:r>
     </w:p>
     <w:p>
@@ -939,7 +939,7 @@
         <w:t xml:space="preserve"> </w:t>
       </w:r>
       <w:r>
-        <w:t xml:space="preserve">О навязчивых мыслях стоит сказать врачу или психологу прямо, теми же словами, какими вы думаете о них сами. Это лечится: по российским клиническим рекомендациям, психотерапия — эффективный метод лечения обсессивно-компульсивного расстройства, в том числе экспозиционная терапия с предотвращением ответной реакции — вид когнитивно-поведенческой терапии, при котором человек постепенно учится встречаться с пугающей мыслью, не выполняя ритуал проверки [ист.: КР ОКР, термины; раздел 3]. Подробнее о лечении — раздел 10.12.</w:t>
+        <w:t xml:space="preserve">О навязчивых мыслях стоит сказать врачу или психологу прямо, теми же словами, какими вы думаете о них сами. Это лечится: по российским клиническим рекомендациям, психотерапия — эффективный метод лечения обсессивно-компульсивного расстройства, в том числе экспозиционная терапия с предотвращением ответной реакции — вид когнитивно-поведенческой терапии, при котором человек учится встречаться с пугающей мыслью, не выполняя ритуал проверки [ист.: КР ОКР, термины; раздел 3]. Подробнее о лечении — раздел 10.12.</w:t>
       </w:r>
     </w:p>
     <w:p>
@@ -1009,7 +1009,7 @@
         <w:t xml:space="preserve"> </w:t>
       </w:r>
       <w:r>
-        <w:t xml:space="preserve">Утомляемость, плохой сон, перемены аппетита при беременности бывают и без депрессии — поэтому сами по себе они мало что говорят. Важнее два других признака: стойко сниженное настроение и утрата интереса и удовольствия. Усталость проходит после отдыха, а при депрессии отдых не возвращает радости. [ПРОВЕРИТЬ: вопрос врачу — последнее предложение сформулировано как различительный признак; в КР Депрессия и ВОЗ 2022 его в таком виде нет. Оставить, переформулировать или снять.] Если вы не можете вспомнить, когда в последний раз чему-то обрадовались, это повод для разговора с врачом, даже если сил вроде бы хватает.</w:t>
+        <w:t xml:space="preserve">Утомляемость, плохой сон, перемены аппетита при беременности бывают и без депрессии — поэтому сами по себе они мало что говорят. Важнее два других признака: стойко сниженное настроение и утрата интереса и удовольствия. Российские рекомендации считают повышенную утомляемость одним из трёх типичных симптомов депрессии, но для диагноза требуют не меньше двух из трёх (сниженное настроение, утрата интересов и удовольствия, повышенная утомляемость) вместе ещё хотя бы с двумя другими симптомами и длительностью не меньше двух недель [ист.: КР Депрессия, критерии F32.0]. Если вы не можете вспомнить, когда в последний раз чему-то обрадовались, это повод для разговора с врачом, даже если сил вроде бы хватает.</w:t>
       </w:r>
     </w:p>
     <w:p>
@@ -1115,15 +1115,15 @@
         <w:t xml:space="preserve"> </w:t>
       </w:r>
       <w:r>
-        <w:t xml:space="preserve">Связь с ребёнком не обязана возникнуть сразу. Для времени после родов ВОЗ прямо пишет, что формирование привязанности может занять время, и рекомендует врачам говорить об этом женщинам [ист.: ВОЗ 2022, 5.10]. [ИСТОЧНИК: как привязанность развивается по ходу беременности — в реферате обзора Rollè 2020 этого нет, проверить по полному тексту (PMC7216181).]</w:t>
-      </w:r>
-    </w:p>
-    <w:p>
-      <w:pPr>
-        <w:pStyle w:val="BodyText"/>
-      </w:pPr>
-      <w:r>
-        <w:t xml:space="preserve">У отсутствия чувства связи с ребёнком есть и другая сторона, о которой стоит знать. Систематический обзор 41 исследования (Rollè и соавторы, 2020) показал, что у женщин с депрессивными симптомами во время беременности привязанность к ребёнку в среднем ниже, а у женщин с более слабой привязанностью во время беременности после родов чаще бывают депрессивные симптомы [ист.: Rollè 2020, по реферату]. Это связь, а не доказанная причина, и у беременностей после потери или ЭКО результаты противоречивы [ист.: там же]. Но практический вывод из неё есть: если чувства к ребёнку не появляются, а настроение при этом подавлено, проверьте себя по признакам из раздела 10.3. Трудности с привязанностью, по ВОЗ, чаще возникают, если беременность была нежеланной, если у женщины был тяжёлый опыт в детстве, если она переживает насилие в семье или у неё есть психическое расстройство [ист.: ВОЗ 2022, 5.10]. Это не вина женщины, а обстоятельства, при которых ей нужна поддержка.</w:t>
+        <w:t xml:space="preserve">Связь с ребёнком не обязана возникнуть сразу. Для времени после родов ВОЗ прямо пишет, что формирование привязанности может занять время, и рекомендует врачам говорить об этом женщинам [ист.: ВОЗ 2022, 5.10]. Авторы обзора привязанности описывают её так: в первом триместре будущим родителям приходится привыкать к новому представлению о себе и о ребёнке, это может сопровождаться неопределёнными чувствами и растерянностью; во втором триместре родители, как правило, принимают новую ситуацию; примерно с 18–25-й недели, когда женщина начинает ощущать шевеления, привязанность к ребёнку начинает формироваться [ист.: Rollè 2020, введение].</w:t>
+      </w:r>
+    </w:p>
+    <w:p>
+      <w:pPr>
+        <w:pStyle w:val="BodyText"/>
+      </w:pPr>
+      <w:r>
+        <w:t xml:space="preserve">У отсутствия чувства связи с ребёнком есть и другая сторона, о которой стоит знать. Систематический обзор 41 исследования (Rollè и соавторы, 2020) показал, что в большинстве, но не во всех исследованиях депрессивные симптомы во время беременности связаны с более слабой привязанностью к ребёнку, а более слабая привязанность во время беременности — с депрессивными симптомами после родов [ист.: Rollè 2020]. Это связь, а не доказанная причина, и у беременностей после потери или ЭКО результаты противоречивы [ист.: там же]. Но практический вывод из неё есть: если чувства к ребёнку не появляются, а настроение при этом подавлено, проверьте себя по признакам из раздела 10.3. Трудности с привязанностью, по ВОЗ, могут быть связаны с тем, что беременность была нежеланной, если у женщины был тяжёлый опыт в детстве, если она переживает насилие в семье или у неё есть психическое расстройство [ист.: ВОЗ 2022, 5.10]. Это не вина женщины, а обстоятельства, при которых ей нужна поддержка.</w:t>
       </w:r>
     </w:p>
     <w:p>
@@ -1203,7 +1203,7 @@
         <w:pStyle w:val="BodyText"/>
       </w:pPr>
       <w:r>
-        <w:t xml:space="preserve">В следующую беременность прошлая потеря часто возвращается тревогой: каждое обследование становится экзаменом, каждый срок, на котором случилась потеря, — рубежом. Это подтверждают исследования. Метаанализ 19 исследований, в которых участвовали более 5 000 женщин с прошлой потерей и более 30 000 женщин без неё (Hunter и соавторы, 2017), показал, что в беременность после перинатальной потери тревога и депрессия встречаются чаще, причём для тревоги различие заметно больше [ист.: Hunter 2017, по реферату]. В качественных исследованиях женщины описывают такую беременность как время смешанных чувств: они сознательно снижают ожидания, постоянно проверяют, всё ли в порядке, и избегают всего, что кажется рискованным [ист.: Fernández-Basanta 2023, по реферату]. Тревога в такой беременности — не неблагодарность и не суеверие, а понятное следствие пережитого.</w:t>
+        <w:t xml:space="preserve">В следующую беременность прошлая потеря часто возвращается тревогой: каждое обследование становится экзаменом, каждый срок, на котором случилась потеря, — рубежом. Это подтверждают исследования. Метаанализ 19 исследований, в которых участвовали более 5 000 женщин с прошлой потерей и более 30 000 женщин без неё (Hunter и соавторы, 2017), показал, что в беременность после перинатальной потери выше уровень симптомов тревоги и депрессии, причём для тревоги различие заметно больше; по уровню стресса различий не нашли [ист.: Hunter 2017, по реферату]. В качественных исследованиях женщины описывают такую беременность как время смешанных чувств: они сознательно снижают ожидания, постоянно проверяют, всё ли в порядке, и избегают всего, что кажется рискованным [ист.: Fernández-Basanta 2023, по реферату]. Тревога в такой беременности — не неблагодарность и не суеверие, а понятное следствие пережитого.</w:t>
       </w:r>
     </w:p>
     <w:p>
@@ -1551,7 +1551,7 @@
         <w:t xml:space="preserve"> </w:t>
       </w:r>
       <w:r>
-        <w:t xml:space="preserve">Недосып ухудшает настроение, а тревога и депрессия нарушают сон — круг замыкается. Что можно сделать со сном при беременности, подробно разобрано в Теме 2. Если сон не налаживается, несмотря на всё, что вы делаете, это повод сказать врачу (Тема 2, раздел 2.5).</w:t>
+        <w:t xml:space="preserve">Плохое качество сна при беременности связано с более высоким риском депрессии [ист.: Fu 2023]. Что можно сделать со сном при беременности, подробно разобрано в Теме 2. Если сон не налаживается, несмотря на всё, что вы делаете, это повод сказать врачу (Тема 2, раздел 2.5).</w:t>
       </w:r>
     </w:p>
     <w:p>
@@ -1587,7 +1587,7 @@
         <w:t xml:space="preserve"> </w:t>
       </w:r>
       <w:r>
-        <w:t xml:space="preserve">ВОЗ называет поддержку близких главным защищающим фактором и различает два её вида: эмоциональную — когда можно поделиться переживаниями и встретить доброту и уважение, и практическую — помощь с детьми, едой, делами [ист.: ВОЗ 2022, 2.5, 3.3]. Женщине в тяжёлом состоянии, отмечает ВОЗ, бывает трудно просить о помощи: не хватает сил, кажется, что она этого не заслуживает или что помощь не дадут, — и тогда изоляция углубляется и состояние ухудшается [ист.: ВОЗ 2022, 3.3]. Поэтому просить конкретно легче, чем ждать, что предложат: «посиди со старшим в субботу», «приготовь ужин в среду». Курсы для беременных, по ВОЗ, могут стать группой поддержки среди женщин в похожем положении [ист.: там же; 5.15].</w:t>
+        <w:t xml:space="preserve">Поддержку близких ВОЗ ставит первой в перечне обстоятельств, защищающих психическое здоровье при беременности, и различает два её вида: эмоциональную — когда можно поделиться переживаниями и встретить доброту и уважение, и практическую — помощь с детьми, едой, делами [ист.: ВОЗ 2022, 2.5, 3.3]. Женщине в тяжёлом состоянии, отмечает ВОЗ, бывает трудно просить о помощи: не хватает сил, кажется, что она этого не заслуживает или что помощь не дадут, — и тогда изоляция углубляется и состояние ухудшается [ист.: ВОЗ 2022, 3.3]. Поэтому просить конкретно легче, чем ждать, что предложат: «посиди со старшим в субботу», «приготовь ужин в среду». Курсы для беременных, по ВОЗ, могут стать группой поддержки среди женщин в похожем положении [ист.: там же; 5.15].</w:t>
       </w:r>
     </w:p>
     <w:p>
@@ -1605,7 +1605,7 @@
         <w:t xml:space="preserve"> </w:t>
       </w:r>
       <w:r>
-        <w:t xml:space="preserve">Когда тревога накрывает волной, помогают дыхательные упражнения и расслабление [ист.: ВОЗ 2022, 3.3, 3.4]. Простой вариант: медленный вдох, чуть более длинный выдох, несколько минут подряд, с вниманием к тому, как воздух входит и выходит. [ИСТОЧНИК: конкретная техника дыхания и заземления «5-4-3-2-1» (legacy) — нужен источник с описанием; ВОЗ, «Doing what matters in times of stress» (ссылка 31 в ВОЗ 2022) — проверить, есть ли русская версия и что в ней описано.]</w:t>
+        <w:t xml:space="preserve">Когда тревога накрывает волной, помогают дыхательные упражнения и расслабление [ист.: ВОЗ 2022, 3.3, 3.4]. Вариант из пособия ВОЗ по самопомощи при стрессе: медленно и полностью выдохните, про себя сосчитайте до трёх, затем медленно вдохните; повторите несколько раз; если закружилась голова, не делайте глубоких вдохов [ист.: WHO 2020, Doing What Matters in Times of Stress, с. 47–48]. Там же — способ вернуть внимание к настоящему моменту: назвать про себя пять вещей, которые вы видите, и три-четыре звука, которые слышите [ист.: там же, с. 40]. [ПРОВЕРИТЬ: перевод с английского — сверить с русским изданием, запись 65.]</w:t>
       </w:r>
     </w:p>
     <w:p>
@@ -1738,7 +1738,7 @@
         <w:t xml:space="preserve"> </w:t>
       </w:r>
       <w:r>
-        <w:t xml:space="preserve">Начать можно с врача, который ведёт беременность. NICE рекомендует акушерам-гинекологам расспрашивать о настроении и тревоге при первом обращении и затем на последующих приёмах [ист.: NICE CG192, 1.5.4]. ВОЗ рассматривает женскую консультацию как место, где большинство женщин могут получить поддержку и откуда при более тяжёлом состоянии направляют к специалистам [ист.: ВОЗ 2022, 3.4]. Акушер-гинеколог может направить к психологу или к психиатру и учесть ваше состояние при наблюдении.</w:t>
+        <w:t xml:space="preserve">Начать можно с врача, который ведёт беременность. NICE предлагает рассмотреть возможность расспрашивать о настроении и тревоге при первом обращении и в первые недели после родов [ист.: NICE CG192, 1.5.4]. ВОЗ рассматривает женскую консультацию как место, где большинство женщин могут получить поддержку и откуда при более тяжёлом состоянии направляют к специалистам [ист.: ВОЗ 2022, 3.4]. Акушер-гинеколог может направить к психологу или к психиатру и учесть ваше состояние при наблюдении.</w:t>
       </w:r>
     </w:p>
     <w:p>
@@ -1756,7 +1756,7 @@
         <w:t xml:space="preserve"> </w:t>
       </w:r>
       <w:r>
-        <w:t xml:space="preserve">По российским клиническим рекомендациям, каждую беременную направляют на консультацию медицинского психолога дважды: при первом визите и в третьем триместре. Цель, указанная в рекомендациях, — снизить риск акушерских и перинатальных осложнений и сформировать положительный настрой на вынашивание и рождение ребёнка [ист.: КР НБ, с. 31, 86 PDF]. Направление — часть обычного наблюдения, а не отметка о том, что с вами что-то не так. [ИСТОЧНИК: что входит в консультацию медицинского психолога в женской консультации — приказ № 1130н (запись 41) или другой документ; какие вопросы с ним можно обсуждать.]</w:t>
+        <w:t xml:space="preserve">По российским клиническим рекомендациям, каждую беременную направляют на консультацию медицинского психолога дважды: при первом визите и в третьем триместре. Цель, указанная в рекомендациях, — снизить риск акушерских и перинатальных осложнений и сформировать положительный настрой на вынашивание и рождение ребёнка [ист.: КР НБ, с. 31, 86 PDF]. Направление — часть обычного наблюдения, а не отметка о том, что с вами что-то не так. Что именно обсуждают на этой консультации, рекомендации не описывают.</w:t>
       </w:r>
     </w:p>
     <w:p>
@@ -1982,7 +1982,7 @@
         <w:t xml:space="preserve"> </w:t>
       </w:r>
       <w:r>
-        <w:t xml:space="preserve">— постепенное возвращение к делам, которые раньше приносили удовольствие, несмотря на сниженное настроение;</w:t>
+        <w:t xml:space="preserve">— возвращение к делам, которые раньше приносили удовольствие, несмотря на сниженное настроение;</w:t>
       </w:r>
     </w:p>
     <w:p>
@@ -2078,7 +2078,7 @@
         <w:pStyle w:val="FirstParagraph"/>
       </w:pPr>
       <w:r>
-        <w:t xml:space="preserve">КПТ с элементами коррекции мышления и поведения рекомендуют и российские клинические рекомендации по депрессии [ист.: КР Депрессия, раздел 3], при обсессивно-компульсивном расстройстве — экспозиционную терапию с предотвращением ответной реакции (раздел 10.4) [ист.: КР ОКР]. Британское руководство подбирает интенсивность по тяжести: при лёгких и умеренных симптомах — самопомощь по материалам КПТ при поддержке специалиста, при умеренной и тяжёлой депрессии — интенсивная психотерапия, например КПТ [ист.: NICE CG192, 1.8.1, 1.8.3, 1.8.8–1.8.9].</w:t>
+        <w:t xml:space="preserve">Российские клинические рекомендации по депрессии рекомендуют психотерапию разных видов и среди них отдельно — КПТ, направленную на коррекцию искажённых мыслей и освоение навыков более гибкого мышления и поведения [ист.: КР Депрессия, раздел 3.7], при обсессивно-компульсивном расстройстве — экспозиционную терапию с предотвращением ответной реакции (раздел 10.4) [ист.: КР ОКР]. Британское руководство подбирает интенсивность по тяжести: при лёгких и умеренных симптомах — самопомощь по материалам КПТ при поддержке специалиста, при умеренной и тяжёлой депрессии — интенсивная психотерапия, например КПТ [ист.: NICE CG192, 1.8.1, 1.8.3, 1.8.8–1.8.9].</w:t>
       </w:r>
     </w:p>
     <w:p>
@@ -2096,7 +2096,7 @@
         <w:t xml:space="preserve"> </w:t>
       </w:r>
       <w:r>
-        <w:t xml:space="preserve">ВОЗ называет случаи, когда лекарственное лечение может понадобиться: умеренные и тяжёлые симптомы; психологическая помощь не помогает или недоступна; биполярное расстройство, шизофрения или другое психотическое расстройство [ист.: ВОЗ 2022, 3.4]. Российские клинические рекомендации разрешают назначать антидепрессанты беременным с депрессией по строгим показаниям: при выраженных симптомах с тревогой, возбуждением, нарушениями сна и аппетита, которые ухудшают физическое состояние беременной; при мыслях о самоубийстве и склонности к нему; для предотвращения возврата депрессии, если вероятность возврата высока [ист.: КР Депрессия, раздел 7]. Уровень убедительности этой рекомендации — B [ист.: там же].</w:t>
+        <w:t xml:space="preserve">ВОЗ называет случаи, когда лекарственное лечение может понадобиться: умеренные и тяжёлые симптомы; психологическая помощь не помогает или недоступна; биполярное расстройство, шизофрения или другое психотическое расстройство [ист.: ВОЗ 2022, 3.4]. Российские клинические рекомендации разрешают назначать антидепрессанты беременным с депрессией по строгим показаниям: при выраженных симптомах с тревогой, возбуждением, нарушениями сна и аппетита, которые ухудшают физическое состояние беременной; при мыслях о самоубийстве и склонности к нему; для предотвращения возврата депрессии, если вероятность возврата высока [ист.: КР Депрессия, раздел 7]. Уровень убедительности этой рекомендации — B, уровень достоверности доказательств — 2 [ист.: там же].</w:t>
       </w:r>
     </w:p>
     <w:p>
@@ -2130,7 +2130,7 @@
         <w:pStyle w:val="BodyText"/>
       </w:pPr>
       <w:r>
-        <w:t xml:space="preserve">Некоторые препараты при беременности стараются не назначать вовсе. NICE не рекомендует вальпроевую кислоту для лечения психических расстройств у женщин детородного возраста, если есть другие подходящие варианты [ист.: NICE CG192, 1.4.27], а бензодиазепины — кроме короткого курса при тяжёлой тревоге и возбуждении [ист.: NICE CG192, 1.4.18].</w:t>
+        <w:t xml:space="preserve">Некоторые препараты при беременности стараются не назначать вовсе. NICE не рекомендует назначать вальпроевую кислоту для лечения психических расстройств беременным и женщинам, которые планируют беременность; у девочек и женщин её применяют только тогда, когда другие средства не подходят [ист.: NICE CG192, 1.4.27], а бензодиазепины — кроме короткого курса при тяжёлой тревоге и возбуждении [ист.: NICE CG192, 1.4.18].</w:t>
       </w:r>
     </w:p>
     <w:p>
@@ -2148,7 +2148,7 @@
         <w:t xml:space="preserve"> </w:t>
       </w:r>
       <w:r>
-        <w:t xml:space="preserve">Это самая важная часть раздела. Не прекращайте приём самостоятельно, узнав о беременности. Российские клинические рекомендации по депрессии требуют объяснять пациентам, что лечение нельзя прерывать самостоятельно [ист.: КР Депрессия, приложение В], а прекращать длительный приём антидепрессантов предпочтительно постепенным снижением дозы [ист.: КР Депрессия, приложение Б5]. NICE рекомендует обсуждать с беременной последствия отказа от лечения и то, что может произойти при смене или отмене препарата, особенно при резкой отмене [ист.: NICE CG192, 1.4.3]. ВОЗ рекомендует, чтобы лекарственное лечение при беременности и кормлении грудью вёл специалист по психическому здоровью [ист.: ВОЗ 2022, 5.1].</w:t>
+        <w:t xml:space="preserve">Это самая важная часть раздела. Не прекращайте приём самостоятельно, узнав о беременности. Российские клинические рекомендации по депрессии в информации для пациента говорят прямо: не следует самостоятельно прерывать лечение [ист.: КР Депрессия, приложение В], а прекращать длительный приём антидепрессантов предпочтительно постепенным снижением дозы [ист.: КР Депрессия, приложение Б5]. NICE рекомендует обсуждать с беременной последствия отказа от лечения и то, что может произойти при смене или отмене препарата, особенно при резкой отмене [ист.: NICE CG192, 1.4.3]. ВОЗ рекомендует, чтобы лекарственное лечение при беременности и кормлении грудью по возможности вёл специалист по психическому здоровью [ист.: ВОЗ 2022, 5.1].</w:t>
       </w:r>
     </w:p>
     <w:p>
@@ -2210,7 +2210,7 @@
         <w:pStyle w:val="BodyText"/>
       </w:pPr>
       <w:r>
-        <w:t xml:space="preserve">ВОЗ описывает домашнее насилие при беременности как опасность для женщины, ребёнка и других членов семьи. Беременность и рождение ребёнка могут спровоцировать насилие или усилить уже существующее — из-за перемен и напряжения, которые они вносят в семью [ист.: ВОЗ 2022, 5.11]. Насилие повышает риск выкидыша, инфекций, преждевременных родов, травмы или гибели ребёнка, и оно прямо способствует депрессии, тревоге и посттравматическому стрессовому расстройству у женщины [ист.: там же].</w:t>
+        <w:t xml:space="preserve">ВОЗ описывает домашнее насилие при беременности как опасность для женщины, ребёнка и других членов семьи. Беременность и рождение ребёнка могут спровоцировать насилие или усилить уже существующее — из-за перемен и напряжения, которые они вносят в семью [ист.: ВОЗ 2022, 5.11]. Насилие повышает риск выкидыша, инфекций, преждевременных родов, травмы или гибели ребёнка, и может напрямую способствовать депрессии, тревоге и посттравматическому стрессовому расстройству у женщины [ист.: там же].</w:t>
       </w:r>
     </w:p>
     <w:p>
@@ -2228,7 +2228,7 @@
         <w:t xml:space="preserve"> </w:t>
       </w:r>
       <w:r>
-        <w:t xml:space="preserve">Насилие не сводится к побоям. [ИСТОЧНИК: ВОЗ 2013, Responding to intimate partner violence and sexual violence against women (запись 49) — определение насилия со стороны партнёра: физическое, сексуальное, психологическое насилие и контролирующее поведение. Перечень ниже составлен по плану темы и до сверки с определением ВОЗ остаётся рабочим.] Признаки, которые важно узнать:</w:t>
+        <w:t xml:space="preserve">Насилие не сводится к побоям. ВОЗ определяет насилие со стороны партнёра как поведение нынешнего или бывшего партнёра, которое причиняет физический, сексуальный или психологический вред: физическую агрессию, сексуальное принуждение, психологическое насилие и контролирующее поведение [ист.: ВОЗ, информационный бюллетень о насилии в отношении женщин, 2026]. Как это выглядит в жизни — признаки, которые важно узнать:</w:t>
       </w:r>
     </w:p>
     <w:p>
@@ -2362,7 +2362,7 @@
         <w:t xml:space="preserve"> </w:t>
       </w:r>
       <w:r>
-        <w:t xml:space="preserve">Насилие влияет на течение беременности и на психическое здоровье (выше), а контроль часто мешает получать медицинскую помощь. Поэтому вопрос о безопасности дома относится к работе врача. Американская коллегия акушеров-гинекологов рекомендует спрашивать о насилии и принуждении при первом визите по беременности, как минимум раз в триместр и после родов [ист.: ACOG CO 554]. [ИСТОЧНИК: есть ли аналогичная рекомендация в российских документах.]</w:t>
+        <w:t xml:space="preserve">Насилие влияет на течение беременности и на психическое здоровье (выше), а контроль часто мешает получать медицинскую помощь. Поэтому вопрос о безопасности дома относится к работе врача. Американская коллегия акушеров-гинекологов рекомендует спрашивать о насилии и принуждении при первом визите по беременности, как минимум раз в триместр и после родов [ист.: ACOG CO 554]. В российских клинических рекомендациях «Нормальная беременность» такой рекомендации нет [ист.: КР НБ, поиск по тексту]; поэтому, если вас не спросили, начать разговор придётся самой.</w:t>
       </w:r>
     </w:p>
     <w:p>
@@ -2398,7 +2398,7 @@
         <w:t xml:space="preserve"> </w:t>
       </w:r>
       <w:r>
-        <w:t xml:space="preserve">ВОЗ прямо рекомендует не давить на женщину, чтобы она ушла от партнёра или заявила о насилии, потому что это может подвергнуть её опасности, и помогать тем, кто готов и может уйти [ист.: ВОЗ 2022, 5.11]. Это значит: обратиться за помощью можно, не принимая сразу никаких решений. Помощь начинается с разговора и плана безопасности. [ИСТОЧНИК: что входит в план безопасности — ВОЗ 2013 (запись 49) или другой источник; без него — только упоминание.]</w:t>
+        <w:t xml:space="preserve">ВОЗ прямо рекомендует не давить на женщину, чтобы она ушла от партнёра или заявила о насилии, потому что это может подвергнуть её опасности, и помогать тем, кто готов и может уйти [ист.: ВОЗ 2022, 5.11]. Это значит: обратиться за помощью можно, не принимая сразу никаких решений. Помощь начинается с разговора и плана безопасности. Вместе со специалистом можно заранее обдумать: куда вы уйдёте, если придётся уйти быстро; одна или с детьми; как туда добраться; какие документы, ключи, деньги и вещи взять; есть ли у вас доступ к деньгам; есть ли сосед, которому можно рассказать и который вызовет полицию [ист.: WHO 2014, клиническое руководство по насилию со стороны партнёра, с. 28].</w:t>
       </w:r>
     </w:p>
     <w:p>
@@ -2452,7 +2452,7 @@
         <w:t xml:space="preserve"> </w:t>
       </w:r>
       <w:r>
-        <w:t xml:space="preserve">ВОЗ называет самоубийство одной из ведущих причин смерти женщин; депрессия — главный фактор риска; мысли о самоубийстве или самоповреждения бывают у 20 % женщин с перинатальными нарушениями психического здоровья — такова верхняя граница оценки [ист.: ВОЗ 2022, 5.3]. Мысли о самоубийстве не всегда переходят в план, но большинству самоубийств предшествуют предупреждающие признаки [ист.: там же].</w:t>
+        <w:t xml:space="preserve">ВОЗ называет самоубийство одной из ведущих причин смерти женщин; депрессия — значимый фактор риска; мысли о самоубийстве или самоповреждения бывают у 20 % женщин с перинатальными нарушениями психического здоровья — такова верхняя граница оценки [ист.: ВОЗ 2022, 5.3]. Мысли о самоубийстве не всегда переходят в план, но большинству самоубийств предшествуют предупреждающие признаки [ист.: там же].</w:t>
       </w:r>
     </w:p>
     <w:p>
@@ -2500,7 +2500,7 @@
         <w:pStyle w:val="Compact"/>
       </w:pPr>
       <w:r>
-        <w:t xml:space="preserve">ощущение, что реальность изменилась, что за вами следят, что мысли вкладывают извне; голоса или видения, которых не видят другие; внезапная спутанность, вы перестаёте понимать, где вы и что происходит;</w:t>
+        <w:t xml:space="preserve">голоса или видения, которых не видят другие; убеждённость в том, чего нет на самом деле; внезапная спутанность, когда перестаёшь понимать, где ты и что происходит;</w:t>
       </w:r>
     </w:p>
     <w:p>
@@ -2512,7 +2512,7 @@
         <w:pStyle w:val="Compact"/>
       </w:pPr>
       <w:r>
-        <w:t xml:space="preserve">резкая перемена состояния за часы или дни: бессонница без усталости, возбуждение, необычные идеи.</w:t>
+        <w:t xml:space="preserve">резкая перемена состояния за часы или дни: раздражительность, перепады настроения, растерянность, бессонница [ист.: Friedman 2023 — признаки, которые могут предшествовать послеродовому психозу]. [ПРОВЕРИТЬ: вопрос врачу — источник описывает послеродовой психоз; применим ли перечень к беременности.]</w:t>
       </w:r>
     </w:p>
     <w:p>
@@ -2520,7 +2520,7 @@
         <w:pStyle w:val="FirstParagraph"/>
       </w:pPr>
       <w:r>
-        <w:t xml:space="preserve">ВОЗ рекомендует женщин с планом самоубийства или суицидальным поведением срочно направлять на осмотр к врачу или специалисту по психическому здоровью и не оставлять одну, пока риск не снизится [ист.: ВОЗ 2022, 5.3]. При внезапном появлении признаков послеродового психоза NICE рекомендует осмотр специалистом в течение четырёх часов [ист.: NICE CG192, 1.5.12]. [ИСТОЧНИК: признаки психоза, которые можно перечислить читательнице, — ВОЗ 2022, 2.3 называет галлюцинации и психоз без расшифровки; КР по психотическим расстройствам или ACOG CPG 4 — для перечня. Пункты 3 и 4 списка выше требуют сверки.]</w:t>
+        <w:t xml:space="preserve">ВОЗ рекомендует женщин с планом самоубийства или суицидальным поведением срочно направлять на осмотр к врачу или специалисту по психическому здоровью и не оставлять одну, пока риск не снизится [ист.: ВОЗ 2022, 5.3]. При внезапном появлении признаков послеродового психоза NICE рекомендует осмотр специалистом в течение четырёх часов с момента направления [ист.: NICE CG192, 1.5.12]. Послеродовой психоз проявляется бредом, галлюцинациями, выраженными нарушениями настроения и спутанностью; обычно он начинается внезапно в первые недели после родов, и ему могут предшествовать раздражительность, перепады настроения, растерянность и бессонница [ист.: Friedman 2023, обзор о послеродовом периоде].</w:t>
       </w:r>
     </w:p>
     <w:p>
@@ -2556,7 +2556,7 @@
         <w:pStyle w:val="Compact"/>
       </w:pPr>
       <w:r>
-        <w:t xml:space="preserve">Не оставайтесь одна. Позовите близкого человека или попросите его приехать. Если вы рядом с женщиной в таком состоянии, не оставляйте её одну до приезда помощи [ист.: ВОЗ 2022, 5.3; то же в Теме 2, раздел 2.5].</w:t>
+        <w:t xml:space="preserve">Не оставайтесь одна. Позовите близкого человека или попросите его приехать. Если вы рядом с женщиной, у которой есть план самоубийства или которая уже пыталась причинить себе вред, не оставляйте её одну до приезда помощи [ист.: ВОЗ 2022, 5.3; то же в Теме 2, раздел 2.5].</w:t>
       </w:r>
     </w:p>
     <w:p>
@@ -2773,7 +2773,7 @@
         <w:t xml:space="preserve"> </w:t>
       </w:r>
       <w:r>
-        <w:t xml:space="preserve">Бесплатно, анонимно [ист.: psi.mchs.gov.ru, 09.10.2026]. [ПРОВЕРИТЬ перед печатью: режим работы на сайте не указан.]</w:t>
+        <w:t xml:space="preserve">Круглосуточно, анонимно и бесплатно; оплачиваются только услуги междугородней связи [ист.: psi.mchs.gov.ru, раздел «Оказание экстренной психологической помощи», 09.10.2026].</w:t>
       </w:r>
     </w:p>
     <w:p>
@@ -2795,7 +2795,7 @@
         <w:t xml:space="preserve"> </w:t>
       </w:r>
       <w:r>
-        <w:t xml:space="preserve">Бесплатно, круглосуточно [ист.: psi.mchs.gov.ru, 09.10.2026]. [ПРОВЕРИТЬ: оператор линии на странице не назван.]</w:t>
+        <w:t xml:space="preserve">Звонок бесплатный, работает по всей России [ист.: psi.mchs.gov.ru, 09.10.2026]. [ПРОВЕРИТЬ: оператор линии на странице не назван.]</w:t>
       </w:r>
     </w:p>
     <w:p>
@@ -3155,7 +3155,7 @@
         </w:numPr>
       </w:pPr>
       <w:r>
-        <w:t xml:space="preserve">Перемены настроения при беременности — обычная часть жизни, и большинству женщин достаточно понимания, сна, движения и поддержки близких. Тревогу и депрессию при беременности лечат, и начинают лечение с психотерапии.</w:t>
+        <w:t xml:space="preserve">Перемены настроения при беременности — обычная часть жизни; при временных трудностях помогают сон, движение и поддержка близких. Тревогу и депрессию при беременности лечат, и, если нет строгих показаний к лекарствам, начинают с психотерапии.</w:t>
       </w:r>
     </w:p>
     <w:p>
@@ -3578,6 +3578,102 @@
       </w:pPr>
       <w:r>
         <w:t xml:space="preserve">Центр экстренной психологической помощи МЧС России — https://psi.mchs.gov.ru (номер телефона, проверено 09.10.2026).</w:t>
+      </w:r>
+    </w:p>
+    <w:p>
+      <w:pPr>
+        <w:numPr>
+          <w:ilvl w:val="0"/>
+          <w:numId w:val="1017"/>
+        </w:numPr>
+        <w:pStyle w:val="Compact"/>
+      </w:pPr>
+      <w:r>
+        <w:t xml:space="preserve">КР «Тревожно-фобические расстройства», 2024, ID 455_3 —</w:t>
+      </w:r>
+      <w:r>
+        <w:t xml:space="preserve"> </w:t>
+      </w:r>
+      <w:r>
+        <w:rPr>
+          <w:rStyle w:val="VerbatimChar"/>
+        </w:rPr>
+        <w:t xml:space="preserve">sources/russian-guidelines/kr-trevozhno-fobicheskie-gtr-depressiya-2024.docx</w:t>
+      </w:r>
+      <w:r>
+        <w:t xml:space="preserve">.</w:t>
+      </w:r>
+    </w:p>
+    <w:p>
+      <w:pPr>
+        <w:numPr>
+          <w:ilvl w:val="0"/>
+          <w:numId w:val="1017"/>
+        </w:numPr>
+        <w:pStyle w:val="Compact"/>
+      </w:pPr>
+      <w:r>
+        <w:t xml:space="preserve">Hantsoo L. et al. Front Endocrinol. 2023;14:1295261 (PMID 38149098, PMC10750128) — нарративный обзор, полный текст.</w:t>
+      </w:r>
+    </w:p>
+    <w:p>
+      <w:pPr>
+        <w:numPr>
+          <w:ilvl w:val="0"/>
+          <w:numId w:val="1017"/>
+        </w:numPr>
+        <w:pStyle w:val="Compact"/>
+      </w:pPr>
+      <w:r>
+        <w:t xml:space="preserve">Fu T. et al. J Affect Disord. 2023. doi:10.1016/j.jad.2023.01.125 (PMID 36739002) — метаанализ, по реферату.</w:t>
+      </w:r>
+    </w:p>
+    <w:p>
+      <w:pPr>
+        <w:numPr>
+          <w:ilvl w:val="0"/>
+          <w:numId w:val="1017"/>
+        </w:numPr>
+        <w:pStyle w:val="Compact"/>
+      </w:pPr>
+      <w:r>
+        <w:t xml:space="preserve">Friedman S.H., Reed E., Ross N.E. Postpartum Psychosis. Curr Psychiatry Rep. 2023;25(2):65–72. doi:10.1007/s11920-022-01406-4 (PMID 36637712) — полный текст.</w:t>
+      </w:r>
+    </w:p>
+    <w:p>
+      <w:pPr>
+        <w:numPr>
+          <w:ilvl w:val="0"/>
+          <w:numId w:val="1017"/>
+        </w:numPr>
+        <w:pStyle w:val="Compact"/>
+      </w:pPr>
+      <w:r>
+        <w:t xml:space="preserve">WHO. Doing What Matters in Times of Stress: An Illustrated Guide. 2020 — с. 40, 47–48.</w:t>
+      </w:r>
+    </w:p>
+    <w:p>
+      <w:pPr>
+        <w:numPr>
+          <w:ilvl w:val="0"/>
+          <w:numId w:val="1017"/>
+        </w:numPr>
+        <w:pStyle w:val="Compact"/>
+      </w:pPr>
+      <w:r>
+        <w:t xml:space="preserve">WHO. Health care for women subjected to intimate partner violence or sexual violence: a clinical handbook. 2014 — с. 28.</w:t>
+      </w:r>
+    </w:p>
+    <w:p>
+      <w:pPr>
+        <w:numPr>
+          <w:ilvl w:val="0"/>
+          <w:numId w:val="1017"/>
+        </w:numPr>
+        <w:pStyle w:val="Compact"/>
+      </w:pPr>
+      <w:r>
+        <w:t xml:space="preserve">WHO. Violence against women: fact sheet. 2026.</w:t>
       </w:r>
     </w:p>
     <w:bookmarkEnd w:id="37"/>

--- a/themes/theme-10/theme 10 draft.docx
+++ b/themes/theme-10/theme 10 draft.docx
@@ -947,7 +947,7 @@
         <w:pStyle w:val="BodyText"/>
       </w:pPr>
       <w:r>
-        <w:t xml:space="preserve">Постоянные проверки в интернете и в приложениях подкрепляют тревогу так же, как ритуалы, — об этом раздел 10.9.</w:t>
+        <w:t xml:space="preserve">Постоянные проверки в интернете и в приложениях могут работать так же, как ритуалы, — об этом раздел 10.9.</w:t>
       </w:r>
     </w:p>
     <w:bookmarkEnd w:id="24"/>
@@ -1934,7 +1934,7 @@
         <w:pStyle w:val="FirstParagraph"/>
       </w:pPr>
       <w:r>
-        <w:t xml:space="preserve">«При беременности никаких таблеток» — убеждение, из-за которого женщины бросают лечение, назначенное до беременности, и отказываются от него, когда оно нужно. На деле решение о лечении при беременности — это сравнение двух рисков: риска лечения и риска болезни, которую не лечат.</w:t>
+        <w:t xml:space="preserve">«При беременности никаких таблеток» — убеждение, из-за которого женщина может бросить лечение, назначенное до беременности, или отказаться от него, когда оно нужно. На деле решение о лечении при беременности — это сравнение двух рисков: риска лечения и риска болезни, которую не лечат.</w:t>
       </w:r>
     </w:p>
     <w:p>
@@ -2362,7 +2362,7 @@
         <w:t xml:space="preserve"> </w:t>
       </w:r>
       <w:r>
-        <w:t xml:space="preserve">Насилие влияет на течение беременности и на психическое здоровье (выше), а контроль часто мешает получать медицинскую помощь. Поэтому вопрос о безопасности дома относится к работе врача. Американская коллегия акушеров-гинекологов рекомендует спрашивать о насилии и принуждении при первом визите по беременности, как минимум раз в триместр и после родов [ист.: ACOG CO 554]. В российских клинических рекомендациях «Нормальная беременность» такой рекомендации нет [ист.: КР НБ, поиск по тексту]; поэтому, если вас не спросили, начать разговор придётся самой.</w:t>
+        <w:t xml:space="preserve">Насилие влияет на течение беременности и на психическое здоровье (выше), а контроль может мешать получать медицинскую помощь. ВОЗ включает помощь при насилии в работу служб, которые ведут беременность [ист.: ВОЗ 2022, 5.11]. Американская коллегия акушеров-гинекологов рекомендует спрашивать о насилии и принуждении при первом визите по беременности, как минимум раз в триместр и после родов [ист.: ACOG CO 554]. В российских клинических рекомендациях «Нормальная беременность» такой рекомендации нет [ист.: КР НБ, поиск по тексту]; поэтому, если вас не спросили, начать разговор придётся самой.</w:t>
       </w:r>
     </w:p>
     <w:p>

--- a/themes/theme-10/theme 10 draft.docx
+++ b/themes/theme-10/theme 10 draft.docx
@@ -530,7 +530,7 @@
         <w:pStyle w:val="FirstParagraph"/>
       </w:pPr>
       <w:r>
-        <w:t xml:space="preserve">Перинатальные тревога и депрессия — то есть возникающие во время беременности и в первый год после родов — встречаются часто: по оценке ВОЗ, примерно у одной женщины из десяти в странах с высоким доходом и у одной из пяти в странах с низким и средним доходом [ист.: ВОЗ 2022, 2.1]. [ИСТОЧНИК: российские данные о распространённости перинатальной депрессии и тревоги — если есть.]</w:t>
+        <w:t xml:space="preserve">Перинатальные тревога и депрессия — то есть возникающие во время беременности и в первый год после родов — встречаются часто: по оценке ВОЗ, примерно у одной женщины из десяти в странах с высоким доходом и у одной из пяти в странах с низким и средним доходом [ист.: ВОЗ 2022, 2.1].</w:t>
       </w:r>
     </w:p>
     <w:p>

--- a/themes/theme-10/theme 10 draft.docx
+++ b/themes/theme-10/theme 10 draft.docx
@@ -462,7 +462,7 @@
         <w:pStyle w:val="FirstParagraph"/>
       </w:pPr>
       <w:r>
-        <w:t xml:space="preserve">Беременность меняет всё сразу: тело, сон, планы, отношения, работу, деньги. Неудивительно, что меняется и настроение. Большая часть этих перемен проходит сама и требует только понимания и поддержки близких. Но у части женщин тревога или подавленность становятся болезнью, которую лечат, и при беременности её лечат так же обязательно, как любую другую. Эта глава помогает различить одно и другое, понять, кто и чем помогает, и знать, что делать, если стало по-настоящему плохо.</w:t>
+        <w:t xml:space="preserve">Беременность меняет всё сразу: тело, сон, планы, отношения, работу, деньги. Меняется и настроение. У части женщин тревога или подавленность становятся болезнью, и её лечат и во время беременности. В этой главе — как отличить обычные переживания от болезни, кто и чем помогает и что делать, если стало по-настоящему плохо.</w:t>
       </w:r>
     </w:p>
     <w:bookmarkEnd w:id="20"/>
@@ -488,7 +488,7 @@
         <w:pStyle w:val="BodyText"/>
       </w:pPr>
       <w:r>
-        <w:t xml:space="preserve">Гормональная перестройка при беременности действительно идёт. Во время беременности уровни эстрогена и прогестерона растут, а после родов быстро падают. Обзор исследований связывает такие перемены с изменениями в системе реакции организма на стресс и считает, что они могут повышать уязвимость к депрессии [ист.: Hantsoo 2023, нарративный обзор]. Но это описание механизма, а не объяснение того, почему настроение меняется у конкретной женщины. Российские клинические рекомендации по обсессивно-компульсивному расстройству, например, тоже называют роль гормональных колебаний лишь предположением [ист.: КР ОКР, 1.2].</w:t>
+        <w:t xml:space="preserve">Во время беременности уровни эстрогена и прогестерона растут, а после родов быстро падают. Обзор исследований связывает такие перемены с изменениями в системе реакции организма на стресс и считает, что они могут повышать уязвимость к депрессии [ист.: Hantsoo 2023, нарративный обзор]. Почему настроение меняется у конкретной женщины, этот механизм не объясняет. Российские клинические рекомендации по обсессивно-компульсивному расстройству, например, тоже называют роль гормональных колебаний лишь предположением [ист.: КР ОКР, 1.2].</w:t>
       </w:r>
     </w:p>
     <w:p>
@@ -504,15 +504,15 @@
         <w:pStyle w:val="BodyText"/>
       </w:pPr>
       <w:r>
-        <w:t xml:space="preserve">Отсюда практический вывод. Если списать всё на гормоны, остаётся только ждать, пока «пройдёт». Если видеть, из чего складывается состояние, появляется, на что можно повлиять: на сон, на нагрузку, на поддержку, на тревожащий вопрос, который можно задать врачу.</w:t>
-      </w:r>
-    </w:p>
-    <w:p>
-      <w:pPr>
-        <w:pStyle w:val="BodyText"/>
-      </w:pPr>
-      <w:r>
-        <w:t xml:space="preserve">Есть и второй вывод, более важный. У женщин, у которых тревога или депрессия были до беременности, симптомы в это время могут усилиться. А у некоторых трудности с психическим здоровьем впервые появляются именно при беременности или после родов [ист.: ВОЗ 2022, 2.1]. «Гормоны» в этой ситуации звучат как объяснение, которое снимает вопрос, нужна ли помощь. Вопрос не снимается: он решается по тому, насколько тяжело состояние, сколько оно длится и как мешает жить (раздел 10.3).</w:t>
+        <w:t xml:space="preserve">Если списать всё на гормоны, остаётся только ждать, пока «пройдёт». Если видеть, из чего складывается состояние, появляется, на что можно повлиять: на сон, на нагрузку, на поддержку, на тревожащий вопрос, который можно задать врачу.</w:t>
+      </w:r>
+    </w:p>
+    <w:p>
+      <w:pPr>
+        <w:pStyle w:val="BodyText"/>
+      </w:pPr>
+      <w:r>
+        <w:t xml:space="preserve">У женщин, у которых тревога или депрессия были до беременности, симптомы в это время могут усилиться. А у некоторых трудности с психическим здоровьем впервые появляются именно при беременности или после родов [ист.: ВОЗ 2022, 2.1]. Объяснение «это гормоны» не отвечает на вопрос, нужна ли помощь. Ответ зависит от того, насколько тяжело состояние, сколько оно длится и как мешает жить (раздел 10.3).</w:t>
       </w:r>
     </w:p>
     <w:bookmarkEnd w:id="21"/>
@@ -554,7 +554,7 @@
         <w:pStyle w:val="BodyText"/>
       </w:pPr>
       <w:r>
-        <w:t xml:space="preserve">Риск — не прогноз. Факторы риска описывают, у кого трудности возникают чаще, а не у кого они обязательно будут. Их стоит знать затем, чтобы сказать о них врачу заранее.</w:t>
+        <w:t xml:space="preserve">Факторы риска описывают, у кого трудности возникают чаще. Что они будут у конкретной женщины, из этого не следует. Знать их нужно, чтобы сказать о них врачу заранее.</w:t>
       </w:r>
     </w:p>
     <w:p>
@@ -827,15 +827,15 @@
         <w:t xml:space="preserve"> </w:t>
       </w:r>
       <w:r>
-        <w:t xml:space="preserve">Эту фразу беременная слышит от родственников, а иногда читает и в официальной памятке: в памятке для пациентки российских клинических рекомендаций сказано, что на всём протяжении беременности нужно избегать стрессовых ситуаций и эмоциональных переживаний [ист.: КР НБ, с. 88 PDF, приложение В]. Совет понятен по намерению, но выполнить его невозможно: беременность, по ВОЗ, сама по себе может быть временем напряжения (раздел 10.1). А если считать любое переживание опасным для ребёнка, к каждому волнению прибавляется чувство вины.</w:t>
-      </w:r>
-    </w:p>
-    <w:p>
-      <w:pPr>
-        <w:pStyle w:val="BodyText"/>
-      </w:pPr>
-      <w:r>
-        <w:t xml:space="preserve">ВОЗ связывает с осложнениями беременности (преэклампсией, кровотечением, преждевременными родами) и с последствиями для ребёнка нарушения психического здоровья [ист.: ВОЗ 2022, 2.2]; обычные волнения ВОЗ в этой связи не упоминает. [ПРОВЕРИТЬ: вопрос врачу — нужен источник, который прямо разводит кратковременные переживания и длительный стресс или расстройство по влиянию на беременность; без него вывод «обычные волнения ребёнку не вредят» в текст не входит.] Из этого следует действие, обратное совету «не нервничать»: не подавлять переживания, а замечать, если они не проходят, и вовремя получать помощь. Женская консультация, кстати, сама предусматривает такую помощь: по российским клиническим рекомендациям каждую беременную дважды направляют к медицинскому психологу (раздел 10.11) [ист.: КР НБ, с. 31 PDF].</w:t>
+        <w:t xml:space="preserve">Эту фразу беременная слышит от родственников, а иногда читает и в официальной памятке: в памятке для пациентки российских клинических рекомендаций сказано, что на всём протяжении беременности нужно избегать стрессовых ситуаций и эмоциональных переживаний [ист.: КР НБ, с. 88 PDF, приложение В]. Выполнить такой совет нельзя: беременность, по ВОЗ, сама по себе может быть временем напряжения (раздел 10.1). А если считать любое переживание опасным для ребёнка, к каждому волнению прибавляется чувство вины.</w:t>
+      </w:r>
+    </w:p>
+    <w:p>
+      <w:pPr>
+        <w:pStyle w:val="BodyText"/>
+      </w:pPr>
+      <w:r>
+        <w:t xml:space="preserve">ВОЗ связывает с осложнениями беременности (преэклампсией, кровотечением, преждевременными родами) и с последствиями для ребёнка нарушения психического здоровья [ист.: ВОЗ 2022, 2.2]; обычные волнения ВОЗ в этой связи не упоминает. [ПРОВЕРИТЬ: вопрос врачу — нужен источник, который прямо разводит кратковременные переживания и длительный стресс или расстройство по влиянию на беременность; без него вывод «обычные волнения ребёнку не вредят» в текст не входит.] Из этого следует действие, обратное совету «не нервничать»: не подавлять переживания, а замечать, если они не проходят, и вовремя получать помощь. Такую помощь предусматривает и женская консультация: по российским клиническим рекомендациям каждую беременную дважды направляют к медицинскому психологу (раздел 10.11) [ист.: КР НБ, с. 31 PDF].</w:t>
       </w:r>
     </w:p>
     <w:bookmarkEnd w:id="23"/>
@@ -879,7 +879,7 @@
         <w:pStyle w:val="BodyText"/>
       </w:pPr>
       <w:r>
-        <w:t xml:space="preserve">Тревога может быть и частью тревожного расстройства. При генерализованном тревожном расстройстве, по российским клиническим рекомендациям, тревога и напряжение распространённые и устойчивые, не привязаны к конкретным обстоятельствам и держатся не меньше шести месяцев [ист.: КР ГТР, 1.1]. Тревога может проявляться и в теле: сильное или частое сердцебиение, потливость, дрожь, сухость во рту, затруднённое дыхание, чувство удушья, боль или дискомфорт в груди, тошнота [ист.: КР «Тревожно-фобические расстройства», F40.0, критерий Б]. Отличить их от обычного волнения и от других состояний — дело врача; ваше дело — заметить и сказать.</w:t>
+        <w:t xml:space="preserve">Тревога может быть и частью тревожного расстройства. При генерализованном тревожном расстройстве, по российским клиническим рекомендациям, тревога и напряжение распространённые и устойчивые, не привязаны к конкретным обстоятельствам и держатся не меньше шести месяцев [ист.: КР ГТР, 1.1]. Тревога может проявляться и в теле: сильное или частое сердцебиение, потливость, дрожь, сухость во рту, затруднённое дыхание, чувство удушья, боль или дискомфорт в груди, тошнота [ист.: КР «Тревожно-фобические расстройства», F40.0, критерий Б]. Отличить тревожное расстройство от обычного волнения и от других состояний может врач; от вас нужно заметить эти признаки и сказать о них.</w:t>
       </w:r>
     </w:p>
     <w:p>
@@ -897,7 +897,7 @@
         <w:t xml:space="preserve"> </w:t>
       </w:r>
       <w:r>
-        <w:t xml:space="preserve">Отдельная и очень пугающая разновидность — навязчивые мысли. Российские клинические рекомендации описывают их как идеи, образы или побуждения, которые снова и снова приходят в голову в одном и том же виде. Они почти всегда неприятны, человек пытается им сопротивляться, часто безуспешно, и при этом понимает, что это его собственные мысли, хотя они непроизвольны и отвратительны ему [ист.: КР ОКР, 1.5]. Среди видов таких мыслей рекомендации отдельно называют мысли или образы о причинении вреда себе или другому человеку — их называют «контрастными навязчивостями», и с ними связаны повторные проверки [ист.: КР ОКР, 1.5].</w:t>
+        <w:t xml:space="preserve">Особенно пугают навязчивые мысли. Российские клинические рекомендации описывают их как идеи, образы или побуждения, которые снова и снова приходят в голову в одном и том же виде. Они почти всегда неприятны, человек пытается им сопротивляться, часто безуспешно, и при этом понимает, что это его собственные мысли, хотя они непроизвольны и отвратительны ему [ист.: КР ОКР, 1.5]. Среди видов таких мыслей рекомендации отдельно называют мысли или образы о причинении вреда себе или другому человеку — их называют «контрастными навязчивостями», и с ними связаны повторные проверки [ист.: КР ОКР, 1.5].</w:t>
       </w:r>
     </w:p>
     <w:p>
@@ -1017,7 +1017,7 @@
         <w:pStyle w:val="BodyText"/>
       </w:pPr>
       <w:r>
-        <w:t xml:space="preserve">Ещё одна причина путаницы: в тексте Темы 2 мы писали, что разбитость при достаточном сне может быть связана с дефицитом железа или нарушением функции щитовидной железы (Тема 2, раздел 2.1). Российские клинические рекомендации перед лечением депрессии тоже предусматривают обследование, чтобы отличить её от других заболеваний [ист.: КР Депрессия, 2.5]. Поэтому разговор с врачом о настроении нередко начинается с анализов.</w:t>
+        <w:t xml:space="preserve">Ещё одна причина путаницы: разбитость при достаточном сне может быть связана с дефицитом железа или нарушением функции щитовидной железы (подробнее — Тема 2, раздел 2.1). Российские клинические рекомендации перед лечением депрессии тоже предусматривают обследование, чтобы отличить её от других заболеваний [ист.: КР Депрессия, 2.5]. Поэтому разговор с врачом о настроении нередко начинается с анализов.</w:t>
       </w:r>
     </w:p>
     <w:p>
@@ -1035,7 +1035,7 @@
         <w:t xml:space="preserve"> </w:t>
       </w:r>
       <w:r>
-        <w:t xml:space="preserve">ВОЗ связывает нелеченые нарушения психического здоровья у матери с более высоким риском осложнений беременности и с последствиями для ребёнка — меньшим весом при рождении, трудностями с кормлением и с привязанностью [ист.: ВОЗ 2022, 2.2]. Женщинам с такими трудностями к тому же реже удаётся ходить на приёмы во время беременности и после родов [ист.: там же]. Лечение депрессии при беременности существует, и с него не нужно начинать с таблеток (раздел 10.12).</w:t>
+        <w:t xml:space="preserve">ВОЗ связывает нелеченые нарушения психического здоровья у матери с более высоким риском осложнений беременности и с последствиями для ребёнка — меньшим весом при рождении, трудностями с кормлением и с привязанностью [ист.: ВОЗ 2022, 2.2]. Женщинам с такими трудностями к тому же реже удаётся ходить на приёмы во время беременности и после родов [ист.: там же]. Депрессию при беременности лечат, и, если нет строгих показаний к лекарствам, начинают с психотерапии (раздел 10.12).</w:t>
       </w:r>
     </w:p>
     <w:p>
@@ -1115,15 +1115,15 @@
         <w:t xml:space="preserve"> </w:t>
       </w:r>
       <w:r>
-        <w:t xml:space="preserve">Связь с ребёнком не обязана возникнуть сразу. Для времени после родов ВОЗ прямо пишет, что формирование привязанности может занять время, и рекомендует врачам говорить об этом женщинам [ист.: ВОЗ 2022, 5.10]. Авторы обзора привязанности описывают её так: в первом триместре будущим родителям приходится привыкать к новому представлению о себе и о ребёнке, это может сопровождаться неопределёнными чувствами и растерянностью; во втором триместре родители, как правило, принимают новую ситуацию; примерно с 18–25-й недели, когда женщина начинает ощущать шевеления, привязанность к ребёнку начинает формироваться [ист.: Rollè 2020, введение].</w:t>
-      </w:r>
-    </w:p>
-    <w:p>
-      <w:pPr>
-        <w:pStyle w:val="BodyText"/>
-      </w:pPr>
-      <w:r>
-        <w:t xml:space="preserve">У отсутствия чувства связи с ребёнком есть и другая сторона, о которой стоит знать. Систематический обзор 41 исследования (Rollè и соавторы, 2020) показал, что в большинстве, но не во всех исследованиях депрессивные симптомы во время беременности связаны с более слабой привязанностью к ребёнку, а более слабая привязанность во время беременности — с депрессивными симптомами после родов [ист.: Rollè 2020]. Это связь, а не доказанная причина, и у беременностей после потери или ЭКО результаты противоречивы [ист.: там же]. Но практический вывод из неё есть: если чувства к ребёнку не появляются, а настроение при этом подавлено, проверьте себя по признакам из раздела 10.3. Трудности с привязанностью, по ВОЗ, могут быть связаны с тем, что беременность была нежеланной, если у женщины был тяжёлый опыт в детстве, если она переживает насилие в семье или у неё есть психическое расстройство [ист.: ВОЗ 2022, 5.10]. Это не вина женщины, а обстоятельства, при которых ей нужна поддержка.</w:t>
+        <w:t xml:space="preserve">Связь с ребёнком может возникнуть не сразу. Для времени после родов ВОЗ пишет, что формирование привязанности может занять время, и рекомендует врачам говорить об этом женщинам [ист.: ВОЗ 2022, 5.10]. Авторы обзора привязанности описывают её так: в первом триместре будущим родителям приходится привыкать к новому представлению о себе и о ребёнке, это может сопровождаться неопределёнными чувствами и растерянностью; во втором триместре родители, как правило, принимают новую ситуацию; примерно с 18–25-й недели, когда женщина начинает ощущать шевеления, привязанность к ребёнку начинает формироваться [ист.: Rollè 2020, введение].</w:t>
+      </w:r>
+    </w:p>
+    <w:p>
+      <w:pPr>
+        <w:pStyle w:val="BodyText"/>
+      </w:pPr>
+      <w:r>
+        <w:t xml:space="preserve">Систематический обзор 41 исследования (Rollè и соавторы, 2020) показал, что в большинстве, но не во всех исследованиях депрессивные симптомы во время беременности связаны с более слабой привязанностью к ребёнку, а более слабая привязанность во время беременности — с депрессивными симптомами после родов [ист.: Rollè 2020]. Это связь, а не доказанная причина, и у беременностей после потери или ЭКО результаты противоречивы [ист.: там же]. Но практический вывод из неё есть: если чувства к ребёнку не появляются, а настроение при этом подавлено, проверьте себя по признакам из раздела 10.3. Трудности с привязанностью, по ВОЗ, могут быть связаны с нежеланной беременностью, тяжёлым опытом в детстве, насилием в семье или психическим расстройством [ист.: ВОЗ 2022, 5.10]. В таких обстоятельствах женщине нужна поддержка, и о трудностях с привязанностью стоит сказать врачу или психологу.</w:t>
       </w:r>
     </w:p>
     <w:p>
@@ -1159,7 +1159,7 @@
         <w:t xml:space="preserve"> </w:t>
       </w:r>
       <w:r>
-        <w:t xml:space="preserve">Женщине бывает трудно сказать о таких чувствах партнёру: кажется, что он не поймёт или обидится. ВОЗ рекомендует с согласия женщины вовлекать партнёра и близких в разговор о психическом здоровье и отмечает, что партнёры тоже уязвимы для тревоги и депрессии в этот период [ист.: ВОЗ 2022, 3.3]. Если сказать близким трудно, начните с психолога: он для того и существует, чтобы с ним можно было говорить о том, что неловко произнести дома.</w:t>
+        <w:t xml:space="preserve">Женщине бывает трудно сказать о таких чувствах партнёру: кажется, что он не поймёт или обидится. ВОЗ рекомендует с согласия женщины вовлекать партнёра и близких в разговор о психическом здоровье и отмечает, что партнёры тоже уязвимы для тревоги и депрессии в этот период [ист.: ВОЗ 2022, 3.3]. Если сказать близким трудно, начните с психолога: с ним можно обсуждать то, что неловко произнести дома.</w:t>
       </w:r>
     </w:p>
     <w:bookmarkEnd w:id="26"/>
@@ -1203,7 +1203,7 @@
         <w:pStyle w:val="BodyText"/>
       </w:pPr>
       <w:r>
-        <w:t xml:space="preserve">В следующую беременность прошлая потеря часто возвращается тревогой: каждое обследование становится экзаменом, каждый срок, на котором случилась потеря, — рубежом. Это подтверждают исследования. Метаанализ 19 исследований, в которых участвовали более 5 000 женщин с прошлой потерей и более 30 000 женщин без неё (Hunter и соавторы, 2017), показал, что в беременность после перинатальной потери выше уровень симптомов тревоги и депрессии, причём для тревоги различие заметно больше; по уровню стресса различий не нашли [ист.: Hunter 2017, по реферату]. В качественных исследованиях женщины описывают такую беременность как время смешанных чувств: они сознательно снижают ожидания, постоянно проверяют, всё ли в порядке, и избегают всего, что кажется рискованным [ист.: Fernández-Basanta 2023, по реферату]. Тревога в такой беременности — не неблагодарность и не суеверие, а понятное следствие пережитого.</w:t>
+        <w:t xml:space="preserve">В следующую беременность прошлая потеря часто возвращается тревогой: каждое обследование становится экзаменом, каждый срок, на котором случилась потеря, — рубежом. Метаанализ 19 исследований, в которых участвовали более 5 000 женщин с прошлой потерей и более 30 000 женщин без неё (Hunter и соавторы, 2017), показал, что в беременность после перинатальной потери выше уровень симптомов тревоги и депрессии, причём для тревоги различие заметно больше; по уровню стресса различий не нашли [ист.: Hunter 2017, по реферату]. В качественных исследованиях женщины описывают такую беременность как время смешанных чувств: они сознательно снижают ожидания, постоянно проверяют, всё ли в порядке, и избегают всего, что кажется рискованным [ист.: Fernández-Basanta 2023, по реферату]. После пережитого такая тревога ожидаема, и говорить о ней с врачом можно так же, как о любом другом симптоме.</w:t>
       </w:r>
     </w:p>
     <w:p>
@@ -1239,7 +1239,7 @@
         <w:t xml:space="preserve"> </w:t>
       </w:r>
       <w:r>
-        <w:t xml:space="preserve">ВОЗ включает трудности с зачатием в число обстоятельств, при которых риск перинатальных трудностей с психическим здоровьем выше [ист.: ВОЗ 2022, 2.4, рис. 2]. Выше ли тревога и депрессия в саму беременность после ЭКО, чем при беременности без лечения, исследования однозначно не показывают: обзора с таким сравнением найти не удалось [ист.: поиск PubMed, 09.10.2026], а по послеродовой депрессии метаанализ различий между женщинами после вспомогательных репродуктивных технологий и после спонтанной беременности не нашёл [ист.: Gressier 2015, по реферату]. Авторы того же метаанализа подчёркивают, что проверять настроение во время беременности и после родов нужно у этих женщин так же, как у всех [ист.: там же]. Женщине после долгого лечения бывает трудно позволить себе радоваться и одновременно стыдно жаловаться: «я же так этого хотела». Тревога от того, что вы хотели этой беременности, не становится меньше, и говорить о ней можно так же, как в любой другой ситуации.</w:t>
+        <w:t xml:space="preserve">ВОЗ включает трудности с зачатием в число обстоятельств, при которых риск перинатальных трудностей с психическим здоровьем выше [ист.: ВОЗ 2022, 2.4, рис. 2]. Выше ли тревога и депрессия в саму беременность после ЭКО, чем при беременности без лечения, исследования однозначно не показывают: обзора с таким сравнением найти не удалось [ист.: поиск PubMed, 09.10.2026], а по послеродовой депрессии метаанализ различий между женщинами после вспомогательных репродуктивных технологий и после спонтанной беременности не нашёл [ист.: Gressier 2015, по реферату]. Авторы того же метаанализа подчёркивают, что проверять настроение во время беременности и после родов нужно у этих женщин так же, как у всех [ист.: там же]. Женщине после долгого лечения бывает трудно позволить себе радоваться и одновременно стыдно жаловаться: «я же так этого хотела». То, что беременности долго ждали, тревогу не отменяет, и сказать о ней врачу или психологу можно так же, как любой другой женщине.</w:t>
       </w:r>
     </w:p>
     <w:bookmarkEnd w:id="27"/>
@@ -1367,7 +1367,7 @@
         <w:pStyle w:val="BodyText"/>
       </w:pPr>
       <w:r>
-        <w:t xml:space="preserve">Поэтому дело не в том, чтобы отказаться от интернета, а в том, чтобы заметить момент, когда поиск перестаёт успокаивать. Для женщины, склонной к тревоге, поиск может работать так же, как повторные проверки из раздела 10.4: на минуту становится спокойнее, а потом тревога возвращается с новым вопросом.</w:t>
+        <w:t xml:space="preserve">Отказываться от интернета не нужно. Полезнее заметить момент, когда поиск перестаёт успокаивать. Для женщины, склонной к тревоге, поиск может работать так же, как повторные проверки из раздела 10.4: на минуту становится спокойнее, а потом тревога возвращается с новым вопросом.</w:t>
       </w:r>
     </w:p>
     <w:p>
@@ -1525,7 +1525,7 @@
         <w:pStyle w:val="FirstParagraph"/>
       </w:pPr>
       <w:r>
-        <w:t xml:space="preserve">Совет «больше отдыхайте и думайте о хорошем» звучит так часто, что перестаёт что-либо значить. Между тем то, что помогает при временных трудностях, известно и довольно конкретно.</w:t>
+        <w:t xml:space="preserve">Самый частый совет беременной — «больше отдыхай и не думай о плохом». Что именно делать, из него непонятно.</w:t>
       </w:r>
     </w:p>
     <w:p>
@@ -1587,7 +1587,7 @@
         <w:t xml:space="preserve"> </w:t>
       </w:r>
       <w:r>
-        <w:t xml:space="preserve">Поддержку близких ВОЗ ставит первой в перечне обстоятельств, защищающих психическое здоровье при беременности, и различает два её вида: эмоциональную — когда можно поделиться переживаниями и встретить доброту и уважение, и практическую — помощь с детьми, едой, делами [ист.: ВОЗ 2022, 2.5, 3.3]. Женщине в тяжёлом состоянии, отмечает ВОЗ, бывает трудно просить о помощи: не хватает сил, кажется, что она этого не заслуживает или что помощь не дадут, — и тогда изоляция углубляется и состояние ухудшается [ист.: ВОЗ 2022, 3.3]. Поэтому просить конкретно легче, чем ждать, что предложат: «посиди со старшим в субботу», «приготовь ужин в среду». Курсы для беременных, по ВОЗ, могут стать группой поддержки среди женщин в похожем положении [ист.: там же; 5.15].</w:t>
+        <w:t xml:space="preserve">Поддержку близких ВОЗ ставит первой в перечне обстоятельств, защищающих психическое здоровье при беременности, и различает два её вида: эмоциональную — когда можно поделиться переживаниями и встретить доброту и уважение, и практическую — помощь с детьми, едой, делами [ист.: ВОЗ 2022, 2.5, 3.3]. Женщине в тяжёлом состоянии, отмечает ВОЗ, бывает трудно просить о помощи: не хватает сил, кажется, что она этого не заслуживает или что помощь не дадут, — и тогда изоляция углубляется и состояние ухудшается [ист.: ВОЗ 2022, 3.3]. Поэтому лучше просить о конкретном, не дожидаясь, пока помощь предложат: «посиди со старшим в субботу», «приготовь ужин в среду». Курсы для беременных, по ВОЗ, могут стать группой поддержки среди женщин в похожем положении [ист.: там же; 5.15].</w:t>
       </w:r>
     </w:p>
     <w:p>
@@ -1774,7 +1774,7 @@
         <w:t xml:space="preserve"> </w:t>
       </w:r>
       <w:r>
-        <w:t xml:space="preserve">Трое специалистов, чьи названия похожи, устроены по-разному.</w:t>
+        <w:t xml:space="preserve">Эти трое специалистов различаются образованием и тем, что вправе делать.</w:t>
       </w:r>
     </w:p>
     <w:p>
@@ -1874,7 +1874,7 @@
         <w:t xml:space="preserve"> </w:t>
       </w:r>
       <w:r>
-        <w:t xml:space="preserve">Этот страх останавливает многих, и закон отвечает на него довольно определённо. Слова «учёт» в законе о психиатрической помощи нет; есть два вида помощи в поликлинике или диспансере.</w:t>
+        <w:t xml:space="preserve">Этот страх останавливает многих. Ответ есть в законе о психиатрической помощи. Слова «учёт» в нём нет; закон различает два вида помощи в поликлинике или диспансере.</w:t>
       </w:r>
     </w:p>
     <w:p>
@@ -1916,7 +1916,7 @@
         <w:t xml:space="preserve"> </w:t>
       </w:r>
       <w:r>
-        <w:t xml:space="preserve">Помогает подготовиться: записать, что именно вас беспокоит, как давно, насколько мешает (сон, работа, общение, забота о себе), были ли такие состояния раньше и как лечились, какие лекарства вы принимаете. Это ровно то, о чём, по ВОЗ, специалист и будет спрашивать: насколько выражены симптомы, как долго они держатся и насколько мешают жить [ист.: ВОЗ 2022, 2.3]. Можно прийти с близким человеком: ВОЗ рекомендует приглашать поддерживающих близких на приёмы, если женщина согласна [ист.: ВОЗ 2022, 5.15].</w:t>
+        <w:t xml:space="preserve">Помогает подготовиться: записать, что именно вас беспокоит, как давно, насколько мешает (сон, работа, общение, забота о себе), были ли такие состояния раньше и как лечились, какие лекарства вы принимаете. По этим же признакам, по ВОЗ, специалист оценивает состояние: насколько выражены симптомы, как долго они держатся и насколько мешают жить [ист.: ВОЗ 2022, 2.3]. Можно прийти с близким человеком: ВОЗ рекомендует приглашать поддерживающих близких на приёмы, если женщина согласна [ист.: ВОЗ 2022, 5.15].</w:t>
       </w:r>
     </w:p>
     <w:bookmarkEnd w:id="31"/>
@@ -2114,7 +2114,7 @@
         <w:t xml:space="preserve"> </w:t>
       </w:r>
       <w:r>
-        <w:t xml:space="preserve">Российские рекомендации прямо говорят, что вопрос о пользе и вреде антидепрессантов при беременности остаётся открытым: информации и сравнительных исследований недостаточно. Современные рекомендации, по их словам, категорически не запрещают антидепрессанты при беременности, а предлагают взвешивать пользу и риск для матери и плода в каждом случае отдельно [ист.: КР Депрессия, раздел 7, комментарий].</w:t>
+        <w:t xml:space="preserve">Российские рекомендации говорят, что вопрос о пользе и вреде антидепрессантов при беременности остаётся открытым: информации и сравнительных исследований недостаточно. Современные рекомендации, по их словам, категорически не запрещают антидепрессанты при беременности, а предлагают взвешивать пользу и риск для матери и плода в каждом случае отдельно [ист.: КР Депрессия, раздел 7, комментарий].</w:t>
       </w:r>
     </w:p>
     <w:p>
@@ -2148,7 +2148,7 @@
         <w:t xml:space="preserve"> </w:t>
       </w:r>
       <w:r>
-        <w:t xml:space="preserve">Это самая важная часть раздела. Не прекращайте приём самостоятельно, узнав о беременности. Российские клинические рекомендации по депрессии в информации для пациента говорят прямо: не следует самостоятельно прерывать лечение [ист.: КР Депрессия, приложение В], а прекращать длительный приём антидепрессантов предпочтительно постепенным снижением дозы [ист.: КР Депрессия, приложение Б5]. NICE рекомендует обсуждать с беременной последствия отказа от лечения и то, что может произойти при смене или отмене препарата, особенно при резкой отмене [ист.: NICE CG192, 1.4.3]. ВОЗ рекомендует, чтобы лекарственное лечение при беременности и кормлении грудью по возможности вёл специалист по психическому здоровью [ист.: ВОЗ 2022, 5.1].</w:t>
+        <w:t xml:space="preserve">Узнав о беременности, не прекращайте приём самостоятельно. Российские клинические рекомендации по депрессии в информации для пациента говорят: не следует самостоятельно прерывать лечение [ист.: КР Депрессия, приложение В], а прекращать длительный приём антидепрессантов предпочтительно постепенным снижением дозы [ист.: КР Депрессия, приложение Б5]. NICE рекомендует обсуждать с беременной последствия отказа от лечения и то, что может произойти при смене или отмене препарата, особенно при резкой отмене [ист.: NICE CG192, 1.4.3]. ВОЗ рекомендует, чтобы лекарственное лечение при беременности и кормлении грудью по возможности вёл специалист по психическому здоровью [ист.: ВОЗ 2022, 5.1].</w:t>
       </w:r>
     </w:p>
     <w:p>
@@ -2344,7 +2344,7 @@
         <w:pStyle w:val="FirstParagraph"/>
       </w:pPr>
       <w:r>
-        <w:t xml:space="preserve">ВОЗ отмечает, что женщина, переживающая насилие, может не сообщать о нём: из чувства вины или стыда, из уверенности, что виновата сама, из страха, что насилие станет хуже или что её убьют, если партнёр узнает; а может и не осознавать, что это насилие, считать его нормой [ист.: ВОЗ 2022, 5.11]. Если, читая этот список, вы узнали свою ситуацию, — вы её узнали, и это уже важно.</w:t>
+        <w:t xml:space="preserve">ВОЗ отмечает, что женщина, переживающая насилие, может не сообщать о нём: из чувства вины или стыда, из уверенности, что виновата сама, из страха, что насилие станет хуже или что её убьют, если партнёр узнает; а может и не осознавать, что это насилие, считать его нормой [ист.: ВОЗ 2022, 5.11].</w:t>
       </w:r>
     </w:p>
     <w:p>
@@ -2398,7 +2398,7 @@
         <w:t xml:space="preserve"> </w:t>
       </w:r>
       <w:r>
-        <w:t xml:space="preserve">ВОЗ прямо рекомендует не давить на женщину, чтобы она ушла от партнёра или заявила о насилии, потому что это может подвергнуть её опасности, и помогать тем, кто готов и может уйти [ист.: ВОЗ 2022, 5.11]. Это значит: обратиться за помощью можно, не принимая сразу никаких решений. Помощь начинается с разговора и плана безопасности. Вместе со специалистом можно заранее обдумать: куда вы уйдёте, если придётся уйти быстро; одна или с детьми; как туда добраться; какие документы, ключи, деньги и вещи взять; есть ли у вас доступ к деньгам; есть ли сосед, которому можно рассказать и который вызовет полицию [ист.: WHO 2014, клиническое руководство по насилию со стороны партнёра, с. 28].</w:t>
+        <w:t xml:space="preserve">ВОЗ рекомендует не давить на женщину, чтобы она ушла от партнёра или заявила о насилии, потому что это может подвергнуть её опасности, и помогать тем, кто готов и может уйти [ист.: ВОЗ 2022, 5.11]. Обратиться за помощью можно, не принимая сразу никаких решений: помощь начинается с разговора и плана безопасности. Вместе со специалистом можно заранее обдумать: куда вы уйдёте, если придётся уйти быстро; одна или с детьми; как туда добраться; какие документы, ключи, деньги и вещи взять; есть ли у вас доступ к деньгам; есть ли сосед, которому можно рассказать и который вызовет полицию [ист.: WHO 2014, клиническое руководство по насилию со стороны партнёра, с. 28].</w:t>
       </w:r>
     </w:p>
     <w:p>
@@ -2596,7 +2596,7 @@
         <w:pStyle w:val="BodyText"/>
       </w:pPr>
       <w:r>
-        <w:t xml:space="preserve">Обращение, после которого окажется, что опасности не было, — нормальный исход. Сказать о таких мыслях вслух трудно, но именно с этого начинается помощь.</w:t>
+        <w:t xml:space="preserve">Звонить можно, даже если вы не уверены, что ситуация достаточно серьёзная: оценить её — работа врача.</w:t>
       </w:r>
     </w:p>
     <w:p>

--- a/themes/theme-10/theme 10 draft.docx
+++ b/themes/theme-10/theme 10 draft.docx
@@ -694,7 +694,7 @@
         <w:pStyle w:val="FirstParagraph"/>
       </w:pPr>
       <w:r>
-        <w:t xml:space="preserve">Срок две недели совпадает с минимальной длительностью депрессивного эпизода в российских клинических рекомендациях [ист.: КР Депрессия, критерии F32]. У генерализованного тревожного расстройства срок другой — не меньше шести месяцев [ист.: КР ГТР, 1.1]; о тревоге подробнее в разделе 10.4.</w:t>
+        <w:t xml:space="preserve">Срок две недели совпадает с минимальной длительностью депрессивного эпизода в российских клинических рекомендациях [ист.: КР Депрессия, критерии F32].</w:t>
       </w:r>
     </w:p>
     <w:p>
@@ -1053,7 +1053,7 @@
         <w:t xml:space="preserve"> </w:t>
       </w:r>
       <w:r>
-        <w:t xml:space="preserve">Если депрессия или тревога были во время беременности или раньше, после родов за состоянием нужно следить особенно внимательно: ВОЗ отмечает, что риск обострения сохраняется весь перинатальный период и особенно сразу после родов [ист.: ВОЗ 2022, 5.1]. Договоритесь с врачом заранее, кто будет наблюдать вас после родов и куда обращаться, если станет хуже, и расскажите об этом близким.</w:t>
+        <w:t xml:space="preserve">Если депрессия или тревога были во время беременности или раньше, особенно внимательно за состоянием нужно следить сразу после родов (раздел 10.2). Договоритесь с врачом заранее, кто будет наблюдать вас после родов и куда обращаться, если станет хуже, и расскажите об этом близким.</w:t>
       </w:r>
     </w:p>
     <w:bookmarkEnd w:id="25"/>
@@ -1307,6 +1307,14 @@
         <w:pStyle w:val="BodyText"/>
       </w:pPr>
       <w:r>
+        <w:t xml:space="preserve">Насколько помогают психологические методы при сильном страхе родов, изучено пока недостаточно. Обзор Cochrane 2021 года объединил семь исследований, где применяли психообразование, когнитивно-поведенческую терапию, групповые занятия и арт-терапию. Такие методы, возможно, снижают страх родов, но снижение может быть незначимым в жизни (доказательства низкой достоверности); вероятно, они уменьшают число кесаревых сечений (доказательства умеренной достоверности). Общий вывод авторов: насколько эти методы снижают страх, пока неясно [ист.: Cochrane CD013321, 2021, по реферату].</w:t>
+      </w:r>
+    </w:p>
+    <w:p>
+      <w:pPr>
+        <w:pStyle w:val="BodyText"/>
+      </w:pPr>
+      <w:r>
         <w:rPr>
           <w:bCs/>
           <w:b/>
@@ -1318,14 +1326,6 @@
       </w:r>
       <w:r>
         <w:t xml:space="preserve">Скажите о страхе акушеру-гинекологу — не мимоходом, а прямо: «Я очень боюсь родов, это мешает мне жить». Попросите направить вас к психологу (раздел 10.11). Узнайте заранее, что будет происходить в родах и какие есть способы обезболивания: часть страха держится на неизвестности.</w:t>
-      </w:r>
-    </w:p>
-    <w:p>
-      <w:pPr>
-        <w:pStyle w:val="BodyText"/>
-      </w:pPr>
-      <w:r>
-        <w:t xml:space="preserve">Насколько помогают психологические методы при сильном страхе родов, изучено пока недостаточно. Обзор Cochrane 2021 года объединил семь исследований, где применяли психообразование, когнитивно-поведенческую терапию, групповые занятия и арт-терапию. Такие методы, возможно, снижают страх родов, но снижение может быть незначимым в жизни (доказательства низкой достоверности); вероятно, они уменьшают число кесаревых сечений (доказательства умеренной достоверности). Общий вывод авторов: насколько эти методы снижают страх, пока неясно [ист.: Cochrane CD013321, 2021, по реферату].</w:t>
       </w:r>
     </w:p>
     <w:bookmarkEnd w:id="28"/>
@@ -1359,7 +1359,7 @@
         <w:pStyle w:val="BodyText"/>
       </w:pPr>
       <w:r>
-        <w:t xml:space="preserve">Сами поводы для беспокойства у беременных почти всеобщие. В норвежском опросе 1 402 беременных почти все участницы назвали свои тревоги: аномалии развития ребёнка — 99 %, выкидыш — 95 %, роды — 85 %. За информацией большинство шли на проверенные государственные сайты (74 %) и к медикам (56 %), к блогерам — 2 % [ист.: Hansen 2025, по реферату].</w:t>
+        <w:t xml:space="preserve">Сами поводы для беспокойства у беременных почти всеобщие. В норвежском опросе 1 402 беременных почти все участницы назвали свои тревоги: аномалии развития ребёнка — 99 %, выкидыш — 95 %, роды — 85 % [ист.: Hansen 2025, по реферату]. ВОЗ относит к признакам проблемы не само беспокойство о ребёнке, а беспокойство, которое невозможно остановить (раздел 10.4).</w:t>
       </w:r>
     </w:p>
     <w:p>
@@ -1569,7 +1569,7 @@
         <w:t xml:space="preserve"> </w:t>
       </w:r>
       <w:r>
-        <w:t xml:space="preserve">Физическая активность входит в список полезных способов справляться с напряжением у ВОЗ [ист.: ВОЗ 2022, 3.3]. Какая нагрузка при беременности безопасна и как её подобрать, — Тема 3.</w:t>
+        <w:t xml:space="preserve">Какая нагрузка при беременности безопасна и как её подобрать, — Тема 3.</w:t>
       </w:r>
     </w:p>
     <w:p>
@@ -1738,7 +1738,7 @@
         <w:t xml:space="preserve"> </w:t>
       </w:r>
       <w:r>
-        <w:t xml:space="preserve">Начать можно с врача, который ведёт беременность. NICE предлагает рассмотреть возможность расспрашивать о настроении и тревоге при первом обращении и в первые недели после родов [ист.: NICE CG192, 1.5.4]. ВОЗ рассматривает женскую консультацию как место, где большинство женщин могут получить поддержку и откуда при более тяжёлом состоянии направляют к специалистам [ист.: ВОЗ 2022, 3.4]. Акушер-гинеколог может направить к психологу или к психиатру и учесть ваше состояние при наблюдении.</w:t>
+        <w:t xml:space="preserve">Начать можно с врача, который ведёт беременность. ВОЗ рассматривает женскую консультацию как место, где большинство женщин могут получить поддержку и откуда при более тяжёлом состоянии направляют к специалистам [ист.: ВОЗ 2022, 3.4]. Акушер-гинеколог может направить к психологу или к психиатру и учесть ваше состояние при наблюдении.</w:t>
       </w:r>
     </w:p>
     <w:p>
@@ -1916,7 +1916,7 @@
         <w:t xml:space="preserve"> </w:t>
       </w:r>
       <w:r>
-        <w:t xml:space="preserve">Помогает подготовиться: записать, что именно вас беспокоит, как давно, насколько мешает (сон, работа, общение, забота о себе), были ли такие состояния раньше и как лечились, какие лекарства вы принимаете. По этим же признакам, по ВОЗ, специалист оценивает состояние: насколько выражены симптомы, как долго они держатся и насколько мешают жить [ист.: ВОЗ 2022, 2.3]. Можно прийти с близким человеком: ВОЗ рекомендует приглашать поддерживающих близких на приёмы, если женщина согласна [ист.: ВОЗ 2022, 5.15].</w:t>
+        <w:t xml:space="preserve">Помогает подготовиться: записать, что именно вас беспокоит, как давно, насколько мешает (сон, работа, общение, забота о себе), были ли такие состояния раньше и как лечились, какие лекарства вы принимаете. По этим признакам специалист и оценивает состояние (раздел 10.3). Можно прийти с близким человеком: ВОЗ рекомендует приглашать поддерживающих близких на приёмы, если женщина согласна [ист.: ВОЗ 2022, 5.15].</w:t>
       </w:r>
     </w:p>
     <w:bookmarkEnd w:id="31"/>
@@ -2520,7 +2520,7 @@
         <w:pStyle w:val="FirstParagraph"/>
       </w:pPr>
       <w:r>
-        <w:t xml:space="preserve">ВОЗ рекомендует женщин с планом самоубийства или суицидальным поведением срочно направлять на осмотр к врачу или специалисту по психическому здоровью и не оставлять одну, пока риск не снизится [ист.: ВОЗ 2022, 5.3]. При внезапном появлении признаков послеродового психоза NICE рекомендует осмотр специалистом в течение четырёх часов с момента направления [ист.: NICE CG192, 1.5.12]. Послеродовой психоз проявляется бредом, галлюцинациями, выраженными нарушениями настроения и спутанностью; обычно он начинается внезапно в первые недели после родов, и ему могут предшествовать раздражительность, перепады настроения, растерянность и бессонница [ист.: Friedman 2023, обзор о послеродовом периоде].</w:t>
+        <w:t xml:space="preserve">ВОЗ рекомендует женщин с планом самоубийства или суицидальным поведением срочно направлять на осмотр к врачу или специалисту по психическому здоровью и не оставлять одну, пока риск не снизится [ист.: ВОЗ 2022, 5.3]. При внезапном появлении признаков послеродового психоза NICE рекомендует осмотр специалистом в течение четырёх часов с момента направления [ист.: NICE CG192, 1.5.12]. Послеродовой психоз проявляется бредом, галлюцинациями, выраженными нарушениями настроения и спутанностью и обычно начинается внезапно в первые недели после родов [ист.: Friedman 2023, обзор о послеродовом периоде].</w:t>
       </w:r>
     </w:p>
     <w:p>

--- a/themes/theme-10/theme 10 draft.docx
+++ b/themes/theme-10/theme 10 draft.docx
@@ -791,7 +791,7 @@
         <w:pStyle w:val="FirstParagraph"/>
       </w:pPr>
       <w:r>
-        <w:t xml:space="preserve">На вопросы о тревоге отвечают по шкале от 0 («ни разу») до 3 («почти каждый день»). Если ответ «да» на любой из первых двух вопросов или сумма баллов по вторым двум — 3 и больше, это не диагноз, а повод сказать врачу [ист.: NICE CG192, 1.5.5–1.5.6]. [ПРОВЕРИТЬ: подписи вариантов шкалы GAD-2 (0–3) — по полному тексту NICE или GAD-2, запись 66.] По рекомендациям NICE, следующим шагом врач может предложить опросник подробнее или направить к специалисту [ист.: NICE CG192, 1.5.5–1.5.6]. Ещё один вопрос NICE предлагает задать, если тревога всё равно беспокоит: избегаете ли вы мест или дел, и мешает ли это жить [ист.: NICE CG192, 1.5.7].</w:t>
+        <w:t xml:space="preserve">На вопросы о тревоге отвечают так: «ни разу» — 0 баллов, «несколько дней» — 1, «больше половины дней» — 2, «почти каждый день» — 3 [ист.: NICE CG192, 1.5.4]. Если ответ «да» на любой из первых двух вопросов или сумма баллов по вторым двум — 3 и больше, это не диагноз, а повод сказать врачу [ист.: NICE CG192, 1.5.5–1.5.6]. По рекомендациям NICE, следующим шагом врач может предложить опросник подробнее или направить к специалисту [ист.: NICE CG192, 1.5.5–1.5.6]. Ещё один вопрос NICE предлагает задать, если тревога всё равно беспокоит: избегаете ли вы мест или дел, и мешает ли это жить [ист.: NICE CG192, 1.5.7].</w:t>
       </w:r>
     </w:p>
     <w:p>
@@ -905,15 +905,15 @@
         <w:pStyle w:val="BodyText"/>
       </w:pPr>
       <w:r>
-        <w:t xml:space="preserve">При беременности и с маленьким ребёнком такие мысли могут касаться самого ребёнка [ПРОВЕРИТЬ: источник о навязчивых мыслях о ребёнке в перинатальный период — в российских КР нет]: внезапная картинка, как вы роняете его, мысль «а вдруг я ему наврежу». Они пугают именно потому, что противоречат тому, чего вы хотите. Отсюда стыд и молчание, и отсюда же проверки и избегание: не брать нож, не подходить к лестнице, перепроверять, перечитывать, переспрашивать. Российские рекомендации отмечают, что при этом расстройстве часто складывается избегающее поведение: человек обходит людей, вещи и места, которые усиливают навязчивые мысли [ист.: КР ОКР, 1.6].</w:t>
-      </w:r>
-    </w:p>
-    <w:p>
-      <w:pPr>
-        <w:pStyle w:val="BodyText"/>
-      </w:pPr>
-      <w:r>
-        <w:t xml:space="preserve">Российские клинические рекомендации отмечают: часть людей с обсессивно-компульсивным расстройством испытывает навязчивый страх причинить вред окружающим, но данных о том, что они совершают агрессивные поступки чаще, чем остальные люди, нет [ист.: КР ОКР, 1.6]. [ПРОВЕРИТЬ: вопрос врачу — КР говорят об окружающих, не о собственном ребёнке и не о беременных; можно ли перенести этот вывод на навязчивые мысли о ребёнке и как отличить их от мыслей, требующих экстренной помощи. DISPUTED-CLAIMS — по отчёту CP2, раздел 5.]</w:t>
+        <w:t xml:space="preserve">При беременности и с маленьким ребёнком такие мысли могут касаться самого ребёнка [ист.: COPE 2023, раздел 7.2.2 — о страхе навредить ребёнку]: внезапная картинка, как вы роняете его, мысль «а вдруг я ему наврежу». Они пугают именно потому, что противоречат тому, чего вы хотите. Отсюда стыд и молчание, и отсюда же проверки и избегание: не брать нож, не подходить к лестнице, перепроверять, перечитывать, переспрашивать. Российские рекомендации отмечают, что при этом расстройстве часто складывается избегающее поведение: человек обходит людей, вещи и места, которые усиливают навязчивые мысли [ист.: КР ОКР, 1.6].</w:t>
+      </w:r>
+    </w:p>
+    <w:p>
+      <w:pPr>
+        <w:pStyle w:val="BodyText"/>
+      </w:pPr>
+      <w:r>
+        <w:t xml:space="preserve">Российские клинические рекомендации отмечают: часть людей с обсессивно-компульсивным расстройством испытывает навязчивый страх причинить вред окружающим, но данных о том, что они совершают агрессивные поступки чаще, чем остальные люди, нет [ист.: КР ОКР, 1.6]. Австралийское руководство по перинатальному психическому здоровью говорит о беременных и матерях прямо: высказанный страх навредить ребёнку может быть признаком тревоги, а не намерения, но специалист всегда должен оценить его подробнее, и делать это нужно бережно, не обвиняя женщину за негативные мысли [ист.: COPE 2023, раздел 7.2.2]. [ПРОВЕРИТЬ: вопрос врачу — подтвердить формулировку для российской практики и признаки, по которым мысли требуют экстренной помощи.]</w:t>
       </w:r>
     </w:p>
     <w:p>
@@ -1299,7 +1299,7 @@
         <w:pStyle w:val="BodyText"/>
       </w:pPr>
       <w:r>
-        <w:t xml:space="preserve">В России порядок другой. В российских клинических рекомендациях по кесареву сечению 2024 года страх родов среди показаний к операции не назван, о психологической помощи при страхе родов в них не говорится. Нежелание женщины рожать через естественные родовые пути рекомендации учитывают только в двух ситуациях: если на матке один рубец после кесарева сечения и если в прошлых родах ребёнок погиб или стал инвалидом — и в обоих случаях речь идёт о категорическом отказе женщины от естественных родов [ист.: КР «Роды одноплодные, родоразрешение путём кесарева сечения», 2024, ID 639, раздел 3.1, по копии pravo.ppt.ru]. Значит, в российской практике выраженный страх родов сам по себе — повод для психологической помощи и подробного разговора с акушером-гинекологом о родах, а не основание для операции. [ПРОВЕРИТЬ: вопрос врачу — подтвердить вывод для российской практики; КР 2024 сверить по рубрикатору (запись 58).]</w:t>
+        <w:t xml:space="preserve">В России порядок другой. В российских клинических рекомендациях по кесареву сечению 2024 года страх родов среди показаний к операции не назван, о психологической помощи при страхе родов в них не говорится. Нежелание женщины рожать через естественные родовые пути рекомендации учитывают только в двух ситуациях: если на матке один рубец после кесарева сечения и если в прошлых родах ребёнок погиб или стал инвалидом — и в обоих случаях речь идёт о категорическом отказе женщины от естественных родов [ист.: КР «Роды одноплодные, родоразрешение путём кесарева сечения», 2024, ID 639, раздел 3.1, с. 13–14 PDF; поиск по тексту: «страх», «психолог» — 0 вхождений]. Значит, в российской практике выраженный страх родов сам по себе — повод для психологической помощи и подробного разговора с акушером-гинекологом о родах, а не основание для операции. [ПРОВЕРИТЬ: вопрос врачу — подтвердить вывод для российской практики.]</w:t>
       </w:r>
     </w:p>
     <w:p>
@@ -1605,7 +1605,7 @@
         <w:t xml:space="preserve"> </w:t>
       </w:r>
       <w:r>
-        <w:t xml:space="preserve">Когда тревога накрывает волной, помогают дыхательные упражнения и расслабление [ист.: ВОЗ 2022, 3.3, 3.4]. Вариант из пособия ВОЗ по самопомощи при стрессе: медленно и полностью выдохните, про себя сосчитайте до трёх, затем медленно вдохните; повторите несколько раз; если закружилась голова, не делайте глубоких вдохов [ист.: WHO 2020, Doing What Matters in Times of Stress, с. 47–48]. Там же — способ вернуть внимание к настоящему моменту: назвать про себя пять вещей, которые вы видите, и три-четыре звука, которые слышите [ист.: там же, с. 40]. [ПРОВЕРИТЬ: перевод с английского — сверить с русским изданием, запись 65.]</w:t>
+        <w:t xml:space="preserve">Когда тревога накрывает волной, помогают дыхательные упражнения и расслабление [ист.: ВОЗ 2022, 3.3, 3.4]. Вариант из пособия ВОЗ «Важные навыки в периоды стресса»: медленно и спокойно выдохните весь воздух из лёгких, досчитайте про себя до трёх и как можно медленнее наполните лёгкие воздухом; если появились головокружение, дурнота или стеснение в груди, замедлите дыхание и не дышите глубоко [ист.: ВОЗ 2020, «Важные навыки в периоды стресса», рус. изд., с. 46–47]. Там же — способ вернуть внимание к тому, что происходит вокруг: заметить, какие пять предметов вы видите и какие три-четыре звука слышите [ист.: там же, с. 39].</w:t>
       </w:r>
     </w:p>
     <w:p>
@@ -1756,7 +1756,7 @@
         <w:t xml:space="preserve"> </w:t>
       </w:r>
       <w:r>
-        <w:t xml:space="preserve">По российским клиническим рекомендациям, каждую беременную направляют на консультацию медицинского психолога дважды: при первом визите и в третьем триместре. Цель, указанная в рекомендациях, — снизить риск акушерских и перинатальных осложнений и сформировать положительный настрой на вынашивание и рождение ребёнка [ист.: КР НБ, с. 31, 86 PDF]. Направление — часть обычного наблюдения, а не отметка о том, что с вами что-то не так. Что именно обсуждают на этой консультации, рекомендации не описывают.</w:t>
+        <w:t xml:space="preserve">По российским клиническим рекомендациям, каждую беременную направляют на консультацию медицинского психолога дважды: при первом визите и в третьем триместре. Цель, указанная в рекомендациях, — снизить риск акушерских и перинатальных осложнений и сформировать положительный настрой на вынашивание и рождение ребёнка [ист.: КР НБ, с. 31, 86 PDF]. Новый порядок оказания помощи по акушерству и гинекологии закрепляет то же: при нормальной беременности медицинский психолог (психолог) принимает беременную не менее двух раз [ист.: приказ Минздрава России от 19.12.2025 № 747н, п. 26]. После родов акушер-гинеколог при необходимости направляет на психологическое консультирование [ист.: там же, п. 104]. Направление — часть обычного наблюдения, а не отметка о том, что с вами что-то не так. Что именно обсуждают на этой консультации, рекомендации не описывают.</w:t>
       </w:r>
     </w:p>
     <w:p>
@@ -1796,7 +1796,7 @@
         <w:t xml:space="preserve"> </w:t>
       </w:r>
       <w:r>
-        <w:t xml:space="preserve">— не врач. Для этой должности нужно образование по клинической психологии [ист.: обзор судебной практики, КонсультантПлюс, 2026 — ПРОВЕРИТЬ по квалификационной характеристике]. Психолог проводит консультации и психологическую помощь; лекарств он не назначает, потому что назначение лекарств — дело врача. В порядке оказания помощи при психических расстройствах медицинский психолог входит в штат психоневрологического диспансера, где работает кабинет медико-психологической помощи [ист.: приказ № 668н, приложения 1, 2 — по тексту проекта 2021 г.; сверить с утверждённой редакцией, запись 42].</w:t>
+        <w:t xml:space="preserve">— не врач. Для этой должности нужно высшее образование по клинической психологии или психологическое образование с переподготовкой по клинической психологии [ист.: приказ Минздравсоцразвития России от 23.07.2010 № 541н, «Медицинский психолог»]. Психолог проводит психологическую диагностику, рассказывает о её результатах, консультирует пациентку и её близких в стрессовой ситуации, помогает при расстройствах, связанных со стрессом [ист.: приказ Минздрава России от 14.10.2022 № 668н, приложение № 13, п. 5]. Лекарств он не назначает: назначение лекарств — дело врача.</w:t>
       </w:r>
     </w:p>
     <w:p>
@@ -1848,7 +1848,17 @@
         <w:pStyle w:val="FirstParagraph"/>
       </w:pPr>
       <w:r>
-        <w:t xml:space="preserve">Первичную специализированную помощь при психических расстройствах, по порядку оказания помощи, оказывают врач-психиатр и врач-психотерапевт [ист.: приказ № 668н, п. 7 — по тексту проекта; сверить].</w:t>
+        <w:rPr>
+          <w:bCs/>
+          <w:b/>
+        </w:rPr>
+        <w:t xml:space="preserve">Куда записаться.</w:t>
+      </w:r>
+      <w:r>
+        <w:t xml:space="preserve"> </w:t>
+      </w:r>
+      <w:r>
+        <w:t xml:space="preserve">Кабинет врача-психиатра работает по территориально-участковому принципу, то есть по месту жительства [ист.: приказ № 668н, приложение № 4, п. 3]. Записаться к психиатру можно самостоятельно, в том числе через портал Госуслуг [ист.: там же, п. 10]. Психотерапевтический кабинет помогает при непсихотических расстройствах, расстройствах адаптации и тем, у кого есть риск их развития; там проводят психотерапию, при необходимости вместе с лекарствами [ист.: там же, приложение № 10, п. 6]. Психоневрологический диспансер (в некоторых регионах — центр психического здоровья) объединяет кабинеты психиатра, психотерапевта и медицинского психолога [ист.: там же, приложение № 1, п. 7]. [ПРОВЕРИТЬ: вопрос врачу — как это выглядит на практике в регионах: кабинет психиатра в поликлинике или диспансер по месту жительства.]</w:t>
       </w:r>
     </w:p>
     <w:p>
@@ -1874,7 +1884,7 @@
         <w:t xml:space="preserve"> </w:t>
       </w:r>
       <w:r>
-        <w:t xml:space="preserve">Этот страх останавливает многих. Ответ есть в законе о психиатрической помощи. Слова «учёт» в нём нет; закон различает два вида помощи в поликлинике или диспансере.</w:t>
+        <w:t xml:space="preserve">Этот страх останавливает многих. Ответ есть в законе о психиатрической помощи: он различает два вида помощи в поликлинике или диспансере.</w:t>
       </w:r>
     </w:p>
     <w:p>
@@ -2122,15 +2132,15 @@
         <w:pStyle w:val="BodyText"/>
       </w:pPr>
       <w:r>
-        <w:t xml:space="preserve">Что конкретно взвешивают, перечисляет NICE. Со стороны болезни — риск для психического здоровья и материнства без лечения и возможное влияние нелеченого расстройства на плод и ребёнка [ист.: NICE CG192, 1.4.6]. Со стороны антидепрессантов — риск пороков сердца у плода, стойкой лёгочной гипертензии у новорождённого (нарушения кровообращения в лёгких после рождения), синдрома отмены у женщины и синдрома адаптации у новорождённого (временных нарушений самочувствия ребёнка в первые дни) [ист.: NICE CG192, 1.4.16]. NICE называет эти риски как то, что нужно учесть, а не как неизбежные последствия; насколько каждый из них велик для конкретного препарата, обсуждают с врачом. [ПРОВЕРИТЬ: вопрос врачу — нужны ли в тексте цифры абсолютного риска; источник — ACOG CPG 5 (закрыт) или обзор PubMed. Без источника цифры не приводятся.]</w:t>
-      </w:r>
-    </w:p>
-    <w:p>
-      <w:pPr>
-        <w:pStyle w:val="BodyText"/>
-      </w:pPr>
-      <w:r>
-        <w:t xml:space="preserve">Некоторые препараты при беременности стараются не назначать вовсе. NICE не рекомендует назначать вальпроевую кислоту для лечения психических расстройств беременным и женщинам, которые планируют беременность; у девочек и женщин её применяют только тогда, когда другие средства не подходят [ист.: NICE CG192, 1.4.27], а бензодиазепины — кроме короткого курса при тяжёлой тревоге и возбуждении [ист.: NICE CG192, 1.4.18].</w:t>
+        <w:t xml:space="preserve">Что конкретно взвешивают, перечисляет NICE. Со стороны болезни — риск для психического здоровья и материнства без лечения и возможное влияние нелеченого расстройства на плод и ребёнка [ист.: NICE CG192, 1.4.6]. Со стороны антидепрессантов — риск пороков сердца у плода, стойкой лёгочной гипертензии у новорождённого (нарушения кровообращения в лёгких после рождения), синдрома отмены у женщины и синдрома адаптации у новорождённого (временных нарушений самочувствия ребёнка в первые дни); для антидепрессантов групп СИОЗС и СИОЗСН, принятых в последний месяц перед родами, — небольшое повышение риска послеродового кровотечения [ист.: NICE CG192, 1.4.16, со ссылкой на британский регулятор MHRA]. NICE оговаривает: неясно, вызваны ли эти риски самими препаратами или другими причинами [ист.: там же]. Это то, что нужно учесть, а не неизбежные последствия; насколько каждый из них велик для конкретного препарата, обсуждают с врачом. [ПРОВЕРИТЬ: вопрос врачу — нужны ли в тексте цифры абсолютного риска; источник — ACOG CPG 5 (закрыт) или обзор PubMed. Без источника цифры не приводятся.]</w:t>
+      </w:r>
+    </w:p>
+    <w:p>
+      <w:pPr>
+        <w:pStyle w:val="BodyText"/>
+      </w:pPr>
+      <w:r>
+        <w:t xml:space="preserve">Некоторые препараты при беременности стараются не назначать вовсе. NICE не рекомендует назначать вальпроевую кислоту для лечения психических расстройств беременным, женщинам, которые планируют беременность или собираются кормить грудью; у девочек и женщин её применяют только тогда, когда другие средства не подходят и действует программа предотвращения беременности [ист.: NICE CG192, 1.4.27], а бензодиазепины — кроме короткого курса при тяжёлой тревоге и возбуждении [ист.: NICE CG192, 1.4.18].</w:t>
       </w:r>
     </w:p>
     <w:p>
@@ -2148,7 +2158,7 @@
         <w:t xml:space="preserve"> </w:t>
       </w:r>
       <w:r>
-        <w:t xml:space="preserve">Узнав о беременности, не прекращайте приём самостоятельно. Российские клинические рекомендации по депрессии в информации для пациента говорят: не следует самостоятельно прерывать лечение [ист.: КР Депрессия, приложение В], а прекращать длительный приём антидепрессантов предпочтительно постепенным снижением дозы [ист.: КР Депрессия, приложение Б5]. NICE рекомендует обсуждать с беременной последствия отказа от лечения и то, что может произойти при смене или отмене препарата, особенно при резкой отмене [ист.: NICE CG192, 1.4.3]. ВОЗ рекомендует, чтобы лекарственное лечение при беременности и кормлении грудью по возможности вёл специалист по психическому здоровью [ист.: ВОЗ 2022, 5.1].</w:t>
+        <w:t xml:space="preserve">Узнав о беременности, не прекращайте приём самостоятельно. Российские клинические рекомендации по депрессии в информации для пациента говорят: не следует самостоятельно прерывать лечение [ист.: КР Депрессия, приложение В], а прекращать длительный приём антидепрессантов предпочтительно постепенным снижением дозы [ист.: КР Депрессия, приложение Б5]. Если женщина с депрессией или тревожным расстройством решает прекратить приём, NICE рекомендует обсудить с ней причины, возможность психотерапии, возврата к лекарству или замены препарата и более частое наблюдение — и убедиться, что она знает о рисках отмены для себя и ребёнка [ист.: NICE CG192, 1.4.14]. ВОЗ рекомендует, чтобы лекарственное лечение при беременности и кормлении грудью по возможности вёл специалист по психическому здоровью [ист.: ВОЗ 2022, 5.1].</w:t>
       </w:r>
     </w:p>
     <w:p>
@@ -2362,7 +2372,7 @@
         <w:t xml:space="preserve"> </w:t>
       </w:r>
       <w:r>
-        <w:t xml:space="preserve">Насилие влияет на течение беременности и на психическое здоровье (выше), а контроль может мешать получать медицинскую помощь. ВОЗ включает помощь при насилии в работу служб, которые ведут беременность [ист.: ВОЗ 2022, 5.11]. Американская коллегия акушеров-гинекологов рекомендует спрашивать о насилии и принуждении при первом визите по беременности, как минимум раз в триместр и после родов [ист.: ACOG CO 554]. В российских клинических рекомендациях «Нормальная беременность» такой рекомендации нет [ист.: КР НБ, поиск по тексту]; поэтому, если вас не спросили, начать разговор придётся самой.</w:t>
+        <w:t xml:space="preserve">Насилие влияет на течение беременности и на психическое здоровье (выше), а контроль может мешать получать медицинскую помощь. ВОЗ включает помощь при насилии в работу служб, которые ведут беременность [ист.: ВОЗ 2022, 5.11]. ВОЗ не рекомендует спрашивать о насилии на каждом приёме у любого врача, но для ведения беременности делает исключение: из-за двойной уязвимости в это время о насилии со стороны партнёра можно спрашивать регулярно — если для этого всё подготовлено [ист.: ВОЗ 2013, рекомендация 2, примечание (c), с. 19]. Одно из условий — безопасность: партнёра при таком разговоре быть не должно [ист.: там же, рекомендация 3, примечание (a)]. Американская коллегия акушеров-гинекологов рекомендует спрашивать о насилии и принуждении при первом визите по беременности, как минимум раз в триместр и после родов [ист.: ACOG CO 554]. В российских клинических рекомендациях «Нормальная беременность» такой рекомендации нет [ист.: КР НБ, поиск по тексту]; поэтому, если вас не спросили, начать разговор придётся самой.</w:t>
       </w:r>
     </w:p>
     <w:p>
@@ -2380,7 +2390,7 @@
         <w:t xml:space="preserve"> </w:t>
       </w:r>
       <w:r>
-        <w:t xml:space="preserve">Акушер-гинеколог, психолог в женской консультации, терапевт — люди, которым можно сказать, что дома небезопасно. Если партнёр приходит на приём вместе с вами, можно попросить поговорить с врачом наедине. ВОЗ рекомендует врачам при насилии осмотреть женщину на предмет травм и инфекций, рассказать о доступной помощи и обеспечить продолжительную психологическую поддержку [ист.: ВОЗ 2022, 5.11].</w:t>
+        <w:t xml:space="preserve">Акушер-гинеколог, психолог в женской консультации, терапевт — люди, которым можно сказать, что дома небезопасно. В структуре женской консультации порядок оказания помощи предусматривает кабинет психологической и медико-социальной помощи женщинам, оказавшимся в трудной жизненной ситуации [ист.: приказ № 747н, приложение № 1, п. 8]. Для таких женщин, в том числе подвергшихся психофизическому насилию, создаются и центры медико-социальной поддержки: там предусмотрены психотерапевт, психолог, специалист по социальной работе и юрист, а среди функций центра — организация телефонов доверия [ист.: там же, приложение № 42, п. 1, 7, 8]. Спросите в женской консультации, есть ли такой кабинет или центр в вашем городе. Если партнёр приходит на приём вместе с вами, можно попросить поговорить с врачом наедине. ВОЗ рекомендует врачам при насилии осмотреть женщину на предмет травм и инфекций, рассказать о доступной помощи и обеспечить продолжительную психологическую поддержку [ист.: ВОЗ 2022, 5.11].</w:t>
       </w:r>
     </w:p>
     <w:p>
@@ -2861,7 +2871,29 @@
         <w:t xml:space="preserve"> </w:t>
       </w:r>
       <w:r>
-        <w:t xml:space="preserve">— можно обратиться самостоятельно: амбулаторную психиатрическую помощь оказывают по добровольному обращению (раздел 10.11). [ИСТОЧНИК: куда идти по ОМС — психоневрологический диспансер или кабинет в поликлинике; нужно ли направление.]</w:t>
+        <w:t xml:space="preserve">— можно обратиться самостоятельно: амбулаторную психиатрическую помощь оказывают по добровольному обращению. Кабинет психиатра работает по месту жительства; записаться можно в том числе через Госуслуги (раздел 10.11).</w:t>
+      </w:r>
+    </w:p>
+    <w:p>
+      <w:pPr>
+        <w:numPr>
+          <w:ilvl w:val="0"/>
+          <w:numId w:val="1012"/>
+        </w:numPr>
+        <w:pStyle w:val="Compact"/>
+      </w:pPr>
+      <w:r>
+        <w:rPr>
+          <w:bCs/>
+          <w:b/>
+        </w:rPr>
+        <w:t xml:space="preserve">Телефон доверия психоневрологического диспансера вашего региона.</w:t>
+      </w:r>
+      <w:r>
+        <w:t xml:space="preserve"> </w:t>
+      </w:r>
+      <w:r>
+        <w:t xml:space="preserve">Такие отделения предусмотрены порядком оказания помощи при психических расстройствах: они консультируют по телефону людей в кризисном состоянии, в том числе с мыслями о самоубийстве и самоповреждении, и подсказывают, куда обратиться очно [ист.: приказ № 668н, приложение № 40, п. 2, 6]. Номер — на сайте психоневрологического диспансера или регионального министерства здравоохранения.</w:t>
       </w:r>
     </w:p>
     <w:p>
@@ -2889,13 +2921,35 @@
           <w:bCs/>
           <w:b/>
         </w:rPr>
+        <w:t xml:space="preserve">Кабинет психологической и медико-социальной помощи в женской консультации или центр медико-социальной поддержки женщин, оказавшихся в трудной жизненной ситуации.</w:t>
+      </w:r>
+      <w:r>
+        <w:t xml:space="preserve"> </w:t>
+      </w:r>
+      <w:r>
+        <w:t xml:space="preserve">Предусмотрены порядком оказания помощи по акушерству и гинекологии, в том числе для женщин, подвергшихся насилию: психолог, психотерапевт, специалист по социальной работе, юрист (раздел 10.13). Спросите о них у акушера-гинеколога или в регистратуре женской консультации.</w:t>
+      </w:r>
+    </w:p>
+    <w:p>
+      <w:pPr>
+        <w:numPr>
+          <w:ilvl w:val="0"/>
+          <w:numId w:val="1013"/>
+        </w:numPr>
+        <w:pStyle w:val="Compact"/>
+      </w:pPr>
+      <w:r>
+        <w:rPr>
+          <w:bCs/>
+          <w:b/>
+        </w:rPr>
         <w:t xml:space="preserve">Государственный кризисный центр для женщин в вашем регионе.</w:t>
       </w:r>
       <w:r>
         <w:t xml:space="preserve"> </w:t>
       </w:r>
       <w:r>
-        <w:t xml:space="preserve">Такие центры работают при органах социальной защиты: временное убежище, психолог, юрист. Единого федерального номера у них нет; найти центр своего региона можно через управление социальной защиты по месту жительства или на сайте регионального министерства социальной политики. [ДОРАБОТАТЬ: проверить, есть ли федеральный перечень или поиск на Госуслугах.] Примеры:</w:t>
+        <w:t xml:space="preserve">Такие центры работают при органах социальной защиты: временное убежище, психолог, юрист. Единого федерального номера у них нет; найти центр своего региона можно через управление социальной защиты по месту жительства или на сайте регионального министерства социальной политики. Примеры:</w:t>
       </w:r>
     </w:p>
     <w:p>
@@ -2917,7 +2971,7 @@
         <w:t xml:space="preserve"> </w:t>
       </w:r>
       <w:r>
-        <w:t xml:space="preserve">8 (499) 977-17-05, krizis-centr.ru [ист.: mos.ru, 11.03.2026]. [ПРОВЕРИТЬ: принимают ли жительниц других регионов.]</w:t>
+        <w:t xml:space="preserve">8 (499) 977-17-05 (ул. Дубки, 9А), new.krizis-centr.ru; отделения «Надежда» — 8 (499) 729-51-81, «Маленькая мама» — 8 (495) 442-24-84 [ист.: new.krizis-centr.ru, 14.10.2026]. На сайте центр обращается к москвичкам; принимают ли жительниц других регионов, уточняйте по телефону.</w:t>
       </w:r>
     </w:p>
     <w:p>
@@ -3043,6 +3097,28 @@
           <w:bCs/>
           <w:b/>
         </w:rPr>
+        <w:t xml:space="preserve">Телефон доверия для женщин, переживающих домашнее насилие: 8-800-7000-600.</w:t>
+      </w:r>
+      <w:r>
+        <w:t xml:space="preserve"> </w:t>
+      </w:r>
+      <w:r>
+        <w:t xml:space="preserve">Круглосуточно, бесплатно из всех регионов, анонимно; линию ведёт АНО «Центр ресурсной помощи» [ист.: woman-help.online, 14.10.2026; номер проверен пользователем — работает].</w:t>
+      </w:r>
+    </w:p>
+    <w:p>
+      <w:pPr>
+        <w:numPr>
+          <w:ilvl w:val="0"/>
+          <w:numId w:val="1013"/>
+        </w:numPr>
+        <w:pStyle w:val="Compact"/>
+      </w:pPr>
+      <w:r>
+        <w:rPr>
+          <w:bCs/>
+          <w:b/>
+        </w:rPr>
         <w:t xml:space="preserve">«Сёстры» — центр помощи при сексуализированном насилии:</w:t>
       </w:r>
       <w:r>
@@ -3105,7 +3181,7 @@
         <w:t xml:space="preserve"> </w:t>
       </w:r>
       <w:r>
-        <w:t xml:space="preserve">(фонд «Женщины за жизнь»). Круглосуточно, бесплатно, анонимно; перинатальные психологи [ист.: РАПСИ, 29.05.2026]. [ПРОВЕРИТЬ: сайт фонда не открылся.]</w:t>
+        <w:t xml:space="preserve">(фонд «Женщины за жизнь»). Круглосуточно, бесплатно, анонимно; перинатальные психологи [ист.: РАПСИ, 29.05.2026; линия проверена пользователем — работает].</w:t>
       </w:r>
     </w:p>
     <w:p>
@@ -3121,13 +3197,13 @@
           <w:bCs/>
           <w:b/>
         </w:rPr>
-        <w:t xml:space="preserve">Региональные центры социального обслуживания</w:t>
-      </w:r>
-      <w:r>
-        <w:t xml:space="preserve"> </w:t>
-      </w:r>
-      <w:r>
-        <w:t xml:space="preserve">— кризисные отделения, «кризисная квартира», сопровождение семьи; обращаться в соцзащиту по месту жительства. [ПРОВЕРИТЬ: письмо Минздрава от 01.07.2025 — запись 64.]</w:t>
+        <w:t xml:space="preserve">Центры социального обслуживания</w:t>
+      </w:r>
+      <w:r>
+        <w:t xml:space="preserve"> </w:t>
+      </w:r>
+      <w:r>
+        <w:t xml:space="preserve">в вашем регионе — обращаться в соцзащиту по месту жительства.</w:t>
       </w:r>
     </w:p>
     <w:p>
@@ -3406,7 +3482,7 @@
         <w:pStyle w:val="Compact"/>
       </w:pPr>
       <w:r>
-        <w:t xml:space="preserve">КР «Роды одноплодные, родоразрешение путём кесарева сечения», 2024, ID 639 — копия https://pravo.ppt.ru/klinicheskie-rekomendatsii/302238 (в</w:t>
+        <w:t xml:space="preserve">КР «Роды одноплодные, родоразрешение путём кесарева сечения», 2024, ID 639 —</w:t>
       </w:r>
       <w:r>
         <w:t xml:space="preserve"> </w:t>
@@ -3415,13 +3491,10 @@
         <w:rPr>
           <w:rStyle w:val="VerbatimChar"/>
         </w:rPr>
-        <w:t xml:space="preserve">sources/</w:t>
-      </w:r>
-      <w:r>
-        <w:t xml:space="preserve"> </w:t>
-      </w:r>
-      <w:r>
-        <w:t xml:space="preserve">нет, запись 58).</w:t>
+        <w:t xml:space="preserve">sources/russian-guidelines/rody-kesarevo-sechenie-2024.pdf</w:t>
+      </w:r>
+      <w:r>
+        <w:t xml:space="preserve">.</w:t>
       </w:r>
     </w:p>
     <w:p>
@@ -3457,7 +3530,22 @@
         <w:pStyle w:val="Compact"/>
       </w:pPr>
       <w:r>
-        <w:t xml:space="preserve">Приказ Минздрава России от 14.10.2022 № 668н «Об утверждении Порядка оказания медицинской помощи при психических расстройствах и расстройствах поведения» — прочитан только текст проекта 2021 г. (base.garant.ru/56901756), утверждённая редакция не открыта (запись 42).</w:t>
+        <w:t xml:space="preserve">Приказ Минздрава России от 19.12.2025 № 747н «О Порядке оказания медицинской помощи по профилю «акушерство и гинекология»» (заменил № 1130н) —</w:t>
+      </w:r>
+      <w:r>
+        <w:t xml:space="preserve"> </w:t>
+      </w:r>
+      <w:r>
+        <w:rPr>
+          <w:rStyle w:val="VerbatimChar"/>
+        </w:rPr>
+        <w:t xml:space="preserve">sources/russian-guidelines/prikaz-747n-2025-akusherstvo-ginekologiya.pdf</w:t>
+      </w:r>
+      <w:r>
+        <w:t xml:space="preserve"> </w:t>
+      </w:r>
+      <w:r>
+        <w:t xml:space="preserve">(скан, распознан).</w:t>
       </w:r>
     </w:p>
     <w:p>
@@ -3469,6 +3557,57 @@
         <w:pStyle w:val="Compact"/>
       </w:pPr>
       <w:r>
+        <w:t xml:space="preserve">Приказ Минздрава России от 14.10.2022 № 668н «Об утверждении Порядка оказания медицинской помощи при психических расстройствах и расстройствах поведения» (в силе с 01.07.2023) —</w:t>
+      </w:r>
+      <w:r>
+        <w:t xml:space="preserve"> </w:t>
+      </w:r>
+      <w:r>
+        <w:rPr>
+          <w:rStyle w:val="VerbatimChar"/>
+        </w:rPr>
+        <w:t xml:space="preserve">sources/russian-guidelines/prikaz-668n-2022-psihicheskie-rasstrojstva.pdf</w:t>
+      </w:r>
+      <w:r>
+        <w:t xml:space="preserve"> </w:t>
+      </w:r>
+      <w:r>
+        <w:t xml:space="preserve">(скан, распознан).</w:t>
+      </w:r>
+    </w:p>
+    <w:p>
+      <w:pPr>
+        <w:numPr>
+          <w:ilvl w:val="0"/>
+          <w:numId w:val="1017"/>
+        </w:numPr>
+        <w:pStyle w:val="Compact"/>
+      </w:pPr>
+      <w:r>
+        <w:t xml:space="preserve">Приказ Минздравсоцразвития России от 23.07.2010 № 541н, раздел «Квалификационные характеристики должностей работников в сфере здравоохранения» —</w:t>
+      </w:r>
+      <w:r>
+        <w:t xml:space="preserve"> </w:t>
+      </w:r>
+      <w:r>
+        <w:rPr>
+          <w:rStyle w:val="VerbatimChar"/>
+        </w:rPr>
+        <w:t xml:space="preserve">sources/russian-guidelines/prikaz-541n-2010-eks-zdravoohranenie.rtf</w:t>
+      </w:r>
+      <w:r>
+        <w:t xml:space="preserve">.</w:t>
+      </w:r>
+    </w:p>
+    <w:p>
+      <w:pPr>
+        <w:numPr>
+          <w:ilvl w:val="0"/>
+          <w:numId w:val="1017"/>
+        </w:numPr>
+        <w:pStyle w:val="Compact"/>
+      </w:pPr>
+      <w:r>
         <w:t xml:space="preserve">Rhodes M. et al. Body Image. 2025;55:101998. doi:10.1016/j.bodyim.2025.101998 (PMID 41237450) — по реферату.</w:t>
       </w:r>
     </w:p>
@@ -3649,7 +3788,19 @@
         <w:pStyle w:val="Compact"/>
       </w:pPr>
       <w:r>
-        <w:t xml:space="preserve">WHO. Doing What Matters in Times of Stress: An Illustrated Guide. 2020 — с. 40, 47–48.</w:t>
+        <w:t xml:space="preserve">ВОЗ. Важные навыки в периоды стресса: иллюстрированное пособие. 2020 (рус. изд. «Doing What Matters in Times of Stress») — с. 39, 46–47;</w:t>
+      </w:r>
+      <w:r>
+        <w:t xml:space="preserve"> </w:t>
+      </w:r>
+      <w:r>
+        <w:rPr>
+          <w:rStyle w:val="VerbatimChar"/>
+        </w:rPr>
+        <w:t xml:space="preserve">sources/who-international/who-doing-what-matters-2020-ru.pdf</w:t>
+      </w:r>
+      <w:r>
+        <w:t xml:space="preserve">.</w:t>
       </w:r>
     </w:p>
     <w:p>
@@ -3674,6 +3825,78 @@
       </w:pPr>
       <w:r>
         <w:t xml:space="preserve">WHO. Violence against women: fact sheet. 2026.</w:t>
+      </w:r>
+    </w:p>
+    <w:p>
+      <w:pPr>
+        <w:numPr>
+          <w:ilvl w:val="0"/>
+          <w:numId w:val="1017"/>
+        </w:numPr>
+        <w:pStyle w:val="Compact"/>
+      </w:pPr>
+      <w:r>
+        <w:t xml:space="preserve">WHO. Responding to intimate partner violence and sexual violence against women: WHO clinical and policy guidelines. 2013 —</w:t>
+      </w:r>
+      <w:r>
+        <w:t xml:space="preserve"> </w:t>
+      </w:r>
+      <w:r>
+        <w:rPr>
+          <w:rStyle w:val="VerbatimChar"/>
+        </w:rPr>
+        <w:t xml:space="preserve">sources/who-international/who-ipv-sv-guidelines-2013.pdf</w:t>
+      </w:r>
+      <w:r>
+        <w:t xml:space="preserve">.</w:t>
+      </w:r>
+    </w:p>
+    <w:p>
+      <w:pPr>
+        <w:numPr>
+          <w:ilvl w:val="0"/>
+          <w:numId w:val="1017"/>
+        </w:numPr>
+        <w:pStyle w:val="Compact"/>
+      </w:pPr>
+      <w:r>
+        <w:t xml:space="preserve">COPE. Mental Health Care in the Perinatal Period: Australian Clinical Practice Guideline. 2023 Revision —</w:t>
+      </w:r>
+      <w:r>
+        <w:t xml:space="preserve"> </w:t>
+      </w:r>
+      <w:r>
+        <w:rPr>
+          <w:rStyle w:val="VerbatimChar"/>
+        </w:rPr>
+        <w:t xml:space="preserve">sources/who-international/cope-australia-perinatal-mental-health-2023.pdf</w:t>
+      </w:r>
+      <w:r>
+        <w:t xml:space="preserve">.</w:t>
+      </w:r>
+    </w:p>
+    <w:p>
+      <w:pPr>
+        <w:numPr>
+          <w:ilvl w:val="0"/>
+          <w:numId w:val="1017"/>
+        </w:numPr>
+        <w:pStyle w:val="Compact"/>
+      </w:pPr>
+      <w:r>
+        <w:t xml:space="preserve">NICE CG192 — полный текст:</w:t>
+      </w:r>
+      <w:r>
+        <w:t xml:space="preserve"> </w:t>
+      </w:r>
+      <w:r>
+        <w:rPr>
+          <w:rStyle w:val="VerbatimChar"/>
+        </w:rPr>
+        <w:t xml:space="preserve">sources/who-international/nice-cg192-2014-updated-2020.pdf</w:t>
+      </w:r>
+      <w:r>
+        <w:t xml:space="preserve">.</w:t>
       </w:r>
     </w:p>
     <w:bookmarkEnd w:id="37"/>

--- a/themes/theme-10/theme 10 draft.docx
+++ b/themes/theme-10/theme 10 draft.docx
@@ -2,7 +2,7 @@
 <file path=word/document.xml><?xml version="1.0" encoding="utf-8"?>
 <w:document xmlns:w="http://schemas.openxmlformats.org/wordprocessingml/2006/main" xmlns:m="http://schemas.openxmlformats.org/officeDocument/2006/math" xmlns:r="http://schemas.openxmlformats.org/officeDocument/2006/relationships" xmlns:o="urn:schemas-microsoft-com:office:office" xmlns:v="urn:schemas-microsoft-com:vml" xmlns:w10="urn:schemas-microsoft-com:office:word" xmlns:a="http://schemas.openxmlformats.org/drawingml/2006/main" xmlns:pic="http://schemas.openxmlformats.org/drawingml/2006/picture" xmlns:wp="http://schemas.openxmlformats.org/drawingml/2006/wordprocessingDrawing">
   <w:body>
-    <w:bookmarkStart w:id="38" w:name="X51a1a14caeb680e7a76a773cf893ab02314b1fe"/>
+    <w:bookmarkStart w:id="70" w:name="X51a1a14caeb680e7a76a773cf893ab02314b1fe"/>
     <w:p>
       <w:pPr>
         <w:pStyle w:val="Heading1"/>
@@ -165,289 +165,28 @@
     </w:p>
     <w:p>
       <w:pPr>
-        <w:pStyle w:val="BlockText"/>
-      </w:pPr>
-      <w:r>
-        <w:rPr>
-          <w:bCs/>
-          <w:b/>
-        </w:rPr>
-        <w:t xml:space="preserve">Черновик Checkpoint 1, 09.10.2026.</w:t>
-      </w:r>
-      <w:r>
-        <w:t xml:space="preserve"> </w:t>
-      </w:r>
-      <w:r>
-        <w:t xml:space="preserve">Основа —</w:t>
-      </w:r>
-      <w:r>
-        <w:t xml:space="preserve"> </w:t>
+        <w:pStyle w:val="FirstParagraph"/>
+      </w:pPr>
+      <w:r>
+        <w:t xml:space="preserve">Версия для врача-рецензента, 14.10.2026: Checkpoint 5 (заморозка содержания). Утверждения выведены из источников, перечисленных в конце главы, и записаны в реестр доказательств (</w:t>
       </w:r>
       <w:r>
         <w:rPr>
           <w:rStyle w:val="VerbatimChar"/>
         </w:rPr>
-        <w:t xml:space="preserve">themes/theme-10/checkpoint-0.md</w:t>
-      </w:r>
-      <w:r>
-        <w:t xml:space="preserve">.</w:t>
-      </w:r>
-      <w:r>
-        <w:t xml:space="preserve"> </w:t>
-      </w:r>
-      <w:r>
-        <w:t xml:space="preserve">Утверждения взяты из источников, которые есть в</w:t>
-      </w:r>
-      <w:r>
-        <w:t xml:space="preserve"> </w:t>
-      </w:r>
-      <w:r>
-        <w:rPr>
-          <w:rStyle w:val="VerbatimChar"/>
-        </w:rPr>
-        <w:t xml:space="preserve">sources/</w:t>
-      </w:r>
-      <w:r>
-        <w:t xml:space="preserve"> </w:t>
-      </w:r>
-      <w:r>
-        <w:t xml:space="preserve">или открыты онлайн;</w:t>
-      </w:r>
-      <w:r>
-        <w:t xml:space="preserve"> </w:t>
-      </w:r>
-      <w:r>
-        <w:t xml:space="preserve">рядом стоит рабочая пометка</w:t>
-      </w:r>
-      <w:r>
-        <w:t xml:space="preserve"> </w:t>
-      </w:r>
-      <w:r>
-        <w:rPr>
-          <w:rStyle w:val="VerbatimChar"/>
-        </w:rPr>
-        <w:t xml:space="preserve">[ист.: …]</w:t>
-      </w:r>
-      <w:r>
-        <w:t xml:space="preserve"> </w:t>
-      </w:r>
-      <w:r>
-        <w:t xml:space="preserve">— она указывает, откуда утверждение, и</w:t>
-      </w:r>
-      <w:r>
-        <w:t xml:space="preserve"> </w:t>
-      </w:r>
-      <w:r>
-        <w:t xml:space="preserve">снимается при сборке списка источников (Checkpoint 5). Пометки:</w:t>
-      </w:r>
-      <w:r>
-        <w:t xml:space="preserve"> </w:t>
-      </w:r>
-      <w:r>
-        <w:rPr>
-          <w:rStyle w:val="VerbatimChar"/>
-        </w:rPr>
-        <w:t xml:space="preserve">[ИСТОЧНИК: …]</w:t>
-      </w:r>
-      <w:r>
-        <w:t xml:space="preserve"> </w:t>
-      </w:r>
-      <w:r>
-        <w:t xml:space="preserve">— опоры пока нет, место не заполнено догадкой;</w:t>
-      </w:r>
-      <w:r>
-        <w:t xml:space="preserve"> </w:t>
-      </w:r>
-      <w:r>
-        <w:rPr>
-          <w:rStyle w:val="VerbatimChar"/>
-        </w:rPr>
-        <w:t xml:space="preserve">[МЕХАНИЗМ НЕ НАЙДЕН: …]</w:t>
-      </w:r>
-      <w:r>
-        <w:t xml:space="preserve"> </w:t>
-      </w:r>
-      <w:r>
-        <w:t xml:space="preserve">— нужен поиск в PubMed;</w:t>
-      </w:r>
-      <w:r>
-        <w:t xml:space="preserve"> </w:t>
-      </w:r>
-      <w:r>
-        <w:rPr>
-          <w:rStyle w:val="VerbatimChar"/>
-        </w:rPr>
-        <w:t xml:space="preserve">[ПРОВЕРИТЬ: вопрос врачу — …]</w:t>
-      </w:r>
-      <w:r>
-        <w:t xml:space="preserve"> </w:t>
-      </w:r>
-      <w:r>
-        <w:t xml:space="preserve">— вопрос врачу-рецензенту.</w:t>
-      </w:r>
-      <w:r>
-        <w:t xml:space="preserve"> </w:t>
-      </w:r>
-      <w:r>
-        <w:t xml:space="preserve">Сокращения в пометках:</w:t>
-      </w:r>
-      <w:r>
-        <w:t xml:space="preserve"> </w:t>
-      </w:r>
-      <w:r>
-        <w:rPr>
-          <w:bCs/>
-          <w:b/>
-        </w:rPr>
-        <w:t xml:space="preserve">КР НБ</w:t>
-      </w:r>
-      <w:r>
-        <w:t xml:space="preserve"> </w:t>
-      </w:r>
-      <w:r>
-        <w:t xml:space="preserve">— КР «Нормальная беременность», 2024;</w:t>
-      </w:r>
-      <w:r>
-        <w:t xml:space="preserve"> </w:t>
-      </w:r>
-      <w:r>
-        <w:rPr>
-          <w:bCs/>
-          <w:b/>
-        </w:rPr>
-        <w:t xml:space="preserve">КР Депрессия</w:t>
-      </w:r>
-      <w:r>
-        <w:t xml:space="preserve"> </w:t>
-      </w:r>
-      <w:r>
-        <w:t xml:space="preserve">— КР «Депрессивный эпизод, рекуррентное депрессивное</w:t>
-      </w:r>
-      <w:r>
-        <w:t xml:space="preserve"> </w:t>
-      </w:r>
-      <w:r>
-        <w:t xml:space="preserve">расстройство», 2024;</w:t>
-      </w:r>
-      <w:r>
-        <w:t xml:space="preserve"> </w:t>
-      </w:r>
-      <w:r>
-        <w:rPr>
-          <w:bCs/>
-          <w:b/>
-        </w:rPr>
-        <w:t xml:space="preserve">КР ГТР</w:t>
-      </w:r>
-      <w:r>
-        <w:t xml:space="preserve"> </w:t>
-      </w:r>
-      <w:r>
-        <w:t xml:space="preserve">— «Генерализованное тревожное расстройство»,</w:t>
-      </w:r>
-      <w:r>
-        <w:t xml:space="preserve"> </w:t>
-      </w:r>
-      <w:r>
-        <w:t xml:space="preserve">2024;</w:t>
-      </w:r>
-      <w:r>
-        <w:t xml:space="preserve"> </w:t>
-      </w:r>
-      <w:r>
-        <w:rPr>
-          <w:bCs/>
-          <w:b/>
-        </w:rPr>
-        <w:t xml:space="preserve">КР ОКР</w:t>
-      </w:r>
-      <w:r>
-        <w:t xml:space="preserve"> </w:t>
-      </w:r>
-      <w:r>
-        <w:t xml:space="preserve">— «Обсессивно-компульсивное расстройство», 2025;</w:t>
-      </w:r>
-      <w:r>
-        <w:t xml:space="preserve"> </w:t>
-      </w:r>
-      <w:r>
-        <w:rPr>
-          <w:bCs/>
-          <w:b/>
-        </w:rPr>
-        <w:t xml:space="preserve">ВОЗ 2022</w:t>
-      </w:r>
-      <w:r>
-        <w:t xml:space="preserve"> </w:t>
-      </w:r>
-      <w:r>
-        <w:t xml:space="preserve">—</w:t>
-      </w:r>
-      <w:r>
-        <w:t xml:space="preserve"> </w:t>
-      </w:r>
-      <w:r>
-        <w:t xml:space="preserve">WHO Guide for integration of perinatal mental health, 2022;</w:t>
-      </w:r>
-      <w:r>
-        <w:t xml:space="preserve"> </w:t>
-      </w:r>
-      <w:r>
-        <w:rPr>
-          <w:bCs/>
-          <w:b/>
-        </w:rPr>
-        <w:t xml:space="preserve">NICE CG192</w:t>
-      </w:r>
-      <w:r>
-        <w:t xml:space="preserve"> </w:t>
-      </w:r>
-      <w:r>
-        <w:t xml:space="preserve">—</w:t>
-      </w:r>
-      <w:r>
-        <w:t xml:space="preserve"> </w:t>
-      </w:r>
-      <w:r>
-        <w:t xml:space="preserve">Antenatal and postnatal mental health;</w:t>
-      </w:r>
-      <w:r>
-        <w:t xml:space="preserve"> </w:t>
-      </w:r>
-      <w:r>
-        <w:rPr>
-          <w:bCs/>
-          <w:b/>
-        </w:rPr>
-        <w:t xml:space="preserve">NICE NG192</w:t>
-      </w:r>
-      <w:r>
-        <w:t xml:space="preserve"> </w:t>
-      </w:r>
-      <w:r>
-        <w:t xml:space="preserve">— Caesarean birth;</w:t>
-      </w:r>
-      <w:r>
-        <w:t xml:space="preserve"> </w:t>
-      </w:r>
-      <w:r>
-        <w:rPr>
-          <w:bCs/>
-          <w:b/>
-        </w:rPr>
-        <w:t xml:space="preserve">ACOG CO 554</w:t>
-      </w:r>
-      <w:r>
-        <w:t xml:space="preserve"> </w:t>
-      </w:r>
-      <w:r>
-        <w:t xml:space="preserve">— Reproductive and sexual coercion, 2013.</w:t>
-      </w:r>
-      <w:r>
-        <w:t xml:space="preserve"> </w:t>
-      </w:r>
-      <w:r>
-        <w:t xml:space="preserve">Языковая полировка не делалась.</w:t>
+        <w:t xml:space="preserve">evidence-ledger.md</w:t>
+      </w:r>
+      <w:r>
+        <w:t xml:space="preserve">). Пометки </w:t>
+      </w:r>
+      <w:r>
+        <w:rPr>
+          <w:highlight w:val="yellow"/>
+        </w:rPr>
+        <w:t>[ПРОВЕРИТЬ: …]</w:t>
+      </w:r>
+      <w:r>
+        <w:t xml:space="preserve"> выделены жёлтым: в каждой сказано, что именно проверить. Вопросы врачу с готовым вариантом текста — в editorial/DISPUTED-CLAIMS.md, строки 38–47. Врачу-рецензенту: по каждой пометке «вопрос врачу» — подтверждаю / верно, но формулировка неточна / неверно / не знаю, нужен источник; формулировку по ответу делает автор. Контакты во врезке «Куда обращаться за помощью» перед печатью перепроверяются отдельно. Языковая полировка не делалась.</w:t>
       </w:r>
     </w:p>
     <w:p>
@@ -488,15 +227,15 @@
         <w:pStyle w:val="BodyText"/>
       </w:pPr>
       <w:r>
-        <w:t xml:space="preserve">Во время беременности уровни эстрогена и прогестерона растут, а после родов быстро падают. Обзор исследований связывает такие перемены с изменениями в системе реакции организма на стресс и считает, что они могут повышать уязвимость к депрессии [ист.: Hantsoo 2023, нарративный обзор]. Почему настроение меняется у конкретной женщины, этот механизм не объясняет. Российские клинические рекомендации по обсессивно-компульсивному расстройству, например, тоже называют роль гормональных колебаний лишь предположением [ист.: КР ОКР, 1.2].</w:t>
-      </w:r>
-    </w:p>
-    <w:p>
-      <w:pPr>
-        <w:pStyle w:val="BodyText"/>
-      </w:pPr>
-      <w:r>
-        <w:t xml:space="preserve">Всемирная организация здравоохранения объясняет перемены шире. Беременность, роды и первые месяцы с ребёнком могут быть временем напряжения, потому что могут менять представление женщины о себе, её физическое здоровье и материальное положение [ист.: ВОЗ 2022, 2.1]. Добавим то, что знакомо каждой беременной: сон становится прерывистым, а плохое качество сна во время беременности связано с более высоким риском депрессии [ист.: Fu 2023, метаанализ наблюдательных исследований, по реферату] (подробнее о сне — Тема 2, раздел 2.5). Тошнота, боли, ограничения в привычной жизни, неопределённость с работой, перемены в отношениях с партнёром и родственниками ложатся на ту же чашу.</w:t>
+        <w:t xml:space="preserve">Во время беременности уровни эстрогена и прогестерона растут, а после родов быстро падают. Обзор исследований связывает такие перемены с изменениями в системе реакции организма на стресс и считает, что они могут повышать уязвимость к депрессии. Почему настроение меняется у конкретной женщины, этот механизм не объясняет. Российские клинические рекомендации по обсессивно-компульсивному расстройству, например, тоже называют роль гормональных колебаний лишь предположением.</w:t>
+      </w:r>
+    </w:p>
+    <w:p>
+      <w:pPr>
+        <w:pStyle w:val="BodyText"/>
+      </w:pPr>
+      <w:r>
+        <w:t xml:space="preserve">Всемирная организация здравоохранения объясняет перемены шире. Беременность, роды и первые месяцы с ребёнком могут быть временем напряжения, потому что могут менять представление женщины о себе, её физическое здоровье и материальное положение. Добавим то, что знакомо каждой беременной: сон становится прерывистым, а плохое качество сна во время беременности связано с более высоким риском депрессии (подробнее о сне — Тема 2, раздел 2.5). Тошнота, боли, ограничения в привычной жизни, неопределённость с работой, перемены в отношениях с партнёром и родственниками ложатся на ту же чашу.</w:t>
       </w:r>
     </w:p>
     <w:p>
@@ -512,7 +251,7 @@
         <w:pStyle w:val="BodyText"/>
       </w:pPr>
       <w:r>
-        <w:t xml:space="preserve">У женщин, у которых тревога или депрессия были до беременности, симптомы в это время могут усилиться. А у некоторых трудности с психическим здоровьем впервые появляются именно при беременности или после родов [ист.: ВОЗ 2022, 2.1]. Объяснение «это гормоны» не отвечает на вопрос, нужна ли помощь. Ответ зависит от того, насколько тяжело состояние, сколько оно длится и как мешает жить (раздел 10.3).</w:t>
+        <w:t xml:space="preserve">У женщин, у которых тревога или депрессия были до беременности, симптомы в это время могут усилиться. А у некоторых трудности с психическим здоровьем впервые появляются именно при беременности или после родов. Объяснение «это гормоны» не отвечает на вопрос, нужна ли помощь. Ответ зависит от того, насколько тяжело состояние, сколько оно длится и как мешает жить (раздел 10.3).</w:t>
       </w:r>
     </w:p>
     <w:bookmarkEnd w:id="21"/>
@@ -530,23 +269,23 @@
         <w:pStyle w:val="FirstParagraph"/>
       </w:pPr>
       <w:r>
-        <w:t xml:space="preserve">Перинатальные тревога и депрессия — то есть возникающие во время беременности и в первый год после родов — встречаются часто: по оценке ВОЗ, примерно у одной женщины из десяти в странах с высоким доходом и у одной из пяти в странах с низким и средним доходом [ист.: ВОЗ 2022, 2.1].</w:t>
-      </w:r>
-    </w:p>
-    <w:p>
-      <w:pPr>
-        <w:pStyle w:val="BodyText"/>
-      </w:pPr>
-      <w:r>
-        <w:t xml:space="preserve">Риск распределён неравномерно. ВОЗ перечисляет обстоятельства, при которых он выше: беременность в подростковом возрасте, тяжёлый опыт прошлых родов, бедность, недостаток или отсутствие поддержки, насилие, нежеланная беременность, трудности с зачатием, хронические болезни, употребление психоактивных веществ [ист.: ВОЗ 2022, 2.4, рис. 2]. Защищают, по ВОЗ, крепкая поддержка семьи и друзей, ощущение, что женщина информирована и сама принимает решения, хорошая медицинская помощь и врачи, которые обращаются с ней уважительно [ист.: ВОЗ 2022, 2.5, рис. 3].</w:t>
-      </w:r>
-    </w:p>
-    <w:p>
-      <w:pPr>
-        <w:pStyle w:val="BodyText"/>
-      </w:pPr>
-      <w:r>
-        <w:t xml:space="preserve">Отдельно стоят два фактора, о которых врач спрашивает при первом обращении. Британское руководство NICE рекомендует на первом приёме узнать, было ли у женщины в прошлом или есть сейчас тяжёлое психическое расстройство и было ли тяжёлое психическое расстройство после родов у её матери, сестры или дочери [ист.: NICE CG192, 1.5.9]. ВОЗ добавляет: если психические трудности были раньше, при беременности и после родов они с большей вероятностью обострятся, и за состоянием женщины важно следить весь этот период, особенно сразу после родов [ист.: ВОЗ 2022, 5.1]. В российских клинических рекомендациях психические заболевания входят в перечень семейного анамнеза, который собирают при беременности [ист.: КР НБ, с. 13 PDF].</w:t>
+        <w:t xml:space="preserve">Перинатальные тревога и депрессия — то есть возникающие во время беременности и в первый год после родов — встречаются часто: по оценке ВОЗ, примерно у одной женщины из десяти в странах с высоким доходом и у одной из пяти в странах с низким и средним доходом.</w:t>
+      </w:r>
+    </w:p>
+    <w:p>
+      <w:pPr>
+        <w:pStyle w:val="BodyText"/>
+      </w:pPr>
+      <w:r>
+        <w:t xml:space="preserve">Риск распределён неравномерно. ВОЗ перечисляет обстоятельства, при которых он выше: беременность в подростковом возрасте, тяжёлый опыт прошлых родов, бедность, недостаток или отсутствие поддержки, насилие, нежеланная беременность, трудности с зачатием, хронические болезни, употребление психоактивных веществ. Защищают, по ВОЗ, крепкая поддержка семьи и друзей, ощущение, что женщина информирована и сама принимает решения, хорошая медицинская помощь и врачи, которые обращаются с ней уважительно.</w:t>
+      </w:r>
+    </w:p>
+    <w:p>
+      <w:pPr>
+        <w:pStyle w:val="BodyText"/>
+      </w:pPr>
+      <w:r>
+        <w:t xml:space="preserve">Отдельно стоят два фактора, о которых врач спрашивает при первом обращении. Британское руководство NICE рекомендует на первом приёме узнать, было ли у женщины в прошлом или есть сейчас тяжёлое психическое расстройство и было ли тяжёлое психическое расстройство после родов у её матери, сестры или дочери. ВОЗ добавляет: если психические трудности были раньше, при беременности и после родов они с большей вероятностью обострятся, и за состоянием женщины важно следить весь этот период, особенно сразу после родов. В российских клинических рекомендациях психические заболевания входят в перечень семейного анамнеза, который собирают при беременности.</w:t>
       </w:r>
     </w:p>
     <w:p>
@@ -598,7 +337,7 @@
         <w:pStyle w:val="BodyText"/>
       </w:pPr>
       <w:r>
-        <w:t xml:space="preserve">ВОЗ признаёт, что отличить повседневные переживания от клинически значимого состояния при беременности бывает трудно, и предлагает смотреть на три вещи: насколько выражены симптомы, как долго они держатся и насколько мешают обычной жизни [ист.: ВОЗ 2022, 2.3]. По этим трём признакам ВОЗ описывает четыре ступени [ист.: ВОЗ 2022, рис. 1]:</w:t>
+        <w:t xml:space="preserve">ВОЗ признаёт, что отличить повседневные переживания от клинически значимого состояния при беременности бывает трудно, и предлагает смотреть на три вещи: насколько выражены симптомы, как долго они держатся и насколько мешают обычной жизни. По этим трём признакам ВОЗ описывает четыре ступени:</w:t>
       </w:r>
     </w:p>
     <w:p>
@@ -686,7 +425,7 @@
         <w:t xml:space="preserve"> </w:t>
       </w:r>
       <w:r>
-        <w:t xml:space="preserve">— многие симптомы держатся долго и заметно мешают жить большую часть времени, почти каждый день, две недели и дольше [ист.: ВОЗ 2022, 3.4].</w:t>
+        <w:t xml:space="preserve">— многие симптомы держатся долго и заметно мешают жить большую часть времени, почти каждый день, две недели и дольше.</w:t>
       </w:r>
     </w:p>
     <w:p>
@@ -694,7 +433,7 @@
         <w:pStyle w:val="FirstParagraph"/>
       </w:pPr>
       <w:r>
-        <w:t xml:space="preserve">Срок две недели совпадает с минимальной длительностью депрессивного эпизода в российских клинических рекомендациях [ист.: КР Депрессия, критерии F32].</w:t>
+        <w:t xml:space="preserve">Срок две недели совпадает с минимальной длительностью депрессивного эпизода в российских клинических рекомендациях.</w:t>
       </w:r>
     </w:p>
     <w:p>
@@ -709,16 +448,23 @@
         <w:t xml:space="preserve">Признаки, с которыми стоит обратиться</w:t>
       </w:r>
       <w:r>
-        <w:t xml:space="preserve">, ВОЗ перечисляет такие [ист.: ВОЗ 2022, 2.3]: грусть, слёзы чаще обычного; ничто не радует, даже то, что радовало раньше; нет сил и желания что-то делать; тревога и «слишком много мыслей»; сон или аппетит заметно больше или меньше обычного; трудно сосредоточиться и принять решение; чувство вины, безнадёжности, собственной никчёмности; ощущение, что вот-вот случится плохое или что будущего нет; боли и недомогание без ясной причины; мучительные воспоминания или сны о пережитом. Отдельно — признаки, связанные с ребёнком: невозможно перестать тревожиться о нём, кажется, что не сможете или не захотите о нём заботиться, к нему появляются тяжёлые, негативные мысли.</w:t>
-      </w:r>
-    </w:p>
-    <w:p>
-      <w:pPr>
-        <w:pStyle w:val="BodyText"/>
-      </w:pPr>
-      <w:r>
-        <w:t xml:space="preserve">Есть признаки, при которых ждать двух недель не нужно: мысли о самоповреждении или самоубийстве, ощущение, что реальность изменилась, голоса или видения. Это раздел 10.14.</w:t>
-      </w:r>
+        <w:t xml:space="preserve">, ВОЗ перечисляет такие: грусть, слёзы чаще обычного; ничто не радует, даже то, что радовало раньше; нет сил и желания что-то делать; тревога и «слишком много мыслей»; сон или аппетит заметно больше или меньше обычного; трудно сосредоточиться и принять решение; чувство вины, безнадёжности, собственной никчёмности; ощущение, что вот-вот случится плохое или что будущего нет; боли и недомогание без ясной причины; мучительные воспоминания или сны о пережитом. Отдельно — признаки, связанные с ребёнком: невозможно перестать тревожиться о нём, кажется, что не сможете или не захотите о нём заботиться, к нему появляются тяжёлые, негативные мысли.</w:t>
+      </w:r>
+    </w:p>
+    <w:p>
+      <w:pPr>
+        <w:pStyle w:val="BodyText"/>
+      </w:pPr>
+      <w:r>
+        <w:t xml:space="preserve">Есть признаки, при которых ждать двух недель не нужно: мысли о самоповреждении или самоубийстве, ощущение, что реальность изменилась, голоса или видения. Это раздел 10.14. </w:t>
+      </w:r>
+      <w:r>
+        <w:rPr>
+          <w:highlight w:val="yellow"/>
+        </w:rPr>
+        <w:t>[ПРОВЕРИТЬ: вопрос врачу — подтвердить перечень признаков, при которых не ждут две недели; ВОЗ даёт правило срочного направления только при плане самоубийства или суицидальном поведении.]</w:t>
+      </w:r>
+      <w:r/>
     </w:p>
     <w:p>
       <w:pPr>
@@ -735,7 +481,7 @@
         <w:t xml:space="preserve"> </w:t>
       </w:r>
       <w:r>
-        <w:t xml:space="preserve">NICE предлагает рассмотреть возможность задавать при первом обращении и в первые недели после родов два вопроса о депрессии и два о тревоге [ист.: NICE CG192, 1.5.4]. Их можно задать себе самой:</w:t>
+        <w:t xml:space="preserve">NICE предлагает рассмотреть возможность задавать при первом обращении и в первые недели после родов два вопроса о депрессии и два о тревоге. Их можно задать себе самой:</w:t>
       </w:r>
     </w:p>
     <w:p>
@@ -791,7 +537,7 @@
         <w:pStyle w:val="FirstParagraph"/>
       </w:pPr>
       <w:r>
-        <w:t xml:space="preserve">На вопросы о тревоге отвечают так: «ни разу» — 0 баллов, «несколько дней» — 1, «больше половины дней» — 2, «почти каждый день» — 3 [ист.: NICE CG192, 1.5.4]. Если ответ «да» на любой из первых двух вопросов или сумма баллов по вторым двум — 3 и больше, это не диагноз, а повод сказать врачу [ист.: NICE CG192, 1.5.5–1.5.6]. По рекомендациям NICE, следующим шагом врач может предложить опросник подробнее или направить к специалисту [ист.: NICE CG192, 1.5.5–1.5.6]. Ещё один вопрос NICE предлагает задать, если тревога всё равно беспокоит: избегаете ли вы мест или дел, и мешает ли это жить [ист.: NICE CG192, 1.5.7].</w:t>
+        <w:t xml:space="preserve">На вопросы о тревоге отвечают так: «ни разу» — 0 баллов, «несколько дней» — 1, «больше половины дней» — 2, «почти каждый день» — 3. Если ответ «да» на любой из первых двух вопросов или сумма баллов по вторым двум — 3 и больше, это не диагноз, а повод сказать врачу. По рекомендациям NICE, следующим шагом врач может предложить опросник подробнее или направить к специалисту. Ещё один вопрос NICE предлагает задать, если тревога всё равно беспокоит: избегаете ли вы мест или дел, и мешает ли это жить.</w:t>
       </w:r>
     </w:p>
     <w:p>
@@ -809,7 +555,7 @@
         <w:t xml:space="preserve"> </w:t>
       </w:r>
       <w:r>
-        <w:t xml:space="preserve">Сон, движение, разговор и другие способы из раздела 10.10 помогают при временных трудностях. Если признаки держатся две недели и дольше, усиливаются, мешают работать, вести дом, общаться, или вы сами чувствуете, что не справляетесь, нужна помощь специалиста (раздел 10.11). Ждать, пока станет совсем плохо, не нужно. ВОЗ считает уместным, чтобы общую психологическую поддержку и регулярную проверку состояния получали все женщины во время беременности, а более интенсивную помощь — те, у кого симптомы тяжелее и держатся дольше [ист.: ВОЗ 2022, 2.6].</w:t>
+        <w:t xml:space="preserve">Сон, движение, разговор и другие способы из раздела 10.10 помогают при временных трудностях. Если признаки держатся две недели и дольше, усиливаются, мешают работать, вести дом, общаться, или вы сами чувствуете, что не справляетесь, нужна помощь специалиста (раздел 10.11). Ждать, пока станет совсем плохо, не нужно. ВОЗ считает уместным, чтобы общую психологическую поддержку и регулярную проверку состояния получали все женщины во время беременности, а более интенсивную помощь — те, у кого симптомы тяжелее и держатся дольше.</w:t>
       </w:r>
     </w:p>
     <w:p>
@@ -827,15 +573,24 @@
         <w:t xml:space="preserve"> </w:t>
       </w:r>
       <w:r>
-        <w:t xml:space="preserve">Эту фразу беременная слышит от родственников, а иногда читает и в официальной памятке: в памятке для пациентки российских клинических рекомендаций сказано, что на всём протяжении беременности нужно избегать стрессовых ситуаций и эмоциональных переживаний [ист.: КР НБ, с. 88 PDF, приложение В]. Выполнить такой совет нельзя: беременность, по ВОЗ, сама по себе может быть временем напряжения (раздел 10.1). А если считать любое переживание опасным для ребёнка, к каждому волнению прибавляется чувство вины.</w:t>
-      </w:r>
-    </w:p>
-    <w:p>
-      <w:pPr>
-        <w:pStyle w:val="BodyText"/>
-      </w:pPr>
-      <w:r>
-        <w:t xml:space="preserve">ВОЗ связывает с осложнениями беременности (преэклампсией, кровотечением, преждевременными родами) и с последствиями для ребёнка нарушения психического здоровья [ист.: ВОЗ 2022, 2.2]; обычные волнения ВОЗ в этой связи не упоминает. [ПРОВЕРИТЬ: вопрос врачу — нужен источник, который прямо разводит кратковременные переживания и длительный стресс или расстройство по влиянию на беременность; без него вывод «обычные волнения ребёнку не вредят» в текст не входит.] Из этого следует действие, обратное совету «не нервничать»: не подавлять переживания, а замечать, если они не проходят, и вовремя получать помощь. Такую помощь предусматривает и женская консультация: по российским клиническим рекомендациям каждую беременную дважды направляют к медицинскому психологу (раздел 10.11) [ист.: КР НБ, с. 31 PDF].</w:t>
+        <w:t xml:space="preserve">Эту фразу беременная слышит от родственников, а иногда читает и в официальной памятке: в памятке для пациентки российских клинических рекомендаций сказано, что на всём протяжении беременности нужно избегать стрессовых ситуаций и эмоциональных переживаний. Выполнить такой совет нельзя: беременность, по ВОЗ, сама по себе может быть временем напряжения (раздел 10.1). А если считать любое переживание опасным для ребёнка, к каждому волнению прибавляется чувство вины.</w:t>
+      </w:r>
+    </w:p>
+    <w:p>
+      <w:pPr>
+        <w:pStyle w:val="BodyText"/>
+      </w:pPr>
+      <w:r>
+        <w:t xml:space="preserve">ВОЗ связывает с осложнениями беременности (преэклампсией, кровотечением, преждевременными родами) и с последствиями для ребёнка нарушения психического здоровья; обычные волнения ВОЗ в этой связи не упоминает. </w:t>
+      </w:r>
+      <w:r>
+        <w:rPr>
+          <w:highlight w:val="yellow"/>
+        </w:rPr>
+        <w:t>[ПРОВЕРИТЬ: вопрос врачу — нужен источник, который прямо разводит кратковременные переживания и длительный стресс или расстройство по влиянию на беременность; без него вывод «обычные волнения ребёнку не вредят» в текст не входит.]</w:t>
+      </w:r>
+      <w:r>
+        <w:t xml:space="preserve"> Из этого следует действие, обратное совету «не нервничать»: не подавлять переживания, а замечать, если они не проходят, и вовремя получать помощь. Такую помощь предусматривает и женская консультация: по российским клиническим рекомендациям каждую беременную дважды направляют к медицинскому психологу (раздел 10.11).</w:t>
       </w:r>
     </w:p>
     <w:bookmarkEnd w:id="23"/>
@@ -871,15 +626,15 @@
         <w:t xml:space="preserve"> </w:t>
       </w:r>
       <w:r>
-        <w:t xml:space="preserve">Беспокойство о здоровье ребёнка при беременности знакомо почти каждой. ВОЗ относит его к признакам проблемы, когда оно становится неотступным: «невозможно перестать тревожиться о ребёнке» стоит в её списке симптомов, которые требуют внимания [ист.: ВОЗ 2022, 2.3]. Граница проходит по тем же трём вопросам, что в разделе 10.3: как сильно, как долго и насколько мешает жить. Тревога перед УЗИ, которая проходит после хорошего результата, — одно. Тревога, которая возвращается на следующий день с новым поводом, не даёт уснуть, заставляет постоянно что-то проверять или избегать мест и разговоров, — другое.</w:t>
-      </w:r>
-    </w:p>
-    <w:p>
-      <w:pPr>
-        <w:pStyle w:val="BodyText"/>
-      </w:pPr>
-      <w:r>
-        <w:t xml:space="preserve">Тревога может быть и частью тревожного расстройства. При генерализованном тревожном расстройстве, по российским клиническим рекомендациям, тревога и напряжение распространённые и устойчивые, не привязаны к конкретным обстоятельствам и держатся не меньше шести месяцев [ист.: КР ГТР, 1.1]. Тревога может проявляться и в теле: сильное или частое сердцебиение, потливость, дрожь, сухость во рту, затруднённое дыхание, чувство удушья, боль или дискомфорт в груди, тошнота [ист.: КР «Тревожно-фобические расстройства», F40.0, критерий Б]. Отличить тревожное расстройство от обычного волнения и от других состояний может врач; от вас нужно заметить эти признаки и сказать о них.</w:t>
+        <w:t xml:space="preserve">Беспокойство о здоровье ребёнка при беременности знакомо почти каждой. ВОЗ относит его к признакам проблемы, когда оно становится неотступным: «невозможно перестать тревожиться о ребёнке» стоит в её списке симптомов, которые требуют внимания. Граница проходит по тем же трём вопросам, что в разделе 10.3: как сильно, как долго и насколько мешает жить. Тревога перед УЗИ, которая проходит после хорошего результата, — одно. Тревога, которая возвращается на следующий день с новым поводом, не даёт уснуть, заставляет постоянно что-то проверять или избегать мест и разговоров, — другое.</w:t>
+      </w:r>
+    </w:p>
+    <w:p>
+      <w:pPr>
+        <w:pStyle w:val="BodyText"/>
+      </w:pPr>
+      <w:r>
+        <w:t xml:space="preserve">Тревога может быть и частью тревожного расстройства. При генерализованном тревожном расстройстве, по российским клиническим рекомендациям, тревога и напряжение распространённые и устойчивые, не привязаны к конкретным обстоятельствам и держатся не меньше шести месяцев. Тревога может проявляться и в теле: сильное или частое сердцебиение, потливость, дрожь, сухость во рту, затруднённое дыхание, чувство удушья, боль или дискомфорт в груди, тошнота. Отличить тревожное расстройство от обычного волнения и от других состояний может врач; от вас нужно заметить эти признаки и сказать о них.</w:t>
       </w:r>
     </w:p>
     <w:p>
@@ -897,24 +652,31 @@
         <w:t xml:space="preserve"> </w:t>
       </w:r>
       <w:r>
-        <w:t xml:space="preserve">Особенно пугают навязчивые мысли. Российские клинические рекомендации описывают их как идеи, образы или побуждения, которые снова и снова приходят в голову в одном и том же виде. Они почти всегда неприятны, человек пытается им сопротивляться, часто безуспешно, и при этом понимает, что это его собственные мысли, хотя они непроизвольны и отвратительны ему [ист.: КР ОКР, 1.5]. Среди видов таких мыслей рекомендации отдельно называют мысли или образы о причинении вреда себе или другому человеку — их называют «контрастными навязчивостями», и с ними связаны повторные проверки [ист.: КР ОКР, 1.5].</w:t>
-      </w:r>
-    </w:p>
-    <w:p>
-      <w:pPr>
-        <w:pStyle w:val="BodyText"/>
-      </w:pPr>
-      <w:r>
-        <w:t xml:space="preserve">При беременности и с маленьким ребёнком такие мысли могут касаться самого ребёнка [ист.: COPE 2023, раздел 7.2.2 — о страхе навредить ребёнку]: внезапная картинка, как вы роняете его, мысль «а вдруг я ему наврежу». Они пугают именно потому, что противоречат тому, чего вы хотите. Отсюда стыд и молчание, и отсюда же проверки и избегание: не брать нож, не подходить к лестнице, перепроверять, перечитывать, переспрашивать. Российские рекомендации отмечают, что при этом расстройстве часто складывается избегающее поведение: человек обходит людей, вещи и места, которые усиливают навязчивые мысли [ист.: КР ОКР, 1.6].</w:t>
-      </w:r>
-    </w:p>
-    <w:p>
-      <w:pPr>
-        <w:pStyle w:val="BodyText"/>
-      </w:pPr>
-      <w:r>
-        <w:t xml:space="preserve">Российские клинические рекомендации отмечают: часть людей с обсессивно-компульсивным расстройством испытывает навязчивый страх причинить вред окружающим, но данных о том, что они совершают агрессивные поступки чаще, чем остальные люди, нет [ист.: КР ОКР, 1.6]. Австралийское руководство по перинатальному психическому здоровью говорит о беременных и матерях прямо: высказанный страх навредить ребёнку может быть признаком тревоги, а не намерения, но специалист всегда должен оценить его подробнее, и делать это нужно бережно, не обвиняя женщину за негативные мысли [ист.: COPE 2023, раздел 7.2.2]. [ПРОВЕРИТЬ: вопрос врачу — подтвердить формулировку для российской практики и признаки, по которым мысли требуют экстренной помощи.]</w:t>
-      </w:r>
+        <w:t xml:space="preserve">Особенно пугают навязчивые мысли. Российские клинические рекомендации описывают их как идеи, образы или побуждения, которые снова и снова приходят в голову в одном и том же виде. Они почти всегда неприятны, человек пытается им сопротивляться, часто безуспешно, и при этом понимает, что это его собственные мысли, хотя они непроизвольны и отвратительны ему. Среди видов таких мыслей рекомендации отдельно называют мысли или образы о причинении вреда себе или другому человеку — их называют «контрастными навязчивостями», и с ними связаны повторные проверки.</w:t>
+      </w:r>
+    </w:p>
+    <w:p>
+      <w:pPr>
+        <w:pStyle w:val="BodyText"/>
+      </w:pPr>
+      <w:r>
+        <w:t xml:space="preserve">При беременности и с маленьким ребёнком такие мысли могут касаться самого ребёнка: внезапная картинка, как вы роняете его, мысль «а вдруг я ему наврежу». Они пугают именно потому, что противоречат тому, чего вы хотите. Отсюда стыд и молчание, и отсюда же проверки и избегание: не брать нож, не подходить к лестнице, перепроверять, перечитывать, переспрашивать. Российские рекомендации отмечают, что при этом расстройстве часто складывается избегающее поведение: человек обходит людей, вещи и места, которые усиливают навязчивые мысли.</w:t>
+      </w:r>
+    </w:p>
+    <w:p>
+      <w:pPr>
+        <w:pStyle w:val="BodyText"/>
+      </w:pPr>
+      <w:r>
+        <w:t xml:space="preserve">Российские клинические рекомендации отмечают: часть людей с обсессивно-компульсивным расстройством испытывает навязчивый страх причинить вред окружающим, но данных о том, что они совершают агрессивные поступки чаще, чем остальные люди, нет. Австралийское руководство по перинатальному психическому здоровью говорит о беременных и матерях прямо: высказанный страх навредить ребёнку может быть признаком тревоги, а не намерения, но специалист всегда должен оценить его подробнее, и делать это нужно бережно, не обвиняя женщину за негативные мысли. </w:t>
+      </w:r>
+      <w:r>
+        <w:rPr>
+          <w:highlight w:val="yellow"/>
+        </w:rPr>
+        <w:t>[ПРОВЕРИТЬ: вопрос врачу — подтвердить формулировку для российской практики и признаки, по которым мысли требуют экстренной помощи.]</w:t>
+      </w:r>
+      <w:r/>
     </w:p>
     <w:p>
       <w:pPr>
@@ -939,7 +701,7 @@
         <w:t xml:space="preserve"> </w:t>
       </w:r>
       <w:r>
-        <w:t xml:space="preserve">О навязчивых мыслях стоит сказать врачу или психологу прямо, теми же словами, какими вы думаете о них сами. Это лечится: по российским клиническим рекомендациям, психотерапия — эффективный метод лечения обсессивно-компульсивного расстройства, в том числе экспозиционная терапия с предотвращением ответной реакции — вид когнитивно-поведенческой терапии, при котором человек учится встречаться с пугающей мыслью, не выполняя ритуал проверки [ист.: КР ОКР, термины; раздел 3]. Подробнее о лечении — раздел 10.12.</w:t>
+        <w:t xml:space="preserve">О навязчивых мыслях стоит сказать врачу или психологу прямо, теми же словами, какими вы думаете о них сами. Это лечится: по российским клиническим рекомендациям, психотерапия — эффективный метод лечения обсессивно-компульсивного расстройства, в том числе экспозиционная терапия с предотвращением ответной реакции — вид когнитивно-поведенческой терапии, при котором человек учится встречаться с пугающей мыслью, не выполняя ритуал проверки. Подробнее о лечении — раздел 10.12.</w:t>
       </w:r>
     </w:p>
     <w:p>
@@ -973,7 +735,7 @@
         <w:pStyle w:val="BodyText"/>
       </w:pPr>
       <w:r>
-        <w:t xml:space="preserve">Депрессию принято ждать после родов. Но она бывает и во время беременности: перинатальной депрессией называют ту, что начинается при беременности или в первый год после родов [ист.: ВОЗ 2022, 2.1].</w:t>
+        <w:t xml:space="preserve">Депрессию принято ждать после родов. Но она бывает и во время беременности: перинатальной депрессией называют ту, что начинается при беременности или в первый год после родов.</w:t>
       </w:r>
     </w:p>
     <w:p>
@@ -991,7 +753,7 @@
         <w:t xml:space="preserve"> </w:t>
       </w:r>
       <w:r>
-        <w:t xml:space="preserve">Российские клинические рекомендации называют три типичных симптома депрессии: сниженное настроение; утрата интересов и способности получать удовольствие; повышенная утомляемость и сниженная активность. К ним присоединяются другие: трудно сосредоточиться; падает самооценка и уверенность в себе; появляются мысли о собственной вине и никчёмности; будущее видится мрачным; бывают мысли или действия, направленные на самоповреждение или самоубийство; нарушается сон; снижается аппетит [ист.: КР Депрессия, критерии F32]. Настроение при депрессии мало меняется день ото дня, но может колебаться в течение суток и быть хуже по утрам [ист.: там же]. Чтобы говорить о депрессивном эпизоде, симптомы должны держаться не меньше двух недель [ист.: там же].</w:t>
+        <w:t xml:space="preserve">Российские клинические рекомендации называют три типичных симптома депрессии: сниженное настроение; утрата интересов и способности получать удовольствие; повышенная утомляемость и сниженная активность. К ним присоединяются другие: трудно сосредоточиться; падает самооценка и уверенность в себе; появляются мысли о собственной вине и никчёмности; будущее видится мрачным; бывают мысли или действия, направленные на самоповреждение или самоубийство; нарушается сон; снижается аппетит. Настроение при депрессии мало меняется день ото дня, но может колебаться в течение суток и быть хуже по утрам. Чтобы говорить о депрессивном эпизоде, симптомы должны держаться не меньше двух недель.</w:t>
       </w:r>
     </w:p>
     <w:p>
@@ -1009,15 +771,15 @@
         <w:t xml:space="preserve"> </w:t>
       </w:r>
       <w:r>
-        <w:t xml:space="preserve">Утомляемость, плохой сон, перемены аппетита при беременности бывают и без депрессии — поэтому сами по себе они мало что говорят. Важнее два других признака: стойко сниженное настроение и утрата интереса и удовольствия. Российские рекомендации считают повышенную утомляемость одним из трёх типичных симптомов депрессии, но для диагноза требуют не меньше двух из трёх (сниженное настроение, утрата интересов и удовольствия, повышенная утомляемость) вместе ещё хотя бы с двумя другими симптомами и длительностью не меньше двух недель [ист.: КР Депрессия, критерии F32.0]. Если вы не можете вспомнить, когда в последний раз чему-то обрадовались, это повод для разговора с врачом, даже если сил вроде бы хватает.</w:t>
-      </w:r>
-    </w:p>
-    <w:p>
-      <w:pPr>
-        <w:pStyle w:val="BodyText"/>
-      </w:pPr>
-      <w:r>
-        <w:t xml:space="preserve">Ещё одна причина путаницы: разбитость при достаточном сне может быть связана с дефицитом железа или нарушением функции щитовидной железы (подробнее — Тема 2, раздел 2.1). Российские клинические рекомендации перед лечением депрессии тоже предусматривают обследование, чтобы отличить её от других заболеваний [ист.: КР Депрессия, 2.5]. Поэтому разговор с врачом о настроении нередко начинается с анализов.</w:t>
+        <w:t xml:space="preserve">Утомляемость, плохой сон, перемены аппетита при беременности бывают и без депрессии — поэтому сами по себе они мало что говорят. Важнее два других признака: стойко сниженное настроение и утрата интереса и удовольствия. Российские рекомендации считают повышенную утомляемость одним из трёх типичных симптомов депрессии, но для диагноза требуют не меньше двух из трёх (сниженное настроение, утрата интересов и удовольствия, повышенная утомляемость) вместе ещё хотя бы с двумя другими симптомами и длительностью не меньше двух недель. Если вы не можете вспомнить, когда в последний раз чему-то обрадовались, это повод для разговора с врачом, даже если сил вроде бы хватает.</w:t>
+      </w:r>
+    </w:p>
+    <w:p>
+      <w:pPr>
+        <w:pStyle w:val="BodyText"/>
+      </w:pPr>
+      <w:r>
+        <w:t xml:space="preserve">Ещё одна причина путаницы: разбитость при достаточном сне может быть связана с дефицитом железа или нарушением функции щитовидной железы (подробнее — Тема 2, раздел 2.1). Российские клинические рекомендации перед лечением депрессии тоже предусматривают обследование, чтобы отличить её от других заболеваний. Поэтому разговор с врачом о настроении нередко начинается с анализов.</w:t>
       </w:r>
     </w:p>
     <w:p>
@@ -1035,7 +797,7 @@
         <w:t xml:space="preserve"> </w:t>
       </w:r>
       <w:r>
-        <w:t xml:space="preserve">ВОЗ связывает нелеченые нарушения психического здоровья у матери с более высоким риском осложнений беременности и с последствиями для ребёнка — меньшим весом при рождении, трудностями с кормлением и с привязанностью [ист.: ВОЗ 2022, 2.2]. Женщинам с такими трудностями к тому же реже удаётся ходить на приёмы во время беременности и после родов [ист.: там же]. Депрессию при беременности лечат, и, если нет строгих показаний к лекарствам, начинают с психотерапии (раздел 10.12).</w:t>
+        <w:t xml:space="preserve">ВОЗ связывает нелеченые нарушения психического здоровья у матери с более высоким риском осложнений беременности и с последствиями для ребёнка — меньшим весом при рождении, трудностями с кормлением и с привязанностью. Женщинам с такими трудностями к тому же реже удаётся ходить на приёмы во время беременности и после родов. Депрессию при беременности лечат, и, если нет строгих показаний к лекарствам, начинают с психотерапии (раздел 10.12).</w:t>
       </w:r>
     </w:p>
     <w:p>
@@ -1089,7 +851,7 @@
         <w:t xml:space="preserve"> </w:t>
       </w:r>
       <w:r>
-        <w:t xml:space="preserve">Изменение тела при беременности переживается по-разному: одних радует, других тревожит, у многих меняется от недели к неделе. Что делает недовольство телом сильнее, изучено лучше, чем его последствия. Систематический обзор 36 исследований о восприятии тела в перинатальном периоде (Rhodes и соавторы, 2025) показал: от недовольства телом защищает поддержка — партнёра, друзей, медиков, — а риск повышают насилие в отношениях, замечания о внешности и давление общества [ист.: Rhodes 2025, по реферату]. Обзора, который прямо связывал бы недовольство телом при беременности с депрессией или тревогой, найти не удалось [ист.: поиск PubMed, 09.10.2026].</w:t>
+        <w:t xml:space="preserve">Изменение тела при беременности переживается по-разному: одних радует, других тревожит, у многих меняется от недели к неделе. Что делает недовольство телом сильнее, изучено лучше, чем его последствия. Систематический обзор 36 исследований о восприятии тела в перинатальном периоде (Rhodes и соавторы, 2025) показал: от недовольства телом защищает поддержка — партнёра, друзей, медиков, — а риск повышают насилие в отношениях, замечания о внешности и давление общества. Обзора, который прямо связывал бы недовольство телом при беременности с депрессией или тревогой, найти не удалось.</w:t>
       </w:r>
     </w:p>
     <w:p>
@@ -1115,15 +877,15 @@
         <w:t xml:space="preserve"> </w:t>
       </w:r>
       <w:r>
-        <w:t xml:space="preserve">Связь с ребёнком может возникнуть не сразу. Для времени после родов ВОЗ пишет, что формирование привязанности может занять время, и рекомендует врачам говорить об этом женщинам [ист.: ВОЗ 2022, 5.10]. Авторы обзора привязанности описывают её так: в первом триместре будущим родителям приходится привыкать к новому представлению о себе и о ребёнке, это может сопровождаться неопределёнными чувствами и растерянностью; во втором триместре родители, как правило, принимают новую ситуацию; примерно с 18–25-й недели, когда женщина начинает ощущать шевеления, привязанность к ребёнку начинает формироваться [ист.: Rollè 2020, введение].</w:t>
-      </w:r>
-    </w:p>
-    <w:p>
-      <w:pPr>
-        <w:pStyle w:val="BodyText"/>
-      </w:pPr>
-      <w:r>
-        <w:t xml:space="preserve">Систематический обзор 41 исследования (Rollè и соавторы, 2020) показал, что в большинстве, но не во всех исследованиях депрессивные симптомы во время беременности связаны с более слабой привязанностью к ребёнку, а более слабая привязанность во время беременности — с депрессивными симптомами после родов [ист.: Rollè 2020]. Это связь, а не доказанная причина, и у беременностей после потери или ЭКО результаты противоречивы [ист.: там же]. Но практический вывод из неё есть: если чувства к ребёнку не появляются, а настроение при этом подавлено, проверьте себя по признакам из раздела 10.3. Трудности с привязанностью, по ВОЗ, могут быть связаны с нежеланной беременностью, тяжёлым опытом в детстве, насилием в семье или психическим расстройством [ист.: ВОЗ 2022, 5.10]. В таких обстоятельствах женщине нужна поддержка, и о трудностях с привязанностью стоит сказать врачу или психологу.</w:t>
+        <w:t xml:space="preserve">Связь с ребёнком может возникнуть не сразу. Для времени после родов ВОЗ пишет, что формирование привязанности может занять время, и рекомендует врачам говорить об этом женщинам. Авторы обзора привязанности описывают её так: в первом триместре будущим родителям приходится привыкать к новому представлению о себе и о ребёнке, это может сопровождаться неопределёнными чувствами и растерянностью; во втором триместре родители, как правило, принимают новую ситуацию; примерно с 18–25-й недели, когда женщина начинает ощущать шевеления, привязанность к ребёнку начинает формироваться.</w:t>
+      </w:r>
+    </w:p>
+    <w:p>
+      <w:pPr>
+        <w:pStyle w:val="BodyText"/>
+      </w:pPr>
+      <w:r>
+        <w:t xml:space="preserve">Систематический обзор 41 исследования (Rollè и соавторы, 2020) показал, что в большинстве, но не во всех исследованиях депрессивные симптомы во время беременности связаны с более слабой привязанностью к ребёнку, а более слабая привязанность во время беременности — с депрессивными симптомами после родов. Это связь, а не доказанная причина, и у беременностей после потери или ЭКО результаты противоречивы. Но практический вывод из неё есть: если чувства к ребёнку не появляются, а настроение при этом подавлено, проверьте себя по признакам из раздела 10.3. Трудности с привязанностью, по ВОЗ, могут быть связаны с нежеланной беременностью, тяжёлым опытом в детстве, насилием в семье или психическим расстройством. В таких обстоятельствах женщине нужна поддержка, и о трудностях с привязанностью стоит сказать врачу или психологу.</w:t>
       </w:r>
     </w:p>
     <w:p>
@@ -1141,7 +903,7 @@
         <w:t xml:space="preserve"> </w:t>
       </w:r>
       <w:r>
-        <w:t xml:space="preserve">Беременность можно ждать и одновременно жалеть о прежней жизни, радоваться и бояться, хотеть ребёнка и злиться на перемены. Насколько часто так бывает, цифрой сказать нельзя: у исследователей нет даже общего определения таких смешанных чувств. Из исследований отношения женщины к беременности устойчивее всего видна связь с депрессией [ист.: Grace 2025, по реферату]. Граница с проблемой здесь та же, что и везде в этой главе. ВОЗ относит к признакам, требующим внимания, ощущение, что вы не сможете или не захотите заботиться о ребёнке, и негативные мысли о нём [ист.: ВОЗ 2022, 2.3]. Если такие чувства держатся, усиливаются или пугают вас, о них нужно говорить с врачом или психологом.</w:t>
+        <w:t xml:space="preserve">Беременность можно ждать и одновременно жалеть о прежней жизни, радоваться и бояться, хотеть ребёнка и злиться на перемены. Насколько часто так бывает, цифрой сказать нельзя: у исследователей нет даже общего определения таких смешанных чувств. Из исследований отношения женщины к беременности устойчивее всего видна связь с депрессией. Граница с проблемой здесь та же, что и везде в этой главе. ВОЗ относит к признакам, требующим внимания, ощущение, что вы не сможете или не захотите заботиться о ребёнке, и негативные мысли о нём. Если такие чувства держатся, усиливаются или пугают вас, о них нужно говорить с врачом или психологом.</w:t>
       </w:r>
     </w:p>
     <w:p>
@@ -1159,7 +921,7 @@
         <w:t xml:space="preserve"> </w:t>
       </w:r>
       <w:r>
-        <w:t xml:space="preserve">Женщине бывает трудно сказать о таких чувствах партнёру: кажется, что он не поймёт или обидится. ВОЗ рекомендует с согласия женщины вовлекать партнёра и близких в разговор о психическом здоровье и отмечает, что партнёры тоже уязвимы для тревоги и депрессии в этот период [ист.: ВОЗ 2022, 3.3]. Если сказать близким трудно, начните с психолога: с ним можно обсуждать то, что неловко произнести дома.</w:t>
+        <w:t xml:space="preserve">Женщине бывает трудно сказать о таких чувствах партнёру: кажется, что он не поймёт или обидится. ВОЗ рекомендует с согласия женщины вовлекать партнёра и близких в разговор о психическом здоровье и отмечает, что партнёры тоже уязвимы для тревоги и депрессии в этот период. Если сказать близким трудно, начните с психолога: с ним можно обсуждать то, что неловко произнести дома.</w:t>
       </w:r>
     </w:p>
     <w:bookmarkEnd w:id="26"/>
@@ -1195,15 +957,15 @@
         <w:t xml:space="preserve"> </w:t>
       </w:r>
       <w:r>
-        <w:t xml:space="preserve">Выкидыш, замершая беременность, прерывание по медицинским показаниям, мертворождение оставляют след. ВОЗ называет реакции, которые бывают после потери: шок, вина, гнев, печаль; многие женщины не знают, как сказать о потере родственникам и друзьям [ист.: ВОЗ 2022, 5.8]. ВОЗ рекомендует, чтобы после потери оценивали психическое состояние женщины и при необходимости предлагали консультирование [ист.: там же].</w:t>
-      </w:r>
-    </w:p>
-    <w:p>
-      <w:pPr>
-        <w:pStyle w:val="BodyText"/>
-      </w:pPr>
-      <w:r>
-        <w:t xml:space="preserve">В следующую беременность прошлая потеря часто возвращается тревогой: каждое обследование становится экзаменом, каждый срок, на котором случилась потеря, — рубежом. Метаанализ 19 исследований, в которых участвовали более 5 000 женщин с прошлой потерей и более 30 000 женщин без неё (Hunter и соавторы, 2017), показал, что в беременность после перинатальной потери выше уровень симптомов тревоги и депрессии, причём для тревоги различие заметно больше; по уровню стресса различий не нашли [ист.: Hunter 2017, по реферату]. В качественных исследованиях женщины описывают такую беременность как время смешанных чувств: они сознательно снижают ожидания, постоянно проверяют, всё ли в порядке, и избегают всего, что кажется рискованным [ист.: Fernández-Basanta 2023, по реферату]. После пережитого такая тревога ожидаема, и говорить о ней с врачом можно так же, как о любом другом симптоме.</w:t>
+        <w:t xml:space="preserve">Выкидыш, замершая беременность, прерывание по медицинским показаниям, мертворождение оставляют след. ВОЗ называет реакции, которые бывают после потери: шок, вина, гнев, печаль; многие женщины не знают, как сказать о потере родственникам и друзьям. ВОЗ рекомендует, чтобы после потери оценивали психическое состояние женщины и при необходимости предлагали консультирование.</w:t>
+      </w:r>
+    </w:p>
+    <w:p>
+      <w:pPr>
+        <w:pStyle w:val="BodyText"/>
+      </w:pPr>
+      <w:r>
+        <w:t xml:space="preserve">В следующую беременность прошлая потеря часто возвращается тревогой: каждое обследование становится экзаменом, каждый срок, на котором случилась потеря, — рубежом. Метаанализ 19 исследований, в которых участвовали более 5 000 женщин с прошлой потерей и более 30 000 женщин без неё (Hunter и соавторы, 2017), показал, что в беременность после перинатальной потери выше уровень симптомов тревоги и депрессии, причём для тревоги различие заметно больше; по уровню стресса различий не нашли. В качественных исследованиях женщины описывают такую беременность как время смешанных чувств: они сознательно снижают ожидания, постоянно проверяют, всё ли в порядке, и избегают всего, что кажется рискованным. После пережитого такая тревога ожидаема, и говорить о ней с врачом можно так же, как о любом другом симптоме.</w:t>
       </w:r>
     </w:p>
     <w:p>
@@ -1239,7 +1001,7 @@
         <w:t xml:space="preserve"> </w:t>
       </w:r>
       <w:r>
-        <w:t xml:space="preserve">ВОЗ включает трудности с зачатием в число обстоятельств, при которых риск перинатальных трудностей с психическим здоровьем выше [ист.: ВОЗ 2022, 2.4, рис. 2]. Выше ли тревога и депрессия в саму беременность после ЭКО, чем при беременности без лечения, исследования однозначно не показывают: обзора с таким сравнением найти не удалось [ист.: поиск PubMed, 09.10.2026], а по послеродовой депрессии метаанализ различий между женщинами после вспомогательных репродуктивных технологий и после спонтанной беременности не нашёл [ист.: Gressier 2015, по реферату]. Авторы того же метаанализа подчёркивают, что проверять настроение во время беременности и после родов нужно у этих женщин так же, как у всех [ист.: там же]. Женщине после долгого лечения бывает трудно позволить себе радоваться и одновременно стыдно жаловаться: «я же так этого хотела». То, что беременности долго ждали, тревогу не отменяет, и сказать о ней врачу или психологу можно так же, как любой другой женщине.</w:t>
+        <w:t xml:space="preserve">ВОЗ включает трудности с зачатием в число обстоятельств, при которых риск перинатальных трудностей с психическим здоровьем выше. Выше ли тревога и депрессия в саму беременность после ЭКО, чем при беременности без лечения, исследования однозначно не показывают: обзора с таким сравнением найти не удалось, а по послеродовой депрессии метаанализ различий между женщинами после вспомогательных репродуктивных технологий и после спонтанной беременности не нашёл. Авторы того же метаанализа подчёркивают, что проверять настроение во время беременности и после родов нужно у этих женщин так же, как у всех. Женщине после долгого лечения бывает трудно позволить себе радоваться и одновременно стыдно жаловаться: «я же так этого хотела». То, что беременности долго ждали, тревогу не отменяет, и сказать о ней врачу или психологу можно так же, как любой другой женщине.</w:t>
       </w:r>
     </w:p>
     <w:bookmarkEnd w:id="27"/>
@@ -1265,15 +1027,15 @@
         <w:pStyle w:val="BodyText"/>
       </w:pPr>
       <w:r>
-        <w:t xml:space="preserve">Волнение перед родами знакомо большинству беременных. Иногда страх становится настолько сильным, что мешает жить, а женщина начинает просить о кесаревом сечении, лишь бы не рожать самой. Выраженный страх родов называют токофобией [ист.: NICE NG192, 1.2.28; NICE CG192, 1.8.7].</w:t>
-      </w:r>
-    </w:p>
-    <w:p>
-      <w:pPr>
-        <w:pStyle w:val="BodyText"/>
-      </w:pPr>
-      <w:r>
-        <w:t xml:space="preserve">Тяжёлый опыт прошлых родов ВОЗ называет одним из факторов риска перинатальных трудностей с психическим здоровьем, а хороший опыт родов — одним из защищающих [ист.: ВОЗ 2022, 2.4, 2.5]. Если прошлые роды были травмирующими и воспоминания о них возвращаются картинами и снами, стоит сказать об этом врачу: мучительные воспоминания и сны о пережитом ВОЗ относит к признакам, требующим внимания [ист.: ВОЗ 2022, 2.3]. Если врач найдёт посттравматическое стрессовое расстройство, для него, по NICE, рекомендованы только интенсивные психологические методы лечения [ист.: NICE CG192, 1.8.9].</w:t>
+        <w:t xml:space="preserve">Волнение перед родами знакомо большинству беременных. Иногда страх становится настолько сильным, что мешает жить, а женщина начинает просить о кесаревом сечении, лишь бы не рожать самой. Выраженный страх родов называют токофобией.</w:t>
+      </w:r>
+    </w:p>
+    <w:p>
+      <w:pPr>
+        <w:pStyle w:val="BodyText"/>
+      </w:pPr>
+      <w:r>
+        <w:t xml:space="preserve">Тяжёлый опыт прошлых родов ВОЗ называет одним из факторов риска перинатальных трудностей с психическим здоровьем, а хороший опыт родов — одним из защищающих. Если прошлые роды были травмирующими и воспоминания о них возвращаются картинами и снами, стоит сказать об этом врачу: мучительные воспоминания и сны о пережитом ВОЗ относит к признакам, требующим внимания. Если врач найдёт посттравматическое стрессовое расстройство, для него, по NICE, рекомендованы только интенсивные психологические методы лечения.</w:t>
       </w:r>
     </w:p>
     <w:p>
@@ -1291,23 +1053,30 @@
         <w:t xml:space="preserve"> </w:t>
       </w:r>
       <w:r>
-        <w:t xml:space="preserve">Британское руководство NICE рекомендует женщине с выраженным страхом родов дать возможность обсудить свои страхи со специалистом, который умеет оказывать психологическую помощь при беременности [ист.: NICE CG192, 1.8.7]. Если страх приводит к просьбе о кесаревом сечении, NICE рекомендует выяснить, чего именно боится женщина, дать ей взвешенные сведения о пользе и рисках кесарева сечения и родов через естественные родовые пути, предложить направление к специалисту по психологической помощи и, если после этого женщина по-прежнему просит о кесаревом сечении, поддержать её выбор [ист.: NICE NG192, 1.2.26–1.2.30].</w:t>
-      </w:r>
-    </w:p>
-    <w:p>
-      <w:pPr>
-        <w:pStyle w:val="BodyText"/>
-      </w:pPr>
-      <w:r>
-        <w:t xml:space="preserve">В России порядок другой. В российских клинических рекомендациях по кесареву сечению 2024 года страх родов среди показаний к операции не назван, о психологической помощи при страхе родов в них не говорится. Нежелание женщины рожать через естественные родовые пути рекомендации учитывают только в двух ситуациях: если на матке один рубец после кесарева сечения и если в прошлых родах ребёнок погиб или стал инвалидом — и в обоих случаях речь идёт о категорическом отказе женщины от естественных родов [ист.: КР «Роды одноплодные, родоразрешение путём кесарева сечения», 2024, ID 639, раздел 3.1, с. 13–14 PDF; поиск по тексту: «страх», «психолог» — 0 вхождений]. Значит, в российской практике выраженный страх родов сам по себе — повод для психологической помощи и подробного разговора с акушером-гинекологом о родах, а не основание для операции. [ПРОВЕРИТЬ: вопрос врачу — подтвердить вывод для российской практики.]</w:t>
-      </w:r>
-    </w:p>
-    <w:p>
-      <w:pPr>
-        <w:pStyle w:val="BodyText"/>
-      </w:pPr>
-      <w:r>
-        <w:t xml:space="preserve">Насколько помогают психологические методы при сильном страхе родов, изучено пока недостаточно. Обзор Cochrane 2021 года объединил семь исследований, где применяли психообразование, когнитивно-поведенческую терапию, групповые занятия и арт-терапию. Такие методы, возможно, снижают страх родов, но снижение может быть незначимым в жизни (доказательства низкой достоверности); вероятно, они уменьшают число кесаревых сечений (доказательства умеренной достоверности). Общий вывод авторов: насколько эти методы снижают страх, пока неясно [ист.: Cochrane CD013321, 2021, по реферату].</w:t>
+        <w:t xml:space="preserve">Британское руководство NICE рекомендует женщине с выраженным страхом родов дать возможность обсудить свои страхи со специалистом, который умеет оказывать психологическую помощь при беременности. Если страх приводит к просьбе о кесаревом сечении, NICE рекомендует выяснить, чего именно боится женщина, дать ей взвешенные сведения о пользе и рисках кесарева сечения и родов через естественные родовые пути, предложить направление к специалисту по психологической помощи и, если после этого женщина по-прежнему просит о кесаревом сечении, поддержать её выбор.</w:t>
+      </w:r>
+    </w:p>
+    <w:p>
+      <w:pPr>
+        <w:pStyle w:val="BodyText"/>
+      </w:pPr>
+      <w:r>
+        <w:t xml:space="preserve">В России порядок другой. В российских клинических рекомендациях по кесареву сечению 2024 года страх родов среди показаний к операции не назван, о психологической помощи при страхе родов в них не говорится. Нежелание женщины рожать через естественные родовые пути рекомендации учитывают только в двух ситуациях: если на матке один рубец после кесарева сечения и если в прошлых родах ребёнок погиб или стал инвалидом — и в обоих случаях речь идёт о категорическом отказе женщины от естественных родов. Значит, в российской практике выраженный страх родов сам по себе — повод для психологической помощи и подробного разговора с акушером-гинекологом о родах, а не основание для операции. </w:t>
+      </w:r>
+      <w:r>
+        <w:rPr>
+          <w:highlight w:val="yellow"/>
+        </w:rPr>
+        <w:t>[ПРОВЕРИТЬ: вопрос врачу — подтвердить вывод для российской практики.]</w:t>
+      </w:r>
+      <w:r/>
+    </w:p>
+    <w:p>
+      <w:pPr>
+        <w:pStyle w:val="BodyText"/>
+      </w:pPr>
+      <w:r>
+        <w:t xml:space="preserve">Насколько помогают психологические методы при сильном страхе родов, изучено пока недостаточно. Обзор Cochrane 2021 года объединил семь исследований, где применяли психообразование, когнитивно-поведенческую терапию, групповые занятия и арт-терапию. Такие методы, возможно, снижают страх родов, но снижение может быть незначимым в жизни (доказательства низкой достоверности); вероятно, они уменьшают число кесаревых сечений (доказательства умеренной достоверности). Общий вывод авторов: насколько эти методы снижают страх, пока неясно.</w:t>
       </w:r>
     </w:p>
     <w:p>
@@ -1351,15 +1120,15 @@
         <w:pStyle w:val="BodyText"/>
       </w:pPr>
       <w:r>
-        <w:t xml:space="preserve">Как соцсети влияют на психическое здоровье беременных, изучено мало: систематических обзоров на эту тему пока нет [ист.: поиск PubMed, 09.10.2026]. Отдельные исследования показывают связь. В американском исследовании 2025 года женщины, которые во время беременности искали медицинскую информацию в соцсетях, к концу беременности чаще отмечали тревогу и дистресс [ист.: Huddleston 2025, по реферату]. Из такого исследования нельзя понять, что причина, а что следствие: соцсети усиливают тревогу или тревожные женщины чаще в них ищут ответы.</w:t>
-      </w:r>
-    </w:p>
-    <w:p>
-      <w:pPr>
-        <w:pStyle w:val="BodyText"/>
-      </w:pPr>
-      <w:r>
-        <w:t xml:space="preserve">Сами поводы для беспокойства у беременных почти всеобщие. В норвежском опросе 1 402 беременных почти все участницы назвали свои тревоги: аномалии развития ребёнка — 99 %, выкидыш — 95 %, роды — 85 % [ист.: Hansen 2025, по реферату]. ВОЗ относит к признакам проблемы не само беспокойство о ребёнке, а беспокойство, которое невозможно остановить (раздел 10.4).</w:t>
+        <w:t xml:space="preserve">Как соцсети влияют на психическое здоровье беременных, изучено мало: систематических обзоров на эту тему пока нет. Отдельные исследования показывают связь. В американском исследовании 2025 года женщины, которые во время беременности искали медицинскую информацию в соцсетях, к концу беременности чаще отмечали тревогу и дистресс. Из такого исследования нельзя понять, что причина, а что следствие: соцсети усиливают тревогу или тревожные женщины чаще в них ищут ответы.</w:t>
+      </w:r>
+    </w:p>
+    <w:p>
+      <w:pPr>
+        <w:pStyle w:val="BodyText"/>
+      </w:pPr>
+      <w:r>
+        <w:t xml:space="preserve">Сами поводы для беспокойства у беременных почти всеобщие. В норвежском опросе 1 402 беременных почти все участницы назвали свои тревоги: аномалии развития ребёнка — 99 %, выкидыш — 95 %, роды — 85 %. ВОЗ относит к признакам проблемы не само беспокойство о ребёнке, а беспокойство, которое невозможно остановить (раздел 10.4).</w:t>
       </w:r>
     </w:p>
     <w:p>
@@ -1463,7 +1232,7 @@
         <w:t xml:space="preserve"> </w:t>
       </w:r>
       <w:r>
-        <w:t xml:space="preserve">То же давление бывает и без интернета: советы родственников, знакомых, случайных людей в очереди. ВОЗ включает в психологическое просвещение для беременных понимание своего права на уважительное отношение и противодействие предубеждению, будто женщина с психологическими трудностями — «ленивая» или «плохая» мать [ист.: ВОЗ 2022, 3.3]. На советы, которые вам не подходят, можно отвечать коротко и не вступать в спор:</w:t>
+        <w:t xml:space="preserve">То же давление бывает и без интернета: советы родственников, знакомых, случайных людей в очереди. ВОЗ включает в психологическое просвещение для беременных понимание своего права на уважительное отношение и противодействие предубеждению, будто женщина с психологическими трудностями — «ленивая» или «плохая» мать. На советы, которые вам не подходят, можно отвечать коротко и не вступать в спор:</w:t>
       </w:r>
     </w:p>
     <w:p>
@@ -1533,7 +1302,7 @@
         <w:pStyle w:val="BodyText"/>
       </w:pPr>
       <w:r>
-        <w:t xml:space="preserve">ВОЗ разделяет способы справляться с напряжением на полезные и вредные [ист.: ВОЗ 2022, 3.3]. Полезные: поговорить с человеком, которому доверяете; побыть в тишине, на природе, в молитве или медитации; заняться творчеством; двигаться. Вредные: алкоголь и наркотики. Полезными ВОЗ называет и практики осознанности, расслабление и дыхательные упражнения [ист.: там же].</w:t>
+        <w:t xml:space="preserve">ВОЗ разделяет способы справляться с напряжением на полезные и вредные. Полезные: поговорить с человеком, которому доверяете; побыть в тишине, на природе, в молитве или медитации; заняться творчеством; двигаться. Вредные: алкоголь и наркотики. Полезными ВОЗ называет и практики осознанности, расслабление и дыхательные упражнения.</w:t>
       </w:r>
     </w:p>
     <w:p>
@@ -1551,7 +1320,7 @@
         <w:t xml:space="preserve"> </w:t>
       </w:r>
       <w:r>
-        <w:t xml:space="preserve">Плохое качество сна при беременности связано с более высоким риском депрессии [ист.: Fu 2023]. Что можно сделать со сном при беременности, подробно разобрано в Теме 2. Если сон не налаживается, несмотря на всё, что вы делаете, это повод сказать врачу (Тема 2, раздел 2.5).</w:t>
+        <w:t xml:space="preserve">Плохое качество сна при беременности связано с более высоким риском депрессии. Что можно сделать со сном при беременности, подробно разобрано в Теме 2. Если сон не налаживается, несмотря на всё, что вы делаете, это повод сказать врачу (Тема 2, раздел 2.5).</w:t>
       </w:r>
     </w:p>
     <w:p>
@@ -1587,7 +1356,7 @@
         <w:t xml:space="preserve"> </w:t>
       </w:r>
       <w:r>
-        <w:t xml:space="preserve">Поддержку близких ВОЗ ставит первой в перечне обстоятельств, защищающих психическое здоровье при беременности, и различает два её вида: эмоциональную — когда можно поделиться переживаниями и встретить доброту и уважение, и практическую — помощь с детьми, едой, делами [ист.: ВОЗ 2022, 2.5, 3.3]. Женщине в тяжёлом состоянии, отмечает ВОЗ, бывает трудно просить о помощи: не хватает сил, кажется, что она этого не заслуживает или что помощь не дадут, — и тогда изоляция углубляется и состояние ухудшается [ист.: ВОЗ 2022, 3.3]. Поэтому лучше просить о конкретном, не дожидаясь, пока помощь предложат: «посиди со старшим в субботу», «приготовь ужин в среду». Курсы для беременных, по ВОЗ, могут стать группой поддержки среди женщин в похожем положении [ист.: там же; 5.15].</w:t>
+        <w:t xml:space="preserve">Поддержку близких ВОЗ ставит первой в перечне обстоятельств, защищающих психическое здоровье при беременности, и различает два её вида: эмоциональную — когда можно поделиться переживаниями и встретить доброту и уважение, и практическую — помощь с детьми, едой, делами. Женщине в тяжёлом состоянии, отмечает ВОЗ, бывает трудно просить о помощи: не хватает сил, кажется, что она этого не заслуживает или что помощь не дадут, — и тогда изоляция углубляется и состояние ухудшается. Поэтому лучше просить о конкретном, не дожидаясь, пока помощь предложат: «посиди со старшим в субботу», «приготовь ужин в среду». Курсы для беременных, по ВОЗ, могут стать группой поддержки среди женщин в похожем положении.</w:t>
       </w:r>
     </w:p>
     <w:p>
@@ -1605,7 +1374,7 @@
         <w:t xml:space="preserve"> </w:t>
       </w:r>
       <w:r>
-        <w:t xml:space="preserve">Когда тревога накрывает волной, помогают дыхательные упражнения и расслабление [ист.: ВОЗ 2022, 3.3, 3.4]. Вариант из пособия ВОЗ «Важные навыки в периоды стресса»: медленно и спокойно выдохните весь воздух из лёгких, досчитайте про себя до трёх и как можно медленнее наполните лёгкие воздухом; если появились головокружение, дурнота или стеснение в груди, замедлите дыхание и не дышите глубоко [ист.: ВОЗ 2020, «Важные навыки в периоды стресса», рус. изд., с. 46–47]. Там же — способ вернуть внимание к тому, что происходит вокруг: заметить, какие пять предметов вы видите и какие три-четыре звука слышите [ист.: там же, с. 39].</w:t>
+        <w:t xml:space="preserve">Когда тревога накрывает волной, помогают дыхательные упражнения и расслабление. Вариант из пособия ВОЗ «Важные навыки в периоды стресса»: медленно и спокойно выдохните весь воздух из лёгких, досчитайте про себя до трёх и как можно медленнее наполните лёгкие воздухом; если появились головокружение, дурнота или стеснение в груди, замедлите дыхание и не дышите глубоко. Там же — способ вернуть внимание к тому, что происходит вокруг: заметить, какие пять предметов вы видите и какие три-четыре звука слышите.</w:t>
       </w:r>
     </w:p>
     <w:p>
@@ -1636,7 +1405,7 @@
         <w:t xml:space="preserve">Не принимать «успокоительные» самостоятельно</w:t>
       </w:r>
       <w:r>
-        <w:t xml:space="preserve">, включая травяные сборы и безрецептурные средства: у части трав есть ограничения при беременности (Тема 7, раздел 7.12). Бензодиазепины — группу успокоительных и снотворных препаратов — NICE не рекомендует при беременности, кроме короткого курса при тяжёлой тревоге и возбуждении, и только по назначению врача [ист.: NICE CG192, 1.4.18].</w:t>
+        <w:t xml:space="preserve">, включая травяные сборы и безрецептурные средства: у части трав есть ограничения при беременности (Тема 7, раздел 7.12). Бензодиазепины — группу успокоительных и снотворных препаратов — NICE не рекомендует при беременности, кроме короткого курса при тяжёлой тревоге и возбуждении, и только по назначению врача.</w:t>
       </w:r>
     </w:p>
     <w:p>
@@ -1658,7 +1427,7 @@
         <w:t xml:space="preserve"> </w:t>
       </w:r>
       <w:r>
-        <w:t xml:space="preserve">ВОЗ называет их среди вредных способов [ист.: ВОЗ 2022, 3.3]; о самих веществах при беременности — Тема 8.</w:t>
+        <w:t xml:space="preserve">ВОЗ называет их среди вредных способов; о самих веществах при беременности — Тема 8.</w:t>
       </w:r>
     </w:p>
     <w:p>
@@ -1738,7 +1507,7 @@
         <w:t xml:space="preserve"> </w:t>
       </w:r>
       <w:r>
-        <w:t xml:space="preserve">Начать можно с врача, который ведёт беременность. ВОЗ рассматривает женскую консультацию как место, где большинство женщин могут получить поддержку и откуда при более тяжёлом состоянии направляют к специалистам [ист.: ВОЗ 2022, 3.4]. Акушер-гинеколог может направить к психологу или к психиатру и учесть ваше состояние при наблюдении.</w:t>
+        <w:t xml:space="preserve">Начать можно с врача, который ведёт беременность. ВОЗ рассматривает женскую консультацию как место, где большинство женщин могут получить поддержку и откуда при более тяжёлом состоянии направляют к специалистам. Акушер-гинеколог может направить к психологу или к психиатру и учесть ваше состояние при наблюдении.</w:t>
       </w:r>
     </w:p>
     <w:p>
@@ -1756,7 +1525,7 @@
         <w:t xml:space="preserve"> </w:t>
       </w:r>
       <w:r>
-        <w:t xml:space="preserve">По российским клиническим рекомендациям, каждую беременную направляют на консультацию медицинского психолога дважды: при первом визите и в третьем триместре. Цель, указанная в рекомендациях, — снизить риск акушерских и перинатальных осложнений и сформировать положительный настрой на вынашивание и рождение ребёнка [ист.: КР НБ, с. 31, 86 PDF]. Новый порядок оказания помощи по акушерству и гинекологии закрепляет то же: при нормальной беременности медицинский психолог (психолог) принимает беременную не менее двух раз [ист.: приказ Минздрава России от 19.12.2025 № 747н, п. 26]. После родов акушер-гинеколог при необходимости направляет на психологическое консультирование [ист.: там же, п. 104]. Направление — часть обычного наблюдения, а не отметка о том, что с вами что-то не так. Что именно обсуждают на этой консультации, рекомендации не описывают.</w:t>
+        <w:t xml:space="preserve">По российским клиническим рекомендациям, каждую беременную направляют на консультацию медицинского психолога дважды: при первом визите и в третьем триместре. Цель, указанная в рекомендациях, — снизить риск акушерских и перинатальных осложнений и сформировать положительный настрой на вынашивание и рождение ребёнка. Новый порядок оказания помощи по акушерству и гинекологии закрепляет то же: при нормальной беременности медицинский психолог (психолог) принимает беременную не менее двух раз. После родов акушер-гинеколог при необходимости направляет на психологическое консультирование. Направление — часть обычного наблюдения, а не отметка о том, что с вами что-то не так. Что именно обсуждают на этой консультации, рекомендации не описывают.</w:t>
       </w:r>
     </w:p>
     <w:p>
@@ -1796,7 +1565,7 @@
         <w:t xml:space="preserve"> </w:t>
       </w:r>
       <w:r>
-        <w:t xml:space="preserve">— не врач. Для этой должности нужно высшее образование по клинической психологии или психологическое образование с переподготовкой по клинической психологии [ист.: приказ Минздравсоцразвития России от 23.07.2010 № 541н, «Медицинский психолог»]. Психолог проводит психологическую диагностику, рассказывает о её результатах, консультирует пациентку и её близких в стрессовой ситуации, помогает при расстройствах, связанных со стрессом [ист.: приказ Минздрава России от 14.10.2022 № 668н, приложение № 13, п. 5]. Лекарств он не назначает: назначение лекарств — дело врача.</w:t>
+        <w:t xml:space="preserve">— не врач. Для этой должности нужно высшее образование по клинической психологии или психологическое образование с переподготовкой по клинической психологии. Психолог проводит психологическую диагностику, рассказывает о её результатах, консультирует пациентку и её близких в стрессовой ситуации, помогает при расстройствах, связанных со стрессом. Лекарств он не назначает: назначение лекарств — дело врача.</w:t>
       </w:r>
     </w:p>
     <w:p>
@@ -1818,7 +1587,7 @@
         <w:t xml:space="preserve"> </w:t>
       </w:r>
       <w:r>
-        <w:t xml:space="preserve">— в России врач. Чтобы работать врачом-психотерапевтом, нужно высшее медицинское образование по специальности «Лечебное дело» или «Педиатрия» и затем подготовка по психотерапии [ист.: приказ Минздрава России от 02.05.2023 № 206н, раздел «Психотерапия»]. Он лечит психотерапией и как врач может ставить диагноз и назначать лечение.</w:t>
+        <w:t xml:space="preserve">— в России врач. Чтобы работать врачом-психотерапевтом, нужно высшее медицинское образование по специальности «Лечебное дело» или «Педиатрия» и затем подготовка по психотерапии. Он лечит психотерапией и как врач может ставить диагноз и назначать лечение.</w:t>
       </w:r>
     </w:p>
     <w:p>
@@ -1840,7 +1609,7 @@
         <w:t xml:space="preserve"> </w:t>
       </w:r>
       <w:r>
-        <w:t xml:space="preserve">— врач, который диагностирует психические расстройства и назначает лечение, в том числе лекарственное [ист.: приказ № 206н, раздел «Психиатрия»].</w:t>
+        <w:t xml:space="preserve">— врач, который диагностирует психические расстройства и назначает лечение, в том числе лекарственное.</w:t>
       </w:r>
     </w:p>
     <w:p>
@@ -1858,16 +1627,30 @@
         <w:t xml:space="preserve"> </w:t>
       </w:r>
       <w:r>
-        <w:t xml:space="preserve">Кабинет врача-психиатра работает по территориально-участковому принципу, то есть по месту жительства [ист.: приказ № 668н, приложение № 4, п. 3]. Записаться к психиатру можно самостоятельно, в том числе через портал Госуслуг [ист.: там же, п. 10]. Психотерапевтический кабинет помогает при непсихотических расстройствах, расстройствах адаптации и тем, у кого есть риск их развития; там проводят психотерапию, при необходимости вместе с лекарствами [ист.: там же, приложение № 10, п. 6]. Психоневрологический диспансер (в некоторых регионах — центр психического здоровья) объединяет кабинеты психиатра, психотерапевта и медицинского психолога [ист.: там же, приложение № 1, п. 7]. [ПРОВЕРИТЬ: вопрос врачу — как это выглядит на практике в регионах: кабинет психиатра в поликлинике или диспансер по месту жительства.]</w:t>
-      </w:r>
-    </w:p>
-    <w:p>
-      <w:pPr>
-        <w:pStyle w:val="BodyText"/>
-      </w:pPr>
-      <w:r>
-        <w:t xml:space="preserve">Если вы не знаете, к кому идти, ориентир такой. При временных трудностях, переживаниях, связанных с беременностью, страхе родов, вопросах о привязанности — психолог. Если признаки из раздела 10.3 держатся две недели и больше и мешают жить, если вы раньше лечились у психиатра или принимаете лекарства — психиатр или психотерапевт. При мыслях о самоубийстве, вреде ребёнку, ощущении, что реальность изменилась, — немедленная помощь (раздел 10.14). [ПРОВЕРИТЬ: вопрос врачу — подтвердить эту схему маршрутизации для российской практики.]</w:t>
-      </w:r>
+        <w:t xml:space="preserve">Кабинет врача-психиатра работает по территориально-участковому принципу, то есть по месту жительства. Записаться к психиатру можно самостоятельно, в том числе через портал Госуслуг. Психотерапевтический кабинет помогает при непсихотических расстройствах, расстройствах адаптации и тем, у кого есть риск их развития; там проводят психотерапию, при необходимости вместе с лекарствами. Психоневрологический диспансер (в некоторых регионах — центр психического здоровья) объединяет кабинеты психиатра, психотерапевта и медицинского психолога. </w:t>
+      </w:r>
+      <w:r>
+        <w:rPr>
+          <w:highlight w:val="yellow"/>
+        </w:rPr>
+        <w:t>[ПРОВЕРИТЬ: вопрос врачу — как это выглядит на практике в регионах: кабинет психиатра в поликлинике или диспансер по месту жительства.]</w:t>
+      </w:r>
+      <w:r/>
+    </w:p>
+    <w:p>
+      <w:pPr>
+        <w:pStyle w:val="BodyText"/>
+      </w:pPr>
+      <w:r>
+        <w:t xml:space="preserve">Если вы не знаете, к кому идти, ориентир такой. При временных трудностях, переживаниях, связанных с беременностью, страхе родов, вопросах о привязанности — психолог. Если признаки из раздела 10.3 держатся две недели и больше и мешают жить, если вы раньше лечились у психиатра или принимаете лекарства — психиатр или психотерапевт. При мыслях о самоубийстве, вреде ребёнку, ощущении, что реальность изменилась, — немедленная помощь (раздел 10.14). </w:t>
+      </w:r>
+      <w:r>
+        <w:rPr>
+          <w:highlight w:val="yellow"/>
+        </w:rPr>
+        <w:t>[ПРОВЕРИТЬ: вопрос врачу — подтвердить эту схему маршрутизации для российской практики.]</w:t>
+      </w:r>
+      <w:r/>
     </w:p>
     <w:p>
       <w:pPr>
@@ -1892,24 +1675,31 @@
         <w:pStyle w:val="BodyText"/>
       </w:pPr>
       <w:r>
-        <w:t xml:space="preserve">Первый — обычная амбулаторная помощь: консультация, диагностика, лечение. Её оказывают только при добровольном обращении человека и с его согласия [ист.: Закон РФ от 02.07.1992 № 3185-1 «О психиатрической помощи и гарантиях прав граждан при её оказании», ст. 4, ст. 26 ч. 2]. Женщина, которая пришла к психиатру с тревогой или депрессией, получает именно такую помощь.</w:t>
-      </w:r>
-    </w:p>
-    <w:p>
-      <w:pPr>
-        <w:pStyle w:val="BodyText"/>
-      </w:pPr>
-      <w:r>
-        <w:t xml:space="preserve">Второй — диспансерное наблюдение, то есть регулярные осмотры психиатром. Его могут установить и без согласия, но только при хроническом и затяжном психическом расстройстве с тяжёлыми стойкими или часто обостряющимися проявлениями [ист.: там же, ст. 26 ч. 3, ст. 27 ч. 1]. Решение принимает комиссия врачей-психиатров, его можно обжаловать, а прекращают наблюдение при выздоровлении или стойком улучшении [ист.: там же, ст. 27 ч. 2–4].</w:t>
-      </w:r>
-    </w:p>
-    <w:p>
-      <w:pPr>
-        <w:pStyle w:val="BodyText"/>
-      </w:pPr>
-      <w:r>
-        <w:t xml:space="preserve">Сам факт обращения за психиатрической помощью, состояние психического здоровья и диагноз составляют врачебную тайну, охраняемую законом [ист.: там же, ст. 9]. [ПРОВЕРИТЬ: вопрос врачу — нужно ли добавить, как обращение к психиатру отражается в медицинских документах женской консультации и в обменной карте; закон этого не регулирует.]</w:t>
-      </w:r>
+        <w:t xml:space="preserve">Первый — обычная амбулаторная помощь: консультация, диагностика, лечение. Её оказывают только при добровольном обращении человека и с его согласия. Женщина, которая пришла к психиатру с тревогой или депрессией, получает именно такую помощь.</w:t>
+      </w:r>
+    </w:p>
+    <w:p>
+      <w:pPr>
+        <w:pStyle w:val="BodyText"/>
+      </w:pPr>
+      <w:r>
+        <w:t xml:space="preserve">Второй — диспансерное наблюдение, то есть регулярные осмотры психиатром. Его могут установить и без согласия, но только при хроническом и затяжном психическом расстройстве с тяжёлыми стойкими или часто обостряющимися проявлениями. Решение принимает комиссия врачей-психиатров, его можно обжаловать, а прекращают наблюдение при выздоровлении или стойком улучшении.</w:t>
+      </w:r>
+    </w:p>
+    <w:p>
+      <w:pPr>
+        <w:pStyle w:val="BodyText"/>
+      </w:pPr>
+      <w:r>
+        <w:t xml:space="preserve">Сам факт обращения за психиатрической помощью, состояние психического здоровья и диагноз составляют врачебную тайну, охраняемую законом. </w:t>
+      </w:r>
+      <w:r>
+        <w:rPr>
+          <w:highlight w:val="yellow"/>
+        </w:rPr>
+        <w:t>[ПРОВЕРИТЬ: вопрос врачу — нужно ли добавить, как обращение к психиатру отражается в медицинских документах женской консультации и в обменной карте; закон этого не регулирует.]</w:t>
+      </w:r>
+      <w:r/>
     </w:p>
     <w:p>
       <w:pPr>
@@ -1926,7 +1716,7 @@
         <w:t xml:space="preserve"> </w:t>
       </w:r>
       <w:r>
-        <w:t xml:space="preserve">Помогает подготовиться: записать, что именно вас беспокоит, как давно, насколько мешает (сон, работа, общение, забота о себе), были ли такие состояния раньше и как лечились, какие лекарства вы принимаете. По этим признакам специалист и оценивает состояние (раздел 10.3). Можно прийти с близким человеком: ВОЗ рекомендует приглашать поддерживающих близких на приёмы, если женщина согласна [ист.: ВОЗ 2022, 5.15].</w:t>
+        <w:t xml:space="preserve">Помогает подготовиться: записать, что именно вас беспокоит, как давно, насколько мешает (сон, работа, общение, забота о себе), были ли такие состояния раньше и как лечились, какие лекарства вы принимаете. По этим признакам специалист и оценивает состояние (раздел 10.3). Можно прийти с близким человеком: ВОЗ рекомендует приглашать поддерживающих близких на приёмы, если женщина согласна.</w:t>
       </w:r>
     </w:p>
     <w:bookmarkEnd w:id="31"/>
@@ -1962,15 +1752,15 @@
         <w:t xml:space="preserve"> </w:t>
       </w:r>
       <w:r>
-        <w:t xml:space="preserve">Российские клинические рекомендации по депрессии называют психотерапию предпочтительным методом лечения у беременных, кормящих и планирующих беременность, если нет строгих показаний к лекарственному лечению [ист.: КР Депрессия, раздел 3]. ВОЗ отмечает, что большинству женщин с психическими трудностями при беременности помогает сочетание психосоциальной поддержки и психологических методов [ист.: ВОЗ 2022, 3.4].</w:t>
-      </w:r>
-    </w:p>
-    <w:p>
-      <w:pPr>
-        <w:pStyle w:val="BodyText"/>
-      </w:pPr>
-      <w:r>
-        <w:t xml:space="preserve">Какие методы применяют. ВОЗ перечисляет методы с доказанной эффективностью [ист.: ВОЗ 2022, 3.4, табл. 1]:</w:t>
+        <w:t xml:space="preserve">Российские клинические рекомендации по депрессии называют психотерапию предпочтительным методом лечения у беременных, кормящих и планирующих беременность, если нет строгих показаний к лекарственному лечению. ВОЗ отмечает, что большинству женщин с психическими трудностями при беременности помогает сочетание психосоциальной поддержки и психологических методов.</w:t>
+      </w:r>
+    </w:p>
+    <w:p>
+      <w:pPr>
+        <w:pStyle w:val="BodyText"/>
+      </w:pPr>
+      <w:r>
+        <w:t xml:space="preserve">Какие методы применяют. ВОЗ перечисляет методы с доказанной эффективностью:</w:t>
       </w:r>
     </w:p>
     <w:p>
@@ -2088,7 +1878,7 @@
         <w:pStyle w:val="FirstParagraph"/>
       </w:pPr>
       <w:r>
-        <w:t xml:space="preserve">Российские клинические рекомендации по депрессии рекомендуют психотерапию разных видов и среди них отдельно — КПТ, направленную на коррекцию искажённых мыслей и освоение навыков более гибкого мышления и поведения [ист.: КР Депрессия, раздел 3.7], при обсессивно-компульсивном расстройстве — экспозиционную терапию с предотвращением ответной реакции (раздел 10.4) [ист.: КР ОКР]. Британское руководство подбирает интенсивность по тяжести: при лёгких и умеренных симптомах — самопомощь по материалам КПТ при поддержке специалиста, при умеренной и тяжёлой депрессии — интенсивная психотерапия, например КПТ [ист.: NICE CG192, 1.8.1, 1.8.3, 1.8.8–1.8.9].</w:t>
+        <w:t xml:space="preserve">Российские клинические рекомендации по депрессии рекомендуют психотерапию разных видов и среди них отдельно — КПТ, направленную на коррекцию искажённых мыслей и освоение навыков более гибкого мышления и поведения, при обсессивно-компульсивном расстройстве — экспозиционную терапию с предотвращением ответной реакции (раздел 10.4). Британское руководство подбирает интенсивность по тяжести: при лёгких и умеренных симптомах — самопомощь по материалам КПТ при поддержке специалиста, при умеренной и тяжёлой депрессии — интенсивная психотерапия, например КПТ.</w:t>
       </w:r>
     </w:p>
     <w:p>
@@ -2106,7 +1896,7 @@
         <w:t xml:space="preserve"> </w:t>
       </w:r>
       <w:r>
-        <w:t xml:space="preserve">ВОЗ называет случаи, когда лекарственное лечение может понадобиться: умеренные и тяжёлые симптомы; психологическая помощь не помогает или недоступна; биполярное расстройство, шизофрения или другое психотическое расстройство [ист.: ВОЗ 2022, 3.4]. Российские клинические рекомендации разрешают назначать антидепрессанты беременным с депрессией по строгим показаниям: при выраженных симптомах с тревогой, возбуждением, нарушениями сна и аппетита, которые ухудшают физическое состояние беременной; при мыслях о самоубийстве и склонности к нему; для предотвращения возврата депрессии, если вероятность возврата высока [ист.: КР Депрессия, раздел 7]. Уровень убедительности этой рекомендации — B, уровень достоверности доказательств — 2 [ист.: там же].</w:t>
+        <w:t xml:space="preserve">ВОЗ называет случаи, когда лекарственное лечение может понадобиться: умеренные и тяжёлые симптомы; психологическая помощь не помогает или недоступна; биполярное расстройство, шизофрения или другое психотическое расстройство. Российские клинические рекомендации разрешают назначать антидепрессанты беременным с депрессией по строгим показаниям: при выраженных симптомах с тревогой, возбуждением, нарушениями сна и аппетита, которые ухудшают физическое состояние беременной; при мыслях о самоубийстве и склонности к нему; для предотвращения возврата депрессии, если вероятность возврата высока. Уровень убедительности этой рекомендации — B, уровень достоверности доказательств — 2.</w:t>
       </w:r>
     </w:p>
     <w:p>
@@ -2124,23 +1914,30 @@
         <w:t xml:space="preserve"> </w:t>
       </w:r>
       <w:r>
-        <w:t xml:space="preserve">Российские рекомендации говорят, что вопрос о пользе и вреде антидепрессантов при беременности остаётся открытым: информации и сравнительных исследований недостаточно. Современные рекомендации, по их словам, категорически не запрещают антидепрессанты при беременности, а предлагают взвешивать пользу и риск для матери и плода в каждом случае отдельно [ист.: КР Депрессия, раздел 7, комментарий].</w:t>
-      </w:r>
-    </w:p>
-    <w:p>
-      <w:pPr>
-        <w:pStyle w:val="BodyText"/>
-      </w:pPr>
-      <w:r>
-        <w:t xml:space="preserve">Что конкретно взвешивают, перечисляет NICE. Со стороны болезни — риск для психического здоровья и материнства без лечения и возможное влияние нелеченого расстройства на плод и ребёнка [ист.: NICE CG192, 1.4.6]. Со стороны антидепрессантов — риск пороков сердца у плода, стойкой лёгочной гипертензии у новорождённого (нарушения кровообращения в лёгких после рождения), синдрома отмены у женщины и синдрома адаптации у новорождённого (временных нарушений самочувствия ребёнка в первые дни); для антидепрессантов групп СИОЗС и СИОЗСН, принятых в последний месяц перед родами, — небольшое повышение риска послеродового кровотечения [ист.: NICE CG192, 1.4.16, со ссылкой на британский регулятор MHRA]. NICE оговаривает: неясно, вызваны ли эти риски самими препаратами или другими причинами [ист.: там же]. Это то, что нужно учесть, а не неизбежные последствия; насколько каждый из них велик для конкретного препарата, обсуждают с врачом. [ПРОВЕРИТЬ: вопрос врачу — нужны ли в тексте цифры абсолютного риска; источник — ACOG CPG 5 (закрыт) или обзор PubMed. Без источника цифры не приводятся.]</w:t>
-      </w:r>
-    </w:p>
-    <w:p>
-      <w:pPr>
-        <w:pStyle w:val="BodyText"/>
-      </w:pPr>
-      <w:r>
-        <w:t xml:space="preserve">Некоторые препараты при беременности стараются не назначать вовсе. NICE не рекомендует назначать вальпроевую кислоту для лечения психических расстройств беременным, женщинам, которые планируют беременность или собираются кормить грудью; у девочек и женщин её применяют только тогда, когда другие средства не подходят и действует программа предотвращения беременности [ист.: NICE CG192, 1.4.27], а бензодиазепины — кроме короткого курса при тяжёлой тревоге и возбуждении [ист.: NICE CG192, 1.4.18].</w:t>
+        <w:t xml:space="preserve">Российские рекомендации говорят, что вопрос о пользе и вреде антидепрессантов при беременности остаётся открытым: информации и сравнительных исследований недостаточно. Современные рекомендации, по их словам, категорически не запрещают антидепрессанты при беременности, а предлагают взвешивать пользу и риск для матери и плода в каждом случае отдельно.</w:t>
+      </w:r>
+    </w:p>
+    <w:p>
+      <w:pPr>
+        <w:pStyle w:val="BodyText"/>
+      </w:pPr>
+      <w:r>
+        <w:t xml:space="preserve">Что конкретно взвешивают, перечисляет NICE. Со стороны болезни — риск для психического здоровья и материнства без лечения и возможное влияние нелеченого расстройства на плод и ребёнка. Со стороны антидепрессантов — риск пороков сердца у плода, стойкой лёгочной гипертензии у новорождённого (нарушения кровообращения в лёгких после рождения), синдрома отмены у женщины и синдрома адаптации у новорождённого (временных нарушений самочувствия ребёнка в первые дни); для антидепрессантов групп СИОЗС и СИОЗСН, принятых в последний месяц перед родами, — небольшое повышение риска послеродового кровотечения. NICE оговаривает: неясно, вызваны ли эти риски самими препаратами или другими причинами. Это то, что нужно учесть, а не неизбежные последствия; насколько каждый из них велик для конкретного препарата, обсуждают с врачом. </w:t>
+      </w:r>
+      <w:r>
+        <w:rPr>
+          <w:highlight w:val="yellow"/>
+        </w:rPr>
+        <w:t>[ПРОВЕРИТЬ: вопрос врачу — нужны ли в тексте цифры абсолютного риска; источник — ACOG CPG 5 (закрыт) или обзор PubMed. Без источника цифры не приводятся.]</w:t>
+      </w:r>
+      <w:r/>
+    </w:p>
+    <w:p>
+      <w:pPr>
+        <w:pStyle w:val="BodyText"/>
+      </w:pPr>
+      <w:r>
+        <w:t xml:space="preserve">Некоторые препараты при беременности стараются не назначать вовсе. NICE не рекомендует назначать вальпроевую кислоту для лечения психических расстройств беременным, женщинам, которые планируют беременность или собираются кормить грудью; у девочек и женщин её применяют только тогда, когда другие средства не подходят и действует программа предотвращения беременности, а бензодиазепины — кроме короткого курса при тяжёлой тревоге и возбуждении.</w:t>
       </w:r>
     </w:p>
     <w:p>
@@ -2158,7 +1955,7 @@
         <w:t xml:space="preserve"> </w:t>
       </w:r>
       <w:r>
-        <w:t xml:space="preserve">Узнав о беременности, не прекращайте приём самостоятельно. Российские клинические рекомендации по депрессии в информации для пациента говорят: не следует самостоятельно прерывать лечение [ист.: КР Депрессия, приложение В], а прекращать длительный приём антидепрессантов предпочтительно постепенным снижением дозы [ист.: КР Депрессия, приложение Б5]. Если женщина с депрессией или тревожным расстройством решает прекратить приём, NICE рекомендует обсудить с ней причины, возможность психотерапии, возврата к лекарству или замены препарата и более частое наблюдение — и убедиться, что она знает о рисках отмены для себя и ребёнка [ист.: NICE CG192, 1.4.14]. ВОЗ рекомендует, чтобы лекарственное лечение при беременности и кормлении грудью по возможности вёл специалист по психическому здоровью [ист.: ВОЗ 2022, 5.1].</w:t>
+        <w:t xml:space="preserve">Узнав о беременности, не прекращайте приём самостоятельно. Российские клинические рекомендации по депрессии в информации для пациента говорят: не следует самостоятельно прерывать лечение, а прекращать длительный приём антидепрессантов предпочтительно постепенным снижением дозы. Если женщина с депрессией или тревожным расстройством решает прекратить приём, NICE рекомендует обсудить с ней причины, возможность психотерапии, возврата к лекарству или замены препарата и более частое наблюдение — и убедиться, что она знает о рисках отмены для себя и ребёнка. ВОЗ рекомендует, чтобы лекарственное лечение при беременности и кормлении грудью по возможности вёл специалист по психическому здоровью.</w:t>
       </w:r>
     </w:p>
     <w:p>
@@ -2194,7 +1991,7 @@
         <w:t xml:space="preserve"> </w:t>
       </w:r>
       <w:r>
-        <w:t xml:space="preserve">Если у вас биполярное расстройство, психотическое расстройство или в прошлом был послеродовой психоз, лечение и наблюдение при беременности планируют особенно внимательно: NICE рекомендует при таком анамнезе следить за признаками послеродового психоза в первые две недели после родов [ист.: NICE CG192, 1.5.11]. Договоритесь об этом с психиатром до родов.</w:t>
+        <w:t xml:space="preserve">Если у вас биполярное расстройство, психотическое расстройство или в прошлом был послеродовой психоз, лечение и наблюдение при беременности планируют особенно внимательно: NICE рекомендует при таком анамнезе следить за признаками послеродового психоза в первые две недели после родов. Договоритесь об этом с психиатром до родов.</w:t>
       </w:r>
     </w:p>
     <w:bookmarkEnd w:id="32"/>
@@ -2220,7 +2017,7 @@
         <w:pStyle w:val="BodyText"/>
       </w:pPr>
       <w:r>
-        <w:t xml:space="preserve">ВОЗ описывает домашнее насилие при беременности как опасность для женщины, ребёнка и других членов семьи. Беременность и рождение ребёнка могут спровоцировать насилие или усилить уже существующее — из-за перемен и напряжения, которые они вносят в семью [ист.: ВОЗ 2022, 5.11]. Насилие повышает риск выкидыша, инфекций, преждевременных родов, травмы или гибели ребёнка, и может напрямую способствовать депрессии, тревоге и посттравматическому стрессовому расстройству у женщины [ист.: там же].</w:t>
+        <w:t xml:space="preserve">ВОЗ описывает домашнее насилие при беременности как опасность для женщины, ребёнка и других членов семьи. Беременность и рождение ребёнка могут спровоцировать насилие или усилить уже существующее — из-за перемен и напряжения, которые они вносят в семью. Насилие повышает риск выкидыша, инфекций, преждевременных родов, травмы или гибели ребёнка, и может напрямую способствовать депрессии, тревоге и посттравматическому стрессовому расстройству у женщины.</w:t>
       </w:r>
     </w:p>
     <w:p>
@@ -2238,7 +2035,7 @@
         <w:t xml:space="preserve"> </w:t>
       </w:r>
       <w:r>
-        <w:t xml:space="preserve">Насилие не сводится к побоям. ВОЗ определяет насилие со стороны партнёра как поведение нынешнего или бывшего партнёра, которое причиняет физический, сексуальный или психологический вред: физическую агрессию, сексуальное принуждение, психологическое насилие и контролирующее поведение [ист.: ВОЗ, информационный бюллетень о насилии в отношении женщин, 2026]. Как это выглядит в жизни — признаки, которые важно узнать:</w:t>
+        <w:t xml:space="preserve">Насилие не сводится к побоям. ВОЗ определяет насилие со стороны партнёра как поведение нынешнего или бывшего партнёра, которое причиняет физический, сексуальный или психологический вред: физическую агрессию, сексуальное принуждение, психологическое насилие и контролирующее поведение. Как это выглядит в жизни — признаки, которые важно узнать:</w:t>
       </w:r>
     </w:p>
     <w:p>
@@ -2334,7 +2131,7 @@
         <w:pStyle w:val="Compact"/>
       </w:pPr>
       <w:r>
-        <w:t xml:space="preserve">принуждение в вопросах беременности: давление, чтобы забеременеть или чтобы прервать беременность, порча или запрет контрацепции, принуждение к сексу без защиты. Американская коллегия акушеров-гинекологов называет это репродуктивным и сексуальным принуждением — поведением, с помощью которого партнёр сохраняет власть и контроль в вопросах репродуктивного здоровья [ист.: ACOG CO 554];</w:t>
+        <w:t xml:space="preserve">принуждение в вопросах беременности: давление, чтобы забеременеть или чтобы прервать беременность, порча или запрет контрацепции, принуждение к сексу без защиты. Американская коллегия акушеров-гинекологов называет это репродуктивным и сексуальным принуждением — поведением, с помощью которого партнёр сохраняет власть и контроль в вопросах репродуктивного здоровья;</w:t>
       </w:r>
     </w:p>
     <w:p>
@@ -2354,7 +2151,7 @@
         <w:pStyle w:val="FirstParagraph"/>
       </w:pPr>
       <w:r>
-        <w:t xml:space="preserve">ВОЗ отмечает, что женщина, переживающая насилие, может не сообщать о нём: из чувства вины или стыда, из уверенности, что виновата сама, из страха, что насилие станет хуже или что её убьют, если партнёр узнает; а может и не осознавать, что это насилие, считать его нормой [ист.: ВОЗ 2022, 5.11].</w:t>
+        <w:t xml:space="preserve">ВОЗ отмечает, что женщина, переживающая насилие, может не сообщать о нём: из чувства вины или стыда, из уверенности, что виновата сама, из страха, что насилие станет хуже или что её убьют, если партнёр узнает; а может и не осознавать, что это насилие, считать его нормой.</w:t>
       </w:r>
     </w:p>
     <w:p>
@@ -2372,7 +2169,7 @@
         <w:t xml:space="preserve"> </w:t>
       </w:r>
       <w:r>
-        <w:t xml:space="preserve">Насилие влияет на течение беременности и на психическое здоровье (выше), а контроль может мешать получать медицинскую помощь. ВОЗ включает помощь при насилии в работу служб, которые ведут беременность [ист.: ВОЗ 2022, 5.11]. ВОЗ не рекомендует спрашивать о насилии на каждом приёме у любого врача, но для ведения беременности делает исключение: из-за двойной уязвимости в это время о насилии со стороны партнёра можно спрашивать регулярно — если для этого всё подготовлено [ист.: ВОЗ 2013, рекомендация 2, примечание (c), с. 19]. Одно из условий — безопасность: партнёра при таком разговоре быть не должно [ист.: там же, рекомендация 3, примечание (a)]. Американская коллегия акушеров-гинекологов рекомендует спрашивать о насилии и принуждении при первом визите по беременности, как минимум раз в триместр и после родов [ист.: ACOG CO 554]. В российских клинических рекомендациях «Нормальная беременность» такой рекомендации нет [ист.: КР НБ, поиск по тексту]; поэтому, если вас не спросили, начать разговор придётся самой.</w:t>
+        <w:t xml:space="preserve">Насилие влияет на течение беременности и на психическое здоровье (выше), а контроль может мешать получать медицинскую помощь. ВОЗ включает помощь при насилии в работу служб, которые ведут беременность. ВОЗ не рекомендует спрашивать о насилии на каждом приёме у любого врача, но для ведения беременности делает исключение: из-за двойной уязвимости в это время о насилии со стороны партнёра можно спрашивать регулярно — если для этого всё подготовлено. Одно из условий — безопасность: партнёра при таком разговоре быть не должно. Американская коллегия акушеров-гинекологов рекомендует спрашивать о насилии и принуждении при первом визите по беременности, как минимум раз в триместр и после родов. В российских клинических рекомендациях «Нормальная беременность» такой рекомендации нет; поэтому, если вас не спросили, начать разговор придётся самой.</w:t>
       </w:r>
     </w:p>
     <w:p>
@@ -2390,7 +2187,7 @@
         <w:t xml:space="preserve"> </w:t>
       </w:r>
       <w:r>
-        <w:t xml:space="preserve">Акушер-гинеколог, психолог в женской консультации, терапевт — люди, которым можно сказать, что дома небезопасно. В структуре женской консультации порядок оказания помощи предусматривает кабинет психологической и медико-социальной помощи женщинам, оказавшимся в трудной жизненной ситуации [ист.: приказ № 747н, приложение № 1, п. 8]. Для таких женщин, в том числе подвергшихся психофизическому насилию, создаются и центры медико-социальной поддержки: там предусмотрены психотерапевт, психолог, специалист по социальной работе и юрист, а среди функций центра — организация телефонов доверия [ист.: там же, приложение № 42, п. 1, 7, 8]. Спросите в женской консультации, есть ли такой кабинет или центр в вашем городе. Если партнёр приходит на приём вместе с вами, можно попросить поговорить с врачом наедине. ВОЗ рекомендует врачам при насилии осмотреть женщину на предмет травм и инфекций, рассказать о доступной помощи и обеспечить продолжительную психологическую поддержку [ист.: ВОЗ 2022, 5.11].</w:t>
+        <w:t xml:space="preserve">Акушер-гинеколог, психолог в женской консультации, терапевт — люди, которым можно сказать, что дома небезопасно. В структуре женской консультации порядок оказания помощи предусматривает кабинет психологической и медико-социальной помощи женщинам, оказавшимся в трудной жизненной ситуации. Для таких женщин, в том числе подвергшихся психофизическому насилию, создаются и центры медико-социальной поддержки: там предусмотрены психотерапевт, психолог, специалист по социальной работе и юрист, а среди функций центра — организация телефонов доверия. Спросите в женской консультации, есть ли такой кабинет или центр в вашем городе. Если партнёр приходит на приём вместе с вами, можно попросить поговорить с врачом наедине. ВОЗ рекомендует врачам при насилии осмотреть женщину на предмет травм и инфекций, рассказать о доступной помощи и обеспечить продолжительную психологическую поддержку.</w:t>
       </w:r>
     </w:p>
     <w:p>
@@ -2408,7 +2205,7 @@
         <w:t xml:space="preserve"> </w:t>
       </w:r>
       <w:r>
-        <w:t xml:space="preserve">ВОЗ рекомендует не давить на женщину, чтобы она ушла от партнёра или заявила о насилии, потому что это может подвергнуть её опасности, и помогать тем, кто готов и может уйти [ист.: ВОЗ 2022, 5.11]. Обратиться за помощью можно, не принимая сразу никаких решений: помощь начинается с разговора и плана безопасности. Вместе со специалистом можно заранее обдумать: куда вы уйдёте, если придётся уйти быстро; одна или с детьми; как туда добраться; какие документы, ключи, деньги и вещи взять; есть ли у вас доступ к деньгам; есть ли сосед, которому можно рассказать и который вызовет полицию [ист.: WHO 2014, клиническое руководство по насилию со стороны партнёра, с. 28].</w:t>
+        <w:t xml:space="preserve">ВОЗ рекомендует не давить на женщину, чтобы она ушла от партнёра или заявила о насилии, потому что это может подвергнуть её опасности, и помогать тем, кто готов и может уйти. Обратиться за помощью можно, не принимая сразу никаких решений: помощь начинается с разговора и плана безопасности. Вместе со специалистом можно заранее обдумать: куда вы уйдёте, если придётся уйти быстро; одна или с детьми; как туда добраться; какие документы, ключи, деньги и вещи взять; есть ли у вас доступ к деньгам; есть ли сосед, которому можно рассказать и который вызовет полицию.</w:t>
       </w:r>
     </w:p>
     <w:p>
@@ -2462,7 +2259,7 @@
         <w:t xml:space="preserve"> </w:t>
       </w:r>
       <w:r>
-        <w:t xml:space="preserve">ВОЗ называет самоубийство одной из ведущих причин смерти женщин; депрессия — значимый фактор риска; мысли о самоубийстве или самоповреждения бывают у 20 % женщин с перинатальными нарушениями психического здоровья — такова верхняя граница оценки [ист.: ВОЗ 2022, 5.3]. Мысли о самоубийстве не всегда переходят в план, но большинству самоубийств предшествуют предупреждающие признаки [ист.: там же].</w:t>
+        <w:t xml:space="preserve">ВОЗ называет самоубийство одной из ведущих причин смерти женщин; депрессия — значимый фактор риска; мысли о самоубийстве или самоповреждения бывают у 20 % женщин с перинатальными нарушениями психического здоровья — такова верхняя граница оценки. Мысли о самоубийстве не всегда переходят в план, но большинству самоубийств предшествуют предупреждающие признаки.</w:t>
       </w:r>
     </w:p>
     <w:p>
@@ -2522,15 +2319,22 @@
         <w:pStyle w:val="Compact"/>
       </w:pPr>
       <w:r>
-        <w:t xml:space="preserve">резкая перемена состояния за часы или дни: раздражительность, перепады настроения, растерянность, бессонница [ист.: Friedman 2023 — признаки, которые могут предшествовать послеродовому психозу]. [ПРОВЕРИТЬ: вопрос врачу — источник описывает послеродовой психоз; применим ли перечень к беременности.]</w:t>
-      </w:r>
+        <w:t xml:space="preserve">резкая перемена состояния за часы или дни: раздражительность, перепады настроения, растерянность, бессонница. </w:t>
+      </w:r>
+      <w:r>
+        <w:rPr>
+          <w:highlight w:val="yellow"/>
+        </w:rPr>
+        <w:t>[ПРОВЕРИТЬ: вопрос врачу — источник описывает послеродовой психоз; применим ли перечень к беременности.]</w:t>
+      </w:r>
+      <w:r/>
     </w:p>
     <w:p>
       <w:pPr>
         <w:pStyle w:val="FirstParagraph"/>
       </w:pPr>
       <w:r>
-        <w:t xml:space="preserve">ВОЗ рекомендует женщин с планом самоубийства или суицидальным поведением срочно направлять на осмотр к врачу или специалисту по психическому здоровью и не оставлять одну, пока риск не снизится [ист.: ВОЗ 2022, 5.3]. При внезапном появлении признаков послеродового психоза NICE рекомендует осмотр специалистом в течение четырёх часов с момента направления [ист.: NICE CG192, 1.5.12]. Послеродовой психоз проявляется бредом, галлюцинациями, выраженными нарушениями настроения и спутанностью и обычно начинается внезапно в первые недели после родов [ист.: Friedman 2023, обзор о послеродовом периоде].</w:t>
+        <w:t xml:space="preserve">ВОЗ рекомендует женщин с планом самоубийства или суицидальным поведением срочно направлять на осмотр к врачу или специалисту по психическому здоровью и не оставлять одну, пока риск не снизится. При внезапном появлении признаков послеродового психоза NICE рекомендует осмотр специалистом в течение четырёх часов с момента направления. Послеродовой психоз проявляется бредом, галлюцинациями, выраженными нарушениями настроения и спутанностью и обычно начинается внезапно в первые недели после родов.</w:t>
       </w:r>
     </w:p>
     <w:p>
@@ -2566,7 +2370,7 @@
         <w:pStyle w:val="Compact"/>
       </w:pPr>
       <w:r>
-        <w:t xml:space="preserve">Не оставайтесь одна. Позовите близкого человека или попросите его приехать. Если вы рядом с женщиной, у которой есть план самоубийства или которая уже пыталась причинить себе вред, не оставляйте её одну до приезда помощи [ист.: ВОЗ 2022, 5.3; то же в Теме 2, раздел 2.5].</w:t>
+        <w:t xml:space="preserve">Не оставайтесь одна. Позовите близкого человека или попросите его приехать. Если вы рядом с женщиной, у которой есть план самоубийства или которая уже пыталась причинить себе вред, не оставляйте её одну до приезда помощи.</w:t>
       </w:r>
     </w:p>
     <w:p>
@@ -2597,9 +2401,14 @@
       <w:pPr>
         <w:pStyle w:val="FirstParagraph"/>
       </w:pPr>
-      <w:r>
-        <w:t xml:space="preserve">[ПРОВЕРИТЬ: вопрос врачу — маршрут при мыслях о самоубийстве без плана в российской практике: психоневрологический диспансер, приёмное отделение, звонок на телефон доверия, вызов скорой; согласовать с Темой 2, раздел 2.5 (навигатор: «острые импульсивные мысли о самоповреждении — 112») и с Разделом 0.]</w:t>
-      </w:r>
+      <w:r/>
+      <w:r>
+        <w:rPr>
+          <w:highlight w:val="yellow"/>
+        </w:rPr>
+        <w:t>[ПРОВЕРИТЬ: вопрос врачу — маршрут при мыслях о самоубийстве без плана в российской практике: психоневрологический диспансер, приёмное отделение, звонок на телефон доверия, вызов скорой; согласовать с Темой 2, раздел 2.5 (навигатор: «острые импульсивные мысли о самоповреждении — 112») и с Разделом 0.]</w:t>
+      </w:r>
+      <w:r/>
     </w:p>
     <w:p>
       <w:pPr>
@@ -2677,13 +2486,7 @@
         <w:t xml:space="preserve"> </w:t>
       </w:r>
       <w:r>
-        <w:t xml:space="preserve">проверки; перед печатью всё перепроверить. [ДОРАБОТАТЬ: статус НКО по</w:t>
-      </w:r>
-      <w:r>
-        <w:t xml:space="preserve"> </w:t>
-      </w:r>
-      <w:r>
-        <w:t xml:space="preserve">реестру иностранных агентов Минюста не проверен — запись 62.]</w:t>
+        <w:t xml:space="preserve">проверки; перед печатью всё перепроверить.</w:t>
       </w:r>
     </w:p>
     <w:p>
@@ -2783,7 +2586,7 @@
         <w:t xml:space="preserve"> </w:t>
       </w:r>
       <w:r>
-        <w:t xml:space="preserve">Круглосуточно, анонимно и бесплатно; оплачиваются только услуги междугородней связи [ист.: psi.mchs.gov.ru, раздел «Оказание экстренной психологической помощи», 09.10.2026].</w:t>
+        <w:t xml:space="preserve">Круглосуточно, анонимно и бесплатно; оплачиваются только услуги междугородней связи.</w:t>
       </w:r>
     </w:p>
     <w:p>
@@ -2805,8 +2608,15 @@
         <w:t xml:space="preserve"> </w:t>
       </w:r>
       <w:r>
-        <w:t xml:space="preserve">Звонок бесплатный, работает по всей России [ист.: psi.mchs.gov.ru, 09.10.2026]. [ПРОВЕРИТЬ: оператор линии на странице не назван.]</w:t>
-      </w:r>
+        <w:t xml:space="preserve">Звонок бесплатный, работает по всей России. </w:t>
+      </w:r>
+      <w:r>
+        <w:rPr>
+          <w:highlight w:val="yellow"/>
+        </w:rPr>
+        <w:t>[ПРОВЕРИТЬ: оператор линии на странице не назван.]</w:t>
+      </w:r>
+      <w:r/>
     </w:p>
     <w:p>
       <w:pPr>
@@ -2827,8 +2637,15 @@
         <w:t xml:space="preserve"> </w:t>
       </w:r>
       <w:r>
-        <w:t xml:space="preserve">Круглосуточно, бесплатно [ист.: mos.ru, 2022]. [ПРОВЕРИТЬ: дата источника 2022 г.]</w:t>
-      </w:r>
+        <w:t xml:space="preserve">Круглосуточно, бесплатно. </w:t>
+      </w:r>
+      <w:r>
+        <w:rPr>
+          <w:highlight w:val="yellow"/>
+        </w:rPr>
+        <w:t>[ПРОВЕРИТЬ: дата источника 2022 г.]</w:t>
+      </w:r>
+      <w:r/>
     </w:p>
     <w:p>
       <w:pPr>
@@ -2893,7 +2710,7 @@
         <w:t xml:space="preserve"> </w:t>
       </w:r>
       <w:r>
-        <w:t xml:space="preserve">Такие отделения предусмотрены порядком оказания помощи при психических расстройствах: они консультируют по телефону людей в кризисном состоянии, в том числе с мыслями о самоубийстве и самоповреждении, и подсказывают, куда обратиться очно [ист.: приказ № 668н, приложение № 40, п. 2, 6]. Номер — на сайте психоневрологического диспансера или регионального министерства здравоохранения.</w:t>
+        <w:t xml:space="preserve">Такие отделения предусмотрены порядком оказания помощи при психических расстройствах: они консультируют по телефону людей в кризисном состоянии, в том числе с мыслями о самоубийстве и самоповреждении, и подсказывают, куда обратиться очно. Номер — на сайте психоневрологического диспансера или регионального министерства здравоохранения.</w:t>
       </w:r>
     </w:p>
     <w:p>
@@ -2971,7 +2788,7 @@
         <w:t xml:space="preserve"> </w:t>
       </w:r>
       <w:r>
-        <w:t xml:space="preserve">8 (499) 977-17-05 (ул. Дубки, 9А), new.krizis-centr.ru; отделения «Надежда» — 8 (499) 729-51-81, «Маленькая мама» — 8 (495) 442-24-84 [ист.: new.krizis-centr.ru, 14.10.2026]. На сайте центр обращается к москвичкам; принимают ли жительниц других регионов, уточняйте по телефону.</w:t>
+        <w:t xml:space="preserve">8 (499) 977-17-05 (ул. Дубки, 9А), new.krizis-centr.ru; отделения «Надежда» — 8 (499) 729-51-81, «Маленькая мама» — 8 (495) 442-24-84. На сайте центр обращается к москвичкам; принимают ли жительниц других регионов, уточняйте по телефону.</w:t>
       </w:r>
     </w:p>
     <w:p>
@@ -2993,8 +2810,15 @@
         <w:t xml:space="preserve"> </w:t>
       </w:r>
       <w:r>
-        <w:t xml:space="preserve">(812) 713-13-19, ежедневно 9:00–21:00 [ист.: перечень служб Центра Алмазова, 12.2025]. [ПРОВЕРИТЬ режим: источники расходятся.]</w:t>
-      </w:r>
+        <w:t xml:space="preserve">(812) 713-13-19, ежедневно 9:00–21:00. </w:t>
+      </w:r>
+      <w:r>
+        <w:rPr>
+          <w:highlight w:val="yellow"/>
+        </w:rPr>
+        <w:t>[ПРОВЕРИТЬ режим: источники расходятся.]</w:t>
+      </w:r>
+      <w:r/>
     </w:p>
     <w:p>
       <w:pPr>
@@ -3037,7 +2861,7 @@
         <w:t xml:space="preserve"> </w:t>
       </w:r>
       <w:r>
-        <w:t xml:space="preserve">(НКО, Санкт-Петербург, консультирует по всей России): +7 (812) 327-30-00, 11:00–18:00 [ист.: Т—Ж, 05.2026]. Телефон доверия, помощь при насилии, вопросы алиментов и опеки.</w:t>
+        <w:t xml:space="preserve">(НКО, Санкт-Петербург, консультирует по всей России): +7 (812) 327-30-00, 11:00–18:00. Телефон доверия, помощь при насилии, вопросы алиментов и опеки.</w:t>
       </w:r>
     </w:p>
     <w:p>
@@ -3103,7 +2927,7 @@
         <w:t xml:space="preserve"> </w:t>
       </w:r>
       <w:r>
-        <w:t xml:space="preserve">Круглосуточно, бесплатно из всех регионов, анонимно; линию ведёт АНО «Центр ресурсной помощи» [ист.: woman-help.online, 14.10.2026; номер проверен пользователем — работает].</w:t>
+        <w:t xml:space="preserve">Круглосуточно, бесплатно из всех регионов, анонимно; линию ведёт АНО «Центр ресурсной помощи».</w:t>
       </w:r>
     </w:p>
     <w:p>
@@ -3125,7 +2949,7 @@
         <w:t xml:space="preserve"> </w:t>
       </w:r>
       <w:r>
-        <w:t xml:space="preserve">+7 (499) 901-02-01, пн–сб 10:00–20:00, sisters-help.ru [ист.: sisters-help.ru, 09.10.2026]. Только при сексуализированном насилии.</w:t>
+        <w:t xml:space="preserve">+7 (499) 901-02-01, пн–сб 10:00–20:00, sisters-help.ru. Только при сексуализированном насилии.</w:t>
       </w:r>
     </w:p>
     <w:p>
@@ -3159,8 +2983,15 @@
         <w:t xml:space="preserve"> </w:t>
       </w:r>
       <w:r>
-        <w:t xml:space="preserve">(Синодальный отдел по благотворительности Русской православной церкви). Приюты для беременных и матерей с детьми в кризисной ситуации, психологи, юристы [ист.: diaconia.ru, 09.10.2026; СМИ 2021–2022]. [ПРОВЕРИТЬ: режим и бесплатность на официальной странице не указаны; о помощи при насилии не сказано.]</w:t>
-      </w:r>
+        <w:t xml:space="preserve">(Синодальный отдел по благотворительности Русской православной церкви). Приюты для беременных и матерей с детьми в кризисной ситуации, психологи, юристы. </w:t>
+      </w:r>
+      <w:r>
+        <w:rPr>
+          <w:highlight w:val="yellow"/>
+        </w:rPr>
+        <w:t>[ПРОВЕРИТЬ: режим и бесплатность на официальной странице не указаны; о помощи при насилии не сказано.]</w:t>
+      </w:r>
+      <w:r/>
     </w:p>
     <w:p>
       <w:pPr>
@@ -3181,7 +3012,7 @@
         <w:t xml:space="preserve"> </w:t>
       </w:r>
       <w:r>
-        <w:t xml:space="preserve">(фонд «Женщины за жизнь»). Круглосуточно, бесплатно, анонимно; перинатальные психологи [ист.: РАПСИ, 29.05.2026; линия проверена пользователем — работает].</w:t>
+        <w:t xml:space="preserve">(фонд «Женщины за жизнь»). Круглосуточно, бесплатно, анонимно; перинатальные психологи.</w:t>
       </w:r>
     </w:p>
     <w:p>
@@ -3297,7 +3128,7 @@
       </w:r>
     </w:p>
     <w:bookmarkEnd w:id="36"/>
-    <w:bookmarkStart w:id="37" w:name="клинические-и-научные-источники"/>
+    <w:bookmarkStart w:id="69" w:name="клинические-и-научные-источники"/>
     <w:p>
       <w:pPr>
         <w:pStyle w:val="Heading2"/>
@@ -3308,25 +3139,22 @@
     </w:p>
     <w:p>
       <w:pPr>
-        <w:pStyle w:val="BlockText"/>
-      </w:pPr>
-      <w:r>
-        <w:t xml:space="preserve">Черновой перечень источников, на которых стоит черновик. Список по стандарту</w:t>
-      </w:r>
-      <w:r>
-        <w:t xml:space="preserve"> </w:t>
-      </w:r>
-      <w:r>
-        <w:rPr>
-          <w:rStyle w:val="VerbatimChar"/>
-        </w:rPr>
-        <w:t xml:space="preserve">editorial/format-spiska-istochnikov-v2.0.md</w:t>
-      </w:r>
-      <w:r>
-        <w:t xml:space="preserve"> </w:t>
-      </w:r>
-      <w:r>
-        <w:t xml:space="preserve">собирается на Checkpoint 5.</w:t>
+        <w:pStyle w:val="FirstParagraph"/>
+      </w:pPr>
+      <w:r>
+        <w:t xml:space="preserve">Список сгруппирован по разделам главы. Каждая запись устроена одинаково: сначала источник — название кликабельно, — затем после тире то, какое именно утверждение главы на нём стоит. Курсивом добавлены оговорки: где документ недоступен напрямую, где сверка не доводилась до первоисточника, где данные в прежней версии списка были указаны неверно. Все ссылки проверены 14.10.2026.</w:t>
+      </w:r>
+    </w:p>
+    <w:p>
+      <w:pPr>
+        <w:pStyle w:val="BodyText"/>
+      </w:pPr>
+      <w:r>
+        <w:rPr>
+          <w:bCs/>
+          <w:b/>
+        </w:rPr>
+        <w:t xml:space="preserve">Сквозные источники главы</w:t>
       </w:r>
     </w:p>
     <w:p>
@@ -3335,572 +3163,1110 @@
           <w:ilvl w:val="0"/>
           <w:numId w:val="1017"/>
         </w:numPr>
+      </w:pPr>
+      <w:r>
+        <w:t xml:space="preserve">World Health Organization.</w:t>
+      </w:r>
+      <w:r>
+        <w:t xml:space="preserve"> </w:t>
+      </w:r>
+      <w:hyperlink r:id="rId37">
+        <w:r>
+          <w:rPr>
+            <w:rStyle w:val="Hyperlink"/>
+          </w:rPr>
+          <w:t xml:space="preserve">Guide for integration of perinatal mental health in maternal and child health services</w:t>
+        </w:r>
+      </w:hyperlink>
+      <w:r>
+        <w:t xml:space="preserve">. Женева, 2022, ISBN 978-92-4-005714-2 — беременность и первые месяцы с ребёнком могут быть временем напряжения; у части женщин трудности впервые появляются при беременности, у части — обостряются (10.1); перинатальные тревога и депрессия — примерно у 1 женщины из 10 в странах с высоким доходом и у 1 из 5 — с низким и средним; факторы риска и защиты; обострение у женщин с психическими трудностями в прошлом (10.2); выраженность, длительность и влияние на жизнь как ориентир, ступени от хорошего психического здоровья до тяжёлых состояний, срок две недели, перечень признаков, связь нарушений психического здоровья с осложнениями беременности (10.3, 10.5); неотступная тревога о ребёнке (10.4); трудности с привязанностью и их обстоятельства, вовлечение партнёра (10.6); реакции после потери беременности (10.7); тяжёлый опыт прошлых родов как фактор риска (10.8); полезные и вредные способы справляться с напряжением, поддержка, группы поддержки (10.9, 10.10); роль женской консультации (10.11); психологические методы лечения, когда нужны лекарства, лечение по возможности ведёт специалист по психическому здоровью (10.12); домашнее насилие при беременности, почему женщины о нём молчат, не давить на женщину, чтобы она ушла (10.13); самоубийство среди причин смерти женщин, мысли о самоубийстве или самоповреждения — до 20 % женщин с перинатальными нарушениями, не оставлять одну женщину с планом самоубийства (10.14).</w:t>
+      </w:r>
+    </w:p>
+    <w:p>
+      <w:pPr>
+        <w:numPr>
+          <w:ilvl w:val="0"/>
+          <w:numId w:val="1017"/>
+        </w:numPr>
+      </w:pPr>
+      <w:r>
+        <w:t xml:space="preserve">National Institute for Health and Care Excellence.</w:t>
+      </w:r>
+      <w:r>
+        <w:t xml:space="preserve"> </w:t>
+      </w:r>
+      <w:hyperlink r:id="rId38">
+        <w:r>
+          <w:rPr>
+            <w:rStyle w:val="Hyperlink"/>
+          </w:rPr>
+          <w:t xml:space="preserve">Antenatal and postnatal mental health: clinical management and service guidance. Clinical guideline CG192</w:t>
+        </w:r>
+      </w:hyperlink>
+      <w:r>
+        <w:t xml:space="preserve">. 17.12.2014, обновлено 11.02.2020 — вопросы о прошлом и семейном анамнезе тяжёлых психических расстройств при первом обращении (10.2); два вопроса о депрессии, шкала GAD-2 и порог 3 балла, следующий шаг при положительном ответе (10.3); выраженный страх родов — разговор со специалистом по перинатальному психическому здоровью; только интенсивные психологические методы при ПТСР (10.8); подбор интенсивности психотерапии; что взвешивают при выборе антидепрессанта, в том числе риск послеродового кровотечения при приёме СИОЗС и СИОЗСН в последний месяц перед родами и неясность причинной связи; бензодиазепины — только короткий курс; вальпроевая кислота не назначается; обсуждение решения прекратить приём; наблюдение за признаками послеродового психоза в первые две недели (10.10, 10.12); осмотр в течение 4 часов с момента направления при признаках послеродового психоза (10.14).</w:t>
+      </w:r>
+      <w:r>
+        <w:t xml:space="preserve"> </w:t>
+      </w:r>
+      <w:r>
+        <w:rPr>
+          <w:iCs/>
+          <w:i/>
+        </w:rPr>
+        <w:t xml:space="preserve">В прежней версии черновика положение о «резкой отмене» было ошибочно отнесено к рекомендации 1.4.3; по полному тексту исправлено на 1.4.14.</w:t>
+      </w:r>
+    </w:p>
+    <w:p>
+      <w:pPr>
+        <w:numPr>
+          <w:ilvl w:val="0"/>
+          <w:numId w:val="1017"/>
+        </w:numPr>
+      </w:pPr>
+      <w:r>
+        <w:t xml:space="preserve">Российское общество психиатров.</w:t>
+      </w:r>
+      <w:r>
+        <w:t xml:space="preserve"> </w:t>
+      </w:r>
+      <w:hyperlink r:id="rId39">
+        <w:r>
+          <w:rPr>
+            <w:rStyle w:val="Hyperlink"/>
+          </w:rPr>
+          <w:t xml:space="preserve">Клинические рекомендации «Депрессивный эпизод, рекуррентное депрессивное расстройство»</w:t>
+        </w:r>
+      </w:hyperlink>
+      <w:r>
+        <w:t xml:space="preserve">, 2024, ID 301_3 — срок две недели (10.3); типичные и другие симптомы депрессии, критерии F32.0, обследование перед лечением (10.5); психотерапия — предпочтительный метод у беременных, если нет строгих показаний к лекарствам; КПТ; антидепрессанты беременным по строгим показаниям (уровень убедительности B, достоверности доказательств 2); вопрос о пользе и вреде остаётся открытым, рекомендации не запрещают антидепрессанты; не прерывать лечение самостоятельно; постепенное снижение дозы (10.12).</w:t>
+      </w:r>
+      <w:r>
+        <w:t xml:space="preserve"> </w:t>
+      </w:r>
+      <w:r>
+        <w:rPr>
+          <w:iCs/>
+          <w:i/>
+        </w:rPr>
+        <w:t xml:space="preserve">Рубрикатор загружает текст скриптом; текст сверен по выгрузке рубрикатора, присланной пользователем 09.10.2026.</w:t>
+      </w:r>
+    </w:p>
+    <w:p>
+      <w:pPr>
+        <w:numPr>
+          <w:ilvl w:val="0"/>
+          <w:numId w:val="1017"/>
+        </w:numPr>
+      </w:pPr>
+      <w:r>
+        <w:t xml:space="preserve">Минздрав России, Российское общество акушеров-гинекологов.</w:t>
+      </w:r>
+      <w:r>
+        <w:t xml:space="preserve"> </w:t>
+      </w:r>
+      <w:hyperlink r:id="rId40">
+        <w:r>
+          <w:rPr>
+            <w:rStyle w:val="Hyperlink"/>
+          </w:rPr>
+          <w:t xml:space="preserve">Клинические рекомендации «Нормальная беременность»</w:t>
+        </w:r>
+      </w:hyperlink>
+      <w:r>
+        <w:t xml:space="preserve">, 2023 (редакция 15.02.2024), ID 288 (в рубрикаторе 288_2) — психические заболевания в перечне семейного анамнеза (10.2); памятка «избегать стрессовых ситуаций и эмоциональных переживаний» (10.3); две консультации медицинского психолога, их цель (10.3, 10.11); рекомендации спрашивать о насилии в документе нет (10.13).</w:t>
+      </w:r>
+      <w:r>
+        <w:t xml:space="preserve"> </w:t>
+      </w:r>
+      <w:r>
+        <w:rPr>
+          <w:iCs/>
+          <w:i/>
+        </w:rPr>
+        <w:t xml:space="preserve">Срок пересмотра — 2025; новой редакции на 14.10.2026 не искали (решение пользователя 07.10.2026).</w:t>
+      </w:r>
+    </w:p>
+    <w:p>
+      <w:pPr>
+        <w:pStyle w:val="FirstParagraph"/>
+      </w:pPr>
+      <w:r>
+        <w:rPr>
+          <w:bCs/>
+          <w:b/>
+        </w:rPr>
+        <w:t xml:space="preserve">Почему меняется настроение</w:t>
+      </w:r>
+    </w:p>
+    <w:p>
+      <w:pPr>
+        <w:numPr>
+          <w:ilvl w:val="0"/>
+          <w:numId w:val="1018"/>
+        </w:numPr>
+      </w:pPr>
+      <w:r>
+        <w:t xml:space="preserve">Hantsoo L., Jagodnik K. M., Novick A. M. et al. </w:t>
+      </w:r>
+      <w:hyperlink r:id="rId41">
+        <w:r>
+          <w:rPr>
+            <w:rStyle w:val="Hyperlink"/>
+          </w:rPr>
+          <w:t xml:space="preserve">The role of the hypothalamic-pituitary-adrenal axis in depression across the female reproductive lifecycle: current knowledge and future directions</w:t>
+        </w:r>
+      </w:hyperlink>
+      <w:r>
+        <w:t xml:space="preserve">. Frontiers in Endocrinology, 2023;14:1295261 — эстроген и прогестерон растут при беременности и быстро падают после родов; связь с системой реакции на стресс и уязвимостью к депрессии (10.1).</w:t>
+      </w:r>
+    </w:p>
+    <w:p>
+      <w:pPr>
+        <w:numPr>
+          <w:ilvl w:val="0"/>
+          <w:numId w:val="1018"/>
+        </w:numPr>
+      </w:pPr>
+      <w:r>
+        <w:t xml:space="preserve">Fu T., Wang C., Yan J. et al. </w:t>
+      </w:r>
+      <w:hyperlink r:id="rId42">
+        <w:r>
+          <w:rPr>
+            <w:rStyle w:val="Hyperlink"/>
+          </w:rPr>
+          <w:t xml:space="preserve">Relationship between antenatal sleep quality and depression in perinatal women: A comprehensive meta-analysis of observational studies</w:t>
+        </w:r>
+      </w:hyperlink>
+      <w:r>
+        <w:t xml:space="preserve">. Journal of Affective Disorders, 2023;327:38–45 — плохое качество сна при беременности связано с более высоким риском депрессии (10.1, 10.10).</w:t>
+      </w:r>
+      <w:r>
+        <w:t xml:space="preserve"> </w:t>
+      </w:r>
+      <w:r>
+        <w:rPr>
+          <w:iCs/>
+          <w:i/>
+        </w:rPr>
+        <w:t xml:space="preserve">Сверено по реферату.</w:t>
+      </w:r>
+    </w:p>
+    <w:p>
+      <w:pPr>
+        <w:pStyle w:val="FirstParagraph"/>
+      </w:pPr>
+      <w:r>
+        <w:rPr>
+          <w:bCs/>
+          <w:b/>
+        </w:rPr>
+        <w:t xml:space="preserve">Тревожные мысли</w:t>
+      </w:r>
+    </w:p>
+    <w:p>
+      <w:pPr>
+        <w:numPr>
+          <w:ilvl w:val="0"/>
+          <w:numId w:val="1019"/>
+        </w:numPr>
+      </w:pPr>
+      <w:r>
+        <w:t xml:space="preserve">Российское общество психиатров.</w:t>
+      </w:r>
+      <w:r>
+        <w:t xml:space="preserve"> </w:t>
+      </w:r>
+      <w:hyperlink r:id="rId43">
+        <w:r>
+          <w:rPr>
+            <w:rStyle w:val="Hyperlink"/>
+          </w:rPr>
+          <w:t xml:space="preserve">Клинические рекомендации «Обсессивно-компульсивное расстройство»</w:t>
+        </w:r>
+      </w:hyperlink>
+      <w:r>
+        <w:t xml:space="preserve">, 2025, ID 650_2 — роль гормональных колебаний названа предположением (10.1); что такое навязчивые мысли, «контрастные навязчивости» о причинении вреда, повторные проверки и избегание; нет данных, что люди с навязчивым страхом причинить вред совершают агрессивные поступки чаще других; экспозиционная терапия с предотвращением реакции (10.4, 10.12).</w:t>
+      </w:r>
+      <w:r>
+        <w:t xml:space="preserve"> </w:t>
+      </w:r>
+      <w:r>
+        <w:rPr>
+          <w:iCs/>
+          <w:i/>
+        </w:rPr>
+        <w:t xml:space="preserve">Текст сверен по выгрузке рубрикатора, присланной пользователем 09.10.2026.</w:t>
+      </w:r>
+    </w:p>
+    <w:p>
+      <w:pPr>
+        <w:numPr>
+          <w:ilvl w:val="0"/>
+          <w:numId w:val="1019"/>
+        </w:numPr>
+      </w:pPr>
+      <w:r>
+        <w:t xml:space="preserve">Российское общество психиатров.</w:t>
+      </w:r>
+      <w:r>
+        <w:t xml:space="preserve"> </w:t>
+      </w:r>
+      <w:hyperlink r:id="rId44">
+        <w:r>
+          <w:rPr>
+            <w:rStyle w:val="Hyperlink"/>
+          </w:rPr>
+          <w:t xml:space="preserve">Клинические рекомендации «Генерализованное тревожное расстройство»</w:t>
+        </w:r>
+      </w:hyperlink>
+      <w:r>
+        <w:t xml:space="preserve">, 2024, ID 457_3 — тревога при генерализованном тревожном расстройстве держится не меньше шести месяцев и не привязана к конкретным обстоятельствам (10.4).</w:t>
+      </w:r>
+      <w:r>
+        <w:t xml:space="preserve"> </w:t>
+      </w:r>
+      <w:r>
+        <w:rPr>
+          <w:iCs/>
+          <w:i/>
+        </w:rPr>
+        <w:t xml:space="preserve">Текст сверен по выгрузке рубрикатора.</w:t>
+      </w:r>
+    </w:p>
+    <w:p>
+      <w:pPr>
+        <w:numPr>
+          <w:ilvl w:val="0"/>
+          <w:numId w:val="1019"/>
+        </w:numPr>
+      </w:pPr>
+      <w:r>
+        <w:t xml:space="preserve">Российское общество психиатров.</w:t>
+      </w:r>
+      <w:r>
+        <w:t xml:space="preserve"> </w:t>
+      </w:r>
+      <w:hyperlink r:id="rId45">
+        <w:r>
+          <w:rPr>
+            <w:rStyle w:val="Hyperlink"/>
+          </w:rPr>
+          <w:t xml:space="preserve">Клинические рекомендации «Тревожно-фобические расстройства»</w:t>
+        </w:r>
+      </w:hyperlink>
+      <w:r>
+        <w:t xml:space="preserve">, 2024, ID 455_3 — телесные проявления тревоги: сердцебиение, потливость, дрожь, затруднённое дыхание, боль в груди, тошнота (10.4).</w:t>
+      </w:r>
+      <w:r>
+        <w:t xml:space="preserve"> </w:t>
+      </w:r>
+      <w:r>
+        <w:rPr>
+          <w:iCs/>
+          <w:i/>
+        </w:rPr>
+        <w:t xml:space="preserve">Текст сверен по выгрузке рубрикатора.</w:t>
+      </w:r>
+    </w:p>
+    <w:p>
+      <w:pPr>
+        <w:numPr>
+          <w:ilvl w:val="0"/>
+          <w:numId w:val="1019"/>
+        </w:numPr>
+      </w:pPr>
+      <w:r>
+        <w:t xml:space="preserve">Centre of Perinatal Excellence (COPE).</w:t>
+      </w:r>
+      <w:r>
+        <w:t xml:space="preserve"> </w:t>
+      </w:r>
+      <w:hyperlink r:id="rId46">
+        <w:r>
+          <w:rPr>
+            <w:rStyle w:val="Hyperlink"/>
+          </w:rPr>
+          <w:t xml:space="preserve">Mental Health Care in the Perinatal Period: Australian Clinical Practice Guideline. 2023 Revision</w:t>
+        </w:r>
+      </w:hyperlink>
+      <w:r>
+        <w:t xml:space="preserve">, раздел 7.2.2 — высказанный страх навредить ребёнку может быть признаком тревоги, а не намерения, но всегда требует дополнительной оценки, без обвинения женщины (10.4).</w:t>
+      </w:r>
+    </w:p>
+    <w:p>
+      <w:pPr>
+        <w:pStyle w:val="FirstParagraph"/>
+      </w:pPr>
+      <w:r>
+        <w:rPr>
+          <w:bCs/>
+          <w:b/>
+        </w:rPr>
+        <w:t xml:space="preserve">Тело, привязанность и смешанные чувства</w:t>
+      </w:r>
+    </w:p>
+    <w:p>
+      <w:pPr>
+        <w:numPr>
+          <w:ilvl w:val="0"/>
+          <w:numId w:val="1020"/>
+        </w:numPr>
+      </w:pPr>
+      <w:r>
+        <w:t xml:space="preserve">Rhodes M., Milne C., Pellizzer M. L., Prichard I.</w:t>
+      </w:r>
+      <w:r>
+        <w:t xml:space="preserve"> </w:t>
+      </w:r>
+      <w:hyperlink r:id="rId47">
+        <w:r>
+          <w:rPr>
+            <w:rStyle w:val="Hyperlink"/>
+          </w:rPr>
+          <w:t xml:space="preserve">A systematic review of social and interpersonal factors associated with perinatal body image and eating concerns</w:t>
+        </w:r>
+      </w:hyperlink>
+      <w:r>
+        <w:t xml:space="preserve">. Body Image, 2025;55:101998 — от недовольства телом защищает поддержка; риск повышают насилие в отношениях, замечания о внешности и давление общества (10.6).</w:t>
+      </w:r>
+      <w:r>
+        <w:t xml:space="preserve"> </w:t>
+      </w:r>
+      <w:r>
+        <w:rPr>
+          <w:iCs/>
+          <w:i/>
+        </w:rPr>
+        <w:t xml:space="preserve">Сверено по реферату.</w:t>
+      </w:r>
+    </w:p>
+    <w:p>
+      <w:pPr>
+        <w:numPr>
+          <w:ilvl w:val="0"/>
+          <w:numId w:val="1020"/>
+        </w:numPr>
+      </w:pPr>
+      <w:r>
+        <w:t xml:space="preserve">Rollè L., Giordano M., Santoniccolo F., Trombetta T.</w:t>
+      </w:r>
+      <w:r>
+        <w:t xml:space="preserve"> </w:t>
+      </w:r>
+      <w:hyperlink r:id="rId48">
+        <w:r>
+          <w:rPr>
+            <w:rStyle w:val="Hyperlink"/>
+          </w:rPr>
+          <w:t xml:space="preserve">Prenatal Attachment and Perinatal Depression: A Systematic Review</w:t>
+        </w:r>
+      </w:hyperlink>
+      <w:r>
+        <w:t xml:space="preserve">. International Journal of Environmental Research and Public Health, 2020;17(8):2644 — как формируется привязанность по триместрам; связь депрессивных симптомов с более слабой привязанностью в большинстве исследований; противоречивые данные при беременности после потери и ЭКО (10.6).</w:t>
+      </w:r>
+    </w:p>
+    <w:p>
+      <w:pPr>
+        <w:numPr>
+          <w:ilvl w:val="0"/>
+          <w:numId w:val="1020"/>
+        </w:numPr>
+      </w:pPr>
+      <w:r>
+        <w:t xml:space="preserve">Grace K. T., George E. K., Mosley E. A.</w:t>
+      </w:r>
+      <w:r>
+        <w:t xml:space="preserve"> </w:t>
+      </w:r>
+      <w:hyperlink r:id="rId49">
+        <w:r>
+          <w:rPr>
+            <w:rStyle w:val="Hyperlink"/>
+          </w:rPr>
+          <w:t xml:space="preserve">A systematic review of non-binary measures of pregnancy perceptions, attitudes and reactions, and associated outcomes</w:t>
+        </w:r>
+      </w:hyperlink>
+      <w:r>
+        <w:t xml:space="preserve">. BMC Pregnancy and Childbirth, 2025;26(1):150 — общего определения смешанных чувств к беременности нет; устойчивее всего видна связь отношения к беременности с депрессией (10.6).</w:t>
+      </w:r>
+      <w:r>
+        <w:t xml:space="preserve"> </w:t>
+      </w:r>
+      <w:r>
+        <w:rPr>
+          <w:iCs/>
+          <w:i/>
+        </w:rPr>
+        <w:t xml:space="preserve">Сверено по реферату.</w:t>
+      </w:r>
+    </w:p>
+    <w:p>
+      <w:pPr>
+        <w:pStyle w:val="FirstParagraph"/>
+      </w:pPr>
+      <w:r>
+        <w:rPr>
+          <w:bCs/>
+          <w:b/>
+        </w:rPr>
+        <w:t xml:space="preserve">Беременность после потери и после трудного пути к зачатию</w:t>
+      </w:r>
+    </w:p>
+    <w:p>
+      <w:pPr>
+        <w:numPr>
+          <w:ilvl w:val="0"/>
+          <w:numId w:val="1021"/>
+        </w:numPr>
+      </w:pPr>
+      <w:r>
+        <w:t xml:space="preserve">Hunter A., Tussis L., MacBeth A.</w:t>
+      </w:r>
+      <w:r>
+        <w:t xml:space="preserve"> </w:t>
+      </w:r>
+      <w:hyperlink r:id="rId50">
+        <w:r>
+          <w:rPr>
+            <w:rStyle w:val="Hyperlink"/>
+          </w:rPr>
+          <w:t xml:space="preserve">The presence of anxiety, depression and stress in women and their partners during pregnancies following perinatal loss: A meta-analysis</w:t>
+        </w:r>
+      </w:hyperlink>
+      <w:r>
+        <w:t xml:space="preserve">. Journal of Affective Disorders, 2017;223:153–164 — после перинатальной потери выше уровень симптомов тревоги и депрессии, для тревоги различие больше; по стрессу различий нет (10.7).</w:t>
+      </w:r>
+      <w:r>
+        <w:t xml:space="preserve"> </w:t>
+      </w:r>
+      <w:r>
+        <w:rPr>
+          <w:iCs/>
+          <w:i/>
+        </w:rPr>
+        <w:t xml:space="preserve">Сверено по реферату.</w:t>
+      </w:r>
+    </w:p>
+    <w:p>
+      <w:pPr>
+        <w:numPr>
+          <w:ilvl w:val="0"/>
+          <w:numId w:val="1021"/>
+        </w:numPr>
+      </w:pPr>
+      <w:r>
+        <w:t xml:space="preserve">Fernández-Basanta S., Dahl-Cortizo C., Coronado C., Movilla-Fernández M.-J.</w:t>
+      </w:r>
+      <w:r>
+        <w:t xml:space="preserve"> </w:t>
+      </w:r>
+      <w:hyperlink r:id="rId51">
+        <w:r>
+          <w:rPr>
+            <w:rStyle w:val="Hyperlink"/>
+          </w:rPr>
+          <w:t xml:space="preserve">Pregnancy after perinatal loss: A meta-ethnography from a women’s perspective</w:t>
+        </w:r>
+      </w:hyperlink>
+      <w:r>
+        <w:t xml:space="preserve">. Midwifery, 2023;124:103762 — смешанные чувства, сниженные ожидания, постоянные проверки в беременность после потери (10.7).</w:t>
+      </w:r>
+      <w:r>
+        <w:t xml:space="preserve"> </w:t>
+      </w:r>
+      <w:r>
+        <w:rPr>
+          <w:iCs/>
+          <w:i/>
+        </w:rPr>
+        <w:t xml:space="preserve">Сверено по реферату.</w:t>
+      </w:r>
+    </w:p>
+    <w:p>
+      <w:pPr>
+        <w:numPr>
+          <w:ilvl w:val="0"/>
+          <w:numId w:val="1021"/>
+        </w:numPr>
+      </w:pPr>
+      <w:r>
+        <w:t xml:space="preserve">Gressier F., Letranchant A., Cazas O. et al. </w:t>
+      </w:r>
+      <w:hyperlink r:id="rId52">
+        <w:r>
+          <w:rPr>
+            <w:rStyle w:val="Hyperlink"/>
+          </w:rPr>
+          <w:t xml:space="preserve">Post-partum depressive symptoms and medically assisted conception: a systematic review and meta-analysis</w:t>
+        </w:r>
+      </w:hyperlink>
+      <w:r>
+        <w:t xml:space="preserve">. Human Reproduction, 2015;30(11):2575–2586 — по послеродовой депрессии различий между женщинами после вспомогательных репродуктивных технологий и после спонтанной беременности нет; проверять настроение нужно у всех (10.7).</w:t>
+      </w:r>
+      <w:r>
+        <w:t xml:space="preserve"> </w:t>
+      </w:r>
+      <w:r>
+        <w:rPr>
+          <w:iCs/>
+          <w:i/>
+        </w:rPr>
+        <w:t xml:space="preserve">Сверено по реферату.</w:t>
+      </w:r>
+    </w:p>
+    <w:p>
+      <w:pPr>
+        <w:pStyle w:val="FirstParagraph"/>
+      </w:pPr>
+      <w:r>
+        <w:rPr>
+          <w:bCs/>
+          <w:b/>
+        </w:rPr>
+        <w:t xml:space="preserve">Страх родов</w:t>
+      </w:r>
+    </w:p>
+    <w:p>
+      <w:pPr>
+        <w:numPr>
+          <w:ilvl w:val="0"/>
+          <w:numId w:val="1022"/>
+        </w:numPr>
+      </w:pPr>
+      <w:r>
+        <w:t xml:space="preserve">National Institute for Health and Care Excellence.</w:t>
+      </w:r>
+      <w:r>
+        <w:t xml:space="preserve"> </w:t>
+      </w:r>
+      <w:hyperlink r:id="rId53">
+        <w:r>
+          <w:rPr>
+            <w:rStyle w:val="Hyperlink"/>
+          </w:rPr>
+          <w:t xml:space="preserve">Caesarean birth. NICE guideline NG192</w:t>
+        </w:r>
+      </w:hyperlink>
+      <w:r>
+        <w:t xml:space="preserve">, рекомендации 1.2.26–1.2.31 — при просьбе о кесаревом сечении из-за страха родов: выяснить причины, дать взвешенные сведения, направить к специалисту по перинатальному психическому здоровью, при сохраняющейся просьбе поддержать выбор (10.8).</w:t>
+      </w:r>
+    </w:p>
+    <w:p>
+      <w:pPr>
+        <w:numPr>
+          <w:ilvl w:val="0"/>
+          <w:numId w:val="1022"/>
+        </w:numPr>
+      </w:pPr>
+      <w:r>
+        <w:t xml:space="preserve">Российское общество акушеров-гинекологов.</w:t>
+      </w:r>
+      <w:r>
+        <w:t xml:space="preserve"> </w:t>
+      </w:r>
+      <w:hyperlink r:id="rId54">
+        <w:r>
+          <w:rPr>
+            <w:rStyle w:val="Hyperlink"/>
+          </w:rPr>
+          <w:t xml:space="preserve">Клинические рекомендации «Роды одноплодные, родоразрешение путём кесарева сечения»</w:t>
+        </w:r>
+      </w:hyperlink>
+      <w:r>
+        <w:t xml:space="preserve">, 2024, ID 639 — страх родов среди показаний к операции не назван; отказ от естественных родов учитывается только при одном рубце на матке и при гибели или инвалидности ребёнка в прошлых родах (10.8).</w:t>
+      </w:r>
+      <w:r>
+        <w:t xml:space="preserve"> </w:t>
+      </w:r>
+      <w:r>
+        <w:rPr>
+          <w:iCs/>
+          <w:i/>
+        </w:rPr>
+        <w:t xml:space="preserve">Текст сверен по PDF, присланному пользователем 14.10.2026, раздел 3.1.</w:t>
+      </w:r>
+    </w:p>
+    <w:p>
+      <w:pPr>
+        <w:numPr>
+          <w:ilvl w:val="0"/>
+          <w:numId w:val="1022"/>
+        </w:numPr>
+      </w:pPr>
+      <w:r>
+        <w:t xml:space="preserve">O’Connell M. A., Khashan A. S., Leahy-Warren P. et al. </w:t>
+      </w:r>
+      <w:hyperlink r:id="rId55">
+        <w:r>
+          <w:rPr>
+            <w:rStyle w:val="Hyperlink"/>
+          </w:rPr>
+          <w:t xml:space="preserve">Interventions for fear of childbirth including tocophobia</w:t>
+        </w:r>
+      </w:hyperlink>
+      <w:r>
+        <w:t xml:space="preserve">. Cochrane Database of Systematic Reviews, 2021, CD013321, DOI 10.1002/14651858.CD013321.pub2 — психологические методы, возможно, снижают страх родов, но незначительно; вероятно, уменьшают число кесаревых сечений; эффект неясен (10.8).</w:t>
+      </w:r>
+      <w:r>
+        <w:t xml:space="preserve"> </w:t>
+      </w:r>
+      <w:r>
+        <w:rPr>
+          <w:iCs/>
+          <w:i/>
+        </w:rPr>
+        <w:t xml:space="preserve">Сверено по реферату.</w:t>
+      </w:r>
+    </w:p>
+    <w:p>
+      <w:pPr>
+        <w:pStyle w:val="FirstParagraph"/>
+      </w:pPr>
+      <w:r>
+        <w:rPr>
+          <w:bCs/>
+          <w:b/>
+        </w:rPr>
+        <w:t xml:space="preserve">Соцсети и поток информации</w:t>
+      </w:r>
+    </w:p>
+    <w:p>
+      <w:pPr>
+        <w:numPr>
+          <w:ilvl w:val="0"/>
+          <w:numId w:val="1023"/>
+        </w:numPr>
+      </w:pPr>
+      <w:r>
+        <w:t xml:space="preserve">Huddleston R., Julian-Kwong M., Cedars M. I. et al. </w:t>
+      </w:r>
+      <w:hyperlink r:id="rId56">
+        <w:r>
+          <w:rPr>
+            <w:rStyle w:val="Hyperlink"/>
+          </w:rPr>
+          <w:t xml:space="preserve">The association between social media for medical information during pregnancy on maternal mental health at the end of the third trimester</w:t>
+        </w:r>
+      </w:hyperlink>
+      <w:r>
+        <w:t xml:space="preserve">. Archives of Women’s Mental Health, 2025;28(5):1335–1340 — поиск медицинской информации в соцсетях при беременности связан с тревогой и дистрессом к концу беременности (10.9).</w:t>
+      </w:r>
+      <w:r>
+        <w:t xml:space="preserve"> </w:t>
+      </w:r>
+      <w:r>
+        <w:rPr>
+          <w:iCs/>
+          <w:i/>
+        </w:rPr>
+        <w:t xml:space="preserve">Сверено по реферату.</w:t>
+      </w:r>
+    </w:p>
+    <w:p>
+      <w:pPr>
+        <w:numPr>
+          <w:ilvl w:val="0"/>
+          <w:numId w:val="1023"/>
+        </w:numPr>
+      </w:pPr>
+      <w:r>
+        <w:t xml:space="preserve">Hansen M. H., Mørkved H. S., Austad B. et al. </w:t>
+      </w:r>
+      <w:hyperlink r:id="rId57">
+        <w:r>
+          <w:rPr>
+            <w:rStyle w:val="Hyperlink"/>
+          </w:rPr>
+          <w:t xml:space="preserve">Worries and information seeking during pregnancy: a cross-sectional study among 1402 expectant Norwegian women active on social media platforms</w:t>
+        </w:r>
+      </w:hyperlink>
+      <w:r>
+        <w:t xml:space="preserve">. Scandinavian Journal of Primary Health Care, 2025;43(2):488–499 — тревоги о пороках развития ребёнка, выкидыше и родах почти у всех беременных (10.9).</w:t>
+      </w:r>
+      <w:r>
+        <w:t xml:space="preserve"> </w:t>
+      </w:r>
+      <w:r>
+        <w:rPr>
+          <w:iCs/>
+          <w:i/>
+        </w:rPr>
+        <w:t xml:space="preserve">Сверено по реферату.</w:t>
+      </w:r>
+    </w:p>
+    <w:p>
+      <w:pPr>
+        <w:pStyle w:val="FirstParagraph"/>
+      </w:pPr>
+      <w:r>
+        <w:rPr>
+          <w:bCs/>
+          <w:b/>
+        </w:rPr>
+        <w:t xml:space="preserve">Что помогает</w:t>
+      </w:r>
+    </w:p>
+    <w:p>
+      <w:pPr>
+        <w:numPr>
+          <w:ilvl w:val="0"/>
+          <w:numId w:val="1024"/>
+        </w:numPr>
         <w:pStyle w:val="Compact"/>
       </w:pPr>
       <w:r>
-        <w:t xml:space="preserve">КР «Нормальная беременность», 2024 —</w:t>
-      </w:r>
-      <w:r>
-        <w:t xml:space="preserve"> </w:t>
-      </w:r>
-      <w:r>
-        <w:rPr>
-          <w:rStyle w:val="VerbatimChar"/>
-        </w:rPr>
-        <w:t xml:space="preserve">sources/russian-guidelines/normalnaya-beremennost.pdf</w:t>
-      </w:r>
-      <w:r>
-        <w:t xml:space="preserve">.</w:t>
-      </w:r>
-    </w:p>
-    <w:p>
-      <w:pPr>
-        <w:numPr>
-          <w:ilvl w:val="0"/>
-          <w:numId w:val="1017"/>
+        <w:t xml:space="preserve">Всемирная организация здравоохранения.</w:t>
+      </w:r>
+      <w:r>
+        <w:t xml:space="preserve"> </w:t>
+      </w:r>
+      <w:hyperlink r:id="rId58">
+        <w:r>
+          <w:rPr>
+            <w:rStyle w:val="Hyperlink"/>
+          </w:rPr>
+          <w:t xml:space="preserve">Важные навыки в периоды стресса: иллюстрированное пособие</w:t>
+        </w:r>
+      </w:hyperlink>
+      <w:r>
+        <w:t xml:space="preserve">. 2020 (рус. изд. Doing What Matters in Times of Stress), с. 39, 46–47 — дыхательная техника и переключение внимания на окружающее (10.10).</w:t>
+      </w:r>
+    </w:p>
+    <w:p>
+      <w:pPr>
+        <w:pStyle w:val="FirstParagraph"/>
+      </w:pPr>
+      <w:r>
+        <w:rPr>
+          <w:bCs/>
+          <w:b/>
+        </w:rPr>
+        <w:t xml:space="preserve">К кому идти</w:t>
+      </w:r>
+    </w:p>
+    <w:p>
+      <w:pPr>
+        <w:numPr>
+          <w:ilvl w:val="0"/>
+          <w:numId w:val="1025"/>
+        </w:numPr>
+      </w:pPr>
+      <w:r>
+        <w:t xml:space="preserve">Министерство здравоохранения России.</w:t>
+      </w:r>
+      <w:r>
+        <w:t xml:space="preserve"> </w:t>
+      </w:r>
+      <w:hyperlink r:id="rId59">
+        <w:r>
+          <w:rPr>
+            <w:rStyle w:val="Hyperlink"/>
+          </w:rPr>
+          <w:t xml:space="preserve">Приказ от 19.12.2025 № 747н «О Порядке оказания медицинской помощи по профилю „акушерство и гинекология“»</w:t>
+        </w:r>
+      </w:hyperlink>
+      <w:r>
+        <w:t xml:space="preserve">, п. 26, 104, приложения № 1 и № 42 — медицинский психолог принимает беременную не менее двух раз; направление на психологическое консультирование после родов (10.11); кабинет психологической и медико-социальной помощи в женской консультации, центры медико-социальной поддержки женщин в трудной жизненной ситуации, в том числе подвергшихся насилию (10.13).</w:t>
+      </w:r>
+      <w:r>
+        <w:t xml:space="preserve"> </w:t>
+      </w:r>
+      <w:r>
+        <w:rPr>
+          <w:iCs/>
+          <w:i/>
+        </w:rPr>
+        <w:t xml:space="preserve">Ссылка ведёт на обзор приказа; текст сверен по скану, присланному пользователем 14.10.2026, и распознан машинно.</w:t>
+      </w:r>
+    </w:p>
+    <w:p>
+      <w:pPr>
+        <w:numPr>
+          <w:ilvl w:val="0"/>
+          <w:numId w:val="1025"/>
+        </w:numPr>
+      </w:pPr>
+      <w:r>
+        <w:t xml:space="preserve">Министерство здравоохранения России.</w:t>
+      </w:r>
+      <w:r>
+        <w:t xml:space="preserve"> </w:t>
+      </w:r>
+      <w:hyperlink r:id="rId60">
+        <w:r>
+          <w:rPr>
+            <w:rStyle w:val="Hyperlink"/>
+          </w:rPr>
+          <w:t xml:space="preserve">Приказ от 14.10.2022 № 668н «Об утверждении Порядка оказания медицинской помощи при психических расстройствах и расстройствах поведения»</w:t>
+        </w:r>
+      </w:hyperlink>
+      <w:r>
+        <w:t xml:space="preserve">, п. 10, приложения № 1, 4, 10, 13, 40 — запись к психиатру, в том числе через Госуслуги; кабинет психиатра по месту жительства; психотерапевтический кабинет; функции медицинского психолога; отделения «Телефон доверия» для людей в кризисе (10.11).</w:t>
+      </w:r>
+      <w:r>
+        <w:t xml:space="preserve"> </w:t>
+      </w:r>
+      <w:r>
+        <w:rPr>
+          <w:iCs/>
+          <w:i/>
+        </w:rPr>
+        <w:t xml:space="preserve">На странице по ссылке приведены только преамбула и пункты 1–3; приложения сверены по скану, присланному пользователем 14.10.2026, и распознаны машинно.</w:t>
+      </w:r>
+    </w:p>
+    <w:p>
+      <w:pPr>
+        <w:numPr>
+          <w:ilvl w:val="0"/>
+          <w:numId w:val="1025"/>
+        </w:numPr>
+      </w:pPr>
+      <w:r>
+        <w:t xml:space="preserve">Министерство здравоохранения и социального развития России.</w:t>
+      </w:r>
+      <w:r>
+        <w:t xml:space="preserve"> </w:t>
+      </w:r>
+      <w:hyperlink r:id="rId61">
+        <w:r>
+          <w:rPr>
+            <w:rStyle w:val="Hyperlink"/>
+          </w:rPr>
+          <w:t xml:space="preserve">Приказ от 23.07.2010 № 541н «Об утверждении Единого квалификационного справочника должностей руководителей, специалистов и служащих, раздел „Квалификационные характеристики должностей работников в сфере здравоохранения“»</w:t>
+        </w:r>
+      </w:hyperlink>
+      <w:r>
+        <w:t xml:space="preserve">, «Медицинский психолог» — образование медицинского психолога (10.11).</w:t>
+      </w:r>
+      <w:r>
+        <w:t xml:space="preserve"> </w:t>
+      </w:r>
+      <w:r>
+        <w:rPr>
+          <w:iCs/>
+          <w:i/>
+        </w:rPr>
+        <w:t xml:space="preserve">Ссылка взята из файла, присланного пользователем; страница автоматически не проверялась.</w:t>
+      </w:r>
+    </w:p>
+    <w:p>
+      <w:pPr>
+        <w:numPr>
+          <w:ilvl w:val="0"/>
+          <w:numId w:val="1025"/>
+        </w:numPr>
+      </w:pPr>
+      <w:r>
+        <w:t xml:space="preserve">Министерство здравоохранения России.</w:t>
+      </w:r>
+      <w:r>
+        <w:t xml:space="preserve"> </w:t>
+      </w:r>
+      <w:hyperlink r:id="rId62">
+        <w:r>
+          <w:rPr>
+            <w:rStyle w:val="Hyperlink"/>
+          </w:rPr>
+          <w:t xml:space="preserve">Приказ от 02.05.2023 № 206н «Об утверждении Квалификационных требований к медицинским и фармацевтическим работникам с высшим образованием»</w:t>
+        </w:r>
+      </w:hyperlink>
+      <w:r>
+        <w:t xml:space="preserve">, разделы «Психиатрия», «Психотерапия» — психотерапевт и психиатр в России — врачи с образованием «Лечебное дело» или «Педиатрия» (10.11).</w:t>
+      </w:r>
+      <w:r>
+        <w:t xml:space="preserve"> </w:t>
+      </w:r>
+      <w:r>
+        <w:rPr>
+          <w:iCs/>
+          <w:i/>
+        </w:rPr>
+        <w:t xml:space="preserve">Копия на сайте Центра Алмазова, редакция от 19.02.2024.</w:t>
+      </w:r>
+    </w:p>
+    <w:p>
+      <w:pPr>
+        <w:numPr>
+          <w:ilvl w:val="0"/>
+          <w:numId w:val="1025"/>
+        </w:numPr>
+      </w:pPr>
+      <w:hyperlink r:id="rId63">
+        <w:r>
+          <w:rPr>
+            <w:rStyle w:val="Hyperlink"/>
+          </w:rPr>
+          <w:t xml:space="preserve">Закон Российской Федерации от 02.07.1992 № 3185-1 «О психиатрической помощи и гарантиях прав граждан при её оказании»</w:t>
+        </w:r>
+      </w:hyperlink>
+      <w:r>
+        <w:t xml:space="preserve">, ст. 4, 9, 26, 27, редакция от 22.07.2024 — добровольность обращения, врачебная тайна, амбулаторная помощь и диспансерное наблюдение (10.11).</w:t>
+      </w:r>
+    </w:p>
+    <w:p>
+      <w:pPr>
+        <w:pStyle w:val="FirstParagraph"/>
+      </w:pPr>
+      <w:r>
+        <w:rPr>
+          <w:bCs/>
+          <w:b/>
+        </w:rPr>
+        <w:t xml:space="preserve">Когда отношения перестают быть безопасными</w:t>
+      </w:r>
+    </w:p>
+    <w:p>
+      <w:pPr>
+        <w:numPr>
+          <w:ilvl w:val="0"/>
+          <w:numId w:val="1026"/>
+        </w:numPr>
+      </w:pPr>
+      <w:r>
+        <w:t xml:space="preserve">World Health Organization.</w:t>
+      </w:r>
+      <w:r>
+        <w:t xml:space="preserve"> </w:t>
+      </w:r>
+      <w:hyperlink r:id="rId64">
+        <w:r>
+          <w:rPr>
+            <w:rStyle w:val="Hyperlink"/>
+          </w:rPr>
+          <w:t xml:space="preserve">Violence against women: fact sheet</w:t>
+        </w:r>
+      </w:hyperlink>
+      <w:r>
+        <w:t xml:space="preserve">. 2026 — определение насилия со стороны партнёра (10.13).</w:t>
+      </w:r>
+    </w:p>
+    <w:p>
+      <w:pPr>
+        <w:numPr>
+          <w:ilvl w:val="0"/>
+          <w:numId w:val="1026"/>
+        </w:numPr>
+      </w:pPr>
+      <w:r>
+        <w:t xml:space="preserve">World Health Organization.</w:t>
+      </w:r>
+      <w:r>
+        <w:t xml:space="preserve"> </w:t>
+      </w:r>
+      <w:hyperlink r:id="rId65">
+        <w:r>
+          <w:rPr>
+            <w:rStyle w:val="Hyperlink"/>
+          </w:rPr>
+          <w:t xml:space="preserve">Responding to intimate partner violence and sexual violence against women: WHO clinical and policy guidelines</w:t>
+        </w:r>
+      </w:hyperlink>
+      <w:r>
+        <w:t xml:space="preserve">. 2013, рекомендации 2 и 3 — при ведении беременности о насилии можно спрашивать регулярно; партнёра при таком разговоре быть не должно (10.13).</w:t>
+      </w:r>
+    </w:p>
+    <w:p>
+      <w:pPr>
+        <w:numPr>
+          <w:ilvl w:val="0"/>
+          <w:numId w:val="1026"/>
+        </w:numPr>
+      </w:pPr>
+      <w:r>
+        <w:t xml:space="preserve">World Health Organization.</w:t>
+      </w:r>
+      <w:r>
+        <w:t xml:space="preserve"> </w:t>
+      </w:r>
+      <w:hyperlink r:id="rId66">
+        <w:r>
+          <w:rPr>
+            <w:rStyle w:val="Hyperlink"/>
+          </w:rPr>
+          <w:t xml:space="preserve">Health care for women subjected to intimate partner violence or sexual violence: a clinical handbook</w:t>
+        </w:r>
+      </w:hyperlink>
+      <w:r>
+        <w:t xml:space="preserve">. 2014, с. 28 — что обдумать в плане безопасности (10.13).</w:t>
+      </w:r>
+    </w:p>
+    <w:p>
+      <w:pPr>
+        <w:numPr>
+          <w:ilvl w:val="0"/>
+          <w:numId w:val="1026"/>
+        </w:numPr>
+      </w:pPr>
+      <w:r>
+        <w:t xml:space="preserve">American College of Obstetricians and Gynecologists.</w:t>
+      </w:r>
+      <w:r>
+        <w:t xml:space="preserve"> </w:t>
+      </w:r>
+      <w:hyperlink r:id="rId67">
+        <w:r>
+          <w:rPr>
+            <w:rStyle w:val="Hyperlink"/>
+          </w:rPr>
+          <w:t xml:space="preserve">Committee Opinion No. 554: Reproductive and sexual coercion</w:t>
+        </w:r>
+      </w:hyperlink>
+      <w:r>
+        <w:t xml:space="preserve">. Obstetrics &amp; Gynecology, 2013;121(2 Pt 1):411–415 — что такое репродуктивное и сексуальное принуждение; спрашивать о насилии при первом визите, раз в триместр и после родов (10.13).</w:t>
+      </w:r>
+      <w:r>
+        <w:t xml:space="preserve"> </w:t>
+      </w:r>
+      <w:r>
+        <w:rPr>
+          <w:iCs/>
+          <w:i/>
+        </w:rPr>
+        <w:t xml:space="preserve">Сайт издателя закрыт для автоматической проверки; выходные данные и реферат сверены по PubMed (PMID 23344307).</w:t>
+      </w:r>
+    </w:p>
+    <w:p>
+      <w:pPr>
+        <w:pStyle w:val="FirstParagraph"/>
+      </w:pPr>
+      <w:r>
+        <w:rPr>
+          <w:bCs/>
+          <w:b/>
+        </w:rPr>
+        <w:t xml:space="preserve">Острый психический кризис</w:t>
+      </w:r>
+    </w:p>
+    <w:p>
+      <w:pPr>
+        <w:numPr>
+          <w:ilvl w:val="0"/>
+          <w:numId w:val="1027"/>
         </w:numPr>
         <w:pStyle w:val="Compact"/>
       </w:pPr>
       <w:r>
-        <w:t xml:space="preserve">КР «Депрессивный эпизод, рекуррентное депрессивное расстройство», 2024, ID 301_3 —</w:t>
-      </w:r>
-      <w:r>
-        <w:t xml:space="preserve"> </w:t>
-      </w:r>
-      <w:r>
-        <w:rPr>
-          <w:rStyle w:val="VerbatimChar"/>
-        </w:rPr>
-        <w:t xml:space="preserve">sources/russian-guidelines/kr-trevozhno-fobicheskie-gtr-depressiya-2024.docx</w:t>
-      </w:r>
-      <w:r>
-        <w:t xml:space="preserve">.</w:t>
-      </w:r>
-    </w:p>
-    <w:p>
-      <w:pPr>
-        <w:numPr>
-          <w:ilvl w:val="0"/>
-          <w:numId w:val="1017"/>
-        </w:numPr>
-        <w:pStyle w:val="Compact"/>
-      </w:pPr>
-      <w:r>
-        <w:t xml:space="preserve">КР «Генерализованное тревожное расстройство», 2024, ID 457_3 — там же.</w:t>
-      </w:r>
-    </w:p>
-    <w:p>
-      <w:pPr>
-        <w:numPr>
-          <w:ilvl w:val="0"/>
-          <w:numId w:val="1017"/>
-        </w:numPr>
-        <w:pStyle w:val="Compact"/>
-      </w:pPr>
-      <w:r>
-        <w:t xml:space="preserve">КР «Обсессивно-компульсивное расстройство», 2025, ID 650_2 —</w:t>
-      </w:r>
-      <w:r>
-        <w:t xml:space="preserve"> </w:t>
-      </w:r>
-      <w:r>
-        <w:rPr>
-          <w:rStyle w:val="VerbatimChar"/>
-        </w:rPr>
-        <w:t xml:space="preserve">sources/russian-guidelines/kr-obsessivno-kompulsivnoe-rasstrojstvo.docx</w:t>
-      </w:r>
-      <w:r>
-        <w:t xml:space="preserve">.</w:t>
-      </w:r>
-    </w:p>
-    <w:p>
-      <w:pPr>
-        <w:numPr>
-          <w:ilvl w:val="0"/>
-          <w:numId w:val="1017"/>
-        </w:numPr>
-        <w:pStyle w:val="Compact"/>
-      </w:pPr>
-      <w:r>
-        <w:t xml:space="preserve">WHO. Guide for integration of perinatal mental health in maternal and child health services. 2022 —</w:t>
-      </w:r>
-      <w:r>
-        <w:t xml:space="preserve"> </w:t>
-      </w:r>
-      <w:r>
-        <w:rPr>
-          <w:rStyle w:val="VerbatimChar"/>
-        </w:rPr>
-        <w:t xml:space="preserve">sources/who-international/who-perinatal-mental-health-guide-2022.pdf</w:t>
-      </w:r>
-      <w:r>
-        <w:t xml:space="preserve">.</w:t>
-      </w:r>
-    </w:p>
-    <w:p>
-      <w:pPr>
-        <w:numPr>
-          <w:ilvl w:val="0"/>
-          <w:numId w:val="1017"/>
-        </w:numPr>
-        <w:pStyle w:val="Compact"/>
-      </w:pPr>
-      <w:r>
-        <w:t xml:space="preserve">NICE CG192. Antenatal and postnatal mental health: clinical management and service guidance. 2014, обновлено 11.02.2020 — https://www.nice.org.uk/guidance/cg192.</w:t>
-      </w:r>
-    </w:p>
-    <w:p>
-      <w:pPr>
-        <w:numPr>
-          <w:ilvl w:val="0"/>
-          <w:numId w:val="1017"/>
-        </w:numPr>
-        <w:pStyle w:val="Compact"/>
-      </w:pPr>
-      <w:r>
-        <w:t xml:space="preserve">NICE NG192. Caesarean birth, рекомендации 1.2.26–1.2.31 — https://www.nice.org.uk/guidance/ng192.</w:t>
-      </w:r>
-    </w:p>
-    <w:p>
-      <w:pPr>
-        <w:numPr>
-          <w:ilvl w:val="0"/>
-          <w:numId w:val="1017"/>
-        </w:numPr>
-        <w:pStyle w:val="Compact"/>
-      </w:pPr>
-      <w:r>
-        <w:t xml:space="preserve">ACOG Committee Opinion No. 554: Reproductive and sexual coercion. Obstet Gynecol. 2013;121(2 Pt 1):411–415. doi:10.1097/01.AOG.0000426427.79586.3b (реферат, PubMed PMID 23344307).</w:t>
-      </w:r>
-    </w:p>
-    <w:p>
-      <w:pPr>
-        <w:numPr>
-          <w:ilvl w:val="0"/>
-          <w:numId w:val="1017"/>
-        </w:numPr>
-        <w:pStyle w:val="Compact"/>
-      </w:pPr>
-      <w:r>
-        <w:t xml:space="preserve">КР «Роды одноплодные, родоразрешение путём кесарева сечения», 2024, ID 639 —</w:t>
-      </w:r>
-      <w:r>
-        <w:t xml:space="preserve"> </w:t>
-      </w:r>
-      <w:r>
-        <w:rPr>
-          <w:rStyle w:val="VerbatimChar"/>
-        </w:rPr>
-        <w:t xml:space="preserve">sources/russian-guidelines/rody-kesarevo-sechenie-2024.pdf</w:t>
-      </w:r>
-      <w:r>
-        <w:t xml:space="preserve">.</w:t>
-      </w:r>
-    </w:p>
-    <w:p>
-      <w:pPr>
-        <w:numPr>
-          <w:ilvl w:val="0"/>
-          <w:numId w:val="1017"/>
-        </w:numPr>
-        <w:pStyle w:val="Compact"/>
-      </w:pPr>
-      <w:r>
-        <w:t xml:space="preserve">Закон РФ от 02.07.1992 № 3185-1 «О психиатрической помощи и гарантиях прав граждан при её оказании», ст. 4, 9, 26, 27 — https://www.consultant.ru/document/cons_doc_LAW_4205/ (последнее изменение — Федеральный закон от 22.07.2024 № 195-ФЗ).</w:t>
-      </w:r>
-    </w:p>
-    <w:p>
-      <w:pPr>
-        <w:numPr>
-          <w:ilvl w:val="0"/>
-          <w:numId w:val="1017"/>
-        </w:numPr>
-        <w:pStyle w:val="Compact"/>
-      </w:pPr>
-      <w:r>
-        <w:t xml:space="preserve">Приказ Минздрава России от 02.05.2023 № 206н «Об утверждении Квалификационных требований к медицинским и фармацевтическим работникам с высшим образованием», разделы «Психиатрия», «Психотерапия».</w:t>
-      </w:r>
-    </w:p>
-    <w:p>
-      <w:pPr>
-        <w:numPr>
-          <w:ilvl w:val="0"/>
-          <w:numId w:val="1017"/>
-        </w:numPr>
-        <w:pStyle w:val="Compact"/>
-      </w:pPr>
-      <w:r>
-        <w:t xml:space="preserve">Приказ Минздрава России от 19.12.2025 № 747н «О Порядке оказания медицинской помощи по профилю «акушерство и гинекология»» (заменил № 1130н) —</w:t>
-      </w:r>
-      <w:r>
-        <w:t xml:space="preserve"> </w:t>
-      </w:r>
-      <w:r>
-        <w:rPr>
-          <w:rStyle w:val="VerbatimChar"/>
-        </w:rPr>
-        <w:t xml:space="preserve">sources/russian-guidelines/prikaz-747n-2025-akusherstvo-ginekologiya.pdf</w:t>
-      </w:r>
-      <w:r>
-        <w:t xml:space="preserve"> </w:t>
-      </w:r>
-      <w:r>
-        <w:t xml:space="preserve">(скан, распознан).</w:t>
-      </w:r>
-    </w:p>
-    <w:p>
-      <w:pPr>
-        <w:numPr>
-          <w:ilvl w:val="0"/>
-          <w:numId w:val="1017"/>
-        </w:numPr>
-        <w:pStyle w:val="Compact"/>
-      </w:pPr>
-      <w:r>
-        <w:t xml:space="preserve">Приказ Минздрава России от 14.10.2022 № 668н «Об утверждении Порядка оказания медицинской помощи при психических расстройствах и расстройствах поведения» (в силе с 01.07.2023) —</w:t>
-      </w:r>
-      <w:r>
-        <w:t xml:space="preserve"> </w:t>
-      </w:r>
-      <w:r>
-        <w:rPr>
-          <w:rStyle w:val="VerbatimChar"/>
-        </w:rPr>
-        <w:t xml:space="preserve">sources/russian-guidelines/prikaz-668n-2022-psihicheskie-rasstrojstva.pdf</w:t>
-      </w:r>
-      <w:r>
-        <w:t xml:space="preserve"> </w:t>
-      </w:r>
-      <w:r>
-        <w:t xml:space="preserve">(скан, распознан).</w:t>
-      </w:r>
-    </w:p>
-    <w:p>
-      <w:pPr>
-        <w:numPr>
-          <w:ilvl w:val="0"/>
-          <w:numId w:val="1017"/>
-        </w:numPr>
-        <w:pStyle w:val="Compact"/>
-      </w:pPr>
-      <w:r>
-        <w:t xml:space="preserve">Приказ Минздравсоцразвития России от 23.07.2010 № 541н, раздел «Квалификационные характеристики должностей работников в сфере здравоохранения» —</w:t>
-      </w:r>
-      <w:r>
-        <w:t xml:space="preserve"> </w:t>
-      </w:r>
-      <w:r>
-        <w:rPr>
-          <w:rStyle w:val="VerbatimChar"/>
-        </w:rPr>
-        <w:t xml:space="preserve">sources/russian-guidelines/prikaz-541n-2010-eks-zdravoohranenie.rtf</w:t>
-      </w:r>
-      <w:r>
-        <w:t xml:space="preserve">.</w:t>
-      </w:r>
-    </w:p>
-    <w:p>
-      <w:pPr>
-        <w:numPr>
-          <w:ilvl w:val="0"/>
-          <w:numId w:val="1017"/>
-        </w:numPr>
-        <w:pStyle w:val="Compact"/>
-      </w:pPr>
-      <w:r>
-        <w:t xml:space="preserve">Rhodes M. et al. Body Image. 2025;55:101998. doi:10.1016/j.bodyim.2025.101998 (PMID 41237450) — по реферату.</w:t>
-      </w:r>
-    </w:p>
-    <w:p>
-      <w:pPr>
-        <w:numPr>
-          <w:ilvl w:val="0"/>
-          <w:numId w:val="1017"/>
-        </w:numPr>
-        <w:pStyle w:val="Compact"/>
-      </w:pPr>
-      <w:r>
-        <w:t xml:space="preserve">Rollè L. et al. Int J Environ Res Public Health. 2020;17(8):2644. doi:10.3390/ijerph17082644 (PMID 32290590) — по реферату.</w:t>
-      </w:r>
-    </w:p>
-    <w:p>
-      <w:pPr>
-        <w:numPr>
-          <w:ilvl w:val="0"/>
-          <w:numId w:val="1017"/>
-        </w:numPr>
-        <w:pStyle w:val="Compact"/>
-      </w:pPr>
-      <w:r>
-        <w:t xml:space="preserve">Grace K.T. et al. BMC Pregnancy Childbirth. 2025;26(1):150. doi:10.1186/s12884-025-08587-9 (PMID 41449386) — по реферату.</w:t>
-      </w:r>
-    </w:p>
-    <w:p>
-      <w:pPr>
-        <w:numPr>
-          <w:ilvl w:val="0"/>
-          <w:numId w:val="1017"/>
-        </w:numPr>
-        <w:pStyle w:val="Compact"/>
-      </w:pPr>
-      <w:r>
-        <w:t xml:space="preserve">Hunter A., Tussis L., MacBeth A. J Affect Disord. 2017;223:153–164. doi:10.1016/j.jad.2017.07.004 (PMID 28755623) — по реферату.</w:t>
-      </w:r>
-    </w:p>
-    <w:p>
-      <w:pPr>
-        <w:numPr>
-          <w:ilvl w:val="0"/>
-          <w:numId w:val="1017"/>
-        </w:numPr>
-        <w:pStyle w:val="Compact"/>
-      </w:pPr>
-      <w:r>
-        <w:t xml:space="preserve">Fernández-Basanta S. et al. Midwifery. 2023;124:103762. doi:10.1016/j.midw.2023.103762 (PMID 37399778) — по реферату.</w:t>
-      </w:r>
-    </w:p>
-    <w:p>
-      <w:pPr>
-        <w:numPr>
-          <w:ilvl w:val="0"/>
-          <w:numId w:val="1017"/>
-        </w:numPr>
-        <w:pStyle w:val="Compact"/>
-      </w:pPr>
-      <w:r>
-        <w:t xml:space="preserve">Gressier F. et al. Hum Reprod. 2015;30(11):2575–86. doi:10.1093/humrep/dev207 (PMID 26345689) — по реферату.</w:t>
-      </w:r>
-    </w:p>
-    <w:p>
-      <w:pPr>
-        <w:numPr>
-          <w:ilvl w:val="0"/>
-          <w:numId w:val="1017"/>
-        </w:numPr>
-        <w:pStyle w:val="Compact"/>
-      </w:pPr>
-      <w:r>
-        <w:t xml:space="preserve">O’Connell M.A. et al. Cochrane Database Syst Rev. 2021;7:CD013321. doi:10.1002/14651858.CD013321.pub2 (PMID 34231203) — по реферату.</w:t>
-      </w:r>
-    </w:p>
-    <w:p>
-      <w:pPr>
-        <w:numPr>
-          <w:ilvl w:val="0"/>
-          <w:numId w:val="1017"/>
-        </w:numPr>
-        <w:pStyle w:val="Compact"/>
-      </w:pPr>
-      <w:r>
-        <w:t xml:space="preserve">Huddleston R. et al. Arch Womens Ment Health. 2025;28(5):1335–1340. doi:10.1007/s00737-025-01608-8 (PMID 40615681) — по реферату.</w:t>
-      </w:r>
-    </w:p>
-    <w:p>
-      <w:pPr>
-        <w:numPr>
-          <w:ilvl w:val="0"/>
-          <w:numId w:val="1017"/>
-        </w:numPr>
-        <w:pStyle w:val="Compact"/>
-      </w:pPr>
-      <w:r>
-        <w:t xml:space="preserve">Hansen M.H. et al. Scand J Prim Health Care. 2025;43(2):488–499. doi:10.1080/02813432.2025.2461036 (PMID 39953944) — по реферату.</w:t>
-      </w:r>
-    </w:p>
-    <w:p>
-      <w:pPr>
-        <w:numPr>
-          <w:ilvl w:val="0"/>
-          <w:numId w:val="1017"/>
-        </w:numPr>
-        <w:pStyle w:val="Compact"/>
-      </w:pPr>
-      <w:r>
-        <w:t xml:space="preserve">Центр экстренной психологической помощи МЧС России — https://psi.mchs.gov.ru (номер телефона, проверено 09.10.2026).</w:t>
-      </w:r>
-    </w:p>
-    <w:p>
-      <w:pPr>
-        <w:numPr>
-          <w:ilvl w:val="0"/>
-          <w:numId w:val="1017"/>
-        </w:numPr>
-        <w:pStyle w:val="Compact"/>
-      </w:pPr>
-      <w:r>
-        <w:t xml:space="preserve">КР «Тревожно-фобические расстройства», 2024, ID 455_3 —</w:t>
-      </w:r>
-      <w:r>
-        <w:t xml:space="preserve"> </w:t>
-      </w:r>
-      <w:r>
-        <w:rPr>
-          <w:rStyle w:val="VerbatimChar"/>
-        </w:rPr>
-        <w:t xml:space="preserve">sources/russian-guidelines/kr-trevozhno-fobicheskie-gtr-depressiya-2024.docx</w:t>
-      </w:r>
-      <w:r>
-        <w:t xml:space="preserve">.</w:t>
-      </w:r>
-    </w:p>
-    <w:p>
-      <w:pPr>
-        <w:numPr>
-          <w:ilvl w:val="0"/>
-          <w:numId w:val="1017"/>
-        </w:numPr>
-        <w:pStyle w:val="Compact"/>
-      </w:pPr>
-      <w:r>
-        <w:t xml:space="preserve">Hantsoo L. et al. Front Endocrinol. 2023;14:1295261 (PMID 38149098, PMC10750128) — нарративный обзор, полный текст.</w:t>
-      </w:r>
-    </w:p>
-    <w:p>
-      <w:pPr>
-        <w:numPr>
-          <w:ilvl w:val="0"/>
-          <w:numId w:val="1017"/>
-        </w:numPr>
-        <w:pStyle w:val="Compact"/>
-      </w:pPr>
-      <w:r>
-        <w:t xml:space="preserve">Fu T. et al. J Affect Disord. 2023. doi:10.1016/j.jad.2023.01.125 (PMID 36739002) — метаанализ, по реферату.</w:t>
-      </w:r>
-    </w:p>
-    <w:p>
-      <w:pPr>
-        <w:numPr>
-          <w:ilvl w:val="0"/>
-          <w:numId w:val="1017"/>
-        </w:numPr>
-        <w:pStyle w:val="Compact"/>
-      </w:pPr>
-      <w:r>
-        <w:t xml:space="preserve">Friedman S.H., Reed E., Ross N.E. Postpartum Psychosis. Curr Psychiatry Rep. 2023;25(2):65–72. doi:10.1007/s11920-022-01406-4 (PMID 36637712) — полный текст.</w:t>
-      </w:r>
-    </w:p>
-    <w:p>
-      <w:pPr>
-        <w:numPr>
-          <w:ilvl w:val="0"/>
-          <w:numId w:val="1017"/>
-        </w:numPr>
-        <w:pStyle w:val="Compact"/>
-      </w:pPr>
-      <w:r>
-        <w:t xml:space="preserve">ВОЗ. Важные навыки в периоды стресса: иллюстрированное пособие. 2020 (рус. изд. «Doing What Matters in Times of Stress») — с. 39, 46–47;</w:t>
-      </w:r>
-      <w:r>
-        <w:t xml:space="preserve"> </w:t>
-      </w:r>
-      <w:r>
-        <w:rPr>
-          <w:rStyle w:val="VerbatimChar"/>
-        </w:rPr>
-        <w:t xml:space="preserve">sources/who-international/who-doing-what-matters-2020-ru.pdf</w:t>
-      </w:r>
-      <w:r>
-        <w:t xml:space="preserve">.</w:t>
-      </w:r>
-    </w:p>
-    <w:p>
-      <w:pPr>
-        <w:numPr>
-          <w:ilvl w:val="0"/>
-          <w:numId w:val="1017"/>
-        </w:numPr>
-        <w:pStyle w:val="Compact"/>
-      </w:pPr>
-      <w:r>
-        <w:t xml:space="preserve">WHO. Health care for women subjected to intimate partner violence or sexual violence: a clinical handbook. 2014 — с. 28.</w:t>
-      </w:r>
-    </w:p>
-    <w:p>
-      <w:pPr>
-        <w:numPr>
-          <w:ilvl w:val="0"/>
-          <w:numId w:val="1017"/>
-        </w:numPr>
-        <w:pStyle w:val="Compact"/>
-      </w:pPr>
-      <w:r>
-        <w:t xml:space="preserve">WHO. Violence against women: fact sheet. 2026.</w:t>
-      </w:r>
-    </w:p>
-    <w:p>
-      <w:pPr>
-        <w:numPr>
-          <w:ilvl w:val="0"/>
-          <w:numId w:val="1017"/>
-        </w:numPr>
-        <w:pStyle w:val="Compact"/>
-      </w:pPr>
-      <w:r>
-        <w:t xml:space="preserve">WHO. Responding to intimate partner violence and sexual violence against women: WHO clinical and policy guidelines. 2013 —</w:t>
-      </w:r>
-      <w:r>
-        <w:t xml:space="preserve"> </w:t>
-      </w:r>
-      <w:r>
-        <w:rPr>
-          <w:rStyle w:val="VerbatimChar"/>
-        </w:rPr>
-        <w:t xml:space="preserve">sources/who-international/who-ipv-sv-guidelines-2013.pdf</w:t>
-      </w:r>
-      <w:r>
-        <w:t xml:space="preserve">.</w:t>
-      </w:r>
-    </w:p>
-    <w:p>
-      <w:pPr>
-        <w:numPr>
-          <w:ilvl w:val="0"/>
-          <w:numId w:val="1017"/>
-        </w:numPr>
-        <w:pStyle w:val="Compact"/>
-      </w:pPr>
-      <w:r>
-        <w:t xml:space="preserve">COPE. Mental Health Care in the Perinatal Period: Australian Clinical Practice Guideline. 2023 Revision —</w:t>
-      </w:r>
-      <w:r>
-        <w:t xml:space="preserve"> </w:t>
-      </w:r>
-      <w:r>
-        <w:rPr>
-          <w:rStyle w:val="VerbatimChar"/>
-        </w:rPr>
-        <w:t xml:space="preserve">sources/who-international/cope-australia-perinatal-mental-health-2023.pdf</w:t>
-      </w:r>
-      <w:r>
-        <w:t xml:space="preserve">.</w:t>
-      </w:r>
-    </w:p>
-    <w:p>
-      <w:pPr>
-        <w:numPr>
-          <w:ilvl w:val="0"/>
-          <w:numId w:val="1017"/>
-        </w:numPr>
-        <w:pStyle w:val="Compact"/>
-      </w:pPr>
-      <w:r>
-        <w:t xml:space="preserve">NICE CG192 — полный текст:</w:t>
-      </w:r>
-      <w:r>
-        <w:t xml:space="preserve"> </w:t>
-      </w:r>
-      <w:r>
-        <w:rPr>
-          <w:rStyle w:val="VerbatimChar"/>
-        </w:rPr>
-        <w:t xml:space="preserve">sources/who-international/nice-cg192-2014-updated-2020.pdf</w:t>
-      </w:r>
-      <w:r>
-        <w:t xml:space="preserve">.</w:t>
-      </w:r>
-    </w:p>
-    <w:bookmarkEnd w:id="37"/>
-    <w:bookmarkEnd w:id="38"/>
+        <w:t xml:space="preserve">Friedman S. H., Reed E., Ross N. E.</w:t>
+      </w:r>
+      <w:r>
+        <w:t xml:space="preserve"> </w:t>
+      </w:r>
+      <w:hyperlink r:id="rId68">
+        <w:r>
+          <w:rPr>
+            <w:rStyle w:val="Hyperlink"/>
+          </w:rPr>
+          <w:t xml:space="preserve">Postpartum Psychosis</w:t>
+        </w:r>
+      </w:hyperlink>
+      <w:r>
+        <w:t xml:space="preserve">. Current Psychiatry Reports, 2023;25(2):65–72 — проявления послеродового психоза и признаки, которые могут ему предшествовать (10.14).</w:t>
+      </w:r>
+    </w:p>
+    <w:bookmarkEnd w:id="69"/>
+    <w:bookmarkEnd w:id="70"/>
     <w:sectPr/>
   </w:body>
 </w:document>
@@ -4160,6 +4526,856 @@
     </w:lvl>
     <w:lvl w:ilvl="8">
       <w:start w:val="1"/>
+      <w:numFmt w:val="decimal"/>
+      <w:lvlText w:val="%9."/>
+      <w:lvlJc w:val="left"/>
+      <w:pPr>
+        <w:ind w:left="6480" w:hanging="480"/>
+      </w:pPr>
+    </w:lvl>
+  </w:abstractNum>
+  <w:abstractNum w:abstractNumId="99415">
+    <w:nsid w:val="A99415"/>
+    <w:multiLevelType w:val="multilevel"/>
+    <w:lvl w:ilvl="0">
+      <w:start w:val="5"/>
+      <w:numFmt w:val="decimal"/>
+      <w:lvlText w:val="%1."/>
+      <w:lvlJc w:val="left"/>
+      <w:pPr>
+        <w:ind w:left="720" w:hanging="480"/>
+      </w:pPr>
+    </w:lvl>
+    <w:lvl w:ilvl="1">
+      <w:start w:val="5"/>
+      <w:numFmt w:val="decimal"/>
+      <w:lvlText w:val="%2."/>
+      <w:lvlJc w:val="left"/>
+      <w:pPr>
+        <w:ind w:left="1440" w:hanging="480"/>
+      </w:pPr>
+    </w:lvl>
+    <w:lvl w:ilvl="2">
+      <w:start w:val="5"/>
+      <w:numFmt w:val="decimal"/>
+      <w:lvlText w:val="%3."/>
+      <w:lvlJc w:val="left"/>
+      <w:pPr>
+        <w:ind w:left="2160" w:hanging="480"/>
+      </w:pPr>
+    </w:lvl>
+    <w:lvl w:ilvl="3">
+      <w:start w:val="5"/>
+      <w:numFmt w:val="decimal"/>
+      <w:lvlText w:val="%4."/>
+      <w:lvlJc w:val="left"/>
+      <w:pPr>
+        <w:ind w:left="2880" w:hanging="480"/>
+      </w:pPr>
+    </w:lvl>
+    <w:lvl w:ilvl="4">
+      <w:start w:val="5"/>
+      <w:numFmt w:val="decimal"/>
+      <w:lvlText w:val="%5."/>
+      <w:lvlJc w:val="left"/>
+      <w:pPr>
+        <w:ind w:left="3600" w:hanging="480"/>
+      </w:pPr>
+    </w:lvl>
+    <w:lvl w:ilvl="5">
+      <w:start w:val="5"/>
+      <w:numFmt w:val="decimal"/>
+      <w:lvlText w:val="%6."/>
+      <w:lvlJc w:val="left"/>
+      <w:pPr>
+        <w:ind w:left="4320" w:hanging="480"/>
+      </w:pPr>
+    </w:lvl>
+    <w:lvl w:ilvl="6">
+      <w:start w:val="5"/>
+      <w:numFmt w:val="decimal"/>
+      <w:lvlText w:val="%7."/>
+      <w:lvlJc w:val="left"/>
+      <w:pPr>
+        <w:ind w:left="5040" w:hanging="480"/>
+      </w:pPr>
+    </w:lvl>
+    <w:lvl w:ilvl="7">
+      <w:start w:val="5"/>
+      <w:numFmt w:val="decimal"/>
+      <w:lvlText w:val="%8."/>
+      <w:lvlJc w:val="left"/>
+      <w:pPr>
+        <w:ind w:left="5760" w:hanging="480"/>
+      </w:pPr>
+    </w:lvl>
+    <w:lvl w:ilvl="8">
+      <w:start w:val="5"/>
+      <w:numFmt w:val="decimal"/>
+      <w:lvlText w:val="%9."/>
+      <w:lvlJc w:val="left"/>
+      <w:pPr>
+        <w:ind w:left="6480" w:hanging="480"/>
+      </w:pPr>
+    </w:lvl>
+  </w:abstractNum>
+  <w:abstractNum w:abstractNumId="99417">
+    <w:nsid w:val="A99417"/>
+    <w:multiLevelType w:val="multilevel"/>
+    <w:lvl w:ilvl="0">
+      <w:start w:val="7"/>
+      <w:numFmt w:val="decimal"/>
+      <w:lvlText w:val="%1."/>
+      <w:lvlJc w:val="left"/>
+      <w:pPr>
+        <w:ind w:left="720" w:hanging="480"/>
+      </w:pPr>
+    </w:lvl>
+    <w:lvl w:ilvl="1">
+      <w:start w:val="7"/>
+      <w:numFmt w:val="decimal"/>
+      <w:lvlText w:val="%2."/>
+      <w:lvlJc w:val="left"/>
+      <w:pPr>
+        <w:ind w:left="1440" w:hanging="480"/>
+      </w:pPr>
+    </w:lvl>
+    <w:lvl w:ilvl="2">
+      <w:start w:val="7"/>
+      <w:numFmt w:val="decimal"/>
+      <w:lvlText w:val="%3."/>
+      <w:lvlJc w:val="left"/>
+      <w:pPr>
+        <w:ind w:left="2160" w:hanging="480"/>
+      </w:pPr>
+    </w:lvl>
+    <w:lvl w:ilvl="3">
+      <w:start w:val="7"/>
+      <w:numFmt w:val="decimal"/>
+      <w:lvlText w:val="%4."/>
+      <w:lvlJc w:val="left"/>
+      <w:pPr>
+        <w:ind w:left="2880" w:hanging="480"/>
+      </w:pPr>
+    </w:lvl>
+    <w:lvl w:ilvl="4">
+      <w:start w:val="7"/>
+      <w:numFmt w:val="decimal"/>
+      <w:lvlText w:val="%5."/>
+      <w:lvlJc w:val="left"/>
+      <w:pPr>
+        <w:ind w:left="3600" w:hanging="480"/>
+      </w:pPr>
+    </w:lvl>
+    <w:lvl w:ilvl="5">
+      <w:start w:val="7"/>
+      <w:numFmt w:val="decimal"/>
+      <w:lvlText w:val="%6."/>
+      <w:lvlJc w:val="left"/>
+      <w:pPr>
+        <w:ind w:left="4320" w:hanging="480"/>
+      </w:pPr>
+    </w:lvl>
+    <w:lvl w:ilvl="6">
+      <w:start w:val="7"/>
+      <w:numFmt w:val="decimal"/>
+      <w:lvlText w:val="%7."/>
+      <w:lvlJc w:val="left"/>
+      <w:pPr>
+        <w:ind w:left="5040" w:hanging="480"/>
+      </w:pPr>
+    </w:lvl>
+    <w:lvl w:ilvl="7">
+      <w:start w:val="7"/>
+      <w:numFmt w:val="decimal"/>
+      <w:lvlText w:val="%8."/>
+      <w:lvlJc w:val="left"/>
+      <w:pPr>
+        <w:ind w:left="5760" w:hanging="480"/>
+      </w:pPr>
+    </w:lvl>
+    <w:lvl w:ilvl="8">
+      <w:start w:val="7"/>
+      <w:numFmt w:val="decimal"/>
+      <w:lvlText w:val="%9."/>
+      <w:lvlJc w:val="left"/>
+      <w:pPr>
+        <w:ind w:left="6480" w:hanging="480"/>
+      </w:pPr>
+    </w:lvl>
+  </w:abstractNum>
+  <w:abstractNum w:abstractNumId="994111">
+    <w:nsid w:val="A994111"/>
+    <w:multiLevelType w:val="multilevel"/>
+    <w:lvl w:ilvl="0">
+      <w:start w:val="11"/>
+      <w:numFmt w:val="decimal"/>
+      <w:lvlText w:val="%1."/>
+      <w:lvlJc w:val="left"/>
+      <w:pPr>
+        <w:ind w:left="720" w:hanging="480"/>
+      </w:pPr>
+    </w:lvl>
+    <w:lvl w:ilvl="1">
+      <w:start w:val="11"/>
+      <w:numFmt w:val="decimal"/>
+      <w:lvlText w:val="%2."/>
+      <w:lvlJc w:val="left"/>
+      <w:pPr>
+        <w:ind w:left="1440" w:hanging="480"/>
+      </w:pPr>
+    </w:lvl>
+    <w:lvl w:ilvl="2">
+      <w:start w:val="11"/>
+      <w:numFmt w:val="decimal"/>
+      <w:lvlText w:val="%3."/>
+      <w:lvlJc w:val="left"/>
+      <w:pPr>
+        <w:ind w:left="2160" w:hanging="480"/>
+      </w:pPr>
+    </w:lvl>
+    <w:lvl w:ilvl="3">
+      <w:start w:val="11"/>
+      <w:numFmt w:val="decimal"/>
+      <w:lvlText w:val="%4."/>
+      <w:lvlJc w:val="left"/>
+      <w:pPr>
+        <w:ind w:left="2880" w:hanging="480"/>
+      </w:pPr>
+    </w:lvl>
+    <w:lvl w:ilvl="4">
+      <w:start w:val="11"/>
+      <w:numFmt w:val="decimal"/>
+      <w:lvlText w:val="%5."/>
+      <w:lvlJc w:val="left"/>
+      <w:pPr>
+        <w:ind w:left="3600" w:hanging="480"/>
+      </w:pPr>
+    </w:lvl>
+    <w:lvl w:ilvl="5">
+      <w:start w:val="11"/>
+      <w:numFmt w:val="decimal"/>
+      <w:lvlText w:val="%6."/>
+      <w:lvlJc w:val="left"/>
+      <w:pPr>
+        <w:ind w:left="4320" w:hanging="480"/>
+      </w:pPr>
+    </w:lvl>
+    <w:lvl w:ilvl="6">
+      <w:start w:val="11"/>
+      <w:numFmt w:val="decimal"/>
+      <w:lvlText w:val="%7."/>
+      <w:lvlJc w:val="left"/>
+      <w:pPr>
+        <w:ind w:left="5040" w:hanging="480"/>
+      </w:pPr>
+    </w:lvl>
+    <w:lvl w:ilvl="7">
+      <w:start w:val="11"/>
+      <w:numFmt w:val="decimal"/>
+      <w:lvlText w:val="%8."/>
+      <w:lvlJc w:val="left"/>
+      <w:pPr>
+        <w:ind w:left="5760" w:hanging="480"/>
+      </w:pPr>
+    </w:lvl>
+    <w:lvl w:ilvl="8">
+      <w:start w:val="11"/>
+      <w:numFmt w:val="decimal"/>
+      <w:lvlText w:val="%9."/>
+      <w:lvlJc w:val="left"/>
+      <w:pPr>
+        <w:ind w:left="6480" w:hanging="480"/>
+      </w:pPr>
+    </w:lvl>
+  </w:abstractNum>
+  <w:abstractNum w:abstractNumId="994114">
+    <w:nsid w:val="A994114"/>
+    <w:multiLevelType w:val="multilevel"/>
+    <w:lvl w:ilvl="0">
+      <w:start w:val="14"/>
+      <w:numFmt w:val="decimal"/>
+      <w:lvlText w:val="%1."/>
+      <w:lvlJc w:val="left"/>
+      <w:pPr>
+        <w:ind w:left="720" w:hanging="480"/>
+      </w:pPr>
+    </w:lvl>
+    <w:lvl w:ilvl="1">
+      <w:start w:val="14"/>
+      <w:numFmt w:val="decimal"/>
+      <w:lvlText w:val="%2."/>
+      <w:lvlJc w:val="left"/>
+      <w:pPr>
+        <w:ind w:left="1440" w:hanging="480"/>
+      </w:pPr>
+    </w:lvl>
+    <w:lvl w:ilvl="2">
+      <w:start w:val="14"/>
+      <w:numFmt w:val="decimal"/>
+      <w:lvlText w:val="%3."/>
+      <w:lvlJc w:val="left"/>
+      <w:pPr>
+        <w:ind w:left="2160" w:hanging="480"/>
+      </w:pPr>
+    </w:lvl>
+    <w:lvl w:ilvl="3">
+      <w:start w:val="14"/>
+      <w:numFmt w:val="decimal"/>
+      <w:lvlText w:val="%4."/>
+      <w:lvlJc w:val="left"/>
+      <w:pPr>
+        <w:ind w:left="2880" w:hanging="480"/>
+      </w:pPr>
+    </w:lvl>
+    <w:lvl w:ilvl="4">
+      <w:start w:val="14"/>
+      <w:numFmt w:val="decimal"/>
+      <w:lvlText w:val="%5."/>
+      <w:lvlJc w:val="left"/>
+      <w:pPr>
+        <w:ind w:left="3600" w:hanging="480"/>
+      </w:pPr>
+    </w:lvl>
+    <w:lvl w:ilvl="5">
+      <w:start w:val="14"/>
+      <w:numFmt w:val="decimal"/>
+      <w:lvlText w:val="%6."/>
+      <w:lvlJc w:val="left"/>
+      <w:pPr>
+        <w:ind w:left="4320" w:hanging="480"/>
+      </w:pPr>
+    </w:lvl>
+    <w:lvl w:ilvl="6">
+      <w:start w:val="14"/>
+      <w:numFmt w:val="decimal"/>
+      <w:lvlText w:val="%7."/>
+      <w:lvlJc w:val="left"/>
+      <w:pPr>
+        <w:ind w:left="5040" w:hanging="480"/>
+      </w:pPr>
+    </w:lvl>
+    <w:lvl w:ilvl="7">
+      <w:start w:val="14"/>
+      <w:numFmt w:val="decimal"/>
+      <w:lvlText w:val="%8."/>
+      <w:lvlJc w:val="left"/>
+      <w:pPr>
+        <w:ind w:left="5760" w:hanging="480"/>
+      </w:pPr>
+    </w:lvl>
+    <w:lvl w:ilvl="8">
+      <w:start w:val="14"/>
+      <w:numFmt w:val="decimal"/>
+      <w:lvlText w:val="%9."/>
+      <w:lvlJc w:val="left"/>
+      <w:pPr>
+        <w:ind w:left="6480" w:hanging="480"/>
+      </w:pPr>
+    </w:lvl>
+  </w:abstractNum>
+  <w:abstractNum w:abstractNumId="994117">
+    <w:nsid w:val="A994117"/>
+    <w:multiLevelType w:val="multilevel"/>
+    <w:lvl w:ilvl="0">
+      <w:start w:val="17"/>
+      <w:numFmt w:val="decimal"/>
+      <w:lvlText w:val="%1."/>
+      <w:lvlJc w:val="left"/>
+      <w:pPr>
+        <w:ind w:left="720" w:hanging="480"/>
+      </w:pPr>
+    </w:lvl>
+    <w:lvl w:ilvl="1">
+      <w:start w:val="17"/>
+      <w:numFmt w:val="decimal"/>
+      <w:lvlText w:val="%2."/>
+      <w:lvlJc w:val="left"/>
+      <w:pPr>
+        <w:ind w:left="1440" w:hanging="480"/>
+      </w:pPr>
+    </w:lvl>
+    <w:lvl w:ilvl="2">
+      <w:start w:val="17"/>
+      <w:numFmt w:val="decimal"/>
+      <w:lvlText w:val="%3."/>
+      <w:lvlJc w:val="left"/>
+      <w:pPr>
+        <w:ind w:left="2160" w:hanging="480"/>
+      </w:pPr>
+    </w:lvl>
+    <w:lvl w:ilvl="3">
+      <w:start w:val="17"/>
+      <w:numFmt w:val="decimal"/>
+      <w:lvlText w:val="%4."/>
+      <w:lvlJc w:val="left"/>
+      <w:pPr>
+        <w:ind w:left="2880" w:hanging="480"/>
+      </w:pPr>
+    </w:lvl>
+    <w:lvl w:ilvl="4">
+      <w:start w:val="17"/>
+      <w:numFmt w:val="decimal"/>
+      <w:lvlText w:val="%5."/>
+      <w:lvlJc w:val="left"/>
+      <w:pPr>
+        <w:ind w:left="3600" w:hanging="480"/>
+      </w:pPr>
+    </w:lvl>
+    <w:lvl w:ilvl="5">
+      <w:start w:val="17"/>
+      <w:numFmt w:val="decimal"/>
+      <w:lvlText w:val="%6."/>
+      <w:lvlJc w:val="left"/>
+      <w:pPr>
+        <w:ind w:left="4320" w:hanging="480"/>
+      </w:pPr>
+    </w:lvl>
+    <w:lvl w:ilvl="6">
+      <w:start w:val="17"/>
+      <w:numFmt w:val="decimal"/>
+      <w:lvlText w:val="%7."/>
+      <w:lvlJc w:val="left"/>
+      <w:pPr>
+        <w:ind w:left="5040" w:hanging="480"/>
+      </w:pPr>
+    </w:lvl>
+    <w:lvl w:ilvl="7">
+      <w:start w:val="17"/>
+      <w:numFmt w:val="decimal"/>
+      <w:lvlText w:val="%8."/>
+      <w:lvlJc w:val="left"/>
+      <w:pPr>
+        <w:ind w:left="5760" w:hanging="480"/>
+      </w:pPr>
+    </w:lvl>
+    <w:lvl w:ilvl="8">
+      <w:start w:val="17"/>
+      <w:numFmt w:val="decimal"/>
+      <w:lvlText w:val="%9."/>
+      <w:lvlJc w:val="left"/>
+      <w:pPr>
+        <w:ind w:left="6480" w:hanging="480"/>
+      </w:pPr>
+    </w:lvl>
+  </w:abstractNum>
+  <w:abstractNum w:abstractNumId="994120">
+    <w:nsid w:val="A994120"/>
+    <w:multiLevelType w:val="multilevel"/>
+    <w:lvl w:ilvl="0">
+      <w:start w:val="20"/>
+      <w:numFmt w:val="decimal"/>
+      <w:lvlText w:val="%1."/>
+      <w:lvlJc w:val="left"/>
+      <w:pPr>
+        <w:ind w:left="720" w:hanging="480"/>
+      </w:pPr>
+    </w:lvl>
+    <w:lvl w:ilvl="1">
+      <w:start w:val="20"/>
+      <w:numFmt w:val="decimal"/>
+      <w:lvlText w:val="%2."/>
+      <w:lvlJc w:val="left"/>
+      <w:pPr>
+        <w:ind w:left="1440" w:hanging="480"/>
+      </w:pPr>
+    </w:lvl>
+    <w:lvl w:ilvl="2">
+      <w:start w:val="20"/>
+      <w:numFmt w:val="decimal"/>
+      <w:lvlText w:val="%3."/>
+      <w:lvlJc w:val="left"/>
+      <w:pPr>
+        <w:ind w:left="2160" w:hanging="480"/>
+      </w:pPr>
+    </w:lvl>
+    <w:lvl w:ilvl="3">
+      <w:start w:val="20"/>
+      <w:numFmt w:val="decimal"/>
+      <w:lvlText w:val="%4."/>
+      <w:lvlJc w:val="left"/>
+      <w:pPr>
+        <w:ind w:left="2880" w:hanging="480"/>
+      </w:pPr>
+    </w:lvl>
+    <w:lvl w:ilvl="4">
+      <w:start w:val="20"/>
+      <w:numFmt w:val="decimal"/>
+      <w:lvlText w:val="%5."/>
+      <w:lvlJc w:val="left"/>
+      <w:pPr>
+        <w:ind w:left="3600" w:hanging="480"/>
+      </w:pPr>
+    </w:lvl>
+    <w:lvl w:ilvl="5">
+      <w:start w:val="20"/>
+      <w:numFmt w:val="decimal"/>
+      <w:lvlText w:val="%6."/>
+      <w:lvlJc w:val="left"/>
+      <w:pPr>
+        <w:ind w:left="4320" w:hanging="480"/>
+      </w:pPr>
+    </w:lvl>
+    <w:lvl w:ilvl="6">
+      <w:start w:val="20"/>
+      <w:numFmt w:val="decimal"/>
+      <w:lvlText w:val="%7."/>
+      <w:lvlJc w:val="left"/>
+      <w:pPr>
+        <w:ind w:left="5040" w:hanging="480"/>
+      </w:pPr>
+    </w:lvl>
+    <w:lvl w:ilvl="7">
+      <w:start w:val="20"/>
+      <w:numFmt w:val="decimal"/>
+      <w:lvlText w:val="%8."/>
+      <w:lvlJc w:val="left"/>
+      <w:pPr>
+        <w:ind w:left="5760" w:hanging="480"/>
+      </w:pPr>
+    </w:lvl>
+    <w:lvl w:ilvl="8">
+      <w:start w:val="20"/>
+      <w:numFmt w:val="decimal"/>
+      <w:lvlText w:val="%9."/>
+      <w:lvlJc w:val="left"/>
+      <w:pPr>
+        <w:ind w:left="6480" w:hanging="480"/>
+      </w:pPr>
+    </w:lvl>
+  </w:abstractNum>
+  <w:abstractNum w:abstractNumId="994122">
+    <w:nsid w:val="A994122"/>
+    <w:multiLevelType w:val="multilevel"/>
+    <w:lvl w:ilvl="0">
+      <w:start w:val="22"/>
+      <w:numFmt w:val="decimal"/>
+      <w:lvlText w:val="%1."/>
+      <w:lvlJc w:val="left"/>
+      <w:pPr>
+        <w:ind w:left="720" w:hanging="480"/>
+      </w:pPr>
+    </w:lvl>
+    <w:lvl w:ilvl="1">
+      <w:start w:val="22"/>
+      <w:numFmt w:val="decimal"/>
+      <w:lvlText w:val="%2."/>
+      <w:lvlJc w:val="left"/>
+      <w:pPr>
+        <w:ind w:left="1440" w:hanging="480"/>
+      </w:pPr>
+    </w:lvl>
+    <w:lvl w:ilvl="2">
+      <w:start w:val="22"/>
+      <w:numFmt w:val="decimal"/>
+      <w:lvlText w:val="%3."/>
+      <w:lvlJc w:val="left"/>
+      <w:pPr>
+        <w:ind w:left="2160" w:hanging="480"/>
+      </w:pPr>
+    </w:lvl>
+    <w:lvl w:ilvl="3">
+      <w:start w:val="22"/>
+      <w:numFmt w:val="decimal"/>
+      <w:lvlText w:val="%4."/>
+      <w:lvlJc w:val="left"/>
+      <w:pPr>
+        <w:ind w:left="2880" w:hanging="480"/>
+      </w:pPr>
+    </w:lvl>
+    <w:lvl w:ilvl="4">
+      <w:start w:val="22"/>
+      <w:numFmt w:val="decimal"/>
+      <w:lvlText w:val="%5."/>
+      <w:lvlJc w:val="left"/>
+      <w:pPr>
+        <w:ind w:left="3600" w:hanging="480"/>
+      </w:pPr>
+    </w:lvl>
+    <w:lvl w:ilvl="5">
+      <w:start w:val="22"/>
+      <w:numFmt w:val="decimal"/>
+      <w:lvlText w:val="%6."/>
+      <w:lvlJc w:val="left"/>
+      <w:pPr>
+        <w:ind w:left="4320" w:hanging="480"/>
+      </w:pPr>
+    </w:lvl>
+    <w:lvl w:ilvl="6">
+      <w:start w:val="22"/>
+      <w:numFmt w:val="decimal"/>
+      <w:lvlText w:val="%7."/>
+      <w:lvlJc w:val="left"/>
+      <w:pPr>
+        <w:ind w:left="5040" w:hanging="480"/>
+      </w:pPr>
+    </w:lvl>
+    <w:lvl w:ilvl="7">
+      <w:start w:val="22"/>
+      <w:numFmt w:val="decimal"/>
+      <w:lvlText w:val="%8."/>
+      <w:lvlJc w:val="left"/>
+      <w:pPr>
+        <w:ind w:left="5760" w:hanging="480"/>
+      </w:pPr>
+    </w:lvl>
+    <w:lvl w:ilvl="8">
+      <w:start w:val="22"/>
+      <w:numFmt w:val="decimal"/>
+      <w:lvlText w:val="%9."/>
+      <w:lvlJc w:val="left"/>
+      <w:pPr>
+        <w:ind w:left="6480" w:hanging="480"/>
+      </w:pPr>
+    </w:lvl>
+  </w:abstractNum>
+  <w:abstractNum w:abstractNumId="994123">
+    <w:nsid w:val="A994123"/>
+    <w:multiLevelType w:val="multilevel"/>
+    <w:lvl w:ilvl="0">
+      <w:start w:val="23"/>
+      <w:numFmt w:val="decimal"/>
+      <w:lvlText w:val="%1."/>
+      <w:lvlJc w:val="left"/>
+      <w:pPr>
+        <w:ind w:left="720" w:hanging="480"/>
+      </w:pPr>
+    </w:lvl>
+    <w:lvl w:ilvl="1">
+      <w:start w:val="23"/>
+      <w:numFmt w:val="decimal"/>
+      <w:lvlText w:val="%2."/>
+      <w:lvlJc w:val="left"/>
+      <w:pPr>
+        <w:ind w:left="1440" w:hanging="480"/>
+      </w:pPr>
+    </w:lvl>
+    <w:lvl w:ilvl="2">
+      <w:start w:val="23"/>
+      <w:numFmt w:val="decimal"/>
+      <w:lvlText w:val="%3."/>
+      <w:lvlJc w:val="left"/>
+      <w:pPr>
+        <w:ind w:left="2160" w:hanging="480"/>
+      </w:pPr>
+    </w:lvl>
+    <w:lvl w:ilvl="3">
+      <w:start w:val="23"/>
+      <w:numFmt w:val="decimal"/>
+      <w:lvlText w:val="%4."/>
+      <w:lvlJc w:val="left"/>
+      <w:pPr>
+        <w:ind w:left="2880" w:hanging="480"/>
+      </w:pPr>
+    </w:lvl>
+    <w:lvl w:ilvl="4">
+      <w:start w:val="23"/>
+      <w:numFmt w:val="decimal"/>
+      <w:lvlText w:val="%5."/>
+      <w:lvlJc w:val="left"/>
+      <w:pPr>
+        <w:ind w:left="3600" w:hanging="480"/>
+      </w:pPr>
+    </w:lvl>
+    <w:lvl w:ilvl="5">
+      <w:start w:val="23"/>
+      <w:numFmt w:val="decimal"/>
+      <w:lvlText w:val="%6."/>
+      <w:lvlJc w:val="left"/>
+      <w:pPr>
+        <w:ind w:left="4320" w:hanging="480"/>
+      </w:pPr>
+    </w:lvl>
+    <w:lvl w:ilvl="6">
+      <w:start w:val="23"/>
+      <w:numFmt w:val="decimal"/>
+      <w:lvlText w:val="%7."/>
+      <w:lvlJc w:val="left"/>
+      <w:pPr>
+        <w:ind w:left="5040" w:hanging="480"/>
+      </w:pPr>
+    </w:lvl>
+    <w:lvl w:ilvl="7">
+      <w:start w:val="23"/>
+      <w:numFmt w:val="decimal"/>
+      <w:lvlText w:val="%8."/>
+      <w:lvlJc w:val="left"/>
+      <w:pPr>
+        <w:ind w:left="5760" w:hanging="480"/>
+      </w:pPr>
+    </w:lvl>
+    <w:lvl w:ilvl="8">
+      <w:start w:val="23"/>
+      <w:numFmt w:val="decimal"/>
+      <w:lvlText w:val="%9."/>
+      <w:lvlJc w:val="left"/>
+      <w:pPr>
+        <w:ind w:left="6480" w:hanging="480"/>
+      </w:pPr>
+    </w:lvl>
+  </w:abstractNum>
+  <w:abstractNum w:abstractNumId="994128">
+    <w:nsid w:val="A994128"/>
+    <w:multiLevelType w:val="multilevel"/>
+    <w:lvl w:ilvl="0">
+      <w:start w:val="28"/>
+      <w:numFmt w:val="decimal"/>
+      <w:lvlText w:val="%1."/>
+      <w:lvlJc w:val="left"/>
+      <w:pPr>
+        <w:ind w:left="720" w:hanging="480"/>
+      </w:pPr>
+    </w:lvl>
+    <w:lvl w:ilvl="1">
+      <w:start w:val="28"/>
+      <w:numFmt w:val="decimal"/>
+      <w:lvlText w:val="%2."/>
+      <w:lvlJc w:val="left"/>
+      <w:pPr>
+        <w:ind w:left="1440" w:hanging="480"/>
+      </w:pPr>
+    </w:lvl>
+    <w:lvl w:ilvl="2">
+      <w:start w:val="28"/>
+      <w:numFmt w:val="decimal"/>
+      <w:lvlText w:val="%3."/>
+      <w:lvlJc w:val="left"/>
+      <w:pPr>
+        <w:ind w:left="2160" w:hanging="480"/>
+      </w:pPr>
+    </w:lvl>
+    <w:lvl w:ilvl="3">
+      <w:start w:val="28"/>
+      <w:numFmt w:val="decimal"/>
+      <w:lvlText w:val="%4."/>
+      <w:lvlJc w:val="left"/>
+      <w:pPr>
+        <w:ind w:left="2880" w:hanging="480"/>
+      </w:pPr>
+    </w:lvl>
+    <w:lvl w:ilvl="4">
+      <w:start w:val="28"/>
+      <w:numFmt w:val="decimal"/>
+      <w:lvlText w:val="%5."/>
+      <w:lvlJc w:val="left"/>
+      <w:pPr>
+        <w:ind w:left="3600" w:hanging="480"/>
+      </w:pPr>
+    </w:lvl>
+    <w:lvl w:ilvl="5">
+      <w:start w:val="28"/>
+      <w:numFmt w:val="decimal"/>
+      <w:lvlText w:val="%6."/>
+      <w:lvlJc w:val="left"/>
+      <w:pPr>
+        <w:ind w:left="4320" w:hanging="480"/>
+      </w:pPr>
+    </w:lvl>
+    <w:lvl w:ilvl="6">
+      <w:start w:val="28"/>
+      <w:numFmt w:val="decimal"/>
+      <w:lvlText w:val="%7."/>
+      <w:lvlJc w:val="left"/>
+      <w:pPr>
+        <w:ind w:left="5040" w:hanging="480"/>
+      </w:pPr>
+    </w:lvl>
+    <w:lvl w:ilvl="7">
+      <w:start w:val="28"/>
+      <w:numFmt w:val="decimal"/>
+      <w:lvlText w:val="%8."/>
+      <w:lvlJc w:val="left"/>
+      <w:pPr>
+        <w:ind w:left="5760" w:hanging="480"/>
+      </w:pPr>
+    </w:lvl>
+    <w:lvl w:ilvl="8">
+      <w:start w:val="28"/>
+      <w:numFmt w:val="decimal"/>
+      <w:lvlText w:val="%9."/>
+      <w:lvlJc w:val="left"/>
+      <w:pPr>
+        <w:ind w:left="6480" w:hanging="480"/>
+      </w:pPr>
+    </w:lvl>
+  </w:abstractNum>
+  <w:abstractNum w:abstractNumId="994132">
+    <w:nsid w:val="A994132"/>
+    <w:multiLevelType w:val="multilevel"/>
+    <w:lvl w:ilvl="0">
+      <w:start w:val="32"/>
+      <w:numFmt w:val="decimal"/>
+      <w:lvlText w:val="%1."/>
+      <w:lvlJc w:val="left"/>
+      <w:pPr>
+        <w:ind w:left="720" w:hanging="480"/>
+      </w:pPr>
+    </w:lvl>
+    <w:lvl w:ilvl="1">
+      <w:start w:val="32"/>
+      <w:numFmt w:val="decimal"/>
+      <w:lvlText w:val="%2."/>
+      <w:lvlJc w:val="left"/>
+      <w:pPr>
+        <w:ind w:left="1440" w:hanging="480"/>
+      </w:pPr>
+    </w:lvl>
+    <w:lvl w:ilvl="2">
+      <w:start w:val="32"/>
+      <w:numFmt w:val="decimal"/>
+      <w:lvlText w:val="%3."/>
+      <w:lvlJc w:val="left"/>
+      <w:pPr>
+        <w:ind w:left="2160" w:hanging="480"/>
+      </w:pPr>
+    </w:lvl>
+    <w:lvl w:ilvl="3">
+      <w:start w:val="32"/>
+      <w:numFmt w:val="decimal"/>
+      <w:lvlText w:val="%4."/>
+      <w:lvlJc w:val="left"/>
+      <w:pPr>
+        <w:ind w:left="2880" w:hanging="480"/>
+      </w:pPr>
+    </w:lvl>
+    <w:lvl w:ilvl="4">
+      <w:start w:val="32"/>
+      <w:numFmt w:val="decimal"/>
+      <w:lvlText w:val="%5."/>
+      <w:lvlJc w:val="left"/>
+      <w:pPr>
+        <w:ind w:left="3600" w:hanging="480"/>
+      </w:pPr>
+    </w:lvl>
+    <w:lvl w:ilvl="5">
+      <w:start w:val="32"/>
+      <w:numFmt w:val="decimal"/>
+      <w:lvlText w:val="%6."/>
+      <w:lvlJc w:val="left"/>
+      <w:pPr>
+        <w:ind w:left="4320" w:hanging="480"/>
+      </w:pPr>
+    </w:lvl>
+    <w:lvl w:ilvl="6">
+      <w:start w:val="32"/>
+      <w:numFmt w:val="decimal"/>
+      <w:lvlText w:val="%7."/>
+      <w:lvlJc w:val="left"/>
+      <w:pPr>
+        <w:ind w:left="5040" w:hanging="480"/>
+      </w:pPr>
+    </w:lvl>
+    <w:lvl w:ilvl="7">
+      <w:start w:val="32"/>
+      <w:numFmt w:val="decimal"/>
+      <w:lvlText w:val="%8."/>
+      <w:lvlJc w:val="left"/>
+      <w:pPr>
+        <w:ind w:left="5760" w:hanging="480"/>
+      </w:pPr>
+    </w:lvl>
+    <w:lvl w:ilvl="8">
+      <w:start w:val="32"/>
       <w:numFmt w:val="decimal"/>
       <w:lvlText w:val="%9."/>
       <w:lvlJc w:val="left"/>
@@ -4247,7 +5463,334 @@
     </w:lvlOverride>
   </w:num>
   <w:num w:numId="1017">
-    <w:abstractNumId w:val="991"/>
+    <w:abstractNumId w:val="99411"/>
+    <w:lvlOverride w:ilvl="0">
+      <w:startOverride w:val="1"/>
+    </w:lvlOverride>
+    <w:lvlOverride w:ilvl="1">
+      <w:startOverride w:val="1"/>
+    </w:lvlOverride>
+    <w:lvlOverride w:ilvl="2">
+      <w:startOverride w:val="1"/>
+    </w:lvlOverride>
+    <w:lvlOverride w:ilvl="3">
+      <w:startOverride w:val="1"/>
+    </w:lvlOverride>
+    <w:lvlOverride w:ilvl="4">
+      <w:startOverride w:val="1"/>
+    </w:lvlOverride>
+    <w:lvlOverride w:ilvl="5">
+      <w:startOverride w:val="1"/>
+    </w:lvlOverride>
+    <w:lvlOverride w:ilvl="6">
+      <w:startOverride w:val="1"/>
+    </w:lvlOverride>
+    <w:lvlOverride w:ilvl="7">
+      <w:startOverride w:val="1"/>
+    </w:lvlOverride>
+    <w:lvlOverride w:ilvl="8">
+      <w:startOverride w:val="1"/>
+    </w:lvlOverride>
+  </w:num>
+  <w:num w:numId="1018">
+    <w:abstractNumId w:val="99415"/>
+    <w:lvlOverride w:ilvl="0">
+      <w:startOverride w:val="5"/>
+    </w:lvlOverride>
+    <w:lvlOverride w:ilvl="1">
+      <w:startOverride w:val="5"/>
+    </w:lvlOverride>
+    <w:lvlOverride w:ilvl="2">
+      <w:startOverride w:val="5"/>
+    </w:lvlOverride>
+    <w:lvlOverride w:ilvl="3">
+      <w:startOverride w:val="5"/>
+    </w:lvlOverride>
+    <w:lvlOverride w:ilvl="4">
+      <w:startOverride w:val="5"/>
+    </w:lvlOverride>
+    <w:lvlOverride w:ilvl="5">
+      <w:startOverride w:val="5"/>
+    </w:lvlOverride>
+    <w:lvlOverride w:ilvl="6">
+      <w:startOverride w:val="5"/>
+    </w:lvlOverride>
+    <w:lvlOverride w:ilvl="7">
+      <w:startOverride w:val="5"/>
+    </w:lvlOverride>
+    <w:lvlOverride w:ilvl="8">
+      <w:startOverride w:val="5"/>
+    </w:lvlOverride>
+  </w:num>
+  <w:num w:numId="1019">
+    <w:abstractNumId w:val="99417"/>
+    <w:lvlOverride w:ilvl="0">
+      <w:startOverride w:val="7"/>
+    </w:lvlOverride>
+    <w:lvlOverride w:ilvl="1">
+      <w:startOverride w:val="7"/>
+    </w:lvlOverride>
+    <w:lvlOverride w:ilvl="2">
+      <w:startOverride w:val="7"/>
+    </w:lvlOverride>
+    <w:lvlOverride w:ilvl="3">
+      <w:startOverride w:val="7"/>
+    </w:lvlOverride>
+    <w:lvlOverride w:ilvl="4">
+      <w:startOverride w:val="7"/>
+    </w:lvlOverride>
+    <w:lvlOverride w:ilvl="5">
+      <w:startOverride w:val="7"/>
+    </w:lvlOverride>
+    <w:lvlOverride w:ilvl="6">
+      <w:startOverride w:val="7"/>
+    </w:lvlOverride>
+    <w:lvlOverride w:ilvl="7">
+      <w:startOverride w:val="7"/>
+    </w:lvlOverride>
+    <w:lvlOverride w:ilvl="8">
+      <w:startOverride w:val="7"/>
+    </w:lvlOverride>
+  </w:num>
+  <w:num w:numId="1020">
+    <w:abstractNumId w:val="994111"/>
+    <w:lvlOverride w:ilvl="0">
+      <w:startOverride w:val="11"/>
+    </w:lvlOverride>
+    <w:lvlOverride w:ilvl="1">
+      <w:startOverride w:val="11"/>
+    </w:lvlOverride>
+    <w:lvlOverride w:ilvl="2">
+      <w:startOverride w:val="11"/>
+    </w:lvlOverride>
+    <w:lvlOverride w:ilvl="3">
+      <w:startOverride w:val="11"/>
+    </w:lvlOverride>
+    <w:lvlOverride w:ilvl="4">
+      <w:startOverride w:val="11"/>
+    </w:lvlOverride>
+    <w:lvlOverride w:ilvl="5">
+      <w:startOverride w:val="11"/>
+    </w:lvlOverride>
+    <w:lvlOverride w:ilvl="6">
+      <w:startOverride w:val="11"/>
+    </w:lvlOverride>
+    <w:lvlOverride w:ilvl="7">
+      <w:startOverride w:val="11"/>
+    </w:lvlOverride>
+    <w:lvlOverride w:ilvl="8">
+      <w:startOverride w:val="11"/>
+    </w:lvlOverride>
+  </w:num>
+  <w:num w:numId="1021">
+    <w:abstractNumId w:val="994114"/>
+    <w:lvlOverride w:ilvl="0">
+      <w:startOverride w:val="14"/>
+    </w:lvlOverride>
+    <w:lvlOverride w:ilvl="1">
+      <w:startOverride w:val="14"/>
+    </w:lvlOverride>
+    <w:lvlOverride w:ilvl="2">
+      <w:startOverride w:val="14"/>
+    </w:lvlOverride>
+    <w:lvlOverride w:ilvl="3">
+      <w:startOverride w:val="14"/>
+    </w:lvlOverride>
+    <w:lvlOverride w:ilvl="4">
+      <w:startOverride w:val="14"/>
+    </w:lvlOverride>
+    <w:lvlOverride w:ilvl="5">
+      <w:startOverride w:val="14"/>
+    </w:lvlOverride>
+    <w:lvlOverride w:ilvl="6">
+      <w:startOverride w:val="14"/>
+    </w:lvlOverride>
+    <w:lvlOverride w:ilvl="7">
+      <w:startOverride w:val="14"/>
+    </w:lvlOverride>
+    <w:lvlOverride w:ilvl="8">
+      <w:startOverride w:val="14"/>
+    </w:lvlOverride>
+  </w:num>
+  <w:num w:numId="1022">
+    <w:abstractNumId w:val="994117"/>
+    <w:lvlOverride w:ilvl="0">
+      <w:startOverride w:val="17"/>
+    </w:lvlOverride>
+    <w:lvlOverride w:ilvl="1">
+      <w:startOverride w:val="17"/>
+    </w:lvlOverride>
+    <w:lvlOverride w:ilvl="2">
+      <w:startOverride w:val="17"/>
+    </w:lvlOverride>
+    <w:lvlOverride w:ilvl="3">
+      <w:startOverride w:val="17"/>
+    </w:lvlOverride>
+    <w:lvlOverride w:ilvl="4">
+      <w:startOverride w:val="17"/>
+    </w:lvlOverride>
+    <w:lvlOverride w:ilvl="5">
+      <w:startOverride w:val="17"/>
+    </w:lvlOverride>
+    <w:lvlOverride w:ilvl="6">
+      <w:startOverride w:val="17"/>
+    </w:lvlOverride>
+    <w:lvlOverride w:ilvl="7">
+      <w:startOverride w:val="17"/>
+    </w:lvlOverride>
+    <w:lvlOverride w:ilvl="8">
+      <w:startOverride w:val="17"/>
+    </w:lvlOverride>
+  </w:num>
+  <w:num w:numId="1023">
+    <w:abstractNumId w:val="994120"/>
+    <w:lvlOverride w:ilvl="0">
+      <w:startOverride w:val="20"/>
+    </w:lvlOverride>
+    <w:lvlOverride w:ilvl="1">
+      <w:startOverride w:val="20"/>
+    </w:lvlOverride>
+    <w:lvlOverride w:ilvl="2">
+      <w:startOverride w:val="20"/>
+    </w:lvlOverride>
+    <w:lvlOverride w:ilvl="3">
+      <w:startOverride w:val="20"/>
+    </w:lvlOverride>
+    <w:lvlOverride w:ilvl="4">
+      <w:startOverride w:val="20"/>
+    </w:lvlOverride>
+    <w:lvlOverride w:ilvl="5">
+      <w:startOverride w:val="20"/>
+    </w:lvlOverride>
+    <w:lvlOverride w:ilvl="6">
+      <w:startOverride w:val="20"/>
+    </w:lvlOverride>
+    <w:lvlOverride w:ilvl="7">
+      <w:startOverride w:val="20"/>
+    </w:lvlOverride>
+    <w:lvlOverride w:ilvl="8">
+      <w:startOverride w:val="20"/>
+    </w:lvlOverride>
+  </w:num>
+  <w:num w:numId="1024">
+    <w:abstractNumId w:val="994122"/>
+    <w:lvlOverride w:ilvl="0">
+      <w:startOverride w:val="22"/>
+    </w:lvlOverride>
+    <w:lvlOverride w:ilvl="1">
+      <w:startOverride w:val="22"/>
+    </w:lvlOverride>
+    <w:lvlOverride w:ilvl="2">
+      <w:startOverride w:val="22"/>
+    </w:lvlOverride>
+    <w:lvlOverride w:ilvl="3">
+      <w:startOverride w:val="22"/>
+    </w:lvlOverride>
+    <w:lvlOverride w:ilvl="4">
+      <w:startOverride w:val="22"/>
+    </w:lvlOverride>
+    <w:lvlOverride w:ilvl="5">
+      <w:startOverride w:val="22"/>
+    </w:lvlOverride>
+    <w:lvlOverride w:ilvl="6">
+      <w:startOverride w:val="22"/>
+    </w:lvlOverride>
+    <w:lvlOverride w:ilvl="7">
+      <w:startOverride w:val="22"/>
+    </w:lvlOverride>
+    <w:lvlOverride w:ilvl="8">
+      <w:startOverride w:val="22"/>
+    </w:lvlOverride>
+  </w:num>
+  <w:num w:numId="1025">
+    <w:abstractNumId w:val="994123"/>
+    <w:lvlOverride w:ilvl="0">
+      <w:startOverride w:val="23"/>
+    </w:lvlOverride>
+    <w:lvlOverride w:ilvl="1">
+      <w:startOverride w:val="23"/>
+    </w:lvlOverride>
+    <w:lvlOverride w:ilvl="2">
+      <w:startOverride w:val="23"/>
+    </w:lvlOverride>
+    <w:lvlOverride w:ilvl="3">
+      <w:startOverride w:val="23"/>
+    </w:lvlOverride>
+    <w:lvlOverride w:ilvl="4">
+      <w:startOverride w:val="23"/>
+    </w:lvlOverride>
+    <w:lvlOverride w:ilvl="5">
+      <w:startOverride w:val="23"/>
+    </w:lvlOverride>
+    <w:lvlOverride w:ilvl="6">
+      <w:startOverride w:val="23"/>
+    </w:lvlOverride>
+    <w:lvlOverride w:ilvl="7">
+      <w:startOverride w:val="23"/>
+    </w:lvlOverride>
+    <w:lvlOverride w:ilvl="8">
+      <w:startOverride w:val="23"/>
+    </w:lvlOverride>
+  </w:num>
+  <w:num w:numId="1026">
+    <w:abstractNumId w:val="994128"/>
+    <w:lvlOverride w:ilvl="0">
+      <w:startOverride w:val="28"/>
+    </w:lvlOverride>
+    <w:lvlOverride w:ilvl="1">
+      <w:startOverride w:val="28"/>
+    </w:lvlOverride>
+    <w:lvlOverride w:ilvl="2">
+      <w:startOverride w:val="28"/>
+    </w:lvlOverride>
+    <w:lvlOverride w:ilvl="3">
+      <w:startOverride w:val="28"/>
+    </w:lvlOverride>
+    <w:lvlOverride w:ilvl="4">
+      <w:startOverride w:val="28"/>
+    </w:lvlOverride>
+    <w:lvlOverride w:ilvl="5">
+      <w:startOverride w:val="28"/>
+    </w:lvlOverride>
+    <w:lvlOverride w:ilvl="6">
+      <w:startOverride w:val="28"/>
+    </w:lvlOverride>
+    <w:lvlOverride w:ilvl="7">
+      <w:startOverride w:val="28"/>
+    </w:lvlOverride>
+    <w:lvlOverride w:ilvl="8">
+      <w:startOverride w:val="28"/>
+    </w:lvlOverride>
+  </w:num>
+  <w:num w:numId="1027">
+    <w:abstractNumId w:val="994132"/>
+    <w:lvlOverride w:ilvl="0">
+      <w:startOverride w:val="32"/>
+    </w:lvlOverride>
+    <w:lvlOverride w:ilvl="1">
+      <w:startOverride w:val="32"/>
+    </w:lvlOverride>
+    <w:lvlOverride w:ilvl="2">
+      <w:startOverride w:val="32"/>
+    </w:lvlOverride>
+    <w:lvlOverride w:ilvl="3">
+      <w:startOverride w:val="32"/>
+    </w:lvlOverride>
+    <w:lvlOverride w:ilvl="4">
+      <w:startOverride w:val="32"/>
+    </w:lvlOverride>
+    <w:lvlOverride w:ilvl="5">
+      <w:startOverride w:val="32"/>
+    </w:lvlOverride>
+    <w:lvlOverride w:ilvl="6">
+      <w:startOverride w:val="32"/>
+    </w:lvlOverride>
+    <w:lvlOverride w:ilvl="7">
+      <w:startOverride w:val="32"/>
+    </w:lvlOverride>
+    <w:lvlOverride w:ilvl="8">
+      <w:startOverride w:val="32"/>
+    </w:lvlOverride>
   </w:num>
 </w:numbering>
 </file>

--- a/themes/theme-10/theme 10 draft.docx
+++ b/themes/theme-10/theme 10 draft.docx
@@ -555,7 +555,7 @@
         <w:t xml:space="preserve"> </w:t>
       </w:r>
       <w:r>
-        <w:t xml:space="preserve">Сон, движение, разговор и другие способы из раздела 10.10 помогают при временных трудностях. Если признаки держатся две недели и дольше, усиливаются, мешают работать, вести дом, общаться, или вы сами чувствуете, что не справляетесь, нужна помощь специалиста (раздел 10.11). Ждать, пока станет совсем плохо, не нужно. ВОЗ считает уместным, чтобы общую психологическую поддержку и регулярную проверку состояния получали все женщины во время беременности, а более интенсивную помощь — те, у кого симптомы тяжелее и держатся дольше.</w:t>
+        <w:t xml:space="preserve">Сон, движение, разговор и другие способы из раздела 10.10 помогают при временных трудностях. Если признаки держатся две недели и дольше, усиливаются, мешают работать, вести дом, общаться, или вы сами чувствуете, что не справляетесь, нужна помощь специалиста. Ждать, пока станет совсем плохо, не нужно. Первый шаг — сказать акушеру-гинекологу на ближайшем приёме, не дожидаясь вопроса, например так: «Последние две недели у меня почти каждый день подавленное настроение (или тревога), и это мешает мне работать и спать. Направьте меня к медицинскому психологу» — консультации психолога положены каждой беременной (раздел 10.11). Если состояние тяжёлое или вы раньше лечились у психиатра, запишитесь к психиатру сами, в том числе через Госуслуги. Если до приёма далеко, а становится хуже, позвоните на телефон доверия (врезка «Куда обращаться за помощью»). ВОЗ считает уместным, чтобы общую психологическую поддержку и регулярную проверку состояния получали все женщины во время беременности, а более интенсивную помощь — те, у кого симптомы тяжелее и держатся дольше.</w:t>
       </w:r>
     </w:p>
     <w:p>
@@ -695,13 +695,31 @@
           <w:bCs/>
           <w:b/>
         </w:rPr>
-        <w:t xml:space="preserve">Что сделать.</w:t>
-      </w:r>
-      <w:r>
-        <w:t xml:space="preserve"> </w:t>
-      </w:r>
-      <w:r>
-        <w:t xml:space="preserve">О навязчивых мыслях стоит сказать врачу или психологу прямо, теми же словами, какими вы думаете о них сами. Это лечится: по российским клиническим рекомендациям, психотерапия — эффективный метод лечения обсессивно-компульсивного расстройства, в том числе экспозиционная терапия с предотвращением ответной реакции — вид когнитивно-поведенческой терапии, при котором человек учится встречаться с пугающей мыслью, не выполняя ритуал проверки. Подробнее о лечении — раздел 10.12.</w:t>
+        <w:t xml:space="preserve">Что сделать, когда мысль пришла.</w:t>
+      </w:r>
+      <w:r>
+        <w:t xml:space="preserve"> </w:t>
+      </w:r>
+      <w:r>
+        <w:t xml:space="preserve">Пособие ВОЗ по самопомощи при стрессе предлагает приём, который подходит и для навязчивых мыслей: заметить, что мысль «зацепила»; назвать её про себя — «я замечаю, что у меня появилась мысль о том, что я могу навредить ребёнку»; затем вернуть внимание к тому, что вы делаете, и к людям рядом. Этот приём не лечит расстройство, но помогает пережить момент.</w:t>
+      </w:r>
+    </w:p>
+    <w:p>
+      <w:pPr>
+        <w:pStyle w:val="BodyText"/>
+      </w:pPr>
+      <w:r>
+        <w:rPr>
+          <w:bCs/>
+          <w:b/>
+        </w:rPr>
+        <w:t xml:space="preserve">К кому идти.</w:t>
+      </w:r>
+      <w:r>
+        <w:t xml:space="preserve"> </w:t>
+      </w:r>
+      <w:r>
+        <w:t xml:space="preserve">Начать можно с медицинского психолога женской консультации или сразу записаться к психиатру или психотерапевту (раздел 10.11). Скажите прямо, теми же словами, какими вы думаете: «Мне приходят мысли, что я могу навредить ребёнку. Они меня пугают, я их гоню, но они возвращаются, и я начала избегать…». Такая формулировка сразу показывает специалисту, что мысль чужая и пугающая. Это лечится: по российским клиническим рекомендациям, психотерапия — эффективный метод лечения обсессивно-компульсивного расстройства, в том числе экспозиционная терапия с предотвращением ответной реакции — вид когнитивно-поведенческой терапии, при котором человек учится встречаться с пугающей мыслью, не выполняя ритуал проверки. Подробнее о лечении — раздел 10.12.</w:t>
       </w:r>
     </w:p>
     <w:p>
@@ -859,7 +877,7 @@
         <w:pStyle w:val="BodyText"/>
       </w:pPr>
       <w:r>
-        <w:t xml:space="preserve">Отсюда понятное действие: замечания о вашей фигуре можно и нужно останавливать, даже если они звучат как шутка или забота (готовые ответы — раздел 10.9). О том, какой набор веса ожидается и от чего он зависит, — Тема 1. Здесь важно другое: если недовольство телом приводит к попыткам ограничить еду, к постоянному взвешиванию или не отпускает мыслями, скажите об этом врачу.</w:t>
+        <w:t xml:space="preserve">Отсюда понятное действие: замечания о вашей фигуре можно и нужно останавливать, даже если они звучат как шутка или забота (готовые ответы — раздел 10.9). О том, какой набор веса ожидается и от чего он зависит, — Тема 1. Здесь важно другое: если недовольство телом приводит к попыткам ограничить еду, к постоянному взвешиванию или не отпускает мыслями, скажите об этом акушеру-гинекологу на ближайшем приёме: он проверит, как идёт беременность, и при необходимости направит к психологу или психиатру. Ограничивать еду при беременности самостоятельно не нужно — что и сколько есть, разобрано в Теме 1.</w:t>
       </w:r>
     </w:p>
     <w:p>
@@ -885,7 +903,7 @@
         <w:pStyle w:val="BodyText"/>
       </w:pPr>
       <w:r>
-        <w:t xml:space="preserve">Систематический обзор 41 исследования (Rollè и соавторы, 2020) показал, что в большинстве, но не во всех исследованиях депрессивные симптомы во время беременности связаны с более слабой привязанностью к ребёнку, а более слабая привязанность во время беременности — с депрессивными симптомами после родов. Это связь, а не доказанная причина, и у беременностей после потери или ЭКО результаты противоречивы. Но практический вывод из неё есть: если чувства к ребёнку не появляются, а настроение при этом подавлено, проверьте себя по признакам из раздела 10.3. Трудности с привязанностью, по ВОЗ, могут быть связаны с нежеланной беременностью, тяжёлым опытом в детстве, насилием в семье или психическим расстройством. В таких обстоятельствах женщине нужна поддержка, и о трудностях с привязанностью стоит сказать врачу или психологу.</w:t>
+        <w:t xml:space="preserve">Систематический обзор 41 исследования (Rollè и соавторы, 2020) показал, что в большинстве, но не во всех исследованиях депрессивные симптомы во время беременности связаны с более слабой привязанностью к ребёнку, а более слабая привязанность во время беременности — с депрессивными симптомами после родов. Это связь, а не доказанная причина, и у беременностей после потери или ЭКО результаты противоречивы. Но практический вывод из неё есть: если чувства к ребёнку не появляются, а настроение при этом подавлено, проверьте себя по признакам из раздела 10.3. Трудности с привязанностью, по ВОЗ, могут быть связаны с нежеланной беременностью, тяжёлым опытом в детстве, насилием в семье или психическим расстройством. В таких обстоятельствах женщине нужна поддержка. Удобный повод — консультация медицинского психолога, которая и так положена при беременности (раздел 10.11): на ней можно сказать «я не чувствую связи с ребёнком, и меня это пугает».</w:t>
       </w:r>
     </w:p>
     <w:p>
@@ -903,7 +921,7 @@
         <w:t xml:space="preserve"> </w:t>
       </w:r>
       <w:r>
-        <w:t xml:space="preserve">Беременность можно ждать и одновременно жалеть о прежней жизни, радоваться и бояться, хотеть ребёнка и злиться на перемены. Насколько часто так бывает, цифрой сказать нельзя: у исследователей нет даже общего определения таких смешанных чувств. Из исследований отношения женщины к беременности устойчивее всего видна связь с депрессией. Граница с проблемой здесь та же, что и везде в этой главе. ВОЗ относит к признакам, требующим внимания, ощущение, что вы не сможете или не захотите заботиться о ребёнке, и негативные мысли о нём. Если такие чувства держатся, усиливаются или пугают вас, о них нужно говорить с врачом или психологом.</w:t>
+        <w:t xml:space="preserve">Беременность можно ждать и одновременно жалеть о прежней жизни, радоваться и бояться, хотеть ребёнка и злиться на перемены. Насколько часто так бывает, цифрой сказать нельзя: у исследователей нет даже общего определения таких смешанных чувств. Из исследований отношения женщины к беременности устойчивее всего видна связь с депрессией. Граница с проблемой здесь та же, что и везде в этой главе. ВОЗ относит к признакам, требующим внимания, ощущение, что вы не сможете или не захотите заботиться о ребёнке, и негативные мысли о нём. Если такие чувства держатся, усиливаются или пугают вас, скажите о них медицинскому психологу женской консультации или акушеру-гинекологу и попросите направление (раздел 10.11).</w:t>
       </w:r>
     </w:p>
     <w:p>
@@ -983,7 +1001,75 @@
         <w:t xml:space="preserve"> </w:t>
       </w:r>
       <w:r>
-        <w:t xml:space="preserve">Расскажите акушеру-гинекологу о прошлой потере и о том, что вас пугает сейчас. Спросите, какие обследования и в какие сроки вам предстоят, и попросите объяснить, что будет означать каждый результат: определённость снижает тревогу ожидания. Если тревога мешает жить, скажите об этом — это повод для психологической помощи (раздел 10.11). Если горе после прошлой потери не прожито и возвращается, помощь психолога нужна тем более.</w:t>
+        <w:t xml:space="preserve">Расскажите акушеру-гинекологу о прошлой потере и о том, что вас пугает сейчас: на каком сроке случилась потеря, какой срок для вас самый тревожный. Чтобы ожидание каждого обследования не превращалось в неизвестность, задайте на приёме конкретные вопросы и запишите ответы:</w:t>
+      </w:r>
+    </w:p>
+    <w:p>
+      <w:pPr>
+        <w:numPr>
+          <w:ilvl w:val="0"/>
+          <w:numId w:val="1003"/>
+        </w:numPr>
+        <w:pStyle w:val="Compact"/>
+      </w:pPr>
+      <w:r>
+        <w:t xml:space="preserve">какие обследования мне предстоят и на каких сроках;</w:t>
+      </w:r>
+    </w:p>
+    <w:p>
+      <w:pPr>
+        <w:numPr>
+          <w:ilvl w:val="0"/>
+          <w:numId w:val="1003"/>
+        </w:numPr>
+        <w:pStyle w:val="Compact"/>
+      </w:pPr>
+      <w:r>
+        <w:t xml:space="preserve">что каждое из них проверяет и какой результат считается нормой;</w:t>
+      </w:r>
+    </w:p>
+    <w:p>
+      <w:pPr>
+        <w:numPr>
+          <w:ilvl w:val="0"/>
+          <w:numId w:val="1003"/>
+        </w:numPr>
+        <w:pStyle w:val="Compact"/>
+      </w:pPr>
+      <w:r>
+        <w:t xml:space="preserve">когда и как я узнаю результат;</w:t>
+      </w:r>
+    </w:p>
+    <w:p>
+      <w:pPr>
+        <w:numPr>
+          <w:ilvl w:val="0"/>
+          <w:numId w:val="1003"/>
+        </w:numPr>
+        <w:pStyle w:val="Compact"/>
+      </w:pPr>
+      <w:r>
+        <w:t xml:space="preserve">что будет, если результат окажется не в норме;</w:t>
+      </w:r>
+    </w:p>
+    <w:p>
+      <w:pPr>
+        <w:numPr>
+          <w:ilvl w:val="0"/>
+          <w:numId w:val="1003"/>
+        </w:numPr>
+        <w:pStyle w:val="Compact"/>
+      </w:pPr>
+      <w:r>
+        <w:t xml:space="preserve">при каких признаках между приёмами звонить в консультацию, а при каких вызывать скорую.</w:t>
+      </w:r>
+    </w:p>
+    <w:p>
+      <w:pPr>
+        <w:pStyle w:val="FirstParagraph"/>
+      </w:pPr>
+      <w:r>
+        <w:t xml:space="preserve">Если тревога мешает спать, работать, заниматься обычными делами, попросите направление к медицинскому психологу (раздел 10.11). То же — если горе после прошлой потери возвращается: ВОЗ рекомендует после потери оценивать психическое состояние женщины и при необходимости предлагать консультирование.</w:t>
       </w:r>
     </w:p>
     <w:p>
@@ -1035,7 +1121,7 @@
         <w:pStyle w:val="BodyText"/>
       </w:pPr>
       <w:r>
-        <w:t xml:space="preserve">Тяжёлый опыт прошлых родов ВОЗ называет одним из факторов риска перинатальных трудностей с психическим здоровьем, а хороший опыт родов — одним из защищающих. Если прошлые роды были травмирующими и воспоминания о них возвращаются картинами и снами, стоит сказать об этом врачу: мучительные воспоминания и сны о пережитом ВОЗ относит к признакам, требующим внимания. Если врач найдёт посттравматическое стрессовое расстройство, для него, по NICE, рекомендованы только интенсивные психологические методы лечения.</w:t>
+        <w:t xml:space="preserve">Тяжёлый опыт прошлых родов ВОЗ называет одним из факторов риска перинатальных трудностей с психическим здоровьем, а хороший опыт родов — одним из защищающих. Если прошлые роды были травмирующими и воспоминания о них возвращаются картинами и снами, скажите об этом акушеру-гинекологу и попросите направить вас к психологу или психотерапевту (раздел 10.11): мучительные воспоминания и сны о пережитом ВОЗ относит к признакам, требующим внимания. Если врач найдёт посттравматическое стрессовое расстройство, для него, по NICE, рекомендованы только интенсивные психологические методы лечения.</w:t>
       </w:r>
     </w:p>
     <w:p>
@@ -1094,7 +1180,7 @@
         <w:t xml:space="preserve"> </w:t>
       </w:r>
       <w:r>
-        <w:t xml:space="preserve">Скажите о страхе акушеру-гинекологу — не мимоходом, а прямо: «Я очень боюсь родов, это мешает мне жить». Попросите направить вас к психологу (раздел 10.11). Узнайте заранее, что будет происходить в родах и какие есть способы обезболивания: часть страха держится на неизвестности.</w:t>
+        <w:t xml:space="preserve">Скажите о страхе акушеру-гинекологу — не мимоходом, а прямо: «Я очень боюсь родов, это мешает мне жить». Попросите направить вас к медицинскому психологу (раздел 10.11). Узнайте заранее, что будет происходить в родах: спросите у акушера-гинеколога, в какой роддом вас направят, можно ли заранее побывать там, какие способы обезболивания там применяют и кого можно взять с собой; запишитесь на занятия по подготовке к родам — в женской консультации предусмотрен кабинет психопрофилактической подготовки беременных к родам. Часть страха держится на неизвестности.</w:t>
       </w:r>
     </w:p>
     <w:bookmarkEnd w:id="28"/>
@@ -1173,31 +1259,43 @@
       <w:pPr>
         <w:numPr>
           <w:ilvl w:val="0"/>
-          <w:numId w:val="1003"/>
-        </w:numPr>
-        <w:pStyle w:val="Compact"/>
-      </w:pPr>
-      <w:r>
-        <w:t xml:space="preserve">Задавайте медицинские вопросы врачу, а не поисковику. Записывайте их по мере появления и приносите на приём списком.</w:t>
-      </w:r>
-    </w:p>
-    <w:p>
-      <w:pPr>
-        <w:numPr>
-          <w:ilvl w:val="0"/>
-          <w:numId w:val="1003"/>
-        </w:numPr>
-        <w:pStyle w:val="Compact"/>
-      </w:pPr>
-      <w:r>
-        <w:t xml:space="preserve">Ограничьте источники: один-два проверенных (ваш врач, официальные материалы), остальные — по желанию.</w:t>
-      </w:r>
-    </w:p>
-    <w:p>
-      <w:pPr>
-        <w:numPr>
-          <w:ilvl w:val="0"/>
-          <w:numId w:val="1003"/>
+          <w:numId w:val="1004"/>
+        </w:numPr>
+        <w:pStyle w:val="Compact"/>
+      </w:pPr>
+      <w:r>
+        <w:t xml:space="preserve">Перед тем как открыть поиск, спросите себя: изменит ли ответ то, что я сделаю сегодня? Если нет, запишите вопрос в заметку «Вопросы врачу» и принесите список на ближайший приём.</w:t>
+      </w:r>
+    </w:p>
+    <w:p>
+      <w:pPr>
+        <w:numPr>
+          <w:ilvl w:val="0"/>
+          <w:numId w:val="1004"/>
+        </w:numPr>
+        <w:pStyle w:val="Compact"/>
+      </w:pPr>
+      <w:r>
+        <w:t xml:space="preserve">Если тревожит симптом, сначала сверьтесь с перечнем Раздела 0 «Быстрая помощь». Есть в перечне — действуйте, как там сказано, не дожидаясь утра. Нет в перечне — запишите, когда начался симптом и как менялся, и утром позвоните в женскую консультацию.</w:t>
+      </w:r>
+    </w:p>
+    <w:p>
+      <w:pPr>
+        <w:numPr>
+          <w:ilvl w:val="0"/>
+          <w:numId w:val="1004"/>
+        </w:numPr>
+        <w:pStyle w:val="Compact"/>
+      </w:pPr>
+      <w:r>
+        <w:t xml:space="preserve">Для справок о беременности оставьте один-два источника, которым доверяете: вашего врача, эту книгу, официальные материалы. Остальное читайте по желанию, а не ради проверки.</w:t>
+      </w:r>
+    </w:p>
+    <w:p>
+      <w:pPr>
+        <w:numPr>
+          <w:ilvl w:val="0"/>
+          <w:numId w:val="1004"/>
         </w:numPr>
         <w:pStyle w:val="Compact"/>
       </w:pPr>
@@ -1209,12 +1307,12 @@
       <w:pPr>
         <w:numPr>
           <w:ilvl w:val="0"/>
-          <w:numId w:val="1003"/>
-        </w:numPr>
-        <w:pStyle w:val="Compact"/>
-      </w:pPr>
-      <w:r>
-        <w:t xml:space="preserve">Не ищите в интернете ответ на тревожный симптом ночью. Если симптом из тех, что требуют помощи сразу (Раздел 0 «Быстрая помощь»), звоните; если нет — запишите вопрос до утра.</w:t>
+          <w:numId w:val="1004"/>
+        </w:numPr>
+        <w:pStyle w:val="Compact"/>
+      </w:pPr>
+      <w:r>
+        <w:t xml:space="preserve">Если всё равно не получается остановиться и проверки занимают часы, это признак, о котором стоит сказать психологу (разделы 10.4, 10.11).</w:t>
       </w:r>
     </w:p>
     <w:p>
@@ -1239,7 +1337,7 @@
       <w:pPr>
         <w:numPr>
           <w:ilvl w:val="0"/>
-          <w:numId w:val="1004"/>
+          <w:numId w:val="1005"/>
         </w:numPr>
         <w:pStyle w:val="Compact"/>
       </w:pPr>
@@ -1251,7 +1349,7 @@
       <w:pPr>
         <w:numPr>
           <w:ilvl w:val="0"/>
-          <w:numId w:val="1004"/>
+          <w:numId w:val="1005"/>
         </w:numPr>
         <w:pStyle w:val="Compact"/>
       </w:pPr>
@@ -1263,7 +1361,7 @@
       <w:pPr>
         <w:numPr>
           <w:ilvl w:val="0"/>
-          <w:numId w:val="1004"/>
+          <w:numId w:val="1005"/>
         </w:numPr>
         <w:pStyle w:val="Compact"/>
       </w:pPr>
@@ -1356,7 +1454,7 @@
         <w:t xml:space="preserve"> </w:t>
       </w:r>
       <w:r>
-        <w:t xml:space="preserve">Поддержку близких ВОЗ ставит первой в перечне обстоятельств, защищающих психическое здоровье при беременности, и различает два её вида: эмоциональную — когда можно поделиться переживаниями и встретить доброту и уважение, и практическую — помощь с детьми, едой, делами. Женщине в тяжёлом состоянии, отмечает ВОЗ, бывает трудно просить о помощи: не хватает сил, кажется, что она этого не заслуживает или что помощь не дадут, — и тогда изоляция углубляется и состояние ухудшается. Поэтому лучше просить о конкретном, не дожидаясь, пока помощь предложат: «посиди со старшим в субботу», «приготовь ужин в среду». Курсы для беременных, по ВОЗ, могут стать группой поддержки среди женщин в похожем положении.</w:t>
+        <w:t xml:space="preserve">Поддержку близких ВОЗ ставит первой в перечне обстоятельств, защищающих психическое здоровье при беременности, и различает два её вида: эмоциональную — когда можно поделиться переживаниями и встретить доброту и уважение, и практическую — помощь с детьми, едой, делами. Женщине в тяжёлом состоянии, отмечает ВОЗ, бывает трудно просить о помощи: не хватает сил, кажется, что она этого не заслуживает или что помощь не дадут, — и тогда изоляция углубляется и состояние ухудшается. Поэтому лучше просить о конкретном, не дожидаясь, пока помощь предложат. Выпишите три-пять дел, которые сейчас даются тяжелее всего (готовка, уборка, покупки, дорога к врачу, старший ребёнок), и рядом — кто из близких мог бы взять одно из них. Просите одно дело на определённый день: «посиди со старшим в субботу с десяти до двух», «съезди со мной на УЗИ в четверг». Если просить некого, скажите об этом акушеру-гинекологу или психологу: ВОЗ отмечает, что в женской консультации могут помочь найти людей, к которым можно обратиться. Курсы для беременных, по ВОЗ, могут стать группой поддержки среди женщин в похожем положении.</w:t>
       </w:r>
     </w:p>
     <w:p>
@@ -1393,7 +1491,7 @@
       <w:pPr>
         <w:numPr>
           <w:ilvl w:val="0"/>
-          <w:numId w:val="1005"/>
+          <w:numId w:val="1006"/>
         </w:numPr>
         <w:pStyle w:val="Compact"/>
       </w:pPr>
@@ -1412,7 +1510,7 @@
       <w:pPr>
         <w:numPr>
           <w:ilvl w:val="0"/>
-          <w:numId w:val="1005"/>
+          <w:numId w:val="1006"/>
         </w:numPr>
         <w:pStyle w:val="Compact"/>
       </w:pPr>
@@ -1434,7 +1532,7 @@
       <w:pPr>
         <w:numPr>
           <w:ilvl w:val="0"/>
-          <w:numId w:val="1005"/>
+          <w:numId w:val="1006"/>
         </w:numPr>
         <w:pStyle w:val="Compact"/>
       </w:pPr>
@@ -1456,7 +1554,7 @@
       <w:pPr>
         <w:numPr>
           <w:ilvl w:val="0"/>
-          <w:numId w:val="1005"/>
+          <w:numId w:val="1006"/>
         </w:numPr>
         <w:pStyle w:val="Compact"/>
       </w:pPr>
@@ -1550,7 +1648,7 @@
       <w:pPr>
         <w:numPr>
           <w:ilvl w:val="0"/>
-          <w:numId w:val="1006"/>
+          <w:numId w:val="1007"/>
         </w:numPr>
         <w:pStyle w:val="Compact"/>
       </w:pPr>
@@ -1572,7 +1670,7 @@
       <w:pPr>
         <w:numPr>
           <w:ilvl w:val="0"/>
-          <w:numId w:val="1006"/>
+          <w:numId w:val="1007"/>
         </w:numPr>
         <w:pStyle w:val="Compact"/>
       </w:pPr>
@@ -1594,7 +1692,7 @@
       <w:pPr>
         <w:numPr>
           <w:ilvl w:val="0"/>
-          <w:numId w:val="1006"/>
+          <w:numId w:val="1007"/>
         </w:numPr>
         <w:pStyle w:val="Compact"/>
       </w:pPr>
@@ -1767,7 +1865,7 @@
       <w:pPr>
         <w:numPr>
           <w:ilvl w:val="0"/>
-          <w:numId w:val="1007"/>
+          <w:numId w:val="1008"/>
         </w:numPr>
         <w:pStyle w:val="Compact"/>
       </w:pPr>
@@ -1789,7 +1887,7 @@
       <w:pPr>
         <w:numPr>
           <w:ilvl w:val="0"/>
-          <w:numId w:val="1007"/>
+          <w:numId w:val="1008"/>
         </w:numPr>
         <w:pStyle w:val="Compact"/>
       </w:pPr>
@@ -1811,7 +1909,7 @@
       <w:pPr>
         <w:numPr>
           <w:ilvl w:val="0"/>
-          <w:numId w:val="1007"/>
+          <w:numId w:val="1008"/>
         </w:numPr>
         <w:pStyle w:val="Compact"/>
       </w:pPr>
@@ -1833,7 +1931,7 @@
       <w:pPr>
         <w:numPr>
           <w:ilvl w:val="0"/>
-          <w:numId w:val="1007"/>
+          <w:numId w:val="1008"/>
         </w:numPr>
         <w:pStyle w:val="Compact"/>
       </w:pPr>
@@ -1855,7 +1953,7 @@
       <w:pPr>
         <w:numPr>
           <w:ilvl w:val="0"/>
-          <w:numId w:val="1007"/>
+          <w:numId w:val="1008"/>
         </w:numPr>
         <w:pStyle w:val="Compact"/>
       </w:pPr>
@@ -2042,7 +2140,7 @@
       <w:pPr>
         <w:numPr>
           <w:ilvl w:val="0"/>
-          <w:numId w:val="1008"/>
+          <w:numId w:val="1009"/>
         </w:numPr>
         <w:pStyle w:val="Compact"/>
       </w:pPr>
@@ -2054,7 +2152,7 @@
       <w:pPr>
         <w:numPr>
           <w:ilvl w:val="0"/>
-          <w:numId w:val="1008"/>
+          <w:numId w:val="1009"/>
         </w:numPr>
         <w:pStyle w:val="Compact"/>
       </w:pPr>
@@ -2066,7 +2164,7 @@
       <w:pPr>
         <w:numPr>
           <w:ilvl w:val="0"/>
-          <w:numId w:val="1008"/>
+          <w:numId w:val="1009"/>
         </w:numPr>
         <w:pStyle w:val="Compact"/>
       </w:pPr>
@@ -2078,7 +2176,7 @@
       <w:pPr>
         <w:numPr>
           <w:ilvl w:val="0"/>
-          <w:numId w:val="1008"/>
+          <w:numId w:val="1009"/>
         </w:numPr>
         <w:pStyle w:val="Compact"/>
       </w:pPr>
@@ -2090,7 +2188,7 @@
       <w:pPr>
         <w:numPr>
           <w:ilvl w:val="0"/>
-          <w:numId w:val="1008"/>
+          <w:numId w:val="1009"/>
         </w:numPr>
         <w:pStyle w:val="Compact"/>
       </w:pPr>
@@ -2102,7 +2200,7 @@
       <w:pPr>
         <w:numPr>
           <w:ilvl w:val="0"/>
-          <w:numId w:val="1008"/>
+          <w:numId w:val="1009"/>
         </w:numPr>
         <w:pStyle w:val="Compact"/>
       </w:pPr>
@@ -2114,7 +2212,7 @@
       <w:pPr>
         <w:numPr>
           <w:ilvl w:val="0"/>
-          <w:numId w:val="1008"/>
+          <w:numId w:val="1009"/>
         </w:numPr>
         <w:pStyle w:val="Compact"/>
       </w:pPr>
@@ -2126,7 +2224,7 @@
       <w:pPr>
         <w:numPr>
           <w:ilvl w:val="0"/>
-          <w:numId w:val="1008"/>
+          <w:numId w:val="1009"/>
         </w:numPr>
         <w:pStyle w:val="Compact"/>
       </w:pPr>
@@ -2138,7 +2236,7 @@
       <w:pPr>
         <w:numPr>
           <w:ilvl w:val="0"/>
-          <w:numId w:val="1008"/>
+          <w:numId w:val="1009"/>
         </w:numPr>
         <w:pStyle w:val="Compact"/>
       </w:pPr>
@@ -2187,7 +2285,7 @@
         <w:t xml:space="preserve"> </w:t>
       </w:r>
       <w:r>
-        <w:t xml:space="preserve">Акушер-гинеколог, психолог в женской консультации, терапевт — люди, которым можно сказать, что дома небезопасно. В структуре женской консультации порядок оказания помощи предусматривает кабинет психологической и медико-социальной помощи женщинам, оказавшимся в трудной жизненной ситуации. Для таких женщин, в том числе подвергшихся психофизическому насилию, создаются и центры медико-социальной поддержки: там предусмотрены психотерапевт, психолог, специалист по социальной работе и юрист, а среди функций центра — организация телефонов доверия. Спросите в женской консультации, есть ли такой кабинет или центр в вашем городе. Если партнёр приходит на приём вместе с вами, можно попросить поговорить с врачом наедине. ВОЗ рекомендует врачам при насилии осмотреть женщину на предмет травм и инфекций, рассказать о доступной помощи и обеспечить продолжительную психологическую поддержку.</w:t>
+        <w:t xml:space="preserve">Акушер-гинеколог, психолог в женской консультации, терапевт — люди, которым можно сказать, что дома небезопасно. В структуре женской консультации порядок оказания помощи предусматривает кабинет психологической и медико-социальной помощи женщинам, оказавшимся в трудной жизненной ситуации. Для таких женщин, в том числе подвергшихся психофизическому насилию, создаются и центры медико-социальной поддержки: там предусмотрены психотерапевт, психолог, специалист по социальной работе и юрист, а среди функций центра — организация телефонов доверия. Спросите в женской консультации, есть ли такой кабинет или центр в вашем городе. Если партнёр приходит на приём вместе с вами, попросите врача поговорить с вами наедине: ВОЗ называет отсутствие партнёра условием такого разговора. Начать разговор можно так: «Мне дома небезопасно. Мне нужна консультация психолога и юриста». Спросите, есть ли в консультации кабинет медико-социальной помощи и куда вас могут направить. ВОЗ рекомендует врачам при насилии осмотреть женщину на предмет травм и инфекций, рассказать о доступной помощи и обеспечить продолжительную психологическую поддержку.</w:t>
       </w:r>
     </w:p>
     <w:p>
@@ -2278,7 +2376,7 @@
       <w:pPr>
         <w:numPr>
           <w:ilvl w:val="0"/>
-          <w:numId w:val="1009"/>
+          <w:numId w:val="1010"/>
         </w:numPr>
         <w:pStyle w:val="Compact"/>
       </w:pPr>
@@ -2290,7 +2388,7 @@
       <w:pPr>
         <w:numPr>
           <w:ilvl w:val="0"/>
-          <w:numId w:val="1009"/>
+          <w:numId w:val="1010"/>
         </w:numPr>
         <w:pStyle w:val="Compact"/>
       </w:pPr>
@@ -2302,7 +2400,7 @@
       <w:pPr>
         <w:numPr>
           <w:ilvl w:val="0"/>
-          <w:numId w:val="1009"/>
+          <w:numId w:val="1010"/>
         </w:numPr>
         <w:pStyle w:val="Compact"/>
       </w:pPr>
@@ -2314,7 +2412,7 @@
       <w:pPr>
         <w:numPr>
           <w:ilvl w:val="0"/>
-          <w:numId w:val="1009"/>
+          <w:numId w:val="1010"/>
         </w:numPr>
         <w:pStyle w:val="Compact"/>
       </w:pPr>
@@ -2353,7 +2451,7 @@
       <w:pPr>
         <w:numPr>
           <w:ilvl w:val="0"/>
-          <w:numId w:val="1010"/>
+          <w:numId w:val="1011"/>
         </w:numPr>
         <w:pStyle w:val="Compact"/>
       </w:pPr>
@@ -2365,7 +2463,7 @@
       <w:pPr>
         <w:numPr>
           <w:ilvl w:val="0"/>
-          <w:numId w:val="1010"/>
+          <w:numId w:val="1011"/>
         </w:numPr>
         <w:pStyle w:val="Compact"/>
       </w:pPr>
@@ -2377,7 +2475,7 @@
       <w:pPr>
         <w:numPr>
           <w:ilvl w:val="0"/>
-          <w:numId w:val="1010"/>
+          <w:numId w:val="1011"/>
         </w:numPr>
         <w:pStyle w:val="Compact"/>
       </w:pPr>
@@ -2389,7 +2487,7 @@
       <w:pPr>
         <w:numPr>
           <w:ilvl w:val="0"/>
-          <w:numId w:val="1010"/>
+          <w:numId w:val="1011"/>
         </w:numPr>
         <w:pStyle w:val="Compact"/>
       </w:pPr>
@@ -2505,7 +2603,7 @@
       <w:pPr>
         <w:numPr>
           <w:ilvl w:val="0"/>
-          <w:numId w:val="1011"/>
+          <w:numId w:val="1012"/>
         </w:numPr>
         <w:pStyle w:val="Compact"/>
       </w:pPr>
@@ -2571,7 +2669,7 @@
       <w:pPr>
         <w:numPr>
           <w:ilvl w:val="0"/>
-          <w:numId w:val="1012"/>
+          <w:numId w:val="1013"/>
         </w:numPr>
         <w:pStyle w:val="Compact"/>
       </w:pPr>
@@ -2593,7 +2691,7 @@
       <w:pPr>
         <w:numPr>
           <w:ilvl w:val="0"/>
-          <w:numId w:val="1012"/>
+          <w:numId w:val="1013"/>
         </w:numPr>
         <w:pStyle w:val="Compact"/>
       </w:pPr>
@@ -2622,7 +2720,7 @@
       <w:pPr>
         <w:numPr>
           <w:ilvl w:val="0"/>
-          <w:numId w:val="1012"/>
+          <w:numId w:val="1013"/>
         </w:numPr>
         <w:pStyle w:val="Compact"/>
       </w:pPr>
@@ -2651,7 +2749,7 @@
       <w:pPr>
         <w:numPr>
           <w:ilvl w:val="0"/>
-          <w:numId w:val="1012"/>
+          <w:numId w:val="1013"/>
         </w:numPr>
         <w:pStyle w:val="Compact"/>
       </w:pPr>
@@ -2673,7 +2771,7 @@
       <w:pPr>
         <w:numPr>
           <w:ilvl w:val="0"/>
-          <w:numId w:val="1012"/>
+          <w:numId w:val="1013"/>
         </w:numPr>
         <w:pStyle w:val="Compact"/>
       </w:pPr>
@@ -2695,7 +2793,7 @@
       <w:pPr>
         <w:numPr>
           <w:ilvl w:val="0"/>
-          <w:numId w:val="1012"/>
+          <w:numId w:val="1013"/>
         </w:numPr>
         <w:pStyle w:val="Compact"/>
       </w:pPr>
@@ -2729,7 +2827,7 @@
       <w:pPr>
         <w:numPr>
           <w:ilvl w:val="0"/>
-          <w:numId w:val="1013"/>
+          <w:numId w:val="1014"/>
         </w:numPr>
         <w:pStyle w:val="Compact"/>
       </w:pPr>
@@ -2751,7 +2849,7 @@
       <w:pPr>
         <w:numPr>
           <w:ilvl w:val="0"/>
-          <w:numId w:val="1013"/>
+          <w:numId w:val="1014"/>
         </w:numPr>
         <w:pStyle w:val="Compact"/>
       </w:pPr>
@@ -2773,6 +2871,57 @@
       <w:pPr>
         <w:numPr>
           <w:ilvl w:val="1"/>
+          <w:numId w:val="1015"/>
+        </w:numPr>
+        <w:pStyle w:val="Compact"/>
+      </w:pPr>
+      <w:r>
+        <w:rPr>
+          <w:bCs/>
+          <w:b/>
+        </w:rPr>
+        <w:t xml:space="preserve">Москва — «Кризисный центр помощи женщинам и детям»:</w:t>
+      </w:r>
+      <w:r>
+        <w:t xml:space="preserve"> </w:t>
+      </w:r>
+      <w:r>
+        <w:t xml:space="preserve">8 (499) 977-17-05 (ул. Дубки, 9А), new.krizis-centr.ru; отделения «Надежда» — 8 (499) 729-51-81, «Маленькая мама» — 8 (495) 442-24-84. На сайте центр обращается к москвичкам; принимают ли жительниц других регионов, уточняйте по телефону.</w:t>
+      </w:r>
+    </w:p>
+    <w:p>
+      <w:pPr>
+        <w:numPr>
+          <w:ilvl w:val="1"/>
+          <w:numId w:val="1015"/>
+        </w:numPr>
+        <w:pStyle w:val="Compact"/>
+      </w:pPr>
+      <w:r>
+        <w:rPr>
+          <w:bCs/>
+          <w:b/>
+        </w:rPr>
+        <w:t xml:space="preserve">Санкт-Петербург — «Кризисный центр помощи женщинам»:</w:t>
+      </w:r>
+      <w:r>
+        <w:t xml:space="preserve"> </w:t>
+      </w:r>
+      <w:r>
+        <w:t xml:space="preserve">(812) 713-13-19, ежедневно 9:00–21:00. </w:t>
+      </w:r>
+      <w:r>
+        <w:rPr>
+          <w:highlight w:val="yellow"/>
+        </w:rPr>
+        <w:t>[ПРОВЕРИТЬ режим: источники расходятся.]</w:t>
+      </w:r>
+      <w:r/>
+    </w:p>
+    <w:p>
+      <w:pPr>
+        <w:numPr>
+          <w:ilvl w:val="0"/>
           <w:numId w:val="1014"/>
         </w:numPr>
         <w:pStyle w:val="Compact"/>
@@ -2782,19 +2931,19 @@
           <w:bCs/>
           <w:b/>
         </w:rPr>
-        <w:t xml:space="preserve">Москва — «Кризисный центр помощи женщинам и детям»:</w:t>
-      </w:r>
-      <w:r>
-        <w:t xml:space="preserve"> </w:t>
-      </w:r>
-      <w:r>
-        <w:t xml:space="preserve">8 (499) 977-17-05 (ул. Дубки, 9А), new.krizis-centr.ru; отделения «Надежда» — 8 (499) 729-51-81, «Маленькая мама» — 8 (495) 442-24-84. На сайте центр обращается к москвичкам; принимают ли жительниц других регионов, уточняйте по телефону.</w:t>
-      </w:r>
-    </w:p>
-    <w:p>
-      <w:pPr>
-        <w:numPr>
-          <w:ilvl w:val="1"/>
+        <w:t xml:space="preserve">«Китеж» — кризисный центр для женщин</w:t>
+      </w:r>
+      <w:r>
+        <w:t xml:space="preserve"> </w:t>
+      </w:r>
+      <w:r>
+        <w:t xml:space="preserve">(НКО; Москва, Московская и Ярославская области, по сообщениям принимают из любых регионов): +7 (916) 920-10-30 (WhatsApp), kitezh-center.ru. Убежище, психолог, юрист.</w:t>
+      </w:r>
+    </w:p>
+    <w:p>
+      <w:pPr>
+        <w:numPr>
+          <w:ilvl w:val="0"/>
           <w:numId w:val="1014"/>
         </w:numPr>
         <w:pStyle w:val="Compact"/>
@@ -2804,19 +2953,141 @@
           <w:bCs/>
           <w:b/>
         </w:rPr>
-        <w:t xml:space="preserve">Санкт-Петербург — «Кризисный центр помощи женщинам»:</w:t>
-      </w:r>
-      <w:r>
-        <w:t xml:space="preserve"> </w:t>
-      </w:r>
-      <w:r>
-        <w:t xml:space="preserve">(812) 713-13-19, ежедневно 9:00–21:00. </w:t>
+        <w:t xml:space="preserve">«Полина» — кризисный центр для женщин</w:t>
+      </w:r>
+      <w:r>
+        <w:t xml:space="preserve"> </w:t>
+      </w:r>
+      <w:r>
+        <w:t xml:space="preserve">(НКО, Санкт-Петербург, консультирует по всей России): +7 (812) 327-30-00, 11:00–18:00. Телефон доверия, помощь при насилии, вопросы алиментов и опеки.</w:t>
+      </w:r>
+    </w:p>
+    <w:p>
+      <w:pPr>
+        <w:numPr>
+          <w:ilvl w:val="0"/>
+          <w:numId w:val="1014"/>
+        </w:numPr>
+        <w:pStyle w:val="Compact"/>
+      </w:pPr>
+      <w:r>
+        <w:rPr>
+          <w:bCs/>
+          <w:b/>
+        </w:rPr>
+        <w:t xml:space="preserve">Консорциум женских НПО</w:t>
+      </w:r>
+      <w:r>
+        <w:t xml:space="preserve"> </w:t>
+      </w:r>
+      <w:r>
+        <w:t xml:space="preserve">— бесплатная юридическая помощь при домашнем и сексуализированном насилии: wcons.net, форма на сайте.</w:t>
+      </w:r>
+    </w:p>
+    <w:p>
+      <w:pPr>
+        <w:numPr>
+          <w:ilvl w:val="0"/>
+          <w:numId w:val="1014"/>
+        </w:numPr>
+        <w:pStyle w:val="Compact"/>
+      </w:pPr>
+      <w:r>
+        <w:rPr>
+          <w:bCs/>
+          <w:b/>
+        </w:rPr>
+        <w:t xml:space="preserve">«ТыНеОдна»</w:t>
+      </w:r>
+      <w:r>
+        <w:t xml:space="preserve"> </w:t>
+      </w:r>
+      <w:r>
+        <w:t xml:space="preserve">— онлайн-поддержка пострадавших от насилия: tineodna.ru.</w:t>
+      </w:r>
+    </w:p>
+    <w:p>
+      <w:pPr>
+        <w:numPr>
+          <w:ilvl w:val="0"/>
+          <w:numId w:val="1014"/>
+        </w:numPr>
+        <w:pStyle w:val="Compact"/>
+      </w:pPr>
+      <w:r>
+        <w:rPr>
+          <w:bCs/>
+          <w:b/>
+        </w:rPr>
+        <w:t xml:space="preserve">Телефон доверия для женщин, переживающих домашнее насилие: 8-800-7000-600.</w:t>
+      </w:r>
+      <w:r>
+        <w:t xml:space="preserve"> </w:t>
+      </w:r>
+      <w:r>
+        <w:t xml:space="preserve">Круглосуточно, бесплатно из всех регионов, анонимно; линию ведёт АНО «Центр ресурсной помощи».</w:t>
+      </w:r>
+    </w:p>
+    <w:p>
+      <w:pPr>
+        <w:numPr>
+          <w:ilvl w:val="0"/>
+          <w:numId w:val="1014"/>
+        </w:numPr>
+        <w:pStyle w:val="Compact"/>
+      </w:pPr>
+      <w:r>
+        <w:rPr>
+          <w:bCs/>
+          <w:b/>
+        </w:rPr>
+        <w:t xml:space="preserve">«Сёстры» — центр помощи при сексуализированном насилии:</w:t>
+      </w:r>
+      <w:r>
+        <w:t xml:space="preserve"> </w:t>
+      </w:r>
+      <w:r>
+        <w:t xml:space="preserve">+7 (499) 901-02-01, пн–сб 10:00–20:00, sisters-help.ru. Только при сексуализированном насилии.</w:t>
+      </w:r>
+    </w:p>
+    <w:p>
+      <w:pPr>
+        <w:pStyle w:val="FirstParagraph"/>
+      </w:pPr>
+      <w:r>
+        <w:rPr>
+          <w:bCs/>
+          <w:b/>
+        </w:rPr>
+        <w:t xml:space="preserve">Если беременность и нет поддержки, жилья, денег</w:t>
+      </w:r>
+    </w:p>
+    <w:p>
+      <w:pPr>
+        <w:numPr>
+          <w:ilvl w:val="0"/>
+          <w:numId w:val="1016"/>
+        </w:numPr>
+        <w:pStyle w:val="Compact"/>
+      </w:pPr>
+      <w:r>
+        <w:rPr>
+          <w:bCs/>
+          <w:b/>
+        </w:rPr>
+        <w:t xml:space="preserve">Церковная социальная линия «Милосердие»: 8-800-70-70-222</w:t>
+      </w:r>
+      <w:r>
+        <w:t xml:space="preserve"> </w:t>
+      </w:r>
+      <w:r>
+        <w:t xml:space="preserve">(Синодальный отдел по благотворительности Русской православной церкви). Приюты для беременных и матерей с детьми в кризисной ситуации, психологи, юристы. </w:t>
       </w:r>
       <w:r>
         <w:rPr>
           <w:highlight w:val="yellow"/>
         </w:rPr>
-        <w:t>[ПРОВЕРИТЬ режим: источники расходятся.]</w:t>
+        <w:t>[ПРОВЕРИТЬ: режим и бесплатность на официальной странице не указаны; о помощи при насилии не сказано.]</w:t>
       </w:r>
       <w:r/>
     </w:p>
@@ -2824,180 +3095,7 @@
       <w:pPr>
         <w:numPr>
           <w:ilvl w:val="0"/>
-          <w:numId w:val="1013"/>
-        </w:numPr>
-        <w:pStyle w:val="Compact"/>
-      </w:pPr>
-      <w:r>
-        <w:rPr>
-          <w:bCs/>
-          <w:b/>
-        </w:rPr>
-        <w:t xml:space="preserve">«Китеж» — кризисный центр для женщин</w:t>
-      </w:r>
-      <w:r>
-        <w:t xml:space="preserve"> </w:t>
-      </w:r>
-      <w:r>
-        <w:t xml:space="preserve">(НКО; Москва, Московская и Ярославская области, по сообщениям принимают из любых регионов): +7 (916) 920-10-30 (WhatsApp), kitezh-center.ru. Убежище, психолог, юрист.</w:t>
-      </w:r>
-    </w:p>
-    <w:p>
-      <w:pPr>
-        <w:numPr>
-          <w:ilvl w:val="0"/>
-          <w:numId w:val="1013"/>
-        </w:numPr>
-        <w:pStyle w:val="Compact"/>
-      </w:pPr>
-      <w:r>
-        <w:rPr>
-          <w:bCs/>
-          <w:b/>
-        </w:rPr>
-        <w:t xml:space="preserve">«Полина» — кризисный центр для женщин</w:t>
-      </w:r>
-      <w:r>
-        <w:t xml:space="preserve"> </w:t>
-      </w:r>
-      <w:r>
-        <w:t xml:space="preserve">(НКО, Санкт-Петербург, консультирует по всей России): +7 (812) 327-30-00, 11:00–18:00. Телефон доверия, помощь при насилии, вопросы алиментов и опеки.</w:t>
-      </w:r>
-    </w:p>
-    <w:p>
-      <w:pPr>
-        <w:numPr>
-          <w:ilvl w:val="0"/>
-          <w:numId w:val="1013"/>
-        </w:numPr>
-        <w:pStyle w:val="Compact"/>
-      </w:pPr>
-      <w:r>
-        <w:rPr>
-          <w:bCs/>
-          <w:b/>
-        </w:rPr>
-        <w:t xml:space="preserve">Консорциум женских НПО</w:t>
-      </w:r>
-      <w:r>
-        <w:t xml:space="preserve"> </w:t>
-      </w:r>
-      <w:r>
-        <w:t xml:space="preserve">— бесплатная юридическая помощь при домашнем и сексуализированном насилии: wcons.net, форма на сайте.</w:t>
-      </w:r>
-    </w:p>
-    <w:p>
-      <w:pPr>
-        <w:numPr>
-          <w:ilvl w:val="0"/>
-          <w:numId w:val="1013"/>
-        </w:numPr>
-        <w:pStyle w:val="Compact"/>
-      </w:pPr>
-      <w:r>
-        <w:rPr>
-          <w:bCs/>
-          <w:b/>
-        </w:rPr>
-        <w:t xml:space="preserve">«ТыНеОдна»</w:t>
-      </w:r>
-      <w:r>
-        <w:t xml:space="preserve"> </w:t>
-      </w:r>
-      <w:r>
-        <w:t xml:space="preserve">— онлайн-поддержка пострадавших от насилия: tineodna.ru.</w:t>
-      </w:r>
-    </w:p>
-    <w:p>
-      <w:pPr>
-        <w:numPr>
-          <w:ilvl w:val="0"/>
-          <w:numId w:val="1013"/>
-        </w:numPr>
-        <w:pStyle w:val="Compact"/>
-      </w:pPr>
-      <w:r>
-        <w:rPr>
-          <w:bCs/>
-          <w:b/>
-        </w:rPr>
-        <w:t xml:space="preserve">Телефон доверия для женщин, переживающих домашнее насилие: 8-800-7000-600.</w:t>
-      </w:r>
-      <w:r>
-        <w:t xml:space="preserve"> </w:t>
-      </w:r>
-      <w:r>
-        <w:t xml:space="preserve">Круглосуточно, бесплатно из всех регионов, анонимно; линию ведёт АНО «Центр ресурсной помощи».</w:t>
-      </w:r>
-    </w:p>
-    <w:p>
-      <w:pPr>
-        <w:numPr>
-          <w:ilvl w:val="0"/>
-          <w:numId w:val="1013"/>
-        </w:numPr>
-        <w:pStyle w:val="Compact"/>
-      </w:pPr>
-      <w:r>
-        <w:rPr>
-          <w:bCs/>
-          <w:b/>
-        </w:rPr>
-        <w:t xml:space="preserve">«Сёстры» — центр помощи при сексуализированном насилии:</w:t>
-      </w:r>
-      <w:r>
-        <w:t xml:space="preserve"> </w:t>
-      </w:r>
-      <w:r>
-        <w:t xml:space="preserve">+7 (499) 901-02-01, пн–сб 10:00–20:00, sisters-help.ru. Только при сексуализированном насилии.</w:t>
-      </w:r>
-    </w:p>
-    <w:p>
-      <w:pPr>
-        <w:pStyle w:val="FirstParagraph"/>
-      </w:pPr>
-      <w:r>
-        <w:rPr>
-          <w:bCs/>
-          <w:b/>
-        </w:rPr>
-        <w:t xml:space="preserve">Если беременность и нет поддержки, жилья, денег</w:t>
-      </w:r>
-    </w:p>
-    <w:p>
-      <w:pPr>
-        <w:numPr>
-          <w:ilvl w:val="0"/>
-          <w:numId w:val="1015"/>
-        </w:numPr>
-        <w:pStyle w:val="Compact"/>
-      </w:pPr>
-      <w:r>
-        <w:rPr>
-          <w:bCs/>
-          <w:b/>
-        </w:rPr>
-        <w:t xml:space="preserve">Церковная социальная линия «Милосердие»: 8-800-70-70-222</w:t>
-      </w:r>
-      <w:r>
-        <w:t xml:space="preserve"> </w:t>
-      </w:r>
-      <w:r>
-        <w:t xml:space="preserve">(Синодальный отдел по благотворительности Русской православной церкви). Приюты для беременных и матерей с детьми в кризисной ситуации, психологи, юристы. </w:t>
-      </w:r>
-      <w:r>
-        <w:rPr>
-          <w:highlight w:val="yellow"/>
-        </w:rPr>
-        <w:t>[ПРОВЕРИТЬ: режим и бесплатность на официальной странице не указаны; о помощи при насилии не сказано.]</w:t>
-      </w:r>
-      <w:r/>
-    </w:p>
-    <w:p>
-      <w:pPr>
-        <w:numPr>
-          <w:ilvl w:val="0"/>
-          <w:numId w:val="1015"/>
+          <w:numId w:val="1016"/>
         </w:numPr>
         <w:pStyle w:val="Compact"/>
       </w:pPr>
@@ -3019,7 +3117,7 @@
       <w:pPr>
         <w:numPr>
           <w:ilvl w:val="0"/>
-          <w:numId w:val="1015"/>
+          <w:numId w:val="1016"/>
         </w:numPr>
         <w:pStyle w:val="Compact"/>
       </w:pPr>
@@ -3058,7 +3156,7 @@
       <w:pPr>
         <w:numPr>
           <w:ilvl w:val="0"/>
-          <w:numId w:val="1016"/>
+          <w:numId w:val="1017"/>
         </w:numPr>
       </w:pPr>
       <w:r>
@@ -3069,29 +3167,29 @@
       <w:pPr>
         <w:numPr>
           <w:ilvl w:val="0"/>
-          <w:numId w:val="1016"/>
-        </w:numPr>
-      </w:pPr>
-      <w:r>
-        <w:t xml:space="preserve">Граница между обычными переживаниями и проблемой определяется тремя вопросами: насколько выражены симптомы, как долго держатся, насколько мешают жить. Если подавленность, утрата интереса или тревога держатся две недели и дольше — скажите врачу.</w:t>
-      </w:r>
-    </w:p>
-    <w:p>
-      <w:pPr>
-        <w:numPr>
-          <w:ilvl w:val="0"/>
-          <w:numId w:val="1016"/>
-        </w:numPr>
-      </w:pPr>
-      <w:r>
-        <w:t xml:space="preserve">Навязчивые пугающие мысли, в том числе о вреде ребёнку, бывают при тревожных расстройствах и лечатся. О них можно и нужно говорить врачу или психологу.</w:t>
-      </w:r>
-    </w:p>
-    <w:p>
-      <w:pPr>
-        <w:numPr>
-          <w:ilvl w:val="0"/>
-          <w:numId w:val="1016"/>
+          <w:numId w:val="1017"/>
+        </w:numPr>
+      </w:pPr>
+      <w:r>
+        <w:t xml:space="preserve">Граница между обычными переживаниями и проблемой определяется тремя вопросами: насколько выражены симптомы, как долго держатся, насколько мешают жить. Если подавленность, утрата интереса или тревога держатся две недели и дольше, скажите акушеру-гинекологу и попросите направление к медицинскому психологу; к психиатру можно записаться и самостоятельно.</w:t>
+      </w:r>
+    </w:p>
+    <w:p>
+      <w:pPr>
+        <w:numPr>
+          <w:ilvl w:val="0"/>
+          <w:numId w:val="1017"/>
+        </w:numPr>
+      </w:pPr>
+      <w:r>
+        <w:t xml:space="preserve">Навязчивые пугающие мысли, в том числе о вреде ребёнку, бывают при тревожных расстройствах и лечатся. О них можно и нужно говорить психологу, психотерапевту или психиатру — теми словами, какими вы о них думаете.</w:t>
+      </w:r>
+    </w:p>
+    <w:p>
+      <w:pPr>
+        <w:numPr>
+          <w:ilvl w:val="0"/>
+          <w:numId w:val="1017"/>
         </w:numPr>
       </w:pPr>
       <w:r>
@@ -3102,7 +3200,7 @@
       <w:pPr>
         <w:numPr>
           <w:ilvl w:val="0"/>
-          <w:numId w:val="1016"/>
+          <w:numId w:val="1017"/>
         </w:numPr>
       </w:pPr>
       <w:r>
@@ -3113,7 +3211,7 @@
       <w:pPr>
         <w:numPr>
           <w:ilvl w:val="0"/>
-          <w:numId w:val="1016"/>
+          <w:numId w:val="1017"/>
         </w:numPr>
       </w:pPr>
       <w:r>
@@ -3161,7 +3259,7 @@
       <w:pPr>
         <w:numPr>
           <w:ilvl w:val="0"/>
-          <w:numId w:val="1017"/>
+          <w:numId w:val="1018"/>
         </w:numPr>
       </w:pPr>
       <w:r>
@@ -3179,14 +3277,14 @@
         </w:r>
       </w:hyperlink>
       <w:r>
-        <w:t xml:space="preserve">. Женева, 2022, ISBN 978-92-4-005714-2 — беременность и первые месяцы с ребёнком могут быть временем напряжения; у части женщин трудности впервые появляются при беременности, у части — обостряются (10.1); перинатальные тревога и депрессия — примерно у 1 женщины из 10 в странах с высоким доходом и у 1 из 5 — с низким и средним; факторы риска и защиты; обострение у женщин с психическими трудностями в прошлом (10.2); выраженность, длительность и влияние на жизнь как ориентир, ступени от хорошего психического здоровья до тяжёлых состояний, срок две недели, перечень признаков, связь нарушений психического здоровья с осложнениями беременности (10.3, 10.5); неотступная тревога о ребёнке (10.4); трудности с привязанностью и их обстоятельства, вовлечение партнёра (10.6); реакции после потери беременности (10.7); тяжёлый опыт прошлых родов как фактор риска (10.8); полезные и вредные способы справляться с напряжением, поддержка, группы поддержки (10.9, 10.10); роль женской консультации (10.11); психологические методы лечения, когда нужны лекарства, лечение по возможности ведёт специалист по психическому здоровью (10.12); домашнее насилие при беременности, почему женщины о нём молчат, не давить на женщину, чтобы она ушла (10.13); самоубийство среди причин смерти женщин, мысли о самоубийстве или самоповреждения — до 20 % женщин с перинатальными нарушениями, не оставлять одну женщину с планом самоубийства (10.14).</w:t>
-      </w:r>
-    </w:p>
-    <w:p>
-      <w:pPr>
-        <w:numPr>
-          <w:ilvl w:val="0"/>
-          <w:numId w:val="1017"/>
+        <w:t xml:space="preserve">. Женева, 2022, ISBN 978-92-4-005714-2 — беременность и первые месяцы с ребёнком могут быть временем напряжения; у части женщин трудности впервые появляются при беременности, у части — обостряются (10.1); перинатальные тревога и депрессия — примерно у 1 женщины из 10 в странах с высоким доходом и у 1 из 5 — с низким и средним; факторы риска и защиты; обострение у женщин с психическими трудностями в прошлом (10.2); выраженность, длительность и влияние на жизнь как ориентир, ступени от хорошего психического здоровья до тяжёлых состояний, срок две недели, перечень признаков, связь нарушений психического здоровья с осложнениями беременности (10.3, 10.5); неотступная тревога о ребёнке (10.4); трудности с привязанностью и их обстоятельства, вовлечение партнёра (10.6); реакции после потери беременности (10.7); тяжёлый опыт прошлых родов как фактор риска (10.8); полезные и вредные способы справляться с напряжением, поддержка, помощь медиков в поиске людей, к которым можно обратиться, группы поддержки (10.9, 10.10); роль женской консультации (10.11); психологические методы лечения, когда нужны лекарства, лечение по возможности ведёт специалист по психическому здоровью (10.12); домашнее насилие при беременности, почему женщины о нём молчат, не давить на женщину, чтобы она ушла (10.13); самоубийство среди причин смерти женщин, мысли о самоубийстве или самоповреждения — до 20 % женщин с перинатальными нарушениями, не оставлять одну женщину с планом самоубийства (10.14).</w:t>
+      </w:r>
+    </w:p>
+    <w:p>
+      <w:pPr>
+        <w:numPr>
+          <w:ilvl w:val="0"/>
+          <w:numId w:val="1018"/>
         </w:numPr>
       </w:pPr>
       <w:r>
@@ -3221,7 +3319,7 @@
       <w:pPr>
         <w:numPr>
           <w:ilvl w:val="0"/>
-          <w:numId w:val="1017"/>
+          <w:numId w:val="1018"/>
         </w:numPr>
       </w:pPr>
       <w:r>
@@ -3256,7 +3354,7 @@
       <w:pPr>
         <w:numPr>
           <w:ilvl w:val="0"/>
-          <w:numId w:val="1017"/>
+          <w:numId w:val="1018"/>
         </w:numPr>
       </w:pPr>
       <w:r>
@@ -3303,7 +3401,7 @@
       <w:pPr>
         <w:numPr>
           <w:ilvl w:val="0"/>
-          <w:numId w:val="1018"/>
+          <w:numId w:val="1019"/>
         </w:numPr>
       </w:pPr>
       <w:r>
@@ -3325,7 +3423,7 @@
       <w:pPr>
         <w:numPr>
           <w:ilvl w:val="0"/>
-          <w:numId w:val="1018"/>
+          <w:numId w:val="1019"/>
         </w:numPr>
       </w:pPr>
       <w:r>
@@ -3369,7 +3467,7 @@
       <w:pPr>
         <w:numPr>
           <w:ilvl w:val="0"/>
-          <w:numId w:val="1019"/>
+          <w:numId w:val="1020"/>
         </w:numPr>
       </w:pPr>
       <w:r>
@@ -3404,7 +3502,7 @@
       <w:pPr>
         <w:numPr>
           <w:ilvl w:val="0"/>
-          <w:numId w:val="1019"/>
+          <w:numId w:val="1020"/>
         </w:numPr>
       </w:pPr>
       <w:r>
@@ -3439,7 +3537,7 @@
       <w:pPr>
         <w:numPr>
           <w:ilvl w:val="0"/>
-          <w:numId w:val="1019"/>
+          <w:numId w:val="1020"/>
         </w:numPr>
       </w:pPr>
       <w:r>
@@ -3474,7 +3572,7 @@
       <w:pPr>
         <w:numPr>
           <w:ilvl w:val="0"/>
-          <w:numId w:val="1019"/>
+          <w:numId w:val="1020"/>
         </w:numPr>
       </w:pPr>
       <w:r>
@@ -3511,7 +3609,7 @@
       <w:pPr>
         <w:numPr>
           <w:ilvl w:val="0"/>
-          <w:numId w:val="1020"/>
+          <w:numId w:val="1021"/>
         </w:numPr>
       </w:pPr>
       <w:r>
@@ -3546,7 +3644,7 @@
       <w:pPr>
         <w:numPr>
           <w:ilvl w:val="0"/>
-          <w:numId w:val="1020"/>
+          <w:numId w:val="1021"/>
         </w:numPr>
       </w:pPr>
       <w:r>
@@ -3571,7 +3669,7 @@
       <w:pPr>
         <w:numPr>
           <w:ilvl w:val="0"/>
-          <w:numId w:val="1020"/>
+          <w:numId w:val="1021"/>
         </w:numPr>
       </w:pPr>
       <w:r>
@@ -3618,7 +3716,7 @@
       <w:pPr>
         <w:numPr>
           <w:ilvl w:val="0"/>
-          <w:numId w:val="1021"/>
+          <w:numId w:val="1022"/>
         </w:numPr>
       </w:pPr>
       <w:r>
@@ -3653,7 +3751,7 @@
       <w:pPr>
         <w:numPr>
           <w:ilvl w:val="0"/>
-          <w:numId w:val="1021"/>
+          <w:numId w:val="1022"/>
         </w:numPr>
       </w:pPr>
       <w:r>
@@ -3688,7 +3786,7 @@
       <w:pPr>
         <w:numPr>
           <w:ilvl w:val="0"/>
-          <w:numId w:val="1021"/>
+          <w:numId w:val="1022"/>
         </w:numPr>
       </w:pPr>
       <w:r>
@@ -3732,7 +3830,7 @@
       <w:pPr>
         <w:numPr>
           <w:ilvl w:val="0"/>
-          <w:numId w:val="1022"/>
+          <w:numId w:val="1023"/>
         </w:numPr>
       </w:pPr>
       <w:r>
@@ -3757,7 +3855,7 @@
       <w:pPr>
         <w:numPr>
           <w:ilvl w:val="0"/>
-          <w:numId w:val="1022"/>
+          <w:numId w:val="1023"/>
         </w:numPr>
       </w:pPr>
       <w:r>
@@ -3792,7 +3890,7 @@
       <w:pPr>
         <w:numPr>
           <w:ilvl w:val="0"/>
-          <w:numId w:val="1022"/>
+          <w:numId w:val="1023"/>
         </w:numPr>
       </w:pPr>
       <w:r>
@@ -3836,7 +3934,7 @@
       <w:pPr>
         <w:numPr>
           <w:ilvl w:val="0"/>
-          <w:numId w:val="1023"/>
+          <w:numId w:val="1024"/>
         </w:numPr>
       </w:pPr>
       <w:r>
@@ -3868,7 +3966,7 @@
       <w:pPr>
         <w:numPr>
           <w:ilvl w:val="0"/>
-          <w:numId w:val="1023"/>
+          <w:numId w:val="1024"/>
         </w:numPr>
       </w:pPr>
       <w:r>
@@ -3912,7 +4010,7 @@
       <w:pPr>
         <w:numPr>
           <w:ilvl w:val="0"/>
-          <w:numId w:val="1024"/>
+          <w:numId w:val="1025"/>
         </w:numPr>
         <w:pStyle w:val="Compact"/>
       </w:pPr>
@@ -3931,7 +4029,7 @@
         </w:r>
       </w:hyperlink>
       <w:r>
-        <w:t xml:space="preserve">. 2020 (рус. изд. Doing What Matters in Times of Stress), с. 39, 46–47 — дыхательная техника и переключение внимания на окружающее (10.10).</w:t>
+        <w:t xml:space="preserve">. 2020 (рус. изд. Doing What Matters in Times of Stress), с. 39, 46–47, 67–68 — приём «освобождаемся от крючка»: заметить мысль, назвать её, вернуть внимание к делу (10.4); дыхательная техника и переключение внимания на окружающее (10.10).</w:t>
       </w:r>
     </w:p>
     <w:p>
@@ -3950,7 +4048,7 @@
       <w:pPr>
         <w:numPr>
           <w:ilvl w:val="0"/>
-          <w:numId w:val="1025"/>
+          <w:numId w:val="1026"/>
         </w:numPr>
       </w:pPr>
       <w:r>
@@ -3968,7 +4066,7 @@
         </w:r>
       </w:hyperlink>
       <w:r>
-        <w:t xml:space="preserve">, п. 26, 104, приложения № 1 и № 42 — медицинский психолог принимает беременную не менее двух раз; направление на психологическое консультирование после родов (10.11); кабинет психологической и медико-социальной помощи в женской консультации, центры медико-социальной поддержки женщин в трудной жизненной ситуации, в том числе подвергшихся насилию (10.13).</w:t>
+        <w:t xml:space="preserve">, п. 26, 104, приложения № 1 и № 42 — медицинский психолог принимает беременную не менее двух раз; направление на психологическое консультирование после родов (10.11); кабинет психологической и медико-социальной помощи в женской консультации, центры медико-социальной поддержки женщин в трудной жизненной ситуации, в том числе подвергшихся насилию (10.13); кабинет психопрофилактической подготовки беременных к родам (10.8).</w:t>
       </w:r>
       <w:r>
         <w:t xml:space="preserve"> </w:t>
@@ -3985,7 +4083,7 @@
       <w:pPr>
         <w:numPr>
           <w:ilvl w:val="0"/>
-          <w:numId w:val="1025"/>
+          <w:numId w:val="1026"/>
         </w:numPr>
       </w:pPr>
       <w:r>
@@ -4020,7 +4118,7 @@
       <w:pPr>
         <w:numPr>
           <w:ilvl w:val="0"/>
-          <w:numId w:val="1025"/>
+          <w:numId w:val="1026"/>
         </w:numPr>
       </w:pPr>
       <w:r>
@@ -4055,7 +4153,7 @@
       <w:pPr>
         <w:numPr>
           <w:ilvl w:val="0"/>
-          <w:numId w:val="1025"/>
+          <w:numId w:val="1026"/>
         </w:numPr>
       </w:pPr>
       <w:r>
@@ -4090,7 +4188,7 @@
       <w:pPr>
         <w:numPr>
           <w:ilvl w:val="0"/>
-          <w:numId w:val="1025"/>
+          <w:numId w:val="1026"/>
         </w:numPr>
       </w:pPr>
       <w:hyperlink r:id="rId63">
@@ -4121,7 +4219,7 @@
       <w:pPr>
         <w:numPr>
           <w:ilvl w:val="0"/>
-          <w:numId w:val="1026"/>
+          <w:numId w:val="1027"/>
         </w:numPr>
       </w:pPr>
       <w:r>
@@ -4146,7 +4244,7 @@
       <w:pPr>
         <w:numPr>
           <w:ilvl w:val="0"/>
-          <w:numId w:val="1026"/>
+          <w:numId w:val="1027"/>
         </w:numPr>
       </w:pPr>
       <w:r>
@@ -4171,7 +4269,7 @@
       <w:pPr>
         <w:numPr>
           <w:ilvl w:val="0"/>
-          <w:numId w:val="1026"/>
+          <w:numId w:val="1027"/>
         </w:numPr>
       </w:pPr>
       <w:r>
@@ -4196,7 +4294,7 @@
       <w:pPr>
         <w:numPr>
           <w:ilvl w:val="0"/>
-          <w:numId w:val="1026"/>
+          <w:numId w:val="1027"/>
         </w:numPr>
       </w:pPr>
       <w:r>
@@ -4243,7 +4341,7 @@
       <w:pPr>
         <w:numPr>
           <w:ilvl w:val="0"/>
-          <w:numId w:val="1027"/>
+          <w:numId w:val="1028"/>
         </w:numPr>
         <w:pStyle w:val="Compact"/>
       </w:pPr>
@@ -5433,34 +5531,7 @@
     <w:abstractNumId w:val="991"/>
   </w:num>
   <w:num w:numId="1016">
-    <w:abstractNumId w:val="99411"/>
-    <w:lvlOverride w:ilvl="0">
-      <w:startOverride w:val="1"/>
-    </w:lvlOverride>
-    <w:lvlOverride w:ilvl="1">
-      <w:startOverride w:val="1"/>
-    </w:lvlOverride>
-    <w:lvlOverride w:ilvl="2">
-      <w:startOverride w:val="1"/>
-    </w:lvlOverride>
-    <w:lvlOverride w:ilvl="3">
-      <w:startOverride w:val="1"/>
-    </w:lvlOverride>
-    <w:lvlOverride w:ilvl="4">
-      <w:startOverride w:val="1"/>
-    </w:lvlOverride>
-    <w:lvlOverride w:ilvl="5">
-      <w:startOverride w:val="1"/>
-    </w:lvlOverride>
-    <w:lvlOverride w:ilvl="6">
-      <w:startOverride w:val="1"/>
-    </w:lvlOverride>
-    <w:lvlOverride w:ilvl="7">
-      <w:startOverride w:val="1"/>
-    </w:lvlOverride>
-    <w:lvlOverride w:ilvl="8">
-      <w:startOverride w:val="1"/>
-    </w:lvlOverride>
+    <w:abstractNumId w:val="991"/>
   </w:num>
   <w:num w:numId="1017">
     <w:abstractNumId w:val="99411"/>
@@ -5493,6 +5564,36 @@
     </w:lvlOverride>
   </w:num>
   <w:num w:numId="1018">
+    <w:abstractNumId w:val="99411"/>
+    <w:lvlOverride w:ilvl="0">
+      <w:startOverride w:val="1"/>
+    </w:lvlOverride>
+    <w:lvlOverride w:ilvl="1">
+      <w:startOverride w:val="1"/>
+    </w:lvlOverride>
+    <w:lvlOverride w:ilvl="2">
+      <w:startOverride w:val="1"/>
+    </w:lvlOverride>
+    <w:lvlOverride w:ilvl="3">
+      <w:startOverride w:val="1"/>
+    </w:lvlOverride>
+    <w:lvlOverride w:ilvl="4">
+      <w:startOverride w:val="1"/>
+    </w:lvlOverride>
+    <w:lvlOverride w:ilvl="5">
+      <w:startOverride w:val="1"/>
+    </w:lvlOverride>
+    <w:lvlOverride w:ilvl="6">
+      <w:startOverride w:val="1"/>
+    </w:lvlOverride>
+    <w:lvlOverride w:ilvl="7">
+      <w:startOverride w:val="1"/>
+    </w:lvlOverride>
+    <w:lvlOverride w:ilvl="8">
+      <w:startOverride w:val="1"/>
+    </w:lvlOverride>
+  </w:num>
+  <w:num w:numId="1019">
     <w:abstractNumId w:val="99415"/>
     <w:lvlOverride w:ilvl="0">
       <w:startOverride w:val="5"/>
@@ -5522,7 +5623,7 @@
       <w:startOverride w:val="5"/>
     </w:lvlOverride>
   </w:num>
-  <w:num w:numId="1019">
+  <w:num w:numId="1020">
     <w:abstractNumId w:val="99417"/>
     <w:lvlOverride w:ilvl="0">
       <w:startOverride w:val="7"/>
@@ -5552,7 +5653,7 @@
       <w:startOverride w:val="7"/>
     </w:lvlOverride>
   </w:num>
-  <w:num w:numId="1020">
+  <w:num w:numId="1021">
     <w:abstractNumId w:val="994111"/>
     <w:lvlOverride w:ilvl="0">
       <w:startOverride w:val="11"/>
@@ -5582,7 +5683,7 @@
       <w:startOverride w:val="11"/>
     </w:lvlOverride>
   </w:num>
-  <w:num w:numId="1021">
+  <w:num w:numId="1022">
     <w:abstractNumId w:val="994114"/>
     <w:lvlOverride w:ilvl="0">
       <w:startOverride w:val="14"/>
@@ -5612,7 +5713,7 @@
       <w:startOverride w:val="14"/>
     </w:lvlOverride>
   </w:num>
-  <w:num w:numId="1022">
+  <w:num w:numId="1023">
     <w:abstractNumId w:val="994117"/>
     <w:lvlOverride w:ilvl="0">
       <w:startOverride w:val="17"/>
@@ -5642,7 +5743,7 @@
       <w:startOverride w:val="17"/>
     </w:lvlOverride>
   </w:num>
-  <w:num w:numId="1023">
+  <w:num w:numId="1024">
     <w:abstractNumId w:val="994120"/>
     <w:lvlOverride w:ilvl="0">
       <w:startOverride w:val="20"/>
@@ -5672,7 +5773,7 @@
       <w:startOverride w:val="20"/>
     </w:lvlOverride>
   </w:num>
-  <w:num w:numId="1024">
+  <w:num w:numId="1025">
     <w:abstractNumId w:val="994122"/>
     <w:lvlOverride w:ilvl="0">
       <w:startOverride w:val="22"/>
@@ -5702,7 +5803,7 @@
       <w:startOverride w:val="22"/>
     </w:lvlOverride>
   </w:num>
-  <w:num w:numId="1025">
+  <w:num w:numId="1026">
     <w:abstractNumId w:val="994123"/>
     <w:lvlOverride w:ilvl="0">
       <w:startOverride w:val="23"/>
@@ -5732,7 +5833,7 @@
       <w:startOverride w:val="23"/>
     </w:lvlOverride>
   </w:num>
-  <w:num w:numId="1026">
+  <w:num w:numId="1027">
     <w:abstractNumId w:val="994128"/>
     <w:lvlOverride w:ilvl="0">
       <w:startOverride w:val="28"/>
@@ -5762,7 +5863,7 @@
       <w:startOverride w:val="28"/>
     </w:lvlOverride>
   </w:num>
-  <w:num w:numId="1027">
+  <w:num w:numId="1028">
     <w:abstractNumId w:val="994132"/>
     <w:lvlOverride w:ilvl="0">
       <w:startOverride w:val="32"/>

--- a/themes/theme-10/theme 10 draft.docx
+++ b/themes/theme-10/theme 10 draft.docx
@@ -2,7 +2,7 @@
 <file path=word/document.xml><?xml version="1.0" encoding="utf-8"?>
 <w:document xmlns:w="http://schemas.openxmlformats.org/wordprocessingml/2006/main" xmlns:m="http://schemas.openxmlformats.org/officeDocument/2006/math" xmlns:r="http://schemas.openxmlformats.org/officeDocument/2006/relationships" xmlns:o="urn:schemas-microsoft-com:office:office" xmlns:v="urn:schemas-microsoft-com:vml" xmlns:w10="urn:schemas-microsoft-com:office:word" xmlns:a="http://schemas.openxmlformats.org/drawingml/2006/main" xmlns:pic="http://schemas.openxmlformats.org/drawingml/2006/picture" xmlns:wp="http://schemas.openxmlformats.org/drawingml/2006/wordprocessingDrawing">
   <w:body>
-    <w:bookmarkStart w:id="70" w:name="X51a1a14caeb680e7a76a773cf893ab02314b1fe"/>
+    <w:bookmarkStart w:id="71" w:name="X51a1a14caeb680e7a76a773cf893ab02314b1fe"/>
     <w:p>
       <w:pPr>
         <w:pStyle w:val="Heading1"/>
@@ -168,16 +168,7 @@
         <w:pStyle w:val="FirstParagraph"/>
       </w:pPr>
       <w:r>
-        <w:t xml:space="preserve">Версия для врача-рецензента, 14.10.2026: Checkpoint 5 (заморозка содержания). Утверждения выведены из источников, перечисленных в конце главы, и записаны в реестр доказательств (</w:t>
-      </w:r>
-      <w:r>
-        <w:rPr>
-          <w:rStyle w:val="VerbatimChar"/>
-        </w:rPr>
-        <w:t xml:space="preserve">evidence-ledger.md</w:t>
-      </w:r>
-      <w:r>
-        <w:t xml:space="preserve">). Пометки </w:t>
+        <w:t xml:space="preserve">Версия для врача-рецензента, 14.10.2026: Checkpoint 5 (заморозка содержания). Утверждения выведены из источников, перечисленных в конце главы, и записаны в реестр доказательств (evidence-ledger.md). Пометки </w:t>
       </w:r>
       <w:r>
         <w:rPr>
@@ -186,6 +177,7 @@
         <w:t>[ПРОВЕРИТЬ: …]</w:t>
       </w:r>
       <w:r>
+        <w:rPr/>
         <w:t xml:space="preserve"> выделены жёлтым: в каждой сказано, что именно проверить. Вопросы врачу с готовым вариантом текста — в editorial/DISPUTED-CLAIMS.md, строки 38–47. Врачу-рецензенту: по каждой пометке «вопрос врачу» — подтверждаю / верно, но формулировка неточна / неверно / не знаю, нужен источник; формулировку по ответу делает автор. Контакты во врезке «Куда обращаться за помощью» перед печатью перепроверяются отдельно. Языковая полировка не делалась.</w:t>
       </w:r>
     </w:p>
@@ -464,7 +456,6 @@
         </w:rPr>
         <w:t>[ПРОВЕРИТЬ: вопрос врачу — подтвердить перечень признаков, при которых не ждут две недели; ВОЗ даёт правило срочного направления только при плане самоубийства или суицидальном поведении.]</w:t>
       </w:r>
-      <w:r/>
     </w:p>
     <w:p>
       <w:pPr>
@@ -590,6 +581,7 @@
         <w:t>[ПРОВЕРИТЬ: вопрос врачу — нужен источник, который прямо разводит кратковременные переживания и длительный стресс или расстройство по влиянию на беременность; без него вывод «обычные волнения ребёнку не вредят» в текст не входит.]</w:t>
       </w:r>
       <w:r>
+        <w:rPr/>
         <w:t xml:space="preserve"> Из этого следует действие, обратное совету «не нервничать»: не подавлять переживания, а замечать, если они не проходят, и вовремя получать помощь. Такую помощь предусматривает и женская консультация: по российским клиническим рекомендациям каждую беременную дважды направляют к медицинскому психологу (раздел 10.11).</w:t>
       </w:r>
     </w:p>
@@ -676,7 +668,6 @@
         </w:rPr>
         <w:t>[ПРОВЕРИТЬ: вопрос врачу — подтвердить формулировку для российской практики и признаки, по которым мысли требуют экстренной помощи.]</w:t>
       </w:r>
-      <w:r/>
     </w:p>
     <w:p>
       <w:pPr>
@@ -863,6 +854,30 @@
           <w:bCs/>
           <w:b/>
         </w:rPr>
+        <w:t xml:space="preserve">Матресценция.</w:t>
+      </w:r>
+      <w:r>
+        <w:t xml:space="preserve"> </w:t>
+      </w:r>
+      <w:r>
+        <w:t xml:space="preserve">У этого перехода есть название — матресценция, становление матерью. Слово предложила антрополог Дана Рафаэль в 1975 году. Сейчас им описывают перестройку, которая начинается в беременность и продолжается после родов: меняются тело и гормональный фон, представление о себе, отношения с близкими. Исследователи сравнивают этот период с подростковым возрастом: перестройка так же затрагивает сразу тело, чувства и место человека среди других людей и так же не укладывается в несколько недель. </w:t>
+      </w:r>
+      <w:r>
+        <w:rPr>
+          <w:highlight w:val="yellow"/>
+        </w:rPr>
+        <w:t>[ПРОВЕРИТЬ: вопрос врачу — уместен ли термин «матресценция» в книге для беременных и сравнение с подростковым возрастом; опора — комментарий Parimi, Marshall, Prata (2025) с рабочим определением Athan · DISPUTED-CLAIMS, строка 55]</w:t>
+      </w:r>
+    </w:p>
+    <w:p>
+      <w:pPr>
+        <w:pStyle w:val="BodyText"/>
+      </w:pPr>
+      <w:r>
+        <w:rPr>
+          <w:bCs/>
+          <w:b/>
+        </w:rPr>
         <w:t xml:space="preserve">Тело.</w:t>
       </w:r>
       <w:r>
@@ -1155,7 +1170,6 @@
         </w:rPr>
         <w:t>[ПРОВЕРИТЬ: вопрос врачу — подтвердить вывод для российской практики.]</w:t>
       </w:r>
-      <w:r/>
     </w:p>
     <w:p>
       <w:pPr>
@@ -1733,7 +1747,6 @@
         </w:rPr>
         <w:t>[ПРОВЕРИТЬ: вопрос врачу — как это выглядит на практике в регионах: кабинет психиатра в поликлинике или диспансер по месту жительства.]</w:t>
       </w:r>
-      <w:r/>
     </w:p>
     <w:p>
       <w:pPr>
@@ -1748,7 +1761,6 @@
         </w:rPr>
         <w:t>[ПРОВЕРИТЬ: вопрос врачу — подтвердить эту схему маршрутизации для российской практики.]</w:t>
       </w:r>
-      <w:r/>
     </w:p>
     <w:p>
       <w:pPr>
@@ -1797,7 +1809,6 @@
         </w:rPr>
         <w:t>[ПРОВЕРИТЬ: вопрос врачу — нужно ли добавить, как обращение к психиатру отражается в медицинских документах женской консультации и в обменной карте; закон этого не регулирует.]</w:t>
       </w:r>
-      <w:r/>
     </w:p>
     <w:p>
       <w:pPr>
@@ -2028,7 +2039,6 @@
         </w:rPr>
         <w:t>[ПРОВЕРИТЬ: вопрос врачу — нужны ли в тексте цифры абсолютного риска; источник — ACOG CPG 5 (закрыт) или обзор PubMed. Без источника цифры не приводятся.]</w:t>
       </w:r>
-      <w:r/>
     </w:p>
     <w:p>
       <w:pPr>
@@ -2425,7 +2435,6 @@
         </w:rPr>
         <w:t>[ПРОВЕРИТЬ: вопрос врачу — источник описывает послеродовой психоз; применим ли перечень к беременности.]</w:t>
       </w:r>
-      <w:r/>
     </w:p>
     <w:p>
       <w:pPr>
@@ -2499,14 +2508,12 @@
       <w:pPr>
         <w:pStyle w:val="FirstParagraph"/>
       </w:pPr>
-      <w:r/>
       <w:r>
         <w:rPr>
           <w:highlight w:val="yellow"/>
         </w:rPr>
         <w:t>[ПРОВЕРИТЬ: вопрос врачу — маршрут при мыслях о самоубийстве без плана в российской практике: психоневрологический диспансер, приёмное отделение, звонок на телефон доверия, вызов скорой; согласовать с Темой 2, раздел 2.5 (навигатор: «острые импульсивные мысли о самоповреждении — 112») и с Разделом 0.]</w:t>
       </w:r>
-      <w:r/>
     </w:p>
     <w:p>
       <w:pPr>
@@ -2560,19 +2567,7 @@
         <w:t xml:space="preserve"> </w:t>
       </w:r>
       <w:r>
-        <w:t xml:space="preserve">Основа — отчёт</w:t>
-      </w:r>
-      <w:r>
-        <w:t xml:space="preserve"> </w:t>
-      </w:r>
-      <w:r>
-        <w:rPr>
-          <w:rStyle w:val="VerbatimChar"/>
-        </w:rPr>
-        <w:t xml:space="preserve">editorial/reports/razvedka-pomosch-zhenshchinam-2026-10-09.md</w:t>
-      </w:r>
-      <w:r>
-        <w:t xml:space="preserve">.</w:t>
+        <w:t xml:space="preserve">Основа — отчёт editorial/reports/razvedka-pomosch-zhenshchinam-2026-10-09.md.</w:t>
       </w:r>
       <w:r>
         <w:t xml:space="preserve"> </w:t>
@@ -2684,7 +2679,7 @@
         <w:t xml:space="preserve"> </w:t>
       </w:r>
       <w:r>
-        <w:t xml:space="preserve">Круглосуточно, анонимно и бесплатно; оплачиваются только услуги междугородней связи.</w:t>
+        <w:t xml:space="preserve">Московский номер; круглосуточно, анонимно и бесплатно, оплачиваются только услуги междугородней связи.</w:t>
       </w:r>
     </w:p>
     <w:p>
@@ -2700,6 +2695,34 @@
           <w:bCs/>
           <w:b/>
         </w:rPr>
+        <w:t xml:space="preserve">Единый телефон доверия: 8-800-100-49-94.</w:t>
+      </w:r>
+      <w:r>
+        <w:t xml:space="preserve"> </w:t>
+      </w:r>
+      <w:r>
+        <w:t xml:space="preserve">Звонок бесплатный, круглосуточно, по всей России. </w:t>
+      </w:r>
+      <w:r>
+        <w:rPr>
+          <w:highlight w:val="yellow"/>
+        </w:rPr>
+        <w:t>[ПРОВЕРИТЬ: номер взят из перечня НМИЦ им. В. А. Алмазова (декабрь 2025); оператор линии не назван.]</w:t>
+      </w:r>
+    </w:p>
+    <w:p>
+      <w:pPr>
+        <w:numPr>
+          <w:ilvl w:val="0"/>
+          <w:numId w:val="1013"/>
+        </w:numPr>
+        <w:pStyle w:val="Compact"/>
+      </w:pPr>
+      <w:r>
+        <w:rPr>
+          <w:bCs/>
+          <w:b/>
+        </w:rPr>
         <w:t xml:space="preserve">Кризисная линия доверия: 8-800-333-44-34.</w:t>
       </w:r>
       <w:r>
@@ -2714,7 +2737,6 @@
         </w:rPr>
         <w:t>[ПРОВЕРИТЬ: оператор линии на странице не назван.]</w:t>
       </w:r>
-      <w:r/>
     </w:p>
     <w:p>
       <w:pPr>
@@ -2743,7 +2765,6 @@
         </w:rPr>
         <w:t>[ПРОВЕРИТЬ: дата источника 2022 г.]</w:t>
       </w:r>
-      <w:r/>
     </w:p>
     <w:p>
       <w:pPr>
@@ -2916,7 +2937,6 @@
         </w:rPr>
         <w:t>[ПРОВЕРИТЬ режим: источники расходятся.]</w:t>
       </w:r>
-      <w:r/>
     </w:p>
     <w:p>
       <w:pPr>
@@ -3089,7 +3109,6 @@
         </w:rPr>
         <w:t>[ПРОВЕРИТЬ: режим и бесплатность на официальной странице не указаны; о помощи при насилии не сказано.]</w:t>
       </w:r>
-      <w:r/>
     </w:p>
     <w:p>
       <w:pPr>
@@ -3226,7 +3245,7 @@
       </w:r>
     </w:p>
     <w:bookmarkEnd w:id="36"/>
-    <w:bookmarkStart w:id="69" w:name="клинические-и-научные-источники"/>
+    <w:bookmarkStart w:id="70" w:name="клинические-и-научные-источники"/>
     <w:p>
       <w:pPr>
         <w:pStyle w:val="Heading2"/>
@@ -3702,6 +3721,41 @@
     </w:p>
     <w:p>
       <w:pPr>
+        <w:numPr>
+          <w:ilvl w:val="0"/>
+          <w:numId w:val="1021"/>
+        </w:numPr>
+      </w:pPr>
+      <w:r>
+        <w:t xml:space="preserve">Parimi M., Marshall C., Prata N.</w:t>
+      </w:r>
+      <w:r>
+        <w:t xml:space="preserve"> </w:t>
+      </w:r>
+      <w:hyperlink r:id="rId50">
+        <w:r>
+          <w:rPr>
+            <w:rStyle w:val="Hyperlink"/>
+          </w:rPr>
+          <w:t xml:space="preserve">Matrescence: A Critical and Sensitive Period in the Maternal and Child Health (MCH) Life Course Perspective</w:t>
+        </w:r>
+      </w:hyperlink>
+      <w:r>
+        <w:t xml:space="preserve">. Women’s Health Issues, 2025 (комментарий) — термин «матресценция» введён Даной Рафаэль в 1975 году; рабочее определение А. Атан: переход от зачатия через беременность и роды к послеродовому периоду и дальше; сравнение с подростковым возрастом; изменения тела, гормонов, самоощущения и отношений (10.6).</w:t>
+      </w:r>
+      <w:r>
+        <w:t xml:space="preserve"> </w:t>
+      </w:r>
+      <w:r>
+        <w:rPr>
+          <w:iCs/>
+          <w:i/>
+        </w:rPr>
+        <w:t xml:space="preserve">Сверено по полному тексту.</w:t>
+      </w:r>
+    </w:p>
+    <w:p>
+      <w:pPr>
         <w:pStyle w:val="FirstParagraph"/>
       </w:pPr>
       <w:r>
@@ -3725,7 +3779,7 @@
       <w:r>
         <w:t xml:space="preserve"> </w:t>
       </w:r>
-      <w:hyperlink r:id="rId50">
+      <w:hyperlink r:id="rId51">
         <w:r>
           <w:rPr>
             <w:rStyle w:val="Hyperlink"/>
@@ -3760,7 +3814,7 @@
       <w:r>
         <w:t xml:space="preserve"> </w:t>
       </w:r>
-      <w:hyperlink r:id="rId51">
+      <w:hyperlink r:id="rId52">
         <w:r>
           <w:rPr>
             <w:rStyle w:val="Hyperlink"/>
@@ -3792,7 +3846,7 @@
       <w:r>
         <w:t xml:space="preserve">Gressier F., Letranchant A., Cazas O. et al. </w:t>
       </w:r>
-      <w:hyperlink r:id="rId52">
+      <w:hyperlink r:id="rId53">
         <w:r>
           <w:rPr>
             <w:rStyle w:val="Hyperlink"/>
@@ -3839,7 +3893,7 @@
       <w:r>
         <w:t xml:space="preserve"> </w:t>
       </w:r>
-      <w:hyperlink r:id="rId53">
+      <w:hyperlink r:id="rId54">
         <w:r>
           <w:rPr>
             <w:rStyle w:val="Hyperlink"/>
@@ -3864,7 +3918,7 @@
       <w:r>
         <w:t xml:space="preserve"> </w:t>
       </w:r>
-      <w:hyperlink r:id="rId54">
+      <w:hyperlink r:id="rId55">
         <w:r>
           <w:rPr>
             <w:rStyle w:val="Hyperlink"/>
@@ -3896,7 +3950,7 @@
       <w:r>
         <w:t xml:space="preserve">O’Connell M. A., Khashan A. S., Leahy-Warren P. et al. </w:t>
       </w:r>
-      <w:hyperlink r:id="rId55">
+      <w:hyperlink r:id="rId56">
         <w:r>
           <w:rPr>
             <w:rStyle w:val="Hyperlink"/>
@@ -3940,7 +3994,7 @@
       <w:r>
         <w:t xml:space="preserve">Huddleston R., Julian-Kwong M., Cedars M. I. et al. </w:t>
       </w:r>
-      <w:hyperlink r:id="rId56">
+      <w:hyperlink r:id="rId57">
         <w:r>
           <w:rPr>
             <w:rStyle w:val="Hyperlink"/>
@@ -3972,7 +4026,7 @@
       <w:r>
         <w:t xml:space="preserve">Hansen M. H., Mørkved H. S., Austad B. et al. </w:t>
       </w:r>
-      <w:hyperlink r:id="rId57">
+      <w:hyperlink r:id="rId58">
         <w:r>
           <w:rPr>
             <w:rStyle w:val="Hyperlink"/>
@@ -4020,7 +4074,7 @@
       <w:r>
         <w:t xml:space="preserve"> </w:t>
       </w:r>
-      <w:hyperlink r:id="rId58">
+      <w:hyperlink r:id="rId59">
         <w:r>
           <w:rPr>
             <w:rStyle w:val="Hyperlink"/>
@@ -4057,7 +4111,7 @@
       <w:r>
         <w:t xml:space="preserve"> </w:t>
       </w:r>
-      <w:hyperlink r:id="rId59">
+      <w:hyperlink r:id="rId60">
         <w:r>
           <w:rPr>
             <w:rStyle w:val="Hyperlink"/>
@@ -4092,7 +4146,7 @@
       <w:r>
         <w:t xml:space="preserve"> </w:t>
       </w:r>
-      <w:hyperlink r:id="rId60">
+      <w:hyperlink r:id="rId61">
         <w:r>
           <w:rPr>
             <w:rStyle w:val="Hyperlink"/>
@@ -4127,7 +4181,7 @@
       <w:r>
         <w:t xml:space="preserve"> </w:t>
       </w:r>
-      <w:hyperlink r:id="rId61">
+      <w:hyperlink r:id="rId62">
         <w:r>
           <w:rPr>
             <w:rStyle w:val="Hyperlink"/>
@@ -4162,7 +4216,7 @@
       <w:r>
         <w:t xml:space="preserve"> </w:t>
       </w:r>
-      <w:hyperlink r:id="rId62">
+      <w:hyperlink r:id="rId63">
         <w:r>
           <w:rPr>
             <w:rStyle w:val="Hyperlink"/>
@@ -4191,7 +4245,7 @@
           <w:numId w:val="1026"/>
         </w:numPr>
       </w:pPr>
-      <w:hyperlink r:id="rId63">
+      <w:hyperlink r:id="rId64">
         <w:r>
           <w:rPr>
             <w:rStyle w:val="Hyperlink"/>
@@ -4228,7 +4282,7 @@
       <w:r>
         <w:t xml:space="preserve"> </w:t>
       </w:r>
-      <w:hyperlink r:id="rId64">
+      <w:hyperlink r:id="rId65">
         <w:r>
           <w:rPr>
             <w:rStyle w:val="Hyperlink"/>
@@ -4253,7 +4307,7 @@
       <w:r>
         <w:t xml:space="preserve"> </w:t>
       </w:r>
-      <w:hyperlink r:id="rId65">
+      <w:hyperlink r:id="rId66">
         <w:r>
           <w:rPr>
             <w:rStyle w:val="Hyperlink"/>
@@ -4278,7 +4332,7 @@
       <w:r>
         <w:t xml:space="preserve"> </w:t>
       </w:r>
-      <w:hyperlink r:id="rId66">
+      <w:hyperlink r:id="rId67">
         <w:r>
           <w:rPr>
             <w:rStyle w:val="Hyperlink"/>
@@ -4303,7 +4357,7 @@
       <w:r>
         <w:t xml:space="preserve"> </w:t>
       </w:r>
-      <w:hyperlink r:id="rId67">
+      <w:hyperlink r:id="rId68">
         <w:r>
           <w:rPr>
             <w:rStyle w:val="Hyperlink"/>
@@ -4351,7 +4405,7 @@
       <w:r>
         <w:t xml:space="preserve"> </w:t>
       </w:r>
-      <w:hyperlink r:id="rId68">
+      <w:hyperlink r:id="rId69">
         <w:r>
           <w:rPr>
             <w:rStyle w:val="Hyperlink"/>
@@ -4363,8 +4417,8 @@
         <w:t xml:space="preserve">. Current Psychiatry Reports, 2023;25(2):65–72 — проявления послеродового психоза и признаки, которые могут ему предшествовать (10.14).</w:t>
       </w:r>
     </w:p>
-    <w:bookmarkEnd w:id="69"/>
     <w:bookmarkEnd w:id="70"/>
+    <w:bookmarkEnd w:id="71"/>
     <w:sectPr/>
   </w:body>
 </w:document>
@@ -4887,11 +4941,11 @@
       </w:pPr>
     </w:lvl>
   </w:abstractNum>
-  <w:abstractNum w:abstractNumId="994114">
-    <w:nsid w:val="A994114"/>
+  <w:abstractNum w:abstractNumId="994115">
+    <w:nsid w:val="A994115"/>
     <w:multiLevelType w:val="multilevel"/>
     <w:lvl w:ilvl="0">
-      <w:start w:val="14"/>
+      <w:start w:val="15"/>
       <w:numFmt w:val="decimal"/>
       <w:lvlText w:val="%1."/>
       <w:lvlJc w:val="left"/>
@@ -4900,7 +4954,7 @@
       </w:pPr>
     </w:lvl>
     <w:lvl w:ilvl="1">
-      <w:start w:val="14"/>
+      <w:start w:val="15"/>
       <w:numFmt w:val="decimal"/>
       <w:lvlText w:val="%2."/>
       <w:lvlJc w:val="left"/>
@@ -4909,7 +4963,7 @@
       </w:pPr>
     </w:lvl>
     <w:lvl w:ilvl="2">
-      <w:start w:val="14"/>
+      <w:start w:val="15"/>
       <w:numFmt w:val="decimal"/>
       <w:lvlText w:val="%3."/>
       <w:lvlJc w:val="left"/>
@@ -4918,7 +4972,7 @@
       </w:pPr>
     </w:lvl>
     <w:lvl w:ilvl="3">
-      <w:start w:val="14"/>
+      <w:start w:val="15"/>
       <w:numFmt w:val="decimal"/>
       <w:lvlText w:val="%4."/>
       <w:lvlJc w:val="left"/>
@@ -4927,7 +4981,7 @@
       </w:pPr>
     </w:lvl>
     <w:lvl w:ilvl="4">
-      <w:start w:val="14"/>
+      <w:start w:val="15"/>
       <w:numFmt w:val="decimal"/>
       <w:lvlText w:val="%5."/>
       <w:lvlJc w:val="left"/>
@@ -4936,7 +4990,7 @@
       </w:pPr>
     </w:lvl>
     <w:lvl w:ilvl="5">
-      <w:start w:val="14"/>
+      <w:start w:val="15"/>
       <w:numFmt w:val="decimal"/>
       <w:lvlText w:val="%6."/>
       <w:lvlJc w:val="left"/>
@@ -4945,7 +4999,7 @@
       </w:pPr>
     </w:lvl>
     <w:lvl w:ilvl="6">
-      <w:start w:val="14"/>
+      <w:start w:val="15"/>
       <w:numFmt w:val="decimal"/>
       <w:lvlText w:val="%7."/>
       <w:lvlJc w:val="left"/>
@@ -4954,7 +5008,7 @@
       </w:pPr>
     </w:lvl>
     <w:lvl w:ilvl="7">
-      <w:start w:val="14"/>
+      <w:start w:val="15"/>
       <w:numFmt w:val="decimal"/>
       <w:lvlText w:val="%8."/>
       <w:lvlJc w:val="left"/>
@@ -4963,7 +5017,7 @@
       </w:pPr>
     </w:lvl>
     <w:lvl w:ilvl="8">
-      <w:start w:val="14"/>
+      <w:start w:val="15"/>
       <w:numFmt w:val="decimal"/>
       <w:lvlText w:val="%9."/>
       <w:lvlJc w:val="left"/>
@@ -4972,11 +5026,11 @@
       </w:pPr>
     </w:lvl>
   </w:abstractNum>
-  <w:abstractNum w:abstractNumId="994117">
-    <w:nsid w:val="A994117"/>
+  <w:abstractNum w:abstractNumId="994118">
+    <w:nsid w:val="A994118"/>
     <w:multiLevelType w:val="multilevel"/>
     <w:lvl w:ilvl="0">
-      <w:start w:val="17"/>
+      <w:start w:val="18"/>
       <w:numFmt w:val="decimal"/>
       <w:lvlText w:val="%1."/>
       <w:lvlJc w:val="left"/>
@@ -4985,7 +5039,7 @@
       </w:pPr>
     </w:lvl>
     <w:lvl w:ilvl="1">
-      <w:start w:val="17"/>
+      <w:start w:val="18"/>
       <w:numFmt w:val="decimal"/>
       <w:lvlText w:val="%2."/>
       <w:lvlJc w:val="left"/>
@@ -4994,7 +5048,7 @@
       </w:pPr>
     </w:lvl>
     <w:lvl w:ilvl="2">
-      <w:start w:val="17"/>
+      <w:start w:val="18"/>
       <w:numFmt w:val="decimal"/>
       <w:lvlText w:val="%3."/>
       <w:lvlJc w:val="left"/>
@@ -5003,7 +5057,7 @@
       </w:pPr>
     </w:lvl>
     <w:lvl w:ilvl="3">
-      <w:start w:val="17"/>
+      <w:start w:val="18"/>
       <w:numFmt w:val="decimal"/>
       <w:lvlText w:val="%4."/>
       <w:lvlJc w:val="left"/>
@@ -5012,7 +5066,7 @@
       </w:pPr>
     </w:lvl>
     <w:lvl w:ilvl="4">
-      <w:start w:val="17"/>
+      <w:start w:val="18"/>
       <w:numFmt w:val="decimal"/>
       <w:lvlText w:val="%5."/>
       <w:lvlJc w:val="left"/>
@@ -5021,7 +5075,7 @@
       </w:pPr>
     </w:lvl>
     <w:lvl w:ilvl="5">
-      <w:start w:val="17"/>
+      <w:start w:val="18"/>
       <w:numFmt w:val="decimal"/>
       <w:lvlText w:val="%6."/>
       <w:lvlJc w:val="left"/>
@@ -5030,7 +5084,7 @@
       </w:pPr>
     </w:lvl>
     <w:lvl w:ilvl="6">
-      <w:start w:val="17"/>
+      <w:start w:val="18"/>
       <w:numFmt w:val="decimal"/>
       <w:lvlText w:val="%7."/>
       <w:lvlJc w:val="left"/>
@@ -5039,7 +5093,7 @@
       </w:pPr>
     </w:lvl>
     <w:lvl w:ilvl="7">
-      <w:start w:val="17"/>
+      <w:start w:val="18"/>
       <w:numFmt w:val="decimal"/>
       <w:lvlText w:val="%8."/>
       <w:lvlJc w:val="left"/>
@@ -5048,7 +5102,7 @@
       </w:pPr>
     </w:lvl>
     <w:lvl w:ilvl="8">
-      <w:start w:val="17"/>
+      <w:start w:val="18"/>
       <w:numFmt w:val="decimal"/>
       <w:lvlText w:val="%9."/>
       <w:lvlJc w:val="left"/>
@@ -5057,11 +5111,11 @@
       </w:pPr>
     </w:lvl>
   </w:abstractNum>
-  <w:abstractNum w:abstractNumId="994120">
-    <w:nsid w:val="A994120"/>
+  <w:abstractNum w:abstractNumId="994121">
+    <w:nsid w:val="A994121"/>
     <w:multiLevelType w:val="multilevel"/>
     <w:lvl w:ilvl="0">
-      <w:start w:val="20"/>
+      <w:start w:val="21"/>
       <w:numFmt w:val="decimal"/>
       <w:lvlText w:val="%1."/>
       <w:lvlJc w:val="left"/>
@@ -5070,7 +5124,7 @@
       </w:pPr>
     </w:lvl>
     <w:lvl w:ilvl="1">
-      <w:start w:val="20"/>
+      <w:start w:val="21"/>
       <w:numFmt w:val="decimal"/>
       <w:lvlText w:val="%2."/>
       <w:lvlJc w:val="left"/>
@@ -5079,7 +5133,7 @@
       </w:pPr>
     </w:lvl>
     <w:lvl w:ilvl="2">
-      <w:start w:val="20"/>
+      <w:start w:val="21"/>
       <w:numFmt w:val="decimal"/>
       <w:lvlText w:val="%3."/>
       <w:lvlJc w:val="left"/>
@@ -5088,7 +5142,7 @@
       </w:pPr>
     </w:lvl>
     <w:lvl w:ilvl="3">
-      <w:start w:val="20"/>
+      <w:start w:val="21"/>
       <w:numFmt w:val="decimal"/>
       <w:lvlText w:val="%4."/>
       <w:lvlJc w:val="left"/>
@@ -5097,7 +5151,7 @@
       </w:pPr>
     </w:lvl>
     <w:lvl w:ilvl="4">
-      <w:start w:val="20"/>
+      <w:start w:val="21"/>
       <w:numFmt w:val="decimal"/>
       <w:lvlText w:val="%5."/>
       <w:lvlJc w:val="left"/>
@@ -5106,7 +5160,7 @@
       </w:pPr>
     </w:lvl>
     <w:lvl w:ilvl="5">
-      <w:start w:val="20"/>
+      <w:start w:val="21"/>
       <w:numFmt w:val="decimal"/>
       <w:lvlText w:val="%6."/>
       <w:lvlJc w:val="left"/>
@@ -5115,7 +5169,7 @@
       </w:pPr>
     </w:lvl>
     <w:lvl w:ilvl="6">
-      <w:start w:val="20"/>
+      <w:start w:val="21"/>
       <w:numFmt w:val="decimal"/>
       <w:lvlText w:val="%7."/>
       <w:lvlJc w:val="left"/>
@@ -5124,7 +5178,7 @@
       </w:pPr>
     </w:lvl>
     <w:lvl w:ilvl="7">
-      <w:start w:val="20"/>
+      <w:start w:val="21"/>
       <w:numFmt w:val="decimal"/>
       <w:lvlText w:val="%8."/>
       <w:lvlJc w:val="left"/>
@@ -5133,92 +5187,7 @@
       </w:pPr>
     </w:lvl>
     <w:lvl w:ilvl="8">
-      <w:start w:val="20"/>
-      <w:numFmt w:val="decimal"/>
-      <w:lvlText w:val="%9."/>
-      <w:lvlJc w:val="left"/>
-      <w:pPr>
-        <w:ind w:left="6480" w:hanging="480"/>
-      </w:pPr>
-    </w:lvl>
-  </w:abstractNum>
-  <w:abstractNum w:abstractNumId="994122">
-    <w:nsid w:val="A994122"/>
-    <w:multiLevelType w:val="multilevel"/>
-    <w:lvl w:ilvl="0">
-      <w:start w:val="22"/>
-      <w:numFmt w:val="decimal"/>
-      <w:lvlText w:val="%1."/>
-      <w:lvlJc w:val="left"/>
-      <w:pPr>
-        <w:ind w:left="720" w:hanging="480"/>
-      </w:pPr>
-    </w:lvl>
-    <w:lvl w:ilvl="1">
-      <w:start w:val="22"/>
-      <w:numFmt w:val="decimal"/>
-      <w:lvlText w:val="%2."/>
-      <w:lvlJc w:val="left"/>
-      <w:pPr>
-        <w:ind w:left="1440" w:hanging="480"/>
-      </w:pPr>
-    </w:lvl>
-    <w:lvl w:ilvl="2">
-      <w:start w:val="22"/>
-      <w:numFmt w:val="decimal"/>
-      <w:lvlText w:val="%3."/>
-      <w:lvlJc w:val="left"/>
-      <w:pPr>
-        <w:ind w:left="2160" w:hanging="480"/>
-      </w:pPr>
-    </w:lvl>
-    <w:lvl w:ilvl="3">
-      <w:start w:val="22"/>
-      <w:numFmt w:val="decimal"/>
-      <w:lvlText w:val="%4."/>
-      <w:lvlJc w:val="left"/>
-      <w:pPr>
-        <w:ind w:left="2880" w:hanging="480"/>
-      </w:pPr>
-    </w:lvl>
-    <w:lvl w:ilvl="4">
-      <w:start w:val="22"/>
-      <w:numFmt w:val="decimal"/>
-      <w:lvlText w:val="%5."/>
-      <w:lvlJc w:val="left"/>
-      <w:pPr>
-        <w:ind w:left="3600" w:hanging="480"/>
-      </w:pPr>
-    </w:lvl>
-    <w:lvl w:ilvl="5">
-      <w:start w:val="22"/>
-      <w:numFmt w:val="decimal"/>
-      <w:lvlText w:val="%6."/>
-      <w:lvlJc w:val="left"/>
-      <w:pPr>
-        <w:ind w:left="4320" w:hanging="480"/>
-      </w:pPr>
-    </w:lvl>
-    <w:lvl w:ilvl="6">
-      <w:start w:val="22"/>
-      <w:numFmt w:val="decimal"/>
-      <w:lvlText w:val="%7."/>
-      <w:lvlJc w:val="left"/>
-      <w:pPr>
-        <w:ind w:left="5040" w:hanging="480"/>
-      </w:pPr>
-    </w:lvl>
-    <w:lvl w:ilvl="7">
-      <w:start w:val="22"/>
-      <w:numFmt w:val="decimal"/>
-      <w:lvlText w:val="%8."/>
-      <w:lvlJc w:val="left"/>
-      <w:pPr>
-        <w:ind w:left="5760" w:hanging="480"/>
-      </w:pPr>
-    </w:lvl>
-    <w:lvl w:ilvl="8">
-      <w:start w:val="22"/>
+      <w:start w:val="21"/>
       <w:numFmt w:val="decimal"/>
       <w:lvlText w:val="%9."/>
       <w:lvlJc w:val="left"/>
@@ -5312,11 +5281,11 @@
       </w:pPr>
     </w:lvl>
   </w:abstractNum>
-  <w:abstractNum w:abstractNumId="994128">
-    <w:nsid w:val="A994128"/>
+  <w:abstractNum w:abstractNumId="994124">
+    <w:nsid w:val="A994124"/>
     <w:multiLevelType w:val="multilevel"/>
     <w:lvl w:ilvl="0">
-      <w:start w:val="28"/>
+      <w:start w:val="24"/>
       <w:numFmt w:val="decimal"/>
       <w:lvlText w:val="%1."/>
       <w:lvlJc w:val="left"/>
@@ -5325,7 +5294,7 @@
       </w:pPr>
     </w:lvl>
     <w:lvl w:ilvl="1">
-      <w:start w:val="28"/>
+      <w:start w:val="24"/>
       <w:numFmt w:val="decimal"/>
       <w:lvlText w:val="%2."/>
       <w:lvlJc w:val="left"/>
@@ -5334,7 +5303,7 @@
       </w:pPr>
     </w:lvl>
     <w:lvl w:ilvl="2">
-      <w:start w:val="28"/>
+      <w:start w:val="24"/>
       <w:numFmt w:val="decimal"/>
       <w:lvlText w:val="%3."/>
       <w:lvlJc w:val="left"/>
@@ -5343,7 +5312,7 @@
       </w:pPr>
     </w:lvl>
     <w:lvl w:ilvl="3">
-      <w:start w:val="28"/>
+      <w:start w:val="24"/>
       <w:numFmt w:val="decimal"/>
       <w:lvlText w:val="%4."/>
       <w:lvlJc w:val="left"/>
@@ -5352,7 +5321,7 @@
       </w:pPr>
     </w:lvl>
     <w:lvl w:ilvl="4">
-      <w:start w:val="28"/>
+      <w:start w:val="24"/>
       <w:numFmt w:val="decimal"/>
       <w:lvlText w:val="%5."/>
       <w:lvlJc w:val="left"/>
@@ -5361,7 +5330,7 @@
       </w:pPr>
     </w:lvl>
     <w:lvl w:ilvl="5">
-      <w:start w:val="28"/>
+      <w:start w:val="24"/>
       <w:numFmt w:val="decimal"/>
       <w:lvlText w:val="%6."/>
       <w:lvlJc w:val="left"/>
@@ -5370,7 +5339,7 @@
       </w:pPr>
     </w:lvl>
     <w:lvl w:ilvl="6">
-      <w:start w:val="28"/>
+      <w:start w:val="24"/>
       <w:numFmt w:val="decimal"/>
       <w:lvlText w:val="%7."/>
       <w:lvlJc w:val="left"/>
@@ -5379,7 +5348,7 @@
       </w:pPr>
     </w:lvl>
     <w:lvl w:ilvl="7">
-      <w:start w:val="28"/>
+      <w:start w:val="24"/>
       <w:numFmt w:val="decimal"/>
       <w:lvlText w:val="%8."/>
       <w:lvlJc w:val="left"/>
@@ -5388,7 +5357,7 @@
       </w:pPr>
     </w:lvl>
     <w:lvl w:ilvl="8">
-      <w:start w:val="28"/>
+      <w:start w:val="24"/>
       <w:numFmt w:val="decimal"/>
       <w:lvlText w:val="%9."/>
       <w:lvlJc w:val="left"/>
@@ -5397,11 +5366,11 @@
       </w:pPr>
     </w:lvl>
   </w:abstractNum>
-  <w:abstractNum w:abstractNumId="994132">
-    <w:nsid w:val="A994132"/>
+  <w:abstractNum w:abstractNumId="994129">
+    <w:nsid w:val="A994129"/>
     <w:multiLevelType w:val="multilevel"/>
     <w:lvl w:ilvl="0">
-      <w:start w:val="32"/>
+      <w:start w:val="29"/>
       <w:numFmt w:val="decimal"/>
       <w:lvlText w:val="%1."/>
       <w:lvlJc w:val="left"/>
@@ -5410,7 +5379,7 @@
       </w:pPr>
     </w:lvl>
     <w:lvl w:ilvl="1">
-      <w:start w:val="32"/>
+      <w:start w:val="29"/>
       <w:numFmt w:val="decimal"/>
       <w:lvlText w:val="%2."/>
       <w:lvlJc w:val="left"/>
@@ -5419,7 +5388,7 @@
       </w:pPr>
     </w:lvl>
     <w:lvl w:ilvl="2">
-      <w:start w:val="32"/>
+      <w:start w:val="29"/>
       <w:numFmt w:val="decimal"/>
       <w:lvlText w:val="%3."/>
       <w:lvlJc w:val="left"/>
@@ -5428,7 +5397,7 @@
       </w:pPr>
     </w:lvl>
     <w:lvl w:ilvl="3">
-      <w:start w:val="32"/>
+      <w:start w:val="29"/>
       <w:numFmt w:val="decimal"/>
       <w:lvlText w:val="%4."/>
       <w:lvlJc w:val="left"/>
@@ -5437,7 +5406,7 @@
       </w:pPr>
     </w:lvl>
     <w:lvl w:ilvl="4">
-      <w:start w:val="32"/>
+      <w:start w:val="29"/>
       <w:numFmt w:val="decimal"/>
       <w:lvlText w:val="%5."/>
       <w:lvlJc w:val="left"/>
@@ -5446,7 +5415,7 @@
       </w:pPr>
     </w:lvl>
     <w:lvl w:ilvl="5">
-      <w:start w:val="32"/>
+      <w:start w:val="29"/>
       <w:numFmt w:val="decimal"/>
       <w:lvlText w:val="%6."/>
       <w:lvlJc w:val="left"/>
@@ -5455,7 +5424,7 @@
       </w:pPr>
     </w:lvl>
     <w:lvl w:ilvl="6">
-      <w:start w:val="32"/>
+      <w:start w:val="29"/>
       <w:numFmt w:val="decimal"/>
       <w:lvlText w:val="%7."/>
       <w:lvlJc w:val="left"/>
@@ -5464,7 +5433,7 @@
       </w:pPr>
     </w:lvl>
     <w:lvl w:ilvl="7">
-      <w:start w:val="32"/>
+      <w:start w:val="29"/>
       <w:numFmt w:val="decimal"/>
       <w:lvlText w:val="%8."/>
       <w:lvlJc w:val="left"/>
@@ -5473,7 +5442,92 @@
       </w:pPr>
     </w:lvl>
     <w:lvl w:ilvl="8">
-      <w:start w:val="32"/>
+      <w:start w:val="29"/>
+      <w:numFmt w:val="decimal"/>
+      <w:lvlText w:val="%9."/>
+      <w:lvlJc w:val="left"/>
+      <w:pPr>
+        <w:ind w:left="6480" w:hanging="480"/>
+      </w:pPr>
+    </w:lvl>
+  </w:abstractNum>
+  <w:abstractNum w:abstractNumId="994133">
+    <w:nsid w:val="A994133"/>
+    <w:multiLevelType w:val="multilevel"/>
+    <w:lvl w:ilvl="0">
+      <w:start w:val="33"/>
+      <w:numFmt w:val="decimal"/>
+      <w:lvlText w:val="%1."/>
+      <w:lvlJc w:val="left"/>
+      <w:pPr>
+        <w:ind w:left="720" w:hanging="480"/>
+      </w:pPr>
+    </w:lvl>
+    <w:lvl w:ilvl="1">
+      <w:start w:val="33"/>
+      <w:numFmt w:val="decimal"/>
+      <w:lvlText w:val="%2."/>
+      <w:lvlJc w:val="left"/>
+      <w:pPr>
+        <w:ind w:left="1440" w:hanging="480"/>
+      </w:pPr>
+    </w:lvl>
+    <w:lvl w:ilvl="2">
+      <w:start w:val="33"/>
+      <w:numFmt w:val="decimal"/>
+      <w:lvlText w:val="%3."/>
+      <w:lvlJc w:val="left"/>
+      <w:pPr>
+        <w:ind w:left="2160" w:hanging="480"/>
+      </w:pPr>
+    </w:lvl>
+    <w:lvl w:ilvl="3">
+      <w:start w:val="33"/>
+      <w:numFmt w:val="decimal"/>
+      <w:lvlText w:val="%4."/>
+      <w:lvlJc w:val="left"/>
+      <w:pPr>
+        <w:ind w:left="2880" w:hanging="480"/>
+      </w:pPr>
+    </w:lvl>
+    <w:lvl w:ilvl="4">
+      <w:start w:val="33"/>
+      <w:numFmt w:val="decimal"/>
+      <w:lvlText w:val="%5."/>
+      <w:lvlJc w:val="left"/>
+      <w:pPr>
+        <w:ind w:left="3600" w:hanging="480"/>
+      </w:pPr>
+    </w:lvl>
+    <w:lvl w:ilvl="5">
+      <w:start w:val="33"/>
+      <w:numFmt w:val="decimal"/>
+      <w:lvlText w:val="%6."/>
+      <w:lvlJc w:val="left"/>
+      <w:pPr>
+        <w:ind w:left="4320" w:hanging="480"/>
+      </w:pPr>
+    </w:lvl>
+    <w:lvl w:ilvl="6">
+      <w:start w:val="33"/>
+      <w:numFmt w:val="decimal"/>
+      <w:lvlText w:val="%7."/>
+      <w:lvlJc w:val="left"/>
+      <w:pPr>
+        <w:ind w:left="5040" w:hanging="480"/>
+      </w:pPr>
+    </w:lvl>
+    <w:lvl w:ilvl="7">
+      <w:start w:val="33"/>
+      <w:numFmt w:val="decimal"/>
+      <w:lvlText w:val="%8."/>
+      <w:lvlJc w:val="left"/>
+      <w:pPr>
+        <w:ind w:left="5760" w:hanging="480"/>
+      </w:pPr>
+    </w:lvl>
+    <w:lvl w:ilvl="8">
+      <w:start w:val="33"/>
       <w:numFmt w:val="decimal"/>
       <w:lvlText w:val="%9."/>
       <w:lvlJc w:val="left"/>
@@ -5684,126 +5738,96 @@
     </w:lvlOverride>
   </w:num>
   <w:num w:numId="1022">
-    <w:abstractNumId w:val="994114"/>
+    <w:abstractNumId w:val="994115"/>
     <w:lvlOverride w:ilvl="0">
-      <w:startOverride w:val="14"/>
+      <w:startOverride w:val="15"/>
     </w:lvlOverride>
     <w:lvlOverride w:ilvl="1">
-      <w:startOverride w:val="14"/>
+      <w:startOverride w:val="15"/>
     </w:lvlOverride>
     <w:lvlOverride w:ilvl="2">
-      <w:startOverride w:val="14"/>
+      <w:startOverride w:val="15"/>
     </w:lvlOverride>
     <w:lvlOverride w:ilvl="3">
-      <w:startOverride w:val="14"/>
+      <w:startOverride w:val="15"/>
     </w:lvlOverride>
     <w:lvlOverride w:ilvl="4">
-      <w:startOverride w:val="14"/>
+      <w:startOverride w:val="15"/>
     </w:lvlOverride>
     <w:lvlOverride w:ilvl="5">
-      <w:startOverride w:val="14"/>
+      <w:startOverride w:val="15"/>
     </w:lvlOverride>
     <w:lvlOverride w:ilvl="6">
-      <w:startOverride w:val="14"/>
+      <w:startOverride w:val="15"/>
     </w:lvlOverride>
     <w:lvlOverride w:ilvl="7">
-      <w:startOverride w:val="14"/>
+      <w:startOverride w:val="15"/>
     </w:lvlOverride>
     <w:lvlOverride w:ilvl="8">
-      <w:startOverride w:val="14"/>
+      <w:startOverride w:val="15"/>
     </w:lvlOverride>
   </w:num>
   <w:num w:numId="1023">
-    <w:abstractNumId w:val="994117"/>
+    <w:abstractNumId w:val="994118"/>
     <w:lvlOverride w:ilvl="0">
-      <w:startOverride w:val="17"/>
+      <w:startOverride w:val="18"/>
     </w:lvlOverride>
     <w:lvlOverride w:ilvl="1">
-      <w:startOverride w:val="17"/>
+      <w:startOverride w:val="18"/>
     </w:lvlOverride>
     <w:lvlOverride w:ilvl="2">
-      <w:startOverride w:val="17"/>
+      <w:startOverride w:val="18"/>
     </w:lvlOverride>
     <w:lvlOverride w:ilvl="3">
-      <w:startOverride w:val="17"/>
+      <w:startOverride w:val="18"/>
     </w:lvlOverride>
     <w:lvlOverride w:ilvl="4">
-      <w:startOverride w:val="17"/>
+      <w:startOverride w:val="18"/>
     </w:lvlOverride>
     <w:lvlOverride w:ilvl="5">
-      <w:startOverride w:val="17"/>
+      <w:startOverride w:val="18"/>
     </w:lvlOverride>
     <w:lvlOverride w:ilvl="6">
-      <w:startOverride w:val="17"/>
+      <w:startOverride w:val="18"/>
     </w:lvlOverride>
     <w:lvlOverride w:ilvl="7">
-      <w:startOverride w:val="17"/>
+      <w:startOverride w:val="18"/>
     </w:lvlOverride>
     <w:lvlOverride w:ilvl="8">
-      <w:startOverride w:val="17"/>
+      <w:startOverride w:val="18"/>
     </w:lvlOverride>
   </w:num>
   <w:num w:numId="1024">
-    <w:abstractNumId w:val="994120"/>
+    <w:abstractNumId w:val="994121"/>
     <w:lvlOverride w:ilvl="0">
-      <w:startOverride w:val="20"/>
+      <w:startOverride w:val="21"/>
     </w:lvlOverride>
     <w:lvlOverride w:ilvl="1">
-      <w:startOverride w:val="20"/>
+      <w:startOverride w:val="21"/>
     </w:lvlOverride>
     <w:lvlOverride w:ilvl="2">
-      <w:startOverride w:val="20"/>
+      <w:startOverride w:val="21"/>
     </w:lvlOverride>
     <w:lvlOverride w:ilvl="3">
-      <w:startOverride w:val="20"/>
+      <w:startOverride w:val="21"/>
     </w:lvlOverride>
     <w:lvlOverride w:ilvl="4">
-      <w:startOverride w:val="20"/>
+      <w:startOverride w:val="21"/>
     </w:lvlOverride>
     <w:lvlOverride w:ilvl="5">
-      <w:startOverride w:val="20"/>
+      <w:startOverride w:val="21"/>
     </w:lvlOverride>
     <w:lvlOverride w:ilvl="6">
-      <w:startOverride w:val="20"/>
+      <w:startOverride w:val="21"/>
     </w:lvlOverride>
     <w:lvlOverride w:ilvl="7">
-      <w:startOverride w:val="20"/>
+      <w:startOverride w:val="21"/>
     </w:lvlOverride>
     <w:lvlOverride w:ilvl="8">
-      <w:startOverride w:val="20"/>
+      <w:startOverride w:val="21"/>
     </w:lvlOverride>
   </w:num>
   <w:num w:numId="1025">
-    <w:abstractNumId w:val="994122"/>
-    <w:lvlOverride w:ilvl="0">
-      <w:startOverride w:val="22"/>
-    </w:lvlOverride>
-    <w:lvlOverride w:ilvl="1">
-      <w:startOverride w:val="22"/>
-    </w:lvlOverride>
-    <w:lvlOverride w:ilvl="2">
-      <w:startOverride w:val="22"/>
-    </w:lvlOverride>
-    <w:lvlOverride w:ilvl="3">
-      <w:startOverride w:val="22"/>
-    </w:lvlOverride>
-    <w:lvlOverride w:ilvl="4">
-      <w:startOverride w:val="22"/>
-    </w:lvlOverride>
-    <w:lvlOverride w:ilvl="5">
-      <w:startOverride w:val="22"/>
-    </w:lvlOverride>
-    <w:lvlOverride w:ilvl="6">
-      <w:startOverride w:val="22"/>
-    </w:lvlOverride>
-    <w:lvlOverride w:ilvl="7">
-      <w:startOverride w:val="22"/>
-    </w:lvlOverride>
-    <w:lvlOverride w:ilvl="8">
-      <w:startOverride w:val="22"/>
-    </w:lvlOverride>
-  </w:num>
-  <w:num w:numId="1026">
     <w:abstractNumId w:val="994123"/>
     <w:lvlOverride w:ilvl="0">
       <w:startOverride w:val="23"/>
@@ -5833,64 +5857,94 @@
       <w:startOverride w:val="23"/>
     </w:lvlOverride>
   </w:num>
+  <w:num w:numId="1026">
+    <w:abstractNumId w:val="994124"/>
+    <w:lvlOverride w:ilvl="0">
+      <w:startOverride w:val="24"/>
+    </w:lvlOverride>
+    <w:lvlOverride w:ilvl="1">
+      <w:startOverride w:val="24"/>
+    </w:lvlOverride>
+    <w:lvlOverride w:ilvl="2">
+      <w:startOverride w:val="24"/>
+    </w:lvlOverride>
+    <w:lvlOverride w:ilvl="3">
+      <w:startOverride w:val="24"/>
+    </w:lvlOverride>
+    <w:lvlOverride w:ilvl="4">
+      <w:startOverride w:val="24"/>
+    </w:lvlOverride>
+    <w:lvlOverride w:ilvl="5">
+      <w:startOverride w:val="24"/>
+    </w:lvlOverride>
+    <w:lvlOverride w:ilvl="6">
+      <w:startOverride w:val="24"/>
+    </w:lvlOverride>
+    <w:lvlOverride w:ilvl="7">
+      <w:startOverride w:val="24"/>
+    </w:lvlOverride>
+    <w:lvlOverride w:ilvl="8">
+      <w:startOverride w:val="24"/>
+    </w:lvlOverride>
+  </w:num>
   <w:num w:numId="1027">
-    <w:abstractNumId w:val="994128"/>
+    <w:abstractNumId w:val="994129"/>
     <w:lvlOverride w:ilvl="0">
-      <w:startOverride w:val="28"/>
+      <w:startOverride w:val="29"/>
     </w:lvlOverride>
     <w:lvlOverride w:ilvl="1">
-      <w:startOverride w:val="28"/>
+      <w:startOverride w:val="29"/>
     </w:lvlOverride>
     <w:lvlOverride w:ilvl="2">
-      <w:startOverride w:val="28"/>
+      <w:startOverride w:val="29"/>
     </w:lvlOverride>
     <w:lvlOverride w:ilvl="3">
-      <w:startOverride w:val="28"/>
+      <w:startOverride w:val="29"/>
     </w:lvlOverride>
     <w:lvlOverride w:ilvl="4">
-      <w:startOverride w:val="28"/>
+      <w:startOverride w:val="29"/>
     </w:lvlOverride>
     <w:lvlOverride w:ilvl="5">
-      <w:startOverride w:val="28"/>
+      <w:startOverride w:val="29"/>
     </w:lvlOverride>
     <w:lvlOverride w:ilvl="6">
-      <w:startOverride w:val="28"/>
+      <w:startOverride w:val="29"/>
     </w:lvlOverride>
     <w:lvlOverride w:ilvl="7">
-      <w:startOverride w:val="28"/>
+      <w:startOverride w:val="29"/>
     </w:lvlOverride>
     <w:lvlOverride w:ilvl="8">
-      <w:startOverride w:val="28"/>
+      <w:startOverride w:val="29"/>
     </w:lvlOverride>
   </w:num>
   <w:num w:numId="1028">
-    <w:abstractNumId w:val="994132"/>
+    <w:abstractNumId w:val="994133"/>
     <w:lvlOverride w:ilvl="0">
-      <w:startOverride w:val="32"/>
+      <w:startOverride w:val="33"/>
     </w:lvlOverride>
     <w:lvlOverride w:ilvl="1">
-      <w:startOverride w:val="32"/>
+      <w:startOverride w:val="33"/>
     </w:lvlOverride>
     <w:lvlOverride w:ilvl="2">
-      <w:startOverride w:val="32"/>
+      <w:startOverride w:val="33"/>
     </w:lvlOverride>
     <w:lvlOverride w:ilvl="3">
-      <w:startOverride w:val="32"/>
+      <w:startOverride w:val="33"/>
     </w:lvlOverride>
     <w:lvlOverride w:ilvl="4">
-      <w:startOverride w:val="32"/>
+      <w:startOverride w:val="33"/>
     </w:lvlOverride>
     <w:lvlOverride w:ilvl="5">
-      <w:startOverride w:val="32"/>
+      <w:startOverride w:val="33"/>
     </w:lvlOverride>
     <w:lvlOverride w:ilvl="6">
-      <w:startOverride w:val="32"/>
+      <w:startOverride w:val="33"/>
     </w:lvlOverride>
     <w:lvlOverride w:ilvl="7">
-      <w:startOverride w:val="32"/>
+      <w:startOverride w:val="33"/>
     </w:lvlOverride>
     <w:lvlOverride w:ilvl="8">
-      <w:startOverride w:val="32"/>
+      <w:startOverride w:val="33"/>
     </w:lvlOverride>
   </w:num>
 </w:numbering>
@@ -6382,7 +6436,7 @@
       <w:color w:themeColor="accent1" w:themeShade="BF" w:val="365F91"/>
     </w:rPr>
   </w:style>
-  <w:style w:type="paragraph" w:customStyle="1" w:styleId="SourceCode">
+  <w:style w:customStyle="1" w:styleId="SourceCode" w:type="paragraph">
     <w:name w:val="Source Code"/>
     <w:basedOn w:val="Normal"/>
     <w:link w:val="VerbatimChar"/>
@@ -6390,7 +6444,7 @@
       <w:wordWrap w:val="off"/>
     </w:pPr>
   </w:style>
-  <w:style w:type="character" w:customStyle="1" w:styleId="KeywordTok">
+  <w:style w:customStyle="1" w:styleId="KeywordTok" w:type="character">
     <w:name w:val="KeywordTok"/>
     <w:basedOn w:val="VerbatimChar"/>
     <w:rPr>
@@ -6398,77 +6452,77 @@
       <w:b/>
     </w:rPr>
   </w:style>
-  <w:style w:type="character" w:customStyle="1" w:styleId="DataTypeTok">
+  <w:style w:customStyle="1" w:styleId="DataTypeTok" w:type="character">
     <w:name w:val="DataTypeTok"/>
     <w:basedOn w:val="VerbatimChar"/>
     <w:rPr>
       <w:color w:val="902000"/>
     </w:rPr>
   </w:style>
-  <w:style w:type="character" w:customStyle="1" w:styleId="DecValTok">
+  <w:style w:customStyle="1" w:styleId="DecValTok" w:type="character">
     <w:name w:val="DecValTok"/>
     <w:basedOn w:val="VerbatimChar"/>
     <w:rPr>
       <w:color w:val="40a070"/>
     </w:rPr>
   </w:style>
-  <w:style w:type="character" w:customStyle="1" w:styleId="BaseNTok">
+  <w:style w:customStyle="1" w:styleId="BaseNTok" w:type="character">
     <w:name w:val="BaseNTok"/>
     <w:basedOn w:val="VerbatimChar"/>
     <w:rPr>
       <w:color w:val="40a070"/>
     </w:rPr>
   </w:style>
-  <w:style w:type="character" w:customStyle="1" w:styleId="FloatTok">
+  <w:style w:customStyle="1" w:styleId="FloatTok" w:type="character">
     <w:name w:val="FloatTok"/>
     <w:basedOn w:val="VerbatimChar"/>
     <w:rPr>
       <w:color w:val="40a070"/>
     </w:rPr>
   </w:style>
-  <w:style w:type="character" w:customStyle="1" w:styleId="ConstantTok">
+  <w:style w:customStyle="1" w:styleId="ConstantTok" w:type="character">
     <w:name w:val="ConstantTok"/>
     <w:basedOn w:val="VerbatimChar"/>
     <w:rPr>
       <w:color w:val="880000"/>
     </w:rPr>
   </w:style>
-  <w:style w:type="character" w:customStyle="1" w:styleId="CharTok">
+  <w:style w:customStyle="1" w:styleId="CharTok" w:type="character">
     <w:name w:val="CharTok"/>
     <w:basedOn w:val="VerbatimChar"/>
     <w:rPr>
       <w:color w:val="4070a0"/>
     </w:rPr>
   </w:style>
-  <w:style w:type="character" w:customStyle="1" w:styleId="SpecialCharTok">
+  <w:style w:customStyle="1" w:styleId="SpecialCharTok" w:type="character">
     <w:name w:val="SpecialCharTok"/>
     <w:basedOn w:val="VerbatimChar"/>
     <w:rPr>
       <w:color w:val="4070a0"/>
     </w:rPr>
   </w:style>
-  <w:style w:type="character" w:customStyle="1" w:styleId="StringTok">
+  <w:style w:customStyle="1" w:styleId="StringTok" w:type="character">
     <w:name w:val="StringTok"/>
     <w:basedOn w:val="VerbatimChar"/>
     <w:rPr>
       <w:color w:val="4070a0"/>
     </w:rPr>
   </w:style>
-  <w:style w:type="character" w:customStyle="1" w:styleId="VerbatimStringTok">
+  <w:style w:customStyle="1" w:styleId="VerbatimStringTok" w:type="character">
     <w:name w:val="VerbatimStringTok"/>
     <w:basedOn w:val="VerbatimChar"/>
     <w:rPr>
       <w:color w:val="4070a0"/>
     </w:rPr>
   </w:style>
-  <w:style w:type="character" w:customStyle="1" w:styleId="SpecialStringTok">
+  <w:style w:customStyle="1" w:styleId="SpecialStringTok" w:type="character">
     <w:name w:val="SpecialStringTok"/>
     <w:basedOn w:val="VerbatimChar"/>
     <w:rPr>
       <w:color w:val="bb6688"/>
     </w:rPr>
   </w:style>
-  <w:style w:type="character" w:customStyle="1" w:styleId="ImportTok">
+  <w:style w:customStyle="1" w:styleId="ImportTok" w:type="character">
     <w:name w:val="ImportTok"/>
     <w:basedOn w:val="VerbatimChar"/>
     <w:rPr>
@@ -6476,7 +6530,7 @@
       <w:b/>
     </w:rPr>
   </w:style>
-  <w:style w:type="character" w:customStyle="1" w:styleId="CommentTok">
+  <w:style w:customStyle="1" w:styleId="CommentTok" w:type="character">
     <w:name w:val="CommentTok"/>
     <w:basedOn w:val="VerbatimChar"/>
     <w:rPr>
@@ -6484,7 +6538,7 @@
       <w:i/>
     </w:rPr>
   </w:style>
-  <w:style w:type="character" w:customStyle="1" w:styleId="DocumentationTok">
+  <w:style w:customStyle="1" w:styleId="DocumentationTok" w:type="character">
     <w:name w:val="DocumentationTok"/>
     <w:basedOn w:val="VerbatimChar"/>
     <w:rPr>
@@ -6492,7 +6546,7 @@
       <w:i/>
     </w:rPr>
   </w:style>
-  <w:style w:type="character" w:customStyle="1" w:styleId="AnnotationTok">
+  <w:style w:customStyle="1" w:styleId="AnnotationTok" w:type="character">
     <w:name w:val="AnnotationTok"/>
     <w:basedOn w:val="VerbatimChar"/>
     <w:rPr>
@@ -6501,7 +6555,7 @@
       <w:i/>
     </w:rPr>
   </w:style>
-  <w:style w:type="character" w:customStyle="1" w:styleId="CommentVarTok">
+  <w:style w:customStyle="1" w:styleId="CommentVarTok" w:type="character">
     <w:name w:val="CommentVarTok"/>
     <w:basedOn w:val="VerbatimChar"/>
     <w:rPr>
@@ -6510,28 +6564,28 @@
       <w:i/>
     </w:rPr>
   </w:style>
-  <w:style w:type="character" w:customStyle="1" w:styleId="OtherTok">
+  <w:style w:customStyle="1" w:styleId="OtherTok" w:type="character">
     <w:name w:val="OtherTok"/>
     <w:basedOn w:val="VerbatimChar"/>
     <w:rPr>
       <w:color w:val="007020"/>
     </w:rPr>
   </w:style>
-  <w:style w:type="character" w:customStyle="1" w:styleId="FunctionTok">
+  <w:style w:customStyle="1" w:styleId="FunctionTok" w:type="character">
     <w:name w:val="FunctionTok"/>
     <w:basedOn w:val="VerbatimChar"/>
     <w:rPr>
       <w:color w:val="06287e"/>
     </w:rPr>
   </w:style>
-  <w:style w:type="character" w:customStyle="1" w:styleId="VariableTok">
+  <w:style w:customStyle="1" w:styleId="VariableTok" w:type="character">
     <w:name w:val="VariableTok"/>
     <w:basedOn w:val="VerbatimChar"/>
     <w:rPr>
       <w:color w:val="19177c"/>
     </w:rPr>
   </w:style>
-  <w:style w:type="character" w:customStyle="1" w:styleId="ControlFlowTok">
+  <w:style w:customStyle="1" w:styleId="ControlFlowTok" w:type="character">
     <w:name w:val="ControlFlowTok"/>
     <w:basedOn w:val="VerbatimChar"/>
     <w:rPr>
@@ -6539,45 +6593,45 @@
       <w:b/>
     </w:rPr>
   </w:style>
-  <w:style w:type="character" w:customStyle="1" w:styleId="OperatorTok">
+  <w:style w:customStyle="1" w:styleId="OperatorTok" w:type="character">
     <w:name w:val="OperatorTok"/>
     <w:basedOn w:val="VerbatimChar"/>
     <w:rPr>
       <w:color w:val="666666"/>
     </w:rPr>
   </w:style>
-  <w:style w:type="character" w:customStyle="1" w:styleId="BuiltInTok">
+  <w:style w:customStyle="1" w:styleId="BuiltInTok" w:type="character">
     <w:name w:val="BuiltInTok"/>
     <w:basedOn w:val="VerbatimChar"/>
     <w:rPr>
       <w:color w:val="008000"/>
     </w:rPr>
   </w:style>
-  <w:style w:type="character" w:customStyle="1" w:styleId="ExtensionTok">
+  <w:style w:customStyle="1" w:styleId="ExtensionTok" w:type="character">
     <w:name w:val="ExtensionTok"/>
     <w:basedOn w:val="VerbatimChar"/>
     <w:rPr/>
   </w:style>
-  <w:style w:type="character" w:customStyle="1" w:styleId="PreprocessorTok">
+  <w:style w:customStyle="1" w:styleId="PreprocessorTok" w:type="character">
     <w:name w:val="PreprocessorTok"/>
     <w:basedOn w:val="VerbatimChar"/>
     <w:rPr>
       <w:color w:val="bc7a00"/>
     </w:rPr>
   </w:style>
-  <w:style w:type="character" w:customStyle="1" w:styleId="AttributeTok">
+  <w:style w:customStyle="1" w:styleId="AttributeTok" w:type="character">
     <w:name w:val="AttributeTok"/>
     <w:basedOn w:val="VerbatimChar"/>
     <w:rPr>
       <w:color w:val="7d9029"/>
     </w:rPr>
   </w:style>
-  <w:style w:type="character" w:customStyle="1" w:styleId="RegionMarkerTok">
+  <w:style w:customStyle="1" w:styleId="RegionMarkerTok" w:type="character">
     <w:name w:val="RegionMarkerTok"/>
     <w:basedOn w:val="VerbatimChar"/>
     <w:rPr/>
   </w:style>
-  <w:style w:type="character" w:customStyle="1" w:styleId="InformationTok">
+  <w:style w:customStyle="1" w:styleId="InformationTok" w:type="character">
     <w:name w:val="InformationTok"/>
     <w:basedOn w:val="VerbatimChar"/>
     <w:rPr>
@@ -6586,7 +6640,7 @@
       <w:i/>
     </w:rPr>
   </w:style>
-  <w:style w:type="character" w:customStyle="1" w:styleId="WarningTok">
+  <w:style w:customStyle="1" w:styleId="WarningTok" w:type="character">
     <w:name w:val="WarningTok"/>
     <w:basedOn w:val="VerbatimChar"/>
     <w:rPr>
@@ -6595,7 +6649,7 @@
       <w:i/>
     </w:rPr>
   </w:style>
-  <w:style w:type="character" w:customStyle="1" w:styleId="AlertTok">
+  <w:style w:customStyle="1" w:styleId="AlertTok" w:type="character">
     <w:name w:val="AlertTok"/>
     <w:basedOn w:val="VerbatimChar"/>
     <w:rPr>
@@ -6603,7 +6657,7 @@
       <w:b/>
     </w:rPr>
   </w:style>
-  <w:style w:type="character" w:customStyle="1" w:styleId="ErrorTok">
+  <w:style w:customStyle="1" w:styleId="ErrorTok" w:type="character">
     <w:name w:val="ErrorTok"/>
     <w:basedOn w:val="VerbatimChar"/>
     <w:rPr>
@@ -6611,7 +6665,7 @@
       <w:b/>
     </w:rPr>
   </w:style>
-  <w:style w:type="character" w:customStyle="1" w:styleId="NormalTok">
+  <w:style w:customStyle="1" w:styleId="NormalTok" w:type="character">
     <w:name w:val="NormalTok"/>
     <w:basedOn w:val="VerbatimChar"/>
     <w:rPr/>

--- a/themes/theme-10/theme 10 draft.docx
+++ b/themes/theme-10/theme 10 draft.docx
@@ -168,17 +168,19 @@
         <w:pStyle w:val="FirstParagraph"/>
       </w:pPr>
       <w:r>
-        <w:t xml:space="preserve">Версия для врача-рецензента, 14.10.2026: Checkpoint 5 (заморозка содержания). Утверждения выведены из источников, перечисленных в конце главы, и записаны в реестр доказательств (evidence-ledger.md). Пометки </w:t>
+        <w:t xml:space="preserve">Версия для врача-рецензента, 14.10.2026: Checkpoint 5 (заморозка содержания). Утверждения выведены из источников, перечисленных в конце главы, и записаны в реестр доказательств (</w:t>
+      </w:r>
+      <w:r>
+        <w:rPr>
+          <w:rStyle w:val="VerbatimChar"/>
+        </w:rPr>
+        <w:t xml:space="preserve">evidence-ledger.md</w:t>
       </w:r>
       <w:r>
         <w:rPr>
           <w:highlight w:val="yellow"/>
         </w:rPr>
-        <w:t>[ПРОВЕРИТЬ: …]</w:t>
-      </w:r>
-      <w:r>
-        <w:rPr/>
-        <w:t xml:space="preserve"> выделены жёлтым: в каждой сказано, что именно проверить. Вопросы врачу с готовым вариантом текста — в editorial/DISPUTED-CLAIMS.md, строки 38–47. Врачу-рецензенту: по каждой пометке «вопрос врачу» — подтверждаю / верно, но формулировка неточна / неверно / не знаю, нужен источник; формулировку по ответу делает автор. Контакты во врезке «Куда обращаться за помощью» перед печатью перепроверяются отдельно. Языковая полировка не делалась.</w:t>
+        <w:t xml:space="preserve">). Пометки [ПРОВЕРИТЬ: …] выделены жёлтым: в каждой сказано, что именно проверить. Вопросы врачу с готовым вариантом текста — в editorial/DISPUTED-CLAIMS.md, строки 38–47. Врачу-рецензенту: по каждой пометке «вопрос врачу» — подтверждаю / верно, но формулировка неточна / неверно / не знаю, нужен источник; формулировку по ответу делает автор. Контакты во врезке «Куда обращаться за помощью» перед печатью перепроверяются отдельно. Языковая полировка не делалась.</w:t>
       </w:r>
     </w:p>
     <w:p>
@@ -448,13 +450,10 @@
         <w:pStyle w:val="BodyText"/>
       </w:pPr>
       <w:r>
-        <w:t xml:space="preserve">Есть признаки, при которых ждать двух недель не нужно: мысли о самоповреждении или самоубийстве, ощущение, что реальность изменилась, голоса или видения. Это раздел 10.14. </w:t>
-      </w:r>
-      <w:r>
         <w:rPr>
           <w:highlight w:val="yellow"/>
         </w:rPr>
-        <w:t>[ПРОВЕРИТЬ: вопрос врачу — подтвердить перечень признаков, при которых не ждут две недели; ВОЗ даёт правило срочного направления только при плане самоубийства или суицидальном поведении.]</w:t>
+        <w:t xml:space="preserve">Есть признаки, при которых ждать двух недель не нужно: мысли о самоповреждении или самоубийстве, ощущение, что реальность изменилась, голоса или видения. Это раздел 10.14. [ПРОВЕРИТЬ: вопрос врачу — подтвердить перечень признаков, при которых не ждут две недели; ВОЗ даёт правило срочного направления только при плане самоубийства или суицидальном поведении.]</w:t>
       </w:r>
     </w:p>
     <w:p>
@@ -572,17 +571,10 @@
         <w:pStyle w:val="BodyText"/>
       </w:pPr>
       <w:r>
-        <w:t xml:space="preserve">ВОЗ связывает с осложнениями беременности (преэклампсией, кровотечением, преждевременными родами) и с последствиями для ребёнка нарушения психического здоровья; обычные волнения ВОЗ в этой связи не упоминает. </w:t>
-      </w:r>
-      <w:r>
         <w:rPr>
           <w:highlight w:val="yellow"/>
         </w:rPr>
-        <w:t>[ПРОВЕРИТЬ: вопрос врачу — нужен источник, который прямо разводит кратковременные переживания и длительный стресс или расстройство по влиянию на беременность; без него вывод «обычные волнения ребёнку не вредят» в текст не входит.]</w:t>
-      </w:r>
-      <w:r>
-        <w:rPr/>
-        <w:t xml:space="preserve"> Из этого следует действие, обратное совету «не нервничать»: не подавлять переживания, а замечать, если они не проходят, и вовремя получать помощь. Такую помощь предусматривает и женская консультация: по российским клиническим рекомендациям каждую беременную дважды направляют к медицинскому психологу (раздел 10.11).</w:t>
+        <w:t xml:space="preserve">ВОЗ связывает с осложнениями беременности (преэклампсией, кровотечением, преждевременными родами) и с последствиями для ребёнка нарушения психического здоровья; обычные волнения ВОЗ в этой связи не упоминает. [ПРОВЕРИТЬ: вопрос врачу — нужен источник, который прямо разводит кратковременные переживания и длительный стресс или расстройство по влиянию на беременность; без него вывод «обычные волнения ребёнку не вредят» в текст не входит.] Из этого следует действие, обратное совету «не нервничать»: не подавлять переживания, а замечать, если они не проходят, и вовремя получать помощь. Такую помощь предусматривает и женская консультация: по российским клиническим рекомендациям каждую беременную дважды направляют к медицинскому психологу (раздел 10.11).</w:t>
       </w:r>
     </w:p>
     <w:bookmarkEnd w:id="23"/>
@@ -660,13 +652,10 @@
         <w:pStyle w:val="BodyText"/>
       </w:pPr>
       <w:r>
-        <w:t xml:space="preserve">Российские клинические рекомендации отмечают: часть людей с обсессивно-компульсивным расстройством испытывает навязчивый страх причинить вред окружающим, но данных о том, что они совершают агрессивные поступки чаще, чем остальные люди, нет. Австралийское руководство по перинатальному психическому здоровью говорит о беременных и матерях прямо: высказанный страх навредить ребёнку может быть признаком тревоги, а не намерения, но специалист всегда должен оценить его подробнее, и делать это нужно бережно, не обвиняя женщину за негативные мысли. </w:t>
-      </w:r>
-      <w:r>
         <w:rPr>
           <w:highlight w:val="yellow"/>
         </w:rPr>
-        <w:t>[ПРОВЕРИТЬ: вопрос врачу — подтвердить формулировку для российской практики и признаки, по которым мысли требуют экстренной помощи.]</w:t>
+        <w:t xml:space="preserve">Российские клинические рекомендации отмечают: часть людей с обсессивно-компульсивным расстройством испытывает навязчивый страх причинить вред окружающим, но данных о том, что они совершают агрессивные поступки чаще, чем остальные люди, нет. Австралийское руководство по перинатальному психическому здоровью говорит о беременных и матерях прямо: высказанный страх навредить ребёнку может быть признаком тревоги, а не намерения, но специалист всегда должен оценить его подробнее, и делать это нужно бережно, не обвиняя женщину за негативные мысли. [ПРОВЕРИТЬ: вопрос врачу — подтвердить формулировку для российской практики и признаки, по которым мысли требуют экстренной помощи.]</w:t>
       </w:r>
     </w:p>
     <w:p>
@@ -860,13 +849,17 @@
         <w:t xml:space="preserve"> </w:t>
       </w:r>
       <w:r>
-        <w:t xml:space="preserve">У этого перехода есть название — матресценция, становление матерью. Слово предложила антрополог Дана Рафаэль в 1975 году. Сейчас им описывают перестройку, которая начинается в беременность и продолжается после родов: меняются тело и гормональный фон, представление о себе, отношения с близкими. Исследователи сравнивают этот период с подростковым возрастом: перестройка так же затрагивает сразу тело, чувства и место человека среди других людей и так же не укладывается в несколько недель. </w:t>
-      </w:r>
-      <w:r>
-        <w:rPr>
+        <w:t xml:space="preserve">У этого перехода есть название — матресценция, становление матерью. Слово предложила антрополог Дана Рафаэль в 1975 году. Сейчас им описывают перестройку, которая начинается в беременность и продолжается после родов: меняются тело и гормональный фон, представление о себе, отношения с близкими. Исследователи сравнивают этот период с подростковым возрастом: перестройка так же затрагивает сразу тело, чувства и место человека среди других людей и так же не укладывается в несколько недель.</w:t>
+      </w:r>
+      <w:r>
+        <w:t xml:space="preserve"> </w:t>
+      </w:r>
+      <w:r>
+        <w:rPr>
+          <w:rStyle w:val="VerbatimChar"/>
           <w:highlight w:val="yellow"/>
         </w:rPr>
-        <w:t>[ПРОВЕРИТЬ: вопрос врачу — уместен ли термин «матресценция» в книге для беременных и сравнение с подростковым возрастом; опора — комментарий Parimi, Marshall, Prata (2025) с рабочим определением Athan · DISPUTED-CLAIMS, строка 55]</w:t>
+        <w:t xml:space="preserve">[ПРОВЕРИТЬ: вопрос врачу — уместен ли термин «матресценция» в книге для беременных и сравнение с подростковым возрастом; опора — комментарий Parimi, Marshall, Prata (2025) с рабочим определением Athan · DISPUTED-CLAIMS, строка 55]</w:t>
       </w:r>
     </w:p>
     <w:p>
@@ -1162,13 +1155,10 @@
         <w:pStyle w:val="BodyText"/>
       </w:pPr>
       <w:r>
-        <w:t xml:space="preserve">В России порядок другой. В российских клинических рекомендациях по кесареву сечению 2024 года страх родов среди показаний к операции не назван, о психологической помощи при страхе родов в них не говорится. Нежелание женщины рожать через естественные родовые пути рекомендации учитывают только в двух ситуациях: если на матке один рубец после кесарева сечения и если в прошлых родах ребёнок погиб или стал инвалидом — и в обоих случаях речь идёт о категорическом отказе женщины от естественных родов. Значит, в российской практике выраженный страх родов сам по себе — повод для психологической помощи и подробного разговора с акушером-гинекологом о родах, а не основание для операции. </w:t>
-      </w:r>
-      <w:r>
         <w:rPr>
           <w:highlight w:val="yellow"/>
         </w:rPr>
-        <w:t>[ПРОВЕРИТЬ: вопрос врачу — подтвердить вывод для российской практики.]</w:t>
+        <w:t xml:space="preserve">В России порядок другой. В российских клинических рекомендациях по кесареву сечению 2024 года страх родов среди показаний к операции не назван, о психологической помощи при страхе родов в них не говорится. Нежелание женщины рожать через естественные родовые пути рекомендации учитывают только в двух ситуациях: если на матке один рубец после кесарева сечения и если в прошлых родах ребёнок погиб или стал инвалидом — и в обоих случаях речь идёт о категорическом отказе женщины от естественных родов. Значит, в российской практике выраженный страх родов сам по себе — повод для психологической помощи и подробного разговора с акушером-гинекологом о родах, а не основание для операции. [ПРОВЕРИТЬ: вопрос врачу — подтвердить вывод для российской практики.]</w:t>
       </w:r>
     </w:p>
     <w:p>
@@ -1739,27 +1729,21 @@
         <w:t xml:space="preserve"> </w:t>
       </w:r>
       <w:r>
-        <w:t xml:space="preserve">Кабинет врача-психиатра работает по территориально-участковому принципу, то есть по месту жительства. Записаться к психиатру можно самостоятельно, в том числе через портал Госуслуг. Психотерапевтический кабинет помогает при непсихотических расстройствах, расстройствах адаптации и тем, у кого есть риск их развития; там проводят психотерапию, при необходимости вместе с лекарствами. Психоневрологический диспансер (в некоторых регионах — центр психического здоровья) объединяет кабинеты психиатра, психотерапевта и медицинского психолога. </w:t>
-      </w:r>
-      <w:r>
         <w:rPr>
           <w:highlight w:val="yellow"/>
         </w:rPr>
-        <w:t>[ПРОВЕРИТЬ: вопрос врачу — как это выглядит на практике в регионах: кабинет психиатра в поликлинике или диспансер по месту жительства.]</w:t>
-      </w:r>
-    </w:p>
-    <w:p>
-      <w:pPr>
-        <w:pStyle w:val="BodyText"/>
-      </w:pPr>
-      <w:r>
-        <w:t xml:space="preserve">Если вы не знаете, к кому идти, ориентир такой. При временных трудностях, переживаниях, связанных с беременностью, страхе родов, вопросах о привязанности — психолог. Если признаки из раздела 10.3 держатся две недели и больше и мешают жить, если вы раньше лечились у психиатра или принимаете лекарства — психиатр или психотерапевт. При мыслях о самоубийстве, вреде ребёнку, ощущении, что реальность изменилась, — немедленная помощь (раздел 10.14). </w:t>
-      </w:r>
+        <w:t xml:space="preserve">Кабинет врача-психиатра работает по территориально-участковому принципу, то есть по месту жительства. Записаться к психиатру можно самостоятельно, в том числе через портал Госуслуг. Психотерапевтический кабинет помогает при непсихотических расстройствах, расстройствах адаптации и тем, у кого есть риск их развития; там проводят психотерапию, при необходимости вместе с лекарствами. Психоневрологический диспансер (в некоторых регионах — центр психического здоровья) объединяет кабинеты психиатра, психотерапевта и медицинского психолога. [ПРОВЕРИТЬ: вопрос врачу — как это выглядит на практике в регионах: кабинет психиатра в поликлинике или диспансер по месту жительства.]</w:t>
+      </w:r>
+    </w:p>
+    <w:p>
+      <w:pPr>
+        <w:pStyle w:val="BodyText"/>
+      </w:pPr>
       <w:r>
         <w:rPr>
           <w:highlight w:val="yellow"/>
         </w:rPr>
-        <w:t>[ПРОВЕРИТЬ: вопрос врачу — подтвердить эту схему маршрутизации для российской практики.]</w:t>
+        <w:t xml:space="preserve">Если вы не знаете, к кому идти, ориентир такой. При временных трудностях, переживаниях, связанных с беременностью, страхе родов, вопросах о привязанности — психолог. Если признаки из раздела 10.3 держатся две недели и больше и мешают жить, если вы раньше лечились у психиатра или принимаете лекарства — психиатр или психотерапевт. При мыслях о самоубийстве, вреде ребёнку, ощущении, что реальность изменилась, — немедленная помощь (раздел 10.14). [ПРОВЕРИТЬ: вопрос врачу — подтвердить эту схему маршрутизации для российской практики.]</w:t>
       </w:r>
     </w:p>
     <w:p>
@@ -1801,13 +1785,10 @@
         <w:pStyle w:val="BodyText"/>
       </w:pPr>
       <w:r>
-        <w:t xml:space="preserve">Сам факт обращения за психиатрической помощью, состояние психического здоровья и диагноз составляют врачебную тайну, охраняемую законом. </w:t>
-      </w:r>
-      <w:r>
         <w:rPr>
           <w:highlight w:val="yellow"/>
         </w:rPr>
-        <w:t>[ПРОВЕРИТЬ: вопрос врачу — нужно ли добавить, как обращение к психиатру отражается в медицинских документах женской консультации и в обменной карте; закон этого не регулирует.]</w:t>
+        <w:t xml:space="preserve">Сам факт обращения за психиатрической помощью, состояние психического здоровья и диагноз составляют врачебную тайну, охраняемую законом. [ПРОВЕРИТЬ: вопрос врачу — нужно ли добавить, как обращение к психиатру отражается в медицинских документах женской консультации и в обменной карте; закон этого не регулирует.]</w:t>
       </w:r>
     </w:p>
     <w:p>
@@ -2031,13 +2012,10 @@
         <w:pStyle w:val="BodyText"/>
       </w:pPr>
       <w:r>
-        <w:t xml:space="preserve">Что конкретно взвешивают, перечисляет NICE. Со стороны болезни — риск для психического здоровья и материнства без лечения и возможное влияние нелеченого расстройства на плод и ребёнка. Со стороны антидепрессантов — риск пороков сердца у плода, стойкой лёгочной гипертензии у новорождённого (нарушения кровообращения в лёгких после рождения), синдрома отмены у женщины и синдрома адаптации у новорождённого (временных нарушений самочувствия ребёнка в первые дни); для антидепрессантов групп СИОЗС и СИОЗСН, принятых в последний месяц перед родами, — небольшое повышение риска послеродового кровотечения. NICE оговаривает: неясно, вызваны ли эти риски самими препаратами или другими причинами. Это то, что нужно учесть, а не неизбежные последствия; насколько каждый из них велик для конкретного препарата, обсуждают с врачом. </w:t>
-      </w:r>
-      <w:r>
         <w:rPr>
           <w:highlight w:val="yellow"/>
         </w:rPr>
-        <w:t>[ПРОВЕРИТЬ: вопрос врачу — нужны ли в тексте цифры абсолютного риска; источник — ACOG CPG 5 (закрыт) или обзор PubMed. Без источника цифры не приводятся.]</w:t>
+        <w:t xml:space="preserve">Что конкретно взвешивают, перечисляет NICE. Со стороны болезни — риск для психического здоровья и материнства без лечения и возможное влияние нелеченого расстройства на плод и ребёнка. Со стороны антидепрессантов — риск пороков сердца у плода, стойкой лёгочной гипертензии у новорождённого (нарушения кровообращения в лёгких после рождения), синдрома отмены у женщины и синдрома адаптации у новорождённого (временных нарушений самочувствия ребёнка в первые дни); для антидепрессантов групп СИОЗС и СИОЗСН, принятых в последний месяц перед родами, — небольшое повышение риска послеродового кровотечения. NICE оговаривает: неясно, вызваны ли эти риски самими препаратами или другими причинами. Это то, что нужно учесть, а не неизбежные последствия; насколько каждый из них велик для конкретного препарата, обсуждают с врачом. [ПРОВЕРИТЬ: вопрос врачу — нужны ли в тексте цифры абсолютного риска; источник — ACOG CPG 5 (закрыт) или обзор PubMed. Без источника цифры не приводятся.]</w:t>
       </w:r>
     </w:p>
     <w:p>
@@ -2271,6 +2249,24 @@
           <w:bCs/>
           <w:b/>
         </w:rPr>
+        <w:t xml:space="preserve">Не только партнёр.</w:t>
+      </w:r>
+      <w:r>
+        <w:t xml:space="preserve"> </w:t>
+      </w:r>
+      <w:r>
+        <w:t xml:space="preserve">Определение выше касается партнёра, но ВОЗ говорит шире — о домашнем насилии, а российский порядок помощи — о женщинах, подвергшихся психофизическому насилию, без уточнения, кто его совершает. Контроль, унижение, угрозы, запрет ходить к врачу бывают и со стороны родителей, свекрови, других родственников, особенно если вы живёте вместе. Помощь в этом случае та же, что описана ниже.</w:t>
+      </w:r>
+    </w:p>
+    <w:p>
+      <w:pPr>
+        <w:pStyle w:val="BodyText"/>
+      </w:pPr>
+      <w:r>
+        <w:rPr>
+          <w:bCs/>
+          <w:b/>
+        </w:rPr>
         <w:t xml:space="preserve">Почему это вопрос здоровья, а не только семьи.</w:t>
       </w:r>
       <w:r>
@@ -2332,6 +2328,24 @@
       </w:r>
       <w:r>
         <w:t xml:space="preserve">Если вас бьют или угрожают жизни прямо сейчас, звоните в полицию (102 или 112): это единственный путь, который может сработать немедленно. Дальше нужны люди, которые помогут выйти из ситуации: кризисный центр для женщин, психолог, юрист. Их контакты — во врезке «Куда обращаться за помощью» в конце главы. При сексуализированном насилии есть отдельный центр помощи — «Сёстры» (там же). После травмы, в том числе удара в живот, нужен осмотр врача, даже если вы чувствуете себя хорошо (Раздел 0 «Быстрая помощь»; Тема 8, раздел 8.16).</w:t>
+      </w:r>
+    </w:p>
+    <w:p>
+      <w:pPr>
+        <w:pStyle w:val="BodyText"/>
+      </w:pPr>
+      <w:r>
+        <w:rPr>
+          <w:bCs/>
+          <w:b/>
+        </w:rPr>
+        <w:t xml:space="preserve">Если вы рядом и видите это со стороны.</w:t>
+      </w:r>
+      <w:r>
+        <w:t xml:space="preserve"> </w:t>
+      </w:r>
+      <w:r>
+        <w:t xml:space="preserve">Поговорите с ней наедине, когда рядом нет того, кого она опасается. Скажите, что вы заметили, и спросите, чем помочь. Не требуйте уйти или заявить в полицию: ВОЗ предупреждает, что давление может сделать положение женщины опаснее, и решение остаётся за ней. Помогите найти кабинет медико-социальной помощи или кризисный центр (врезка «Куда обращаться за помощью») и предложите сходить вместе. ВОЗ советует привлекать близких к поддержке беременной — с её согласия. Если ей угрожают жизни прямо сейчас, звоните 102 или 112 сами.</w:t>
       </w:r>
     </w:p>
     <w:bookmarkEnd w:id="33"/>
@@ -2427,13 +2441,10 @@
         <w:pStyle w:val="Compact"/>
       </w:pPr>
       <w:r>
-        <w:t xml:space="preserve">резкая перемена состояния за часы или дни: раздражительность, перепады настроения, растерянность, бессонница. </w:t>
-      </w:r>
-      <w:r>
         <w:rPr>
           <w:highlight w:val="yellow"/>
         </w:rPr>
-        <w:t>[ПРОВЕРИТЬ: вопрос врачу — источник описывает послеродовой психоз; применим ли перечень к беременности.]</w:t>
+        <w:t xml:space="preserve">резкая перемена состояния за часы или дни: раздражительность, перепады настроения, растерянность, бессонница. [ПРОВЕРИТЬ: вопрос врачу — источник описывает послеродовой психоз; применим ли перечень к беременности.]</w:t>
       </w:r>
     </w:p>
     <w:p>
@@ -2512,7 +2523,7 @@
         <w:rPr>
           <w:highlight w:val="yellow"/>
         </w:rPr>
-        <w:t>[ПРОВЕРИТЬ: вопрос врачу — маршрут при мыслях о самоубийстве без плана в российской практике: психоневрологический диспансер, приёмное отделение, звонок на телефон доверия, вызов скорой; согласовать с Темой 2, раздел 2.5 (навигатор: «острые импульсивные мысли о самоповреждении — 112») и с Разделом 0.]</w:t>
+        <w:t xml:space="preserve">[ПРОВЕРИТЬ: вопрос врачу — маршрут при мыслях о самоубийстве без плана в российской практике: психоневрологический диспансер, приёмное отделение, звонок на телефон доверия, вызов скорой; согласовать с Темой 2, раздел 2.5 (навигатор: «острые импульсивные мысли о самоповреждении — 112») и с Разделом 0.]</w:t>
       </w:r>
     </w:p>
     <w:p>
@@ -2567,7 +2578,19 @@
         <w:t xml:space="preserve"> </w:t>
       </w:r>
       <w:r>
-        <w:t xml:space="preserve">Основа — отчёт editorial/reports/razvedka-pomosch-zhenshchinam-2026-10-09.md.</w:t>
+        <w:t xml:space="preserve">Основа — отчёт</w:t>
+      </w:r>
+      <w:r>
+        <w:t xml:space="preserve"> </w:t>
+      </w:r>
+      <w:r>
+        <w:rPr>
+          <w:rStyle w:val="VerbatimChar"/>
+        </w:rPr>
+        <w:t xml:space="preserve">editorial/reports/razvedka-pomosch-zhenshchinam-2026-10-09.md</w:t>
+      </w:r>
+      <w:r>
+        <w:t xml:space="preserve">.</w:t>
       </w:r>
       <w:r>
         <w:t xml:space="preserve"> </w:t>
@@ -2701,13 +2724,17 @@
         <w:t xml:space="preserve"> </w:t>
       </w:r>
       <w:r>
-        <w:t xml:space="preserve">Звонок бесплатный, круглосуточно, по всей России. </w:t>
-      </w:r>
-      <w:r>
-        <w:rPr>
+        <w:t xml:space="preserve">Звонок бесплатный, круглосуточно, по всей России.</w:t>
+      </w:r>
+      <w:r>
+        <w:t xml:space="preserve"> </w:t>
+      </w:r>
+      <w:r>
+        <w:rPr>
+          <w:rStyle w:val="VerbatimChar"/>
           <w:highlight w:val="yellow"/>
         </w:rPr>
-        <w:t>[ПРОВЕРИТЬ: номер взят из перечня НМИЦ им. В. А. Алмазова (декабрь 2025); оператор линии не назван.]</w:t>
+        <w:t xml:space="preserve">[ПРОВЕРИТЬ: номер взят из перечня НМИЦ им. В. А. Алмазова (декабрь 2025); оператор линии не назван.]</w:t>
       </w:r>
     </w:p>
     <w:p>
@@ -2729,13 +2756,10 @@
         <w:t xml:space="preserve"> </w:t>
       </w:r>
       <w:r>
-        <w:t xml:space="preserve">Звонок бесплатный, работает по всей России. </w:t>
-      </w:r>
-      <w:r>
         <w:rPr>
           <w:highlight w:val="yellow"/>
         </w:rPr>
-        <w:t>[ПРОВЕРИТЬ: оператор линии на странице не назван.]</w:t>
+        <w:t xml:space="preserve">Звонок бесплатный, работает по всей России. [ПРОВЕРИТЬ: оператор линии на странице не назван.]</w:t>
       </w:r>
     </w:p>
     <w:p>
@@ -2757,13 +2781,10 @@
         <w:t xml:space="preserve"> </w:t>
       </w:r>
       <w:r>
-        <w:t xml:space="preserve">Круглосуточно, бесплатно. </w:t>
-      </w:r>
-      <w:r>
         <w:rPr>
           <w:highlight w:val="yellow"/>
         </w:rPr>
-        <w:t>[ПРОВЕРИТЬ: дата источника 2022 г.]</w:t>
+        <w:t xml:space="preserve">Круглосуточно, бесплатно. [ПРОВЕРИТЬ: дата источника 2022 г.]</w:t>
       </w:r>
     </w:p>
     <w:p>
@@ -2929,13 +2950,10 @@
         <w:t xml:space="preserve"> </w:t>
       </w:r>
       <w:r>
-        <w:t xml:space="preserve">(812) 713-13-19, ежедневно 9:00–21:00. </w:t>
-      </w:r>
-      <w:r>
         <w:rPr>
           <w:highlight w:val="yellow"/>
         </w:rPr>
-        <w:t>[ПРОВЕРИТЬ режим: источники расходятся.]</w:t>
+        <w:t xml:space="preserve">(812) 713-13-19, ежедневно 9:00–21:00. [ПРОВЕРИТЬ режим: источники расходятся.]</w:t>
       </w:r>
     </w:p>
     <w:p>
@@ -3101,13 +3119,10 @@
         <w:t xml:space="preserve"> </w:t>
       </w:r>
       <w:r>
-        <w:t xml:space="preserve">(Синодальный отдел по благотворительности Русской православной церкви). Приюты для беременных и матерей с детьми в кризисной ситуации, психологи, юристы. </w:t>
-      </w:r>
-      <w:r>
         <w:rPr>
           <w:highlight w:val="yellow"/>
         </w:rPr>
-        <w:t>[ПРОВЕРИТЬ: режим и бесплатность на официальной странице не указаны; о помощи при насилии не сказано.]</w:t>
+        <w:t xml:space="preserve">(Синодальный отдел по благотворительности Русской православной церкви). Приюты для беременных и матерей с детьми в кризисной ситуации, психологи, юристы. [ПРОВЕРИТЬ: режим и бесплатность на официальной странице не указаны; о помощи при насилии не сказано.]</w:t>
       </w:r>
     </w:p>
     <w:p>
@@ -3296,7 +3311,7 @@
         </w:r>
       </w:hyperlink>
       <w:r>
-        <w:t xml:space="preserve">. Женева, 2022, ISBN 978-92-4-005714-2 — беременность и первые месяцы с ребёнком могут быть временем напряжения; у части женщин трудности впервые появляются при беременности, у части — обостряются (10.1); перинатальные тревога и депрессия — примерно у 1 женщины из 10 в странах с высоким доходом и у 1 из 5 — с низким и средним; факторы риска и защиты; обострение у женщин с психическими трудностями в прошлом (10.2); выраженность, длительность и влияние на жизнь как ориентир, ступени от хорошего психического здоровья до тяжёлых состояний, срок две недели, перечень признаков, связь нарушений психического здоровья с осложнениями беременности (10.3, 10.5); неотступная тревога о ребёнке (10.4); трудности с привязанностью и их обстоятельства, вовлечение партнёра (10.6); реакции после потери беременности (10.7); тяжёлый опыт прошлых родов как фактор риска (10.8); полезные и вредные способы справляться с напряжением, поддержка, помощь медиков в поиске людей, к которым можно обратиться, группы поддержки (10.9, 10.10); роль женской консультации (10.11); психологические методы лечения, когда нужны лекарства, лечение по возможности ведёт специалист по психическому здоровью (10.12); домашнее насилие при беременности, почему женщины о нём молчат, не давить на женщину, чтобы она ушла (10.13); самоубийство среди причин смерти женщин, мысли о самоубийстве или самоповреждения — до 20 % женщин с перинатальными нарушениями, не оставлять одну женщину с планом самоубийства (10.14).</w:t>
+        <w:t xml:space="preserve">. Женева, 2022, ISBN 978-92-4-005714-2 — беременность и первые месяцы с ребёнком могут быть временем напряжения; у части женщин трудности впервые появляются при беременности, у части — обостряются (10.1); перинатальные тревога и депрессия — примерно у 1 женщины из 10 в странах с высоким доходом и у 1 из 5 — с низким и средним; факторы риска и защиты; обострение у женщин с психическими трудностями в прошлом (10.2); выраженность, длительность и влияние на жизнь как ориентир, ступени от хорошего психического здоровья до тяжёлых состояний, срок две недели, перечень признаков, связь нарушений психического здоровья с осложнениями беременности (10.3, 10.5); неотступная тревога о ребёнке (10.4); трудности с привязанностью и их обстоятельства, вовлечение партнёра (10.6); реакции после потери беременности (10.7); тяжёлый опыт прошлых родов как фактор риска (10.8); полезные и вредные способы справляться с напряжением, поддержка, помощь медиков в поиске людей, к которым можно обратиться, группы поддержки (10.9, 10.10); роль женской консультации (10.11); психологические методы лечения, когда нужны лекарства, лечение по возможности ведёт специалист по психическому здоровью (10.12); домашнее насилие при беременности, почему женщины о нём молчат, не давить на женщину, чтобы она ушла (10.13); самоубийство среди причин смерти женщин, мысли о самоубийстве или самоповреждения — до 20 % женщин с перинатальными нарушениями, не оставлять одну женщину с планом самоубийства (10.14). Раздел 5.11 — домашнее насилие при беременности; привлекать друзей и родственников к поддержке — с согласия женщины (10.13).</w:t>
       </w:r>
     </w:p>
     <w:p>
@@ -4131,6 +4146,12 @@
           <w:i/>
         </w:rPr>
         <w:t xml:space="preserve">Ссылка ведёт на обзор приказа; текст сверен по скану, присланному пользователем 14.10.2026, и распознан машинно.</w:t>
+      </w:r>
+      <w:r>
+        <w:t xml:space="preserve"> </w:t>
+      </w:r>
+      <w:r>
+        <w:t xml:space="preserve">Приложение о центре медико-социальной поддержки — помощь женщинам, подвергшимся психофизическому насилию, без указания, кем оно совершено (10.13).</w:t>
       </w:r>
     </w:p>
     <w:p>

--- a/themes/theme-10/theme 10 draft.docx
+++ b/themes/theme-10/theme 10 draft.docx
@@ -2718,23 +2718,13 @@
           <w:bCs/>
           <w:b/>
         </w:rPr>
-        <w:t xml:space="preserve">Единый телефон доверия: 8-800-100-49-94.</w:t>
-      </w:r>
-      <w:r>
-        <w:t xml:space="preserve"> </w:t>
-      </w:r>
-      <w:r>
-        <w:t xml:space="preserve">Звонок бесплатный, круглосуточно, по всей России.</w:t>
-      </w:r>
-      <w:r>
-        <w:t xml:space="preserve"> </w:t>
-      </w:r>
-      <w:r>
-        <w:rPr>
-          <w:rStyle w:val="VerbatimChar"/>
-          <w:highlight w:val="yellow"/>
-        </w:rPr>
-        <w:t xml:space="preserve">[ПРОВЕРИТЬ: номер взят из перечня НМИЦ им. В. А. Алмазова (декабрь 2025); оператор линии не назван.]</w:t>
+        <w:t xml:space="preserve">Единый телефон доверия и психологической помощи для взрослых и детей: 8-800-100-49-94.</w:t>
+      </w:r>
+      <w:r>
+        <w:t xml:space="preserve"> </w:t>
+      </w:r>
+      <w:r>
+        <w:t xml:space="preserve">Звонок бесплатный, круглосуточно, по всей России. Ответ Центра экстренной психологической помощи МЧС России на обращение: psi.mchs.gov.ru/appeals/157319.</w:t>
       </w:r>
     </w:p>
     <w:p>

--- a/themes/theme-10/theme 10 draft.docx
+++ b/themes/theme-10/theme 10 draft.docx
@@ -30,6 +30,36 @@
     </w:p>
     <w:p>
       <w:pPr>
+        <w:pStyle w:val="Compact"/>
+        <w:ind w:left="567"/>
+      </w:pPr>
+      <w:r>
+        <w:rPr/>
+        <w:t xml:space="preserve">Роль гормонов</w:t>
+      </w:r>
+    </w:p>
+    <w:p>
+      <w:pPr>
+        <w:pStyle w:val="Compact"/>
+        <w:ind w:left="567"/>
+      </w:pPr>
+      <w:r>
+        <w:rPr/>
+        <w:t xml:space="preserve">Не только гормоны</w:t>
+      </w:r>
+    </w:p>
+    <w:p>
+      <w:pPr>
+        <w:pStyle w:val="Compact"/>
+        <w:ind w:left="567"/>
+      </w:pPr>
+      <w:r>
+        <w:rPr/>
+        <w:t xml:space="preserve">Если трудности были и раньше</w:t>
+      </w:r>
+    </w:p>
+    <w:p>
+      <w:pPr>
         <w:pStyle w:val="BodyText"/>
       </w:pPr>
       <w:r>
@@ -38,6 +68,36 @@
     </w:p>
     <w:p>
       <w:pPr>
+        <w:pStyle w:val="Compact"/>
+        <w:ind w:left="567"/>
+      </w:pPr>
+      <w:r>
+        <w:rPr/>
+        <w:t xml:space="preserve">Насколько это часто</w:t>
+      </w:r>
+    </w:p>
+    <w:p>
+      <w:pPr>
+        <w:pStyle w:val="Compact"/>
+        <w:ind w:left="567"/>
+      </w:pPr>
+      <w:r>
+        <w:rPr/>
+        <w:t xml:space="preserve">У кого риск выше</w:t>
+      </w:r>
+    </w:p>
+    <w:p>
+      <w:pPr>
+        <w:pStyle w:val="Compact"/>
+        <w:ind w:left="567"/>
+      </w:pPr>
+      <w:r>
+        <w:rPr/>
+        <w:t xml:space="preserve">Что сделать</w:t>
+      </w:r>
+    </w:p>
+    <w:p>
+      <w:pPr>
         <w:pStyle w:val="BodyText"/>
       </w:pPr>
       <w:r>
@@ -46,6 +106,56 @@
     </w:p>
     <w:p>
       <w:pPr>
+        <w:pStyle w:val="Compact"/>
+        <w:ind w:left="567"/>
+      </w:pPr>
+      <w:r>
+        <w:rPr/>
+        <w:t xml:space="preserve">Обычные переживания или расстройство</w:t>
+      </w:r>
+    </w:p>
+    <w:p>
+      <w:pPr>
+        <w:pStyle w:val="Compact"/>
+        <w:ind w:left="567"/>
+      </w:pPr>
+      <w:r>
+        <w:rPr/>
+        <w:t xml:space="preserve">Когда обратиться за помощью</w:t>
+      </w:r>
+    </w:p>
+    <w:p>
+      <w:pPr>
+        <w:pStyle w:val="Compact"/>
+        <w:ind w:left="567"/>
+      </w:pPr>
+      <w:r>
+        <w:rPr/>
+        <w:t xml:space="preserve">Простая самопроверка</w:t>
+      </w:r>
+    </w:p>
+    <w:p>
+      <w:pPr>
+        <w:pStyle w:val="Compact"/>
+        <w:ind w:left="567"/>
+      </w:pPr>
+      <w:r>
+        <w:rPr/>
+        <w:t xml:space="preserve">Когда самопомощи недостаточно</w:t>
+      </w:r>
+    </w:p>
+    <w:p>
+      <w:pPr>
+        <w:pStyle w:val="Compact"/>
+        <w:ind w:left="567"/>
+      </w:pPr>
+      <w:r>
+        <w:rPr/>
+        <w:t xml:space="preserve">«Мне нельзя нервничать»</w:t>
+      </w:r>
+    </w:p>
+    <w:p>
+      <w:pPr>
         <w:pStyle w:val="BodyText"/>
       </w:pPr>
       <w:r>
@@ -54,6 +164,56 @@
     </w:p>
     <w:p>
       <w:pPr>
+        <w:pStyle w:val="Compact"/>
+        <w:ind w:left="567"/>
+      </w:pPr>
+      <w:r>
+        <w:rPr/>
+        <w:t xml:space="preserve">Тревога о ребёнке</w:t>
+      </w:r>
+    </w:p>
+    <w:p>
+      <w:pPr>
+        <w:pStyle w:val="Compact"/>
+        <w:ind w:left="567"/>
+      </w:pPr>
+      <w:r>
+        <w:rPr/>
+        <w:t xml:space="preserve">Навязчивые мысли</w:t>
+      </w:r>
+    </w:p>
+    <w:p>
+      <w:pPr>
+        <w:pStyle w:val="Compact"/>
+        <w:ind w:left="567"/>
+      </w:pPr>
+      <w:r>
+        <w:rPr/>
+        <w:t xml:space="preserve">Что сделать, когда мысль пришла</w:t>
+      </w:r>
+    </w:p>
+    <w:p>
+      <w:pPr>
+        <w:pStyle w:val="Compact"/>
+        <w:ind w:left="567"/>
+      </w:pPr>
+      <w:r>
+        <w:rPr/>
+        <w:t xml:space="preserve">К кому идти</w:t>
+      </w:r>
+    </w:p>
+    <w:p>
+      <w:pPr>
+        <w:pStyle w:val="Compact"/>
+        <w:ind w:left="567"/>
+      </w:pPr>
+      <w:r>
+        <w:rPr/>
+        <w:t xml:space="preserve">Проверки в интернете и приложениях</w:t>
+      </w:r>
+    </w:p>
+    <w:p>
+      <w:pPr>
         <w:pStyle w:val="BodyText"/>
       </w:pPr>
       <w:r>
@@ -62,6 +222,46 @@
     </w:p>
     <w:p>
       <w:pPr>
+        <w:pStyle w:val="Compact"/>
+        <w:ind w:left="567"/>
+      </w:pPr>
+      <w:r>
+        <w:rPr/>
+        <w:t xml:space="preserve">Как выглядит депрессия</w:t>
+      </w:r>
+    </w:p>
+    <w:p>
+      <w:pPr>
+        <w:pStyle w:val="Compact"/>
+        <w:ind w:left="567"/>
+      </w:pPr>
+      <w:r>
+        <w:rPr/>
+        <w:t xml:space="preserve">Почему депрессию легко принять за усталость</w:t>
+      </w:r>
+    </w:p>
+    <w:p>
+      <w:pPr>
+        <w:pStyle w:val="Compact"/>
+        <w:ind w:left="567"/>
+      </w:pPr>
+      <w:r>
+        <w:rPr/>
+        <w:t xml:space="preserve">Почему не ждать, что пройдёт само</w:t>
+      </w:r>
+    </w:p>
+    <w:p>
+      <w:pPr>
+        <w:pStyle w:val="Compact"/>
+        <w:ind w:left="567"/>
+      </w:pPr>
+      <w:r>
+        <w:rPr/>
+        <w:t xml:space="preserve">После родов</w:t>
+      </w:r>
+    </w:p>
+    <w:p>
+      <w:pPr>
         <w:pStyle w:val="BodyText"/>
       </w:pPr>
       <w:r>
@@ -70,6 +270,56 @@
     </w:p>
     <w:p>
       <w:pPr>
+        <w:pStyle w:val="Compact"/>
+        <w:ind w:left="567"/>
+      </w:pPr>
+      <w:r>
+        <w:rPr/>
+        <w:t xml:space="preserve">Матресценция</w:t>
+      </w:r>
+    </w:p>
+    <w:p>
+      <w:pPr>
+        <w:pStyle w:val="Compact"/>
+        <w:ind w:left="567"/>
+      </w:pPr>
+      <w:r>
+        <w:rPr/>
+        <w:t xml:space="preserve">Изменения тела</w:t>
+      </w:r>
+    </w:p>
+    <w:p>
+      <w:pPr>
+        <w:pStyle w:val="Compact"/>
+        <w:ind w:left="567"/>
+      </w:pPr>
+      <w:r>
+        <w:rPr/>
+        <w:t xml:space="preserve">Привязанность к ребёнку</w:t>
+      </w:r>
+    </w:p>
+    <w:p>
+      <w:pPr>
+        <w:pStyle w:val="Compact"/>
+        <w:ind w:left="567"/>
+      </w:pPr>
+      <w:r>
+        <w:rPr/>
+        <w:t xml:space="preserve">Смешанные чувства</w:t>
+      </w:r>
+    </w:p>
+    <w:p>
+      <w:pPr>
+        <w:pStyle w:val="Compact"/>
+        <w:ind w:left="567"/>
+      </w:pPr>
+      <w:r>
+        <w:rPr/>
+        <w:t xml:space="preserve">С кем говорить</w:t>
+      </w:r>
+    </w:p>
+    <w:p>
+      <w:pPr>
         <w:pStyle w:val="BodyText"/>
       </w:pPr>
       <w:r>
@@ -78,6 +328,36 @@
     </w:p>
     <w:p>
       <w:pPr>
+        <w:pStyle w:val="Compact"/>
+        <w:ind w:left="567"/>
+      </w:pPr>
+      <w:r>
+        <w:rPr/>
+        <w:t xml:space="preserve">После потери</w:t>
+      </w:r>
+    </w:p>
+    <w:p>
+      <w:pPr>
+        <w:pStyle w:val="Compact"/>
+        <w:ind w:left="567"/>
+      </w:pPr>
+      <w:r>
+        <w:rPr/>
+        <w:t xml:space="preserve">Что сделать</w:t>
+      </w:r>
+    </w:p>
+    <w:p>
+      <w:pPr>
+        <w:pStyle w:val="Compact"/>
+        <w:ind w:left="567"/>
+      </w:pPr>
+      <w:r>
+        <w:rPr/>
+        <w:t xml:space="preserve">После трудного пути к зачатию</w:t>
+      </w:r>
+    </w:p>
+    <w:p>
+      <w:pPr>
         <w:pStyle w:val="BodyText"/>
       </w:pPr>
       <w:r>
@@ -86,6 +366,36 @@
     </w:p>
     <w:p>
       <w:pPr>
+        <w:pStyle w:val="Compact"/>
+        <w:ind w:left="567"/>
+      </w:pPr>
+      <w:r>
+        <w:rPr/>
+        <w:t xml:space="preserve">Когда страх мешает жить</w:t>
+      </w:r>
+    </w:p>
+    <w:p>
+      <w:pPr>
+        <w:pStyle w:val="Compact"/>
+        <w:ind w:left="567"/>
+      </w:pPr>
+      <w:r>
+        <w:rPr/>
+        <w:t xml:space="preserve">Какую помощь предлагают</w:t>
+      </w:r>
+    </w:p>
+    <w:p>
+      <w:pPr>
+        <w:pStyle w:val="Compact"/>
+        <w:ind w:left="567"/>
+      </w:pPr>
+      <w:r>
+        <w:rPr/>
+        <w:t xml:space="preserve">Что сделать</w:t>
+      </w:r>
+    </w:p>
+    <w:p>
+      <w:pPr>
         <w:pStyle w:val="BodyText"/>
       </w:pPr>
       <w:r>
@@ -94,6 +404,46 @@
     </w:p>
     <w:p>
       <w:pPr>
+        <w:pStyle w:val="Compact"/>
+        <w:ind w:left="567"/>
+      </w:pPr>
+      <w:r>
+        <w:rPr/>
+        <w:t xml:space="preserve">Соцсети и тревога</w:t>
+      </w:r>
+    </w:p>
+    <w:p>
+      <w:pPr>
+        <w:pStyle w:val="Compact"/>
+        <w:ind w:left="567"/>
+      </w:pPr>
+      <w:r>
+        <w:rPr/>
+        <w:t xml:space="preserve">Как заметить, что лента вам не помогает</w:t>
+      </w:r>
+    </w:p>
+    <w:p>
+      <w:pPr>
+        <w:pStyle w:val="Compact"/>
+        <w:ind w:left="567"/>
+      </w:pPr>
+      <w:r>
+        <w:rPr/>
+        <w:t xml:space="preserve">Что сделать</w:t>
+      </w:r>
+    </w:p>
+    <w:p>
+      <w:pPr>
+        <w:pStyle w:val="Compact"/>
+        <w:ind w:left="567"/>
+      </w:pPr>
+      <w:r>
+        <w:rPr/>
+        <w:t xml:space="preserve">Чужие советы</w:t>
+      </w:r>
+    </w:p>
+    <w:p>
+      <w:pPr>
         <w:pStyle w:val="BodyText"/>
       </w:pPr>
       <w:r>
@@ -102,6 +452,56 @@
     </w:p>
     <w:p>
       <w:pPr>
+        <w:pStyle w:val="Compact"/>
+        <w:ind w:left="567"/>
+      </w:pPr>
+      <w:r>
+        <w:rPr/>
+        <w:t xml:space="preserve">Сон</w:t>
+      </w:r>
+    </w:p>
+    <w:p>
+      <w:pPr>
+        <w:pStyle w:val="Compact"/>
+        <w:ind w:left="567"/>
+      </w:pPr>
+      <w:r>
+        <w:rPr/>
+        <w:t xml:space="preserve">Движение</w:t>
+      </w:r>
+    </w:p>
+    <w:p>
+      <w:pPr>
+        <w:pStyle w:val="Compact"/>
+        <w:ind w:left="567"/>
+      </w:pPr>
+      <w:r>
+        <w:rPr/>
+        <w:t xml:space="preserve">Поддержка</w:t>
+      </w:r>
+    </w:p>
+    <w:p>
+      <w:pPr>
+        <w:pStyle w:val="Compact"/>
+        <w:ind w:left="567"/>
+      </w:pPr>
+      <w:r>
+        <w:rPr/>
+        <w:t xml:space="preserve">Приёмы для острой тревоги</w:t>
+      </w:r>
+    </w:p>
+    <w:p>
+      <w:pPr>
+        <w:pStyle w:val="Compact"/>
+        <w:ind w:left="567"/>
+      </w:pPr>
+      <w:r>
+        <w:rPr/>
+        <w:t xml:space="preserve">Чего лучше не делать</w:t>
+      </w:r>
+    </w:p>
+    <w:p>
+      <w:pPr>
         <w:pStyle w:val="BodyText"/>
       </w:pPr>
       <w:r>
@@ -110,6 +510,66 @@
     </w:p>
     <w:p>
       <w:pPr>
+        <w:pStyle w:val="Compact"/>
+        <w:ind w:left="567"/>
+      </w:pPr>
+      <w:r>
+        <w:rPr/>
+        <w:t xml:space="preserve">Акушер-гинеколог — первый шаг</w:t>
+      </w:r>
+    </w:p>
+    <w:p>
+      <w:pPr>
+        <w:pStyle w:val="Compact"/>
+        <w:ind w:left="567"/>
+      </w:pPr>
+      <w:r>
+        <w:rPr/>
+        <w:t xml:space="preserve">Медицинский психолог в женской консультации</w:t>
+      </w:r>
+    </w:p>
+    <w:p>
+      <w:pPr>
+        <w:pStyle w:val="Compact"/>
+        <w:ind w:left="567"/>
+      </w:pPr>
+      <w:r>
+        <w:rPr/>
+        <w:t xml:space="preserve">Психолог, психотерапевт, психиатр: кто есть кто</w:t>
+      </w:r>
+    </w:p>
+    <w:p>
+      <w:pPr>
+        <w:pStyle w:val="Compact"/>
+        <w:ind w:left="567"/>
+      </w:pPr>
+      <w:r>
+        <w:rPr/>
+        <w:t xml:space="preserve">Куда записаться</w:t>
+      </w:r>
+    </w:p>
+    <w:p>
+      <w:pPr>
+        <w:pStyle w:val="Compact"/>
+        <w:ind w:left="567"/>
+      </w:pPr>
+      <w:r>
+        <w:rPr/>
+        <w:t xml:space="preserve">«Не поставят ли на учёт»</w:t>
+      </w:r>
+    </w:p>
+    <w:p>
+      <w:pPr>
+        <w:pStyle w:val="Compact"/>
+        <w:ind w:left="567"/>
+      </w:pPr>
+      <w:r>
+        <w:rPr/>
+        <w:t xml:space="preserve">Как говорить на приёме</w:t>
+      </w:r>
+    </w:p>
+    <w:p>
+      <w:pPr>
         <w:pStyle w:val="BodyText"/>
       </w:pPr>
       <w:r>
@@ -118,6 +578,56 @@
     </w:p>
     <w:p>
       <w:pPr>
+        <w:pStyle w:val="Compact"/>
+        <w:ind w:left="567"/>
+      </w:pPr>
+      <w:r>
+        <w:rPr/>
+        <w:t xml:space="preserve">Психотерапия — в первую очередь</w:t>
+      </w:r>
+    </w:p>
+    <w:p>
+      <w:pPr>
+        <w:pStyle w:val="Compact"/>
+        <w:ind w:left="567"/>
+      </w:pPr>
+      <w:r>
+        <w:rPr/>
+        <w:t xml:space="preserve">Когда нужны лекарства</w:t>
+      </w:r>
+    </w:p>
+    <w:p>
+      <w:pPr>
+        <w:pStyle w:val="Compact"/>
+        <w:ind w:left="567"/>
+      </w:pPr>
+      <w:r>
+        <w:rPr/>
+        <w:t xml:space="preserve">Как взвешивают риски</w:t>
+      </w:r>
+    </w:p>
+    <w:p>
+      <w:pPr>
+        <w:pStyle w:val="Compact"/>
+        <w:ind w:left="567"/>
+      </w:pPr>
+      <w:r>
+        <w:rPr/>
+        <w:t xml:space="preserve">Если вы уже принимаете лечение</w:t>
+      </w:r>
+    </w:p>
+    <w:p>
+      <w:pPr>
+        <w:pStyle w:val="Compact"/>
+        <w:ind w:left="567"/>
+      </w:pPr>
+      <w:r>
+        <w:rPr/>
+        <w:t xml:space="preserve">Особые случаи</w:t>
+      </w:r>
+    </w:p>
+    <w:p>
+      <w:pPr>
         <w:pStyle w:val="BodyText"/>
       </w:pPr>
       <w:r>
@@ -126,10 +636,110 @@
     </w:p>
     <w:p>
       <w:pPr>
+        <w:pStyle w:val="Compact"/>
+        <w:ind w:left="567"/>
+      </w:pPr>
+      <w:r>
+        <w:rPr/>
+        <w:t xml:space="preserve">Что считается насилием</w:t>
+      </w:r>
+    </w:p>
+    <w:p>
+      <w:pPr>
+        <w:pStyle w:val="Compact"/>
+        <w:ind w:left="567"/>
+      </w:pPr>
+      <w:r>
+        <w:rPr/>
+        <w:t xml:space="preserve">Не только партнёр</w:t>
+      </w:r>
+    </w:p>
+    <w:p>
+      <w:pPr>
+        <w:pStyle w:val="Compact"/>
+        <w:ind w:left="567"/>
+      </w:pPr>
+      <w:r>
+        <w:rPr/>
+        <w:t xml:space="preserve">Почему это вопрос здоровья, а не только семьи</w:t>
+      </w:r>
+    </w:p>
+    <w:p>
+      <w:pPr>
+        <w:pStyle w:val="Compact"/>
+        <w:ind w:left="567"/>
+      </w:pPr>
+      <w:r>
+        <w:rPr/>
+        <w:t xml:space="preserve">Кому можно сказать</w:t>
+      </w:r>
+    </w:p>
+    <w:p>
+      <w:pPr>
+        <w:pStyle w:val="Compact"/>
+        <w:ind w:left="567"/>
+      </w:pPr>
+      <w:r>
+        <w:rPr/>
+        <w:t xml:space="preserve">Решение остаётся за вами</w:t>
+      </w:r>
+    </w:p>
+    <w:p>
+      <w:pPr>
+        <w:pStyle w:val="Compact"/>
+        <w:ind w:left="567"/>
+      </w:pPr>
+      <w:r>
+        <w:rPr/>
+        <w:t xml:space="preserve">Когда нужна помощь сразу</w:t>
+      </w:r>
+    </w:p>
+    <w:p>
+      <w:pPr>
+        <w:pStyle w:val="Compact"/>
+        <w:ind w:left="567"/>
+      </w:pPr>
+      <w:r>
+        <w:rPr/>
+        <w:t xml:space="preserve">Если вы рядом и видите это со стороны</w:t>
+      </w:r>
+    </w:p>
+    <w:p>
+      <w:pPr>
         <w:pStyle w:val="BodyText"/>
       </w:pPr>
       <w:r>
         <w:t xml:space="preserve">10.14. Острый психический кризис: что делать сразу</w:t>
+      </w:r>
+    </w:p>
+    <w:p>
+      <w:pPr>
+        <w:pStyle w:val="Compact"/>
+        <w:ind w:left="567"/>
+      </w:pPr>
+      <w:r>
+        <w:rPr/>
+        <w:t xml:space="preserve">Мысли о самоубийстве</w:t>
+      </w:r>
+    </w:p>
+    <w:p>
+      <w:pPr>
+        <w:pStyle w:val="Compact"/>
+        <w:ind w:left="567"/>
+      </w:pPr>
+      <w:r>
+        <w:rPr/>
+        <w:t xml:space="preserve">Когда помощь нужна немедленно</w:t>
+      </w:r>
+    </w:p>
+    <w:p>
+      <w:pPr>
+        <w:pStyle w:val="Compact"/>
+        <w:ind w:left="567"/>
+      </w:pPr>
+      <w:r>
+        <w:rPr/>
+        <w:t xml:space="preserve">Что делать</w:t>
       </w:r>
     </w:p>
     <w:p>
@@ -218,6 +828,15 @@
     </w:p>
     <w:p>
       <w:pPr>
+        <w:pStyle w:val="Heading3"/>
+      </w:pPr>
+      <w:r>
+        <w:rPr/>
+        <w:t xml:space="preserve">Роль гормонов</w:t>
+      </w:r>
+    </w:p>
+    <w:p>
+      <w:pPr>
         <w:pStyle w:val="BodyText"/>
       </w:pPr>
       <w:r>
@@ -226,6 +845,15 @@
     </w:p>
     <w:p>
       <w:pPr>
+        <w:pStyle w:val="Heading3"/>
+      </w:pPr>
+      <w:r>
+        <w:rPr/>
+        <w:t xml:space="preserve">Не только гормоны</w:t>
+      </w:r>
+    </w:p>
+    <w:p>
+      <w:pPr>
         <w:pStyle w:val="BodyText"/>
       </w:pPr>
       <w:r>
@@ -238,6 +866,15 @@
       </w:pPr>
       <w:r>
         <w:t xml:space="preserve">Если списать всё на гормоны, остаётся только ждать, пока «пройдёт». Если видеть, из чего складывается состояние, появляется, на что можно повлиять: на сон, на нагрузку, на поддержку, на тревожащий вопрос, который можно задать врачу.</w:t>
+      </w:r>
+    </w:p>
+    <w:p>
+      <w:pPr>
+        <w:pStyle w:val="Heading3"/>
+      </w:pPr>
+      <w:r>
+        <w:rPr/>
+        <w:t xml:space="preserve">Если трудности были и раньше</w:t>
       </w:r>
     </w:p>
     <w:p>
@@ -260,6 +897,15 @@
     </w:p>
     <w:p>
       <w:pPr>
+        <w:pStyle w:val="Heading3"/>
+      </w:pPr>
+      <w:r>
+        <w:rPr/>
+        <w:t xml:space="preserve">Насколько это часто</w:t>
+      </w:r>
+    </w:p>
+    <w:p>
+      <w:pPr>
         <w:pStyle w:val="FirstParagraph"/>
       </w:pPr>
       <w:r>
@@ -268,6 +914,15 @@
     </w:p>
     <w:p>
       <w:pPr>
+        <w:pStyle w:val="Heading3"/>
+      </w:pPr>
+      <w:r>
+        <w:rPr/>
+        <w:t xml:space="preserve">У кого риск выше</w:t>
+      </w:r>
+    </w:p>
+    <w:p>
+      <w:pPr>
         <w:pStyle w:val="BodyText"/>
       </w:pPr>
       <w:r>
@@ -292,46 +947,76 @@
     </w:p>
     <w:p>
       <w:pPr>
-        <w:pStyle w:val="BodyText"/>
+        <w:pStyle w:val="Heading3"/>
+      </w:pPr>
+      <w:r>
+        <w:rPr/>
+        <w:t xml:space="preserve">Что сделать</w:t>
+      </w:r>
+    </w:p>
+    <w:p>
+      <w:pPr>
+        <w:pStyle w:val="BodyText"/>
+      </w:pPr>
+      <w:r>
+        <w:t>Если у вас раньше была депрессия, тревожное расстройство, послеродовая депрессия или другое психическое расстройство, если вы принимали или принимаете лекарства от него или если у близкой родственницы было тяжёлое психическое расстройство после родов, скажите об этом акушеру-гинекологу на первом приёме, даже если сейчас чувствуете себя хорошо. Скажите и о том, что сейчас не хватает поддержки, есть денежные трудности или в отношениях небезопасно (раздел 10.13). Эти сведения меняют то, как врач будет наблюдать вас дальше.</w:t>
+      </w:r>
+    </w:p>
+    <w:bookmarkEnd w:id="22"/>
+    <w:bookmarkStart w:id="23" w:name="Xb4b71e2cfcafa118f0511fc25b893cacca18a02"/>
+    <w:p>
+      <w:pPr>
+        <w:pStyle w:val="Heading2"/>
+      </w:pPr>
+      <w:r>
+        <w:t xml:space="preserve">10.3. Обычные переживания и признаки, с которыми нужна помощь</w:t>
+      </w:r>
+    </w:p>
+    <w:p>
+      <w:pPr>
+        <w:pStyle w:val="FirstParagraph"/>
+      </w:pPr>
+      <w:r>
+        <w:t xml:space="preserve">Посреди ночи вы проверяете в телефоне, нормально ли, что ребёнок сегодня шевелился меньше. Через неделю — расплакались в очереди к врачу и не смогли объяснить почему. Вопрос, который встаёт за такими эпизодами, всегда один: это обычно или уже нет?</w:t>
+      </w:r>
+    </w:p>
+    <w:p>
+      <w:pPr>
+        <w:pStyle w:val="Heading3"/>
+      </w:pPr>
+      <w:r>
+        <w:rPr/>
+        <w:t xml:space="preserve">Обычные переживания или расстройство</w:t>
+      </w:r>
+    </w:p>
+    <w:p>
+      <w:pPr>
+        <w:pStyle w:val="BodyText"/>
+      </w:pPr>
+      <w:r>
+        <w:t xml:space="preserve">ВОЗ признаёт, что отличить повседневные переживания от клинически значимого состояния при беременности бывает трудно, и предлагает смотреть на три вещи: насколько выражены симптомы, как долго они держатся и насколько мешают обычной жизни. По этим трём признакам ВОЗ описывает четыре ступени:</w:t>
+      </w:r>
+    </w:p>
+    <w:p>
+      <w:pPr>
+        <w:numPr>
+          <w:ilvl w:val="0"/>
+          <w:numId w:val="1001"/>
+        </w:numPr>
+        <w:pStyle w:val="Compact"/>
       </w:pPr>
       <w:r>
         <w:rPr>
           <w:bCs/>
           <w:b/>
         </w:rPr>
-        <w:t xml:space="preserve">Что сделать.</w:t>
-      </w:r>
-      <w:r>
-        <w:t xml:space="preserve"> </w:t>
-      </w:r>
-      <w:r>
-        <w:t xml:space="preserve">Если у вас раньше была депрессия, тревожное расстройство, послеродовая депрессия или другое психическое расстройство, если вы принимали или принимаете лекарства от него или если у близкой родственницы было тяжёлое психическое расстройство после родов, скажите об этом акушеру-гинекологу на первом приёме, даже если сейчас чувствуете себя хорошо. Скажите и о том, что сейчас не хватает поддержки, есть денежные трудности или в отношениях небезопасно (раздел 10.13). Эти сведения меняют то, как врач будет наблюдать вас дальше.</w:t>
-      </w:r>
-    </w:p>
-    <w:bookmarkEnd w:id="22"/>
-    <w:bookmarkStart w:id="23" w:name="Xb4b71e2cfcafa118f0511fc25b893cacca18a02"/>
-    <w:p>
-      <w:pPr>
-        <w:pStyle w:val="Heading2"/>
-      </w:pPr>
-      <w:r>
-        <w:t xml:space="preserve">10.3. Обычные переживания и признаки, с которыми нужна помощь</w:t>
-      </w:r>
-    </w:p>
-    <w:p>
-      <w:pPr>
-        <w:pStyle w:val="FirstParagraph"/>
-      </w:pPr>
-      <w:r>
-        <w:t xml:space="preserve">Посреди ночи вы проверяете в телефоне, нормально ли, что ребёнок сегодня шевелился меньше. Через неделю — расплакались в очереди к врачу и не смогли объяснить почему. Вопрос, который встаёт за такими эпизодами, всегда один: это обычно или уже нет?</w:t>
-      </w:r>
-    </w:p>
-    <w:p>
-      <w:pPr>
-        <w:pStyle w:val="BodyText"/>
-      </w:pPr>
-      <w:r>
-        <w:t xml:space="preserve">ВОЗ признаёт, что отличить повседневные переживания от клинически значимого состояния при беременности бывает трудно, и предлагает смотреть на три вещи: насколько выражены симптомы, как долго они держатся и насколько мешают обычной жизни. По этим трём признакам ВОЗ описывает четыре ступени:</w:t>
+        <w:t xml:space="preserve">хорошее психическое здоровье</w:t>
+      </w:r>
+      <w:r>
+        <w:t xml:space="preserve"> </w:t>
+      </w:r>
+      <w:r>
+        <w:t xml:space="preserve">— трудности бывают, но женщина чувствует, что справляется;</w:t>
       </w:r>
     </w:p>
     <w:p>
@@ -347,13 +1032,13 @@
           <w:bCs/>
           <w:b/>
         </w:rPr>
-        <w:t xml:space="preserve">хорошее психическое здоровье</w:t>
-      </w:r>
-      <w:r>
-        <w:t xml:space="preserve"> </w:t>
-      </w:r>
-      <w:r>
-        <w:t xml:space="preserve">— трудности бывают, но женщина чувствует, что справляется;</w:t>
+        <w:t xml:space="preserve">временные трудности</w:t>
+      </w:r>
+      <w:r>
+        <w:t xml:space="preserve"> </w:t>
+      </w:r>
+      <w:r>
+        <w:t xml:space="preserve">— состояние мешает жить меньше двух недель;</w:t>
       </w:r>
     </w:p>
     <w:p>
@@ -369,13 +1054,13 @@
           <w:bCs/>
           <w:b/>
         </w:rPr>
-        <w:t xml:space="preserve">временные трудности</w:t>
-      </w:r>
-      <w:r>
-        <w:t xml:space="preserve"> </w:t>
-      </w:r>
-      <w:r>
-        <w:t xml:space="preserve">— состояние мешает жить меньше двух недель;</w:t>
+        <w:t xml:space="preserve">лёгкие симптомы</w:t>
+      </w:r>
+      <w:r>
+        <w:t xml:space="preserve"> </w:t>
+      </w:r>
+      <w:r>
+        <w:t xml:space="preserve">— в какой-то мере мешают жить две недели и дольше;</w:t>
       </w:r>
     </w:p>
     <w:p>
@@ -391,20 +1076,1091 @@
           <w:bCs/>
           <w:b/>
         </w:rPr>
-        <w:t xml:space="preserve">лёгкие симптомы</w:t>
-      </w:r>
-      <w:r>
-        <w:t xml:space="preserve"> </w:t>
-      </w:r>
-      <w:r>
-        <w:t xml:space="preserve">— в какой-то мере мешают жить две недели и дольше;</w:t>
-      </w:r>
-    </w:p>
-    <w:p>
-      <w:pPr>
-        <w:numPr>
-          <w:ilvl w:val="0"/>
-          <w:numId w:val="1001"/>
+        <w:t xml:space="preserve">умеренные и тяжёлые</w:t>
+      </w:r>
+      <w:r>
+        <w:t xml:space="preserve"> </w:t>
+      </w:r>
+      <w:r>
+        <w:t xml:space="preserve">— многие симптомы держатся долго и заметно мешают жить большую часть времени, почти каждый день, две недели и дольше.</w:t>
+      </w:r>
+    </w:p>
+    <w:p>
+      <w:pPr>
+        <w:pStyle w:val="FirstParagraph"/>
+      </w:pPr>
+      <w:r>
+        <w:t xml:space="preserve">Срок две недели совпадает с минимальной длительностью депрессивного эпизода в российских клинических рекомендациях.</w:t>
+      </w:r>
+    </w:p>
+    <w:p>
+      <w:pPr>
+        <w:pStyle w:val="Heading3"/>
+      </w:pPr>
+      <w:r>
+        <w:rPr/>
+        <w:t xml:space="preserve">Когда обратиться за помощью</w:t>
+      </w:r>
+    </w:p>
+    <w:p>
+      <w:pPr>
+        <w:pStyle w:val="BodyText"/>
+      </w:pPr>
+      <w:r>
+        <w:rPr>
+          <w:b w:val="0"/>
+        </w:rPr>
+        <w:t xml:space="preserve">Признаки, с которыми стоит обратиться</w:t>
+      </w:r>
+      <w:r>
+        <w:t xml:space="preserve">, ВОЗ перечисляет такие: грусть, слёзы чаще обычного; ничто не радует, даже то, что радовало раньше; нет сил и желания что-то делать; тревога и «слишком много мыслей»; сон или аппетит заметно больше или меньше обычного; трудно сосредоточиться и принять решение; чувство вины, безнадёжности, собственной никчёмности; ощущение, что вот-вот случится плохое или что будущего нет; боли и недомогание без ясной причины; мучительные воспоминания или сны о пережитом. Отдельно — признаки, связанные с ребёнком: невозможно перестать тревожиться о нём, кажется, что не сможете или не захотите о нём заботиться, к нему появляются тяжёлые, негативные мысли.</w:t>
+      </w:r>
+    </w:p>
+    <w:p>
+      <w:pPr>
+        <w:pStyle w:val="BodyText"/>
+      </w:pPr>
+      <w:r>
+        <w:rPr>
+          <w:highlight w:val="yellow"/>
+        </w:rPr>
+        <w:t xml:space="preserve">Есть признаки, при которых ждать двух недель не нужно: мысли о самоповреждении или самоубийстве, ощущение, что реальность изменилась, голоса или видения. Это раздел 10.14. [ПРОВЕРИТЬ: вопрос врачу — подтвердить перечень признаков, при которых не ждут две недели; ВОЗ даёт правило срочного направления только при плане самоубийства или суицидальном поведении.]</w:t>
+      </w:r>
+    </w:p>
+    <w:p>
+      <w:pPr>
+        <w:pStyle w:val="Heading3"/>
+      </w:pPr>
+      <w:r>
+        <w:rPr/>
+        <w:t xml:space="preserve">Простая самопроверка</w:t>
+      </w:r>
+    </w:p>
+    <w:p>
+      <w:pPr>
+        <w:pStyle w:val="BodyText"/>
+      </w:pPr>
+      <w:r>
+        <w:t>NICE предлагает рассмотреть возможность задавать при первом обращении и в первые недели после родов два вопроса о депрессии и два о тревоге. Их можно задать себе самой:</w:t>
+      </w:r>
+    </w:p>
+    <w:p>
+      <w:pPr>
+        <w:numPr>
+          <w:ilvl w:val="0"/>
+          <w:numId w:val="1002"/>
+        </w:numPr>
+        <w:pStyle w:val="Compact"/>
+      </w:pPr>
+      <w:r>
+        <w:t xml:space="preserve">За последний месяц вас часто беспокоило, что вы подавлены, грустите или чувствуете безнадёжность?</w:t>
+      </w:r>
+    </w:p>
+    <w:p>
+      <w:pPr>
+        <w:numPr>
+          <w:ilvl w:val="0"/>
+          <w:numId w:val="1002"/>
+        </w:numPr>
+        <w:pStyle w:val="Compact"/>
+      </w:pPr>
+      <w:r>
+        <w:t xml:space="preserve">За последний месяц вас часто беспокоило, что ничто не интересует и не радует?</w:t>
+      </w:r>
+    </w:p>
+    <w:p>
+      <w:pPr>
+        <w:numPr>
+          <w:ilvl w:val="0"/>
+          <w:numId w:val="1002"/>
+        </w:numPr>
+        <w:pStyle w:val="Compact"/>
+      </w:pPr>
+      <w:r>
+        <w:t xml:space="preserve">Как часто за последние две недели вы чувствовали нервозность, тревогу, напряжение?</w:t>
+      </w:r>
+    </w:p>
+    <w:p>
+      <w:pPr>
+        <w:numPr>
+          <w:ilvl w:val="0"/>
+          <w:numId w:val="1002"/>
+        </w:numPr>
+        <w:pStyle w:val="Compact"/>
+      </w:pPr>
+      <w:r>
+        <w:t xml:space="preserve">Как часто за последние две недели не могли остановить или взять под контроль беспокойство?</w:t>
+      </w:r>
+    </w:p>
+    <w:p>
+      <w:pPr>
+        <w:pStyle w:val="FirstParagraph"/>
+      </w:pPr>
+      <w:r>
+        <w:t xml:space="preserve">На вопросы о тревоге отвечают так: «ни разу» — 0 баллов, «несколько дней» — 1, «больше половины дней» — 2, «почти каждый день» — 3. Если ответ «да» на любой из первых двух вопросов или сумма баллов по вторым двум — 3 и больше, это не диагноз, а повод сказать врачу. По рекомендациям NICE, следующим шагом врач может предложить опросник подробнее или направить к специалисту. Ещё один вопрос NICE предлагает задать, если тревога всё равно беспокоит: избегаете ли вы мест или дел, и мешает ли это жить.</w:t>
+      </w:r>
+    </w:p>
+    <w:p>
+      <w:pPr>
+        <w:pStyle w:val="Heading3"/>
+      </w:pPr>
+      <w:r>
+        <w:rPr/>
+        <w:t xml:space="preserve">Когда самопомощи недостаточно</w:t>
+      </w:r>
+    </w:p>
+    <w:p>
+      <w:pPr>
+        <w:pStyle w:val="BodyText"/>
+      </w:pPr>
+      <w:r>
+        <w:t>Сон, движение, разговор и другие способы из раздела 10.10 помогают при временных трудностях. Если признаки держатся две недели и дольше, усиливаются, мешают работать, вести дом, общаться, или вы сами чувствуете, что не справляетесь, нужна помощь специалиста. Ждать, пока станет совсем плохо, не нужно. Первый шаг — сказать акушеру-гинекологу на ближайшем приёме, не дожидаясь вопроса, например так: «Последние две недели у меня почти каждый день подавленное настроение (или тревога), и это мешает мне работать и спать. Направьте меня к медицинскому психологу» — консультации психолога положены каждой беременной (раздел 10.11). Если состояние тяжёлое или вы раньше лечились у психиатра, запишитесь к психиатру сами, в том числе через Госуслуги. Если до приёма далеко, а становится хуже, позвоните на телефон доверия (врезка «Куда обращаться за помощью»). ВОЗ считает уместным, чтобы общую психологическую поддержку и регулярную проверку состояния получали все женщины во время беременности, а более интенсивную помощь — те, у кого симптомы тяжелее и держатся дольше.</w:t>
+      </w:r>
+    </w:p>
+    <w:p>
+      <w:pPr>
+        <w:pStyle w:val="Heading3"/>
+      </w:pPr>
+      <w:r>
+        <w:rPr/>
+        <w:t xml:space="preserve">«Мне нельзя нервничать»</w:t>
+      </w:r>
+    </w:p>
+    <w:p>
+      <w:pPr>
+        <w:pStyle w:val="BodyText"/>
+      </w:pPr>
+      <w:r>
+        <w:t>Эту фразу беременная слышит от родственников, а иногда читает и в официальной памятке: в памятке для пациентки российских клинических рекомендаций сказано, что на всём протяжении беременности нужно избегать стрессовых ситуаций и эмоциональных переживаний. Выполнить такой совет нельзя: беременность, по ВОЗ, сама по себе может быть временем напряжения (раздел 10.1). А если считать любое переживание опасным для ребёнка, к каждому волнению прибавляется чувство вины.</w:t>
+      </w:r>
+    </w:p>
+    <w:p>
+      <w:pPr>
+        <w:pStyle w:val="BodyText"/>
+      </w:pPr>
+      <w:r>
+        <w:rPr>
+          <w:highlight w:val="yellow"/>
+        </w:rPr>
+        <w:t xml:space="preserve">ВОЗ связывает с осложнениями беременности (преэклампсией, кровотечением, преждевременными родами) и с последствиями для ребёнка нарушения психического здоровья; обычные волнения ВОЗ в этой связи не упоминает. [ПРОВЕРИТЬ: вопрос врачу — нужен источник, который прямо разводит кратковременные переживания и длительный стресс или расстройство по влиянию на беременность; без него вывод «обычные волнения ребёнку не вредят» в текст не входит.] Из этого следует действие, обратное совету «не нервничать»: не подавлять переживания, а замечать, если они не проходят, и вовремя получать помощь. Такую помощь предусматривает и женская консультация: по российским клиническим рекомендациям каждую беременную дважды направляют к медицинскому психологу (раздел 10.11).</w:t>
+      </w:r>
+    </w:p>
+    <w:bookmarkEnd w:id="23"/>
+    <w:bookmarkStart w:id="24" w:name="X2eb47a0a8ac3dff0494cf31b4cbbb8743749784"/>
+    <w:p>
+      <w:pPr>
+        <w:pStyle w:val="Heading2"/>
+      </w:pPr>
+      <w:r>
+        <w:t xml:space="preserve">10.4. Тревожные мысли: тревога о ребёнке, навязчивые мысли, постоянные проверки</w:t>
+      </w:r>
+    </w:p>
+    <w:p>
+      <w:pPr>
+        <w:pStyle w:val="FirstParagraph"/>
+      </w:pPr>
+      <w:r>
+        <w:t xml:space="preserve">Перед каждым УЗИ — бессонная ночь. Каждый день — несколько проверок: шевелится ли, не появились ли выделения, не пропущен ли тревожный признак из статьи. Для одних это несколько волнений перед обследованием, для других — постоянный фон, который не отпускает.</w:t>
+      </w:r>
+    </w:p>
+    <w:p>
+      <w:pPr>
+        <w:pStyle w:val="Heading3"/>
+      </w:pPr>
+      <w:r>
+        <w:rPr/>
+        <w:t xml:space="preserve">Тревога о ребёнке</w:t>
+      </w:r>
+    </w:p>
+    <w:p>
+      <w:pPr>
+        <w:pStyle w:val="BodyText"/>
+      </w:pPr>
+      <w:r>
+        <w:t>Беспокойство о здоровье ребёнка при беременности знакомо почти каждой. ВОЗ относит его к признакам проблемы, когда оно становится неотступным: «невозможно перестать тревожиться о ребёнке» стоит в её списке симптомов, которые требуют внимания. Граница проходит по тем же трём вопросам, что в разделе 10.3: как сильно, как долго и насколько мешает жить. Тревога перед УЗИ, которая проходит после хорошего результата, — одно. Тревога, которая возвращается на следующий день с новым поводом, не даёт уснуть, заставляет постоянно что-то проверять или избегать мест и разговоров, — другое.</w:t>
+      </w:r>
+    </w:p>
+    <w:p>
+      <w:pPr>
+        <w:pStyle w:val="BodyText"/>
+      </w:pPr>
+      <w:r>
+        <w:t xml:space="preserve">Тревога может быть и частью тревожного расстройства. При генерализованном тревожном расстройстве, по российским клиническим рекомендациям, тревога и напряжение распространённые и устойчивые, не привязаны к конкретным обстоятельствам и держатся не меньше шести месяцев. Тревога может проявляться и в теле: сильное или частое сердцебиение, потливость, дрожь, сухость во рту, затруднённое дыхание, чувство удушья, боль или дискомфорт в груди, тошнота. Отличить тревожное расстройство от обычного волнения и от других состояний может врач; от вас нужно заметить эти признаки и сказать о них.</w:t>
+      </w:r>
+    </w:p>
+    <w:p>
+      <w:pPr>
+        <w:pStyle w:val="Heading3"/>
+      </w:pPr>
+      <w:r>
+        <w:rPr/>
+        <w:t xml:space="preserve">Навязчивые мысли</w:t>
+      </w:r>
+    </w:p>
+    <w:p>
+      <w:pPr>
+        <w:pStyle w:val="BodyText"/>
+      </w:pPr>
+      <w:r>
+        <w:t>Особенно пугают навязчивые мысли. Российские клинические рекомендации описывают их как идеи, образы или побуждения, которые снова и снова приходят в голову в одном и том же виде. Они почти всегда неприятны, человек пытается им сопротивляться, часто безуспешно, и при этом понимает, что это его собственные мысли, хотя они непроизвольны и отвратительны ему. Среди видов таких мыслей рекомендации отдельно называют мысли или образы о причинении вреда себе или другому человеку — их называют «контрастными навязчивостями», и с ними связаны повторные проверки.</w:t>
+      </w:r>
+    </w:p>
+    <w:p>
+      <w:pPr>
+        <w:pStyle w:val="BodyText"/>
+      </w:pPr>
+      <w:r>
+        <w:t xml:space="preserve">При беременности и с маленьким ребёнком такие мысли могут касаться самого ребёнка: внезапная картинка, как вы роняете его, мысль «а вдруг я ему наврежу». Они пугают именно потому, что противоречат тому, чего вы хотите. Отсюда стыд и молчание, и отсюда же проверки и избегание: не брать нож, не подходить к лестнице, перепроверять, перечитывать, переспрашивать. Российские рекомендации отмечают, что при этом расстройстве часто складывается избегающее поведение: человек обходит людей, вещи и места, которые усиливают навязчивые мысли.</w:t>
+      </w:r>
+    </w:p>
+    <w:p>
+      <w:pPr>
+        <w:pStyle w:val="BodyText"/>
+      </w:pPr>
+      <w:r>
+        <w:rPr>
+          <w:highlight w:val="yellow"/>
+        </w:rPr>
+        <w:t xml:space="preserve">Российские клинические рекомендации отмечают: часть людей с обсессивно-компульсивным расстройством испытывает навязчивый страх причинить вред окружающим, но данных о том, что они совершают агрессивные поступки чаще, чем остальные люди, нет. Австралийское руководство по перинатальному психическому здоровью говорит о беременных и матерях прямо: высказанный страх навредить ребёнку может быть признаком тревоги, а не намерения, но специалист всегда должен оценить его подробнее, и делать это нужно бережно, не обвиняя женщину за негативные мысли. [ПРОВЕРИТЬ: вопрос врачу — подтвердить формулировку для российской практики и признаки, по которым мысли требуют экстренной помощи.]</w:t>
+      </w:r>
+    </w:p>
+    <w:p>
+      <w:pPr>
+        <w:pStyle w:val="BodyText"/>
+      </w:pPr>
+      <w:r>
+        <w:t xml:space="preserve">Различие, которое можно назвать уже сейчас, — в отношении к мысли. Навязчивая мысль чужая и неприятная, вы ей сопротивляетесь и стараетесь от неё уйти. Если же мысль о вреде себе или ребёнку не пугает, а кажется правильной, появляется намерение или план, или кажется, что мысли вкладывает кто-то извне, — это повод для немедленной помощи (раздел 10.14).</w:t>
+      </w:r>
+    </w:p>
+    <w:p>
+      <w:pPr>
+        <w:pStyle w:val="Heading3"/>
+      </w:pPr>
+      <w:r>
+        <w:rPr/>
+        <w:t xml:space="preserve">Что сделать, когда мысль пришла</w:t>
+      </w:r>
+    </w:p>
+    <w:p>
+      <w:pPr>
+        <w:pStyle w:val="BodyText"/>
+      </w:pPr>
+      <w:r>
+        <w:t>Пособие ВОЗ по самопомощи при стрессе предлагает приём, который подходит и для навязчивых мыслей: заметить, что мысль «зацепила»; назвать её про себя — «я замечаю, что у меня появилась мысль о том, что я могу навредить ребёнку»; затем вернуть внимание к тому, что вы делаете, и к людям рядом. Этот приём не лечит расстройство, но помогает пережить момент.</w:t>
+      </w:r>
+    </w:p>
+    <w:p>
+      <w:pPr>
+        <w:pStyle w:val="Heading3"/>
+      </w:pPr>
+      <w:r>
+        <w:rPr/>
+        <w:t xml:space="preserve">К кому идти</w:t>
+      </w:r>
+    </w:p>
+    <w:p>
+      <w:pPr>
+        <w:pStyle w:val="BodyText"/>
+      </w:pPr>
+      <w:r>
+        <w:t>Начать можно с медицинского психолога женской консультации или сразу записаться к психиатру или психотерапевту (раздел 10.11). Скажите прямо, теми же словами, какими вы думаете: «Мне приходят мысли, что я могу навредить ребёнку. Они меня пугают, я их гоню, но они возвращаются, и я начала избегать…». Такая формулировка сразу показывает специалисту, что мысль чужая и пугающая. Это лечится: по российским клиническим рекомендациям, психотерапия — эффективный метод лечения обсессивно-компульсивного расстройства, в том числе экспозиционная терапия с предотвращением ответной реакции — вид когнитивно-поведенческой терапии, при котором человек учится встречаться с пугающей мыслью, не выполняя ритуал проверки. Подробнее о лечении — раздел 10.12.</w:t>
+      </w:r>
+    </w:p>
+    <w:p>
+      <w:pPr>
+        <w:pStyle w:val="Heading3"/>
+      </w:pPr>
+      <w:r>
+        <w:rPr/>
+        <w:t xml:space="preserve">Проверки в интернете и приложениях</w:t>
+      </w:r>
+    </w:p>
+    <w:p>
+      <w:pPr>
+        <w:pStyle w:val="BodyText"/>
+      </w:pPr>
+      <w:r>
+        <w:t xml:space="preserve">Постоянные проверки в интернете и в приложениях могут работать так же, как ритуалы, — об этом раздел 10.9.</w:t>
+      </w:r>
+    </w:p>
+    <w:bookmarkEnd w:id="24"/>
+    <w:bookmarkStart w:id="25" w:name="X162129f549e36fc9d183515710177cb0b73b3c6"/>
+    <w:p>
+      <w:pPr>
+        <w:pStyle w:val="Heading2"/>
+      </w:pPr>
+      <w:r>
+        <w:t xml:space="preserve">10.5. Сниженное настроение и депрессия: как отличить от усталости</w:t>
+      </w:r>
+    </w:p>
+    <w:p>
+      <w:pPr>
+        <w:pStyle w:val="FirstParagraph"/>
+      </w:pPr>
+      <w:r>
+        <w:t xml:space="preserve">Вечером нет сил даже на любимый сериал. Подруга зовёт выбрать коляску, а вам всё равно, какая. Беременность, которой вы ждали, не радует, и от этого ещё хуже.</w:t>
+      </w:r>
+    </w:p>
+    <w:p>
+      <w:pPr>
+        <w:pStyle w:val="Heading3"/>
+      </w:pPr>
+      <w:r>
+        <w:rPr/>
+        <w:t xml:space="preserve">Как выглядит депрессия</w:t>
+      </w:r>
+    </w:p>
+    <w:p>
+      <w:pPr>
+        <w:pStyle w:val="BodyText"/>
+      </w:pPr>
+      <w:r>
+        <w:t xml:space="preserve">Депрессию принято ждать после родов. Но она бывает и во время беременности: перинатальной депрессией называют ту, что начинается при беременности или в первый год после родов.</w:t>
+      </w:r>
+    </w:p>
+    <w:p>
+      <w:pPr>
+        <w:pStyle w:val="BodyText"/>
+      </w:pPr>
+      <w:r>
+        <w:t>Российские клинические рекомендации называют три типичных симптома депрессии: сниженное настроение; утрата интересов и способности получать удовольствие; повышенная утомляемость и сниженная активность. К ним присоединяются другие: трудно сосредоточиться; падает самооценка и уверенность в себе; появляются мысли о собственной вине и никчёмности; будущее видится мрачным; бывают мысли или действия, направленные на самоповреждение или самоубийство; нарушается сон; снижается аппетит. Настроение при депрессии мало меняется день ото дня, но может колебаться в течение суток и быть хуже по утрам. Чтобы говорить о депрессивном эпизоде, симптомы должны держаться не меньше двух недель.</w:t>
+      </w:r>
+    </w:p>
+    <w:p>
+      <w:pPr>
+        <w:pStyle w:val="Heading3"/>
+      </w:pPr>
+      <w:r>
+        <w:rPr/>
+        <w:t xml:space="preserve">Почему депрессию легко принять за усталость</w:t>
+      </w:r>
+    </w:p>
+    <w:p>
+      <w:pPr>
+        <w:pStyle w:val="BodyText"/>
+      </w:pPr>
+      <w:r>
+        <w:t>Утомляемость, плохой сон, перемены аппетита при беременности бывают и без депрессии — поэтому сами по себе они мало что говорят. Важнее два других признака: стойко сниженное настроение и утрата интереса и удовольствия. Российские рекомендации считают повышенную утомляемость одним из трёх типичных симптомов депрессии, но для диагноза требуют не меньше двух из трёх (сниженное настроение, утрата интересов и удовольствия, повышенная утомляемость) вместе ещё хотя бы с двумя другими симптомами и длительностью не меньше двух недель. Если вы не можете вспомнить, когда в последний раз чему-то обрадовались, это повод для разговора с врачом, даже если сил вроде бы хватает.</w:t>
+      </w:r>
+    </w:p>
+    <w:p>
+      <w:pPr>
+        <w:pStyle w:val="BodyText"/>
+      </w:pPr>
+      <w:r>
+        <w:t xml:space="preserve">Ещё одна причина путаницы: разбитость при достаточном сне может быть связана с дефицитом железа или нарушением функции щитовидной железы (подробнее — Тема 2, раздел 2.1). Российские клинические рекомендации перед лечением депрессии тоже предусматривают обследование, чтобы отличить её от других заболеваний. Поэтому разговор с врачом о настроении нередко начинается с анализов.</w:t>
+      </w:r>
+    </w:p>
+    <w:p>
+      <w:pPr>
+        <w:pStyle w:val="Heading3"/>
+      </w:pPr>
+      <w:r>
+        <w:rPr/>
+        <w:t xml:space="preserve">Почему не ждать, что пройдёт само</w:t>
+      </w:r>
+    </w:p>
+    <w:p>
+      <w:pPr>
+        <w:pStyle w:val="BodyText"/>
+      </w:pPr>
+      <w:r>
+        <w:t>ВОЗ связывает нелеченые нарушения психического здоровья у матери с более высоким риском осложнений беременности и с последствиями для ребёнка — меньшим весом при рождении, трудностями с кормлением и с привязанностью. Женщинам с такими трудностями к тому же реже удаётся ходить на приёмы во время беременности и после родов. Депрессию при беременности лечат, и, если нет строгих показаний к лекарствам, начинают с психотерапии (раздел 10.12).</w:t>
+      </w:r>
+    </w:p>
+    <w:p>
+      <w:pPr>
+        <w:pStyle w:val="Heading3"/>
+      </w:pPr>
+      <w:r>
+        <w:rPr/>
+        <w:t xml:space="preserve">После родов</w:t>
+      </w:r>
+    </w:p>
+    <w:p>
+      <w:pPr>
+        <w:pStyle w:val="BodyText"/>
+      </w:pPr>
+      <w:r>
+        <w:t>Если депрессия или тревога были во время беременности или раньше, особенно внимательно за состоянием нужно следить сразу после родов (раздел 10.2). Договоритесь с врачом заранее, кто будет наблюдать вас после родов и куда обращаться, если станет хуже, и расскажите об этом близким.</w:t>
+      </w:r>
+    </w:p>
+    <w:bookmarkEnd w:id="25"/>
+    <w:bookmarkStart w:id="26" w:name="Xf404701b19aa8e475f5ecfa16a6eaa28484e841"/>
+    <w:p>
+      <w:pPr>
+        <w:pStyle w:val="Heading2"/>
+      </w:pPr>
+      <w:r>
+        <w:t xml:space="preserve">10.6. Тело, привязанность к ребёнку и смешанные чувства</w:t>
+      </w:r>
+    </w:p>
+    <w:p>
+      <w:pPr>
+        <w:pStyle w:val="FirstParagraph"/>
+      </w:pPr>
+      <w:r>
+        <w:t xml:space="preserve">В зеркале — незнакомая фигура, привычная одежда не сходится, кто-то из родственников уже прокомментировал, «как вы раздались». А вместо ожидаемой нежности к ребёнку — растерянность и вопрос, который страшно произнести вслух: «а вдруг я его не люблю?»</w:t>
+      </w:r>
+    </w:p>
+    <w:p>
+      <w:pPr>
+        <w:pStyle w:val="Heading3"/>
+      </w:pPr>
+      <w:r>
+        <w:rPr/>
+        <w:t xml:space="preserve">Матресценция</w:t>
+      </w:r>
+    </w:p>
+    <w:p>
+      <w:pPr>
+        <w:pStyle w:val="BodyText"/>
+      </w:pPr>
+      <w:r>
+        <w:t>У этого перехода есть название — матресценция, становление матерью. Слово предложила антрополог Дана Рафаэль в 1975 году. Сейчас им описывают перестройку, которая начинается в беременность и продолжается после родов: меняются тело и гормональный фон, представление о себе, отношения с близкими. Исследователи сравнивают этот период с подростковым возрастом: перестройка так же затрагивает сразу тело, чувства и место человека среди других людей и так же не укладывается в несколько недель.</w:t>
+      </w:r>
+      <w:r>
+        <w:t xml:space="preserve"> </w:t>
+      </w:r>
+      <w:r>
+        <w:rPr>
+          <w:rStyle w:val="VerbatimChar"/>
+          <w:highlight w:val="yellow"/>
+        </w:rPr>
+        <w:t xml:space="preserve">[ПРОВЕРИТЬ: вопрос врачу — уместен ли термин «матресценция» в книге для беременных и сравнение с подростковым возрастом; опора — комментарий Parimi, Marshall, Prata (2025) с рабочим определением Athan · DISPUTED-CLAIMS, строка 55]</w:t>
+      </w:r>
+    </w:p>
+    <w:p>
+      <w:pPr>
+        <w:pStyle w:val="Heading3"/>
+      </w:pPr>
+      <w:r>
+        <w:rPr/>
+        <w:t xml:space="preserve">Изменения тела</w:t>
+      </w:r>
+    </w:p>
+    <w:p>
+      <w:pPr>
+        <w:pStyle w:val="BodyText"/>
+      </w:pPr>
+      <w:r>
+        <w:t>Изменение тела при беременности переживается по-разному: одних радует, других тревожит, у многих меняется от недели к неделе. Что делает недовольство телом сильнее, изучено лучше, чем его последствия. Систематический обзор 36 исследований о восприятии тела в перинатальном периоде (Rhodes и соавторы, 2025) показал: от недовольства телом защищает поддержка — партнёра, друзей, медиков, — а риск повышают насилие в отношениях, замечания о внешности и давление общества. Обзора, который прямо связывал бы недовольство телом при беременности с депрессией или тревогой, найти не удалось.</w:t>
+      </w:r>
+    </w:p>
+    <w:p>
+      <w:pPr>
+        <w:pStyle w:val="BodyText"/>
+      </w:pPr>
+      <w:r>
+        <w:t xml:space="preserve">Отсюда понятное действие: замечания о вашей фигуре можно и нужно останавливать, даже если они звучат как шутка или забота (готовые ответы — раздел 10.9). О том, какой набор веса ожидается и от чего он зависит, — Тема 1. Здесь важно другое: если недовольство телом приводит к попыткам ограничить еду, к постоянному взвешиванию или не отпускает мыслями, скажите об этом акушеру-гинекологу на ближайшем приёме: он проверит, как идёт беременность, и при необходимости направит к психологу или психиатру. Ограничивать еду при беременности самостоятельно не нужно — что и сколько есть, разобрано в Теме 1.</w:t>
+      </w:r>
+    </w:p>
+    <w:p>
+      <w:pPr>
+        <w:pStyle w:val="Heading3"/>
+      </w:pPr>
+      <w:r>
+        <w:rPr/>
+        <w:t xml:space="preserve">Привязанность к ребёнку</w:t>
+      </w:r>
+    </w:p>
+    <w:p>
+      <w:pPr>
+        <w:pStyle w:val="BodyText"/>
+      </w:pPr>
+      <w:r>
+        <w:t>Связь с ребёнком может возникнуть не сразу. Для времени после родов ВОЗ пишет, что формирование привязанности может занять время, и рекомендует врачам говорить об этом женщинам. Авторы обзора привязанности описывают её так: в первом триместре будущим родителям приходится привыкать к новому представлению о себе и о ребёнке, это может сопровождаться неопределёнными чувствами и растерянностью; во втором триместре родители, как правило, принимают новую ситуацию; примерно с 18–25-й недели, когда женщина начинает ощущать шевеления, привязанность к ребёнку начинает формироваться.</w:t>
+      </w:r>
+    </w:p>
+    <w:p>
+      <w:pPr>
+        <w:pStyle w:val="BodyText"/>
+      </w:pPr>
+      <w:r>
+        <w:t xml:space="preserve">Систематический обзор 41 исследования (Rollè и соавторы, 2020) показал, что в большинстве, но не во всех исследованиях депрессивные симптомы во время беременности связаны с более слабой привязанностью к ребёнку, а более слабая привязанность во время беременности — с депрессивными симптомами после родов. Это связь, а не доказанная причина, и у беременностей после потери или ЭКО результаты противоречивы. Но практический вывод из неё есть: если чувства к ребёнку не появляются, а настроение при этом подавлено, проверьте себя по признакам из раздела 10.3. Трудности с привязанностью, по ВОЗ, могут быть связаны с нежеланной беременностью, тяжёлым опытом в детстве, насилием в семье или психическим расстройством. В таких обстоятельствах женщине нужна поддержка. Удобный повод — консультация медицинского психолога, которая и так положена при беременности (раздел 10.11): на ней можно сказать «я не чувствую связи с ребёнком, и меня это пугает».</w:t>
+      </w:r>
+    </w:p>
+    <w:p>
+      <w:pPr>
+        <w:pStyle w:val="Heading3"/>
+      </w:pPr>
+      <w:r>
+        <w:rPr/>
+        <w:t xml:space="preserve">Смешанные чувства</w:t>
+      </w:r>
+    </w:p>
+    <w:p>
+      <w:pPr>
+        <w:pStyle w:val="BodyText"/>
+      </w:pPr>
+      <w:r>
+        <w:t>Беременность можно ждать и одновременно жалеть о прежней жизни, радоваться и бояться, хотеть ребёнка и злиться на перемены. Насколько часто так бывает, цифрой сказать нельзя: у исследователей нет даже общего определения таких смешанных чувств. Из исследований отношения женщины к беременности устойчивее всего видна связь с депрессией. Граница с проблемой здесь та же, что и везде в этой главе. ВОЗ относит к признакам, требующим внимания, ощущение, что вы не сможете или не захотите заботиться о ребёнке, и негативные мысли о нём. Если такие чувства держатся, усиливаются или пугают вас, скажите о них медицинскому психологу женской консультации или акушеру-гинекологу и попросите направление (раздел 10.11).</w:t>
+      </w:r>
+    </w:p>
+    <w:p>
+      <w:pPr>
+        <w:pStyle w:val="Heading3"/>
+      </w:pPr>
+      <w:r>
+        <w:rPr/>
+        <w:t xml:space="preserve">С кем говорить</w:t>
+      </w:r>
+    </w:p>
+    <w:p>
+      <w:pPr>
+        <w:pStyle w:val="BodyText"/>
+      </w:pPr>
+      <w:r>
+        <w:t>Женщине бывает трудно сказать о таких чувствах партнёру: кажется, что он не поймёт или обидится. ВОЗ рекомендует с согласия женщины вовлекать партнёра и близких в разговор о психическом здоровье и отмечает, что партнёры тоже уязвимы для тревоги и депрессии в этот период. Если сказать близким трудно, начните с психолога: с ним можно обсуждать то, что неловко произнести дома.</w:t>
+      </w:r>
+    </w:p>
+    <w:bookmarkEnd w:id="26"/>
+    <w:bookmarkStart w:id="27" w:name="Xcac3de5ff7d3945b1b5e1858ed41e2ef326ba09"/>
+    <w:p>
+      <w:pPr>
+        <w:pStyle w:val="Heading2"/>
+      </w:pPr>
+      <w:r>
+        <w:t xml:space="preserve">10.7. Беременность после потери и после трудного пути к зачатию</w:t>
+      </w:r>
+    </w:p>
+    <w:p>
+      <w:pPr>
+        <w:pStyle w:val="FirstParagraph"/>
+      </w:pPr>
+      <w:r>
+        <w:t xml:space="preserve">Тест положительный, а радости нет — только счёт недель до срока, на котором прошлая беременность закончилась. Или наоборот: беременность после нескольких лет лечения, и вместо облегчения — страх, что всё рухнет.</w:t>
+      </w:r>
+    </w:p>
+    <w:p>
+      <w:pPr>
+        <w:pStyle w:val="Heading3"/>
+      </w:pPr>
+      <w:r>
+        <w:rPr/>
+        <w:t xml:space="preserve">После потери</w:t>
+      </w:r>
+    </w:p>
+    <w:p>
+      <w:pPr>
+        <w:pStyle w:val="BodyText"/>
+      </w:pPr>
+      <w:r>
+        <w:t>Выкидыш, замершая беременность, прерывание по медицинским показаниям, мертворождение оставляют след. ВОЗ называет реакции, которые бывают после потери: шок, вина, гнев, печаль; многие женщины не знают, как сказать о потере родственникам и друзьям. ВОЗ рекомендует, чтобы после потери оценивали психическое состояние женщины и при необходимости предлагали консультирование.</w:t>
+      </w:r>
+    </w:p>
+    <w:p>
+      <w:pPr>
+        <w:pStyle w:val="BodyText"/>
+      </w:pPr>
+      <w:r>
+        <w:t xml:space="preserve">В следующую беременность прошлая потеря часто возвращается тревогой: каждое обследование становится экзаменом, каждый срок, на котором случилась потеря, — рубежом. Метаанализ 19 исследований, в которых участвовали более 5 000 женщин с прошлой потерей и более 30 000 женщин без неё (Hunter и соавторы, 2017), показал, что в беременность после перинатальной потери выше уровень симптомов тревоги и депрессии, причём для тревоги различие заметно больше; по уровню стресса различий не нашли. В качественных исследованиях женщины описывают такую беременность как время смешанных чувств: они сознательно снижают ожидания, постоянно проверяют, всё ли в порядке, и избегают всего, что кажется рискованным. После пережитого такая тревога ожидаема, и говорить о ней с врачом можно так же, как о любом другом симптоме.</w:t>
+      </w:r>
+    </w:p>
+    <w:p>
+      <w:pPr>
+        <w:pStyle w:val="Heading3"/>
+      </w:pPr>
+      <w:r>
+        <w:rPr/>
+        <w:t xml:space="preserve">Что сделать</w:t>
+      </w:r>
+    </w:p>
+    <w:p>
+      <w:pPr>
+        <w:pStyle w:val="BodyText"/>
+      </w:pPr>
+      <w:r>
+        <w:t>Расскажите акушеру-гинекологу о прошлой потере и о том, что вас пугает сейчас: на каком сроке случилась потеря, какой срок для вас самый тревожный. Чтобы ожидание каждого обследования не превращалось в неизвестность, задайте на приёме конкретные вопросы и запишите ответы:</w:t>
+      </w:r>
+    </w:p>
+    <w:p>
+      <w:pPr>
+        <w:numPr>
+          <w:ilvl w:val="0"/>
+          <w:numId w:val="1003"/>
+        </w:numPr>
+        <w:pStyle w:val="Compact"/>
+      </w:pPr>
+      <w:r>
+        <w:t xml:space="preserve">какие обследования мне предстоят и на каких сроках;</w:t>
+      </w:r>
+    </w:p>
+    <w:p>
+      <w:pPr>
+        <w:numPr>
+          <w:ilvl w:val="0"/>
+          <w:numId w:val="1003"/>
+        </w:numPr>
+        <w:pStyle w:val="Compact"/>
+      </w:pPr>
+      <w:r>
+        <w:t xml:space="preserve">что каждое из них проверяет и какой результат считается нормой;</w:t>
+      </w:r>
+    </w:p>
+    <w:p>
+      <w:pPr>
+        <w:numPr>
+          <w:ilvl w:val="0"/>
+          <w:numId w:val="1003"/>
+        </w:numPr>
+        <w:pStyle w:val="Compact"/>
+      </w:pPr>
+      <w:r>
+        <w:t xml:space="preserve">когда и как я узнаю результат;</w:t>
+      </w:r>
+    </w:p>
+    <w:p>
+      <w:pPr>
+        <w:numPr>
+          <w:ilvl w:val="0"/>
+          <w:numId w:val="1003"/>
+        </w:numPr>
+        <w:pStyle w:val="Compact"/>
+      </w:pPr>
+      <w:r>
+        <w:t xml:space="preserve">что будет, если результат окажется не в норме;</w:t>
+      </w:r>
+    </w:p>
+    <w:p>
+      <w:pPr>
+        <w:numPr>
+          <w:ilvl w:val="0"/>
+          <w:numId w:val="1003"/>
+        </w:numPr>
+        <w:pStyle w:val="Compact"/>
+      </w:pPr>
+      <w:r>
+        <w:t xml:space="preserve">при каких признаках между приёмами звонить в консультацию, а при каких вызывать скорую.</w:t>
+      </w:r>
+    </w:p>
+    <w:p>
+      <w:pPr>
+        <w:pStyle w:val="FirstParagraph"/>
+      </w:pPr>
+      <w:r>
+        <w:t xml:space="preserve">Если тревога мешает спать, работать, заниматься обычными делами, попросите направление к медицинскому психологу (раздел 10.11). То же — если горе после прошлой потери возвращается: ВОЗ рекомендует после потери оценивать психическое состояние женщины и при необходимости предлагать консультирование.</w:t>
+      </w:r>
+    </w:p>
+    <w:p>
+      <w:pPr>
+        <w:pStyle w:val="Heading3"/>
+      </w:pPr>
+      <w:r>
+        <w:rPr/>
+        <w:t xml:space="preserve">После трудного пути к зачатию</w:t>
+      </w:r>
+    </w:p>
+    <w:p>
+      <w:pPr>
+        <w:pStyle w:val="BodyText"/>
+      </w:pPr>
+      <w:r>
+        <w:t>ВОЗ включает трудности с зачатием в число обстоятельств, при которых риск перинатальных трудностей с психическим здоровьем выше. Выше ли тревога и депрессия в саму беременность после ЭКО, чем при беременности без лечения, исследования однозначно не показывают: обзора с таким сравнением найти не удалось, а по послеродовой депрессии метаанализ различий между женщинами после вспомогательных репродуктивных технологий и после спонтанной беременности не нашёл. Авторы того же метаанализа подчёркивают, что проверять настроение во время беременности и после родов нужно у этих женщин так же, как у всех. Женщине после долгого лечения бывает трудно позволить себе радоваться и одновременно стыдно жаловаться: «я же так этого хотела». То, что беременности долго ждали, тревогу не отменяет, и сказать о ней врачу или психологу можно так же, как любой другой женщине.</w:t>
+      </w:r>
+    </w:p>
+    <w:bookmarkEnd w:id="27"/>
+    <w:bookmarkStart w:id="28" w:name="X63bf7b56db4366c1180cc921a1950eb1cb8b56d"/>
+    <w:p>
+      <w:pPr>
+        <w:pStyle w:val="Heading2"/>
+      </w:pPr>
+      <w:r>
+        <w:t xml:space="preserve">10.8. Страх родов: когда он мешает жить и что с ним делают</w:t>
+      </w:r>
+    </w:p>
+    <w:p>
+      <w:pPr>
+        <w:pStyle w:val="FirstParagraph"/>
+      </w:pPr>
+      <w:r>
+        <w:t xml:space="preserve">О родах вы стараетесь не думать, но мысли возвращаются. Видео с родами не досмотреть. Разговор подруги о своих родах заканчивается тем, что вы полночи не спите.</w:t>
+      </w:r>
+    </w:p>
+    <w:p>
+      <w:pPr>
+        <w:pStyle w:val="Heading3"/>
+      </w:pPr>
+      <w:r>
+        <w:rPr/>
+        <w:t xml:space="preserve">Когда страх мешает жить</w:t>
+      </w:r>
+    </w:p>
+    <w:p>
+      <w:pPr>
+        <w:pStyle w:val="BodyText"/>
+      </w:pPr>
+      <w:r>
+        <w:t xml:space="preserve">Волнение перед родами знакомо большинству беременных. Иногда страх становится настолько сильным, что мешает жить, а женщина начинает просить о кесаревом сечении, лишь бы не рожать самой. Выраженный страх родов называют токофобией.</w:t>
+      </w:r>
+    </w:p>
+    <w:p>
+      <w:pPr>
+        <w:pStyle w:val="BodyText"/>
+      </w:pPr>
+      <w:r>
+        <w:t xml:space="preserve">Тяжёлый опыт прошлых родов ВОЗ называет одним из факторов риска перинатальных трудностей с психическим здоровьем, а хороший опыт родов — одним из защищающих. Если прошлые роды были травмирующими и воспоминания о них возвращаются картинами и снами, скажите об этом акушеру-гинекологу и попросите направить вас к психологу или психотерапевту (раздел 10.11): мучительные воспоминания и сны о пережитом ВОЗ относит к признакам, требующим внимания. Если врач найдёт посттравматическое стрессовое расстройство, для него, по NICE, рекомендованы только интенсивные психологические методы лечения.</w:t>
+      </w:r>
+    </w:p>
+    <w:p>
+      <w:pPr>
+        <w:pStyle w:val="Heading3"/>
+      </w:pPr>
+      <w:r>
+        <w:rPr/>
+        <w:t xml:space="preserve">Какую помощь предлагают</w:t>
+      </w:r>
+    </w:p>
+    <w:p>
+      <w:pPr>
+        <w:pStyle w:val="BodyText"/>
+      </w:pPr>
+      <w:r>
+        <w:t>Британское руководство NICE рекомендует женщине с выраженным страхом родов дать возможность обсудить свои страхи со специалистом, который умеет оказывать психологическую помощь при беременности. Если страх приводит к просьбе о кесаревом сечении, NICE рекомендует выяснить, чего именно боится женщина, дать ей взвешенные сведения о пользе и рисках кесарева сечения и родов через естественные родовые пути, предложить направление к специалисту по психологической помощи и, если после этого женщина по-прежнему просит о кесаревом сечении, поддержать её выбор.</w:t>
+      </w:r>
+    </w:p>
+    <w:p>
+      <w:pPr>
+        <w:pStyle w:val="BodyText"/>
+      </w:pPr>
+      <w:r>
+        <w:rPr>
+          <w:highlight w:val="yellow"/>
+        </w:rPr>
+        <w:t xml:space="preserve">В России порядок другой. В российских клинических рекомендациях по кесареву сечению 2024 года страх родов среди показаний к операции не назван, о психологической помощи при страхе родов в них не говорится. Нежелание женщины рожать через естественные родовые пути рекомендации учитывают только в двух ситуациях: если на матке один рубец после кесарева сечения и если в прошлых родах ребёнок погиб или стал инвалидом — и в обоих случаях речь идёт о категорическом отказе женщины от естественных родов. Значит, в российской практике выраженный страх родов сам по себе — повод для психологической помощи и подробного разговора с акушером-гинекологом о родах, а не основание для операции. [ПРОВЕРИТЬ: вопрос врачу — подтвердить вывод для российской практики.]</w:t>
+      </w:r>
+    </w:p>
+    <w:p>
+      <w:pPr>
+        <w:pStyle w:val="BodyText"/>
+      </w:pPr>
+      <w:r>
+        <w:t xml:space="preserve">Насколько помогают психологические методы при сильном страхе родов, изучено пока недостаточно. Обзор Cochrane 2021 года объединил семь исследований, где применяли психообразование, когнитивно-поведенческую терапию, групповые занятия и арт-терапию. Такие методы, возможно, снижают страх родов, но снижение может быть незначимым в жизни (доказательства низкой достоверности); вероятно, они уменьшают число кесаревых сечений (доказательства умеренной достоверности). Общий вывод авторов: насколько эти методы снижают страх, пока неясно.</w:t>
+      </w:r>
+    </w:p>
+    <w:p>
+      <w:pPr>
+        <w:pStyle w:val="Heading3"/>
+      </w:pPr>
+      <w:r>
+        <w:rPr/>
+        <w:t xml:space="preserve">Что сделать</w:t>
+      </w:r>
+    </w:p>
+    <w:p>
+      <w:pPr>
+        <w:pStyle w:val="BodyText"/>
+      </w:pPr>
+      <w:r>
+        <w:t>Скажите о страхе акушеру-гинекологу — не мимоходом, а прямо: «Я очень боюсь родов, это мешает мне жить». Попросите направить вас к медицинскому психологу (раздел 10.11). Узнайте заранее, что будет происходить в родах: спросите у акушера-гинеколога, в какой роддом вас направят, можно ли заранее побывать там, какие способы обезболивания там применяют и кого можно взять с собой; запишитесь на занятия по подготовке к родам — в женской консультации предусмотрен кабинет психопрофилактической подготовки беременных к родам. Часть страха держится на неизвестности.</w:t>
+      </w:r>
+    </w:p>
+    <w:bookmarkEnd w:id="28"/>
+    <w:bookmarkStart w:id="29" w:name="соцсети-поток-информации-и-чужие-советы"/>
+    <w:p>
+      <w:pPr>
+        <w:pStyle w:val="Heading2"/>
+      </w:pPr>
+      <w:r>
+        <w:t xml:space="preserve">10.9. Соцсети, поток информации и чужие советы</w:t>
+      </w:r>
+    </w:p>
+    <w:p>
+      <w:pPr>
+        <w:pStyle w:val="FirstParagraph"/>
+      </w:pPr>
+      <w:r>
+        <w:t xml:space="preserve">Вы открываете приложение, чтобы посмотреть размер ребёнка на этой неделе, а через час читаете историю чужой тяжёлой беременности. В ленте — подтянутые беременные блогеры, идеальные детские, советы «обязательно сделайте это до 20 недель».</w:t>
+      </w:r>
+    </w:p>
+    <w:p>
+      <w:pPr>
+        <w:pStyle w:val="Heading3"/>
+      </w:pPr>
+      <w:r>
+        <w:rPr/>
+        <w:t xml:space="preserve">Соцсети и тревога</w:t>
+      </w:r>
+    </w:p>
+    <w:p>
+      <w:pPr>
+        <w:pStyle w:val="BodyText"/>
+      </w:pPr>
+      <w:r>
+        <w:t xml:space="preserve">Как соцсети влияют на психическое здоровье беременных, изучено мало: систематических обзоров на эту тему пока нет. Отдельные исследования показывают связь. В американском исследовании 2025 года женщины, которые во время беременности искали медицинскую информацию в соцсетях, к концу беременности чаще отмечали тревогу и дистресс. Из такого исследования нельзя понять, что причина, а что следствие: соцсети усиливают тревогу или тревожные женщины чаще в них ищут ответы.</w:t>
+      </w:r>
+    </w:p>
+    <w:p>
+      <w:pPr>
+        <w:pStyle w:val="BodyText"/>
+      </w:pPr>
+      <w:r>
+        <w:t xml:space="preserve">Сами поводы для беспокойства у беременных почти всеобщие. В норвежском опросе 1 402 беременных почти все участницы назвали свои тревоги: аномалии развития ребёнка — 99 %, выкидыш — 95 %, роды — 85 %. ВОЗ относит к признакам проблемы не само беспокойство о ребёнке, а беспокойство, которое невозможно остановить (раздел 10.4).</w:t>
+      </w:r>
+    </w:p>
+    <w:p>
+      <w:pPr>
+        <w:pStyle w:val="BodyText"/>
+      </w:pPr>
+      <w:r>
+        <w:t xml:space="preserve">Отказываться от интернета не нужно. Полезнее заметить момент, когда поиск перестаёт успокаивать. Для женщины, склонной к тревоге, поиск может работать так же, как повторные проверки из раздела 10.4: на минуту становится спокойнее, а потом тревога возвращается с новым вопросом.</w:t>
+      </w:r>
+    </w:p>
+    <w:p>
+      <w:pPr>
+        <w:pStyle w:val="Heading3"/>
+      </w:pPr>
+      <w:r>
+        <w:rPr/>
+        <w:t xml:space="preserve">Как заметить, что лента вам не помогает</w:t>
+      </w:r>
+    </w:p>
+    <w:p>
+      <w:pPr>
+        <w:pStyle w:val="BodyText"/>
+      </w:pPr>
+      <w:r>
+        <w:t>После просмотра становится тревожнее, а не спокойнее; вы сравниваете свою беременность, тело, доход или дом с чужими; ищете в интернете подтверждение самому плохому варианту; не можете остановиться, хотя хотели посмотреть одно.</w:t>
+      </w:r>
+    </w:p>
+    <w:p>
+      <w:pPr>
+        <w:pStyle w:val="Heading3"/>
+      </w:pPr>
+      <w:r>
+        <w:rPr/>
+        <w:t xml:space="preserve">Что сделать</w:t>
+      </w:r>
+    </w:p>
+    <w:p>
+      <w:pPr>
+        <w:numPr>
+          <w:ilvl w:val="0"/>
+          <w:numId w:val="1004"/>
+        </w:numPr>
+        <w:pStyle w:val="Compact"/>
+      </w:pPr>
+      <w:r>
+        <w:t xml:space="preserve">Перед тем как открыть поиск, спросите себя: изменит ли ответ то, что я сделаю сегодня? Если нет, запишите вопрос в заметку «Вопросы врачу» и принесите список на ближайший приём.</w:t>
+      </w:r>
+    </w:p>
+    <w:p>
+      <w:pPr>
+        <w:numPr>
+          <w:ilvl w:val="0"/>
+          <w:numId w:val="1004"/>
+        </w:numPr>
+        <w:pStyle w:val="Compact"/>
+      </w:pPr>
+      <w:r>
+        <w:t xml:space="preserve">Если тревожит симптом, сначала сверьтесь с перечнем Раздела 0 «Быстрая помощь». Есть в перечне — действуйте, как там сказано, не дожидаясь утра. Нет в перечне — запишите, когда начался симптом и как менялся, и утром позвоните в женскую консультацию.</w:t>
+      </w:r>
+    </w:p>
+    <w:p>
+      <w:pPr>
+        <w:numPr>
+          <w:ilvl w:val="0"/>
+          <w:numId w:val="1004"/>
+        </w:numPr>
+        <w:pStyle w:val="Compact"/>
+      </w:pPr>
+      <w:r>
+        <w:t xml:space="preserve">Для справок о беременности оставьте один-два источника, которым доверяете: вашего врача, эту книгу, официальные материалы. Остальное читайте по желанию, а не ради проверки.</w:t>
+      </w:r>
+    </w:p>
+    <w:p>
+      <w:pPr>
+        <w:numPr>
+          <w:ilvl w:val="0"/>
+          <w:numId w:val="1004"/>
+        </w:numPr>
+        <w:pStyle w:val="Compact"/>
+      </w:pPr>
+      <w:r>
+        <w:t xml:space="preserve">Отпишитесь от аккаунтов, после которых вам хуже, и выключите уведомления в приложениях для беременных, если они тревожат.</w:t>
+      </w:r>
+    </w:p>
+    <w:p>
+      <w:pPr>
+        <w:numPr>
+          <w:ilvl w:val="0"/>
+          <w:numId w:val="1004"/>
+        </w:numPr>
+        <w:pStyle w:val="Compact"/>
+      </w:pPr>
+      <w:r>
+        <w:t xml:space="preserve">Если всё равно не получается остановиться и проверки занимают часы, это признак, о котором стоит сказать психологу (разделы 10.4, 10.11).</w:t>
+      </w:r>
+    </w:p>
+    <w:p>
+      <w:pPr>
+        <w:pStyle w:val="Heading3"/>
+      </w:pPr>
+      <w:r>
+        <w:rPr/>
+        <w:t xml:space="preserve">Чужие советы</w:t>
+      </w:r>
+    </w:p>
+    <w:p>
+      <w:pPr>
+        <w:pStyle w:val="FirstParagraph"/>
+      </w:pPr>
+      <w:r>
+        <w:t>То же давление бывает и без интернета: советы родственников, знакомых, случайных людей в очереди. ВОЗ включает в психологическое просвещение для беременных понимание своего права на уважительное отношение и противодействие предубеждению, будто женщина с психологическими трудностями — «ленивая» или «плохая» мать. На советы, которые вам не подходят, можно отвечать коротко и не вступать в спор:</w:t>
+      </w:r>
+    </w:p>
+    <w:p>
+      <w:pPr>
+        <w:numPr>
+          <w:ilvl w:val="0"/>
+          <w:numId w:val="1005"/>
+        </w:numPr>
+        <w:pStyle w:val="Compact"/>
+      </w:pPr>
+      <w:r>
+        <w:t xml:space="preserve">«Спасибо, мы с врачом выбрали другой подход».</w:t>
+      </w:r>
+    </w:p>
+    <w:p>
+      <w:pPr>
+        <w:numPr>
+          <w:ilvl w:val="0"/>
+          <w:numId w:val="1005"/>
+        </w:numPr>
+        <w:pStyle w:val="Compact"/>
+      </w:pPr>
+      <w:r>
+        <w:t xml:space="preserve">«Я подумаю, но пока хочу делать по-своему».</w:t>
+      </w:r>
+    </w:p>
+    <w:p>
+      <w:pPr>
+        <w:numPr>
+          <w:ilvl w:val="0"/>
+          <w:numId w:val="1005"/>
+        </w:numPr>
+        <w:pStyle w:val="Compact"/>
+      </w:pPr>
+      <w:r>
+        <w:t xml:space="preserve">«Мне сейчас тяжело это обсуждать. Давай поговорим о другом».</w:t>
+      </w:r>
+    </w:p>
+    <w:p>
+      <w:pPr>
+        <w:pStyle w:val="FirstParagraph"/>
+      </w:pPr>
+      <w:r>
+        <w:t xml:space="preserve">Если совет касается здоровья и вызывает сомнение, вопрос можно передать врачу: «Мне сказали, что…, это так?»</w:t>
+      </w:r>
+    </w:p>
+    <w:bookmarkEnd w:id="29"/>
+    <w:bookmarkStart w:id="30" w:name="Xe7d1adb22395c8ea04dd49556c73faf0986ce80"/>
+    <w:p>
+      <w:pPr>
+        <w:pStyle w:val="Heading2"/>
+      </w:pPr>
+      <w:r>
+        <w:t xml:space="preserve">10.10. Что действительно помогает и чего лучше не делать</w:t>
+      </w:r>
+    </w:p>
+    <w:p>
+      <w:pPr>
+        <w:pStyle w:val="FirstParagraph"/>
+      </w:pPr>
+      <w:r>
+        <w:t xml:space="preserve">Самый частый совет беременной — «больше отдыхай и не думай о плохом». Что именно делать, из него непонятно.</w:t>
+      </w:r>
+    </w:p>
+    <w:p>
+      <w:pPr>
+        <w:pStyle w:val="BodyText"/>
+      </w:pPr>
+      <w:r>
+        <w:t xml:space="preserve">ВОЗ разделяет способы справляться с напряжением на полезные и вредные. Полезные: поговорить с человеком, которому доверяете; побыть в тишине, на природе, в молитве или медитации; заняться творчеством; двигаться. Вредные: алкоголь и наркотики. Полезными ВОЗ называет и практики осознанности, расслабление и дыхательные упражнения.</w:t>
+      </w:r>
+    </w:p>
+    <w:p>
+      <w:pPr>
+        <w:pStyle w:val="Heading3"/>
+      </w:pPr>
+      <w:r>
+        <w:rPr/>
+        <w:t xml:space="preserve">Сон</w:t>
+      </w:r>
+    </w:p>
+    <w:p>
+      <w:pPr>
+        <w:pStyle w:val="BodyText"/>
+      </w:pPr>
+      <w:r>
+        <w:t>Плохое качество сна при беременности связано с более высоким риском депрессии. Что можно сделать со сном при беременности, подробно разобрано в Теме 2. Если сон не налаживается, несмотря на всё, что вы делаете, это повод сказать врачу (Тема 2, раздел 2.5).</w:t>
+      </w:r>
+    </w:p>
+    <w:p>
+      <w:pPr>
+        <w:pStyle w:val="Heading3"/>
+      </w:pPr>
+      <w:r>
+        <w:rPr/>
+        <w:t xml:space="preserve">Движение</w:t>
+      </w:r>
+    </w:p>
+    <w:p>
+      <w:pPr>
+        <w:pStyle w:val="BodyText"/>
+      </w:pPr>
+      <w:r>
+        <w:t>Какая нагрузка при беременности безопасна и как её подобрать, — Тема 3.</w:t>
+      </w:r>
+    </w:p>
+    <w:p>
+      <w:pPr>
+        <w:pStyle w:val="Heading3"/>
+      </w:pPr>
+      <w:r>
+        <w:rPr/>
+        <w:t xml:space="preserve">Поддержка</w:t>
+      </w:r>
+    </w:p>
+    <w:p>
+      <w:pPr>
+        <w:pStyle w:val="BodyText"/>
+      </w:pPr>
+      <w:r>
+        <w:t>Поддержку близких ВОЗ ставит первой в перечне обстоятельств, защищающих психическое здоровье при беременности, и различает два её вида: эмоциональную — когда можно поделиться переживаниями и встретить доброту и уважение, и практическую — помощь с детьми, едой, делами. Женщине в тяжёлом состоянии, отмечает ВОЗ, бывает трудно просить о помощи: не хватает сил, кажется, что она этого не заслуживает или что помощь не дадут, — и тогда изоляция углубляется и состояние ухудшается. Поэтому лучше просить о конкретном, не дожидаясь, пока помощь предложат. Выпишите три-пять дел, которые сейчас даются тяжелее всего (готовка, уборка, покупки, дорога к врачу, старший ребёнок), и рядом — кто из близких мог бы взять одно из них. Просите одно дело на определённый день: «посиди со старшим в субботу с десяти до двух», «съезди со мной на УЗИ в четверг». Если просить некого, скажите об этом акушеру-гинекологу или психологу: ВОЗ отмечает, что в женской консультации могут помочь найти людей, к которым можно обратиться. Курсы для беременных, по ВОЗ, могут стать группой поддержки среди женщин в похожем положении.</w:t>
+      </w:r>
+    </w:p>
+    <w:p>
+      <w:pPr>
+        <w:pStyle w:val="Heading3"/>
+      </w:pPr>
+      <w:r>
+        <w:rPr/>
+        <w:t xml:space="preserve">Приёмы для острой тревоги</w:t>
+      </w:r>
+    </w:p>
+    <w:p>
+      <w:pPr>
+        <w:pStyle w:val="BodyText"/>
+      </w:pPr>
+      <w:r>
+        <w:t>Когда тревога накрывает волной, помогают дыхательные упражнения и расслабление. Вариант из пособия ВОЗ «Важные навыки в периоды стресса»: медленно и спокойно выдохните весь воздух из лёгких, досчитайте про себя до трёх и как можно медленнее наполните лёгкие воздухом; если появились головокружение, дурнота или стеснение в груди, замедлите дыхание и не дышите глубоко. Там же — способ вернуть внимание к тому, что происходит вокруг: заметить, какие пять предметов вы видите и какие три-четыре звука слышите.</w:t>
+      </w:r>
+    </w:p>
+    <w:p>
+      <w:pPr>
+        <w:pStyle w:val="Heading3"/>
+      </w:pPr>
+      <w:r>
+        <w:rPr/>
+        <w:t xml:space="preserve">Чего лучше не делать</w:t>
+      </w:r>
+    </w:p>
+    <w:p>
+      <w:pPr>
+        <w:numPr>
+          <w:ilvl w:val="0"/>
+          <w:numId w:val="1006"/>
         </w:numPr>
         <w:pStyle w:val="Compact"/>
       </w:pPr>
@@ -413,389 +2169,534 @@
           <w:bCs/>
           <w:b/>
         </w:rPr>
-        <w:t xml:space="preserve">умеренные и тяжёлые</w:t>
-      </w:r>
-      <w:r>
-        <w:t xml:space="preserve"> </w:t>
-      </w:r>
-      <w:r>
-        <w:t xml:space="preserve">— многие симптомы держатся долго и заметно мешают жить большую часть времени, почти каждый день, две недели и дольше.</w:t>
-      </w:r>
-    </w:p>
-    <w:p>
-      <w:pPr>
-        <w:pStyle w:val="FirstParagraph"/>
-      </w:pPr>
-      <w:r>
-        <w:t xml:space="preserve">Срок две недели совпадает с минимальной длительностью депрессивного эпизода в российских клинических рекомендациях.</w:t>
-      </w:r>
-    </w:p>
-    <w:p>
-      <w:pPr>
-        <w:pStyle w:val="BodyText"/>
+        <w:t xml:space="preserve">Не принимать «успокоительные» самостоятельно</w:t>
+      </w:r>
+      <w:r>
+        <w:t xml:space="preserve">, включая травяные сборы и безрецептурные средства: у части трав есть ограничения при беременности (Тема 7, раздел 7.12). Бензодиазепины — группу успокоительных и снотворных препаратов — NICE не рекомендует при беременности, кроме короткого курса при тяжёлой тревоге и возбуждении, и только по назначению врача.</w:t>
+      </w:r>
+    </w:p>
+    <w:p>
+      <w:pPr>
+        <w:numPr>
+          <w:ilvl w:val="0"/>
+          <w:numId w:val="1006"/>
+        </w:numPr>
+        <w:pStyle w:val="Compact"/>
       </w:pPr>
       <w:r>
         <w:rPr>
           <w:bCs/>
           <w:b/>
         </w:rPr>
-        <w:t xml:space="preserve">Признаки, с которыми стоит обратиться</w:t>
-      </w:r>
-      <w:r>
-        <w:t xml:space="preserve">, ВОЗ перечисляет такие: грусть, слёзы чаще обычного; ничто не радует, даже то, что радовало раньше; нет сил и желания что-то делать; тревога и «слишком много мыслей»; сон или аппетит заметно больше или меньше обычного; трудно сосредоточиться и принять решение; чувство вины, безнадёжности, собственной никчёмности; ощущение, что вот-вот случится плохое или что будущего нет; боли и недомогание без ясной причины; мучительные воспоминания или сны о пережитом. Отдельно — признаки, связанные с ребёнком: невозможно перестать тревожиться о нём, кажется, что не сможете или не захотите о нём заботиться, к нему появляются тяжёлые, негативные мысли.</w:t>
-      </w:r>
-    </w:p>
-    <w:p>
-      <w:pPr>
-        <w:pStyle w:val="BodyText"/>
-      </w:pPr>
-      <w:r>
-        <w:rPr>
-          <w:highlight w:val="yellow"/>
-        </w:rPr>
-        <w:t xml:space="preserve">Есть признаки, при которых ждать двух недель не нужно: мысли о самоповреждении или самоубийстве, ощущение, что реальность изменилась, голоса или видения. Это раздел 10.14. [ПРОВЕРИТЬ: вопрос врачу — подтвердить перечень признаков, при которых не ждут две недели; ВОЗ даёт правило срочного направления только при плане самоубийства или суицидальном поведении.]</w:t>
-      </w:r>
-    </w:p>
-    <w:p>
-      <w:pPr>
-        <w:pStyle w:val="BodyText"/>
+        <w:t xml:space="preserve">Не «снимать напряжение» алкоголем, сигаретами, другими веществами.</w:t>
+      </w:r>
+      <w:r>
+        <w:t xml:space="preserve"> </w:t>
+      </w:r>
+      <w:r>
+        <w:t xml:space="preserve">ВОЗ называет их среди вредных способов; о самих веществах при беременности — Тема 8.</w:t>
+      </w:r>
+    </w:p>
+    <w:p>
+      <w:pPr>
+        <w:numPr>
+          <w:ilvl w:val="0"/>
+          <w:numId w:val="1006"/>
+        </w:numPr>
+        <w:pStyle w:val="Compact"/>
       </w:pPr>
       <w:r>
         <w:rPr>
           <w:bCs/>
           <w:b/>
         </w:rPr>
-        <w:t xml:space="preserve">Простая самопроверка.</w:t>
-      </w:r>
-      <w:r>
-        <w:t xml:space="preserve"> </w:t>
-      </w:r>
-      <w:r>
-        <w:t xml:space="preserve">NICE предлагает рассмотреть возможность задавать при первом обращении и в первые недели после родов два вопроса о депрессии и два о тревоге. Их можно задать себе самой:</w:t>
-      </w:r>
-    </w:p>
-    <w:p>
-      <w:pPr>
-        <w:numPr>
-          <w:ilvl w:val="0"/>
-          <w:numId w:val="1002"/>
-        </w:numPr>
-        <w:pStyle w:val="Compact"/>
-      </w:pPr>
-      <w:r>
-        <w:t xml:space="preserve">За последний месяц вас часто беспокоило, что вы подавлены, грустите или чувствуете безнадёжность?</w:t>
-      </w:r>
-    </w:p>
-    <w:p>
-      <w:pPr>
-        <w:numPr>
-          <w:ilvl w:val="0"/>
-          <w:numId w:val="1002"/>
-        </w:numPr>
-        <w:pStyle w:val="Compact"/>
-      </w:pPr>
-      <w:r>
-        <w:t xml:space="preserve">За последний месяц вас часто беспокоило, что ничто не интересует и не радует?</w:t>
-      </w:r>
-    </w:p>
-    <w:p>
-      <w:pPr>
-        <w:numPr>
-          <w:ilvl w:val="0"/>
-          <w:numId w:val="1002"/>
-        </w:numPr>
-        <w:pStyle w:val="Compact"/>
-      </w:pPr>
-      <w:r>
-        <w:t xml:space="preserve">Как часто за последние две недели вы чувствовали нервозность, тревогу, напряжение?</w:t>
-      </w:r>
-    </w:p>
-    <w:p>
-      <w:pPr>
-        <w:numPr>
-          <w:ilvl w:val="0"/>
-          <w:numId w:val="1002"/>
-        </w:numPr>
-        <w:pStyle w:val="Compact"/>
-      </w:pPr>
-      <w:r>
-        <w:t xml:space="preserve">Как часто за последние две недели не могли остановить или взять под контроль беспокойство?</w:t>
-      </w:r>
-    </w:p>
-    <w:p>
-      <w:pPr>
-        <w:pStyle w:val="FirstParagraph"/>
-      </w:pPr>
-      <w:r>
-        <w:t xml:space="preserve">На вопросы о тревоге отвечают так: «ни разу» — 0 баллов, «несколько дней» — 1, «больше половины дней» — 2, «почти каждый день» — 3. Если ответ «да» на любой из первых двух вопросов или сумма баллов по вторым двум — 3 и больше, это не диагноз, а повод сказать врачу. По рекомендациям NICE, следующим шагом врач может предложить опросник подробнее или направить к специалисту. Ещё один вопрос NICE предлагает задать, если тревога всё равно беспокоит: избегаете ли вы мест или дел, и мешает ли это жить.</w:t>
-      </w:r>
-    </w:p>
-    <w:p>
-      <w:pPr>
-        <w:pStyle w:val="BodyText"/>
+        <w:t xml:space="preserve">Не отменять самостоятельно лекарства, назначенные психиатром до беременности.</w:t>
+      </w:r>
+      <w:r>
+        <w:t xml:space="preserve"> </w:t>
+      </w:r>
+      <w:r>
+        <w:t xml:space="preserve">Это отдельный и важный вопрос — раздел 10.12.</w:t>
+      </w:r>
+    </w:p>
+    <w:p>
+      <w:pPr>
+        <w:numPr>
+          <w:ilvl w:val="0"/>
+          <w:numId w:val="1006"/>
+        </w:numPr>
+        <w:pStyle w:val="Compact"/>
       </w:pPr>
       <w:r>
         <w:rPr>
           <w:bCs/>
           <w:b/>
         </w:rPr>
-        <w:t xml:space="preserve">Когда самопомощи недостаточно.</w:t>
-      </w:r>
-      <w:r>
-        <w:t xml:space="preserve"> </w:t>
-      </w:r>
-      <w:r>
-        <w:t xml:space="preserve">Сон, движение, разговор и другие способы из раздела 10.10 помогают при временных трудностях. Если признаки держатся две недели и дольше, усиливаются, мешают работать, вести дом, общаться, или вы сами чувствуете, что не справляетесь, нужна помощь специалиста. Ждать, пока станет совсем плохо, не нужно. Первый шаг — сказать акушеру-гинекологу на ближайшем приёме, не дожидаясь вопроса, например так: «Последние две недели у меня почти каждый день подавленное настроение (или тревога), и это мешает мне работать и спать. Направьте меня к медицинскому психологу» — консультации психолога положены каждой беременной (раздел 10.11). Если состояние тяжёлое или вы раньше лечились у психиатра, запишитесь к психиатру сами, в том числе через Госуслуги. Если до приёма далеко, а становится хуже, позвоните на телефон доверия (врезка «Куда обращаться за помощью»). ВОЗ считает уместным, чтобы общую психологическую поддержку и регулярную проверку состояния получали все женщины во время беременности, а более интенсивную помощь — те, у кого симптомы тяжелее и держатся дольше.</w:t>
-      </w:r>
-    </w:p>
-    <w:p>
-      <w:pPr>
-        <w:pStyle w:val="BodyText"/>
+        <w:t xml:space="preserve">Не оставаться с тяжёлым состоянием одной.</w:t>
+      </w:r>
+      <w:r>
+        <w:t xml:space="preserve"> </w:t>
+      </w:r>
+      <w:r>
+        <w:t xml:space="preserve">Если признаки из раздела 10.3 держатся две недели и дольше, усиливаются или пугают, самопомощи недостаточно — следующий шаг описан в разделе 10.11.</w:t>
+      </w:r>
+    </w:p>
+    <w:bookmarkEnd w:id="30"/>
+    <w:bookmarkStart w:id="31" w:name="X8541abe269f0d35374a8e12452fb530a779e3e7"/>
+    <w:p>
+      <w:pPr>
+        <w:pStyle w:val="Heading2"/>
+      </w:pPr>
+      <w:r>
+        <w:t xml:space="preserve">10.11. К кому идти: психолог, психотерапевт, психиатр, акушер-гинеколог</w:t>
+      </w:r>
+    </w:p>
+    <w:p>
+      <w:pPr>
+        <w:pStyle w:val="FirstParagraph"/>
+      </w:pPr>
+      <w:r>
+        <w:t xml:space="preserve">В обменной карте появилась отметка о направлении к психологу, и непонятно, зачем: «я же нормальная». А когда действительно плохо, неясно, к кому идти и не будет ли это иметь последствий.</w:t>
+      </w:r>
+    </w:p>
+    <w:p>
+      <w:pPr>
+        <w:pStyle w:val="Heading3"/>
+      </w:pPr>
+      <w:r>
+        <w:rPr/>
+        <w:t xml:space="preserve">Акушер-гинеколог — первый шаг</w:t>
+      </w:r>
+    </w:p>
+    <w:p>
+      <w:pPr>
+        <w:pStyle w:val="BodyText"/>
+      </w:pPr>
+      <w:r>
+        <w:t>Начать можно с врача, который ведёт беременность. ВОЗ рассматривает женскую консультацию как место, где большинство женщин могут получить поддержку и откуда при более тяжёлом состоянии направляют к специалистам. Акушер-гинеколог может направить к психологу или к психиатру и учесть ваше состояние при наблюдении.</w:t>
+      </w:r>
+    </w:p>
+    <w:p>
+      <w:pPr>
+        <w:pStyle w:val="Heading3"/>
+      </w:pPr>
+      <w:r>
+        <w:rPr/>
+        <w:t xml:space="preserve">Медицинский психолог в женской консультации</w:t>
+      </w:r>
+    </w:p>
+    <w:p>
+      <w:pPr>
+        <w:pStyle w:val="BodyText"/>
+      </w:pPr>
+      <w:r>
+        <w:t>По российским клиническим рекомендациям, каждую беременную направляют на консультацию медицинского психолога дважды: при первом визите и в третьем триместре. Цель, указанная в рекомендациях, — снизить риск акушерских и перинатальных осложнений и сформировать положительный настрой на вынашивание и рождение ребёнка. Новый порядок оказания помощи по акушерству и гинекологии закрепляет то же: при нормальной беременности медицинский психолог (психолог) принимает беременную не менее двух раз. После родов акушер-гинеколог при необходимости направляет на психологическое консультирование. Направление — часть обычного наблюдения, а не отметка о том, что с вами что-то не так. Что именно обсуждают на этой консультации, рекомендации не описывают.</w:t>
+      </w:r>
+    </w:p>
+    <w:p>
+      <w:pPr>
+        <w:pStyle w:val="Heading3"/>
+      </w:pPr>
+      <w:r>
+        <w:rPr/>
+        <w:t xml:space="preserve">Психолог, психотерапевт, психиатр: кто есть кто</w:t>
+      </w:r>
+    </w:p>
+    <w:p>
+      <w:pPr>
+        <w:pStyle w:val="BodyText"/>
+      </w:pPr>
+      <w:r>
+        <w:t>Эти трое специалистов различаются образованием и тем, что вправе делать.</w:t>
+      </w:r>
+    </w:p>
+    <w:p>
+      <w:pPr>
+        <w:numPr>
+          <w:ilvl w:val="0"/>
+          <w:numId w:val="1007"/>
+        </w:numPr>
+        <w:pStyle w:val="Compact"/>
       </w:pPr>
       <w:r>
         <w:rPr>
           <w:bCs/>
           <w:b/>
         </w:rPr>
-        <w:t xml:space="preserve">«Мне нельзя нервничать».</w:t>
-      </w:r>
-      <w:r>
-        <w:t xml:space="preserve"> </w:t>
-      </w:r>
-      <w:r>
-        <w:t xml:space="preserve">Эту фразу беременная слышит от родственников, а иногда читает и в официальной памятке: в памятке для пациентки российских клинических рекомендаций сказано, что на всём протяжении беременности нужно избегать стрессовых ситуаций и эмоциональных переживаний. Выполнить такой совет нельзя: беременность, по ВОЗ, сама по себе может быть временем напряжения (раздел 10.1). А если считать любое переживание опасным для ребёнка, к каждому волнению прибавляется чувство вины.</w:t>
-      </w:r>
-    </w:p>
-    <w:p>
-      <w:pPr>
-        <w:pStyle w:val="BodyText"/>
-      </w:pPr>
-      <w:r>
-        <w:rPr>
-          <w:highlight w:val="yellow"/>
-        </w:rPr>
-        <w:t xml:space="preserve">ВОЗ связывает с осложнениями беременности (преэклампсией, кровотечением, преждевременными родами) и с последствиями для ребёнка нарушения психического здоровья; обычные волнения ВОЗ в этой связи не упоминает. [ПРОВЕРИТЬ: вопрос врачу — нужен источник, который прямо разводит кратковременные переживания и длительный стресс или расстройство по влиянию на беременность; без него вывод «обычные волнения ребёнку не вредят» в текст не входит.] Из этого следует действие, обратное совету «не нервничать»: не подавлять переживания, а замечать, если они не проходят, и вовремя получать помощь. Такую помощь предусматривает и женская консультация: по российским клиническим рекомендациям каждую беременную дважды направляют к медицинскому психологу (раздел 10.11).</w:t>
-      </w:r>
-    </w:p>
-    <w:bookmarkEnd w:id="23"/>
-    <w:bookmarkStart w:id="24" w:name="X2eb47a0a8ac3dff0494cf31b4cbbb8743749784"/>
-    <w:p>
-      <w:pPr>
-        <w:pStyle w:val="Heading2"/>
-      </w:pPr>
-      <w:r>
-        <w:t xml:space="preserve">10.4. Тревожные мысли: тревога о ребёнке, навязчивые мысли, постоянные проверки</w:t>
-      </w:r>
-    </w:p>
-    <w:p>
-      <w:pPr>
-        <w:pStyle w:val="FirstParagraph"/>
-      </w:pPr>
-      <w:r>
-        <w:t xml:space="preserve">Перед каждым УЗИ — бессонная ночь. Каждый день — несколько проверок: шевелится ли, не появились ли выделения, не пропущен ли тревожный признак из статьи. Для одних это несколько волнений перед обследованием, для других — постоянный фон, который не отпускает.</w:t>
-      </w:r>
-    </w:p>
-    <w:p>
-      <w:pPr>
-        <w:pStyle w:val="BodyText"/>
+        <w:t xml:space="preserve">Медицинский психолог</w:t>
+      </w:r>
+      <w:r>
+        <w:t xml:space="preserve"> </w:t>
+      </w:r>
+      <w:r>
+        <w:t xml:space="preserve">— не врач. Для этой должности нужно высшее образование по клинической психологии или психологическое образование с переподготовкой по клинической психологии. Психолог проводит психологическую диагностику, рассказывает о её результатах, консультирует пациентку и её близких в стрессовой ситуации, помогает при расстройствах, связанных со стрессом. Лекарств он не назначает: назначение лекарств — дело врача.</w:t>
+      </w:r>
+    </w:p>
+    <w:p>
+      <w:pPr>
+        <w:numPr>
+          <w:ilvl w:val="0"/>
+          <w:numId w:val="1007"/>
+        </w:numPr>
+        <w:pStyle w:val="Compact"/>
       </w:pPr>
       <w:r>
         <w:rPr>
           <w:bCs/>
           <w:b/>
         </w:rPr>
-        <w:t xml:space="preserve">Тревога о ребёнке.</w:t>
-      </w:r>
-      <w:r>
-        <w:t xml:space="preserve"> </w:t>
-      </w:r>
-      <w:r>
-        <w:t xml:space="preserve">Беспокойство о здоровье ребёнка при беременности знакомо почти каждой. ВОЗ относит его к признакам проблемы, когда оно становится неотступным: «невозможно перестать тревожиться о ребёнке» стоит в её списке симптомов, которые требуют внимания. Граница проходит по тем же трём вопросам, что в разделе 10.3: как сильно, как долго и насколько мешает жить. Тревога перед УЗИ, которая проходит после хорошего результата, — одно. Тревога, которая возвращается на следующий день с новым поводом, не даёт уснуть, заставляет постоянно что-то проверять или избегать мест и разговоров, — другое.</w:t>
-      </w:r>
-    </w:p>
-    <w:p>
-      <w:pPr>
-        <w:pStyle w:val="BodyText"/>
-      </w:pPr>
-      <w:r>
-        <w:t xml:space="preserve">Тревога может быть и частью тревожного расстройства. При генерализованном тревожном расстройстве, по российским клиническим рекомендациям, тревога и напряжение распространённые и устойчивые, не привязаны к конкретным обстоятельствам и держатся не меньше шести месяцев. Тревога может проявляться и в теле: сильное или частое сердцебиение, потливость, дрожь, сухость во рту, затруднённое дыхание, чувство удушья, боль или дискомфорт в груди, тошнота. Отличить тревожное расстройство от обычного волнения и от других состояний может врач; от вас нужно заметить эти признаки и сказать о них.</w:t>
-      </w:r>
-    </w:p>
-    <w:p>
-      <w:pPr>
-        <w:pStyle w:val="BodyText"/>
+        <w:t xml:space="preserve">Психотерапевт</w:t>
+      </w:r>
+      <w:r>
+        <w:t xml:space="preserve"> </w:t>
+      </w:r>
+      <w:r>
+        <w:t xml:space="preserve">— в России врач. Чтобы работать врачом-психотерапевтом, нужно высшее медицинское образование по специальности «Лечебное дело» или «Педиатрия» и затем подготовка по психотерапии. Он лечит психотерапией и как врач может ставить диагноз и назначать лечение.</w:t>
+      </w:r>
+    </w:p>
+    <w:p>
+      <w:pPr>
+        <w:numPr>
+          <w:ilvl w:val="0"/>
+          <w:numId w:val="1007"/>
+        </w:numPr>
+        <w:pStyle w:val="Compact"/>
       </w:pPr>
       <w:r>
         <w:rPr>
           <w:bCs/>
           <w:b/>
         </w:rPr>
-        <w:t xml:space="preserve">Навязчивые мысли.</w:t>
-      </w:r>
-      <w:r>
-        <w:t xml:space="preserve"> </w:t>
-      </w:r>
-      <w:r>
-        <w:t xml:space="preserve">Особенно пугают навязчивые мысли. Российские клинические рекомендации описывают их как идеи, образы или побуждения, которые снова и снова приходят в голову в одном и том же виде. Они почти всегда неприятны, человек пытается им сопротивляться, часто безуспешно, и при этом понимает, что это его собственные мысли, хотя они непроизвольны и отвратительны ему. Среди видов таких мыслей рекомендации отдельно называют мысли или образы о причинении вреда себе или другому человеку — их называют «контрастными навязчивостями», и с ними связаны повторные проверки.</w:t>
-      </w:r>
-    </w:p>
-    <w:p>
-      <w:pPr>
-        <w:pStyle w:val="BodyText"/>
-      </w:pPr>
-      <w:r>
-        <w:t xml:space="preserve">При беременности и с маленьким ребёнком такие мысли могут касаться самого ребёнка: внезапная картинка, как вы роняете его, мысль «а вдруг я ему наврежу». Они пугают именно потому, что противоречат тому, чего вы хотите. Отсюда стыд и молчание, и отсюда же проверки и избегание: не брать нож, не подходить к лестнице, перепроверять, перечитывать, переспрашивать. Российские рекомендации отмечают, что при этом расстройстве часто складывается избегающее поведение: человек обходит людей, вещи и места, которые усиливают навязчивые мысли.</w:t>
-      </w:r>
-    </w:p>
-    <w:p>
-      <w:pPr>
-        <w:pStyle w:val="BodyText"/>
+        <w:t xml:space="preserve">Психиатр</w:t>
+      </w:r>
+      <w:r>
+        <w:t xml:space="preserve"> </w:t>
+      </w:r>
+      <w:r>
+        <w:t xml:space="preserve">— врач, который диагностирует психические расстройства и назначает лечение, в том числе лекарственное.</w:t>
+      </w:r>
+    </w:p>
+    <w:p>
+      <w:pPr>
+        <w:pStyle w:val="Heading3"/>
+      </w:pPr>
+      <w:r>
+        <w:rPr/>
+        <w:t xml:space="preserve">Куда записаться</w:t>
+      </w:r>
+    </w:p>
+    <w:p>
+      <w:pPr>
+        <w:pStyle w:val="FirstParagraph"/>
       </w:pPr>
       <w:r>
         <w:rPr>
           <w:highlight w:val="yellow"/>
         </w:rPr>
-        <w:t xml:space="preserve">Российские клинические рекомендации отмечают: часть людей с обсессивно-компульсивным расстройством испытывает навязчивый страх причинить вред окружающим, но данных о том, что они совершают агрессивные поступки чаще, чем остальные люди, нет. Австралийское руководство по перинатальному психическому здоровью говорит о беременных и матерях прямо: высказанный страх навредить ребёнку может быть признаком тревоги, а не намерения, но специалист всегда должен оценить его подробнее, и делать это нужно бережно, не обвиняя женщину за негативные мысли. [ПРОВЕРИТЬ: вопрос врачу — подтвердить формулировку для российской практики и признаки, по которым мысли требуют экстренной помощи.]</w:t>
-      </w:r>
-    </w:p>
-    <w:p>
-      <w:pPr>
-        <w:pStyle w:val="BodyText"/>
-      </w:pPr>
-      <w:r>
-        <w:t xml:space="preserve">Различие, которое можно назвать уже сейчас, — в отношении к мысли. Навязчивая мысль чужая и неприятная, вы ей сопротивляетесь и стараетесь от неё уйти. Если же мысль о вреде себе или ребёнку не пугает, а кажется правильной, появляется намерение или план, или кажется, что мысли вкладывает кто-то извне, — это повод для немедленной помощи (раздел 10.14).</w:t>
-      </w:r>
-    </w:p>
-    <w:p>
-      <w:pPr>
-        <w:pStyle w:val="BodyText"/>
+        <w:t>Кабинет врача-психиатра работает по территориально-участковому принципу, то есть по месту жительства. Записаться к психиатру можно самостоятельно, в том числе через портал Госуслуг. Психотерапевтический кабинет помогает при непсихотических расстройствах, расстройствах адаптации и тем, у кого есть риск их развития; там проводят психотерапию, при необходимости вместе с лекарствами. Психоневрологический диспансер (в некоторых регионах — центр психического здоровья) объединяет кабинеты психиатра, психотерапевта и медицинского психолога. [ПРОВЕРИТЬ: вопрос врачу — как это выглядит на практике в регионах: кабинет психиатра в поликлинике или диспансер по месту жительства.]</w:t>
+      </w:r>
+    </w:p>
+    <w:p>
+      <w:pPr>
+        <w:pStyle w:val="BodyText"/>
+      </w:pPr>
+      <w:r>
+        <w:rPr>
+          <w:highlight w:val="yellow"/>
+        </w:rPr>
+        <w:t xml:space="preserve">Если вы не знаете, к кому идти, ориентир такой. При временных трудностях, переживаниях, связанных с беременностью, страхе родов, вопросах о привязанности — психолог. Если признаки из раздела 10.3 держатся две недели и больше и мешают жить, если вы раньше лечились у психиатра или принимаете лекарства — психиатр или психотерапевт. При мыслях о самоубийстве, вреде ребёнку, ощущении, что реальность изменилась, — немедленная помощь (раздел 10.14). [ПРОВЕРИТЬ: вопрос врачу — подтвердить эту схему маршрутизации для российской практики.]</w:t>
+      </w:r>
+    </w:p>
+    <w:p>
+      <w:pPr>
+        <w:pStyle w:val="Heading3"/>
+      </w:pPr>
+      <w:r>
+        <w:rPr/>
+        <w:t xml:space="preserve">«Не поставят ли на учёт»</w:t>
+      </w:r>
+    </w:p>
+    <w:p>
+      <w:pPr>
+        <w:pStyle w:val="BodyText"/>
+      </w:pPr>
+      <w:r>
+        <w:t>Этот страх останавливает многих. Ответ есть в законе о психиатрической помощи: он различает два вида помощи в поликлинике или диспансере.</w:t>
+      </w:r>
+    </w:p>
+    <w:p>
+      <w:pPr>
+        <w:pStyle w:val="BodyText"/>
+      </w:pPr>
+      <w:r>
+        <w:t xml:space="preserve">Первый — обычная амбулаторная помощь: консультация, диагностика, лечение. Её оказывают только при добровольном обращении человека и с его согласия. Женщина, которая пришла к психиатру с тревогой или депрессией, получает именно такую помощь.</w:t>
+      </w:r>
+    </w:p>
+    <w:p>
+      <w:pPr>
+        <w:pStyle w:val="BodyText"/>
+      </w:pPr>
+      <w:r>
+        <w:t xml:space="preserve">Второй — диспансерное наблюдение, то есть регулярные осмотры психиатром. Его могут установить и без согласия, но только при хроническом и затяжном психическом расстройстве с тяжёлыми стойкими или часто обостряющимися проявлениями. Решение принимает комиссия врачей-психиатров, его можно обжаловать, а прекращают наблюдение при выздоровлении или стойком улучшении.</w:t>
+      </w:r>
+    </w:p>
+    <w:p>
+      <w:pPr>
+        <w:pStyle w:val="BodyText"/>
+      </w:pPr>
+      <w:r>
+        <w:rPr>
+          <w:highlight w:val="yellow"/>
+        </w:rPr>
+        <w:t xml:space="preserve">Сам факт обращения за психиатрической помощью, состояние психического здоровья и диагноз составляют врачебную тайну, охраняемую законом. [ПРОВЕРИТЬ: вопрос врачу — нужно ли добавить, как обращение к психиатру отражается в медицинских документах женской консультации и в обменной карте; закон этого не регулирует.]</w:t>
+      </w:r>
+    </w:p>
+    <w:p>
+      <w:pPr>
+        <w:pStyle w:val="Heading3"/>
+      </w:pPr>
+      <w:r>
+        <w:rPr/>
+        <w:t xml:space="preserve">Как говорить на приёме</w:t>
+      </w:r>
+    </w:p>
+    <w:p>
+      <w:pPr>
+        <w:pStyle w:val="BodyText"/>
+      </w:pPr>
+      <w:r>
+        <w:t>Помогает подготовиться: записать, что именно вас беспокоит, как давно, насколько мешает (сон, работа, общение, забота о себе), были ли такие состояния раньше и как лечились, какие лекарства вы принимаете. По этим признакам специалист и оценивает состояние (раздел 10.3). Можно прийти с близким человеком: ВОЗ рекомендует приглашать поддерживающих близких на приёмы, если женщина согласна.</w:t>
+      </w:r>
+    </w:p>
+    <w:bookmarkEnd w:id="31"/>
+    <w:bookmarkStart w:id="32" w:name="X76acf380e897c1c998c35035e744f27ecdfed6d"/>
+    <w:p>
+      <w:pPr>
+        <w:pStyle w:val="Heading2"/>
+      </w:pPr>
+      <w:r>
+        <w:t xml:space="preserve">10.12. Психотерапия и лекарства при беременности</w:t>
+      </w:r>
+    </w:p>
+    <w:p>
+      <w:pPr>
+        <w:pStyle w:val="FirstParagraph"/>
+      </w:pPr>
+      <w:r>
+        <w:t xml:space="preserve">«При беременности никаких таблеток» — убеждение, из-за которого женщина может бросить лечение, назначенное до беременности, или отказаться от него, когда оно нужно. На деле решение о лечении при беременности — это сравнение двух рисков: риска лечения и риска болезни, которую не лечат.</w:t>
+      </w:r>
+    </w:p>
+    <w:p>
+      <w:pPr>
+        <w:pStyle w:val="Heading3"/>
+      </w:pPr>
+      <w:r>
+        <w:rPr/>
+        <w:t xml:space="preserve">Психотерапия — в первую очередь</w:t>
+      </w:r>
+    </w:p>
+    <w:p>
+      <w:pPr>
+        <w:pStyle w:val="BodyText"/>
+      </w:pPr>
+      <w:r>
+        <w:t>Российские клинические рекомендации по депрессии называют психотерапию предпочтительным методом лечения у беременных, кормящих и планирующих беременность, если нет строгих показаний к лекарственному лечению. ВОЗ отмечает, что большинству женщин с психическими трудностями при беременности помогает сочетание психосоциальной поддержки и психологических методов.</w:t>
+      </w:r>
+    </w:p>
+    <w:p>
+      <w:pPr>
+        <w:pStyle w:val="BodyText"/>
+      </w:pPr>
+      <w:r>
+        <w:t xml:space="preserve">Какие методы применяют. ВОЗ перечисляет методы с доказанной эффективностью:</w:t>
+      </w:r>
+    </w:p>
+    <w:p>
+      <w:pPr>
+        <w:numPr>
+          <w:ilvl w:val="0"/>
+          <w:numId w:val="1008"/>
+        </w:numPr>
+        <w:pStyle w:val="Compact"/>
       </w:pPr>
       <w:r>
         <w:rPr>
           <w:bCs/>
           <w:b/>
         </w:rPr>
-        <w:t xml:space="preserve">Что сделать, когда мысль пришла.</w:t>
-      </w:r>
-      <w:r>
-        <w:t xml:space="preserve"> </w:t>
-      </w:r>
-      <w:r>
-        <w:t xml:space="preserve">Пособие ВОЗ по самопомощи при стрессе предлагает приём, который подходит и для навязчивых мыслей: заметить, что мысль «зацепила»; назвать её про себя — «я замечаю, что у меня появилась мысль о том, что я могу навредить ребёнку»; затем вернуть внимание к тому, что вы делаете, и к людям рядом. Этот приём не лечит расстройство, но помогает пережить момент.</w:t>
-      </w:r>
-    </w:p>
-    <w:p>
-      <w:pPr>
-        <w:pStyle w:val="BodyText"/>
+        <w:t xml:space="preserve">поведенческая активация</w:t>
+      </w:r>
+      <w:r>
+        <w:t xml:space="preserve"> </w:t>
+      </w:r>
+      <w:r>
+        <w:t xml:space="preserve">— возвращение к делам, которые раньше приносили удовольствие, несмотря на сниженное настроение;</w:t>
+      </w:r>
+    </w:p>
+    <w:p>
+      <w:pPr>
+        <w:numPr>
+          <w:ilvl w:val="0"/>
+          <w:numId w:val="1008"/>
+        </w:numPr>
+        <w:pStyle w:val="Compact"/>
       </w:pPr>
       <w:r>
         <w:rPr>
           <w:bCs/>
           <w:b/>
         </w:rPr>
-        <w:t xml:space="preserve">К кому идти.</w:t>
-      </w:r>
-      <w:r>
-        <w:t xml:space="preserve"> </w:t>
-      </w:r>
-      <w:r>
-        <w:t xml:space="preserve">Начать можно с медицинского психолога женской консультации или сразу записаться к психиатру или психотерапевту (раздел 10.11). Скажите прямо, теми же словами, какими вы думаете: «Мне приходят мысли, что я могу навредить ребёнку. Они меня пугают, я их гоню, но они возвращаются, и я начала избегать…». Такая формулировка сразу показывает специалисту, что мысль чужая и пугающая. Это лечится: по российским клиническим рекомендациям, психотерапия — эффективный метод лечения обсессивно-компульсивного расстройства, в том числе экспозиционная терапия с предотвращением ответной реакции — вид когнитивно-поведенческой терапии, при котором человек учится встречаться с пугающей мыслью, не выполняя ритуал проверки. Подробнее о лечении — раздел 10.12.</w:t>
-      </w:r>
-    </w:p>
-    <w:p>
-      <w:pPr>
-        <w:pStyle w:val="BodyText"/>
-      </w:pPr>
-      <w:r>
-        <w:t xml:space="preserve">Постоянные проверки в интернете и в приложениях могут работать так же, как ритуалы, — об этом раздел 10.9.</w:t>
-      </w:r>
-    </w:p>
-    <w:bookmarkEnd w:id="24"/>
-    <w:bookmarkStart w:id="25" w:name="X162129f549e36fc9d183515710177cb0b73b3c6"/>
-    <w:p>
-      <w:pPr>
-        <w:pStyle w:val="Heading2"/>
-      </w:pPr>
-      <w:r>
-        <w:t xml:space="preserve">10.5. Сниженное настроение и депрессия: как отличить от усталости</w:t>
-      </w:r>
-    </w:p>
-    <w:p>
-      <w:pPr>
-        <w:pStyle w:val="FirstParagraph"/>
-      </w:pPr>
-      <w:r>
-        <w:t xml:space="preserve">Вечером нет сил даже на любимый сериал. Подруга зовёт выбрать коляску, а вам всё равно, какая. Беременность, которой вы ждали, не радует, и от этого ещё хуже.</w:t>
-      </w:r>
-    </w:p>
-    <w:p>
-      <w:pPr>
-        <w:pStyle w:val="BodyText"/>
-      </w:pPr>
-      <w:r>
-        <w:t xml:space="preserve">Депрессию принято ждать после родов. Но она бывает и во время беременности: перинатальной депрессией называют ту, что начинается при беременности или в первый год после родов.</w:t>
-      </w:r>
-    </w:p>
-    <w:p>
-      <w:pPr>
-        <w:pStyle w:val="BodyText"/>
+        <w:t xml:space="preserve">когнитивно-поведенческая терапия (КПТ)</w:t>
+      </w:r>
+      <w:r>
+        <w:t xml:space="preserve"> </w:t>
+      </w:r>
+      <w:r>
+        <w:t xml:space="preserve">— работа с мыслями (замечать и оспаривать нереалистичные негативные мысли) и с поведением (больше делать того, что приносит удовлетворение);</w:t>
+      </w:r>
+    </w:p>
+    <w:p>
+      <w:pPr>
+        <w:numPr>
+          <w:ilvl w:val="0"/>
+          <w:numId w:val="1008"/>
+        </w:numPr>
+        <w:pStyle w:val="Compact"/>
       </w:pPr>
       <w:r>
         <w:rPr>
           <w:bCs/>
           <w:b/>
         </w:rPr>
-        <w:t xml:space="preserve">Как она выглядит.</w:t>
-      </w:r>
-      <w:r>
-        <w:t xml:space="preserve"> </w:t>
-      </w:r>
-      <w:r>
-        <w:t xml:space="preserve">Российские клинические рекомендации называют три типичных симптома депрессии: сниженное настроение; утрата интересов и способности получать удовольствие; повышенная утомляемость и сниженная активность. К ним присоединяются другие: трудно сосредоточиться; падает самооценка и уверенность в себе; появляются мысли о собственной вине и никчёмности; будущее видится мрачным; бывают мысли или действия, направленные на самоповреждение или самоубийство; нарушается сон; снижается аппетит. Настроение при депрессии мало меняется день ото дня, но может колебаться в течение суток и быть хуже по утрам. Чтобы говорить о депрессивном эпизоде, симптомы должны держаться не меньше двух недель.</w:t>
-      </w:r>
-    </w:p>
-    <w:p>
-      <w:pPr>
-        <w:pStyle w:val="BodyText"/>
+        <w:t xml:space="preserve">интерперсональная терапия</w:t>
+      </w:r>
+      <w:r>
+        <w:t xml:space="preserve"> </w:t>
+      </w:r>
+      <w:r>
+        <w:t xml:space="preserve">— работа со связью между симптомами и трудностями в отношениях: горем, конфликтами, переменами в жизни, одиночеством;</w:t>
+      </w:r>
+    </w:p>
+    <w:p>
+      <w:pPr>
+        <w:numPr>
+          <w:ilvl w:val="0"/>
+          <w:numId w:val="1008"/>
+        </w:numPr>
+        <w:pStyle w:val="Compact"/>
       </w:pPr>
       <w:r>
         <w:rPr>
           <w:bCs/>
           <w:b/>
         </w:rPr>
-        <w:t xml:space="preserve">Почему её легко принять за усталость.</w:t>
-      </w:r>
-      <w:r>
-        <w:t xml:space="preserve"> </w:t>
-      </w:r>
-      <w:r>
-        <w:t xml:space="preserve">Утомляемость, плохой сон, перемены аппетита при беременности бывают и без депрессии — поэтому сами по себе они мало что говорят. Важнее два других признака: стойко сниженное настроение и утрата интереса и удовольствия. Российские рекомендации считают повышенную утомляемость одним из трёх типичных симптомов депрессии, но для диагноза требуют не меньше двух из трёх (сниженное настроение, утрата интересов и удовольствия, повышенная утомляемость) вместе ещё хотя бы с двумя другими симптомами и длительностью не меньше двух недель. Если вы не можете вспомнить, когда в последний раз чему-то обрадовались, это повод для разговора с врачом, даже если сил вроде бы хватает.</w:t>
-      </w:r>
-    </w:p>
-    <w:p>
-      <w:pPr>
-        <w:pStyle w:val="BodyText"/>
-      </w:pPr>
-      <w:r>
-        <w:t xml:space="preserve">Ещё одна причина путаницы: разбитость при достаточном сне может быть связана с дефицитом железа или нарушением функции щитовидной железы (подробнее — Тема 2, раздел 2.1). Российские клинические рекомендации перед лечением депрессии тоже предусматривают обследование, чтобы отличить её от других заболеваний. Поэтому разговор с врачом о настроении нередко начинается с анализов.</w:t>
-      </w:r>
-    </w:p>
-    <w:p>
-      <w:pPr>
-        <w:pStyle w:val="BodyText"/>
+        <w:t xml:space="preserve">решение проблем</w:t>
+      </w:r>
+      <w:r>
+        <w:t xml:space="preserve"> </w:t>
+      </w:r>
+      <w:r>
+        <w:t xml:space="preserve">— пошаговое определение проблем и поиск выхода;</w:t>
+      </w:r>
+    </w:p>
+    <w:p>
+      <w:pPr>
+        <w:numPr>
+          <w:ilvl w:val="0"/>
+          <w:numId w:val="1008"/>
+        </w:numPr>
+        <w:pStyle w:val="Compact"/>
       </w:pPr>
       <w:r>
         <w:rPr>
           <w:bCs/>
           <w:b/>
         </w:rPr>
-        <w:t xml:space="preserve">Почему не стоит ждать, что пройдёт само.</w:t>
-      </w:r>
-      <w:r>
-        <w:t xml:space="preserve"> </w:t>
-      </w:r>
-      <w:r>
-        <w:t xml:space="preserve">ВОЗ связывает нелеченые нарушения психического здоровья у матери с более высоким риском осложнений беременности и с последствиями для ребёнка — меньшим весом при рождении, трудностями с кормлением и с привязанностью. Женщинам с такими трудностями к тому же реже удаётся ходить на приёмы во время беременности и после родов. Депрессию при беременности лечат, и, если нет строгих показаний к лекарствам, начинают с психотерапии (раздел 10.12).</w:t>
+        <w:t xml:space="preserve">обучение расслаблению</w:t>
+      </w:r>
+      <w:r>
+        <w:t xml:space="preserve"> </w:t>
+      </w:r>
+      <w:r>
+        <w:t xml:space="preserve">— дыхательные и другие техники.</w:t>
+      </w:r>
+    </w:p>
+    <w:p>
+      <w:pPr>
+        <w:pStyle w:val="FirstParagraph"/>
+      </w:pPr>
+      <w:r>
+        <w:t xml:space="preserve">Российские клинические рекомендации по депрессии рекомендуют психотерапию разных видов и среди них отдельно — КПТ, направленную на коррекцию искажённых мыслей и освоение навыков более гибкого мышления и поведения, при обсессивно-компульсивном расстройстве — экспозиционную терапию с предотвращением ответной реакции (раздел 10.4). Британское руководство подбирает интенсивность по тяжести: при лёгких и умеренных симптомах — самопомощь по материалам КПТ при поддержке специалиста, при умеренной и тяжёлой депрессии — интенсивная психотерапия, например КПТ.</w:t>
+      </w:r>
+    </w:p>
+    <w:p>
+      <w:pPr>
+        <w:pStyle w:val="Heading3"/>
+      </w:pPr>
+      <w:r>
+        <w:rPr/>
+        <w:t xml:space="preserve">Когда нужны лекарства</w:t>
+      </w:r>
+    </w:p>
+    <w:p>
+      <w:pPr>
+        <w:pStyle w:val="BodyText"/>
+      </w:pPr>
+      <w:r>
+        <w:t>ВОЗ называет случаи, когда лекарственное лечение может понадобиться: умеренные и тяжёлые симптомы; психологическая помощь не помогает или недоступна; биполярное расстройство, шизофрения или другое психотическое расстройство. Российские клинические рекомендации разрешают назначать антидепрессанты беременным с депрессией по строгим показаниям: при выраженных симптомах с тревогой, возбуждением, нарушениями сна и аппетита, которые ухудшают физическое состояние беременной; при мыслях о самоубийстве и склонности к нему; для предотвращения возврата депрессии, если вероятность возврата высока. Уровень убедительности этой рекомендации — B, уровень достоверности доказательств — 2.</w:t>
+      </w:r>
+    </w:p>
+    <w:p>
+      <w:pPr>
+        <w:pStyle w:val="Heading3"/>
+      </w:pPr>
+      <w:r>
+        <w:rPr/>
+        <w:t xml:space="preserve">Как взвешивают риски</w:t>
+      </w:r>
+    </w:p>
+    <w:p>
+      <w:pPr>
+        <w:pStyle w:val="BodyText"/>
+      </w:pPr>
+      <w:r>
+        <w:t>Российские рекомендации говорят, что вопрос о пользе и вреде антидепрессантов при беременности остаётся открытым: информации и сравнительных исследований недостаточно. Современные рекомендации, по их словам, категорически не запрещают антидепрессанты при беременности, а предлагают взвешивать пользу и риск для матери и плода в каждом случае отдельно.</w:t>
+      </w:r>
+    </w:p>
+    <w:p>
+      <w:pPr>
+        <w:pStyle w:val="BodyText"/>
+      </w:pPr>
+      <w:r>
+        <w:rPr>
+          <w:highlight w:val="yellow"/>
+        </w:rPr>
+        <w:t xml:space="preserve">Что конкретно взвешивают, перечисляет NICE. Со стороны болезни — риск для психического здоровья и материнства без лечения и возможное влияние нелеченого расстройства на плод и ребёнка. Со стороны антидепрессантов — риск пороков сердца у плода, стойкой лёгочной гипертензии у новорождённого (нарушения кровообращения в лёгких после рождения), синдрома отмены у женщины и синдрома адаптации у новорождённого (временных нарушений самочувствия ребёнка в первые дни); для антидепрессантов групп СИОЗС и СИОЗСН, принятых в последний месяц перед родами, — небольшое повышение риска послеродового кровотечения. NICE оговаривает: неясно, вызваны ли эти риски самими препаратами или другими причинами. Это то, что нужно учесть, а не неизбежные последствия; насколько каждый из них велик для конкретного препарата, обсуждают с врачом. [ПРОВЕРИТЬ: вопрос врачу — нужны ли в тексте цифры абсолютного риска; источник — ACOG CPG 5 (закрыт) или обзор PubMed. Без источника цифры не приводятся.]</w:t>
+      </w:r>
+    </w:p>
+    <w:p>
+      <w:pPr>
+        <w:pStyle w:val="BodyText"/>
+      </w:pPr>
+      <w:r>
+        <w:t xml:space="preserve">Некоторые препараты при беременности стараются не назначать вовсе. NICE не рекомендует назначать вальпроевую кислоту для лечения психических расстройств беременным, женщинам, которые планируют беременность или собираются кормить грудью; у девочек и женщин её применяют только тогда, когда другие средства не подходят и действует программа предотвращения беременности, а бензодиазепины — кроме короткого курса при тяжёлой тревоге и возбуждении.</w:t>
+      </w:r>
+    </w:p>
+    <w:p>
+      <w:pPr>
+        <w:pStyle w:val="Heading3"/>
+      </w:pPr>
+      <w:r>
+        <w:rPr/>
+        <w:t xml:space="preserve">Если вы уже принимаете лечение</w:t>
+      </w:r>
+    </w:p>
+    <w:p>
+      <w:pPr>
+        <w:pStyle w:val="BodyText"/>
+      </w:pPr>
+      <w:r>
+        <w:t>Узнав о беременности, не прекращайте приём самостоятельно. Российские клинические рекомендации по депрессии в информации для пациента говорят: не следует самостоятельно прерывать лечение, а прекращать длительный приём антидепрессантов предпочтительно постепенным снижением дозы. Если женщина с депрессией или тревожным расстройством решает прекратить приём, NICE рекомендует обсудить с ней причины, возможность психотерапии, возврата к лекарству или замены препарата и более частое наблюдение — и убедиться, что она знает о рисках отмены для себя и ребёнка. ВОЗ рекомендует, чтобы лекарственное лечение при беременности и кормлении грудью по возможности вёл специалист по психическому здоровью.</w:t>
       </w:r>
     </w:p>
     <w:p>
@@ -807,1277 +2708,30 @@
           <w:bCs/>
           <w:b/>
         </w:rPr>
-        <w:t xml:space="preserve">После родов.</w:t>
-      </w:r>
-      <w:r>
-        <w:t xml:space="preserve"> </w:t>
-      </w:r>
-      <w:r>
-        <w:t xml:space="preserve">Если депрессия или тревога были во время беременности или раньше, особенно внимательно за состоянием нужно следить сразу после родов (раздел 10.2). Договоритесь с врачом заранее, кто будет наблюдать вас после родов и куда обращаться, если станет хуже, и расскажите об этом близким.</w:t>
-      </w:r>
-    </w:p>
-    <w:bookmarkEnd w:id="25"/>
-    <w:bookmarkStart w:id="26" w:name="Xf404701b19aa8e475f5ecfa16a6eaa28484e841"/>
-    <w:p>
-      <w:pPr>
-        <w:pStyle w:val="Heading2"/>
-      </w:pPr>
-      <w:r>
-        <w:t xml:space="preserve">10.6. Тело, привязанность к ребёнку и смешанные чувства</w:t>
-      </w:r>
-    </w:p>
-    <w:p>
-      <w:pPr>
-        <w:pStyle w:val="FirstParagraph"/>
-      </w:pPr>
-      <w:r>
-        <w:t xml:space="preserve">В зеркале — незнакомая фигура, привычная одежда не сходится, кто-то из родственников уже прокомментировал, «как вы раздались». А вместо ожидаемой нежности к ребёнку — растерянность и вопрос, который страшно произнести вслух: «а вдруг я его не люблю?»</w:t>
-      </w:r>
-    </w:p>
-    <w:p>
-      <w:pPr>
-        <w:pStyle w:val="BodyText"/>
-      </w:pPr>
-      <w:r>
-        <w:rPr>
-          <w:bCs/>
-          <w:b/>
-        </w:rPr>
-        <w:t xml:space="preserve">Матресценция.</w:t>
-      </w:r>
-      <w:r>
-        <w:t xml:space="preserve"> </w:t>
-      </w:r>
-      <w:r>
-        <w:t xml:space="preserve">У этого перехода есть название — матресценция, становление матерью. Слово предложила антрополог Дана Рафаэль в 1975 году. Сейчас им описывают перестройку, которая начинается в беременность и продолжается после родов: меняются тело и гормональный фон, представление о себе, отношения с близкими. Исследователи сравнивают этот период с подростковым возрастом: перестройка так же затрагивает сразу тело, чувства и место человека среди других людей и так же не укладывается в несколько недель.</w:t>
-      </w:r>
-      <w:r>
-        <w:t xml:space="preserve"> </w:t>
-      </w:r>
-      <w:r>
-        <w:rPr>
-          <w:rStyle w:val="VerbatimChar"/>
-          <w:highlight w:val="yellow"/>
-        </w:rPr>
-        <w:t xml:space="preserve">[ПРОВЕРИТЬ: вопрос врачу — уместен ли термин «матресценция» в книге для беременных и сравнение с подростковым возрастом; опора — комментарий Parimi, Marshall, Prata (2025) с рабочим определением Athan · DISPUTED-CLAIMS, строка 55]</w:t>
-      </w:r>
-    </w:p>
-    <w:p>
-      <w:pPr>
-        <w:pStyle w:val="BodyText"/>
-      </w:pPr>
-      <w:r>
-        <w:rPr>
-          <w:bCs/>
-          <w:b/>
-        </w:rPr>
-        <w:t xml:space="preserve">Тело.</w:t>
-      </w:r>
-      <w:r>
-        <w:t xml:space="preserve"> </w:t>
-      </w:r>
-      <w:r>
-        <w:t xml:space="preserve">Изменение тела при беременности переживается по-разному: одних радует, других тревожит, у многих меняется от недели к неделе. Что делает недовольство телом сильнее, изучено лучше, чем его последствия. Систематический обзор 36 исследований о восприятии тела в перинатальном периоде (Rhodes и соавторы, 2025) показал: от недовольства телом защищает поддержка — партнёра, друзей, медиков, — а риск повышают насилие в отношениях, замечания о внешности и давление общества. Обзора, который прямо связывал бы недовольство телом при беременности с депрессией или тревогой, найти не удалось.</w:t>
-      </w:r>
-    </w:p>
-    <w:p>
-      <w:pPr>
-        <w:pStyle w:val="BodyText"/>
-      </w:pPr>
-      <w:r>
-        <w:t xml:space="preserve">Отсюда понятное действие: замечания о вашей фигуре можно и нужно останавливать, даже если они звучат как шутка или забота (готовые ответы — раздел 10.9). О том, какой набор веса ожидается и от чего он зависит, — Тема 1. Здесь важно другое: если недовольство телом приводит к попыткам ограничить еду, к постоянному взвешиванию или не отпускает мыслями, скажите об этом акушеру-гинекологу на ближайшем приёме: он проверит, как идёт беременность, и при необходимости направит к психологу или психиатру. Ограничивать еду при беременности самостоятельно не нужно — что и сколько есть, разобрано в Теме 1.</w:t>
-      </w:r>
-    </w:p>
-    <w:p>
-      <w:pPr>
-        <w:pStyle w:val="BodyText"/>
-      </w:pPr>
-      <w:r>
-        <w:rPr>
-          <w:bCs/>
-          <w:b/>
-        </w:rPr>
-        <w:t xml:space="preserve">Привязанность к ребёнку.</w:t>
-      </w:r>
-      <w:r>
-        <w:t xml:space="preserve"> </w:t>
-      </w:r>
-      <w:r>
-        <w:t xml:space="preserve">Связь с ребёнком может возникнуть не сразу. Для времени после родов ВОЗ пишет, что формирование привязанности может занять время, и рекомендует врачам говорить об этом женщинам. Авторы обзора привязанности описывают её так: в первом триместре будущим родителям приходится привыкать к новому представлению о себе и о ребёнке, это может сопровождаться неопределёнными чувствами и растерянностью; во втором триместре родители, как правило, принимают новую ситуацию; примерно с 18–25-й недели, когда женщина начинает ощущать шевеления, привязанность к ребёнку начинает формироваться.</w:t>
-      </w:r>
-    </w:p>
-    <w:p>
-      <w:pPr>
-        <w:pStyle w:val="BodyText"/>
-      </w:pPr>
-      <w:r>
-        <w:t xml:space="preserve">Систематический обзор 41 исследования (Rollè и соавторы, 2020) показал, что в большинстве, но не во всех исследованиях депрессивные симптомы во время беременности связаны с более слабой привязанностью к ребёнку, а более слабая привязанность во время беременности — с депрессивными симптомами после родов. Это связь, а не доказанная причина, и у беременностей после потери или ЭКО результаты противоречивы. Но практический вывод из неё есть: если чувства к ребёнку не появляются, а настроение при этом подавлено, проверьте себя по признакам из раздела 10.3. Трудности с привязанностью, по ВОЗ, могут быть связаны с нежеланной беременностью, тяжёлым опытом в детстве, насилием в семье или психическим расстройством. В таких обстоятельствах женщине нужна поддержка. Удобный повод — консультация медицинского психолога, которая и так положена при беременности (раздел 10.11): на ней можно сказать «я не чувствую связи с ребёнком, и меня это пугает».</w:t>
-      </w:r>
-    </w:p>
-    <w:p>
-      <w:pPr>
-        <w:pStyle w:val="BodyText"/>
-      </w:pPr>
-      <w:r>
-        <w:rPr>
-          <w:bCs/>
-          <w:b/>
-        </w:rPr>
-        <w:t xml:space="preserve">Смешанные чувства.</w:t>
-      </w:r>
-      <w:r>
-        <w:t xml:space="preserve"> </w:t>
-      </w:r>
-      <w:r>
-        <w:t xml:space="preserve">Беременность можно ждать и одновременно жалеть о прежней жизни, радоваться и бояться, хотеть ребёнка и злиться на перемены. Насколько часто так бывает, цифрой сказать нельзя: у исследователей нет даже общего определения таких смешанных чувств. Из исследований отношения женщины к беременности устойчивее всего видна связь с депрессией. Граница с проблемой здесь та же, что и везде в этой главе. ВОЗ относит к признакам, требующим внимания, ощущение, что вы не сможете или не захотите заботиться о ребёнке, и негативные мысли о нём. Если такие чувства держатся, усиливаются или пугают вас, скажите о них медицинскому психологу женской консультации или акушеру-гинекологу и попросите направление (раздел 10.11).</w:t>
-      </w:r>
-    </w:p>
-    <w:p>
-      <w:pPr>
-        <w:pStyle w:val="BodyText"/>
-      </w:pPr>
-      <w:r>
-        <w:rPr>
-          <w:bCs/>
-          <w:b/>
-        </w:rPr>
-        <w:t xml:space="preserve">С кем говорить.</w:t>
-      </w:r>
-      <w:r>
-        <w:t xml:space="preserve"> </w:t>
-      </w:r>
-      <w:r>
-        <w:t xml:space="preserve">Женщине бывает трудно сказать о таких чувствах партнёру: кажется, что он не поймёт или обидится. ВОЗ рекомендует с согласия женщины вовлекать партнёра и близких в разговор о психическом здоровье и отмечает, что партнёры тоже уязвимы для тревоги и депрессии в этот период. Если сказать близким трудно, начните с психолога: с ним можно обсуждать то, что неловко произнести дома.</w:t>
-      </w:r>
-    </w:p>
-    <w:bookmarkEnd w:id="26"/>
-    <w:bookmarkStart w:id="27" w:name="Xcac3de5ff7d3945b1b5e1858ed41e2ef326ba09"/>
-    <w:p>
-      <w:pPr>
-        <w:pStyle w:val="Heading2"/>
-      </w:pPr>
-      <w:r>
-        <w:t xml:space="preserve">10.7. Беременность после потери и после трудного пути к зачатию</w:t>
-      </w:r>
-    </w:p>
-    <w:p>
-      <w:pPr>
-        <w:pStyle w:val="FirstParagraph"/>
-      </w:pPr>
-      <w:r>
-        <w:t xml:space="preserve">Тест положительный, а радости нет — только счёт недель до срока, на котором прошлая беременность закончилась. Или наоборот: беременность после нескольких лет лечения, и вместо облегчения — страх, что всё рухнет.</w:t>
-      </w:r>
-    </w:p>
-    <w:p>
-      <w:pPr>
-        <w:pStyle w:val="BodyText"/>
-      </w:pPr>
-      <w:r>
-        <w:rPr>
-          <w:bCs/>
-          <w:b/>
-        </w:rPr>
-        <w:t xml:space="preserve">После потери.</w:t>
-      </w:r>
-      <w:r>
-        <w:t xml:space="preserve"> </w:t>
-      </w:r>
-      <w:r>
-        <w:t xml:space="preserve">Выкидыш, замершая беременность, прерывание по медицинским показаниям, мертворождение оставляют след. ВОЗ называет реакции, которые бывают после потери: шок, вина, гнев, печаль; многие женщины не знают, как сказать о потере родственникам и друзьям. ВОЗ рекомендует, чтобы после потери оценивали психическое состояние женщины и при необходимости предлагали консультирование.</w:t>
-      </w:r>
-    </w:p>
-    <w:p>
-      <w:pPr>
-        <w:pStyle w:val="BodyText"/>
-      </w:pPr>
-      <w:r>
-        <w:t xml:space="preserve">В следующую беременность прошлая потеря часто возвращается тревогой: каждое обследование становится экзаменом, каждый срок, на котором случилась потеря, — рубежом. Метаанализ 19 исследований, в которых участвовали более 5 000 женщин с прошлой потерей и более 30 000 женщин без неё (Hunter и соавторы, 2017), показал, что в беременность после перинатальной потери выше уровень симптомов тревоги и депрессии, причём для тревоги различие заметно больше; по уровню стресса различий не нашли. В качественных исследованиях женщины описывают такую беременность как время смешанных чувств: они сознательно снижают ожидания, постоянно проверяют, всё ли в порядке, и избегают всего, что кажется рискованным. После пережитого такая тревога ожидаема, и говорить о ней с врачом можно так же, как о любом другом симптоме.</w:t>
-      </w:r>
-    </w:p>
-    <w:p>
-      <w:pPr>
-        <w:pStyle w:val="BodyText"/>
-      </w:pPr>
-      <w:r>
-        <w:rPr>
-          <w:bCs/>
-          <w:b/>
-        </w:rPr>
         <w:t xml:space="preserve">Что сделать.</w:t>
       </w:r>
       <w:r>
         <w:t xml:space="preserve"> </w:t>
       </w:r>
       <w:r>
-        <w:t xml:space="preserve">Расскажите акушеру-гинекологу о прошлой потере и о том, что вас пугает сейчас: на каком сроке случилась потеря, какой срок для вас самый тревожный. Чтобы ожидание каждого обследования не превращалось в неизвестность, задайте на приёме конкретные вопросы и запишите ответы:</w:t>
-      </w:r>
-    </w:p>
-    <w:p>
-      <w:pPr>
-        <w:numPr>
-          <w:ilvl w:val="0"/>
-          <w:numId w:val="1003"/>
-        </w:numPr>
-        <w:pStyle w:val="Compact"/>
-      </w:pPr>
-      <w:r>
-        <w:t xml:space="preserve">какие обследования мне предстоят и на каких сроках;</w:t>
-      </w:r>
-    </w:p>
-    <w:p>
-      <w:pPr>
-        <w:numPr>
-          <w:ilvl w:val="0"/>
-          <w:numId w:val="1003"/>
-        </w:numPr>
-        <w:pStyle w:val="Compact"/>
-      </w:pPr>
-      <w:r>
-        <w:t xml:space="preserve">что каждое из них проверяет и какой результат считается нормой;</w:t>
-      </w:r>
-    </w:p>
-    <w:p>
-      <w:pPr>
-        <w:numPr>
-          <w:ilvl w:val="0"/>
-          <w:numId w:val="1003"/>
-        </w:numPr>
-        <w:pStyle w:val="Compact"/>
-      </w:pPr>
-      <w:r>
-        <w:t xml:space="preserve">когда и как я узнаю результат;</w:t>
-      </w:r>
-    </w:p>
-    <w:p>
-      <w:pPr>
-        <w:numPr>
-          <w:ilvl w:val="0"/>
-          <w:numId w:val="1003"/>
-        </w:numPr>
-        <w:pStyle w:val="Compact"/>
-      </w:pPr>
-      <w:r>
-        <w:t xml:space="preserve">что будет, если результат окажется не в норме;</w:t>
-      </w:r>
-    </w:p>
-    <w:p>
-      <w:pPr>
-        <w:numPr>
-          <w:ilvl w:val="0"/>
-          <w:numId w:val="1003"/>
-        </w:numPr>
-        <w:pStyle w:val="Compact"/>
-      </w:pPr>
-      <w:r>
-        <w:t xml:space="preserve">при каких признаках между приёмами звонить в консультацию, а при каких вызывать скорую.</w:t>
-      </w:r>
-    </w:p>
-    <w:p>
-      <w:pPr>
-        <w:pStyle w:val="FirstParagraph"/>
-      </w:pPr>
-      <w:r>
-        <w:t xml:space="preserve">Если тревога мешает спать, работать, заниматься обычными делами, попросите направление к медицинскому психологу (раздел 10.11). То же — если горе после прошлой потери возвращается: ВОЗ рекомендует после потери оценивать психическое состояние женщины и при необходимости предлагать консультирование.</w:t>
-      </w:r>
-    </w:p>
-    <w:p>
-      <w:pPr>
-        <w:pStyle w:val="BodyText"/>
-      </w:pPr>
-      <w:r>
-        <w:rPr>
-          <w:bCs/>
-          <w:b/>
-        </w:rPr>
-        <w:t xml:space="preserve">После трудного пути к зачатию.</w:t>
-      </w:r>
-      <w:r>
-        <w:t xml:space="preserve"> </w:t>
-      </w:r>
-      <w:r>
-        <w:t xml:space="preserve">ВОЗ включает трудности с зачатием в число обстоятельств, при которых риск перинатальных трудностей с психическим здоровьем выше. Выше ли тревога и депрессия в саму беременность после ЭКО, чем при беременности без лечения, исследования однозначно не показывают: обзора с таким сравнением найти не удалось, а по послеродовой депрессии метаанализ различий между женщинами после вспомогательных репродуктивных технологий и после спонтанной беременности не нашёл. Авторы того же метаанализа подчёркивают, что проверять настроение во время беременности и после родов нужно у этих женщин так же, как у всех. Женщине после долгого лечения бывает трудно позволить себе радоваться и одновременно стыдно жаловаться: «я же так этого хотела». То, что беременности долго ждали, тревогу не отменяет, и сказать о ней врачу или психологу можно так же, как любой другой женщине.</w:t>
-      </w:r>
-    </w:p>
-    <w:bookmarkEnd w:id="27"/>
-    <w:bookmarkStart w:id="28" w:name="X63bf7b56db4366c1180cc921a1950eb1cb8b56d"/>
-    <w:p>
-      <w:pPr>
-        <w:pStyle w:val="Heading2"/>
-      </w:pPr>
-      <w:r>
-        <w:t xml:space="preserve">10.8. Страх родов: когда он мешает жить и что с ним делают</w:t>
-      </w:r>
-    </w:p>
-    <w:p>
-      <w:pPr>
-        <w:pStyle w:val="FirstParagraph"/>
-      </w:pPr>
-      <w:r>
-        <w:t xml:space="preserve">О родах вы стараетесь не думать, но мысли возвращаются. Видео с родами не досмотреть. Разговор подруги о своих родах заканчивается тем, что вы полночи не спите.</w:t>
-      </w:r>
-    </w:p>
-    <w:p>
-      <w:pPr>
-        <w:pStyle w:val="BodyText"/>
-      </w:pPr>
-      <w:r>
-        <w:t xml:space="preserve">Волнение перед родами знакомо большинству беременных. Иногда страх становится настолько сильным, что мешает жить, а женщина начинает просить о кесаревом сечении, лишь бы не рожать самой. Выраженный страх родов называют токофобией.</w:t>
-      </w:r>
-    </w:p>
-    <w:p>
-      <w:pPr>
-        <w:pStyle w:val="BodyText"/>
-      </w:pPr>
-      <w:r>
-        <w:t xml:space="preserve">Тяжёлый опыт прошлых родов ВОЗ называет одним из факторов риска перинатальных трудностей с психическим здоровьем, а хороший опыт родов — одним из защищающих. Если прошлые роды были травмирующими и воспоминания о них возвращаются картинами и снами, скажите об этом акушеру-гинекологу и попросите направить вас к психологу или психотерапевту (раздел 10.11): мучительные воспоминания и сны о пережитом ВОЗ относит к признакам, требующим внимания. Если врач найдёт посттравматическое стрессовое расстройство, для него, по NICE, рекомендованы только интенсивные психологические методы лечения.</w:t>
-      </w:r>
-    </w:p>
-    <w:p>
-      <w:pPr>
-        <w:pStyle w:val="BodyText"/>
-      </w:pPr>
-      <w:r>
-        <w:rPr>
-          <w:bCs/>
-          <w:b/>
-        </w:rPr>
-        <w:t xml:space="preserve">Что предлагают.</w:t>
-      </w:r>
-      <w:r>
-        <w:t xml:space="preserve"> </w:t>
-      </w:r>
-      <w:r>
-        <w:t xml:space="preserve">Британское руководство NICE рекомендует женщине с выраженным страхом родов дать возможность обсудить свои страхи со специалистом, который умеет оказывать психологическую помощь при беременности. Если страх приводит к просьбе о кесаревом сечении, NICE рекомендует выяснить, чего именно боится женщина, дать ей взвешенные сведения о пользе и рисках кесарева сечения и родов через естественные родовые пути, предложить направление к специалисту по психологической помощи и, если после этого женщина по-прежнему просит о кесаревом сечении, поддержать её выбор.</w:t>
-      </w:r>
-    </w:p>
-    <w:p>
-      <w:pPr>
-        <w:pStyle w:val="BodyText"/>
-      </w:pPr>
-      <w:r>
-        <w:rPr>
-          <w:highlight w:val="yellow"/>
-        </w:rPr>
-        <w:t xml:space="preserve">В России порядок другой. В российских клинических рекомендациях по кесареву сечению 2024 года страх родов среди показаний к операции не назван, о психологической помощи при страхе родов в них не говорится. Нежелание женщины рожать через естественные родовые пути рекомендации учитывают только в двух ситуациях: если на матке один рубец после кесарева сечения и если в прошлых родах ребёнок погиб или стал инвалидом — и в обоих случаях речь идёт о категорическом отказе женщины от естественных родов. Значит, в российской практике выраженный страх родов сам по себе — повод для психологической помощи и подробного разговора с акушером-гинекологом о родах, а не основание для операции. [ПРОВЕРИТЬ: вопрос врачу — подтвердить вывод для российской практики.]</w:t>
-      </w:r>
-    </w:p>
-    <w:p>
-      <w:pPr>
-        <w:pStyle w:val="BodyText"/>
-      </w:pPr>
-      <w:r>
-        <w:t xml:space="preserve">Насколько помогают психологические методы при сильном страхе родов, изучено пока недостаточно. Обзор Cochrane 2021 года объединил семь исследований, где применяли психообразование, когнитивно-поведенческую терапию, групповые занятия и арт-терапию. Такие методы, возможно, снижают страх родов, но снижение может быть незначимым в жизни (доказательства низкой достоверности); вероятно, они уменьшают число кесаревых сечений (доказательства умеренной достоверности). Общий вывод авторов: насколько эти методы снижают страх, пока неясно.</w:t>
-      </w:r>
-    </w:p>
-    <w:p>
-      <w:pPr>
-        <w:pStyle w:val="BodyText"/>
-      </w:pPr>
-      <w:r>
-        <w:rPr>
-          <w:bCs/>
-          <w:b/>
-        </w:rPr>
-        <w:t xml:space="preserve">Что сделать.</w:t>
-      </w:r>
-      <w:r>
-        <w:t xml:space="preserve"> </w:t>
-      </w:r>
-      <w:r>
-        <w:t xml:space="preserve">Скажите о страхе акушеру-гинекологу — не мимоходом, а прямо: «Я очень боюсь родов, это мешает мне жить». Попросите направить вас к медицинскому психологу (раздел 10.11). Узнайте заранее, что будет происходить в родах: спросите у акушера-гинеколога, в какой роддом вас направят, можно ли заранее побывать там, какие способы обезболивания там применяют и кого можно взять с собой; запишитесь на занятия по подготовке к родам — в женской консультации предусмотрен кабинет психопрофилактической подготовки беременных к родам. Часть страха держится на неизвестности.</w:t>
-      </w:r>
-    </w:p>
-    <w:bookmarkEnd w:id="28"/>
-    <w:bookmarkStart w:id="29" w:name="соцсети-поток-информации-и-чужие-советы"/>
-    <w:p>
-      <w:pPr>
-        <w:pStyle w:val="Heading2"/>
-      </w:pPr>
-      <w:r>
-        <w:t xml:space="preserve">10.9. Соцсети, поток информации и чужие советы</w:t>
-      </w:r>
-    </w:p>
-    <w:p>
-      <w:pPr>
-        <w:pStyle w:val="FirstParagraph"/>
-      </w:pPr>
-      <w:r>
-        <w:t xml:space="preserve">Вы открываете приложение, чтобы посмотреть размер ребёнка на этой неделе, а через час читаете историю чужой тяжёлой беременности. В ленте — подтянутые беременные блогеры, идеальные детские, советы «обязательно сделайте это до 20 недель».</w:t>
-      </w:r>
-    </w:p>
-    <w:p>
-      <w:pPr>
-        <w:pStyle w:val="BodyText"/>
-      </w:pPr>
-      <w:r>
-        <w:t xml:space="preserve">Как соцсети влияют на психическое здоровье беременных, изучено мало: систематических обзоров на эту тему пока нет. Отдельные исследования показывают связь. В американском исследовании 2025 года женщины, которые во время беременности искали медицинскую информацию в соцсетях, к концу беременности чаще отмечали тревогу и дистресс. Из такого исследования нельзя понять, что причина, а что следствие: соцсети усиливают тревогу или тревожные женщины чаще в них ищут ответы.</w:t>
-      </w:r>
-    </w:p>
-    <w:p>
-      <w:pPr>
-        <w:pStyle w:val="BodyText"/>
-      </w:pPr>
-      <w:r>
-        <w:t xml:space="preserve">Сами поводы для беспокойства у беременных почти всеобщие. В норвежском опросе 1 402 беременных почти все участницы назвали свои тревоги: аномалии развития ребёнка — 99 %, выкидыш — 95 %, роды — 85 %. ВОЗ относит к признакам проблемы не само беспокойство о ребёнке, а беспокойство, которое невозможно остановить (раздел 10.4).</w:t>
-      </w:r>
-    </w:p>
-    <w:p>
-      <w:pPr>
-        <w:pStyle w:val="BodyText"/>
-      </w:pPr>
-      <w:r>
-        <w:t xml:space="preserve">Отказываться от интернета не нужно. Полезнее заметить момент, когда поиск перестаёт успокаивать. Для женщины, склонной к тревоге, поиск может работать так же, как повторные проверки из раздела 10.4: на минуту становится спокойнее, а потом тревога возвращается с новым вопросом.</w:t>
-      </w:r>
-    </w:p>
-    <w:p>
-      <w:pPr>
-        <w:pStyle w:val="BodyText"/>
-      </w:pPr>
-      <w:r>
-        <w:rPr>
-          <w:bCs/>
-          <w:b/>
-        </w:rPr>
-        <w:t xml:space="preserve">Как заметить, что лента вам не помогает.</w:t>
-      </w:r>
-      <w:r>
-        <w:t xml:space="preserve"> </w:t>
-      </w:r>
-      <w:r>
-        <w:t xml:space="preserve">После просмотра становится тревожнее, а не спокойнее; вы сравниваете свою беременность, тело, доход или дом с чужими; ищете в интернете подтверждение самому плохому варианту; не можете остановиться, хотя хотели посмотреть одно.</w:t>
-      </w:r>
-    </w:p>
-    <w:p>
-      <w:pPr>
-        <w:pStyle w:val="BodyText"/>
-      </w:pPr>
-      <w:r>
-        <w:rPr>
-          <w:bCs/>
-          <w:b/>
-        </w:rPr>
-        <w:t xml:space="preserve">Что сделать.</w:t>
-      </w:r>
-    </w:p>
-    <w:p>
-      <w:pPr>
-        <w:numPr>
-          <w:ilvl w:val="0"/>
-          <w:numId w:val="1004"/>
-        </w:numPr>
-        <w:pStyle w:val="Compact"/>
-      </w:pPr>
-      <w:r>
-        <w:t xml:space="preserve">Перед тем как открыть поиск, спросите себя: изменит ли ответ то, что я сделаю сегодня? Если нет, запишите вопрос в заметку «Вопросы врачу» и принесите список на ближайший приём.</w:t>
-      </w:r>
-    </w:p>
-    <w:p>
-      <w:pPr>
-        <w:numPr>
-          <w:ilvl w:val="0"/>
-          <w:numId w:val="1004"/>
-        </w:numPr>
-        <w:pStyle w:val="Compact"/>
-      </w:pPr>
-      <w:r>
-        <w:t xml:space="preserve">Если тревожит симптом, сначала сверьтесь с перечнем Раздела 0 «Быстрая помощь». Есть в перечне — действуйте, как там сказано, не дожидаясь утра. Нет в перечне — запишите, когда начался симптом и как менялся, и утром позвоните в женскую консультацию.</w:t>
-      </w:r>
-    </w:p>
-    <w:p>
-      <w:pPr>
-        <w:numPr>
-          <w:ilvl w:val="0"/>
-          <w:numId w:val="1004"/>
-        </w:numPr>
-        <w:pStyle w:val="Compact"/>
-      </w:pPr>
-      <w:r>
-        <w:t xml:space="preserve">Для справок о беременности оставьте один-два источника, которым доверяете: вашего врача, эту книгу, официальные материалы. Остальное читайте по желанию, а не ради проверки.</w:t>
-      </w:r>
-    </w:p>
-    <w:p>
-      <w:pPr>
-        <w:numPr>
-          <w:ilvl w:val="0"/>
-          <w:numId w:val="1004"/>
-        </w:numPr>
-        <w:pStyle w:val="Compact"/>
-      </w:pPr>
-      <w:r>
-        <w:t xml:space="preserve">Отпишитесь от аккаунтов, после которых вам хуже, и выключите уведомления в приложениях для беременных, если они тревожат.</w:t>
-      </w:r>
-    </w:p>
-    <w:p>
-      <w:pPr>
-        <w:numPr>
-          <w:ilvl w:val="0"/>
-          <w:numId w:val="1004"/>
-        </w:numPr>
-        <w:pStyle w:val="Compact"/>
-      </w:pPr>
-      <w:r>
-        <w:t xml:space="preserve">Если всё равно не получается остановиться и проверки занимают часы, это признак, о котором стоит сказать психологу (разделы 10.4, 10.11).</w:t>
-      </w:r>
-    </w:p>
-    <w:p>
-      <w:pPr>
-        <w:pStyle w:val="FirstParagraph"/>
-      </w:pPr>
-      <w:r>
-        <w:rPr>
-          <w:bCs/>
-          <w:b/>
-        </w:rPr>
-        <w:t xml:space="preserve">Чужие советы.</w:t>
-      </w:r>
-      <w:r>
-        <w:t xml:space="preserve"> </w:t>
-      </w:r>
-      <w:r>
-        <w:t xml:space="preserve">То же давление бывает и без интернета: советы родственников, знакомых, случайных людей в очереди. ВОЗ включает в психологическое просвещение для беременных понимание своего права на уважительное отношение и противодействие предубеждению, будто женщина с психологическими трудностями — «ленивая» или «плохая» мать. На советы, которые вам не подходят, можно отвечать коротко и не вступать в спор:</w:t>
-      </w:r>
-    </w:p>
-    <w:p>
-      <w:pPr>
-        <w:numPr>
-          <w:ilvl w:val="0"/>
-          <w:numId w:val="1005"/>
-        </w:numPr>
-        <w:pStyle w:val="Compact"/>
-      </w:pPr>
-      <w:r>
-        <w:t xml:space="preserve">«Спасибо, мы с врачом выбрали другой подход».</w:t>
-      </w:r>
-    </w:p>
-    <w:p>
-      <w:pPr>
-        <w:numPr>
-          <w:ilvl w:val="0"/>
-          <w:numId w:val="1005"/>
-        </w:numPr>
-        <w:pStyle w:val="Compact"/>
-      </w:pPr>
-      <w:r>
-        <w:t xml:space="preserve">«Я подумаю, но пока хочу делать по-своему».</w:t>
-      </w:r>
-    </w:p>
-    <w:p>
-      <w:pPr>
-        <w:numPr>
-          <w:ilvl w:val="0"/>
-          <w:numId w:val="1005"/>
-        </w:numPr>
-        <w:pStyle w:val="Compact"/>
-      </w:pPr>
-      <w:r>
-        <w:t xml:space="preserve">«Мне сейчас тяжело это обсуждать. Давай поговорим о другом».</w:t>
-      </w:r>
-    </w:p>
-    <w:p>
-      <w:pPr>
-        <w:pStyle w:val="FirstParagraph"/>
-      </w:pPr>
-      <w:r>
-        <w:t xml:space="preserve">Если совет касается здоровья и вызывает сомнение, вопрос можно передать врачу: «Мне сказали, что…, это так?»</w:t>
-      </w:r>
-    </w:p>
-    <w:bookmarkEnd w:id="29"/>
-    <w:bookmarkStart w:id="30" w:name="Xe7d1adb22395c8ea04dd49556c73faf0986ce80"/>
-    <w:p>
-      <w:pPr>
-        <w:pStyle w:val="Heading2"/>
-      </w:pPr>
-      <w:r>
-        <w:t xml:space="preserve">10.10. Что действительно помогает и чего лучше не делать</w:t>
-      </w:r>
-    </w:p>
-    <w:p>
-      <w:pPr>
-        <w:pStyle w:val="FirstParagraph"/>
-      </w:pPr>
-      <w:r>
-        <w:t xml:space="preserve">Самый частый совет беременной — «больше отдыхай и не думай о плохом». Что именно делать, из него непонятно.</w:t>
-      </w:r>
-    </w:p>
-    <w:p>
-      <w:pPr>
-        <w:pStyle w:val="BodyText"/>
-      </w:pPr>
-      <w:r>
-        <w:t xml:space="preserve">ВОЗ разделяет способы справляться с напряжением на полезные и вредные. Полезные: поговорить с человеком, которому доверяете; побыть в тишине, на природе, в молитве или медитации; заняться творчеством; двигаться. Вредные: алкоголь и наркотики. Полезными ВОЗ называет и практики осознанности, расслабление и дыхательные упражнения.</w:t>
-      </w:r>
-    </w:p>
-    <w:p>
-      <w:pPr>
-        <w:pStyle w:val="BodyText"/>
-      </w:pPr>
-      <w:r>
-        <w:rPr>
-          <w:bCs/>
-          <w:b/>
-        </w:rPr>
-        <w:t xml:space="preserve">Сон.</w:t>
-      </w:r>
-      <w:r>
-        <w:t xml:space="preserve"> </w:t>
-      </w:r>
-      <w:r>
-        <w:t xml:space="preserve">Плохое качество сна при беременности связано с более высоким риском депрессии. Что можно сделать со сном при беременности, подробно разобрано в Теме 2. Если сон не налаживается, несмотря на всё, что вы делаете, это повод сказать врачу (Тема 2, раздел 2.5).</w:t>
-      </w:r>
-    </w:p>
-    <w:p>
-      <w:pPr>
-        <w:pStyle w:val="BodyText"/>
-      </w:pPr>
-      <w:r>
-        <w:rPr>
-          <w:bCs/>
-          <w:b/>
-        </w:rPr>
-        <w:t xml:space="preserve">Движение.</w:t>
-      </w:r>
-      <w:r>
-        <w:t xml:space="preserve"> </w:t>
-      </w:r>
-      <w:r>
-        <w:t xml:space="preserve">Какая нагрузка при беременности безопасна и как её подобрать, — Тема 3.</w:t>
-      </w:r>
-    </w:p>
-    <w:p>
-      <w:pPr>
-        <w:pStyle w:val="BodyText"/>
-      </w:pPr>
-      <w:r>
-        <w:rPr>
-          <w:bCs/>
-          <w:b/>
-        </w:rPr>
-        <w:t xml:space="preserve">Поддержка.</w:t>
-      </w:r>
-      <w:r>
-        <w:t xml:space="preserve"> </w:t>
-      </w:r>
-      <w:r>
-        <w:t xml:space="preserve">Поддержку близких ВОЗ ставит первой в перечне обстоятельств, защищающих психическое здоровье при беременности, и различает два её вида: эмоциональную — когда можно поделиться переживаниями и встретить доброту и уважение, и практическую — помощь с детьми, едой, делами. Женщине в тяжёлом состоянии, отмечает ВОЗ, бывает трудно просить о помощи: не хватает сил, кажется, что она этого не заслуживает или что помощь не дадут, — и тогда изоляция углубляется и состояние ухудшается. Поэтому лучше просить о конкретном, не дожидаясь, пока помощь предложат. Выпишите три-пять дел, которые сейчас даются тяжелее всего (готовка, уборка, покупки, дорога к врачу, старший ребёнок), и рядом — кто из близких мог бы взять одно из них. Просите одно дело на определённый день: «посиди со старшим в субботу с десяти до двух», «съезди со мной на УЗИ в четверг». Если просить некого, скажите об этом акушеру-гинекологу или психологу: ВОЗ отмечает, что в женской консультации могут помочь найти людей, к которым можно обратиться. Курсы для беременных, по ВОЗ, могут стать группой поддержки среди женщин в похожем положении.</w:t>
-      </w:r>
-    </w:p>
-    <w:p>
-      <w:pPr>
-        <w:pStyle w:val="BodyText"/>
-      </w:pPr>
-      <w:r>
-        <w:rPr>
-          <w:bCs/>
-          <w:b/>
-        </w:rPr>
-        <w:t xml:space="preserve">Приёмы для острой тревоги.</w:t>
-      </w:r>
-      <w:r>
-        <w:t xml:space="preserve"> </w:t>
-      </w:r>
-      <w:r>
-        <w:t xml:space="preserve">Когда тревога накрывает волной, помогают дыхательные упражнения и расслабление. Вариант из пособия ВОЗ «Важные навыки в периоды стресса»: медленно и спокойно выдохните весь воздух из лёгких, досчитайте про себя до трёх и как можно медленнее наполните лёгкие воздухом; если появились головокружение, дурнота или стеснение в груди, замедлите дыхание и не дышите глубоко. Там же — способ вернуть внимание к тому, что происходит вокруг: заметить, какие пять предметов вы видите и какие три-четыре звука слышите.</w:t>
-      </w:r>
-    </w:p>
-    <w:p>
-      <w:pPr>
-        <w:pStyle w:val="BodyText"/>
-      </w:pPr>
-      <w:r>
-        <w:rPr>
-          <w:bCs/>
-          <w:b/>
-        </w:rPr>
-        <w:t xml:space="preserve">Чего лучше не делать.</w:t>
-      </w:r>
-    </w:p>
-    <w:p>
-      <w:pPr>
-        <w:numPr>
-          <w:ilvl w:val="0"/>
-          <w:numId w:val="1006"/>
-        </w:numPr>
-        <w:pStyle w:val="Compact"/>
-      </w:pPr>
-      <w:r>
-        <w:rPr>
-          <w:bCs/>
-          <w:b/>
-        </w:rPr>
-        <w:t xml:space="preserve">Не принимать «успокоительные» самостоятельно</w:t>
-      </w:r>
-      <w:r>
-        <w:t xml:space="preserve">, включая травяные сборы и безрецептурные средства: у части трав есть ограничения при беременности (Тема 7, раздел 7.12). Бензодиазепины — группу успокоительных и снотворных препаратов — NICE не рекомендует при беременности, кроме короткого курса при тяжёлой тревоге и возбуждении, и только по назначению врача.</w:t>
-      </w:r>
-    </w:p>
-    <w:p>
-      <w:pPr>
-        <w:numPr>
-          <w:ilvl w:val="0"/>
-          <w:numId w:val="1006"/>
-        </w:numPr>
-        <w:pStyle w:val="Compact"/>
-      </w:pPr>
-      <w:r>
-        <w:rPr>
-          <w:bCs/>
-          <w:b/>
-        </w:rPr>
-        <w:t xml:space="preserve">Не «снимать напряжение» алкоголем, сигаретами, другими веществами.</w:t>
-      </w:r>
-      <w:r>
-        <w:t xml:space="preserve"> </w:t>
-      </w:r>
-      <w:r>
-        <w:t xml:space="preserve">ВОЗ называет их среди вредных способов; о самих веществах при беременности — Тема 8.</w:t>
-      </w:r>
-    </w:p>
-    <w:p>
-      <w:pPr>
-        <w:numPr>
-          <w:ilvl w:val="0"/>
-          <w:numId w:val="1006"/>
-        </w:numPr>
-        <w:pStyle w:val="Compact"/>
-      </w:pPr>
-      <w:r>
-        <w:rPr>
-          <w:bCs/>
-          <w:b/>
-        </w:rPr>
-        <w:t xml:space="preserve">Не отменять самостоятельно лекарства, назначенные психиатром до беременности.</w:t>
-      </w:r>
-      <w:r>
-        <w:t xml:space="preserve"> </w:t>
-      </w:r>
-      <w:r>
-        <w:t xml:space="preserve">Это отдельный и важный вопрос — раздел 10.12.</w:t>
-      </w:r>
-    </w:p>
-    <w:p>
-      <w:pPr>
-        <w:numPr>
-          <w:ilvl w:val="0"/>
-          <w:numId w:val="1006"/>
-        </w:numPr>
-        <w:pStyle w:val="Compact"/>
-      </w:pPr>
-      <w:r>
-        <w:rPr>
-          <w:bCs/>
-          <w:b/>
-        </w:rPr>
-        <w:t xml:space="preserve">Не оставаться с тяжёлым состоянием одной.</w:t>
-      </w:r>
-      <w:r>
-        <w:t xml:space="preserve"> </w:t>
-      </w:r>
-      <w:r>
-        <w:t xml:space="preserve">Если признаки из раздела 10.3 держатся две недели и дольше, усиливаются или пугают, самопомощи недостаточно — следующий шаг описан в разделе 10.11.</w:t>
-      </w:r>
-    </w:p>
-    <w:bookmarkEnd w:id="30"/>
-    <w:bookmarkStart w:id="31" w:name="X8541abe269f0d35374a8e12452fb530a779e3e7"/>
-    <w:p>
-      <w:pPr>
-        <w:pStyle w:val="Heading2"/>
-      </w:pPr>
-      <w:r>
-        <w:t xml:space="preserve">10.11. К кому идти: психолог, психотерапевт, психиатр, акушер-гинеколог</w:t>
-      </w:r>
-    </w:p>
-    <w:p>
-      <w:pPr>
-        <w:pStyle w:val="FirstParagraph"/>
-      </w:pPr>
-      <w:r>
-        <w:t xml:space="preserve">В обменной карте появилась отметка о направлении к психологу, и непонятно, зачем: «я же нормальная». А когда действительно плохо, неясно, к кому идти и не будет ли это иметь последствий.</w:t>
-      </w:r>
-    </w:p>
-    <w:p>
-      <w:pPr>
-        <w:pStyle w:val="BodyText"/>
-      </w:pPr>
-      <w:r>
-        <w:rPr>
-          <w:bCs/>
-          <w:b/>
-        </w:rPr>
-        <w:t xml:space="preserve">Акушер-гинеколог — первый шаг.</w:t>
-      </w:r>
-      <w:r>
-        <w:t xml:space="preserve"> </w:t>
-      </w:r>
-      <w:r>
-        <w:t xml:space="preserve">Начать можно с врача, который ведёт беременность. ВОЗ рассматривает женскую консультацию как место, где большинство женщин могут получить поддержку и откуда при более тяжёлом состоянии направляют к специалистам. Акушер-гинеколог может направить к психологу или к психиатру и учесть ваше состояние при наблюдении.</w:t>
-      </w:r>
-    </w:p>
-    <w:p>
-      <w:pPr>
-        <w:pStyle w:val="BodyText"/>
-      </w:pPr>
-      <w:r>
-        <w:rPr>
-          <w:bCs/>
-          <w:b/>
-        </w:rPr>
-        <w:t xml:space="preserve">Медицинский психолог в женской консультации.</w:t>
-      </w:r>
-      <w:r>
-        <w:t xml:space="preserve"> </w:t>
-      </w:r>
-      <w:r>
-        <w:t xml:space="preserve">По российским клиническим рекомендациям, каждую беременную направляют на консультацию медицинского психолога дважды: при первом визите и в третьем триместре. Цель, указанная в рекомендациях, — снизить риск акушерских и перинатальных осложнений и сформировать положительный настрой на вынашивание и рождение ребёнка. Новый порядок оказания помощи по акушерству и гинекологии закрепляет то же: при нормальной беременности медицинский психолог (психолог) принимает беременную не менее двух раз. После родов акушер-гинеколог при необходимости направляет на психологическое консультирование. Направление — часть обычного наблюдения, а не отметка о том, что с вами что-то не так. Что именно обсуждают на этой консультации, рекомендации не описывают.</w:t>
-      </w:r>
-    </w:p>
-    <w:p>
-      <w:pPr>
-        <w:pStyle w:val="BodyText"/>
-      </w:pPr>
-      <w:r>
-        <w:rPr>
-          <w:bCs/>
-          <w:b/>
-        </w:rPr>
-        <w:t xml:space="preserve">Кто есть кто.</w:t>
-      </w:r>
-      <w:r>
-        <w:t xml:space="preserve"> </w:t>
-      </w:r>
-      <w:r>
-        <w:t xml:space="preserve">Эти трое специалистов различаются образованием и тем, что вправе делать.</w:t>
-      </w:r>
-    </w:p>
-    <w:p>
-      <w:pPr>
-        <w:numPr>
-          <w:ilvl w:val="0"/>
-          <w:numId w:val="1007"/>
-        </w:numPr>
-        <w:pStyle w:val="Compact"/>
-      </w:pPr>
-      <w:r>
-        <w:rPr>
-          <w:bCs/>
-          <w:b/>
-        </w:rPr>
-        <w:t xml:space="preserve">Медицинский психолог</w:t>
-      </w:r>
-      <w:r>
-        <w:t xml:space="preserve"> </w:t>
-      </w:r>
-      <w:r>
-        <w:t xml:space="preserve">— не врач. Для этой должности нужно высшее образование по клинической психологии или психологическое образование с переподготовкой по клинической психологии. Психолог проводит психологическую диагностику, рассказывает о её результатах, консультирует пациентку и её близких в стрессовой ситуации, помогает при расстройствах, связанных со стрессом. Лекарств он не назначает: назначение лекарств — дело врача.</w:t>
-      </w:r>
-    </w:p>
-    <w:p>
-      <w:pPr>
-        <w:numPr>
-          <w:ilvl w:val="0"/>
-          <w:numId w:val="1007"/>
-        </w:numPr>
-        <w:pStyle w:val="Compact"/>
-      </w:pPr>
-      <w:r>
-        <w:rPr>
-          <w:bCs/>
-          <w:b/>
-        </w:rPr>
-        <w:t xml:space="preserve">Психотерапевт</w:t>
-      </w:r>
-      <w:r>
-        <w:t xml:space="preserve"> </w:t>
-      </w:r>
-      <w:r>
-        <w:t xml:space="preserve">— в России врач. Чтобы работать врачом-психотерапевтом, нужно высшее медицинское образование по специальности «Лечебное дело» или «Педиатрия» и затем подготовка по психотерапии. Он лечит психотерапией и как врач может ставить диагноз и назначать лечение.</w:t>
-      </w:r>
-    </w:p>
-    <w:p>
-      <w:pPr>
-        <w:numPr>
-          <w:ilvl w:val="0"/>
-          <w:numId w:val="1007"/>
-        </w:numPr>
-        <w:pStyle w:val="Compact"/>
-      </w:pPr>
-      <w:r>
-        <w:rPr>
-          <w:bCs/>
-          <w:b/>
-        </w:rPr>
-        <w:t xml:space="preserve">Психиатр</w:t>
-      </w:r>
-      <w:r>
-        <w:t xml:space="preserve"> </w:t>
-      </w:r>
-      <w:r>
-        <w:t xml:space="preserve">— врач, который диагностирует психические расстройства и назначает лечение, в том числе лекарственное.</w:t>
-      </w:r>
-    </w:p>
-    <w:p>
-      <w:pPr>
-        <w:pStyle w:val="FirstParagraph"/>
-      </w:pPr>
-      <w:r>
-        <w:rPr>
-          <w:bCs/>
-          <w:b/>
-        </w:rPr>
-        <w:t xml:space="preserve">Куда записаться.</w:t>
-      </w:r>
-      <w:r>
-        <w:t xml:space="preserve"> </w:t>
-      </w:r>
-      <w:r>
-        <w:rPr>
-          <w:highlight w:val="yellow"/>
-        </w:rPr>
-        <w:t xml:space="preserve">Кабинет врача-психиатра работает по территориально-участковому принципу, то есть по месту жительства. Записаться к психиатру можно самостоятельно, в том числе через портал Госуслуг. Психотерапевтический кабинет помогает при непсихотических расстройствах, расстройствах адаптации и тем, у кого есть риск их развития; там проводят психотерапию, при необходимости вместе с лекарствами. Психоневрологический диспансер (в некоторых регионах — центр психического здоровья) объединяет кабинеты психиатра, психотерапевта и медицинского психолога. [ПРОВЕРИТЬ: вопрос врачу — как это выглядит на практике в регионах: кабинет психиатра в поликлинике или диспансер по месту жительства.]</w:t>
-      </w:r>
-    </w:p>
-    <w:p>
-      <w:pPr>
-        <w:pStyle w:val="BodyText"/>
-      </w:pPr>
-      <w:r>
-        <w:rPr>
-          <w:highlight w:val="yellow"/>
-        </w:rPr>
-        <w:t xml:space="preserve">Если вы не знаете, к кому идти, ориентир такой. При временных трудностях, переживаниях, связанных с беременностью, страхе родов, вопросах о привязанности — психолог. Если признаки из раздела 10.3 держатся две недели и больше и мешают жить, если вы раньше лечились у психиатра или принимаете лекарства — психиатр или психотерапевт. При мыслях о самоубийстве, вреде ребёнку, ощущении, что реальность изменилась, — немедленная помощь (раздел 10.14). [ПРОВЕРИТЬ: вопрос врачу — подтвердить эту схему маршрутизации для российской практики.]</w:t>
-      </w:r>
-    </w:p>
-    <w:p>
-      <w:pPr>
-        <w:pStyle w:val="BodyText"/>
-      </w:pPr>
-      <w:r>
-        <w:rPr>
-          <w:bCs/>
-          <w:b/>
-        </w:rPr>
-        <w:t xml:space="preserve">«Не поставят ли на учёт».</w:t>
-      </w:r>
-      <w:r>
-        <w:t xml:space="preserve"> </w:t>
-      </w:r>
-      <w:r>
-        <w:t xml:space="preserve">Этот страх останавливает многих. Ответ есть в законе о психиатрической помощи: он различает два вида помощи в поликлинике или диспансере.</w:t>
-      </w:r>
-    </w:p>
-    <w:p>
-      <w:pPr>
-        <w:pStyle w:val="BodyText"/>
-      </w:pPr>
-      <w:r>
-        <w:t xml:space="preserve">Первый — обычная амбулаторная помощь: консультация, диагностика, лечение. Её оказывают только при добровольном обращении человека и с его согласия. Женщина, которая пришла к психиатру с тревогой или депрессией, получает именно такую помощь.</w:t>
-      </w:r>
-    </w:p>
-    <w:p>
-      <w:pPr>
-        <w:pStyle w:val="BodyText"/>
-      </w:pPr>
-      <w:r>
-        <w:t xml:space="preserve">Второй — диспансерное наблюдение, то есть регулярные осмотры психиатром. Его могут установить и без согласия, но только при хроническом и затяжном психическом расстройстве с тяжёлыми стойкими или часто обостряющимися проявлениями. Решение принимает комиссия врачей-психиатров, его можно обжаловать, а прекращают наблюдение при выздоровлении или стойком улучшении.</w:t>
-      </w:r>
-    </w:p>
-    <w:p>
-      <w:pPr>
-        <w:pStyle w:val="BodyText"/>
-      </w:pPr>
-      <w:r>
-        <w:rPr>
-          <w:highlight w:val="yellow"/>
-        </w:rPr>
-        <w:t xml:space="preserve">Сам факт обращения за психиатрической помощью, состояние психического здоровья и диагноз составляют врачебную тайну, охраняемую законом. [ПРОВЕРИТЬ: вопрос врачу — нужно ли добавить, как обращение к психиатру отражается в медицинских документах женской консультации и в обменной карте; закон этого не регулирует.]</w:t>
-      </w:r>
-    </w:p>
-    <w:p>
-      <w:pPr>
-        <w:pStyle w:val="BodyText"/>
-      </w:pPr>
-      <w:r>
-        <w:rPr>
-          <w:bCs/>
-          <w:b/>
-        </w:rPr>
-        <w:t xml:space="preserve">Как говорить на приёме.</w:t>
-      </w:r>
-      <w:r>
-        <w:t xml:space="preserve"> </w:t>
-      </w:r>
-      <w:r>
-        <w:t xml:space="preserve">Помогает подготовиться: записать, что именно вас беспокоит, как давно, насколько мешает (сон, работа, общение, забота о себе), были ли такие состояния раньше и как лечились, какие лекарства вы принимаете. По этим признакам специалист и оценивает состояние (раздел 10.3). Можно прийти с близким человеком: ВОЗ рекомендует приглашать поддерживающих близких на приёмы, если женщина согласна.</w:t>
-      </w:r>
-    </w:p>
-    <w:bookmarkEnd w:id="31"/>
-    <w:bookmarkStart w:id="32" w:name="X76acf380e897c1c998c35035e744f27ecdfed6d"/>
-    <w:p>
-      <w:pPr>
-        <w:pStyle w:val="Heading2"/>
-      </w:pPr>
-      <w:r>
-        <w:t xml:space="preserve">10.12. Психотерапия и лекарства при беременности</w:t>
-      </w:r>
-    </w:p>
-    <w:p>
-      <w:pPr>
-        <w:pStyle w:val="FirstParagraph"/>
-      </w:pPr>
-      <w:r>
-        <w:t xml:space="preserve">«При беременности никаких таблеток» — убеждение, из-за которого женщина может бросить лечение, назначенное до беременности, или отказаться от него, когда оно нужно. На деле решение о лечении при беременности — это сравнение двух рисков: риска лечения и риска болезни, которую не лечат.</w:t>
-      </w:r>
-    </w:p>
-    <w:p>
-      <w:pPr>
-        <w:pStyle w:val="BodyText"/>
-      </w:pPr>
-      <w:r>
-        <w:rPr>
-          <w:bCs/>
-          <w:b/>
-        </w:rPr>
-        <w:t xml:space="preserve">Психотерапия — первая.</w:t>
-      </w:r>
-      <w:r>
-        <w:t xml:space="preserve"> </w:t>
-      </w:r>
-      <w:r>
-        <w:t xml:space="preserve">Российские клинические рекомендации по депрессии называют психотерапию предпочтительным методом лечения у беременных, кормящих и планирующих беременность, если нет строгих показаний к лекарственному лечению. ВОЗ отмечает, что большинству женщин с психическими трудностями при беременности помогает сочетание психосоциальной поддержки и психологических методов.</w:t>
-      </w:r>
-    </w:p>
-    <w:p>
-      <w:pPr>
-        <w:pStyle w:val="BodyText"/>
-      </w:pPr>
-      <w:r>
-        <w:t xml:space="preserve">Какие методы применяют. ВОЗ перечисляет методы с доказанной эффективностью:</w:t>
-      </w:r>
-    </w:p>
-    <w:p>
-      <w:pPr>
-        <w:numPr>
-          <w:ilvl w:val="0"/>
-          <w:numId w:val="1008"/>
-        </w:numPr>
-        <w:pStyle w:val="Compact"/>
-      </w:pPr>
-      <w:r>
-        <w:rPr>
-          <w:bCs/>
-          <w:b/>
-        </w:rPr>
-        <w:t xml:space="preserve">поведенческая активация</w:t>
-      </w:r>
-      <w:r>
-        <w:t xml:space="preserve"> </w:t>
-      </w:r>
-      <w:r>
-        <w:t xml:space="preserve">— возвращение к делам, которые раньше приносили удовольствие, несмотря на сниженное настроение;</w:t>
-      </w:r>
-    </w:p>
-    <w:p>
-      <w:pPr>
-        <w:numPr>
-          <w:ilvl w:val="0"/>
-          <w:numId w:val="1008"/>
-        </w:numPr>
-        <w:pStyle w:val="Compact"/>
-      </w:pPr>
-      <w:r>
-        <w:rPr>
-          <w:bCs/>
-          <w:b/>
-        </w:rPr>
-        <w:t xml:space="preserve">когнитивно-поведенческая терапия (КПТ)</w:t>
-      </w:r>
-      <w:r>
-        <w:t xml:space="preserve"> </w:t>
-      </w:r>
-      <w:r>
-        <w:t xml:space="preserve">— работа с мыслями (замечать и оспаривать нереалистичные негативные мысли) и с поведением (больше делать того, что приносит удовлетворение);</w:t>
-      </w:r>
-    </w:p>
-    <w:p>
-      <w:pPr>
-        <w:numPr>
-          <w:ilvl w:val="0"/>
-          <w:numId w:val="1008"/>
-        </w:numPr>
-        <w:pStyle w:val="Compact"/>
-      </w:pPr>
-      <w:r>
-        <w:rPr>
-          <w:bCs/>
-          <w:b/>
-        </w:rPr>
-        <w:t xml:space="preserve">интерперсональная терапия</w:t>
-      </w:r>
-      <w:r>
-        <w:t xml:space="preserve"> </w:t>
-      </w:r>
-      <w:r>
-        <w:t xml:space="preserve">— работа со связью между симптомами и трудностями в отношениях: горем, конфликтами, переменами в жизни, одиночеством;</w:t>
-      </w:r>
-    </w:p>
-    <w:p>
-      <w:pPr>
-        <w:numPr>
-          <w:ilvl w:val="0"/>
-          <w:numId w:val="1008"/>
-        </w:numPr>
-        <w:pStyle w:val="Compact"/>
-      </w:pPr>
-      <w:r>
-        <w:rPr>
-          <w:bCs/>
-          <w:b/>
-        </w:rPr>
-        <w:t xml:space="preserve">решение проблем</w:t>
-      </w:r>
-      <w:r>
-        <w:t xml:space="preserve"> </w:t>
-      </w:r>
-      <w:r>
-        <w:t xml:space="preserve">— пошаговое определение проблем и поиск выхода;</w:t>
-      </w:r>
-    </w:p>
-    <w:p>
-      <w:pPr>
-        <w:numPr>
-          <w:ilvl w:val="0"/>
-          <w:numId w:val="1008"/>
-        </w:numPr>
-        <w:pStyle w:val="Compact"/>
-      </w:pPr>
-      <w:r>
-        <w:rPr>
-          <w:bCs/>
-          <w:b/>
-        </w:rPr>
-        <w:t xml:space="preserve">обучение расслаблению</w:t>
-      </w:r>
-      <w:r>
-        <w:t xml:space="preserve"> </w:t>
-      </w:r>
-      <w:r>
-        <w:t xml:space="preserve">— дыхательные и другие техники.</w:t>
-      </w:r>
-    </w:p>
-    <w:p>
-      <w:pPr>
-        <w:pStyle w:val="FirstParagraph"/>
-      </w:pPr>
-      <w:r>
-        <w:t xml:space="preserve">Российские клинические рекомендации по депрессии рекомендуют психотерапию разных видов и среди них отдельно — КПТ, направленную на коррекцию искажённых мыслей и освоение навыков более гибкого мышления и поведения, при обсессивно-компульсивном расстройстве — экспозиционную терапию с предотвращением ответной реакции (раздел 10.4). Британское руководство подбирает интенсивность по тяжести: при лёгких и умеренных симптомах — самопомощь по материалам КПТ при поддержке специалиста, при умеренной и тяжёлой депрессии — интенсивная психотерапия, например КПТ.</w:t>
-      </w:r>
-    </w:p>
-    <w:p>
-      <w:pPr>
-        <w:pStyle w:val="BodyText"/>
-      </w:pPr>
-      <w:r>
-        <w:rPr>
-          <w:bCs/>
-          <w:b/>
-        </w:rPr>
-        <w:t xml:space="preserve">Когда нужны лекарства.</w:t>
-      </w:r>
-      <w:r>
-        <w:t xml:space="preserve"> </w:t>
-      </w:r>
-      <w:r>
-        <w:t xml:space="preserve">ВОЗ называет случаи, когда лекарственное лечение может понадобиться: умеренные и тяжёлые симптомы; психологическая помощь не помогает или недоступна; биполярное расстройство, шизофрения или другое психотическое расстройство. Российские клинические рекомендации разрешают назначать антидепрессанты беременным с депрессией по строгим показаниям: при выраженных симптомах с тревогой, возбуждением, нарушениями сна и аппетита, которые ухудшают физическое состояние беременной; при мыслях о самоубийстве и склонности к нему; для предотвращения возврата депрессии, если вероятность возврата высока. Уровень убедительности этой рекомендации — B, уровень достоверности доказательств — 2.</w:t>
-      </w:r>
-    </w:p>
-    <w:p>
-      <w:pPr>
-        <w:pStyle w:val="BodyText"/>
-      </w:pPr>
-      <w:r>
-        <w:rPr>
-          <w:bCs/>
-          <w:b/>
-        </w:rPr>
-        <w:t xml:space="preserve">Как взвешивают риски.</w:t>
-      </w:r>
-      <w:r>
-        <w:t xml:space="preserve"> </w:t>
-      </w:r>
-      <w:r>
-        <w:t xml:space="preserve">Российские рекомендации говорят, что вопрос о пользе и вреде антидепрессантов при беременности остаётся открытым: информации и сравнительных исследований недостаточно. Современные рекомендации, по их словам, категорически не запрещают антидепрессанты при беременности, а предлагают взвешивать пользу и риск для матери и плода в каждом случае отдельно.</w:t>
-      </w:r>
-    </w:p>
-    <w:p>
-      <w:pPr>
-        <w:pStyle w:val="BodyText"/>
-      </w:pPr>
-      <w:r>
-        <w:rPr>
-          <w:highlight w:val="yellow"/>
-        </w:rPr>
-        <w:t xml:space="preserve">Что конкретно взвешивают, перечисляет NICE. Со стороны болезни — риск для психического здоровья и материнства без лечения и возможное влияние нелеченого расстройства на плод и ребёнка. Со стороны антидепрессантов — риск пороков сердца у плода, стойкой лёгочной гипертензии у новорождённого (нарушения кровообращения в лёгких после рождения), синдрома отмены у женщины и синдрома адаптации у новорождённого (временных нарушений самочувствия ребёнка в первые дни); для антидепрессантов групп СИОЗС и СИОЗСН, принятых в последний месяц перед родами, — небольшое повышение риска послеродового кровотечения. NICE оговаривает: неясно, вызваны ли эти риски самими препаратами или другими причинами. Это то, что нужно учесть, а не неизбежные последствия; насколько каждый из них велик для конкретного препарата, обсуждают с врачом. [ПРОВЕРИТЬ: вопрос врачу — нужны ли в тексте цифры абсолютного риска; источник — ACOG CPG 5 (закрыт) или обзор PubMed. Без источника цифры не приводятся.]</w:t>
-      </w:r>
-    </w:p>
-    <w:p>
-      <w:pPr>
-        <w:pStyle w:val="BodyText"/>
-      </w:pPr>
-      <w:r>
-        <w:t xml:space="preserve">Некоторые препараты при беременности стараются не назначать вовсе. NICE не рекомендует назначать вальпроевую кислоту для лечения психических расстройств беременным, женщинам, которые планируют беременность или собираются кормить грудью; у девочек и женщин её применяют только тогда, когда другие средства не подходят и действует программа предотвращения беременности, а бензодиазепины — кроме короткого курса при тяжёлой тревоге и возбуждении.</w:t>
-      </w:r>
-    </w:p>
-    <w:p>
-      <w:pPr>
-        <w:pStyle w:val="BodyText"/>
-      </w:pPr>
-      <w:r>
-        <w:rPr>
-          <w:bCs/>
-          <w:b/>
-        </w:rPr>
-        <w:t xml:space="preserve">Если вы уже принимаете лечение.</w:t>
-      </w:r>
-      <w:r>
-        <w:t xml:space="preserve"> </w:t>
-      </w:r>
-      <w:r>
-        <w:t xml:space="preserve">Узнав о беременности, не прекращайте приём самостоятельно. Российские клинические рекомендации по депрессии в информации для пациента говорят: не следует самостоятельно прерывать лечение, а прекращать длительный приём антидепрессантов предпочтительно постепенным снижением дозы. Если женщина с депрессией или тревожным расстройством решает прекратить приём, NICE рекомендует обсудить с ней причины, возможность психотерапии, возврата к лекарству или замены препарата и более частое наблюдение — и убедиться, что она знает о рисках отмены для себя и ребёнка. ВОЗ рекомендует, чтобы лекарственное лечение при беременности и кормлении грудью по возможности вёл специалист по психическому здоровью.</w:t>
-      </w:r>
-    </w:p>
-    <w:p>
-      <w:pPr>
-        <w:pStyle w:val="BodyText"/>
-      </w:pPr>
-      <w:r>
-        <w:rPr>
-          <w:bCs/>
-          <w:b/>
-        </w:rPr>
-        <w:t xml:space="preserve">Что сделать.</w:t>
-      </w:r>
-      <w:r>
-        <w:t xml:space="preserve"> </w:t>
-      </w:r>
-      <w:r>
         <w:t xml:space="preserve">Как можно раньше сообщите психиатру, который вас лечит, о беременности, а акушеру-гинекологу — о лечении. Возьмите с собой название препарата и дозу. Если планируете беременность и принимаете лекарства, обсудите это с психиатром заранее. Лекарство меняют, отменяют или оставляют — решение принимается вместе с врачом, после разговора о рисках, а не в одиночку. О лекарствах, начатых до беременности, в целом — Тема 7, раздел 7.5.</w:t>
       </w:r>
     </w:p>
     <w:p>
       <w:pPr>
-        <w:pStyle w:val="BodyText"/>
-      </w:pPr>
-      <w:r>
-        <w:rPr>
-          <w:bCs/>
-          <w:b/>
-        </w:rPr>
-        <w:t xml:space="preserve">Особые случаи.</w:t>
-      </w:r>
-      <w:r>
-        <w:t xml:space="preserve"> </w:t>
-      </w:r>
-      <w:r>
-        <w:t xml:space="preserve">Если у вас биполярное расстройство, психотическое расстройство или в прошлом был послеродовой психоз, лечение и наблюдение при беременности планируют особенно внимательно: NICE рекомендует при таком анамнезе следить за признаками послеродового психоза в первые две недели после родов. Договоритесь об этом с психиатром до родов.</w:t>
+        <w:pStyle w:val="Heading3"/>
+      </w:pPr>
+      <w:r>
+        <w:rPr/>
+        <w:t xml:space="preserve">Особые случаи</w:t>
+      </w:r>
+    </w:p>
+    <w:p>
+      <w:pPr>
+        <w:pStyle w:val="BodyText"/>
+      </w:pPr>
+      <w:r>
+        <w:t>Если у вас биполярное расстройство, психотическое расстройство или в прошлом был послеродовой психоз, лечение и наблюдение при беременности планируют особенно внимательно: NICE рекомендует при таком анамнезе следить за признаками послеродового психоза в первые две недели после родов. Договоритесь об этом с психиатром до родов.</w:t>
       </w:r>
     </w:p>
     <w:bookmarkEnd w:id="32"/>
@@ -2108,20 +2762,19 @@
     </w:p>
     <w:p>
       <w:pPr>
-        <w:pStyle w:val="BodyText"/>
-      </w:pPr>
-      <w:r>
-        <w:rPr>
-          <w:bCs/>
-          <w:b/>
-        </w:rPr>
-        <w:t xml:space="preserve">Что считается насилием.</w:t>
-      </w:r>
-      <w:r>
-        <w:t xml:space="preserve"> </w:t>
-      </w:r>
-      <w:r>
-        <w:t xml:space="preserve">Насилие не сводится к побоям. ВОЗ определяет насилие со стороны партнёра как поведение нынешнего или бывшего партнёра, которое причиняет физический, сексуальный или психологический вред: физическую агрессию, сексуальное принуждение, психологическое насилие и контролирующее поведение. Как это выглядит в жизни — признаки, которые важно узнать:</w:t>
+        <w:pStyle w:val="Heading3"/>
+      </w:pPr>
+      <w:r>
+        <w:rPr/>
+        <w:t xml:space="preserve">Что считается насилием</w:t>
+      </w:r>
+    </w:p>
+    <w:p>
+      <w:pPr>
+        <w:pStyle w:val="BodyText"/>
+      </w:pPr>
+      <w:r>
+        <w:t>Насилие не сводится к побоям. ВОЗ определяет насилие со стороны партнёра как поведение нынешнего или бывшего партнёра, которое причиняет физический, сексуальный или психологический вред: физическую агрессию, сексуальное принуждение, психологическое насилие и контролирующее поведение. Как это выглядит в жизни — признаки, которые важно узнать:</w:t>
       </w:r>
     </w:p>
     <w:p>
@@ -2242,110 +2895,104 @@
     </w:p>
     <w:p>
       <w:pPr>
-        <w:pStyle w:val="BodyText"/>
-      </w:pPr>
-      <w:r>
-        <w:rPr>
-          <w:bCs/>
-          <w:b/>
-        </w:rPr>
-        <w:t xml:space="preserve">Не только партнёр.</w:t>
-      </w:r>
-      <w:r>
-        <w:t xml:space="preserve"> </w:t>
-      </w:r>
-      <w:r>
-        <w:t xml:space="preserve">Определение выше касается партнёра, но ВОЗ говорит шире — о домашнем насилии, а российский порядок помощи — о женщинах, подвергшихся психофизическому насилию, без уточнения, кто его совершает. Контроль, унижение, угрозы, запрет ходить к врачу бывают и со стороны родителей, свекрови, других родственников, особенно если вы живёте вместе. Помощь в этом случае та же, что описана ниже.</w:t>
-      </w:r>
-    </w:p>
-    <w:p>
-      <w:pPr>
-        <w:pStyle w:val="BodyText"/>
-      </w:pPr>
-      <w:r>
-        <w:rPr>
-          <w:bCs/>
-          <w:b/>
-        </w:rPr>
-        <w:t xml:space="preserve">Почему это вопрос здоровья, а не только семьи.</w:t>
-      </w:r>
-      <w:r>
-        <w:t xml:space="preserve"> </w:t>
-      </w:r>
-      <w:r>
-        <w:t xml:space="preserve">Насилие влияет на течение беременности и на психическое здоровье (выше), а контроль может мешать получать медицинскую помощь. ВОЗ включает помощь при насилии в работу служб, которые ведут беременность. ВОЗ не рекомендует спрашивать о насилии на каждом приёме у любого врача, но для ведения беременности делает исключение: из-за двойной уязвимости в это время о насилии со стороны партнёра можно спрашивать регулярно — если для этого всё подготовлено. Одно из условий — безопасность: партнёра при таком разговоре быть не должно. Американская коллегия акушеров-гинекологов рекомендует спрашивать о насилии и принуждении при первом визите по беременности, как минимум раз в триместр и после родов. В российских клинических рекомендациях «Нормальная беременность» такой рекомендации нет; поэтому, если вас не спросили, начать разговор придётся самой.</w:t>
-      </w:r>
-    </w:p>
-    <w:p>
-      <w:pPr>
-        <w:pStyle w:val="BodyText"/>
-      </w:pPr>
-      <w:r>
-        <w:rPr>
-          <w:bCs/>
-          <w:b/>
-        </w:rPr>
-        <w:t xml:space="preserve">Кому можно сказать.</w:t>
-      </w:r>
-      <w:r>
-        <w:t xml:space="preserve"> </w:t>
-      </w:r>
-      <w:r>
-        <w:t xml:space="preserve">Акушер-гинеколог, психолог в женской консультации, терапевт — люди, которым можно сказать, что дома небезопасно. В структуре женской консультации порядок оказания помощи предусматривает кабинет психологической и медико-социальной помощи женщинам, оказавшимся в трудной жизненной ситуации. Для таких женщин, в том числе подвергшихся психофизическому насилию, создаются и центры медико-социальной поддержки: там предусмотрены психотерапевт, психолог, специалист по социальной работе и юрист, а среди функций центра — организация телефонов доверия. Спросите в женской консультации, есть ли такой кабинет или центр в вашем городе. Если партнёр приходит на приём вместе с вами, попросите врача поговорить с вами наедине: ВОЗ называет отсутствие партнёра условием такого разговора. Начать разговор можно так: «Мне дома небезопасно. Мне нужна консультация психолога и юриста». Спросите, есть ли в консультации кабинет медико-социальной помощи и куда вас могут направить. ВОЗ рекомендует врачам при насилии осмотреть женщину на предмет травм и инфекций, рассказать о доступной помощи и обеспечить продолжительную психологическую поддержку.</w:t>
-      </w:r>
-    </w:p>
-    <w:p>
-      <w:pPr>
-        <w:pStyle w:val="BodyText"/>
-      </w:pPr>
-      <w:r>
-        <w:rPr>
-          <w:bCs/>
-          <w:b/>
-        </w:rPr>
-        <w:t xml:space="preserve">Решение остаётся за вами.</w:t>
-      </w:r>
-      <w:r>
-        <w:t xml:space="preserve"> </w:t>
-      </w:r>
-      <w:r>
-        <w:t xml:space="preserve">ВОЗ рекомендует не давить на женщину, чтобы она ушла от партнёра или заявила о насилии, потому что это может подвергнуть её опасности, и помогать тем, кто готов и может уйти. Обратиться за помощью можно, не принимая сразу никаких решений: помощь начинается с разговора и плана безопасности. Вместе со специалистом можно заранее обдумать: куда вы уйдёте, если придётся уйти быстро; одна или с детьми; как туда добраться; какие документы, ключи, деньги и вещи взять; есть ли у вас доступ к деньгам; есть ли сосед, которому можно рассказать и который вызовет полицию.</w:t>
-      </w:r>
-    </w:p>
-    <w:p>
-      <w:pPr>
-        <w:pStyle w:val="BodyText"/>
-      </w:pPr>
-      <w:r>
-        <w:rPr>
-          <w:bCs/>
-          <w:b/>
-        </w:rPr>
-        <w:t xml:space="preserve">Когда нужна помощь сразу.</w:t>
-      </w:r>
-      <w:r>
-        <w:t xml:space="preserve"> </w:t>
-      </w:r>
-      <w:r>
-        <w:t xml:space="preserve">Если вас бьют или угрожают жизни прямо сейчас, звоните в полицию (102 или 112): это единственный путь, который может сработать немедленно. Дальше нужны люди, которые помогут выйти из ситуации: кризисный центр для женщин, психолог, юрист. Их контакты — во врезке «Куда обращаться за помощью» в конце главы. При сексуализированном насилии есть отдельный центр помощи — «Сёстры» (там же). После травмы, в том числе удара в живот, нужен осмотр врача, даже если вы чувствуете себя хорошо (Раздел 0 «Быстрая помощь»; Тема 8, раздел 8.16).</w:t>
-      </w:r>
-    </w:p>
-    <w:p>
-      <w:pPr>
-        <w:pStyle w:val="BodyText"/>
-      </w:pPr>
-      <w:r>
-        <w:rPr>
-          <w:bCs/>
-          <w:b/>
-        </w:rPr>
-        <w:t xml:space="preserve">Если вы рядом и видите это со стороны.</w:t>
-      </w:r>
-      <w:r>
-        <w:t xml:space="preserve"> </w:t>
-      </w:r>
-      <w:r>
-        <w:t xml:space="preserve">Поговорите с ней наедине, когда рядом нет того, кого она опасается. Скажите, что вы заметили, и спросите, чем помочь. Не требуйте уйти или заявить в полицию: ВОЗ предупреждает, что давление может сделать положение женщины опаснее, и решение остаётся за ней. Помогите найти кабинет медико-социальной помощи или кризисный центр (врезка «Куда обращаться за помощью») и предложите сходить вместе. ВОЗ советует привлекать близких к поддержке беременной — с её согласия. Если ей угрожают жизни прямо сейчас, звоните 102 или 112 сами.</w:t>
+        <w:pStyle w:val="Heading3"/>
+      </w:pPr>
+      <w:r>
+        <w:rPr/>
+        <w:t xml:space="preserve">Не только партнёр</w:t>
+      </w:r>
+    </w:p>
+    <w:p>
+      <w:pPr>
+        <w:pStyle w:val="BodyText"/>
+      </w:pPr>
+      <w:r>
+        <w:t>Определение выше касается партнёра, но ВОЗ говорит шире — о домашнем насилии, а российский порядок помощи — о женщинах, подвергшихся психофизическому насилию, без уточнения, кто его совершает. Контроль, унижение, угрозы, запрет ходить к врачу бывают и со стороны родителей, свекрови, других родственников, особенно если вы живёте вместе. Помощь в этом случае та же, что описана ниже.</w:t>
+      </w:r>
+    </w:p>
+    <w:p>
+      <w:pPr>
+        <w:pStyle w:val="Heading3"/>
+      </w:pPr>
+      <w:r>
+        <w:rPr/>
+        <w:t xml:space="preserve">Почему это вопрос здоровья, а не только семьи</w:t>
+      </w:r>
+    </w:p>
+    <w:p>
+      <w:pPr>
+        <w:pStyle w:val="BodyText"/>
+      </w:pPr>
+      <w:r>
+        <w:t>Насилие влияет на течение беременности и на психическое здоровье (выше), а контроль может мешать получать медицинскую помощь. ВОЗ включает помощь при насилии в работу служб, которые ведут беременность. ВОЗ не рекомендует спрашивать о насилии на каждом приёме у любого врача, но для ведения беременности делает исключение: из-за двойной уязвимости в это время о насилии со стороны партнёра можно спрашивать регулярно — если для этого всё подготовлено. Одно из условий — безопасность: партнёра при таком разговоре быть не должно. Американская коллегия акушеров-гинекологов рекомендует спрашивать о насилии и принуждении при первом визите по беременности, как минимум раз в триместр и после родов. В российских клинических рекомендациях «Нормальная беременность» такой рекомендации нет; поэтому, если вас не спросили, начать разговор придётся самой.</w:t>
+      </w:r>
+    </w:p>
+    <w:p>
+      <w:pPr>
+        <w:pStyle w:val="Heading3"/>
+      </w:pPr>
+      <w:r>
+        <w:rPr/>
+        <w:t xml:space="preserve">Кому можно сказать</w:t>
+      </w:r>
+    </w:p>
+    <w:p>
+      <w:pPr>
+        <w:pStyle w:val="BodyText"/>
+      </w:pPr>
+      <w:r>
+        <w:t>Акушер-гинеколог, психолог в женской консультации, терапевт — люди, которым можно сказать, что дома небезопасно. В структуре женской консультации порядок оказания помощи предусматривает кабинет психологической и медико-социальной помощи женщинам, оказавшимся в трудной жизненной ситуации. Для таких женщин, в том числе подвергшихся психофизическому насилию, создаются и центры медико-социальной поддержки: там предусмотрены психотерапевт, психолог, специалист по социальной работе и юрист, а среди функций центра — организация телефонов доверия. Спросите в женской консультации, есть ли такой кабинет или центр в вашем городе. Если партнёр приходит на приём вместе с вами, попросите врача поговорить с вами наедине: ВОЗ называет отсутствие партнёра условием такого разговора. Начать разговор можно так: «Мне дома небезопасно. Мне нужна консультация психолога и юриста». Спросите, есть ли в консультации кабинет медико-социальной помощи и куда вас могут направить. ВОЗ рекомендует врачам при насилии осмотреть женщину на предмет травм и инфекций, рассказать о доступной помощи и обеспечить продолжительную психологическую поддержку.</w:t>
+      </w:r>
+    </w:p>
+    <w:p>
+      <w:pPr>
+        <w:pStyle w:val="Heading3"/>
+      </w:pPr>
+      <w:r>
+        <w:rPr/>
+        <w:t xml:space="preserve">Решение остаётся за вами</w:t>
+      </w:r>
+    </w:p>
+    <w:p>
+      <w:pPr>
+        <w:pStyle w:val="BodyText"/>
+      </w:pPr>
+      <w:r>
+        <w:t>ВОЗ рекомендует не давить на женщину, чтобы она ушла от партнёра или заявила о насилии, потому что это может подвергнуть её опасности, и помогать тем, кто готов и может уйти. Обратиться за помощью можно, не принимая сразу никаких решений: помощь начинается с разговора и плана безопасности. Вместе со специалистом можно заранее обдумать: куда вы уйдёте, если придётся уйти быстро; одна или с детьми; как туда добраться; какие документы, ключи, деньги и вещи взять; есть ли у вас доступ к деньгам; есть ли сосед, которому можно рассказать и который вызовет полицию.</w:t>
+      </w:r>
+    </w:p>
+    <w:p>
+      <w:pPr>
+        <w:pStyle w:val="Heading3"/>
+      </w:pPr>
+      <w:r>
+        <w:rPr/>
+        <w:t xml:space="preserve">Когда нужна помощь сразу</w:t>
+      </w:r>
+    </w:p>
+    <w:p>
+      <w:pPr>
+        <w:pStyle w:val="BodyText"/>
+      </w:pPr>
+      <w:r>
+        <w:t>Если вас бьют или угрожают жизни прямо сейчас, звоните в полицию (102 или 112): это единственный путь, который может сработать немедленно. Дальше нужны люди, которые помогут выйти из ситуации: кризисный центр для женщин, психолог, юрист. Их контакты — во врезке «Куда обращаться за помощью» в конце главы. При сексуализированном насилии есть отдельный центр помощи — «Сёстры» (там же). После травмы, в том числе удара в живот, нужен осмотр врача, даже если вы чувствуете себя хорошо (Раздел 0 «Быстрая помощь»; Тема 8, раздел 8.16).</w:t>
+      </w:r>
+    </w:p>
+    <w:p>
+      <w:pPr>
+        <w:pStyle w:val="Heading3"/>
+      </w:pPr>
+      <w:r>
+        <w:rPr/>
+        <w:t xml:space="preserve">Если вы рядом и видите это со стороны</w:t>
+      </w:r>
+    </w:p>
+    <w:p>
+      <w:pPr>
+        <w:pStyle w:val="BodyText"/>
+      </w:pPr>
+      <w:r>
+        <w:t>Поговорите с ней наедине, когда рядом нет того, кого она опасается. Скажите, что вы заметили, и спросите, чем помочь. Не требуйте уйти или заявить в полицию: ВОЗ предупреждает, что давление может сделать положение женщины опаснее, и решение остаётся за ней. Помогите найти кабинет медико-социальной помощи или кризисный центр (врезка «Куда обращаться за помощью») и предложите сходить вместе. ВОЗ советует привлекать близких к поддержке беременной — с её согласия. Если ей угрожают жизни прямо сейчас, звоните 102 или 112 сами.</w:t>
       </w:r>
     </w:p>
     <w:bookmarkEnd w:id="33"/>
@@ -2368,32 +3015,28 @@
     </w:p>
     <w:p>
       <w:pPr>
-        <w:pStyle w:val="BodyText"/>
-      </w:pPr>
-      <w:r>
-        <w:rPr>
-          <w:bCs/>
-          <w:b/>
-        </w:rPr>
-        <w:t xml:space="preserve">Мысли о самоубийстве.</w:t>
-      </w:r>
-      <w:r>
-        <w:t xml:space="preserve"> </w:t>
-      </w:r>
-      <w:r>
-        <w:t xml:space="preserve">ВОЗ называет самоубийство одной из ведущих причин смерти женщин; депрессия — значимый фактор риска; мысли о самоубийстве или самоповреждения бывают у 20 % женщин с перинатальными нарушениями психического здоровья — такова верхняя граница оценки. Мысли о самоубийстве не всегда переходят в план, но большинству самоубийств предшествуют предупреждающие признаки.</w:t>
-      </w:r>
-    </w:p>
-    <w:p>
-      <w:pPr>
-        <w:pStyle w:val="BodyText"/>
-      </w:pPr>
-      <w:r>
-        <w:rPr>
-          <w:bCs/>
-          <w:b/>
-        </w:rPr>
-        <w:t xml:space="preserve">Когда помощь нужна немедленно:</w:t>
+        <w:pStyle w:val="Heading3"/>
+      </w:pPr>
+      <w:r>
+        <w:rPr/>
+        <w:t xml:space="preserve">Мысли о самоубийстве</w:t>
+      </w:r>
+    </w:p>
+    <w:p>
+      <w:pPr>
+        <w:pStyle w:val="BodyText"/>
+      </w:pPr>
+      <w:r>
+        <w:t>ВОЗ называет самоубийство одной из ведущих причин смерти женщин; депрессия — значимый фактор риска; мысли о самоубийстве или самоповреждения бывают у 20 % женщин с перинатальными нарушениями психического здоровья — такова верхняя граница оценки. Мысли о самоубийстве не всегда переходят в план, но большинству самоубийств предшествуют предупреждающие признаки.</w:t>
+      </w:r>
+    </w:p>
+    <w:p>
+      <w:pPr>
+        <w:pStyle w:val="Heading3"/>
+      </w:pPr>
+      <w:r>
+        <w:rPr/>
+        <w:t xml:space="preserve">Когда помощь нужна немедленно</w:t>
       </w:r>
     </w:p>
     <w:p>
@@ -2457,14 +3100,11 @@
     </w:p>
     <w:p>
       <w:pPr>
-        <w:pStyle w:val="BodyText"/>
-      </w:pPr>
-      <w:r>
-        <w:rPr>
-          <w:bCs/>
-          <w:b/>
-        </w:rPr>
-        <w:t xml:space="preserve">Что делать.</w:t>
+        <w:pStyle w:val="Heading3"/>
+      </w:pPr>
+      <w:r>
+        <w:rPr/>
+        <w:t xml:space="preserve">Что делать</w:t>
       </w:r>
     </w:p>
     <w:p>
